--- a/6-过程管理/运行记录类文件/JXTX-06-17-硬盘与Redis容量规划.docx
+++ b/6-过程管理/运行记录类文件/JXTX-06-17-硬盘与Redis容量规划.docx
@@ -1,10 +1,11 @@
 
 <file path=word/document.xml><?xml version="1.0" encoding="utf-8"?>
-<w:document xmlns:wpc="http://schemas.microsoft.com/office/word/2010/wordprocessingCanvas" xmlns:mc="http://schemas.openxmlformats.org/markup-compatibility/2006" xmlns:o="urn:schemas-microsoft-com:office:office" xmlns:r="http://schemas.openxmlformats.org/officeDocument/2006/relationships" xmlns:m="http://schemas.openxmlformats.org/officeDocument/2006/math" xmlns:v="urn:schemas-microsoft-com:vml" xmlns:wp14="http://schemas.microsoft.com/office/word/2010/wordprocessingDrawing" xmlns:wp="http://schemas.openxmlformats.org/drawingml/2006/wordprocessingDrawing" xmlns:w="http://schemas.openxmlformats.org/wordprocessingml/2006/main" xmlns:w14="http://schemas.microsoft.com/office/word/2010/wordml" xmlns:w10="urn:schemas-microsoft-com:office:word" xmlns:w15="http://schemas.microsoft.com/office/word/2012/wordml" xmlns:wpg="http://schemas.microsoft.com/office/word/2010/wordprocessingGroup" xmlns:wpi="http://schemas.microsoft.com/office/word/2010/wordprocessingInk" xmlns:wne="http://schemas.microsoft.com/office/word/2006/wordml" xmlns:wps="http://schemas.microsoft.com/office/word/2010/wordprocessingShape" xmlns:wpsCustomData="http://www.wps.cn/officeDocument/2013/wpsCustomData" mc:Ignorable="w14 w15 wp14">
+<w:document xmlns:wpc="http://schemas.microsoft.com/office/word/2010/wordprocessingCanvas" xmlns:mc="http://schemas.openxmlformats.org/markup-compatibility/2006" xmlns:o="urn:schemas-microsoft-com:office:office" xmlns:r="http://schemas.openxmlformats.org/officeDocument/2006/relationships" xmlns:m="http://schemas.openxmlformats.org/officeDocument/2006/math" xmlns:v="urn:schemas-microsoft-com:vml" xmlns:wp14="http://schemas.microsoft.com/office/word/2010/wordprocessingDrawing" xmlns:wp="http://schemas.openxmlformats.org/drawingml/2006/wordprocessingDrawing" xmlns:w10="urn:schemas-microsoft-com:office:word" xmlns:w="http://schemas.openxmlformats.org/wordprocessingml/2006/main" xmlns:w14="http://schemas.microsoft.com/office/word/2010/wordml" xmlns:w15="http://schemas.microsoft.com/office/word/2012/wordml" xmlns:wne="http://schemas.microsoft.com/office/word/2006/wordml" xmlns:wpg="http://schemas.microsoft.com/office/word/2010/wordprocessingGroup" xmlns:wpi="http://schemas.microsoft.com/office/word/2010/wordprocessingInk" xmlns:wps="http://schemas.microsoft.com/office/word/2010/wordprocessingShape" mc:Ignorable="w14 w15 wp14">
+  <!-- Generated by Aspose.Words for .NET 13.3.0.1 -->
   <w:body>
     <w:p>
       <w:pPr>
-        <w:pStyle w:val="24"/>
+        <w:pStyle w:val="a"/>
         <w:keepNext w:val="0"/>
         <w:keepLines w:val="0"/>
         <w:pageBreakBefore w:val="0"/>
@@ -24,7 +25,7 @@
       <w:bookmarkStart w:id="0" w:name="_Toc27446"/>
       <w:r>
         <w:drawing>
-          <wp:anchor distT="0" distB="0" distL="114300" distR="114300" simplePos="0" relativeHeight="251661312" behindDoc="1" locked="0" layoutInCell="1" allowOverlap="1">
+          <wp:anchor distT="0" distB="0" distL="114300" distR="114300" simplePos="0" relativeHeight="251660288" behindDoc="1" locked="0" layoutInCell="1" allowOverlap="1">
             <wp:simplePos x="0" y="0"/>
             <wp:positionH relativeFrom="column">
               <wp:posOffset>-19050</wp:posOffset>
@@ -49,7 +50,7 @@
                     </pic:cNvPicPr>
                   </pic:nvPicPr>
                   <pic:blipFill>
-                    <a:blip r:embed="rId7"/>
+                    <a:blip xmlns:r="http://schemas.openxmlformats.org/officeDocument/2006/relationships" r:embed="rId4"/>
                     <a:stretch>
                       <a:fillRect/>
                     </a:stretch>
@@ -75,7 +76,7 @@
       </w:r>
       <w:r>
         <w:drawing>
-          <wp:anchor distT="0" distB="0" distL="114300" distR="114300" simplePos="0" relativeHeight="251660288" behindDoc="1" locked="0" layoutInCell="1" allowOverlap="1">
+          <wp:anchor distT="0" distB="0" distL="114300" distR="114300" simplePos="0" relativeHeight="251659264" behindDoc="1" locked="0" layoutInCell="1" allowOverlap="1">
             <wp:simplePos x="0" y="0"/>
             <wp:positionH relativeFrom="column">
               <wp:posOffset>0</wp:posOffset>
@@ -100,7 +101,7 @@
                     </pic:cNvPicPr>
                   </pic:nvPicPr>
                   <pic:blipFill>
-                    <a:blip r:embed="rId8"/>
+                    <a:blip xmlns:r="http://schemas.openxmlformats.org/officeDocument/2006/relationships" r:embed="rId5"/>
                     <a:stretch>
                       <a:fillRect/>
                     </a:stretch>
@@ -130,7 +131,7 @@
           <w:lang w:val="en-US" w:eastAsia="zh-CN"/>
         </w:rPr>
         <w:drawing>
-          <wp:anchor distT="0" distB="0" distL="114300" distR="114300" simplePos="0" relativeHeight="251659264" behindDoc="1" locked="0" layoutInCell="1" allowOverlap="1">
+          <wp:anchor distT="0" distB="0" distL="114300" distR="114300" simplePos="0" relativeHeight="251658240" behindDoc="1" locked="0" layoutInCell="1" allowOverlap="1">
             <wp:simplePos x="0" y="0"/>
             <wp:positionH relativeFrom="column">
               <wp:posOffset>635</wp:posOffset>
@@ -155,7 +156,7 @@
                     </pic:cNvPicPr>
                   </pic:nvPicPr>
                   <pic:blipFill>
-                    <a:blip r:embed="rId9">
+                    <a:blip xmlns:r="http://schemas.openxmlformats.org/officeDocument/2006/relationships" r:embed="rId6">
                       <a:alphaModFix amt="58000"/>
                       <a:lum contrast="-52000"/>
                     </a:blip>
@@ -189,7 +190,7 @@
     </w:p>
     <w:p>
       <w:pPr>
-        <w:pStyle w:val="25"/>
+        <w:pStyle w:val="a0"/>
         <w:keepNext w:val="0"/>
         <w:keepLines w:val="0"/>
         <w:pageBreakBefore w:val="0"/>
@@ -210,8 +211,6 @@
           <w:lang w:val="en-US" w:eastAsia="zh-CN"/>
         </w:rPr>
       </w:pPr>
-      <w:bookmarkStart w:id="16" w:name="_GoBack"/>
-      <w:bookmarkEnd w:id="16"/>
       <w:r>
         <w:rPr>
           <w:rFonts w:hint="eastAsia"/>
@@ -236,11 +235,11 @@
         <w:adjustRightInd w:val="0"/>
         <w:snapToGrid w:val="0"/>
         <w:spacing w:after="624" w:afterLines="200" w:line="219" w:lineRule="auto"/>
-        <w:ind w:left="0" w:leftChars="0" w:right="0" w:rightChars="0" w:firstLine="0" w:firstLineChars="0"/>
+        <w:ind w:left="0" w:right="0" w:firstLine="0" w:leftChars="0" w:rightChars="0" w:firstLineChars="0"/>
         <w:jc w:val="center"/>
         <w:textAlignment w:val="baseline"/>
         <w:rPr>
-          <w:rFonts w:hint="default" w:ascii="宋体" w:hAnsi="宋体" w:eastAsia="宋体" w:cs="宋体"/>
+          <w:rFonts w:ascii="宋体" w:eastAsia="宋体" w:hAnsi="宋体" w:cs="宋体" w:hint="default"/>
           <w:sz w:val="24"/>
           <w:szCs w:val="24"/>
           <w:lang w:val="en-US" w:eastAsia="zh-CN"/>
@@ -248,7 +247,7 @@
       </w:pPr>
       <w:r>
         <w:rPr>
-          <w:rFonts w:ascii="宋体" w:hAnsi="宋体" w:eastAsia="宋体" w:cs="宋体"/>
+          <w:rFonts w:ascii="宋体" w:eastAsia="宋体" w:hAnsi="宋体" w:cs="宋体"/>
           <w:b/>
           <w:bCs/>
           <w:spacing w:val="-3"/>
@@ -259,7 +258,7 @@
       </w:r>
       <w:r>
         <w:rPr>
-          <w:rFonts w:hint="eastAsia" w:ascii="宋体" w:hAnsi="宋体" w:eastAsia="宋体" w:cs="宋体"/>
+          <w:rFonts w:ascii="宋体" w:eastAsia="宋体" w:hAnsi="宋体" w:cs="宋体" w:hint="eastAsia"/>
           <w:b/>
           <w:bCs/>
           <w:spacing w:val="-3"/>
@@ -271,7 +270,7 @@
       </w:r>
       <w:r>
         <w:rPr>
-          <w:rFonts w:ascii="宋体" w:hAnsi="宋体" w:eastAsia="宋体" w:cs="宋体"/>
+          <w:rFonts w:ascii="宋体" w:eastAsia="宋体" w:hAnsi="宋体" w:cs="宋体"/>
           <w:b/>
           <w:bCs/>
           <w:spacing w:val="-3"/>
@@ -282,7 +281,7 @@
       </w:r>
       <w:r>
         <w:rPr>
-          <w:rFonts w:hint="eastAsia" w:ascii="宋体" w:hAnsi="宋体" w:cs="宋体"/>
+          <w:rFonts w:ascii="宋体" w:hAnsi="宋体" w:cs="宋体" w:hint="eastAsia"/>
           <w:b/>
           <w:bCs/>
           <w:spacing w:val="-3"/>
@@ -294,7 +293,7 @@
       </w:r>
       <w:r>
         <w:rPr>
-          <w:rFonts w:ascii="宋体" w:hAnsi="宋体" w:eastAsia="宋体" w:cs="宋体"/>
+          <w:rFonts w:ascii="宋体" w:eastAsia="宋体" w:hAnsi="宋体" w:cs="宋体"/>
           <w:b/>
           <w:bCs/>
           <w:spacing w:val="-3"/>
@@ -305,7 +304,7 @@
       </w:r>
       <w:r>
         <w:rPr>
-          <w:rFonts w:hint="eastAsia" w:ascii="宋体" w:hAnsi="宋体" w:cs="宋体"/>
+          <w:rFonts w:ascii="宋体" w:hAnsi="宋体" w:cs="宋体" w:hint="eastAsia"/>
           <w:b/>
           <w:bCs/>
           <w:spacing w:val="-3"/>
@@ -313,23 +312,24 @@
           <w:szCs w:val="24"/>
           <w:lang w:val="en-US" w:eastAsia="zh-CN"/>
         </w:rPr>
-        <w:t>16</w:t>
+        <w:t>17</w:t>
       </w:r>
+      <w:bookmarkStart w:id="1" w:name="_GoBack"/>
+      <w:bookmarkEnd w:id="1"/>
     </w:p>
     <w:tbl>
       <w:tblPr>
-        <w:tblStyle w:val="21"/>
+        <w:tblStyle w:val="TableGrid"/>
         <w:tblW w:w="0" w:type="auto"/>
         <w:jc w:val="center"/>
         <w:tblBorders>
-          <w:top w:val="none" w:color="auto" w:sz="0" w:space="0"/>
-          <w:left w:val="none" w:color="auto" w:sz="0" w:space="0"/>
-          <w:bottom w:val="none" w:color="auto" w:sz="0" w:space="0"/>
-          <w:right w:val="none" w:color="auto" w:sz="0" w:space="0"/>
-          <w:insideH w:val="none" w:color="auto" w:sz="0" w:space="0"/>
-          <w:insideV w:val="none" w:color="auto" w:sz="0" w:space="0"/>
+          <w:top w:val="nil"/>
+          <w:left w:val="nil"/>
+          <w:bottom w:val="nil"/>
+          <w:right w:val="nil"/>
+          <w:insideH w:val="nil"/>
+          <w:insideV w:val="nil"/>
         </w:tblBorders>
-        <w:tblLayout w:type="autofit"/>
         <w:tblCellMar>
           <w:top w:w="0" w:type="dxa"/>
           <w:left w:w="108" w:type="dxa"/>
@@ -343,13 +343,15 @@
       </w:tblGrid>
       <w:tr>
         <w:tblPrEx>
+          <w:tblW w:w="0" w:type="auto"/>
+          <w:jc w:val="center"/>
           <w:tblBorders>
-            <w:top w:val="none" w:color="auto" w:sz="0" w:space="0"/>
-            <w:left w:val="none" w:color="auto" w:sz="0" w:space="0"/>
-            <w:bottom w:val="none" w:color="auto" w:sz="0" w:space="0"/>
-            <w:right w:val="none" w:color="auto" w:sz="0" w:space="0"/>
-            <w:insideH w:val="none" w:color="auto" w:sz="0" w:space="0"/>
-            <w:insideV w:val="none" w:color="auto" w:sz="0" w:space="0"/>
+            <w:top w:val="nil"/>
+            <w:left w:val="nil"/>
+            <w:bottom w:val="nil"/>
+            <w:right w:val="nil"/>
+            <w:insideH w:val="nil"/>
+            <w:insideV w:val="nil"/>
           </w:tblBorders>
           <w:tblCellMar>
             <w:top w:w="0" w:type="dxa"/>
@@ -359,7 +361,7 @@
           </w:tblCellMar>
         </w:tblPrEx>
         <w:trPr>
-          <w:trHeight w:val="810" w:hRule="atLeast"/>
+          <w:trHeight w:val="810"/>
           <w:jc w:val="center"/>
         </w:trPr>
         <w:tc>
@@ -398,7 +400,7 @@
             </w:r>
             <w:r>
               <w:rPr>
-                <w:rFonts w:hint="default" w:asciiTheme="minorAscii" w:hAnsiTheme="minorAscii" w:eastAsiaTheme="minorEastAsia"/>
+                <w:rFonts w:asciiTheme="minorAscii" w:eastAsiaTheme="minorEastAsia" w:hAnsiTheme="minorAscii" w:hint="default"/>
                 <w:spacing w:val="227"/>
                 <w:sz w:val="21"/>
                 <w:vertAlign w:val="baseline"/>
@@ -453,7 +455,7 @@
             </w:r>
             <w:r>
               <w:rPr>
-                <w:rFonts w:hint="eastAsia" w:asciiTheme="minorAscii" w:hAnsiTheme="minorAscii" w:eastAsiaTheme="minorEastAsia"/>
+                <w:rFonts w:asciiTheme="minorAscii" w:eastAsiaTheme="minorEastAsia" w:hAnsiTheme="minorAscii" w:hint="eastAsia"/>
                 <w:spacing w:val="227"/>
                 <w:sz w:val="21"/>
                 <w:vertAlign w:val="baseline"/>
@@ -475,14 +477,8 @@
       </w:tr>
       <w:tr>
         <w:tblPrEx>
-          <w:tblBorders>
-            <w:top w:val="none" w:color="auto" w:sz="0" w:space="0"/>
-            <w:left w:val="none" w:color="auto" w:sz="0" w:space="0"/>
-            <w:bottom w:val="none" w:color="auto" w:sz="0" w:space="0"/>
-            <w:right w:val="none" w:color="auto" w:sz="0" w:space="0"/>
-            <w:insideH w:val="none" w:color="auto" w:sz="0" w:space="0"/>
-            <w:insideV w:val="none" w:color="auto" w:sz="0" w:space="0"/>
-          </w:tblBorders>
+          <w:tblW w:w="0" w:type="auto"/>
+          <w:jc w:val="center"/>
           <w:tblCellMar>
             <w:top w:w="0" w:type="dxa"/>
             <w:left w:w="108" w:type="dxa"/>
@@ -491,7 +487,7 @@
           </w:tblCellMar>
         </w:tblPrEx>
         <w:trPr>
-          <w:trHeight w:val="810" w:hRule="atLeast"/>
+          <w:trHeight w:val="810"/>
           <w:jc w:val="center"/>
         </w:trPr>
         <w:tc>
@@ -516,7 +512,7 @@
               <w:snapToGrid w:val="0"/>
               <w:textAlignment w:val="baseline"/>
               <w:rPr>
-                <w:rFonts w:hint="default" w:ascii="Arial" w:hAnsi="Arial" w:eastAsia="Arial" w:cs="Arial"/>
+                <w:rFonts w:ascii="Arial" w:eastAsia="Arial" w:hAnsi="Arial" w:cs="Arial" w:hint="default"/>
                 <w:snapToGrid w:val="0"/>
                 <w:color w:val="000000"/>
                 <w:kern w:val="0"/>
@@ -548,7 +544,7 @@
             </w:r>
             <w:r>
               <w:rPr>
-                <w:rFonts w:hint="default" w:asciiTheme="minorAscii" w:hAnsiTheme="minorAscii" w:eastAsiaTheme="minorEastAsia"/>
+                <w:rFonts w:asciiTheme="minorAscii" w:eastAsiaTheme="minorEastAsia" w:hAnsiTheme="minorAscii" w:hint="default"/>
                 <w:spacing w:val="227"/>
                 <w:sz w:val="21"/>
                 <w:vertAlign w:val="baseline"/>
@@ -602,7 +598,7 @@
               <w:snapToGrid w:val="0"/>
               <w:textAlignment w:val="baseline"/>
               <w:rPr>
-                <w:rFonts w:hint="default" w:ascii="Arial" w:hAnsi="Arial" w:eastAsia="Arial" w:cs="Arial"/>
+                <w:rFonts w:ascii="Arial" w:eastAsia="Arial" w:hAnsi="Arial" w:cs="Arial" w:hint="default"/>
                 <w:snapToGrid w:val="0"/>
                 <w:color w:val="000000"/>
                 <w:kern w:val="0"/>
@@ -622,7 +618,7 @@
             </w:r>
             <w:r>
               <w:rPr>
-                <w:rFonts w:hint="eastAsia" w:asciiTheme="minorAscii" w:hAnsiTheme="minorAscii" w:eastAsiaTheme="minorEastAsia"/>
+                <w:rFonts w:asciiTheme="minorAscii" w:eastAsiaTheme="minorEastAsia" w:hAnsiTheme="minorAscii" w:hint="eastAsia"/>
                 <w:spacing w:val="227"/>
                 <w:sz w:val="21"/>
                 <w:vertAlign w:val="baseline"/>
@@ -644,14 +640,8 @@
       </w:tr>
       <w:tr>
         <w:tblPrEx>
-          <w:tblBorders>
-            <w:top w:val="none" w:color="auto" w:sz="0" w:space="0"/>
-            <w:left w:val="none" w:color="auto" w:sz="0" w:space="0"/>
-            <w:bottom w:val="none" w:color="auto" w:sz="0" w:space="0"/>
-            <w:right w:val="none" w:color="auto" w:sz="0" w:space="0"/>
-            <w:insideH w:val="none" w:color="auto" w:sz="0" w:space="0"/>
-            <w:insideV w:val="none" w:color="auto" w:sz="0" w:space="0"/>
-          </w:tblBorders>
+          <w:tblW w:w="0" w:type="auto"/>
+          <w:jc w:val="center"/>
           <w:tblCellMar>
             <w:top w:w="0" w:type="dxa"/>
             <w:left w:w="108" w:type="dxa"/>
@@ -660,7 +650,7 @@
           </w:tblCellMar>
         </w:tblPrEx>
         <w:trPr>
-          <w:trHeight w:val="635" w:hRule="atLeast"/>
+          <w:trHeight w:val="635"/>
           <w:jc w:val="center"/>
         </w:trPr>
         <w:tc>
@@ -711,7 +701,7 @@
             </w:r>
             <w:r>
               <w:rPr>
-                <w:rFonts w:hint="eastAsia" w:asciiTheme="minorAscii" w:hAnsiTheme="minorAscii" w:eastAsiaTheme="minorEastAsia"/>
+                <w:rFonts w:asciiTheme="minorAscii" w:eastAsiaTheme="minorEastAsia" w:hAnsiTheme="minorAscii" w:hint="eastAsia"/>
                 <w:spacing w:val="227"/>
                 <w:sz w:val="21"/>
                 <w:vertAlign w:val="baseline"/>
@@ -765,7 +755,7 @@
             </w:r>
             <w:r>
               <w:rPr>
-                <w:rFonts w:hint="eastAsia" w:asciiTheme="minorAscii" w:hAnsiTheme="minorAscii" w:eastAsiaTheme="minorEastAsia"/>
+                <w:rFonts w:asciiTheme="minorAscii" w:eastAsiaTheme="minorEastAsia" w:hAnsiTheme="minorAscii" w:hint="eastAsia"/>
                 <w:spacing w:val="227"/>
                 <w:sz w:val="21"/>
                 <w:vertAlign w:val="baseline"/>
@@ -826,14 +816,14 @@
         <w:ind w:left="3634"/>
         <w:textAlignment w:val="baseline"/>
         <w:rPr>
-          <w:rFonts w:ascii="宋体" w:hAnsi="宋体" w:eastAsia="宋体" w:cs="宋体"/>
+          <w:rFonts w:ascii="宋体" w:eastAsia="宋体" w:hAnsi="宋体" w:cs="宋体"/>
           <w:sz w:val="31"/>
           <w:szCs w:val="31"/>
         </w:rPr>
       </w:pPr>
       <w:r>
         <w:rPr>
-          <w:rFonts w:ascii="宋体" w:hAnsi="宋体" w:eastAsia="宋体" w:cs="宋体"/>
+          <w:rFonts w:ascii="宋体" w:eastAsia="宋体" w:hAnsi="宋体" w:cs="宋体"/>
           <w:b/>
           <w:bCs/>
           <w:spacing w:val="4"/>
@@ -845,16 +835,16 @@
     </w:p>
     <w:tbl>
       <w:tblPr>
-        <w:tblStyle w:val="26"/>
+        <w:tblStyle w:val="TableNormal0"/>
         <w:tblW w:w="8214" w:type="dxa"/>
         <w:jc w:val="center"/>
         <w:tblBorders>
-          <w:top w:val="single" w:color="000000" w:sz="2" w:space="0"/>
-          <w:left w:val="single" w:color="000000" w:sz="2" w:space="0"/>
-          <w:bottom w:val="single" w:color="000000" w:sz="2" w:space="0"/>
-          <w:right w:val="single" w:color="000000" w:sz="2" w:space="0"/>
-          <w:insideH w:val="single" w:color="000000" w:sz="2" w:space="0"/>
-          <w:insideV w:val="single" w:color="000000" w:sz="2" w:space="0"/>
+          <w:top w:val="single" w:sz="2" w:space="0" w:color="000000"/>
+          <w:left w:val="single" w:sz="2" w:space="0" w:color="000000"/>
+          <w:bottom w:val="single" w:sz="2" w:space="0" w:color="000000"/>
+          <w:right w:val="single" w:sz="2" w:space="0" w:color="000000"/>
+          <w:insideH w:val="single" w:sz="2" w:space="0" w:color="000000"/>
+          <w:insideV w:val="single" w:sz="2" w:space="0" w:color="000000"/>
         </w:tblBorders>
         <w:tblLayout w:type="fixed"/>
         <w:tblCellMar>
@@ -874,14 +864,17 @@
       </w:tblGrid>
       <w:tr>
         <w:tblPrEx>
+          <w:tblW w:w="8214" w:type="dxa"/>
+          <w:jc w:val="center"/>
           <w:tblBorders>
-            <w:top w:val="single" w:color="000000" w:sz="2" w:space="0"/>
-            <w:left w:val="single" w:color="000000" w:sz="2" w:space="0"/>
-            <w:bottom w:val="single" w:color="000000" w:sz="2" w:space="0"/>
-            <w:right w:val="single" w:color="000000" w:sz="2" w:space="0"/>
-            <w:insideH w:val="single" w:color="000000" w:sz="2" w:space="0"/>
-            <w:insideV w:val="single" w:color="000000" w:sz="2" w:space="0"/>
+            <w:top w:val="single" w:sz="2" w:space="0" w:color="000000"/>
+            <w:left w:val="single" w:sz="2" w:space="0" w:color="000000"/>
+            <w:bottom w:val="single" w:sz="2" w:space="0" w:color="000000"/>
+            <w:right w:val="single" w:sz="2" w:space="0" w:color="000000"/>
+            <w:insideH w:val="single" w:sz="2" w:space="0" w:color="000000"/>
+            <w:insideV w:val="single" w:sz="2" w:space="0" w:color="000000"/>
           </w:tblBorders>
+          <w:tblLayout w:type="fixed"/>
           <w:tblCellMar>
             <w:top w:w="0" w:type="dxa"/>
             <w:left w:w="0" w:type="dxa"/>
@@ -890,7 +883,7 @@
           </w:tblCellMar>
         </w:tblPrEx>
         <w:trPr>
-          <w:trHeight w:val="593" w:hRule="atLeast"/>
+          <w:trHeight w:val="593"/>
           <w:jc w:val="center"/>
         </w:trPr>
         <w:tc>
@@ -913,18 +906,18 @@
               <w:adjustRightInd w:val="0"/>
               <w:snapToGrid w:val="0"/>
               <w:spacing w:before="176" w:line="228" w:lineRule="auto"/>
-              <w:ind w:left="0" w:leftChars="0" w:right="0" w:rightChars="0" w:firstLine="0" w:firstLineChars="0"/>
+              <w:ind w:left="0" w:right="0" w:firstLine="0" w:leftChars="0" w:rightChars="0" w:firstLineChars="0"/>
               <w:jc w:val="center"/>
               <w:textAlignment w:val="baseline"/>
               <w:rPr>
-                <w:rFonts w:ascii="宋体" w:hAnsi="宋体" w:eastAsia="宋体" w:cs="宋体"/>
+                <w:rFonts w:ascii="宋体" w:eastAsia="宋体" w:hAnsi="宋体" w:cs="宋体"/>
                 <w:sz w:val="20"/>
                 <w:szCs w:val="20"/>
               </w:rPr>
             </w:pPr>
             <w:r>
               <w:rPr>
-                <w:rFonts w:hint="eastAsia" w:ascii="宋体" w:hAnsi="宋体" w:cs="宋体"/>
+                <w:rFonts w:ascii="宋体" w:hAnsi="宋体" w:cs="宋体" w:hint="eastAsia"/>
                 <w:spacing w:val="-14"/>
                 <w:sz w:val="20"/>
                 <w:szCs w:val="20"/>
@@ -934,7 +927,7 @@
             </w:r>
             <w:r>
               <w:rPr>
-                <w:rFonts w:ascii="宋体" w:hAnsi="宋体" w:eastAsia="宋体" w:cs="宋体"/>
+                <w:rFonts w:ascii="宋体" w:eastAsia="宋体" w:hAnsi="宋体" w:cs="宋体"/>
                 <w:spacing w:val="-14"/>
                 <w:sz w:val="20"/>
                 <w:szCs w:val="20"/>
@@ -963,18 +956,18 @@
               <w:adjustRightInd w:val="0"/>
               <w:snapToGrid w:val="0"/>
               <w:spacing w:before="175" w:line="227" w:lineRule="auto"/>
-              <w:ind w:left="0" w:leftChars="0" w:right="0" w:rightChars="0" w:firstLine="0" w:firstLineChars="0"/>
+              <w:ind w:left="0" w:right="0" w:firstLine="0" w:leftChars="0" w:rightChars="0" w:firstLineChars="0"/>
               <w:jc w:val="center"/>
               <w:textAlignment w:val="baseline"/>
               <w:rPr>
-                <w:rFonts w:ascii="宋体" w:hAnsi="宋体" w:eastAsia="宋体" w:cs="宋体"/>
+                <w:rFonts w:ascii="宋体" w:eastAsia="宋体" w:hAnsi="宋体" w:cs="宋体"/>
                 <w:sz w:val="20"/>
                 <w:szCs w:val="20"/>
               </w:rPr>
             </w:pPr>
             <w:r>
               <w:rPr>
-                <w:rFonts w:ascii="宋体" w:hAnsi="宋体" w:eastAsia="宋体" w:cs="宋体"/>
+                <w:rFonts w:ascii="宋体" w:eastAsia="宋体" w:hAnsi="宋体" w:cs="宋体"/>
                 <w:spacing w:val="4"/>
                 <w:sz w:val="20"/>
                 <w:szCs w:val="20"/>
@@ -1003,18 +996,18 @@
               <w:adjustRightInd w:val="0"/>
               <w:snapToGrid w:val="0"/>
               <w:spacing w:before="175" w:line="228" w:lineRule="auto"/>
-              <w:ind w:left="0" w:leftChars="0" w:right="0" w:rightChars="0" w:firstLine="0" w:firstLineChars="0"/>
+              <w:ind w:left="0" w:right="0" w:firstLine="0" w:leftChars="0" w:rightChars="0" w:firstLineChars="0"/>
               <w:jc w:val="center"/>
               <w:textAlignment w:val="baseline"/>
               <w:rPr>
-                <w:rFonts w:ascii="宋体" w:hAnsi="宋体" w:eastAsia="宋体" w:cs="宋体"/>
+                <w:rFonts w:ascii="宋体" w:eastAsia="宋体" w:hAnsi="宋体" w:cs="宋体"/>
                 <w:sz w:val="20"/>
                 <w:szCs w:val="20"/>
               </w:rPr>
             </w:pPr>
             <w:r>
               <w:rPr>
-                <w:rFonts w:ascii="宋体" w:hAnsi="宋体" w:eastAsia="宋体" w:cs="宋体"/>
+                <w:rFonts w:ascii="宋体" w:eastAsia="宋体" w:hAnsi="宋体" w:cs="宋体"/>
                 <w:spacing w:val="7"/>
                 <w:sz w:val="20"/>
                 <w:szCs w:val="20"/>
@@ -1043,11 +1036,11 @@
               <w:adjustRightInd w:val="0"/>
               <w:snapToGrid w:val="0"/>
               <w:spacing w:before="175" w:line="228" w:lineRule="auto"/>
-              <w:ind w:left="0" w:leftChars="0" w:right="0" w:rightChars="0" w:firstLine="0" w:firstLineChars="0"/>
+              <w:ind w:left="0" w:right="0" w:firstLine="0" w:leftChars="0" w:rightChars="0" w:firstLineChars="0"/>
               <w:jc w:val="center"/>
               <w:textAlignment w:val="baseline"/>
               <w:rPr>
-                <w:rFonts w:hint="eastAsia" w:ascii="宋体" w:hAnsi="宋体" w:eastAsia="宋体" w:cs="宋体"/>
+                <w:rFonts w:ascii="宋体" w:eastAsia="宋体" w:hAnsi="宋体" w:cs="宋体" w:hint="eastAsia"/>
                 <w:spacing w:val="7"/>
                 <w:sz w:val="20"/>
                 <w:szCs w:val="20"/>
@@ -1056,7 +1049,7 @@
             </w:pPr>
             <w:r>
               <w:rPr>
-                <w:rFonts w:hint="eastAsia" w:ascii="宋体" w:hAnsi="宋体" w:cs="宋体"/>
+                <w:rFonts w:ascii="宋体" w:hAnsi="宋体" w:cs="宋体" w:hint="eastAsia"/>
                 <w:spacing w:val="7"/>
                 <w:sz w:val="20"/>
                 <w:szCs w:val="20"/>
@@ -1086,11 +1079,11 @@
               <w:adjustRightInd w:val="0"/>
               <w:snapToGrid w:val="0"/>
               <w:spacing w:before="175" w:line="228" w:lineRule="auto"/>
-              <w:ind w:left="0" w:leftChars="0" w:right="0" w:rightChars="0" w:firstLine="0" w:firstLineChars="0"/>
+              <w:ind w:left="0" w:right="0" w:firstLine="0" w:leftChars="0" w:rightChars="0" w:firstLineChars="0"/>
               <w:jc w:val="center"/>
               <w:textAlignment w:val="baseline"/>
               <w:rPr>
-                <w:rFonts w:hint="default" w:ascii="宋体" w:hAnsi="宋体" w:cs="宋体"/>
+                <w:rFonts w:ascii="宋体" w:hAnsi="宋体" w:cs="宋体" w:hint="default"/>
                 <w:spacing w:val="7"/>
                 <w:sz w:val="20"/>
                 <w:szCs w:val="20"/>
@@ -1099,7 +1092,7 @@
             </w:pPr>
             <w:r>
               <w:rPr>
-                <w:rFonts w:hint="eastAsia" w:ascii="宋体" w:hAnsi="宋体" w:cs="宋体"/>
+                <w:rFonts w:ascii="宋体" w:hAnsi="宋体" w:cs="宋体" w:hint="eastAsia"/>
                 <w:spacing w:val="7"/>
                 <w:sz w:val="20"/>
                 <w:szCs w:val="20"/>
@@ -1129,18 +1122,18 @@
               <w:adjustRightInd w:val="0"/>
               <w:snapToGrid w:val="0"/>
               <w:spacing w:before="176" w:line="229" w:lineRule="auto"/>
-              <w:ind w:left="0" w:leftChars="0" w:right="0" w:rightChars="0" w:firstLine="0" w:firstLineChars="0"/>
+              <w:ind w:left="0" w:right="0" w:firstLine="0" w:leftChars="0" w:rightChars="0" w:firstLineChars="0"/>
               <w:jc w:val="center"/>
               <w:textAlignment w:val="baseline"/>
               <w:rPr>
-                <w:rFonts w:ascii="宋体" w:hAnsi="宋体" w:eastAsia="宋体" w:cs="宋体"/>
+                <w:rFonts w:ascii="宋体" w:eastAsia="宋体" w:hAnsi="宋体" w:cs="宋体"/>
                 <w:sz w:val="20"/>
                 <w:szCs w:val="20"/>
               </w:rPr>
             </w:pPr>
             <w:r>
               <w:rPr>
-                <w:rFonts w:ascii="宋体" w:hAnsi="宋体" w:eastAsia="宋体" w:cs="宋体"/>
+                <w:rFonts w:ascii="宋体" w:eastAsia="宋体" w:hAnsi="宋体" w:cs="宋体"/>
                 <w:spacing w:val="7"/>
                 <w:sz w:val="20"/>
                 <w:szCs w:val="20"/>
@@ -1152,14 +1145,9 @@
       </w:tr>
       <w:tr>
         <w:tblPrEx>
-          <w:tblBorders>
-            <w:top w:val="single" w:color="000000" w:sz="2" w:space="0"/>
-            <w:left w:val="single" w:color="000000" w:sz="2" w:space="0"/>
-            <w:bottom w:val="single" w:color="000000" w:sz="2" w:space="0"/>
-            <w:right w:val="single" w:color="000000" w:sz="2" w:space="0"/>
-            <w:insideH w:val="single" w:color="000000" w:sz="2" w:space="0"/>
-            <w:insideV w:val="single" w:color="000000" w:sz="2" w:space="0"/>
-          </w:tblBorders>
+          <w:tblW w:w="8214" w:type="dxa"/>
+          <w:jc w:val="center"/>
+          <w:tblLayout w:type="fixed"/>
           <w:tblCellMar>
             <w:top w:w="0" w:type="dxa"/>
             <w:left w:w="0" w:type="dxa"/>
@@ -1168,7 +1156,7 @@
           </w:tblCellMar>
         </w:tblPrEx>
         <w:trPr>
-          <w:trHeight w:val="516" w:hRule="atLeast"/>
+          <w:trHeight w:val="516"/>
           <w:jc w:val="center"/>
         </w:trPr>
         <w:tc>
@@ -1191,11 +1179,11 @@
               <w:adjustRightInd w:val="0"/>
               <w:snapToGrid w:val="0"/>
               <w:spacing w:before="173" w:line="267" w:lineRule="exact"/>
-              <w:ind w:left="0" w:leftChars="0" w:right="0" w:rightChars="0" w:firstLine="0" w:firstLineChars="0"/>
+              <w:ind w:left="0" w:right="0" w:firstLine="0" w:leftChars="0" w:rightChars="0" w:firstLineChars="0"/>
               <w:jc w:val="center"/>
               <w:textAlignment w:val="baseline"/>
               <w:rPr>
-                <w:rFonts w:hint="default" w:ascii="宋体" w:hAnsi="宋体" w:eastAsia="宋体" w:cs="宋体"/>
+                <w:rFonts w:ascii="宋体" w:eastAsia="宋体" w:hAnsi="宋体" w:cs="宋体" w:hint="default"/>
                 <w:sz w:val="20"/>
                 <w:szCs w:val="20"/>
                 <w:lang w:val="en-US"/>
@@ -1203,7 +1191,7 @@
             </w:pPr>
             <w:r>
               <w:rPr>
-                <w:rFonts w:ascii="宋体" w:hAnsi="宋体" w:eastAsia="宋体" w:cs="宋体"/>
+                <w:rFonts w:ascii="宋体" w:eastAsia="宋体" w:hAnsi="宋体" w:cs="宋体"/>
                 <w:spacing w:val="3"/>
                 <w:position w:val="1"/>
                 <w:sz w:val="20"/>
@@ -1213,7 +1201,7 @@
             </w:r>
             <w:r>
               <w:rPr>
-                <w:rFonts w:hint="eastAsia" w:ascii="宋体" w:hAnsi="宋体" w:cs="宋体"/>
+                <w:rFonts w:ascii="宋体" w:hAnsi="宋体" w:cs="宋体" w:hint="eastAsia"/>
                 <w:spacing w:val="3"/>
                 <w:position w:val="1"/>
                 <w:sz w:val="20"/>
@@ -1224,7 +1212,7 @@
             </w:r>
             <w:r>
               <w:rPr>
-                <w:rFonts w:ascii="宋体" w:hAnsi="宋体" w:eastAsia="宋体" w:cs="宋体"/>
+                <w:rFonts w:ascii="宋体" w:eastAsia="宋体" w:hAnsi="宋体" w:cs="宋体"/>
                 <w:spacing w:val="3"/>
                 <w:position w:val="1"/>
                 <w:sz w:val="20"/>
@@ -1234,7 +1222,7 @@
             </w:r>
             <w:r>
               <w:rPr>
-                <w:rFonts w:hint="eastAsia" w:ascii="宋体" w:hAnsi="宋体" w:cs="宋体"/>
+                <w:rFonts w:ascii="宋体" w:hAnsi="宋体" w:cs="宋体" w:hint="eastAsia"/>
                 <w:spacing w:val="3"/>
                 <w:position w:val="1"/>
                 <w:sz w:val="20"/>
@@ -1265,18 +1253,18 @@
               <w:adjustRightInd w:val="0"/>
               <w:snapToGrid w:val="0"/>
               <w:spacing w:before="173" w:line="267" w:lineRule="exact"/>
-              <w:ind w:left="0" w:leftChars="0" w:right="0" w:rightChars="0" w:firstLine="0" w:firstLineChars="0"/>
+              <w:ind w:left="0" w:right="0" w:firstLine="0" w:leftChars="0" w:rightChars="0" w:firstLineChars="0"/>
               <w:jc w:val="center"/>
               <w:textAlignment w:val="baseline"/>
               <w:rPr>
-                <w:rFonts w:ascii="宋体" w:hAnsi="宋体" w:eastAsia="宋体" w:cs="宋体"/>
+                <w:rFonts w:ascii="宋体" w:eastAsia="宋体" w:hAnsi="宋体" w:cs="宋体"/>
                 <w:sz w:val="20"/>
                 <w:szCs w:val="20"/>
               </w:rPr>
             </w:pPr>
             <w:r>
               <w:rPr>
-                <w:rFonts w:ascii="宋体" w:hAnsi="宋体" w:eastAsia="宋体" w:cs="宋体"/>
+                <w:rFonts w:ascii="宋体" w:eastAsia="宋体" w:hAnsi="宋体" w:cs="宋体"/>
                 <w:spacing w:val="4"/>
                 <w:position w:val="1"/>
                 <w:sz w:val="20"/>
@@ -1306,18 +1294,18 @@
               <w:adjustRightInd w:val="0"/>
               <w:snapToGrid w:val="0"/>
               <w:spacing w:before="172" w:line="228" w:lineRule="auto"/>
-              <w:ind w:left="0" w:leftChars="0" w:right="0" w:rightChars="0" w:firstLine="0" w:firstLineChars="0"/>
+              <w:ind w:left="0" w:right="0" w:firstLine="0" w:leftChars="0" w:rightChars="0" w:firstLineChars="0"/>
               <w:jc w:val="center"/>
               <w:textAlignment w:val="baseline"/>
               <w:rPr>
-                <w:rFonts w:ascii="宋体" w:hAnsi="宋体" w:eastAsia="宋体" w:cs="宋体"/>
+                <w:rFonts w:ascii="宋体" w:eastAsia="宋体" w:hAnsi="宋体" w:cs="宋体"/>
                 <w:sz w:val="20"/>
                 <w:szCs w:val="20"/>
               </w:rPr>
             </w:pPr>
             <w:r>
               <w:rPr>
-                <w:rFonts w:ascii="宋体" w:hAnsi="宋体" w:eastAsia="宋体" w:cs="宋体"/>
+                <w:rFonts w:ascii="宋体" w:eastAsia="宋体" w:hAnsi="宋体" w:cs="宋体"/>
                 <w:spacing w:val="200"/>
                 <w:kern w:val="0"/>
                 <w:sz w:val="20"/>
@@ -1327,7 +1315,7 @@
             </w:r>
             <w:r>
               <w:rPr>
-                <w:rFonts w:ascii="宋体" w:hAnsi="宋体" w:eastAsia="宋体" w:cs="宋体"/>
+                <w:rFonts w:ascii="宋体" w:eastAsia="宋体" w:hAnsi="宋体" w:cs="宋体"/>
                 <w:spacing w:val="0"/>
                 <w:kern w:val="0"/>
                 <w:sz w:val="20"/>
@@ -1357,11 +1345,11 @@
               <w:adjustRightInd w:val="0"/>
               <w:snapToGrid w:val="0"/>
               <w:spacing w:before="173" w:line="229" w:lineRule="auto"/>
-              <w:ind w:left="0" w:leftChars="0" w:right="0" w:rightChars="0" w:firstLine="0" w:firstLineChars="0"/>
+              <w:ind w:left="0" w:right="0" w:firstLine="0" w:leftChars="0" w:rightChars="0" w:firstLineChars="0"/>
               <w:jc w:val="center"/>
               <w:textAlignment w:val="baseline"/>
               <w:rPr>
-                <w:rFonts w:ascii="宋体" w:hAnsi="宋体" w:eastAsia="宋体" w:cs="宋体"/>
+                <w:rFonts w:ascii="宋体" w:eastAsia="宋体" w:hAnsi="宋体" w:cs="宋体"/>
                 <w:spacing w:val="200"/>
                 <w:kern w:val="0"/>
                 <w:sz w:val="20"/>
@@ -1370,7 +1358,7 @@
             </w:pPr>
             <w:r>
               <w:rPr>
-                <w:rFonts w:hint="eastAsia" w:asciiTheme="minorAscii" w:hAnsiTheme="minorAscii" w:eastAsiaTheme="minorEastAsia"/>
+                <w:rFonts w:asciiTheme="minorAscii" w:eastAsiaTheme="minorEastAsia" w:hAnsiTheme="minorAscii" w:hint="eastAsia"/>
                 <w:spacing w:val="0"/>
                 <w:kern w:val="0"/>
                 <w:sz w:val="21"/>
@@ -1401,11 +1389,11 @@
               <w:adjustRightInd w:val="0"/>
               <w:snapToGrid w:val="0"/>
               <w:spacing w:before="172" w:line="228" w:lineRule="auto"/>
-              <w:ind w:left="0" w:leftChars="0" w:right="0" w:rightChars="0" w:firstLine="0" w:firstLineChars="0"/>
+              <w:ind w:left="0" w:right="0" w:firstLine="0" w:leftChars="0" w:rightChars="0" w:firstLineChars="0"/>
               <w:jc w:val="center"/>
               <w:textAlignment w:val="baseline"/>
               <w:rPr>
-                <w:rFonts w:ascii="宋体" w:hAnsi="宋体" w:eastAsia="宋体" w:cs="宋体"/>
+                <w:rFonts w:ascii="宋体" w:eastAsia="宋体" w:hAnsi="宋体" w:cs="宋体"/>
                 <w:spacing w:val="200"/>
                 <w:kern w:val="0"/>
                 <w:sz w:val="20"/>
@@ -1414,7 +1402,7 @@
             </w:pPr>
             <w:r>
               <w:rPr>
-                <w:rFonts w:hint="eastAsia" w:ascii="宋体" w:hAnsi="宋体" w:eastAsia="宋体" w:cs="宋体"/>
+                <w:rFonts w:ascii="宋体" w:eastAsia="宋体" w:hAnsi="宋体" w:cs="宋体" w:hint="eastAsia"/>
                 <w:spacing w:val="200"/>
                 <w:kern w:val="0"/>
                 <w:sz w:val="20"/>
@@ -1424,7 +1412,7 @@
             </w:r>
             <w:r>
               <w:rPr>
-                <w:rFonts w:hint="eastAsia" w:asciiTheme="minorAscii" w:hAnsiTheme="minorAscii" w:eastAsiaTheme="minorEastAsia"/>
+                <w:rFonts w:asciiTheme="minorAscii" w:eastAsiaTheme="minorEastAsia" w:hAnsiTheme="minorAscii" w:hint="eastAsia"/>
                 <w:spacing w:val="0"/>
                 <w:kern w:val="0"/>
                 <w:sz w:val="21"/>
@@ -1455,18 +1443,18 @@
               <w:adjustRightInd w:val="0"/>
               <w:snapToGrid w:val="0"/>
               <w:spacing w:before="173" w:line="229" w:lineRule="auto"/>
-              <w:ind w:left="0" w:leftChars="0" w:right="0" w:rightChars="0" w:firstLine="0" w:firstLineChars="0"/>
+              <w:ind w:left="0" w:right="0" w:firstLine="0" w:leftChars="0" w:rightChars="0" w:firstLineChars="0"/>
               <w:jc w:val="center"/>
               <w:textAlignment w:val="baseline"/>
               <w:rPr>
-                <w:rFonts w:ascii="宋体" w:hAnsi="宋体" w:eastAsia="宋体" w:cs="宋体"/>
+                <w:rFonts w:ascii="宋体" w:eastAsia="宋体" w:hAnsi="宋体" w:cs="宋体"/>
                 <w:sz w:val="20"/>
                 <w:szCs w:val="20"/>
               </w:rPr>
             </w:pPr>
             <w:r>
               <w:rPr>
-                <w:rFonts w:hint="eastAsia" w:asciiTheme="minorAscii" w:hAnsiTheme="minorAscii" w:eastAsiaTheme="minorEastAsia"/>
+                <w:rFonts w:asciiTheme="minorAscii" w:eastAsiaTheme="minorEastAsia" w:hAnsiTheme="minorAscii" w:hint="eastAsia"/>
                 <w:spacing w:val="0"/>
                 <w:kern w:val="0"/>
                 <w:sz w:val="21"/>
@@ -1480,14 +1468,9 @@
       </w:tr>
       <w:tr>
         <w:tblPrEx>
-          <w:tblBorders>
-            <w:top w:val="single" w:color="000000" w:sz="2" w:space="0"/>
-            <w:left w:val="single" w:color="000000" w:sz="2" w:space="0"/>
-            <w:bottom w:val="single" w:color="000000" w:sz="2" w:space="0"/>
-            <w:right w:val="single" w:color="000000" w:sz="2" w:space="0"/>
-            <w:insideH w:val="single" w:color="000000" w:sz="2" w:space="0"/>
-            <w:insideV w:val="single" w:color="000000" w:sz="2" w:space="0"/>
-          </w:tblBorders>
+          <w:tblW w:w="8214" w:type="dxa"/>
+          <w:jc w:val="center"/>
+          <w:tblLayout w:type="fixed"/>
           <w:tblCellMar>
             <w:top w:w="0" w:type="dxa"/>
             <w:left w:w="0" w:type="dxa"/>
@@ -1496,7 +1479,7 @@
           </w:tblCellMar>
         </w:tblPrEx>
         <w:trPr>
-          <w:trHeight w:val="556" w:hRule="atLeast"/>
+          <w:trHeight w:val="556"/>
           <w:jc w:val="center"/>
         </w:trPr>
         <w:tc>
@@ -1505,7 +1488,7 @@
           </w:tcPr>
           <w:p>
             <w:pPr>
-              <w:pStyle w:val="27"/>
+              <w:pStyle w:val="TableText"/>
               <w:keepNext w:val="0"/>
               <w:keepLines w:val="0"/>
               <w:pageBreakBefore w:val="0"/>
@@ -1519,7 +1502,7 @@
               <w:bidi w:val="0"/>
               <w:adjustRightInd w:val="0"/>
               <w:snapToGrid w:val="0"/>
-              <w:ind w:left="0" w:leftChars="0" w:right="0" w:rightChars="0" w:firstLine="0" w:firstLineChars="0"/>
+              <w:ind w:left="0" w:right="0" w:firstLine="0" w:leftChars="0" w:rightChars="0" w:firstLineChars="0"/>
               <w:jc w:val="center"/>
               <w:textAlignment w:val="baseline"/>
             </w:pPr>
@@ -1531,7 +1514,7 @@
           </w:tcPr>
           <w:p>
             <w:pPr>
-              <w:pStyle w:val="27"/>
+              <w:pStyle w:val="TableText"/>
               <w:keepNext w:val="0"/>
               <w:keepLines w:val="0"/>
               <w:pageBreakBefore w:val="0"/>
@@ -1545,7 +1528,7 @@
               <w:bidi w:val="0"/>
               <w:adjustRightInd w:val="0"/>
               <w:snapToGrid w:val="0"/>
-              <w:ind w:left="0" w:leftChars="0" w:right="0" w:rightChars="0" w:firstLine="0" w:firstLineChars="0"/>
+              <w:ind w:left="0" w:right="0" w:firstLine="0" w:leftChars="0" w:rightChars="0" w:firstLineChars="0"/>
               <w:jc w:val="center"/>
               <w:textAlignment w:val="baseline"/>
             </w:pPr>
@@ -1557,7 +1540,7 @@
           </w:tcPr>
           <w:p>
             <w:pPr>
-              <w:pStyle w:val="27"/>
+              <w:pStyle w:val="TableText"/>
               <w:keepNext w:val="0"/>
               <w:keepLines w:val="0"/>
               <w:pageBreakBefore w:val="0"/>
@@ -1571,7 +1554,7 @@
               <w:bidi w:val="0"/>
               <w:adjustRightInd w:val="0"/>
               <w:snapToGrid w:val="0"/>
-              <w:ind w:left="0" w:leftChars="0" w:right="0" w:rightChars="0" w:firstLine="0" w:firstLineChars="0"/>
+              <w:ind w:left="0" w:right="0" w:firstLine="0" w:leftChars="0" w:rightChars="0" w:firstLineChars="0"/>
               <w:jc w:val="center"/>
               <w:textAlignment w:val="baseline"/>
             </w:pPr>
@@ -1583,7 +1566,7 @@
           </w:tcPr>
           <w:p>
             <w:pPr>
-              <w:pStyle w:val="27"/>
+              <w:pStyle w:val="TableText"/>
               <w:keepNext w:val="0"/>
               <w:keepLines w:val="0"/>
               <w:pageBreakBefore w:val="0"/>
@@ -1597,7 +1580,7 @@
               <w:bidi w:val="0"/>
               <w:adjustRightInd w:val="0"/>
               <w:snapToGrid w:val="0"/>
-              <w:ind w:left="0" w:leftChars="0" w:right="0" w:rightChars="0" w:firstLine="0" w:firstLineChars="0"/>
+              <w:ind w:left="0" w:right="0" w:firstLine="0" w:leftChars="0" w:rightChars="0" w:firstLineChars="0"/>
               <w:jc w:val="center"/>
               <w:textAlignment w:val="baseline"/>
             </w:pPr>
@@ -1609,7 +1592,7 @@
           </w:tcPr>
           <w:p>
             <w:pPr>
-              <w:pStyle w:val="27"/>
+              <w:pStyle w:val="TableText"/>
               <w:keepNext w:val="0"/>
               <w:keepLines w:val="0"/>
               <w:pageBreakBefore w:val="0"/>
@@ -1623,7 +1606,7 @@
               <w:bidi w:val="0"/>
               <w:adjustRightInd w:val="0"/>
               <w:snapToGrid w:val="0"/>
-              <w:ind w:left="0" w:leftChars="0" w:right="0" w:rightChars="0" w:firstLine="0" w:firstLineChars="0"/>
+              <w:ind w:left="0" w:right="0" w:firstLine="0" w:leftChars="0" w:rightChars="0" w:firstLineChars="0"/>
               <w:jc w:val="center"/>
               <w:textAlignment w:val="baseline"/>
             </w:pPr>
@@ -1635,7 +1618,7 @@
           </w:tcPr>
           <w:p>
             <w:pPr>
-              <w:pStyle w:val="27"/>
+              <w:pStyle w:val="TableText"/>
               <w:keepNext w:val="0"/>
               <w:keepLines w:val="0"/>
               <w:pageBreakBefore w:val="0"/>
@@ -1649,7 +1632,7 @@
               <w:bidi w:val="0"/>
               <w:adjustRightInd w:val="0"/>
               <w:snapToGrid w:val="0"/>
-              <w:ind w:left="0" w:leftChars="0" w:right="0" w:rightChars="0" w:firstLine="0" w:firstLineChars="0"/>
+              <w:ind w:left="0" w:right="0" w:firstLine="0" w:leftChars="0" w:rightChars="0" w:firstLineChars="0"/>
               <w:jc w:val="center"/>
               <w:textAlignment w:val="baseline"/>
             </w:pPr>
@@ -1658,14 +1641,9 @@
       </w:tr>
       <w:tr>
         <w:tblPrEx>
-          <w:tblBorders>
-            <w:top w:val="single" w:color="000000" w:sz="2" w:space="0"/>
-            <w:left w:val="single" w:color="000000" w:sz="2" w:space="0"/>
-            <w:bottom w:val="single" w:color="000000" w:sz="2" w:space="0"/>
-            <w:right w:val="single" w:color="000000" w:sz="2" w:space="0"/>
-            <w:insideH w:val="single" w:color="000000" w:sz="2" w:space="0"/>
-            <w:insideV w:val="single" w:color="000000" w:sz="2" w:space="0"/>
-          </w:tblBorders>
+          <w:tblW w:w="8214" w:type="dxa"/>
+          <w:jc w:val="center"/>
+          <w:tblLayout w:type="fixed"/>
           <w:tblCellMar>
             <w:top w:w="0" w:type="dxa"/>
             <w:left w:w="0" w:type="dxa"/>
@@ -1674,7 +1652,7 @@
           </w:tblCellMar>
         </w:tblPrEx>
         <w:trPr>
-          <w:trHeight w:val="556" w:hRule="atLeast"/>
+          <w:trHeight w:val="556"/>
           <w:jc w:val="center"/>
         </w:trPr>
         <w:tc>
@@ -1683,7 +1661,7 @@
           </w:tcPr>
           <w:p>
             <w:pPr>
-              <w:pStyle w:val="27"/>
+              <w:pStyle w:val="TableText"/>
               <w:keepNext w:val="0"/>
               <w:keepLines w:val="0"/>
               <w:pageBreakBefore w:val="0"/>
@@ -1697,7 +1675,7 @@
               <w:bidi w:val="0"/>
               <w:adjustRightInd w:val="0"/>
               <w:snapToGrid w:val="0"/>
-              <w:ind w:left="0" w:leftChars="0" w:right="0" w:rightChars="0" w:firstLine="0" w:firstLineChars="0"/>
+              <w:ind w:left="0" w:right="0" w:firstLine="0" w:leftChars="0" w:rightChars="0" w:firstLineChars="0"/>
               <w:jc w:val="center"/>
               <w:textAlignment w:val="baseline"/>
             </w:pPr>
@@ -1709,7 +1687,7 @@
           </w:tcPr>
           <w:p>
             <w:pPr>
-              <w:pStyle w:val="27"/>
+              <w:pStyle w:val="TableText"/>
               <w:keepNext w:val="0"/>
               <w:keepLines w:val="0"/>
               <w:pageBreakBefore w:val="0"/>
@@ -1723,7 +1701,7 @@
               <w:bidi w:val="0"/>
               <w:adjustRightInd w:val="0"/>
               <w:snapToGrid w:val="0"/>
-              <w:ind w:left="0" w:leftChars="0" w:right="0" w:rightChars="0" w:firstLine="0" w:firstLineChars="0"/>
+              <w:ind w:left="0" w:right="0" w:firstLine="0" w:leftChars="0" w:rightChars="0" w:firstLineChars="0"/>
               <w:jc w:val="center"/>
               <w:textAlignment w:val="baseline"/>
             </w:pPr>
@@ -1735,7 +1713,7 @@
           </w:tcPr>
           <w:p>
             <w:pPr>
-              <w:pStyle w:val="27"/>
+              <w:pStyle w:val="TableText"/>
               <w:keepNext w:val="0"/>
               <w:keepLines w:val="0"/>
               <w:pageBreakBefore w:val="0"/>
@@ -1749,7 +1727,7 @@
               <w:bidi w:val="0"/>
               <w:adjustRightInd w:val="0"/>
               <w:snapToGrid w:val="0"/>
-              <w:ind w:left="0" w:leftChars="0" w:right="0" w:rightChars="0" w:firstLine="0" w:firstLineChars="0"/>
+              <w:ind w:left="0" w:right="0" w:firstLine="0" w:leftChars="0" w:rightChars="0" w:firstLineChars="0"/>
               <w:jc w:val="center"/>
               <w:textAlignment w:val="baseline"/>
             </w:pPr>
@@ -1761,7 +1739,7 @@
           </w:tcPr>
           <w:p>
             <w:pPr>
-              <w:pStyle w:val="27"/>
+              <w:pStyle w:val="TableText"/>
               <w:keepNext w:val="0"/>
               <w:keepLines w:val="0"/>
               <w:pageBreakBefore w:val="0"/>
@@ -1775,7 +1753,7 @@
               <w:bidi w:val="0"/>
               <w:adjustRightInd w:val="0"/>
               <w:snapToGrid w:val="0"/>
-              <w:ind w:left="0" w:leftChars="0" w:right="0" w:rightChars="0" w:firstLine="0" w:firstLineChars="0"/>
+              <w:ind w:left="0" w:right="0" w:firstLine="0" w:leftChars="0" w:rightChars="0" w:firstLineChars="0"/>
               <w:jc w:val="center"/>
               <w:textAlignment w:val="baseline"/>
             </w:pPr>
@@ -1787,7 +1765,7 @@
           </w:tcPr>
           <w:p>
             <w:pPr>
-              <w:pStyle w:val="27"/>
+              <w:pStyle w:val="TableText"/>
               <w:keepNext w:val="0"/>
               <w:keepLines w:val="0"/>
               <w:pageBreakBefore w:val="0"/>
@@ -1801,7 +1779,7 @@
               <w:bidi w:val="0"/>
               <w:adjustRightInd w:val="0"/>
               <w:snapToGrid w:val="0"/>
-              <w:ind w:left="0" w:leftChars="0" w:right="0" w:rightChars="0" w:firstLine="0" w:firstLineChars="0"/>
+              <w:ind w:left="0" w:right="0" w:firstLine="0" w:leftChars="0" w:rightChars="0" w:firstLineChars="0"/>
               <w:jc w:val="center"/>
               <w:textAlignment w:val="baseline"/>
             </w:pPr>
@@ -1813,7 +1791,7 @@
           </w:tcPr>
           <w:p>
             <w:pPr>
-              <w:pStyle w:val="27"/>
+              <w:pStyle w:val="TableText"/>
               <w:keepNext w:val="0"/>
               <w:keepLines w:val="0"/>
               <w:pageBreakBefore w:val="0"/>
@@ -1827,7 +1805,7 @@
               <w:bidi w:val="0"/>
               <w:adjustRightInd w:val="0"/>
               <w:snapToGrid w:val="0"/>
-              <w:ind w:left="0" w:leftChars="0" w:right="0" w:rightChars="0" w:firstLine="0" w:firstLineChars="0"/>
+              <w:ind w:left="0" w:right="0" w:firstLine="0" w:leftChars="0" w:rightChars="0" w:firstLineChars="0"/>
               <w:jc w:val="center"/>
               <w:textAlignment w:val="baseline"/>
             </w:pPr>
@@ -1836,14 +1814,9 @@
       </w:tr>
       <w:tr>
         <w:tblPrEx>
-          <w:tblBorders>
-            <w:top w:val="single" w:color="000000" w:sz="2" w:space="0"/>
-            <w:left w:val="single" w:color="000000" w:sz="2" w:space="0"/>
-            <w:bottom w:val="single" w:color="000000" w:sz="2" w:space="0"/>
-            <w:right w:val="single" w:color="000000" w:sz="2" w:space="0"/>
-            <w:insideH w:val="single" w:color="000000" w:sz="2" w:space="0"/>
-            <w:insideV w:val="single" w:color="000000" w:sz="2" w:space="0"/>
-          </w:tblBorders>
+          <w:tblW w:w="8214" w:type="dxa"/>
+          <w:jc w:val="center"/>
+          <w:tblLayout w:type="fixed"/>
           <w:tblCellMar>
             <w:top w:w="0" w:type="dxa"/>
             <w:left w:w="0" w:type="dxa"/>
@@ -1852,7 +1825,7 @@
           </w:tblCellMar>
         </w:tblPrEx>
         <w:trPr>
-          <w:trHeight w:val="557" w:hRule="atLeast"/>
+          <w:trHeight w:val="557"/>
           <w:jc w:val="center"/>
         </w:trPr>
         <w:tc>
@@ -1861,7 +1834,7 @@
           </w:tcPr>
           <w:p>
             <w:pPr>
-              <w:pStyle w:val="27"/>
+              <w:pStyle w:val="TableText"/>
               <w:keepNext w:val="0"/>
               <w:keepLines w:val="0"/>
               <w:pageBreakBefore w:val="0"/>
@@ -1875,7 +1848,7 @@
               <w:bidi w:val="0"/>
               <w:adjustRightInd w:val="0"/>
               <w:snapToGrid w:val="0"/>
-              <w:ind w:left="0" w:leftChars="0" w:right="0" w:rightChars="0" w:firstLine="0" w:firstLineChars="0"/>
+              <w:ind w:left="0" w:right="0" w:firstLine="0" w:leftChars="0" w:rightChars="0" w:firstLineChars="0"/>
               <w:jc w:val="center"/>
               <w:textAlignment w:val="baseline"/>
             </w:pPr>
@@ -1887,7 +1860,7 @@
           </w:tcPr>
           <w:p>
             <w:pPr>
-              <w:pStyle w:val="27"/>
+              <w:pStyle w:val="TableText"/>
               <w:keepNext w:val="0"/>
               <w:keepLines w:val="0"/>
               <w:pageBreakBefore w:val="0"/>
@@ -1901,7 +1874,7 @@
               <w:bidi w:val="0"/>
               <w:adjustRightInd w:val="0"/>
               <w:snapToGrid w:val="0"/>
-              <w:ind w:left="0" w:leftChars="0" w:right="0" w:rightChars="0" w:firstLine="0" w:firstLineChars="0"/>
+              <w:ind w:left="0" w:right="0" w:firstLine="0" w:leftChars="0" w:rightChars="0" w:firstLineChars="0"/>
               <w:jc w:val="center"/>
               <w:textAlignment w:val="baseline"/>
             </w:pPr>
@@ -1913,7 +1886,7 @@
           </w:tcPr>
           <w:p>
             <w:pPr>
-              <w:pStyle w:val="27"/>
+              <w:pStyle w:val="TableText"/>
               <w:keepNext w:val="0"/>
               <w:keepLines w:val="0"/>
               <w:pageBreakBefore w:val="0"/>
@@ -1927,7 +1900,7 @@
               <w:bidi w:val="0"/>
               <w:adjustRightInd w:val="0"/>
               <w:snapToGrid w:val="0"/>
-              <w:ind w:left="0" w:leftChars="0" w:right="0" w:rightChars="0" w:firstLine="0" w:firstLineChars="0"/>
+              <w:ind w:left="0" w:right="0" w:firstLine="0" w:leftChars="0" w:rightChars="0" w:firstLineChars="0"/>
               <w:jc w:val="center"/>
               <w:textAlignment w:val="baseline"/>
             </w:pPr>
@@ -1939,7 +1912,7 @@
           </w:tcPr>
           <w:p>
             <w:pPr>
-              <w:pStyle w:val="27"/>
+              <w:pStyle w:val="TableText"/>
               <w:keepNext w:val="0"/>
               <w:keepLines w:val="0"/>
               <w:pageBreakBefore w:val="0"/>
@@ -1953,7 +1926,7 @@
               <w:bidi w:val="0"/>
               <w:adjustRightInd w:val="0"/>
               <w:snapToGrid w:val="0"/>
-              <w:ind w:left="0" w:leftChars="0" w:right="0" w:rightChars="0" w:firstLine="0" w:firstLineChars="0"/>
+              <w:ind w:left="0" w:right="0" w:firstLine="0" w:leftChars="0" w:rightChars="0" w:firstLineChars="0"/>
               <w:jc w:val="center"/>
               <w:textAlignment w:val="baseline"/>
             </w:pPr>
@@ -1965,7 +1938,7 @@
           </w:tcPr>
           <w:p>
             <w:pPr>
-              <w:pStyle w:val="27"/>
+              <w:pStyle w:val="TableText"/>
               <w:keepNext w:val="0"/>
               <w:keepLines w:val="0"/>
               <w:pageBreakBefore w:val="0"/>
@@ -1979,7 +1952,7 @@
               <w:bidi w:val="0"/>
               <w:adjustRightInd w:val="0"/>
               <w:snapToGrid w:val="0"/>
-              <w:ind w:left="0" w:leftChars="0" w:right="0" w:rightChars="0" w:firstLine="0" w:firstLineChars="0"/>
+              <w:ind w:left="0" w:right="0" w:firstLine="0" w:leftChars="0" w:rightChars="0" w:firstLineChars="0"/>
               <w:jc w:val="center"/>
               <w:textAlignment w:val="baseline"/>
             </w:pPr>
@@ -1991,7 +1964,7 @@
           </w:tcPr>
           <w:p>
             <w:pPr>
-              <w:pStyle w:val="27"/>
+              <w:pStyle w:val="TableText"/>
               <w:keepNext w:val="0"/>
               <w:keepLines w:val="0"/>
               <w:pageBreakBefore w:val="0"/>
@@ -2005,7 +1978,7 @@
               <w:bidi w:val="0"/>
               <w:adjustRightInd w:val="0"/>
               <w:snapToGrid w:val="0"/>
-              <w:ind w:left="0" w:leftChars="0" w:right="0" w:rightChars="0" w:firstLine="0" w:firstLineChars="0"/>
+              <w:ind w:left="0" w:right="0" w:firstLine="0" w:leftChars="0" w:rightChars="0" w:firstLineChars="0"/>
               <w:jc w:val="center"/>
               <w:textAlignment w:val="baseline"/>
             </w:pPr>
@@ -2037,7 +2010,7 @@
     <w:sdt>
       <w:sdtPr>
         <w:rPr>
-          <w:rFonts w:hint="eastAsia" w:ascii="宋体" w:hAnsi="宋体" w:eastAsia="宋体" w:cs="宋体"/>
+          <w:rFonts w:ascii="宋体" w:eastAsia="宋体" w:hAnsi="宋体" w:cs="宋体" w:hint="eastAsia"/>
           <w:snapToGrid w:val="0"/>
           <w:color w:val="000000"/>
           <w:kern w:val="0"/>
@@ -2053,7 +2026,7 @@
       </w:sdtPr>
       <w:sdtEndPr>
         <w:rPr>
-          <w:rFonts w:hint="eastAsia" w:ascii="宋体" w:hAnsi="宋体" w:eastAsia="宋体" w:cs="宋体"/>
+          <w:rFonts w:ascii="宋体" w:eastAsia="宋体" w:hAnsi="宋体" w:cs="宋体" w:hint="eastAsia"/>
           <w:snapToGrid w:val="0"/>
           <w:color w:val="000000"/>
           <w:kern w:val="0"/>
@@ -2079,18 +2052,18 @@
             <w:adjustRightInd w:val="0"/>
             <w:snapToGrid w:val="0"/>
             <w:spacing w:before="0" w:beforeLines="0" w:after="0" w:afterLines="0" w:line="312" w:lineRule="auto"/>
-            <w:ind w:left="0" w:leftChars="0" w:right="0" w:rightChars="0" w:firstLine="0" w:firstLineChars="0"/>
+            <w:ind w:left="0" w:right="0" w:firstLine="0" w:leftChars="0" w:rightChars="0" w:firstLineChars="0"/>
             <w:jc w:val="center"/>
             <w:textAlignment w:val="baseline"/>
             <w:rPr>
-              <w:rFonts w:hint="eastAsia" w:ascii="宋体" w:hAnsi="宋体" w:eastAsia="宋体" w:cs="宋体"/>
+              <w:rFonts w:ascii="宋体" w:eastAsia="宋体" w:hAnsi="宋体" w:cs="宋体" w:hint="eastAsia"/>
               <w:sz w:val="24"/>
               <w:szCs w:val="24"/>
             </w:rPr>
           </w:pPr>
           <w:r>
             <w:rPr>
-              <w:rFonts w:hint="eastAsia" w:ascii="宋体" w:hAnsi="宋体" w:eastAsia="宋体" w:cs="宋体"/>
+              <w:rFonts w:ascii="宋体" w:eastAsia="宋体" w:hAnsi="宋体" w:cs="宋体" w:hint="eastAsia"/>
               <w:sz w:val="24"/>
               <w:szCs w:val="24"/>
             </w:rPr>
@@ -2099,14 +2072,14 @@
         </w:p>
         <w:p>
           <w:pPr>
-            <w:pStyle w:val="16"/>
+            <w:pStyle w:val="TOC1"/>
             <w:tabs>
               <w:tab w:val="right" w:leader="dot" w:pos="8306"/>
             </w:tabs>
           </w:pPr>
           <w:r>
             <w:rPr>
-              <w:rFonts w:hint="eastAsia" w:ascii="宋体" w:hAnsi="宋体" w:eastAsia="宋体" w:cs="宋体"/>
+              <w:rFonts w:ascii="宋体" w:eastAsia="宋体" w:hAnsi="宋体" w:cs="宋体" w:hint="eastAsia"/>
               <w:sz w:val="24"/>
               <w:szCs w:val="24"/>
             </w:rPr>
@@ -2114,7 +2087,7 @@
           </w:r>
           <w:r>
             <w:rPr>
-              <w:rFonts w:hint="eastAsia" w:ascii="宋体" w:hAnsi="宋体" w:eastAsia="宋体" w:cs="宋体"/>
+              <w:rFonts w:ascii="宋体" w:eastAsia="宋体" w:hAnsi="宋体" w:cs="宋体" w:hint="eastAsia"/>
               <w:sz w:val="24"/>
               <w:szCs w:val="24"/>
             </w:rPr>
@@ -2122,7 +2095,7 @@
           </w:r>
           <w:r>
             <w:rPr>
-              <w:rFonts w:hint="eastAsia" w:ascii="宋体" w:hAnsi="宋体" w:eastAsia="宋体" w:cs="宋体"/>
+              <w:rFonts w:ascii="宋体" w:eastAsia="宋体" w:hAnsi="宋体" w:cs="宋体" w:hint="eastAsia"/>
               <w:sz w:val="24"/>
               <w:szCs w:val="24"/>
             </w:rPr>
@@ -2130,21 +2103,21 @@
           </w:r>
           <w:r>
             <w:rPr>
-              <w:rFonts w:hint="eastAsia" w:ascii="宋体" w:hAnsi="宋体" w:eastAsia="宋体" w:cs="宋体"/>
+              <w:rFonts w:ascii="宋体" w:eastAsia="宋体" w:hAnsi="宋体" w:cs="宋体" w:hint="eastAsia"/>
               <w:szCs w:val="24"/>
             </w:rPr>
             <w:fldChar w:fldCharType="begin"/>
           </w:r>
           <w:r>
             <w:rPr>
-              <w:rFonts w:hint="eastAsia" w:ascii="宋体" w:hAnsi="宋体" w:eastAsia="宋体" w:cs="宋体"/>
+              <w:rFonts w:ascii="宋体" w:eastAsia="宋体" w:hAnsi="宋体" w:cs="宋体" w:hint="eastAsia"/>
               <w:szCs w:val="24"/>
             </w:rPr>
             <w:instrText xml:space="preserve"> HYPERLINK \l _Toc27446 </w:instrText>
           </w:r>
           <w:r>
             <w:rPr>
-              <w:rFonts w:hint="eastAsia" w:ascii="宋体" w:hAnsi="宋体" w:eastAsia="宋体" w:cs="宋体"/>
+              <w:rFonts w:ascii="宋体" w:eastAsia="宋体" w:hAnsi="宋体" w:cs="宋体" w:hint="eastAsia"/>
               <w:szCs w:val="24"/>
             </w:rPr>
             <w:fldChar w:fldCharType="separate"/>
@@ -2176,7 +2149,7 @@
           </w:r>
           <w:r>
             <w:rPr>
-              <w:rFonts w:hint="eastAsia" w:ascii="宋体" w:hAnsi="宋体" w:eastAsia="宋体" w:cs="宋体"/>
+              <w:rFonts w:ascii="宋体" w:eastAsia="宋体" w:hAnsi="宋体" w:cs="宋体" w:hint="eastAsia"/>
               <w:szCs w:val="24"/>
             </w:rPr>
             <w:fldChar w:fldCharType="end"/>
@@ -2184,28 +2157,28 @@
         </w:p>
         <w:p>
           <w:pPr>
-            <w:pStyle w:val="16"/>
+            <w:pStyle w:val="TOC1"/>
             <w:tabs>
               <w:tab w:val="right" w:leader="dot" w:pos="8306"/>
             </w:tabs>
           </w:pPr>
           <w:r>
             <w:rPr>
-              <w:rFonts w:hint="eastAsia" w:ascii="宋体" w:hAnsi="宋体" w:eastAsia="宋体" w:cs="宋体"/>
+              <w:rFonts w:ascii="宋体" w:eastAsia="宋体" w:hAnsi="宋体" w:cs="宋体" w:hint="eastAsia"/>
               <w:szCs w:val="24"/>
             </w:rPr>
             <w:fldChar w:fldCharType="begin"/>
           </w:r>
           <w:r>
             <w:rPr>
-              <w:rFonts w:hint="eastAsia" w:ascii="宋体" w:hAnsi="宋体" w:eastAsia="宋体" w:cs="宋体"/>
+              <w:rFonts w:ascii="宋体" w:eastAsia="宋体" w:hAnsi="宋体" w:cs="宋体" w:hint="eastAsia"/>
               <w:szCs w:val="24"/>
             </w:rPr>
             <w:instrText xml:space="preserve"> HYPERLINK \l _Toc16158 </w:instrText>
           </w:r>
           <w:r>
             <w:rPr>
-              <w:rFonts w:hint="eastAsia" w:ascii="宋体" w:hAnsi="宋体" w:eastAsia="宋体" w:cs="宋体"/>
+              <w:rFonts w:ascii="宋体" w:eastAsia="宋体" w:hAnsi="宋体" w:cs="宋体" w:hint="eastAsia"/>
               <w:szCs w:val="24"/>
             </w:rPr>
             <w:fldChar w:fldCharType="separate"/>
@@ -2237,7 +2210,7 @@
           </w:r>
           <w:r>
             <w:rPr>
-              <w:rFonts w:hint="eastAsia" w:ascii="宋体" w:hAnsi="宋体" w:eastAsia="宋体" w:cs="宋体"/>
+              <w:rFonts w:ascii="宋体" w:eastAsia="宋体" w:hAnsi="宋体" w:cs="宋体" w:hint="eastAsia"/>
               <w:szCs w:val="24"/>
             </w:rPr>
             <w:fldChar w:fldCharType="end"/>
@@ -2245,28 +2218,28 @@
         </w:p>
         <w:p>
           <w:pPr>
-            <w:pStyle w:val="16"/>
+            <w:pStyle w:val="TOC1"/>
             <w:tabs>
               <w:tab w:val="right" w:leader="dot" w:pos="8306"/>
             </w:tabs>
           </w:pPr>
           <w:r>
             <w:rPr>
-              <w:rFonts w:hint="eastAsia" w:ascii="宋体" w:hAnsi="宋体" w:eastAsia="宋体" w:cs="宋体"/>
+              <w:rFonts w:ascii="宋体" w:eastAsia="宋体" w:hAnsi="宋体" w:cs="宋体" w:hint="eastAsia"/>
               <w:szCs w:val="24"/>
             </w:rPr>
             <w:fldChar w:fldCharType="begin"/>
           </w:r>
           <w:r>
             <w:rPr>
-              <w:rFonts w:hint="eastAsia" w:ascii="宋体" w:hAnsi="宋体" w:eastAsia="宋体" w:cs="宋体"/>
+              <w:rFonts w:ascii="宋体" w:eastAsia="宋体" w:hAnsi="宋体" w:cs="宋体" w:hint="eastAsia"/>
               <w:szCs w:val="24"/>
             </w:rPr>
             <w:instrText xml:space="preserve"> HYPERLINK \l _Toc23647 </w:instrText>
           </w:r>
           <w:r>
             <w:rPr>
-              <w:rFonts w:hint="eastAsia" w:ascii="宋体" w:hAnsi="宋体" w:eastAsia="宋体" w:cs="宋体"/>
+              <w:rFonts w:ascii="宋体" w:eastAsia="宋体" w:hAnsi="宋体" w:cs="宋体" w:hint="eastAsia"/>
               <w:szCs w:val="24"/>
             </w:rPr>
             <w:fldChar w:fldCharType="separate"/>
@@ -2298,7 +2271,7 @@
           </w:r>
           <w:r>
             <w:rPr>
-              <w:rFonts w:hint="eastAsia" w:ascii="宋体" w:hAnsi="宋体" w:eastAsia="宋体" w:cs="宋体"/>
+              <w:rFonts w:ascii="宋体" w:eastAsia="宋体" w:hAnsi="宋体" w:cs="宋体" w:hint="eastAsia"/>
               <w:szCs w:val="24"/>
             </w:rPr>
             <w:fldChar w:fldCharType="end"/>
@@ -2306,28 +2279,28 @@
         </w:p>
         <w:p>
           <w:pPr>
-            <w:pStyle w:val="17"/>
+            <w:pStyle w:val="TOC2"/>
             <w:tabs>
               <w:tab w:val="right" w:leader="dot" w:pos="8306"/>
             </w:tabs>
           </w:pPr>
           <w:r>
             <w:rPr>
-              <w:rFonts w:hint="eastAsia" w:ascii="宋体" w:hAnsi="宋体" w:eastAsia="宋体" w:cs="宋体"/>
+              <w:rFonts w:ascii="宋体" w:eastAsia="宋体" w:hAnsi="宋体" w:cs="宋体" w:hint="eastAsia"/>
               <w:szCs w:val="24"/>
             </w:rPr>
             <w:fldChar w:fldCharType="begin"/>
           </w:r>
           <w:r>
             <w:rPr>
-              <w:rFonts w:hint="eastAsia" w:ascii="宋体" w:hAnsi="宋体" w:eastAsia="宋体" w:cs="宋体"/>
+              <w:rFonts w:ascii="宋体" w:eastAsia="宋体" w:hAnsi="宋体" w:cs="宋体" w:hint="eastAsia"/>
               <w:szCs w:val="24"/>
             </w:rPr>
             <w:instrText xml:space="preserve"> HYPERLINK \l _Toc28702 </w:instrText>
           </w:r>
           <w:r>
             <w:rPr>
-              <w:rFonts w:hint="eastAsia" w:ascii="宋体" w:hAnsi="宋体" w:eastAsia="宋体" w:cs="宋体"/>
+              <w:rFonts w:ascii="宋体" w:eastAsia="宋体" w:hAnsi="宋体" w:cs="宋体" w:hint="eastAsia"/>
               <w:szCs w:val="24"/>
             </w:rPr>
             <w:fldChar w:fldCharType="separate"/>
@@ -2359,7 +2332,7 @@
           </w:r>
           <w:r>
             <w:rPr>
-              <w:rFonts w:hint="eastAsia" w:ascii="宋体" w:hAnsi="宋体" w:eastAsia="宋体" w:cs="宋体"/>
+              <w:rFonts w:ascii="宋体" w:eastAsia="宋体" w:hAnsi="宋体" w:cs="宋体" w:hint="eastAsia"/>
               <w:szCs w:val="24"/>
             </w:rPr>
             <w:fldChar w:fldCharType="end"/>
@@ -2367,28 +2340,28 @@
         </w:p>
         <w:p>
           <w:pPr>
-            <w:pStyle w:val="17"/>
+            <w:pStyle w:val="TOC2"/>
             <w:tabs>
               <w:tab w:val="right" w:leader="dot" w:pos="8306"/>
             </w:tabs>
           </w:pPr>
           <w:r>
             <w:rPr>
-              <w:rFonts w:hint="eastAsia" w:ascii="宋体" w:hAnsi="宋体" w:eastAsia="宋体" w:cs="宋体"/>
+              <w:rFonts w:ascii="宋体" w:eastAsia="宋体" w:hAnsi="宋体" w:cs="宋体" w:hint="eastAsia"/>
               <w:szCs w:val="24"/>
             </w:rPr>
             <w:fldChar w:fldCharType="begin"/>
           </w:r>
           <w:r>
             <w:rPr>
-              <w:rFonts w:hint="eastAsia" w:ascii="宋体" w:hAnsi="宋体" w:eastAsia="宋体" w:cs="宋体"/>
+              <w:rFonts w:ascii="宋体" w:eastAsia="宋体" w:hAnsi="宋体" w:cs="宋体" w:hint="eastAsia"/>
               <w:szCs w:val="24"/>
             </w:rPr>
             <w:instrText xml:space="preserve"> HYPERLINK \l _Toc3858 </w:instrText>
           </w:r>
           <w:r>
             <w:rPr>
-              <w:rFonts w:hint="eastAsia" w:ascii="宋体" w:hAnsi="宋体" w:eastAsia="宋体" w:cs="宋体"/>
+              <w:rFonts w:ascii="宋体" w:eastAsia="宋体" w:hAnsi="宋体" w:cs="宋体" w:hint="eastAsia"/>
               <w:szCs w:val="24"/>
             </w:rPr>
             <w:fldChar w:fldCharType="separate"/>
@@ -2420,7 +2393,7 @@
           </w:r>
           <w:r>
             <w:rPr>
-              <w:rFonts w:hint="eastAsia" w:ascii="宋体" w:hAnsi="宋体" w:eastAsia="宋体" w:cs="宋体"/>
+              <w:rFonts w:ascii="宋体" w:eastAsia="宋体" w:hAnsi="宋体" w:cs="宋体" w:hint="eastAsia"/>
               <w:szCs w:val="24"/>
             </w:rPr>
             <w:fldChar w:fldCharType="end"/>
@@ -2428,28 +2401,28 @@
         </w:p>
         <w:p>
           <w:pPr>
-            <w:pStyle w:val="16"/>
+            <w:pStyle w:val="TOC1"/>
             <w:tabs>
               <w:tab w:val="right" w:leader="dot" w:pos="8306"/>
             </w:tabs>
           </w:pPr>
           <w:r>
             <w:rPr>
-              <w:rFonts w:hint="eastAsia" w:ascii="宋体" w:hAnsi="宋体" w:eastAsia="宋体" w:cs="宋体"/>
+              <w:rFonts w:ascii="宋体" w:eastAsia="宋体" w:hAnsi="宋体" w:cs="宋体" w:hint="eastAsia"/>
               <w:szCs w:val="24"/>
             </w:rPr>
             <w:fldChar w:fldCharType="begin"/>
           </w:r>
           <w:r>
             <w:rPr>
-              <w:rFonts w:hint="eastAsia" w:ascii="宋体" w:hAnsi="宋体" w:eastAsia="宋体" w:cs="宋体"/>
+              <w:rFonts w:ascii="宋体" w:eastAsia="宋体" w:hAnsi="宋体" w:cs="宋体" w:hint="eastAsia"/>
               <w:szCs w:val="24"/>
             </w:rPr>
             <w:instrText xml:space="preserve"> HYPERLINK \l _Toc3471 </w:instrText>
           </w:r>
           <w:r>
             <w:rPr>
-              <w:rFonts w:hint="eastAsia" w:ascii="宋体" w:hAnsi="宋体" w:eastAsia="宋体" w:cs="宋体"/>
+              <w:rFonts w:ascii="宋体" w:eastAsia="宋体" w:hAnsi="宋体" w:cs="宋体" w:hint="eastAsia"/>
               <w:szCs w:val="24"/>
             </w:rPr>
             <w:fldChar w:fldCharType="separate"/>
@@ -2481,7 +2454,7 @@
           </w:r>
           <w:r>
             <w:rPr>
-              <w:rFonts w:hint="eastAsia" w:ascii="宋体" w:hAnsi="宋体" w:eastAsia="宋体" w:cs="宋体"/>
+              <w:rFonts w:ascii="宋体" w:eastAsia="宋体" w:hAnsi="宋体" w:cs="宋体" w:hint="eastAsia"/>
               <w:szCs w:val="24"/>
             </w:rPr>
             <w:fldChar w:fldCharType="end"/>
@@ -2489,28 +2462,28 @@
         </w:p>
         <w:p>
           <w:pPr>
-            <w:pStyle w:val="17"/>
+            <w:pStyle w:val="TOC2"/>
             <w:tabs>
               <w:tab w:val="right" w:leader="dot" w:pos="8306"/>
             </w:tabs>
           </w:pPr>
           <w:r>
             <w:rPr>
-              <w:rFonts w:hint="eastAsia" w:ascii="宋体" w:hAnsi="宋体" w:eastAsia="宋体" w:cs="宋体"/>
+              <w:rFonts w:ascii="宋体" w:eastAsia="宋体" w:hAnsi="宋体" w:cs="宋体" w:hint="eastAsia"/>
               <w:szCs w:val="24"/>
             </w:rPr>
             <w:fldChar w:fldCharType="begin"/>
           </w:r>
           <w:r>
             <w:rPr>
-              <w:rFonts w:hint="eastAsia" w:ascii="宋体" w:hAnsi="宋体" w:eastAsia="宋体" w:cs="宋体"/>
+              <w:rFonts w:ascii="宋体" w:eastAsia="宋体" w:hAnsi="宋体" w:cs="宋体" w:hint="eastAsia"/>
               <w:szCs w:val="24"/>
             </w:rPr>
             <w:instrText xml:space="preserve"> HYPERLINK \l _Toc568 </w:instrText>
           </w:r>
           <w:r>
             <w:rPr>
-              <w:rFonts w:hint="eastAsia" w:ascii="宋体" w:hAnsi="宋体" w:eastAsia="宋体" w:cs="宋体"/>
+              <w:rFonts w:ascii="宋体" w:eastAsia="宋体" w:hAnsi="宋体" w:cs="宋体" w:hint="eastAsia"/>
               <w:szCs w:val="24"/>
             </w:rPr>
             <w:fldChar w:fldCharType="separate"/>
@@ -2542,7 +2515,7 @@
           </w:r>
           <w:r>
             <w:rPr>
-              <w:rFonts w:hint="eastAsia" w:ascii="宋体" w:hAnsi="宋体" w:eastAsia="宋体" w:cs="宋体"/>
+              <w:rFonts w:ascii="宋体" w:eastAsia="宋体" w:hAnsi="宋体" w:cs="宋体" w:hint="eastAsia"/>
               <w:szCs w:val="24"/>
             </w:rPr>
             <w:fldChar w:fldCharType="end"/>
@@ -2550,28 +2523,28 @@
         </w:p>
         <w:p>
           <w:pPr>
-            <w:pStyle w:val="17"/>
+            <w:pStyle w:val="TOC2"/>
             <w:tabs>
               <w:tab w:val="right" w:leader="dot" w:pos="8306"/>
             </w:tabs>
           </w:pPr>
           <w:r>
             <w:rPr>
-              <w:rFonts w:hint="eastAsia" w:ascii="宋体" w:hAnsi="宋体" w:eastAsia="宋体" w:cs="宋体"/>
+              <w:rFonts w:ascii="宋体" w:eastAsia="宋体" w:hAnsi="宋体" w:cs="宋体" w:hint="eastAsia"/>
               <w:szCs w:val="24"/>
             </w:rPr>
             <w:fldChar w:fldCharType="begin"/>
           </w:r>
           <w:r>
             <w:rPr>
-              <w:rFonts w:hint="eastAsia" w:ascii="宋体" w:hAnsi="宋体" w:eastAsia="宋体" w:cs="宋体"/>
+              <w:rFonts w:ascii="宋体" w:eastAsia="宋体" w:hAnsi="宋体" w:cs="宋体" w:hint="eastAsia"/>
               <w:szCs w:val="24"/>
             </w:rPr>
             <w:instrText xml:space="preserve"> HYPERLINK \l _Toc3407 </w:instrText>
           </w:r>
           <w:r>
             <w:rPr>
-              <w:rFonts w:hint="eastAsia" w:ascii="宋体" w:hAnsi="宋体" w:eastAsia="宋体" w:cs="宋体"/>
+              <w:rFonts w:ascii="宋体" w:eastAsia="宋体" w:hAnsi="宋体" w:cs="宋体" w:hint="eastAsia"/>
               <w:szCs w:val="24"/>
             </w:rPr>
             <w:fldChar w:fldCharType="separate"/>
@@ -2603,7 +2576,7 @@
           </w:r>
           <w:r>
             <w:rPr>
-              <w:rFonts w:hint="eastAsia" w:ascii="宋体" w:hAnsi="宋体" w:eastAsia="宋体" w:cs="宋体"/>
+              <w:rFonts w:ascii="宋体" w:eastAsia="宋体" w:hAnsi="宋体" w:cs="宋体" w:hint="eastAsia"/>
               <w:szCs w:val="24"/>
             </w:rPr>
             <w:fldChar w:fldCharType="end"/>
@@ -2611,28 +2584,28 @@
         </w:p>
         <w:p>
           <w:pPr>
-            <w:pStyle w:val="16"/>
+            <w:pStyle w:val="TOC1"/>
             <w:tabs>
               <w:tab w:val="right" w:leader="dot" w:pos="8306"/>
             </w:tabs>
           </w:pPr>
           <w:r>
             <w:rPr>
-              <w:rFonts w:hint="eastAsia" w:ascii="宋体" w:hAnsi="宋体" w:eastAsia="宋体" w:cs="宋体"/>
+              <w:rFonts w:ascii="宋体" w:eastAsia="宋体" w:hAnsi="宋体" w:cs="宋体" w:hint="eastAsia"/>
               <w:szCs w:val="24"/>
             </w:rPr>
             <w:fldChar w:fldCharType="begin"/>
           </w:r>
           <w:r>
             <w:rPr>
-              <w:rFonts w:hint="eastAsia" w:ascii="宋体" w:hAnsi="宋体" w:eastAsia="宋体" w:cs="宋体"/>
+              <w:rFonts w:ascii="宋体" w:eastAsia="宋体" w:hAnsi="宋体" w:cs="宋体" w:hint="eastAsia"/>
               <w:szCs w:val="24"/>
             </w:rPr>
             <w:instrText xml:space="preserve"> HYPERLINK \l _Toc17543 </w:instrText>
           </w:r>
           <w:r>
             <w:rPr>
-              <w:rFonts w:hint="eastAsia" w:ascii="宋体" w:hAnsi="宋体" w:eastAsia="宋体" w:cs="宋体"/>
+              <w:rFonts w:ascii="宋体" w:eastAsia="宋体" w:hAnsi="宋体" w:cs="宋体" w:hint="eastAsia"/>
               <w:szCs w:val="24"/>
             </w:rPr>
             <w:fldChar w:fldCharType="separate"/>
@@ -2664,7 +2637,7 @@
           </w:r>
           <w:r>
             <w:rPr>
-              <w:rFonts w:hint="eastAsia" w:ascii="宋体" w:hAnsi="宋体" w:eastAsia="宋体" w:cs="宋体"/>
+              <w:rFonts w:ascii="宋体" w:eastAsia="宋体" w:hAnsi="宋体" w:cs="宋体" w:hint="eastAsia"/>
               <w:szCs w:val="24"/>
             </w:rPr>
             <w:fldChar w:fldCharType="end"/>
@@ -2672,28 +2645,28 @@
         </w:p>
         <w:p>
           <w:pPr>
-            <w:pStyle w:val="17"/>
+            <w:pStyle w:val="TOC2"/>
             <w:tabs>
               <w:tab w:val="right" w:leader="dot" w:pos="8306"/>
             </w:tabs>
           </w:pPr>
           <w:r>
             <w:rPr>
-              <w:rFonts w:hint="eastAsia" w:ascii="宋体" w:hAnsi="宋体" w:eastAsia="宋体" w:cs="宋体"/>
+              <w:rFonts w:ascii="宋体" w:eastAsia="宋体" w:hAnsi="宋体" w:cs="宋体" w:hint="eastAsia"/>
               <w:szCs w:val="24"/>
             </w:rPr>
             <w:fldChar w:fldCharType="begin"/>
           </w:r>
           <w:r>
             <w:rPr>
-              <w:rFonts w:hint="eastAsia" w:ascii="宋体" w:hAnsi="宋体" w:eastAsia="宋体" w:cs="宋体"/>
+              <w:rFonts w:ascii="宋体" w:eastAsia="宋体" w:hAnsi="宋体" w:cs="宋体" w:hint="eastAsia"/>
               <w:szCs w:val="24"/>
             </w:rPr>
             <w:instrText xml:space="preserve"> HYPERLINK \l _Toc6744 </w:instrText>
           </w:r>
           <w:r>
             <w:rPr>
-              <w:rFonts w:hint="eastAsia" w:ascii="宋体" w:hAnsi="宋体" w:eastAsia="宋体" w:cs="宋体"/>
+              <w:rFonts w:ascii="宋体" w:eastAsia="宋体" w:hAnsi="宋体" w:cs="宋体" w:hint="eastAsia"/>
               <w:szCs w:val="24"/>
             </w:rPr>
             <w:fldChar w:fldCharType="separate"/>
@@ -2725,7 +2698,7 @@
           </w:r>
           <w:r>
             <w:rPr>
-              <w:rFonts w:hint="eastAsia" w:ascii="宋体" w:hAnsi="宋体" w:eastAsia="宋体" w:cs="宋体"/>
+              <w:rFonts w:ascii="宋体" w:eastAsia="宋体" w:hAnsi="宋体" w:cs="宋体" w:hint="eastAsia"/>
               <w:szCs w:val="24"/>
             </w:rPr>
             <w:fldChar w:fldCharType="end"/>
@@ -2733,28 +2706,28 @@
         </w:p>
         <w:p>
           <w:pPr>
-            <w:pStyle w:val="17"/>
+            <w:pStyle w:val="TOC2"/>
             <w:tabs>
               <w:tab w:val="right" w:leader="dot" w:pos="8306"/>
             </w:tabs>
           </w:pPr>
           <w:r>
             <w:rPr>
-              <w:rFonts w:hint="eastAsia" w:ascii="宋体" w:hAnsi="宋体" w:eastAsia="宋体" w:cs="宋体"/>
+              <w:rFonts w:ascii="宋体" w:eastAsia="宋体" w:hAnsi="宋体" w:cs="宋体" w:hint="eastAsia"/>
               <w:szCs w:val="24"/>
             </w:rPr>
             <w:fldChar w:fldCharType="begin"/>
           </w:r>
           <w:r>
             <w:rPr>
-              <w:rFonts w:hint="eastAsia" w:ascii="宋体" w:hAnsi="宋体" w:eastAsia="宋体" w:cs="宋体"/>
+              <w:rFonts w:ascii="宋体" w:eastAsia="宋体" w:hAnsi="宋体" w:cs="宋体" w:hint="eastAsia"/>
               <w:szCs w:val="24"/>
             </w:rPr>
             <w:instrText xml:space="preserve"> HYPERLINK \l _Toc22438 </w:instrText>
           </w:r>
           <w:r>
             <w:rPr>
-              <w:rFonts w:hint="eastAsia" w:ascii="宋体" w:hAnsi="宋体" w:eastAsia="宋体" w:cs="宋体"/>
+              <w:rFonts w:ascii="宋体" w:eastAsia="宋体" w:hAnsi="宋体" w:cs="宋体" w:hint="eastAsia"/>
               <w:szCs w:val="24"/>
             </w:rPr>
             <w:fldChar w:fldCharType="separate"/>
@@ -2786,7 +2759,7 @@
           </w:r>
           <w:r>
             <w:rPr>
-              <w:rFonts w:hint="eastAsia" w:ascii="宋体" w:hAnsi="宋体" w:eastAsia="宋体" w:cs="宋体"/>
+              <w:rFonts w:ascii="宋体" w:eastAsia="宋体" w:hAnsi="宋体" w:cs="宋体" w:hint="eastAsia"/>
               <w:szCs w:val="24"/>
             </w:rPr>
             <w:fldChar w:fldCharType="end"/>
@@ -2794,28 +2767,28 @@
         </w:p>
         <w:p>
           <w:pPr>
-            <w:pStyle w:val="17"/>
+            <w:pStyle w:val="TOC2"/>
             <w:tabs>
               <w:tab w:val="right" w:leader="dot" w:pos="8306"/>
             </w:tabs>
           </w:pPr>
           <w:r>
             <w:rPr>
-              <w:rFonts w:hint="eastAsia" w:ascii="宋体" w:hAnsi="宋体" w:eastAsia="宋体" w:cs="宋体"/>
+              <w:rFonts w:ascii="宋体" w:eastAsia="宋体" w:hAnsi="宋体" w:cs="宋体" w:hint="eastAsia"/>
               <w:szCs w:val="24"/>
             </w:rPr>
             <w:fldChar w:fldCharType="begin"/>
           </w:r>
           <w:r>
             <w:rPr>
-              <w:rFonts w:hint="eastAsia" w:ascii="宋体" w:hAnsi="宋体" w:eastAsia="宋体" w:cs="宋体"/>
+              <w:rFonts w:ascii="宋体" w:eastAsia="宋体" w:hAnsi="宋体" w:cs="宋体" w:hint="eastAsia"/>
               <w:szCs w:val="24"/>
             </w:rPr>
             <w:instrText xml:space="preserve"> HYPERLINK \l _Toc4074 </w:instrText>
           </w:r>
           <w:r>
             <w:rPr>
-              <w:rFonts w:hint="eastAsia" w:ascii="宋体" w:hAnsi="宋体" w:eastAsia="宋体" w:cs="宋体"/>
+              <w:rFonts w:ascii="宋体" w:eastAsia="宋体" w:hAnsi="宋体" w:cs="宋体" w:hint="eastAsia"/>
               <w:szCs w:val="24"/>
             </w:rPr>
             <w:fldChar w:fldCharType="separate"/>
@@ -2847,7 +2820,7 @@
           </w:r>
           <w:r>
             <w:rPr>
-              <w:rFonts w:hint="eastAsia" w:ascii="宋体" w:hAnsi="宋体" w:eastAsia="宋体" w:cs="宋体"/>
+              <w:rFonts w:ascii="宋体" w:eastAsia="宋体" w:hAnsi="宋体" w:cs="宋体" w:hint="eastAsia"/>
               <w:szCs w:val="24"/>
             </w:rPr>
             <w:fldChar w:fldCharType="end"/>
@@ -2855,28 +2828,28 @@
         </w:p>
         <w:p>
           <w:pPr>
-            <w:pStyle w:val="17"/>
+            <w:pStyle w:val="TOC2"/>
             <w:tabs>
               <w:tab w:val="right" w:leader="dot" w:pos="8306"/>
             </w:tabs>
           </w:pPr>
           <w:r>
             <w:rPr>
-              <w:rFonts w:hint="eastAsia" w:ascii="宋体" w:hAnsi="宋体" w:eastAsia="宋体" w:cs="宋体"/>
+              <w:rFonts w:ascii="宋体" w:eastAsia="宋体" w:hAnsi="宋体" w:cs="宋体" w:hint="eastAsia"/>
               <w:szCs w:val="24"/>
             </w:rPr>
             <w:fldChar w:fldCharType="begin"/>
           </w:r>
           <w:r>
             <w:rPr>
-              <w:rFonts w:hint="eastAsia" w:ascii="宋体" w:hAnsi="宋体" w:eastAsia="宋体" w:cs="宋体"/>
+              <w:rFonts w:ascii="宋体" w:eastAsia="宋体" w:hAnsi="宋体" w:cs="宋体" w:hint="eastAsia"/>
               <w:szCs w:val="24"/>
             </w:rPr>
             <w:instrText xml:space="preserve"> HYPERLINK \l _Toc20803 </w:instrText>
           </w:r>
           <w:r>
             <w:rPr>
-              <w:rFonts w:hint="eastAsia" w:ascii="宋体" w:hAnsi="宋体" w:eastAsia="宋体" w:cs="宋体"/>
+              <w:rFonts w:ascii="宋体" w:eastAsia="宋体" w:hAnsi="宋体" w:cs="宋体" w:hint="eastAsia"/>
               <w:szCs w:val="24"/>
             </w:rPr>
             <w:fldChar w:fldCharType="separate"/>
@@ -2908,7 +2881,7 @@
           </w:r>
           <w:r>
             <w:rPr>
-              <w:rFonts w:hint="eastAsia" w:ascii="宋体" w:hAnsi="宋体" w:eastAsia="宋体" w:cs="宋体"/>
+              <w:rFonts w:ascii="宋体" w:eastAsia="宋体" w:hAnsi="宋体" w:cs="宋体" w:hint="eastAsia"/>
               <w:szCs w:val="24"/>
             </w:rPr>
             <w:fldChar w:fldCharType="end"/>
@@ -2916,28 +2889,28 @@
         </w:p>
         <w:p>
           <w:pPr>
-            <w:pStyle w:val="16"/>
+            <w:pStyle w:val="TOC1"/>
             <w:tabs>
               <w:tab w:val="right" w:leader="dot" w:pos="8306"/>
             </w:tabs>
           </w:pPr>
           <w:r>
             <w:rPr>
-              <w:rFonts w:hint="eastAsia" w:ascii="宋体" w:hAnsi="宋体" w:eastAsia="宋体" w:cs="宋体"/>
+              <w:rFonts w:ascii="宋体" w:eastAsia="宋体" w:hAnsi="宋体" w:cs="宋体" w:hint="eastAsia"/>
               <w:szCs w:val="24"/>
             </w:rPr>
             <w:fldChar w:fldCharType="begin"/>
           </w:r>
           <w:r>
             <w:rPr>
-              <w:rFonts w:hint="eastAsia" w:ascii="宋体" w:hAnsi="宋体" w:eastAsia="宋体" w:cs="宋体"/>
+              <w:rFonts w:ascii="宋体" w:eastAsia="宋体" w:hAnsi="宋体" w:cs="宋体" w:hint="eastAsia"/>
               <w:szCs w:val="24"/>
             </w:rPr>
             <w:instrText xml:space="preserve"> HYPERLINK \l _Toc24254 </w:instrText>
           </w:r>
           <w:r>
             <w:rPr>
-              <w:rFonts w:hint="eastAsia" w:ascii="宋体" w:hAnsi="宋体" w:eastAsia="宋体" w:cs="宋体"/>
+              <w:rFonts w:ascii="宋体" w:eastAsia="宋体" w:hAnsi="宋体" w:cs="宋体" w:hint="eastAsia"/>
               <w:szCs w:val="24"/>
             </w:rPr>
             <w:fldChar w:fldCharType="separate"/>
@@ -2969,7 +2942,7 @@
           </w:r>
           <w:r>
             <w:rPr>
-              <w:rFonts w:hint="eastAsia" w:ascii="宋体" w:hAnsi="宋体" w:eastAsia="宋体" w:cs="宋体"/>
+              <w:rFonts w:ascii="宋体" w:eastAsia="宋体" w:hAnsi="宋体" w:cs="宋体" w:hint="eastAsia"/>
               <w:szCs w:val="24"/>
             </w:rPr>
             <w:fldChar w:fldCharType="end"/>
@@ -2977,28 +2950,28 @@
         </w:p>
         <w:p>
           <w:pPr>
-            <w:pStyle w:val="16"/>
+            <w:pStyle w:val="TOC1"/>
             <w:tabs>
               <w:tab w:val="right" w:leader="dot" w:pos="8306"/>
             </w:tabs>
           </w:pPr>
           <w:r>
             <w:rPr>
-              <w:rFonts w:hint="eastAsia" w:ascii="宋体" w:hAnsi="宋体" w:eastAsia="宋体" w:cs="宋体"/>
+              <w:rFonts w:ascii="宋体" w:eastAsia="宋体" w:hAnsi="宋体" w:cs="宋体" w:hint="eastAsia"/>
               <w:szCs w:val="24"/>
             </w:rPr>
             <w:fldChar w:fldCharType="begin"/>
           </w:r>
           <w:r>
             <w:rPr>
-              <w:rFonts w:hint="eastAsia" w:ascii="宋体" w:hAnsi="宋体" w:eastAsia="宋体" w:cs="宋体"/>
+              <w:rFonts w:ascii="宋体" w:eastAsia="宋体" w:hAnsi="宋体" w:cs="宋体" w:hint="eastAsia"/>
               <w:szCs w:val="24"/>
             </w:rPr>
             <w:instrText xml:space="preserve"> HYPERLINK \l _Toc20971 </w:instrText>
           </w:r>
           <w:r>
             <w:rPr>
-              <w:rFonts w:hint="eastAsia" w:ascii="宋体" w:hAnsi="宋体" w:eastAsia="宋体" w:cs="宋体"/>
+              <w:rFonts w:ascii="宋体" w:eastAsia="宋体" w:hAnsi="宋体" w:cs="宋体" w:hint="eastAsia"/>
               <w:szCs w:val="24"/>
             </w:rPr>
             <w:fldChar w:fldCharType="separate"/>
@@ -3030,7 +3003,7 @@
           </w:r>
           <w:r>
             <w:rPr>
-              <w:rFonts w:hint="eastAsia" w:ascii="宋体" w:hAnsi="宋体" w:eastAsia="宋体" w:cs="宋体"/>
+              <w:rFonts w:ascii="宋体" w:eastAsia="宋体" w:hAnsi="宋体" w:cs="宋体" w:hint="eastAsia"/>
               <w:szCs w:val="24"/>
             </w:rPr>
             <w:fldChar w:fldCharType="end"/>
@@ -3038,28 +3011,28 @@
         </w:p>
         <w:p>
           <w:pPr>
-            <w:pStyle w:val="16"/>
+            <w:pStyle w:val="TOC1"/>
             <w:tabs>
               <w:tab w:val="right" w:leader="dot" w:pos="8306"/>
             </w:tabs>
           </w:pPr>
           <w:r>
             <w:rPr>
-              <w:rFonts w:hint="eastAsia" w:ascii="宋体" w:hAnsi="宋体" w:eastAsia="宋体" w:cs="宋体"/>
+              <w:rFonts w:ascii="宋体" w:eastAsia="宋体" w:hAnsi="宋体" w:cs="宋体" w:hint="eastAsia"/>
               <w:szCs w:val="24"/>
             </w:rPr>
             <w:fldChar w:fldCharType="begin"/>
           </w:r>
           <w:r>
             <w:rPr>
-              <w:rFonts w:hint="eastAsia" w:ascii="宋体" w:hAnsi="宋体" w:eastAsia="宋体" w:cs="宋体"/>
+              <w:rFonts w:ascii="宋体" w:eastAsia="宋体" w:hAnsi="宋体" w:cs="宋体" w:hint="eastAsia"/>
               <w:szCs w:val="24"/>
             </w:rPr>
             <w:instrText xml:space="preserve"> HYPERLINK \l _Toc13564 </w:instrText>
           </w:r>
           <w:r>
             <w:rPr>
-              <w:rFonts w:hint="eastAsia" w:ascii="宋体" w:hAnsi="宋体" w:eastAsia="宋体" w:cs="宋体"/>
+              <w:rFonts w:ascii="宋体" w:eastAsia="宋体" w:hAnsi="宋体" w:cs="宋体" w:hint="eastAsia"/>
               <w:szCs w:val="24"/>
             </w:rPr>
             <w:fldChar w:fldCharType="separate"/>
@@ -3091,7 +3064,7 @@
           </w:r>
           <w:r>
             <w:rPr>
-              <w:rFonts w:hint="eastAsia" w:ascii="宋体" w:hAnsi="宋体" w:eastAsia="宋体" w:cs="宋体"/>
+              <w:rFonts w:ascii="宋体" w:eastAsia="宋体" w:hAnsi="宋体" w:cs="宋体" w:hint="eastAsia"/>
               <w:szCs w:val="24"/>
             </w:rPr>
             <w:fldChar w:fldCharType="end"/>
@@ -3099,28 +3072,28 @@
         </w:p>
         <w:p>
           <w:pPr>
-            <w:pStyle w:val="16"/>
+            <w:pStyle w:val="TOC1"/>
             <w:tabs>
               <w:tab w:val="right" w:leader="dot" w:pos="8306"/>
             </w:tabs>
           </w:pPr>
           <w:r>
             <w:rPr>
-              <w:rFonts w:hint="eastAsia" w:ascii="宋体" w:hAnsi="宋体" w:eastAsia="宋体" w:cs="宋体"/>
+              <w:rFonts w:ascii="宋体" w:eastAsia="宋体" w:hAnsi="宋体" w:cs="宋体" w:hint="eastAsia"/>
               <w:szCs w:val="24"/>
             </w:rPr>
             <w:fldChar w:fldCharType="begin"/>
           </w:r>
           <w:r>
             <w:rPr>
-              <w:rFonts w:hint="eastAsia" w:ascii="宋体" w:hAnsi="宋体" w:eastAsia="宋体" w:cs="宋体"/>
+              <w:rFonts w:ascii="宋体" w:eastAsia="宋体" w:hAnsi="宋体" w:cs="宋体" w:hint="eastAsia"/>
               <w:szCs w:val="24"/>
             </w:rPr>
             <w:instrText xml:space="preserve"> HYPERLINK \l _Toc26542 </w:instrText>
           </w:r>
           <w:r>
             <w:rPr>
-              <w:rFonts w:hint="eastAsia" w:ascii="宋体" w:hAnsi="宋体" w:eastAsia="宋体" w:cs="宋体"/>
+              <w:rFonts w:ascii="宋体" w:eastAsia="宋体" w:hAnsi="宋体" w:cs="宋体" w:hint="eastAsia"/>
               <w:szCs w:val="24"/>
             </w:rPr>
             <w:fldChar w:fldCharType="separate"/>
@@ -3152,7 +3125,7 @@
           </w:r>
           <w:r>
             <w:rPr>
-              <w:rFonts w:hint="eastAsia" w:ascii="宋体" w:hAnsi="宋体" w:eastAsia="宋体" w:cs="宋体"/>
+              <w:rFonts w:ascii="宋体" w:eastAsia="宋体" w:hAnsi="宋体" w:cs="宋体" w:hint="eastAsia"/>
               <w:szCs w:val="24"/>
             </w:rPr>
             <w:fldChar w:fldCharType="end"/>
@@ -3176,7 +3149,7 @@
             <w:spacing w:line="312" w:lineRule="auto"/>
             <w:textAlignment w:val="baseline"/>
             <w:rPr>
-              <w:rFonts w:hint="eastAsia" w:ascii="宋体" w:hAnsi="宋体" w:eastAsia="宋体" w:cs="宋体"/>
+              <w:rFonts w:ascii="宋体" w:eastAsia="宋体" w:hAnsi="宋体" w:cs="宋体" w:hint="eastAsia"/>
               <w:snapToGrid w:val="0"/>
               <w:color w:val="000000"/>
               <w:kern w:val="0"/>
@@ -3187,7 +3160,7 @@
           </w:pPr>
           <w:r>
             <w:rPr>
-              <w:rFonts w:hint="eastAsia" w:ascii="宋体" w:hAnsi="宋体" w:eastAsia="宋体" w:cs="宋体"/>
+              <w:rFonts w:ascii="宋体" w:eastAsia="宋体" w:hAnsi="宋体" w:cs="宋体" w:hint="eastAsia"/>
               <w:szCs w:val="24"/>
             </w:rPr>
             <w:fldChar w:fldCharType="end"/>
@@ -3212,7 +3185,7 @@
         <w:snapToGrid w:val="0"/>
         <w:textAlignment w:val="baseline"/>
         <w:rPr>
-          <w:rFonts w:ascii="Arial" w:hAnsi="Arial" w:eastAsia="Arial" w:cs="Arial"/>
+          <w:rFonts w:ascii="Arial" w:eastAsia="Arial" w:hAnsi="Arial" w:cs="Arial"/>
           <w:snapToGrid w:val="0"/>
           <w:color w:val="000000"/>
           <w:kern w:val="0"/>
@@ -3223,7 +3196,7 @@
       </w:pPr>
       <w:r>
         <w:rPr>
-          <w:rFonts w:ascii="Arial" w:hAnsi="Arial" w:eastAsia="Arial" w:cs="Arial"/>
+          <w:rFonts w:ascii="Arial" w:eastAsia="Arial" w:hAnsi="Arial" w:cs="Arial"/>
           <w:snapToGrid w:val="0"/>
           <w:color w:val="000000"/>
           <w:kern w:val="0"/>
@@ -3236,7 +3209,7 @@
     </w:p>
     <w:p>
       <w:pPr>
-        <w:pStyle w:val="28"/>
+        <w:pStyle w:val="1"/>
         <w:keepNext w:val="0"/>
         <w:keepLines w:val="0"/>
         <w:pageBreakBefore w:val="0"/>
@@ -3263,7 +3236,7 @@
         </w:rPr>
         <w:t xml:space="preserve"> </w:t>
       </w:r>
-      <w:bookmarkStart w:id="1" w:name="_Toc23647"/>
+      <w:bookmarkStart w:id="2" w:name="_Toc23647"/>
       <w:r>
         <w:rPr>
           <w:rFonts w:hint="default"/>
@@ -3271,11 +3244,11 @@
         </w:rPr>
         <w:t>扩容背景与容量现状分析</w:t>
       </w:r>
-      <w:bookmarkEnd w:id="1"/>
+      <w:bookmarkEnd w:id="2"/>
     </w:p>
     <w:p>
       <w:pPr>
-        <w:pStyle w:val="30"/>
+        <w:pStyle w:val="2"/>
         <w:keepNext w:val="0"/>
         <w:keepLines w:val="0"/>
         <w:pageBreakBefore w:val="0"/>
@@ -3295,7 +3268,7 @@
           <w:lang w:val="en-US" w:eastAsia="zh-CN"/>
         </w:rPr>
       </w:pPr>
-      <w:bookmarkStart w:id="2" w:name="_Toc28702"/>
+      <w:bookmarkStart w:id="3" w:name="_Toc28702"/>
       <w:r>
         <w:rPr>
           <w:rFonts w:hint="default"/>
@@ -3303,11 +3276,11 @@
         </w:rPr>
         <w:t>业务增长驱动</w:t>
       </w:r>
-      <w:bookmarkEnd w:id="2"/>
+      <w:bookmarkEnd w:id="3"/>
     </w:p>
     <w:p>
       <w:pPr>
-        <w:pStyle w:val="29"/>
+        <w:pStyle w:val="a1"/>
         <w:keepNext w:val="0"/>
         <w:keepLines w:val="0"/>
         <w:pageBreakBefore w:val="0"/>
@@ -3337,7 +3310,7 @@
     </w:p>
     <w:p>
       <w:pPr>
-        <w:pStyle w:val="29"/>
+        <w:pStyle w:val="a1"/>
         <w:keepNext w:val="0"/>
         <w:keepLines w:val="0"/>
         <w:pageBreakBefore w:val="0"/>
@@ -3367,7 +3340,7 @@
     </w:p>
     <w:p>
       <w:pPr>
-        <w:pStyle w:val="29"/>
+        <w:pStyle w:val="a1"/>
         <w:keepNext w:val="0"/>
         <w:keepLines w:val="0"/>
         <w:pageBreakBefore w:val="0"/>
@@ -3397,7 +3370,7 @@
     </w:p>
     <w:p>
       <w:pPr>
-        <w:pStyle w:val="29"/>
+        <w:pStyle w:val="a1"/>
         <w:keepNext w:val="0"/>
         <w:keepLines w:val="0"/>
         <w:pageBreakBefore w:val="0"/>
@@ -3427,7 +3400,7 @@
     </w:p>
     <w:p>
       <w:pPr>
-        <w:pStyle w:val="30"/>
+        <w:pStyle w:val="2"/>
         <w:keepNext w:val="0"/>
         <w:keepLines w:val="0"/>
         <w:pageBreakBefore w:val="0"/>
@@ -3447,7 +3420,7 @@
           <w:lang w:val="en-US" w:eastAsia="zh-CN"/>
         </w:rPr>
       </w:pPr>
-      <w:bookmarkStart w:id="3" w:name="_Toc3858"/>
+      <w:bookmarkStart w:id="4" w:name="_Toc3858"/>
       <w:r>
         <w:rPr>
           <w:rFonts w:hint="default"/>
@@ -3455,23 +3428,22 @@
         </w:rPr>
         <w:t>当前容量瓶颈</w:t>
       </w:r>
-      <w:bookmarkEnd w:id="3"/>
+      <w:bookmarkEnd w:id="4"/>
     </w:p>
     <w:tbl>
       <w:tblPr>
-        <w:tblStyle w:val="20"/>
+        <w:tblStyle w:val="TableNormal"/>
         <w:tblW w:w="8522" w:type="dxa"/>
         <w:jc w:val="center"/>
         <w:tblBorders>
-          <w:top w:val="none" w:color="auto" w:sz="0" w:space="0"/>
-          <w:left w:val="none" w:color="auto" w:sz="0" w:space="0"/>
-          <w:bottom w:val="none" w:color="auto" w:sz="0" w:space="0"/>
-          <w:right w:val="none" w:color="auto" w:sz="0" w:space="0"/>
-          <w:insideH w:val="none" w:color="auto" w:sz="0" w:space="0"/>
-          <w:insideV w:val="none" w:color="auto" w:sz="0" w:space="0"/>
+          <w:top w:val="nil"/>
+          <w:left w:val="nil"/>
+          <w:bottom w:val="nil"/>
+          <w:right w:val="nil"/>
+          <w:insideH w:val="nil"/>
+          <w:insideV w:val="nil"/>
         </w:tblBorders>
         <w:shd w:val="clear" w:color="auto" w:fill="auto"/>
-        <w:tblLayout w:type="autofit"/>
         <w:tblCellMar>
           <w:top w:w="15" w:type="dxa"/>
           <w:left w:w="15" w:type="dxa"/>
@@ -3487,13 +3459,15 @@
       </w:tblGrid>
       <w:tr>
         <w:tblPrEx>
+          <w:tblW w:w="8522" w:type="dxa"/>
+          <w:jc w:val="center"/>
           <w:tblBorders>
-            <w:top w:val="none" w:color="auto" w:sz="0" w:space="0"/>
-            <w:left w:val="none" w:color="auto" w:sz="0" w:space="0"/>
-            <w:bottom w:val="none" w:color="auto" w:sz="0" w:space="0"/>
-            <w:right w:val="none" w:color="auto" w:sz="0" w:space="0"/>
-            <w:insideH w:val="none" w:color="auto" w:sz="0" w:space="0"/>
-            <w:insideV w:val="none" w:color="auto" w:sz="0" w:space="0"/>
+            <w:top w:val="nil"/>
+            <w:left w:val="nil"/>
+            <w:bottom w:val="nil"/>
+            <w:right w:val="nil"/>
+            <w:insideH w:val="nil"/>
+            <w:insideV w:val="nil"/>
           </w:tblBorders>
           <w:shd w:val="clear" w:color="auto" w:fill="auto"/>
           <w:tblCellMar>
@@ -3504,7 +3478,7 @@
           </w:tblCellMar>
         </w:tblPrEx>
         <w:trPr>
-          <w:trHeight w:val="0" w:hRule="atLeast"/>
+          <w:trHeight w:val="0"/>
           <w:tblHeader/>
           <w:jc w:val="center"/>
         </w:trPr>
@@ -3512,10 +3486,10 @@
           <w:tcPr>
             <w:tcW w:w="2779" w:type="dxa"/>
             <w:tcBorders>
-              <w:top w:val="single" w:color="auto" w:sz="12" w:space="0"/>
-              <w:left w:val="single" w:color="auto" w:sz="12" w:space="0"/>
-              <w:bottom w:val="single" w:color="auto" w:sz="4" w:space="0"/>
-              <w:right w:val="single" w:color="auto" w:sz="4" w:space="0"/>
+              <w:top w:val="single" w:sz="12" w:space="0" w:color="auto"/>
+              <w:left w:val="single" w:sz="12" w:space="0" w:color="auto"/>
+              <w:bottom w:val="single" w:sz="4" w:space="0" w:color="auto"/>
+              <w:right w:val="single" w:sz="4" w:space="0" w:color="auto"/>
             </w:tcBorders>
             <w:shd w:val="clear" w:color="auto" w:fill="auto"/>
             <w:tcMar>
@@ -3543,11 +3517,11 @@
               <w:adjustRightInd w:val="0"/>
               <w:snapToGrid w:val="0"/>
               <w:spacing w:line="240" w:lineRule="auto"/>
-              <w:ind w:left="0" w:leftChars="0" w:right="0" w:rightChars="0" w:firstLine="0" w:firstLineChars="0"/>
+              <w:ind w:left="0" w:right="0" w:firstLine="0" w:leftChars="0" w:rightChars="0" w:firstLineChars="0"/>
               <w:jc w:val="center"/>
               <w:textAlignment w:val="baseline"/>
               <w:rPr>
-                <w:rFonts w:ascii="Segoe UI" w:hAnsi="Segoe UI" w:eastAsia="Segoe UI" w:cs="Segoe UI"/>
+                <w:rFonts w:ascii="Segoe UI" w:eastAsia="Segoe UI" w:hAnsi="Segoe UI" w:cs="Segoe UI"/>
                 <w:b/>
                 <w:i w:val="0"/>
                 <w:iCs w:val="0"/>
@@ -3560,7 +3534,7 @@
             </w:pPr>
             <w:r>
               <w:rPr>
-                <w:rFonts w:hint="default" w:ascii="Segoe UI" w:hAnsi="Segoe UI" w:eastAsia="Segoe UI" w:cs="Segoe UI"/>
+                <w:rFonts w:ascii="Segoe UI" w:eastAsia="Segoe UI" w:hAnsi="Segoe UI" w:cs="Segoe UI" w:hint="default"/>
                 <w:b/>
                 <w:i w:val="0"/>
                 <w:iCs w:val="0"/>
@@ -3571,7 +3545,7 @@
                 <w:kern w:val="0"/>
                 <w:sz w:val="18"/>
                 <w:szCs w:val="18"/>
-                <w:lang w:val="en-US" w:eastAsia="zh-CN" w:bidi="ar"/>
+                <w:lang w:val="en-US" w:eastAsia="zh-CN"/>
               </w:rPr>
               <w:t>组件</w:t>
             </w:r>
@@ -3581,10 +3555,10 @@
           <w:tcPr>
             <w:tcW w:w="3476" w:type="dxa"/>
             <w:tcBorders>
-              <w:top w:val="single" w:color="auto" w:sz="12" w:space="0"/>
-              <w:left w:val="single" w:color="auto" w:sz="4" w:space="0"/>
-              <w:bottom w:val="single" w:color="auto" w:sz="4" w:space="0"/>
-              <w:right w:val="single" w:color="auto" w:sz="4" w:space="0"/>
+              <w:top w:val="single" w:sz="12" w:space="0" w:color="auto"/>
+              <w:left w:val="single" w:sz="4" w:space="0" w:color="auto"/>
+              <w:bottom w:val="single" w:sz="4" w:space="0" w:color="auto"/>
+              <w:right w:val="single" w:sz="4" w:space="0" w:color="auto"/>
             </w:tcBorders>
             <w:shd w:val="clear" w:color="auto" w:fill="auto"/>
             <w:tcMar>
@@ -3612,11 +3586,11 @@
               <w:adjustRightInd w:val="0"/>
               <w:snapToGrid w:val="0"/>
               <w:spacing w:line="240" w:lineRule="auto"/>
-              <w:ind w:left="0" w:leftChars="0" w:right="0" w:rightChars="0" w:firstLine="0" w:firstLineChars="0"/>
+              <w:ind w:left="0" w:right="0" w:firstLine="0" w:leftChars="0" w:rightChars="0" w:firstLineChars="0"/>
               <w:jc w:val="center"/>
               <w:textAlignment w:val="baseline"/>
               <w:rPr>
-                <w:rFonts w:hint="default" w:ascii="Segoe UI" w:hAnsi="Segoe UI" w:eastAsia="Segoe UI" w:cs="Segoe UI"/>
+                <w:rFonts w:ascii="Segoe UI" w:eastAsia="Segoe UI" w:hAnsi="Segoe UI" w:cs="Segoe UI" w:hint="default"/>
                 <w:b/>
                 <w:i w:val="0"/>
                 <w:iCs w:val="0"/>
@@ -3629,7 +3603,7 @@
             </w:pPr>
             <w:r>
               <w:rPr>
-                <w:rFonts w:hint="default" w:ascii="Segoe UI" w:hAnsi="Segoe UI" w:eastAsia="Segoe UI" w:cs="Segoe UI"/>
+                <w:rFonts w:ascii="Segoe UI" w:eastAsia="Segoe UI" w:hAnsi="Segoe UI" w:cs="Segoe UI" w:hint="default"/>
                 <w:b/>
                 <w:i w:val="0"/>
                 <w:iCs w:val="0"/>
@@ -3640,7 +3614,7 @@
                 <w:kern w:val="0"/>
                 <w:sz w:val="18"/>
                 <w:szCs w:val="18"/>
-                <w:lang w:val="en-US" w:eastAsia="zh-CN" w:bidi="ar"/>
+                <w:lang w:val="en-US" w:eastAsia="zh-CN"/>
               </w:rPr>
               <w:t>现状</w:t>
             </w:r>
@@ -3650,10 +3624,10 @@
           <w:tcPr>
             <w:tcW w:w="961" w:type="dxa"/>
             <w:tcBorders>
-              <w:top w:val="single" w:color="auto" w:sz="12" w:space="0"/>
-              <w:left w:val="single" w:color="auto" w:sz="4" w:space="0"/>
-              <w:bottom w:val="single" w:color="auto" w:sz="4" w:space="0"/>
-              <w:right w:val="single" w:color="auto" w:sz="4" w:space="0"/>
+              <w:top w:val="single" w:sz="12" w:space="0" w:color="auto"/>
+              <w:left w:val="single" w:sz="4" w:space="0" w:color="auto"/>
+              <w:bottom w:val="single" w:sz="4" w:space="0" w:color="auto"/>
+              <w:right w:val="single" w:sz="4" w:space="0" w:color="auto"/>
             </w:tcBorders>
             <w:shd w:val="clear" w:color="auto" w:fill="auto"/>
             <w:tcMar>
@@ -3681,11 +3655,11 @@
               <w:adjustRightInd w:val="0"/>
               <w:snapToGrid w:val="0"/>
               <w:spacing w:line="240" w:lineRule="auto"/>
-              <w:ind w:left="0" w:leftChars="0" w:right="0" w:rightChars="0" w:firstLine="0" w:firstLineChars="0"/>
+              <w:ind w:left="0" w:right="0" w:firstLine="0" w:leftChars="0" w:rightChars="0" w:firstLineChars="0"/>
               <w:jc w:val="center"/>
               <w:textAlignment w:val="baseline"/>
               <w:rPr>
-                <w:rFonts w:hint="default" w:ascii="Segoe UI" w:hAnsi="Segoe UI" w:eastAsia="Segoe UI" w:cs="Segoe UI"/>
+                <w:rFonts w:ascii="Segoe UI" w:eastAsia="Segoe UI" w:hAnsi="Segoe UI" w:cs="Segoe UI" w:hint="default"/>
                 <w:b/>
                 <w:i w:val="0"/>
                 <w:iCs w:val="0"/>
@@ -3698,7 +3672,7 @@
             </w:pPr>
             <w:r>
               <w:rPr>
-                <w:rFonts w:hint="default" w:ascii="Segoe UI" w:hAnsi="Segoe UI" w:eastAsia="Segoe UI" w:cs="Segoe UI"/>
+                <w:rFonts w:ascii="Segoe UI" w:eastAsia="Segoe UI" w:hAnsi="Segoe UI" w:cs="Segoe UI" w:hint="default"/>
                 <w:b/>
                 <w:i w:val="0"/>
                 <w:iCs w:val="0"/>
@@ -3709,7 +3683,7 @@
                 <w:kern w:val="0"/>
                 <w:sz w:val="18"/>
                 <w:szCs w:val="18"/>
-                <w:lang w:val="en-US" w:eastAsia="zh-CN" w:bidi="ar"/>
+                <w:lang w:val="en-US" w:eastAsia="zh-CN"/>
               </w:rPr>
               <w:t>风险等级</w:t>
             </w:r>
@@ -3719,10 +3693,10 @@
           <w:tcPr>
             <w:tcW w:w="1306" w:type="dxa"/>
             <w:tcBorders>
-              <w:top w:val="single" w:color="auto" w:sz="12" w:space="0"/>
-              <w:left w:val="single" w:color="auto" w:sz="4" w:space="0"/>
-              <w:bottom w:val="single" w:color="auto" w:sz="4" w:space="0"/>
-              <w:right w:val="single" w:color="auto" w:sz="12" w:space="0"/>
+              <w:top w:val="single" w:sz="12" w:space="0" w:color="auto"/>
+              <w:left w:val="single" w:sz="4" w:space="0" w:color="auto"/>
+              <w:bottom w:val="single" w:sz="4" w:space="0" w:color="auto"/>
+              <w:right w:val="single" w:sz="12" w:space="0" w:color="auto"/>
             </w:tcBorders>
             <w:shd w:val="clear" w:color="auto" w:fill="auto"/>
             <w:tcMar>
@@ -3750,11 +3724,11 @@
               <w:adjustRightInd w:val="0"/>
               <w:snapToGrid w:val="0"/>
               <w:spacing w:line="240" w:lineRule="auto"/>
-              <w:ind w:left="0" w:leftChars="0" w:right="0" w:rightChars="0" w:firstLine="0" w:firstLineChars="0"/>
+              <w:ind w:left="0" w:right="0" w:firstLine="0" w:leftChars="0" w:rightChars="0" w:firstLineChars="0"/>
               <w:jc w:val="center"/>
               <w:textAlignment w:val="baseline"/>
               <w:rPr>
-                <w:rFonts w:hint="default" w:ascii="Segoe UI" w:hAnsi="Segoe UI" w:eastAsia="Segoe UI" w:cs="Segoe UI"/>
+                <w:rFonts w:ascii="Segoe UI" w:eastAsia="Segoe UI" w:hAnsi="Segoe UI" w:cs="Segoe UI" w:hint="default"/>
                 <w:b/>
                 <w:i w:val="0"/>
                 <w:iCs w:val="0"/>
@@ -3767,7 +3741,7 @@
             </w:pPr>
             <w:r>
               <w:rPr>
-                <w:rFonts w:hint="default" w:ascii="Segoe UI" w:hAnsi="Segoe UI" w:eastAsia="Segoe UI" w:cs="Segoe UI"/>
+                <w:rFonts w:ascii="Segoe UI" w:eastAsia="Segoe UI" w:hAnsi="Segoe UI" w:cs="Segoe UI" w:hint="default"/>
                 <w:b/>
                 <w:i w:val="0"/>
                 <w:iCs w:val="0"/>
@@ -3778,7 +3752,7 @@
                 <w:kern w:val="0"/>
                 <w:sz w:val="18"/>
                 <w:szCs w:val="18"/>
-                <w:lang w:val="en-US" w:eastAsia="zh-CN" w:bidi="ar"/>
+                <w:lang w:val="en-US" w:eastAsia="zh-CN"/>
               </w:rPr>
               <w:t>预计耗尽时间</w:t>
             </w:r>
@@ -3787,14 +3761,8 @@
       </w:tr>
       <w:tr>
         <w:tblPrEx>
-          <w:tblBorders>
-            <w:top w:val="none" w:color="auto" w:sz="0" w:space="0"/>
-            <w:left w:val="none" w:color="auto" w:sz="0" w:space="0"/>
-            <w:bottom w:val="none" w:color="auto" w:sz="0" w:space="0"/>
-            <w:right w:val="none" w:color="auto" w:sz="0" w:space="0"/>
-            <w:insideH w:val="none" w:color="auto" w:sz="0" w:space="0"/>
-            <w:insideV w:val="none" w:color="auto" w:sz="0" w:space="0"/>
-          </w:tblBorders>
+          <w:tblW w:w="8522" w:type="dxa"/>
+          <w:jc w:val="center"/>
           <w:shd w:val="clear" w:color="auto" w:fill="auto"/>
           <w:tblCellMar>
             <w:top w:w="15" w:type="dxa"/>
@@ -3804,17 +3772,17 @@
           </w:tblCellMar>
         </w:tblPrEx>
         <w:trPr>
-          <w:trHeight w:val="0" w:hRule="atLeast"/>
+          <w:trHeight w:val="0"/>
           <w:jc w:val="center"/>
         </w:trPr>
         <w:tc>
           <w:tcPr>
             <w:tcW w:w="2779" w:type="dxa"/>
             <w:tcBorders>
-              <w:top w:val="single" w:color="auto" w:sz="4" w:space="0"/>
-              <w:left w:val="single" w:color="auto" w:sz="12" w:space="0"/>
-              <w:bottom w:val="single" w:color="auto" w:sz="4" w:space="0"/>
-              <w:right w:val="single" w:color="auto" w:sz="4" w:space="0"/>
+              <w:top w:val="single" w:sz="4" w:space="0" w:color="auto"/>
+              <w:left w:val="single" w:sz="12" w:space="0" w:color="auto"/>
+              <w:bottom w:val="single" w:sz="4" w:space="0" w:color="auto"/>
+              <w:right w:val="single" w:sz="4" w:space="0" w:color="auto"/>
             </w:tcBorders>
             <w:shd w:val="clear" w:color="auto" w:fill="auto"/>
             <w:tcMar>
@@ -3842,11 +3810,11 @@
               <w:adjustRightInd w:val="0"/>
               <w:snapToGrid w:val="0"/>
               <w:spacing w:line="240" w:lineRule="auto"/>
-              <w:ind w:left="0" w:leftChars="0" w:right="0" w:rightChars="0" w:firstLine="0" w:firstLineChars="0"/>
+              <w:ind w:left="0" w:right="0" w:firstLine="0" w:leftChars="0" w:rightChars="0" w:firstLineChars="0"/>
               <w:jc w:val="left"/>
               <w:textAlignment w:val="baseline"/>
               <w:rPr>
-                <w:rFonts w:hint="default" w:ascii="Segoe UI" w:hAnsi="Segoe UI" w:eastAsia="Segoe UI" w:cs="Segoe UI"/>
+                <w:rFonts w:ascii="Segoe UI" w:eastAsia="Segoe UI" w:hAnsi="Segoe UI" w:cs="Segoe UI" w:hint="default"/>
                 <w:i w:val="0"/>
                 <w:iCs w:val="0"/>
                 <w:caps w:val="0"/>
@@ -3858,8 +3826,8 @@
             </w:pPr>
             <w:r>
               <w:rPr>
-                <w:rStyle w:val="23"/>
-                <w:rFonts w:hint="default" w:ascii="Segoe UI" w:hAnsi="Segoe UI" w:eastAsia="Segoe UI" w:cs="Segoe UI"/>
+                <w:rStyle w:val="Strong"/>
+                <w:rFonts w:ascii="Segoe UI" w:eastAsia="Segoe UI" w:hAnsi="Segoe UI" w:cs="Segoe UI" w:hint="default"/>
                 <w:b/>
                 <w:bCs/>
                 <w:i w:val="0"/>
@@ -3871,7 +3839,7 @@
                 <w:kern w:val="0"/>
                 <w:sz w:val="18"/>
                 <w:szCs w:val="18"/>
-                <w:lang w:val="en-US" w:eastAsia="zh-CN" w:bidi="ar"/>
+                <w:lang w:val="en-US" w:eastAsia="zh-CN"/>
               </w:rPr>
               <w:t>硬盘存储</w:t>
             </w:r>
@@ -3881,10 +3849,10 @@
           <w:tcPr>
             <w:tcW w:w="3476" w:type="dxa"/>
             <w:tcBorders>
-              <w:top w:val="single" w:color="auto" w:sz="4" w:space="0"/>
-              <w:left w:val="single" w:color="auto" w:sz="4" w:space="0"/>
-              <w:bottom w:val="single" w:color="auto" w:sz="4" w:space="0"/>
-              <w:right w:val="single" w:color="auto" w:sz="4" w:space="0"/>
+              <w:top w:val="single" w:sz="4" w:space="0" w:color="auto"/>
+              <w:left w:val="single" w:sz="4" w:space="0" w:color="auto"/>
+              <w:bottom w:val="single" w:sz="4" w:space="0" w:color="auto"/>
+              <w:right w:val="single" w:sz="4" w:space="0" w:color="auto"/>
             </w:tcBorders>
             <w:shd w:val="clear" w:color="auto" w:fill="auto"/>
             <w:tcMar>
@@ -3912,11 +3880,11 @@
               <w:adjustRightInd w:val="0"/>
               <w:snapToGrid w:val="0"/>
               <w:spacing w:line="240" w:lineRule="auto"/>
-              <w:ind w:left="0" w:leftChars="0" w:right="0" w:rightChars="0" w:firstLine="0" w:firstLineChars="0"/>
+              <w:ind w:left="0" w:right="0" w:firstLine="0" w:leftChars="0" w:rightChars="0" w:firstLineChars="0"/>
               <w:jc w:val="left"/>
               <w:textAlignment w:val="baseline"/>
               <w:rPr>
-                <w:rFonts w:hint="default" w:ascii="Segoe UI" w:hAnsi="Segoe UI" w:eastAsia="Segoe UI" w:cs="Segoe UI"/>
+                <w:rFonts w:ascii="Segoe UI" w:eastAsia="Segoe UI" w:hAnsi="Segoe UI" w:cs="Segoe UI" w:hint="default"/>
                 <w:i w:val="0"/>
                 <w:iCs w:val="0"/>
                 <w:caps w:val="0"/>
@@ -3928,7 +3896,7 @@
             </w:pPr>
             <w:r>
               <w:rPr>
-                <w:rFonts w:hint="default" w:ascii="Segoe UI" w:hAnsi="Segoe UI" w:eastAsia="Segoe UI" w:cs="Segoe UI"/>
+                <w:rFonts w:ascii="Segoe UI" w:eastAsia="Segoe UI" w:hAnsi="Segoe UI" w:cs="Segoe UI" w:hint="default"/>
                 <w:i w:val="0"/>
                 <w:iCs w:val="0"/>
                 <w:caps w:val="0"/>
@@ -3938,14 +3906,14 @@
                 <w:kern w:val="0"/>
                 <w:sz w:val="18"/>
                 <w:szCs w:val="18"/>
-                <w:lang w:val="en-US" w:eastAsia="zh-CN" w:bidi="ar"/>
+                <w:lang w:val="en-US" w:eastAsia="zh-CN"/>
               </w:rPr>
               <w:t>总使用率 </w:t>
             </w:r>
             <w:r>
               <w:rPr>
-                <w:rStyle w:val="23"/>
-                <w:rFonts w:hint="default" w:ascii="Segoe UI" w:hAnsi="Segoe UI" w:eastAsia="Segoe UI" w:cs="Segoe UI"/>
+                <w:rStyle w:val="Strong"/>
+                <w:rFonts w:ascii="Segoe UI" w:eastAsia="Segoe UI" w:hAnsi="Segoe UI" w:cs="Segoe UI" w:hint="default"/>
                 <w:b/>
                 <w:bCs/>
                 <w:i w:val="0"/>
@@ -3957,13 +3925,13 @@
                 <w:kern w:val="0"/>
                 <w:sz w:val="18"/>
                 <w:szCs w:val="18"/>
-                <w:lang w:val="en-US" w:eastAsia="zh-CN" w:bidi="ar"/>
+                <w:lang w:val="en-US" w:eastAsia="zh-CN"/>
               </w:rPr>
               <w:t>82%</w:t>
             </w:r>
             <w:r>
               <w:rPr>
-                <w:rFonts w:hint="default" w:ascii="Segoe UI" w:hAnsi="Segoe UI" w:eastAsia="Segoe UI" w:cs="Segoe UI"/>
+                <w:rFonts w:ascii="Segoe UI" w:eastAsia="Segoe UI" w:hAnsi="Segoe UI" w:cs="Segoe UI" w:hint="default"/>
                 <w:i w:val="0"/>
                 <w:iCs w:val="0"/>
                 <w:caps w:val="0"/>
@@ -3973,14 +3941,14 @@
                 <w:kern w:val="0"/>
                 <w:sz w:val="18"/>
                 <w:szCs w:val="18"/>
-                <w:lang w:val="en-US" w:eastAsia="zh-CN" w:bidi="ar"/>
+                <w:lang w:val="en-US" w:eastAsia="zh-CN"/>
               </w:rPr>
               <w:t>，其中监控日志分区已使用 </w:t>
             </w:r>
             <w:r>
               <w:rPr>
-                <w:rStyle w:val="23"/>
-                <w:rFonts w:hint="default" w:ascii="Segoe UI" w:hAnsi="Segoe UI" w:eastAsia="Segoe UI" w:cs="Segoe UI"/>
+                <w:rStyle w:val="Strong"/>
+                <w:rFonts w:ascii="Segoe UI" w:eastAsia="Segoe UI" w:hAnsi="Segoe UI" w:cs="Segoe UI" w:hint="default"/>
                 <w:b/>
                 <w:bCs/>
                 <w:i w:val="0"/>
@@ -3992,7 +3960,7 @@
                 <w:kern w:val="0"/>
                 <w:sz w:val="18"/>
                 <w:szCs w:val="18"/>
-                <w:lang w:val="en-US" w:eastAsia="zh-CN" w:bidi="ar"/>
+                <w:lang w:val="en-US" w:eastAsia="zh-CN"/>
               </w:rPr>
               <w:t>91%</w:t>
             </w:r>
@@ -4002,10 +3970,10 @@
           <w:tcPr>
             <w:tcW w:w="961" w:type="dxa"/>
             <w:tcBorders>
-              <w:top w:val="single" w:color="auto" w:sz="4" w:space="0"/>
-              <w:left w:val="single" w:color="auto" w:sz="4" w:space="0"/>
-              <w:bottom w:val="single" w:color="auto" w:sz="4" w:space="0"/>
-              <w:right w:val="single" w:color="auto" w:sz="4" w:space="0"/>
+              <w:top w:val="single" w:sz="4" w:space="0" w:color="auto"/>
+              <w:left w:val="single" w:sz="4" w:space="0" w:color="auto"/>
+              <w:bottom w:val="single" w:sz="4" w:space="0" w:color="auto"/>
+              <w:right w:val="single" w:sz="4" w:space="0" w:color="auto"/>
             </w:tcBorders>
             <w:shd w:val="clear" w:color="auto" w:fill="auto"/>
             <w:tcMar>
@@ -4033,11 +4001,11 @@
               <w:adjustRightInd w:val="0"/>
               <w:snapToGrid w:val="0"/>
               <w:spacing w:line="240" w:lineRule="auto"/>
-              <w:ind w:left="0" w:leftChars="0" w:right="0" w:rightChars="0" w:firstLine="0" w:firstLineChars="0"/>
+              <w:ind w:left="0" w:right="0" w:firstLine="0" w:leftChars="0" w:rightChars="0" w:firstLineChars="0"/>
               <w:jc w:val="center"/>
               <w:textAlignment w:val="baseline"/>
               <w:rPr>
-                <w:rFonts w:hint="default" w:ascii="Segoe UI" w:hAnsi="Segoe UI" w:eastAsia="Segoe UI" w:cs="Segoe UI"/>
+                <w:rFonts w:ascii="Segoe UI" w:eastAsia="Segoe UI" w:hAnsi="Segoe UI" w:cs="Segoe UI" w:hint="default"/>
                 <w:i w:val="0"/>
                 <w:iCs w:val="0"/>
                 <w:caps w:val="0"/>
@@ -4049,7 +4017,7 @@
             </w:pPr>
             <w:r>
               <w:rPr>
-                <w:rFonts w:hint="default" w:ascii="Segoe UI" w:hAnsi="Segoe UI" w:eastAsia="Segoe UI" w:cs="Segoe UI"/>
+                <w:rFonts w:ascii="Segoe UI" w:eastAsia="Segoe UI" w:hAnsi="Segoe UI" w:cs="Segoe UI" w:hint="default"/>
                 <w:i w:val="0"/>
                 <w:iCs w:val="0"/>
                 <w:caps w:val="0"/>
@@ -4059,7 +4027,7 @@
                 <w:kern w:val="0"/>
                 <w:sz w:val="18"/>
                 <w:szCs w:val="18"/>
-                <w:lang w:val="en-US" w:eastAsia="zh-CN" w:bidi="ar"/>
+                <w:lang w:val="en-US" w:eastAsia="zh-CN"/>
               </w:rPr>
               <w:t>🔴 高</w:t>
             </w:r>
@@ -4069,10 +4037,10 @@
           <w:tcPr>
             <w:tcW w:w="1306" w:type="dxa"/>
             <w:tcBorders>
-              <w:top w:val="single" w:color="auto" w:sz="4" w:space="0"/>
-              <w:left w:val="single" w:color="auto" w:sz="4" w:space="0"/>
-              <w:bottom w:val="single" w:color="auto" w:sz="4" w:space="0"/>
-              <w:right w:val="single" w:color="auto" w:sz="12" w:space="0"/>
+              <w:top w:val="single" w:sz="4" w:space="0" w:color="auto"/>
+              <w:left w:val="single" w:sz="4" w:space="0" w:color="auto"/>
+              <w:bottom w:val="single" w:sz="4" w:space="0" w:color="auto"/>
+              <w:right w:val="single" w:sz="12" w:space="0" w:color="auto"/>
             </w:tcBorders>
             <w:shd w:val="clear" w:color="auto" w:fill="auto"/>
             <w:tcMar>
@@ -4100,11 +4068,11 @@
               <w:adjustRightInd w:val="0"/>
               <w:snapToGrid w:val="0"/>
               <w:spacing w:line="240" w:lineRule="auto"/>
-              <w:ind w:left="0" w:leftChars="0" w:right="0" w:rightChars="0" w:firstLine="0" w:firstLineChars="0"/>
+              <w:ind w:left="0" w:right="0" w:firstLine="0" w:leftChars="0" w:rightChars="0" w:firstLineChars="0"/>
               <w:jc w:val="center"/>
               <w:textAlignment w:val="baseline"/>
               <w:rPr>
-                <w:rFonts w:hint="default" w:ascii="Segoe UI" w:hAnsi="Segoe UI" w:eastAsia="Segoe UI" w:cs="Segoe UI"/>
+                <w:rFonts w:ascii="Segoe UI" w:eastAsia="Segoe UI" w:hAnsi="Segoe UI" w:cs="Segoe UI" w:hint="default"/>
                 <w:i w:val="0"/>
                 <w:iCs w:val="0"/>
                 <w:caps w:val="0"/>
@@ -4116,8 +4084,8 @@
             </w:pPr>
             <w:r>
               <w:rPr>
-                <w:rStyle w:val="23"/>
-                <w:rFonts w:hint="default" w:ascii="Segoe UI" w:hAnsi="Segoe UI" w:eastAsia="Segoe UI" w:cs="Segoe UI"/>
+                <w:rStyle w:val="Strong"/>
+                <w:rFonts w:ascii="Segoe UI" w:eastAsia="Segoe UI" w:hAnsi="Segoe UI" w:cs="Segoe UI" w:hint="default"/>
                 <w:b/>
                 <w:bCs/>
                 <w:i w:val="0"/>
@@ -4129,7 +4097,7 @@
                 <w:kern w:val="0"/>
                 <w:sz w:val="18"/>
                 <w:szCs w:val="18"/>
-                <w:lang w:val="en-US" w:eastAsia="zh-CN" w:bidi="ar"/>
+                <w:lang w:val="en-US" w:eastAsia="zh-CN"/>
               </w:rPr>
               <w:t>2-3个月</w:t>
             </w:r>
@@ -4138,14 +4106,8 @@
       </w:tr>
       <w:tr>
         <w:tblPrEx>
-          <w:tblBorders>
-            <w:top w:val="none" w:color="auto" w:sz="0" w:space="0"/>
-            <w:left w:val="none" w:color="auto" w:sz="0" w:space="0"/>
-            <w:bottom w:val="none" w:color="auto" w:sz="0" w:space="0"/>
-            <w:right w:val="none" w:color="auto" w:sz="0" w:space="0"/>
-            <w:insideH w:val="none" w:color="auto" w:sz="0" w:space="0"/>
-            <w:insideV w:val="none" w:color="auto" w:sz="0" w:space="0"/>
-          </w:tblBorders>
+          <w:tblW w:w="8522" w:type="dxa"/>
+          <w:jc w:val="center"/>
           <w:shd w:val="clear" w:color="auto" w:fill="auto"/>
           <w:tblCellMar>
             <w:top w:w="15" w:type="dxa"/>
@@ -4155,17 +4117,17 @@
           </w:tblCellMar>
         </w:tblPrEx>
         <w:trPr>
-          <w:trHeight w:val="0" w:hRule="atLeast"/>
+          <w:trHeight w:val="0"/>
           <w:jc w:val="center"/>
         </w:trPr>
         <w:tc>
           <w:tcPr>
             <w:tcW w:w="2779" w:type="dxa"/>
             <w:tcBorders>
-              <w:top w:val="single" w:color="auto" w:sz="4" w:space="0"/>
-              <w:left w:val="single" w:color="auto" w:sz="12" w:space="0"/>
-              <w:bottom w:val="single" w:color="auto" w:sz="4" w:space="0"/>
-              <w:right w:val="single" w:color="auto" w:sz="4" w:space="0"/>
+              <w:top w:val="single" w:sz="4" w:space="0" w:color="auto"/>
+              <w:left w:val="single" w:sz="12" w:space="0" w:color="auto"/>
+              <w:bottom w:val="single" w:sz="4" w:space="0" w:color="auto"/>
+              <w:right w:val="single" w:sz="4" w:space="0" w:color="auto"/>
             </w:tcBorders>
             <w:shd w:val="clear" w:color="auto" w:fill="auto"/>
             <w:tcMar>
@@ -4193,11 +4155,11 @@
               <w:adjustRightInd w:val="0"/>
               <w:snapToGrid w:val="0"/>
               <w:spacing w:line="240" w:lineRule="auto"/>
-              <w:ind w:left="0" w:leftChars="0" w:right="0" w:rightChars="0" w:firstLine="0" w:firstLineChars="0"/>
+              <w:ind w:left="0" w:right="0" w:firstLine="0" w:leftChars="0" w:rightChars="0" w:firstLineChars="0"/>
               <w:jc w:val="left"/>
               <w:textAlignment w:val="baseline"/>
               <w:rPr>
-                <w:rFonts w:hint="default" w:ascii="Segoe UI" w:hAnsi="Segoe UI" w:eastAsia="Segoe UI" w:cs="Segoe UI"/>
+                <w:rFonts w:ascii="Segoe UI" w:eastAsia="Segoe UI" w:hAnsi="Segoe UI" w:cs="Segoe UI" w:hint="default"/>
                 <w:i w:val="0"/>
                 <w:iCs w:val="0"/>
                 <w:caps w:val="0"/>
@@ -4209,8 +4171,8 @@
             </w:pPr>
             <w:r>
               <w:rPr>
-                <w:rStyle w:val="23"/>
-                <w:rFonts w:hint="default" w:ascii="Segoe UI" w:hAnsi="Segoe UI" w:eastAsia="Segoe UI" w:cs="Segoe UI"/>
+                <w:rStyle w:val="Strong"/>
+                <w:rFonts w:ascii="Segoe UI" w:eastAsia="Segoe UI" w:hAnsi="Segoe UI" w:cs="Segoe UI" w:hint="default"/>
                 <w:b/>
                 <w:bCs/>
                 <w:i w:val="0"/>
@@ -4222,7 +4184,7 @@
                 <w:kern w:val="0"/>
                 <w:sz w:val="18"/>
                 <w:szCs w:val="18"/>
-                <w:lang w:val="en-US" w:eastAsia="zh-CN" w:bidi="ar"/>
+                <w:lang w:val="en-US" w:eastAsia="zh-CN"/>
               </w:rPr>
               <w:t>数据库（MySQL/PostgreSQL）</w:t>
             </w:r>
@@ -4232,10 +4194,10 @@
           <w:tcPr>
             <w:tcW w:w="3476" w:type="dxa"/>
             <w:tcBorders>
-              <w:top w:val="single" w:color="auto" w:sz="4" w:space="0"/>
-              <w:left w:val="single" w:color="auto" w:sz="4" w:space="0"/>
-              <w:bottom w:val="single" w:color="auto" w:sz="4" w:space="0"/>
-              <w:right w:val="single" w:color="auto" w:sz="4" w:space="0"/>
+              <w:top w:val="single" w:sz="4" w:space="0" w:color="auto"/>
+              <w:left w:val="single" w:sz="4" w:space="0" w:color="auto"/>
+              <w:bottom w:val="single" w:sz="4" w:space="0" w:color="auto"/>
+              <w:right w:val="single" w:sz="4" w:space="0" w:color="auto"/>
             </w:tcBorders>
             <w:shd w:val="clear" w:color="auto" w:fill="auto"/>
             <w:tcMar>
@@ -4263,11 +4225,11 @@
               <w:adjustRightInd w:val="0"/>
               <w:snapToGrid w:val="0"/>
               <w:spacing w:line="240" w:lineRule="auto"/>
-              <w:ind w:left="0" w:leftChars="0" w:right="0" w:rightChars="0" w:firstLine="0" w:firstLineChars="0"/>
+              <w:ind w:left="0" w:right="0" w:firstLine="0" w:leftChars="0" w:rightChars="0" w:firstLineChars="0"/>
               <w:jc w:val="left"/>
               <w:textAlignment w:val="baseline"/>
               <w:rPr>
-                <w:rFonts w:hint="default" w:ascii="Segoe UI" w:hAnsi="Segoe UI" w:eastAsia="Segoe UI" w:cs="Segoe UI"/>
+                <w:rFonts w:ascii="Segoe UI" w:eastAsia="Segoe UI" w:hAnsi="Segoe UI" w:cs="Segoe UI" w:hint="default"/>
                 <w:i w:val="0"/>
                 <w:iCs w:val="0"/>
                 <w:caps w:val="0"/>
@@ -4279,7 +4241,7 @@
             </w:pPr>
             <w:r>
               <w:rPr>
-                <w:rFonts w:hint="default" w:ascii="Segoe UI" w:hAnsi="Segoe UI" w:eastAsia="Segoe UI" w:cs="Segoe UI"/>
+                <w:rFonts w:ascii="Segoe UI" w:eastAsia="Segoe UI" w:hAnsi="Segoe UI" w:cs="Segoe UI" w:hint="default"/>
                 <w:i w:val="0"/>
                 <w:iCs w:val="0"/>
                 <w:caps w:val="0"/>
@@ -4289,14 +4251,14 @@
                 <w:kern w:val="0"/>
                 <w:sz w:val="18"/>
                 <w:szCs w:val="18"/>
-                <w:lang w:val="en-US" w:eastAsia="zh-CN" w:bidi="ar"/>
+                <w:lang w:val="en-US" w:eastAsia="zh-CN"/>
               </w:rPr>
               <w:t>主库磁盘使用率 </w:t>
             </w:r>
             <w:r>
               <w:rPr>
-                <w:rStyle w:val="23"/>
-                <w:rFonts w:hint="default" w:ascii="Segoe UI" w:hAnsi="Segoe UI" w:eastAsia="Segoe UI" w:cs="Segoe UI"/>
+                <w:rStyle w:val="Strong"/>
+                <w:rFonts w:ascii="Segoe UI" w:eastAsia="Segoe UI" w:hAnsi="Segoe UI" w:cs="Segoe UI" w:hint="default"/>
                 <w:b/>
                 <w:bCs/>
                 <w:i w:val="0"/>
@@ -4308,13 +4270,13 @@
                 <w:kern w:val="0"/>
                 <w:sz w:val="18"/>
                 <w:szCs w:val="18"/>
-                <w:lang w:val="en-US" w:eastAsia="zh-CN" w:bidi="ar"/>
+                <w:lang w:val="en-US" w:eastAsia="zh-CN"/>
               </w:rPr>
               <w:t>78%</w:t>
             </w:r>
             <w:r>
               <w:rPr>
-                <w:rFonts w:hint="default" w:ascii="Segoe UI" w:hAnsi="Segoe UI" w:eastAsia="Segoe UI" w:cs="Segoe UI"/>
+                <w:rFonts w:ascii="Segoe UI" w:eastAsia="Segoe UI" w:hAnsi="Segoe UI" w:cs="Segoe UI" w:hint="default"/>
                 <w:i w:val="0"/>
                 <w:iCs w:val="0"/>
                 <w:caps w:val="0"/>
@@ -4324,14 +4286,14 @@
                 <w:kern w:val="0"/>
                 <w:sz w:val="18"/>
                 <w:szCs w:val="18"/>
-                <w:lang w:val="en-US" w:eastAsia="zh-CN" w:bidi="ar"/>
+                <w:lang w:val="en-US" w:eastAsia="zh-CN"/>
               </w:rPr>
               <w:t>，连接数峰值达最大配置的 </w:t>
             </w:r>
             <w:r>
               <w:rPr>
-                <w:rStyle w:val="23"/>
-                <w:rFonts w:hint="default" w:ascii="Segoe UI" w:hAnsi="Segoe UI" w:eastAsia="Segoe UI" w:cs="Segoe UI"/>
+                <w:rStyle w:val="Strong"/>
+                <w:rFonts w:ascii="Segoe UI" w:eastAsia="Segoe UI" w:hAnsi="Segoe UI" w:cs="Segoe UI" w:hint="default"/>
                 <w:b/>
                 <w:bCs/>
                 <w:i w:val="0"/>
@@ -4343,7 +4305,7 @@
                 <w:kern w:val="0"/>
                 <w:sz w:val="18"/>
                 <w:szCs w:val="18"/>
-                <w:lang w:val="en-US" w:eastAsia="zh-CN" w:bidi="ar"/>
+                <w:lang w:val="en-US" w:eastAsia="zh-CN"/>
               </w:rPr>
               <w:t>85%</w:t>
             </w:r>
@@ -4353,10 +4315,10 @@
           <w:tcPr>
             <w:tcW w:w="961" w:type="dxa"/>
             <w:tcBorders>
-              <w:top w:val="single" w:color="auto" w:sz="4" w:space="0"/>
-              <w:left w:val="single" w:color="auto" w:sz="4" w:space="0"/>
-              <w:bottom w:val="single" w:color="auto" w:sz="4" w:space="0"/>
-              <w:right w:val="single" w:color="auto" w:sz="4" w:space="0"/>
+              <w:top w:val="single" w:sz="4" w:space="0" w:color="auto"/>
+              <w:left w:val="single" w:sz="4" w:space="0" w:color="auto"/>
+              <w:bottom w:val="single" w:sz="4" w:space="0" w:color="auto"/>
+              <w:right w:val="single" w:sz="4" w:space="0" w:color="auto"/>
             </w:tcBorders>
             <w:shd w:val="clear" w:color="auto" w:fill="auto"/>
             <w:tcMar>
@@ -4384,11 +4346,11 @@
               <w:adjustRightInd w:val="0"/>
               <w:snapToGrid w:val="0"/>
               <w:spacing w:line="240" w:lineRule="auto"/>
-              <w:ind w:left="0" w:leftChars="0" w:right="0" w:rightChars="0" w:firstLine="0" w:firstLineChars="0"/>
+              <w:ind w:left="0" w:right="0" w:firstLine="0" w:leftChars="0" w:rightChars="0" w:firstLineChars="0"/>
               <w:jc w:val="center"/>
               <w:textAlignment w:val="baseline"/>
               <w:rPr>
-                <w:rFonts w:hint="default" w:ascii="Segoe UI" w:hAnsi="Segoe UI" w:eastAsia="Segoe UI" w:cs="Segoe UI"/>
+                <w:rFonts w:ascii="Segoe UI" w:eastAsia="Segoe UI" w:hAnsi="Segoe UI" w:cs="Segoe UI" w:hint="default"/>
                 <w:i w:val="0"/>
                 <w:iCs w:val="0"/>
                 <w:caps w:val="0"/>
@@ -4400,7 +4362,7 @@
             </w:pPr>
             <w:r>
               <w:rPr>
-                <w:rFonts w:hint="default" w:ascii="Segoe UI" w:hAnsi="Segoe UI" w:eastAsia="Segoe UI" w:cs="Segoe UI"/>
+                <w:rFonts w:ascii="Segoe UI" w:eastAsia="Segoe UI" w:hAnsi="Segoe UI" w:cs="Segoe UI" w:hint="default"/>
                 <w:i w:val="0"/>
                 <w:iCs w:val="0"/>
                 <w:caps w:val="0"/>
@@ -4410,7 +4372,7 @@
                 <w:kern w:val="0"/>
                 <w:sz w:val="18"/>
                 <w:szCs w:val="18"/>
-                <w:lang w:val="en-US" w:eastAsia="zh-CN" w:bidi="ar"/>
+                <w:lang w:val="en-US" w:eastAsia="zh-CN"/>
               </w:rPr>
               <w:t>🟡 中</w:t>
             </w:r>
@@ -4420,10 +4382,10 @@
           <w:tcPr>
             <w:tcW w:w="1306" w:type="dxa"/>
             <w:tcBorders>
-              <w:top w:val="single" w:color="auto" w:sz="4" w:space="0"/>
-              <w:left w:val="single" w:color="auto" w:sz="4" w:space="0"/>
-              <w:bottom w:val="single" w:color="auto" w:sz="4" w:space="0"/>
-              <w:right w:val="single" w:color="auto" w:sz="12" w:space="0"/>
+              <w:top w:val="single" w:sz="4" w:space="0" w:color="auto"/>
+              <w:left w:val="single" w:sz="4" w:space="0" w:color="auto"/>
+              <w:bottom w:val="single" w:sz="4" w:space="0" w:color="auto"/>
+              <w:right w:val="single" w:sz="12" w:space="0" w:color="auto"/>
             </w:tcBorders>
             <w:shd w:val="clear" w:color="auto" w:fill="auto"/>
             <w:tcMar>
@@ -4451,11 +4413,11 @@
               <w:adjustRightInd w:val="0"/>
               <w:snapToGrid w:val="0"/>
               <w:spacing w:line="240" w:lineRule="auto"/>
-              <w:ind w:left="0" w:leftChars="0" w:right="0" w:rightChars="0" w:firstLine="0" w:firstLineChars="0"/>
+              <w:ind w:left="0" w:right="0" w:firstLine="0" w:leftChars="0" w:rightChars="0" w:firstLineChars="0"/>
               <w:jc w:val="center"/>
               <w:textAlignment w:val="baseline"/>
               <w:rPr>
-                <w:rFonts w:hint="default" w:ascii="Segoe UI" w:hAnsi="Segoe UI" w:eastAsia="Segoe UI" w:cs="Segoe UI"/>
+                <w:rFonts w:ascii="Segoe UI" w:eastAsia="Segoe UI" w:hAnsi="Segoe UI" w:cs="Segoe UI" w:hint="default"/>
                 <w:i w:val="0"/>
                 <w:iCs w:val="0"/>
                 <w:caps w:val="0"/>
@@ -4467,8 +4429,8 @@
             </w:pPr>
             <w:r>
               <w:rPr>
-                <w:rStyle w:val="23"/>
-                <w:rFonts w:hint="default" w:ascii="Segoe UI" w:hAnsi="Segoe UI" w:eastAsia="Segoe UI" w:cs="Segoe UI"/>
+                <w:rStyle w:val="Strong"/>
+                <w:rFonts w:ascii="Segoe UI" w:eastAsia="Segoe UI" w:hAnsi="Segoe UI" w:cs="Segoe UI" w:hint="default"/>
                 <w:b/>
                 <w:bCs/>
                 <w:i w:val="0"/>
@@ -4480,7 +4442,7 @@
                 <w:kern w:val="0"/>
                 <w:sz w:val="18"/>
                 <w:szCs w:val="18"/>
-                <w:lang w:val="en-US" w:eastAsia="zh-CN" w:bidi="ar"/>
+                <w:lang w:val="en-US" w:eastAsia="zh-CN"/>
               </w:rPr>
               <w:t>4-6个月</w:t>
             </w:r>
@@ -4489,14 +4451,8 @@
       </w:tr>
       <w:tr>
         <w:tblPrEx>
-          <w:tblBorders>
-            <w:top w:val="none" w:color="auto" w:sz="0" w:space="0"/>
-            <w:left w:val="none" w:color="auto" w:sz="0" w:space="0"/>
-            <w:bottom w:val="none" w:color="auto" w:sz="0" w:space="0"/>
-            <w:right w:val="none" w:color="auto" w:sz="0" w:space="0"/>
-            <w:insideH w:val="none" w:color="auto" w:sz="0" w:space="0"/>
-            <w:insideV w:val="none" w:color="auto" w:sz="0" w:space="0"/>
-          </w:tblBorders>
+          <w:tblW w:w="8522" w:type="dxa"/>
+          <w:jc w:val="center"/>
           <w:shd w:val="clear" w:color="auto" w:fill="auto"/>
           <w:tblCellMar>
             <w:top w:w="15" w:type="dxa"/>
@@ -4506,17 +4462,17 @@
           </w:tblCellMar>
         </w:tblPrEx>
         <w:trPr>
-          <w:trHeight w:val="0" w:hRule="atLeast"/>
+          <w:trHeight w:val="0"/>
           <w:jc w:val="center"/>
         </w:trPr>
         <w:tc>
           <w:tcPr>
             <w:tcW w:w="2779" w:type="dxa"/>
             <w:tcBorders>
-              <w:top w:val="single" w:color="auto" w:sz="4" w:space="0"/>
-              <w:left w:val="single" w:color="auto" w:sz="12" w:space="0"/>
-              <w:bottom w:val="single" w:color="auto" w:sz="4" w:space="0"/>
-              <w:right w:val="single" w:color="auto" w:sz="4" w:space="0"/>
+              <w:top w:val="single" w:sz="4" w:space="0" w:color="auto"/>
+              <w:left w:val="single" w:sz="12" w:space="0" w:color="auto"/>
+              <w:bottom w:val="single" w:sz="4" w:space="0" w:color="auto"/>
+              <w:right w:val="single" w:sz="4" w:space="0" w:color="auto"/>
             </w:tcBorders>
             <w:shd w:val="clear" w:color="auto" w:fill="auto"/>
             <w:tcMar>
@@ -4544,11 +4500,11 @@
               <w:adjustRightInd w:val="0"/>
               <w:snapToGrid w:val="0"/>
               <w:spacing w:line="240" w:lineRule="auto"/>
-              <w:ind w:left="0" w:leftChars="0" w:right="0" w:rightChars="0" w:firstLine="0" w:firstLineChars="0"/>
+              <w:ind w:left="0" w:right="0" w:firstLine="0" w:leftChars="0" w:rightChars="0" w:firstLineChars="0"/>
               <w:jc w:val="left"/>
               <w:textAlignment w:val="baseline"/>
               <w:rPr>
-                <w:rFonts w:hint="default" w:ascii="Segoe UI" w:hAnsi="Segoe UI" w:eastAsia="Segoe UI" w:cs="Segoe UI"/>
+                <w:rFonts w:ascii="Segoe UI" w:eastAsia="Segoe UI" w:hAnsi="Segoe UI" w:cs="Segoe UI" w:hint="default"/>
                 <w:i w:val="0"/>
                 <w:iCs w:val="0"/>
                 <w:caps w:val="0"/>
@@ -4560,8 +4516,8 @@
             </w:pPr>
             <w:r>
               <w:rPr>
-                <w:rStyle w:val="23"/>
-                <w:rFonts w:hint="default" w:ascii="Segoe UI" w:hAnsi="Segoe UI" w:eastAsia="Segoe UI" w:cs="Segoe UI"/>
+                <w:rStyle w:val="Strong"/>
+                <w:rFonts w:ascii="Segoe UI" w:eastAsia="Segoe UI" w:hAnsi="Segoe UI" w:cs="Segoe UI" w:hint="default"/>
                 <w:b/>
                 <w:bCs/>
                 <w:i w:val="0"/>
@@ -4573,7 +4529,7 @@
                 <w:kern w:val="0"/>
                 <w:sz w:val="18"/>
                 <w:szCs w:val="18"/>
-                <w:lang w:val="en-US" w:eastAsia="zh-CN" w:bidi="ar"/>
+                <w:lang w:val="en-US" w:eastAsia="zh-CN"/>
               </w:rPr>
               <w:t>Redis缓存集群</w:t>
             </w:r>
@@ -4583,10 +4539,10 @@
           <w:tcPr>
             <w:tcW w:w="3476" w:type="dxa"/>
             <w:tcBorders>
-              <w:top w:val="single" w:color="auto" w:sz="4" w:space="0"/>
-              <w:left w:val="single" w:color="auto" w:sz="4" w:space="0"/>
-              <w:bottom w:val="single" w:color="auto" w:sz="4" w:space="0"/>
-              <w:right w:val="single" w:color="auto" w:sz="4" w:space="0"/>
+              <w:top w:val="single" w:sz="4" w:space="0" w:color="auto"/>
+              <w:left w:val="single" w:sz="4" w:space="0" w:color="auto"/>
+              <w:bottom w:val="single" w:sz="4" w:space="0" w:color="auto"/>
+              <w:right w:val="single" w:sz="4" w:space="0" w:color="auto"/>
             </w:tcBorders>
             <w:shd w:val="clear" w:color="auto" w:fill="auto"/>
             <w:tcMar>
@@ -4614,11 +4570,11 @@
               <w:adjustRightInd w:val="0"/>
               <w:snapToGrid w:val="0"/>
               <w:spacing w:line="240" w:lineRule="auto"/>
-              <w:ind w:left="0" w:leftChars="0" w:right="0" w:rightChars="0" w:firstLine="0" w:firstLineChars="0"/>
+              <w:ind w:left="0" w:right="0" w:firstLine="0" w:leftChars="0" w:rightChars="0" w:firstLineChars="0"/>
               <w:jc w:val="left"/>
               <w:textAlignment w:val="baseline"/>
               <w:rPr>
-                <w:rFonts w:hint="default" w:ascii="Segoe UI" w:hAnsi="Segoe UI" w:eastAsia="Segoe UI" w:cs="Segoe UI"/>
+                <w:rFonts w:ascii="Segoe UI" w:eastAsia="Segoe UI" w:hAnsi="Segoe UI" w:cs="Segoe UI" w:hint="default"/>
                 <w:i w:val="0"/>
                 <w:iCs w:val="0"/>
                 <w:caps w:val="0"/>
@@ -4630,7 +4586,7 @@
             </w:pPr>
             <w:r>
               <w:rPr>
-                <w:rFonts w:hint="default" w:ascii="Segoe UI" w:hAnsi="Segoe UI" w:eastAsia="Segoe UI" w:cs="Segoe UI"/>
+                <w:rFonts w:ascii="Segoe UI" w:eastAsia="Segoe UI" w:hAnsi="Segoe UI" w:cs="Segoe UI" w:hint="default"/>
                 <w:i w:val="0"/>
                 <w:iCs w:val="0"/>
                 <w:caps w:val="0"/>
@@ -4640,7 +4596,7 @@
                 <w:kern w:val="0"/>
                 <w:sz w:val="18"/>
                 <w:szCs w:val="18"/>
-                <w:lang w:val="en-US" w:eastAsia="zh-CN" w:bidi="ar"/>
+                <w:lang w:val="en-US" w:eastAsia="zh-CN"/>
               </w:rPr>
               <w:t>内存使用率长期 ** &gt;80%**，高峰期触发逐出策略，影响会话状态</w:t>
             </w:r>
@@ -4650,10 +4606,10 @@
           <w:tcPr>
             <w:tcW w:w="961" w:type="dxa"/>
             <w:tcBorders>
-              <w:top w:val="single" w:color="auto" w:sz="4" w:space="0"/>
-              <w:left w:val="single" w:color="auto" w:sz="4" w:space="0"/>
-              <w:bottom w:val="single" w:color="auto" w:sz="4" w:space="0"/>
-              <w:right w:val="single" w:color="auto" w:sz="4" w:space="0"/>
+              <w:top w:val="single" w:sz="4" w:space="0" w:color="auto"/>
+              <w:left w:val="single" w:sz="4" w:space="0" w:color="auto"/>
+              <w:bottom w:val="single" w:sz="4" w:space="0" w:color="auto"/>
+              <w:right w:val="single" w:sz="4" w:space="0" w:color="auto"/>
             </w:tcBorders>
             <w:shd w:val="clear" w:color="auto" w:fill="auto"/>
             <w:tcMar>
@@ -4681,11 +4637,11 @@
               <w:adjustRightInd w:val="0"/>
               <w:snapToGrid w:val="0"/>
               <w:spacing w:line="240" w:lineRule="auto"/>
-              <w:ind w:left="0" w:leftChars="0" w:right="0" w:rightChars="0" w:firstLine="0" w:firstLineChars="0"/>
+              <w:ind w:left="0" w:right="0" w:firstLine="0" w:leftChars="0" w:rightChars="0" w:firstLineChars="0"/>
               <w:jc w:val="center"/>
               <w:textAlignment w:val="baseline"/>
               <w:rPr>
-                <w:rFonts w:hint="default" w:ascii="Segoe UI" w:hAnsi="Segoe UI" w:eastAsia="Segoe UI" w:cs="Segoe UI"/>
+                <w:rFonts w:ascii="Segoe UI" w:eastAsia="Segoe UI" w:hAnsi="Segoe UI" w:cs="Segoe UI" w:hint="default"/>
                 <w:i w:val="0"/>
                 <w:iCs w:val="0"/>
                 <w:caps w:val="0"/>
@@ -4697,7 +4653,7 @@
             </w:pPr>
             <w:r>
               <w:rPr>
-                <w:rFonts w:hint="default" w:ascii="Segoe UI" w:hAnsi="Segoe UI" w:eastAsia="Segoe UI" w:cs="Segoe UI"/>
+                <w:rFonts w:ascii="Segoe UI" w:eastAsia="Segoe UI" w:hAnsi="Segoe UI" w:cs="Segoe UI" w:hint="default"/>
                 <w:i w:val="0"/>
                 <w:iCs w:val="0"/>
                 <w:caps w:val="0"/>
@@ -4707,7 +4663,7 @@
                 <w:kern w:val="0"/>
                 <w:sz w:val="18"/>
                 <w:szCs w:val="18"/>
-                <w:lang w:val="en-US" w:eastAsia="zh-CN" w:bidi="ar"/>
+                <w:lang w:val="en-US" w:eastAsia="zh-CN"/>
               </w:rPr>
               <w:t>🔴 高</w:t>
             </w:r>
@@ -4717,10 +4673,10 @@
           <w:tcPr>
             <w:tcW w:w="1306" w:type="dxa"/>
             <w:tcBorders>
-              <w:top w:val="single" w:color="auto" w:sz="4" w:space="0"/>
-              <w:left w:val="single" w:color="auto" w:sz="4" w:space="0"/>
-              <w:bottom w:val="single" w:color="auto" w:sz="4" w:space="0"/>
-              <w:right w:val="single" w:color="auto" w:sz="12" w:space="0"/>
+              <w:top w:val="single" w:sz="4" w:space="0" w:color="auto"/>
+              <w:left w:val="single" w:sz="4" w:space="0" w:color="auto"/>
+              <w:bottom w:val="single" w:sz="4" w:space="0" w:color="auto"/>
+              <w:right w:val="single" w:sz="12" w:space="0" w:color="auto"/>
             </w:tcBorders>
             <w:shd w:val="clear" w:color="auto" w:fill="auto"/>
             <w:tcMar>
@@ -4748,11 +4704,11 @@
               <w:adjustRightInd w:val="0"/>
               <w:snapToGrid w:val="0"/>
               <w:spacing w:line="240" w:lineRule="auto"/>
-              <w:ind w:left="0" w:leftChars="0" w:right="0" w:rightChars="0" w:firstLine="0" w:firstLineChars="0"/>
+              <w:ind w:left="0" w:right="0" w:firstLine="0" w:leftChars="0" w:rightChars="0" w:firstLineChars="0"/>
               <w:jc w:val="center"/>
               <w:textAlignment w:val="baseline"/>
               <w:rPr>
-                <w:rFonts w:hint="default" w:ascii="Segoe UI" w:hAnsi="Segoe UI" w:eastAsia="Segoe UI" w:cs="Segoe UI"/>
+                <w:rFonts w:ascii="Segoe UI" w:eastAsia="Segoe UI" w:hAnsi="Segoe UI" w:cs="Segoe UI" w:hint="default"/>
                 <w:i w:val="0"/>
                 <w:iCs w:val="0"/>
                 <w:caps w:val="0"/>
@@ -4764,8 +4720,8 @@
             </w:pPr>
             <w:r>
               <w:rPr>
-                <w:rStyle w:val="23"/>
-                <w:rFonts w:hint="default" w:ascii="Segoe UI" w:hAnsi="Segoe UI" w:eastAsia="Segoe UI" w:cs="Segoe UI"/>
+                <w:rStyle w:val="Strong"/>
+                <w:rFonts w:ascii="Segoe UI" w:eastAsia="Segoe UI" w:hAnsi="Segoe UI" w:cs="Segoe UI" w:hint="default"/>
                 <w:b/>
                 <w:bCs/>
                 <w:i w:val="0"/>
@@ -4777,7 +4733,7 @@
                 <w:kern w:val="0"/>
                 <w:sz w:val="18"/>
                 <w:szCs w:val="18"/>
-                <w:lang w:val="en-US" w:eastAsia="zh-CN" w:bidi="ar"/>
+                <w:lang w:val="en-US" w:eastAsia="zh-CN"/>
               </w:rPr>
               <w:t>1-2个月</w:t>
             </w:r>
@@ -4786,14 +4742,8 @@
       </w:tr>
       <w:tr>
         <w:tblPrEx>
-          <w:tblBorders>
-            <w:top w:val="none" w:color="auto" w:sz="0" w:space="0"/>
-            <w:left w:val="none" w:color="auto" w:sz="0" w:space="0"/>
-            <w:bottom w:val="none" w:color="auto" w:sz="0" w:space="0"/>
-            <w:right w:val="none" w:color="auto" w:sz="0" w:space="0"/>
-            <w:insideH w:val="none" w:color="auto" w:sz="0" w:space="0"/>
-            <w:insideV w:val="none" w:color="auto" w:sz="0" w:space="0"/>
-          </w:tblBorders>
+          <w:tblW w:w="8522" w:type="dxa"/>
+          <w:jc w:val="center"/>
           <w:shd w:val="clear" w:color="auto" w:fill="auto"/>
           <w:tblCellMar>
             <w:top w:w="15" w:type="dxa"/>
@@ -4803,17 +4753,17 @@
           </w:tblCellMar>
         </w:tblPrEx>
         <w:trPr>
-          <w:trHeight w:val="0" w:hRule="atLeast"/>
+          <w:trHeight w:val="0"/>
           <w:jc w:val="center"/>
         </w:trPr>
         <w:tc>
           <w:tcPr>
             <w:tcW w:w="2779" w:type="dxa"/>
             <w:tcBorders>
-              <w:top w:val="single" w:color="auto" w:sz="4" w:space="0"/>
-              <w:left w:val="single" w:color="auto" w:sz="12" w:space="0"/>
-              <w:bottom w:val="single" w:color="auto" w:sz="12" w:space="0"/>
-              <w:right w:val="single" w:color="auto" w:sz="4" w:space="0"/>
+              <w:top w:val="single" w:sz="4" w:space="0" w:color="auto"/>
+              <w:left w:val="single" w:sz="12" w:space="0" w:color="auto"/>
+              <w:bottom w:val="single" w:sz="12" w:space="0" w:color="auto"/>
+              <w:right w:val="single" w:sz="4" w:space="0" w:color="auto"/>
             </w:tcBorders>
             <w:shd w:val="clear" w:color="auto" w:fill="auto"/>
             <w:tcMar>
@@ -4841,11 +4791,11 @@
               <w:adjustRightInd w:val="0"/>
               <w:snapToGrid w:val="0"/>
               <w:spacing w:line="240" w:lineRule="auto"/>
-              <w:ind w:left="0" w:leftChars="0" w:right="0" w:rightChars="0" w:firstLine="0" w:firstLineChars="0"/>
+              <w:ind w:left="0" w:right="0" w:firstLine="0" w:leftChars="0" w:rightChars="0" w:firstLineChars="0"/>
               <w:jc w:val="left"/>
               <w:textAlignment w:val="baseline"/>
               <w:rPr>
-                <w:rFonts w:hint="default" w:ascii="Segoe UI" w:hAnsi="Segoe UI" w:eastAsia="Segoe UI" w:cs="Segoe UI"/>
+                <w:rFonts w:ascii="Segoe UI" w:eastAsia="Segoe UI" w:hAnsi="Segoe UI" w:cs="Segoe UI" w:hint="default"/>
                 <w:i w:val="0"/>
                 <w:iCs w:val="0"/>
                 <w:caps w:val="0"/>
@@ -4857,8 +4807,8 @@
             </w:pPr>
             <w:r>
               <w:rPr>
-                <w:rStyle w:val="23"/>
-                <w:rFonts w:hint="default" w:ascii="Segoe UI" w:hAnsi="Segoe UI" w:eastAsia="Segoe UI" w:cs="Segoe UI"/>
+                <w:rStyle w:val="Strong"/>
+                <w:rFonts w:ascii="Segoe UI" w:eastAsia="Segoe UI" w:hAnsi="Segoe UI" w:cs="Segoe UI" w:hint="default"/>
                 <w:b/>
                 <w:bCs/>
                 <w:i w:val="0"/>
@@ -4870,7 +4820,7 @@
                 <w:kern w:val="0"/>
                 <w:sz w:val="18"/>
                 <w:szCs w:val="18"/>
-                <w:lang w:val="en-US" w:eastAsia="zh-CN" w:bidi="ar"/>
+                <w:lang w:val="en-US" w:eastAsia="zh-CN"/>
               </w:rPr>
               <w:t>应用服务器内存</w:t>
             </w:r>
@@ -4880,10 +4830,10 @@
           <w:tcPr>
             <w:tcW w:w="3476" w:type="dxa"/>
             <w:tcBorders>
-              <w:top w:val="single" w:color="auto" w:sz="4" w:space="0"/>
-              <w:left w:val="single" w:color="auto" w:sz="4" w:space="0"/>
-              <w:bottom w:val="single" w:color="auto" w:sz="12" w:space="0"/>
-              <w:right w:val="single" w:color="auto" w:sz="4" w:space="0"/>
+              <w:top w:val="single" w:sz="4" w:space="0" w:color="auto"/>
+              <w:left w:val="single" w:sz="4" w:space="0" w:color="auto"/>
+              <w:bottom w:val="single" w:sz="12" w:space="0" w:color="auto"/>
+              <w:right w:val="single" w:sz="4" w:space="0" w:color="auto"/>
             </w:tcBorders>
             <w:shd w:val="clear" w:color="auto" w:fill="auto"/>
             <w:tcMar>
@@ -4911,11 +4861,11 @@
               <w:adjustRightInd w:val="0"/>
               <w:snapToGrid w:val="0"/>
               <w:spacing w:line="240" w:lineRule="auto"/>
-              <w:ind w:left="0" w:leftChars="0" w:right="0" w:rightChars="0" w:firstLine="0" w:firstLineChars="0"/>
+              <w:ind w:left="0" w:right="0" w:firstLine="0" w:leftChars="0" w:rightChars="0" w:firstLineChars="0"/>
               <w:jc w:val="left"/>
               <w:textAlignment w:val="baseline"/>
               <w:rPr>
-                <w:rFonts w:hint="default" w:ascii="Segoe UI" w:hAnsi="Segoe UI" w:eastAsia="Segoe UI" w:cs="Segoe UI"/>
+                <w:rFonts w:ascii="Segoe UI" w:eastAsia="Segoe UI" w:hAnsi="Segoe UI" w:cs="Segoe UI" w:hint="default"/>
                 <w:i w:val="0"/>
                 <w:iCs w:val="0"/>
                 <w:caps w:val="0"/>
@@ -4927,7 +4877,7 @@
             </w:pPr>
             <w:r>
               <w:rPr>
-                <w:rFonts w:hint="default" w:ascii="Segoe UI" w:hAnsi="Segoe UI" w:eastAsia="Segoe UI" w:cs="Segoe UI"/>
+                <w:rFonts w:ascii="Segoe UI" w:eastAsia="Segoe UI" w:hAnsi="Segoe UI" w:cs="Segoe UI" w:hint="default"/>
                 <w:i w:val="0"/>
                 <w:iCs w:val="0"/>
                 <w:caps w:val="0"/>
@@ -4937,7 +4887,7 @@
                 <w:kern w:val="0"/>
                 <w:sz w:val="18"/>
                 <w:szCs w:val="18"/>
-                <w:lang w:val="en-US" w:eastAsia="zh-CN" w:bidi="ar"/>
+                <w:lang w:val="en-US" w:eastAsia="zh-CN"/>
               </w:rPr>
               <w:t>部分节点SWAP使用率升高，影响监控数据收集器性能</w:t>
             </w:r>
@@ -4947,10 +4897,10 @@
           <w:tcPr>
             <w:tcW w:w="961" w:type="dxa"/>
             <w:tcBorders>
-              <w:top w:val="single" w:color="auto" w:sz="4" w:space="0"/>
-              <w:left w:val="single" w:color="auto" w:sz="4" w:space="0"/>
-              <w:bottom w:val="single" w:color="auto" w:sz="12" w:space="0"/>
-              <w:right w:val="single" w:color="auto" w:sz="4" w:space="0"/>
+              <w:top w:val="single" w:sz="4" w:space="0" w:color="auto"/>
+              <w:left w:val="single" w:sz="4" w:space="0" w:color="auto"/>
+              <w:bottom w:val="single" w:sz="12" w:space="0" w:color="auto"/>
+              <w:right w:val="single" w:sz="4" w:space="0" w:color="auto"/>
             </w:tcBorders>
             <w:shd w:val="clear" w:color="auto" w:fill="auto"/>
             <w:tcMar>
@@ -4978,11 +4928,11 @@
               <w:adjustRightInd w:val="0"/>
               <w:snapToGrid w:val="0"/>
               <w:spacing w:line="240" w:lineRule="auto"/>
-              <w:ind w:left="0" w:leftChars="0" w:right="0" w:rightChars="0" w:firstLine="0" w:firstLineChars="0"/>
+              <w:ind w:left="0" w:right="0" w:firstLine="0" w:leftChars="0" w:rightChars="0" w:firstLineChars="0"/>
               <w:jc w:val="center"/>
               <w:textAlignment w:val="baseline"/>
               <w:rPr>
-                <w:rFonts w:hint="default" w:ascii="Segoe UI" w:hAnsi="Segoe UI" w:eastAsia="Segoe UI" w:cs="Segoe UI"/>
+                <w:rFonts w:ascii="Segoe UI" w:eastAsia="Segoe UI" w:hAnsi="Segoe UI" w:cs="Segoe UI" w:hint="default"/>
                 <w:i w:val="0"/>
                 <w:iCs w:val="0"/>
                 <w:caps w:val="0"/>
@@ -4994,7 +4944,7 @@
             </w:pPr>
             <w:r>
               <w:rPr>
-                <w:rFonts w:hint="default" w:ascii="Segoe UI" w:hAnsi="Segoe UI" w:eastAsia="Segoe UI" w:cs="Segoe UI"/>
+                <w:rFonts w:ascii="Segoe UI" w:eastAsia="Segoe UI" w:hAnsi="Segoe UI" w:cs="Segoe UI" w:hint="default"/>
                 <w:i w:val="0"/>
                 <w:iCs w:val="0"/>
                 <w:caps w:val="0"/>
@@ -5004,7 +4954,7 @@
                 <w:kern w:val="0"/>
                 <w:sz w:val="18"/>
                 <w:szCs w:val="18"/>
-                <w:lang w:val="en-US" w:eastAsia="zh-CN" w:bidi="ar"/>
+                <w:lang w:val="en-US" w:eastAsia="zh-CN"/>
               </w:rPr>
               <w:t>🟡 中</w:t>
             </w:r>
@@ -5014,10 +4964,10 @@
           <w:tcPr>
             <w:tcW w:w="1306" w:type="dxa"/>
             <w:tcBorders>
-              <w:top w:val="single" w:color="auto" w:sz="4" w:space="0"/>
-              <w:left w:val="single" w:color="auto" w:sz="4" w:space="0"/>
-              <w:bottom w:val="single" w:color="auto" w:sz="12" w:space="0"/>
-              <w:right w:val="single" w:color="auto" w:sz="12" w:space="0"/>
+              <w:top w:val="single" w:sz="4" w:space="0" w:color="auto"/>
+              <w:left w:val="single" w:sz="4" w:space="0" w:color="auto"/>
+              <w:bottom w:val="single" w:sz="12" w:space="0" w:color="auto"/>
+              <w:right w:val="single" w:sz="12" w:space="0" w:color="auto"/>
             </w:tcBorders>
             <w:shd w:val="clear" w:color="auto" w:fill="auto"/>
             <w:tcMar>
@@ -5045,11 +4995,11 @@
               <w:adjustRightInd w:val="0"/>
               <w:snapToGrid w:val="0"/>
               <w:spacing w:line="240" w:lineRule="auto"/>
-              <w:ind w:left="0" w:leftChars="0" w:right="0" w:rightChars="0" w:firstLine="0" w:firstLineChars="0"/>
+              <w:ind w:left="0" w:right="0" w:firstLine="0" w:leftChars="0" w:rightChars="0" w:firstLineChars="0"/>
               <w:jc w:val="center"/>
               <w:textAlignment w:val="baseline"/>
               <w:rPr>
-                <w:rFonts w:hint="default" w:ascii="Segoe UI" w:hAnsi="Segoe UI" w:eastAsia="Segoe UI" w:cs="Segoe UI"/>
+                <w:rFonts w:ascii="Segoe UI" w:eastAsia="Segoe UI" w:hAnsi="Segoe UI" w:cs="Segoe UI" w:hint="default"/>
                 <w:i w:val="0"/>
                 <w:iCs w:val="0"/>
                 <w:caps w:val="0"/>
@@ -5061,8 +5011,8 @@
             </w:pPr>
             <w:r>
               <w:rPr>
-                <w:rStyle w:val="23"/>
-                <w:rFonts w:hint="default" w:ascii="Segoe UI" w:hAnsi="Segoe UI" w:eastAsia="Segoe UI" w:cs="Segoe UI"/>
+                <w:rStyle w:val="Strong"/>
+                <w:rFonts w:ascii="Segoe UI" w:eastAsia="Segoe UI" w:hAnsi="Segoe UI" w:cs="Segoe UI" w:hint="default"/>
                 <w:b/>
                 <w:bCs/>
                 <w:i w:val="0"/>
@@ -5074,7 +5024,7 @@
                 <w:kern w:val="0"/>
                 <w:sz w:val="18"/>
                 <w:szCs w:val="18"/>
-                <w:lang w:val="en-US" w:eastAsia="zh-CN" w:bidi="ar"/>
+                <w:lang w:val="en-US" w:eastAsia="zh-CN"/>
               </w:rPr>
               <w:t>3-4个月</w:t>
             </w:r>
@@ -5084,7 +5034,7 @@
     </w:tbl>
     <w:p>
       <w:pPr>
-        <w:pStyle w:val="29"/>
+        <w:pStyle w:val="a1"/>
         <w:keepNext w:val="0"/>
         <w:keepLines w:val="0"/>
         <w:pageBreakBefore w:val="0"/>
@@ -5114,7 +5064,7 @@
     </w:p>
     <w:p>
       <w:pPr>
-        <w:pStyle w:val="28"/>
+        <w:pStyle w:val="1"/>
         <w:keepNext w:val="0"/>
         <w:keepLines w:val="0"/>
         <w:pageBreakBefore w:val="0"/>
@@ -5134,7 +5084,7 @@
           <w:lang w:val="en-US" w:eastAsia="zh-CN"/>
         </w:rPr>
       </w:pPr>
-      <w:bookmarkStart w:id="4" w:name="_Toc3471"/>
+      <w:bookmarkStart w:id="5" w:name="_Toc3471"/>
       <w:r>
         <w:rPr>
           <w:rFonts w:hint="default"/>
@@ -5142,11 +5092,11 @@
         </w:rPr>
         <w:t>扩容目标与原则</w:t>
       </w:r>
-      <w:bookmarkEnd w:id="4"/>
+      <w:bookmarkEnd w:id="5"/>
     </w:p>
     <w:p>
       <w:pPr>
-        <w:pStyle w:val="30"/>
+        <w:pStyle w:val="2"/>
         <w:keepNext w:val="0"/>
         <w:keepLines w:val="0"/>
         <w:pageBreakBefore w:val="0"/>
@@ -5166,7 +5116,7 @@
           <w:lang w:val="en-US" w:eastAsia="zh-CN"/>
         </w:rPr>
       </w:pPr>
-      <w:bookmarkStart w:id="5" w:name="_Toc568"/>
+      <w:bookmarkStart w:id="6" w:name="_Toc568"/>
       <w:r>
         <w:rPr>
           <w:rFonts w:hint="default"/>
@@ -5174,11 +5124,11 @@
         </w:rPr>
         <w:t>扩容目标</w:t>
       </w:r>
-      <w:bookmarkEnd w:id="5"/>
+      <w:bookmarkEnd w:id="6"/>
     </w:p>
     <w:p>
       <w:pPr>
-        <w:pStyle w:val="29"/>
+        <w:pStyle w:val="a1"/>
         <w:keepNext w:val="0"/>
         <w:keepLines w:val="0"/>
         <w:pageBreakBefore w:val="0"/>
@@ -5222,7 +5172,7 @@
     </w:p>
     <w:p>
       <w:pPr>
-        <w:pStyle w:val="29"/>
+        <w:pStyle w:val="a1"/>
         <w:keepNext w:val="0"/>
         <w:keepLines w:val="0"/>
         <w:pageBreakBefore w:val="0"/>
@@ -5252,7 +5202,7 @@
     </w:p>
     <w:p>
       <w:pPr>
-        <w:pStyle w:val="29"/>
+        <w:pStyle w:val="a1"/>
         <w:keepNext w:val="0"/>
         <w:keepLines w:val="0"/>
         <w:pageBreakBefore w:val="0"/>
@@ -5282,7 +5232,7 @@
     </w:p>
     <w:p>
       <w:pPr>
-        <w:pStyle w:val="30"/>
+        <w:pStyle w:val="2"/>
         <w:keepNext w:val="0"/>
         <w:keepLines w:val="0"/>
         <w:pageBreakBefore w:val="0"/>
@@ -5302,7 +5252,7 @@
           <w:lang w:val="en-US" w:eastAsia="zh-CN"/>
         </w:rPr>
       </w:pPr>
-      <w:bookmarkStart w:id="6" w:name="_Toc3407"/>
+      <w:bookmarkStart w:id="7" w:name="_Toc3407"/>
       <w:r>
         <w:rPr>
           <w:rFonts w:hint="default"/>
@@ -5310,11 +5260,11 @@
         </w:rPr>
         <w:t>设计原则</w:t>
       </w:r>
-      <w:bookmarkEnd w:id="6"/>
+      <w:bookmarkEnd w:id="7"/>
     </w:p>
     <w:p>
       <w:pPr>
-        <w:pStyle w:val="29"/>
+        <w:pStyle w:val="a1"/>
         <w:keepNext w:val="0"/>
         <w:keepLines w:val="0"/>
         <w:pageBreakBefore w:val="0"/>
@@ -5344,7 +5294,7 @@
     </w:p>
     <w:p>
       <w:pPr>
-        <w:pStyle w:val="29"/>
+        <w:pStyle w:val="a1"/>
         <w:keepNext w:val="0"/>
         <w:keepLines w:val="0"/>
         <w:pageBreakBefore w:val="0"/>
@@ -5374,7 +5324,7 @@
     </w:p>
     <w:p>
       <w:pPr>
-        <w:pStyle w:val="29"/>
+        <w:pStyle w:val="a1"/>
         <w:keepNext w:val="0"/>
         <w:keepLines w:val="0"/>
         <w:pageBreakBefore w:val="0"/>
@@ -5404,7 +5354,7 @@
     </w:p>
     <w:p>
       <w:pPr>
-        <w:pStyle w:val="29"/>
+        <w:pStyle w:val="a1"/>
         <w:keepNext w:val="0"/>
         <w:keepLines w:val="0"/>
         <w:pageBreakBefore w:val="0"/>
@@ -5434,7 +5384,7 @@
     </w:p>
     <w:p>
       <w:pPr>
-        <w:pStyle w:val="28"/>
+        <w:pStyle w:val="1"/>
         <w:keepNext w:val="0"/>
         <w:keepLines w:val="0"/>
         <w:pageBreakBefore w:val="0"/>
@@ -5454,7 +5404,7 @@
           <w:lang w:val="en-US" w:eastAsia="zh-CN"/>
         </w:rPr>
       </w:pPr>
-      <w:bookmarkStart w:id="7" w:name="_Toc17543"/>
+      <w:bookmarkStart w:id="8" w:name="_Toc17543"/>
       <w:r>
         <w:rPr>
           <w:rFonts w:hint="default"/>
@@ -5462,11 +5412,11 @@
         </w:rPr>
         <w:t>详细扩容方案</w:t>
       </w:r>
-      <w:bookmarkEnd w:id="7"/>
+      <w:bookmarkEnd w:id="8"/>
     </w:p>
     <w:p>
       <w:pPr>
-        <w:pStyle w:val="30"/>
+        <w:pStyle w:val="2"/>
         <w:keepNext w:val="0"/>
         <w:keepLines w:val="0"/>
         <w:pageBreakBefore w:val="0"/>
@@ -5486,7 +5436,7 @@
           <w:lang w:val="en-US" w:eastAsia="zh-CN"/>
         </w:rPr>
       </w:pPr>
-      <w:bookmarkStart w:id="8" w:name="_Toc6744"/>
+      <w:bookmarkStart w:id="9" w:name="_Toc6744"/>
       <w:r>
         <w:rPr>
           <w:rFonts w:hint="default"/>
@@ -5494,11 +5444,11 @@
         </w:rPr>
         <w:t>硬盘存储扩容</w:t>
       </w:r>
-      <w:bookmarkEnd w:id="8"/>
+      <w:bookmarkEnd w:id="9"/>
     </w:p>
     <w:p>
       <w:pPr>
-        <w:pStyle w:val="29"/>
+        <w:pStyle w:val="a1"/>
         <w:keepNext w:val="0"/>
         <w:keepLines w:val="0"/>
         <w:pageBreakBefore w:val="0"/>
@@ -5528,7 +5478,7 @@
     </w:p>
     <w:p>
       <w:pPr>
-        <w:pStyle w:val="29"/>
+        <w:pStyle w:val="a1"/>
         <w:keepNext w:val="0"/>
         <w:keepLines w:val="0"/>
         <w:pageBreakBefore w:val="0"/>
@@ -5558,7 +5508,7 @@
     </w:p>
     <w:p>
       <w:pPr>
-        <w:pStyle w:val="29"/>
+        <w:pStyle w:val="a1"/>
         <w:keepNext w:val="0"/>
         <w:keepLines w:val="0"/>
         <w:pageBreakBefore w:val="0"/>
@@ -5588,7 +5538,7 @@
     </w:p>
     <w:p>
       <w:pPr>
-        <w:pStyle w:val="29"/>
+        <w:pStyle w:val="a1"/>
         <w:keepNext w:val="0"/>
         <w:keepLines w:val="0"/>
         <w:pageBreakBefore w:val="0"/>
@@ -5618,7 +5568,7 @@
     </w:p>
     <w:p>
       <w:pPr>
-        <w:pStyle w:val="29"/>
+        <w:pStyle w:val="a1"/>
         <w:keepNext w:val="0"/>
         <w:keepLines w:val="0"/>
         <w:pageBreakBefore w:val="0"/>
@@ -5648,7 +5598,7 @@
     </w:p>
     <w:p>
       <w:pPr>
-        <w:pStyle w:val="30"/>
+        <w:pStyle w:val="2"/>
         <w:keepNext w:val="0"/>
         <w:keepLines w:val="0"/>
         <w:pageBreakBefore w:val="0"/>
@@ -5668,7 +5618,7 @@
           <w:lang w:val="en-US" w:eastAsia="zh-CN"/>
         </w:rPr>
       </w:pPr>
-      <w:bookmarkStart w:id="9" w:name="_Toc22438"/>
+      <w:bookmarkStart w:id="10" w:name="_Toc22438"/>
       <w:r>
         <w:rPr>
           <w:rFonts w:hint="default"/>
@@ -5676,11 +5626,11 @@
         </w:rPr>
         <w:t>内存扩容</w:t>
       </w:r>
-      <w:bookmarkEnd w:id="9"/>
+      <w:bookmarkEnd w:id="10"/>
     </w:p>
     <w:p>
       <w:pPr>
-        <w:pStyle w:val="29"/>
+        <w:pStyle w:val="a1"/>
         <w:keepNext w:val="0"/>
         <w:keepLines w:val="0"/>
         <w:pageBreakBefore w:val="0"/>
@@ -5710,7 +5660,7 @@
     </w:p>
     <w:p>
       <w:pPr>
-        <w:pStyle w:val="29"/>
+        <w:pStyle w:val="a1"/>
         <w:keepNext w:val="0"/>
         <w:keepLines w:val="0"/>
         <w:pageBreakBefore w:val="0"/>
@@ -5740,7 +5690,7 @@
     </w:p>
     <w:p>
       <w:pPr>
-        <w:pStyle w:val="29"/>
+        <w:pStyle w:val="a1"/>
         <w:keepNext w:val="0"/>
         <w:keepLines w:val="0"/>
         <w:pageBreakBefore w:val="0"/>
@@ -5770,7 +5720,7 @@
     </w:p>
     <w:p>
       <w:pPr>
-        <w:pStyle w:val="29"/>
+        <w:pStyle w:val="a1"/>
         <w:keepNext w:val="0"/>
         <w:keepLines w:val="0"/>
         <w:pageBreakBefore w:val="0"/>
@@ -5800,7 +5750,7 @@
     </w:p>
     <w:p>
       <w:pPr>
-        <w:pStyle w:val="30"/>
+        <w:pStyle w:val="2"/>
         <w:keepNext w:val="0"/>
         <w:keepLines w:val="0"/>
         <w:pageBreakBefore w:val="0"/>
@@ -5820,7 +5770,7 @@
           <w:lang w:val="en-US" w:eastAsia="zh-CN"/>
         </w:rPr>
       </w:pPr>
-      <w:bookmarkStart w:id="10" w:name="_Toc4074"/>
+      <w:bookmarkStart w:id="11" w:name="_Toc4074"/>
       <w:r>
         <w:rPr>
           <w:rFonts w:hint="default"/>
@@ -5828,11 +5778,11 @@
         </w:rPr>
         <w:t>数据库扩容</w:t>
       </w:r>
-      <w:bookmarkEnd w:id="10"/>
+      <w:bookmarkEnd w:id="11"/>
     </w:p>
     <w:p>
       <w:pPr>
-        <w:pStyle w:val="29"/>
+        <w:pStyle w:val="a1"/>
         <w:keepNext w:val="0"/>
         <w:keepLines w:val="0"/>
         <w:pageBreakBefore w:val="0"/>
@@ -5862,7 +5812,7 @@
     </w:p>
     <w:p>
       <w:pPr>
-        <w:pStyle w:val="29"/>
+        <w:pStyle w:val="a1"/>
         <w:keepNext w:val="0"/>
         <w:keepLines w:val="0"/>
         <w:pageBreakBefore w:val="0"/>
@@ -5892,7 +5842,7 @@
     </w:p>
     <w:p>
       <w:pPr>
-        <w:pStyle w:val="29"/>
+        <w:pStyle w:val="a1"/>
         <w:keepNext w:val="0"/>
         <w:keepLines w:val="0"/>
         <w:pageBreakBefore w:val="0"/>
@@ -5922,7 +5872,7 @@
     </w:p>
     <w:p>
       <w:pPr>
-        <w:pStyle w:val="29"/>
+        <w:pStyle w:val="a1"/>
         <w:keepNext w:val="0"/>
         <w:keepLines w:val="0"/>
         <w:pageBreakBefore w:val="0"/>
@@ -5952,7 +5902,7 @@
     </w:p>
     <w:p>
       <w:pPr>
-        <w:pStyle w:val="29"/>
+        <w:pStyle w:val="a1"/>
         <w:keepNext w:val="0"/>
         <w:keepLines w:val="0"/>
         <w:pageBreakBefore w:val="0"/>
@@ -5982,7 +5932,7 @@
     </w:p>
     <w:p>
       <w:pPr>
-        <w:pStyle w:val="29"/>
+        <w:pStyle w:val="a1"/>
         <w:keepNext w:val="0"/>
         <w:keepLines w:val="0"/>
         <w:pageBreakBefore w:val="0"/>
@@ -6012,7 +5962,7 @@
     </w:p>
     <w:p>
       <w:pPr>
-        <w:pStyle w:val="30"/>
+        <w:pStyle w:val="2"/>
         <w:keepNext w:val="0"/>
         <w:keepLines w:val="0"/>
         <w:pageBreakBefore w:val="0"/>
@@ -6032,7 +5982,7 @@
           <w:lang w:val="en-US" w:eastAsia="zh-CN"/>
         </w:rPr>
       </w:pPr>
-      <w:bookmarkStart w:id="11" w:name="_Toc20803"/>
+      <w:bookmarkStart w:id="12" w:name="_Toc20803"/>
       <w:r>
         <w:rPr>
           <w:rFonts w:hint="default"/>
@@ -6040,11 +5990,11 @@
         </w:rPr>
         <w:t>Redis缓存集群扩容</w:t>
       </w:r>
-      <w:bookmarkEnd w:id="11"/>
+      <w:bookmarkEnd w:id="12"/>
     </w:p>
     <w:p>
       <w:pPr>
-        <w:pStyle w:val="29"/>
+        <w:pStyle w:val="a1"/>
         <w:keepNext w:val="0"/>
         <w:keepLines w:val="0"/>
         <w:pageBreakBefore w:val="0"/>
@@ -6074,7 +6024,7 @@
     </w:p>
     <w:p>
       <w:pPr>
-        <w:pStyle w:val="29"/>
+        <w:pStyle w:val="a1"/>
         <w:keepNext w:val="0"/>
         <w:keepLines w:val="0"/>
         <w:pageBreakBefore w:val="0"/>
@@ -6104,7 +6054,7 @@
     </w:p>
     <w:p>
       <w:pPr>
-        <w:pStyle w:val="29"/>
+        <w:pStyle w:val="a1"/>
         <w:keepNext w:val="0"/>
         <w:keepLines w:val="0"/>
         <w:pageBreakBefore w:val="0"/>
@@ -6134,7 +6084,7 @@
     </w:p>
     <w:p>
       <w:pPr>
-        <w:pStyle w:val="29"/>
+        <w:pStyle w:val="a1"/>
         <w:keepNext w:val="0"/>
         <w:keepLines w:val="0"/>
         <w:pageBreakBefore w:val="0"/>
@@ -6164,7 +6114,7 @@
     </w:p>
     <w:p>
       <w:pPr>
-        <w:pStyle w:val="29"/>
+        <w:pStyle w:val="a1"/>
         <w:keepNext w:val="0"/>
         <w:keepLines w:val="0"/>
         <w:pageBreakBefore w:val="0"/>
@@ -6194,7 +6144,7 @@
     </w:p>
     <w:p>
       <w:pPr>
-        <w:pStyle w:val="28"/>
+        <w:pStyle w:val="1"/>
         <w:keepNext w:val="0"/>
         <w:keepLines w:val="0"/>
         <w:pageBreakBefore w:val="0"/>
@@ -6214,7 +6164,7 @@
           <w:lang w:val="en-US" w:eastAsia="zh-CN"/>
         </w:rPr>
       </w:pPr>
-      <w:bookmarkStart w:id="12" w:name="_Toc24254"/>
+      <w:bookmarkStart w:id="13" w:name="_Toc24254"/>
       <w:r>
         <w:rPr>
           <w:rFonts w:hint="default"/>
@@ -6222,23 +6172,22 @@
         </w:rPr>
         <w:t>实施计划与里程碑</w:t>
       </w:r>
-      <w:bookmarkEnd w:id="12"/>
+      <w:bookmarkEnd w:id="13"/>
     </w:p>
     <w:tbl>
       <w:tblPr>
-        <w:tblStyle w:val="20"/>
+        <w:tblStyle w:val="TableNormal"/>
         <w:tblW w:w="8498" w:type="dxa"/>
         <w:jc w:val="center"/>
         <w:tblBorders>
-          <w:top w:val="single" w:color="auto" w:sz="4" w:space="0"/>
-          <w:left w:val="single" w:color="auto" w:sz="4" w:space="0"/>
-          <w:bottom w:val="single" w:color="auto" w:sz="4" w:space="0"/>
-          <w:right w:val="single" w:color="auto" w:sz="4" w:space="0"/>
-          <w:insideH w:val="single" w:color="auto" w:sz="4" w:space="0"/>
-          <w:insideV w:val="single" w:color="auto" w:sz="4" w:space="0"/>
+          <w:top w:val="single" w:sz="4" w:space="0" w:color="auto"/>
+          <w:left w:val="single" w:sz="4" w:space="0" w:color="auto"/>
+          <w:bottom w:val="single" w:sz="4" w:space="0" w:color="auto"/>
+          <w:right w:val="single" w:sz="4" w:space="0" w:color="auto"/>
+          <w:insideH w:val="single" w:sz="4" w:space="0" w:color="auto"/>
+          <w:insideV w:val="single" w:sz="4" w:space="0" w:color="auto"/>
         </w:tblBorders>
         <w:shd w:val="clear" w:color="auto" w:fill="auto"/>
-        <w:tblLayout w:type="autofit"/>
         <w:tblCellMar>
           <w:top w:w="15" w:type="dxa"/>
           <w:left w:w="15" w:type="dxa"/>
@@ -6254,13 +6203,15 @@
       </w:tblGrid>
       <w:tr>
         <w:tblPrEx>
+          <w:tblW w:w="8498" w:type="dxa"/>
+          <w:jc w:val="center"/>
           <w:tblBorders>
-            <w:top w:val="single" w:color="auto" w:sz="4" w:space="0"/>
-            <w:left w:val="single" w:color="auto" w:sz="4" w:space="0"/>
-            <w:bottom w:val="single" w:color="auto" w:sz="4" w:space="0"/>
-            <w:right w:val="single" w:color="auto" w:sz="4" w:space="0"/>
-            <w:insideH w:val="single" w:color="auto" w:sz="4" w:space="0"/>
-            <w:insideV w:val="single" w:color="auto" w:sz="4" w:space="0"/>
+            <w:top w:val="single" w:sz="4" w:space="0" w:color="auto"/>
+            <w:left w:val="single" w:sz="4" w:space="0" w:color="auto"/>
+            <w:bottom w:val="single" w:sz="4" w:space="0" w:color="auto"/>
+            <w:right w:val="single" w:sz="4" w:space="0" w:color="auto"/>
+            <w:insideH w:val="single" w:sz="4" w:space="0" w:color="auto"/>
+            <w:insideV w:val="single" w:sz="4" w:space="0" w:color="auto"/>
           </w:tblBorders>
           <w:shd w:val="clear" w:color="auto" w:fill="auto"/>
           <w:tblCellMar>
@@ -6271,7 +6222,7 @@
           </w:tblCellMar>
         </w:tblPrEx>
         <w:trPr>
-          <w:trHeight w:val="0" w:hRule="atLeast"/>
+          <w:trHeight w:val="0"/>
           <w:tblHeader/>
           <w:jc w:val="center"/>
         </w:trPr>
@@ -6304,11 +6255,11 @@
               <w:adjustRightInd w:val="0"/>
               <w:snapToGrid w:val="0"/>
               <w:spacing w:line="240" w:lineRule="auto"/>
-              <w:ind w:left="0" w:leftChars="0" w:right="0" w:rightChars="0" w:firstLine="0" w:firstLineChars="0"/>
+              <w:ind w:left="0" w:right="0" w:firstLine="0" w:leftChars="0" w:rightChars="0" w:firstLineChars="0"/>
               <w:jc w:val="center"/>
               <w:textAlignment w:val="baseline"/>
               <w:rPr>
-                <w:rFonts w:ascii="Segoe UI" w:hAnsi="Segoe UI" w:eastAsia="Segoe UI" w:cs="Segoe UI"/>
+                <w:rFonts w:ascii="Segoe UI" w:eastAsia="Segoe UI" w:hAnsi="Segoe UI" w:cs="Segoe UI"/>
                 <w:b/>
                 <w:i w:val="0"/>
                 <w:iCs w:val="0"/>
@@ -6321,7 +6272,7 @@
             </w:pPr>
             <w:r>
               <w:rPr>
-                <w:rFonts w:hint="default" w:ascii="Segoe UI" w:hAnsi="Segoe UI" w:eastAsia="Segoe UI" w:cs="Segoe UI"/>
+                <w:rFonts w:ascii="Segoe UI" w:eastAsia="Segoe UI" w:hAnsi="Segoe UI" w:cs="Segoe UI" w:hint="default"/>
                 <w:b/>
                 <w:i w:val="0"/>
                 <w:iCs w:val="0"/>
@@ -6332,7 +6283,7 @@
                 <w:kern w:val="0"/>
                 <w:sz w:val="18"/>
                 <w:szCs w:val="18"/>
-                <w:lang w:val="en-US" w:eastAsia="zh-CN" w:bidi="ar"/>
+                <w:lang w:val="en-US" w:eastAsia="zh-CN"/>
               </w:rPr>
               <w:t>阶段</w:t>
             </w:r>
@@ -6367,11 +6318,11 @@
               <w:adjustRightInd w:val="0"/>
               <w:snapToGrid w:val="0"/>
               <w:spacing w:line="240" w:lineRule="auto"/>
-              <w:ind w:left="0" w:leftChars="0" w:right="0" w:rightChars="0" w:firstLine="0" w:firstLineChars="0"/>
+              <w:ind w:left="0" w:right="0" w:firstLine="0" w:leftChars="0" w:rightChars="0" w:firstLineChars="0"/>
               <w:jc w:val="center"/>
               <w:textAlignment w:val="baseline"/>
               <w:rPr>
-                <w:rFonts w:hint="default" w:ascii="Segoe UI" w:hAnsi="Segoe UI" w:eastAsia="Segoe UI" w:cs="Segoe UI"/>
+                <w:rFonts w:ascii="Segoe UI" w:eastAsia="Segoe UI" w:hAnsi="Segoe UI" w:cs="Segoe UI" w:hint="default"/>
                 <w:b/>
                 <w:i w:val="0"/>
                 <w:iCs w:val="0"/>
@@ -6384,7 +6335,7 @@
             </w:pPr>
             <w:r>
               <w:rPr>
-                <w:rFonts w:hint="default" w:ascii="Segoe UI" w:hAnsi="Segoe UI" w:eastAsia="Segoe UI" w:cs="Segoe UI"/>
+                <w:rFonts w:ascii="Segoe UI" w:eastAsia="Segoe UI" w:hAnsi="Segoe UI" w:cs="Segoe UI" w:hint="default"/>
                 <w:b/>
                 <w:i w:val="0"/>
                 <w:iCs w:val="0"/>
@@ -6395,7 +6346,7 @@
                 <w:kern w:val="0"/>
                 <w:sz w:val="18"/>
                 <w:szCs w:val="18"/>
-                <w:lang w:val="en-US" w:eastAsia="zh-CN" w:bidi="ar"/>
+                <w:lang w:val="en-US" w:eastAsia="zh-CN"/>
               </w:rPr>
               <w:t>时间</w:t>
             </w:r>
@@ -6430,11 +6381,11 @@
               <w:adjustRightInd w:val="0"/>
               <w:snapToGrid w:val="0"/>
               <w:spacing w:line="240" w:lineRule="auto"/>
-              <w:ind w:left="0" w:leftChars="0" w:right="0" w:rightChars="0" w:firstLine="0" w:firstLineChars="0"/>
+              <w:ind w:left="0" w:right="0" w:firstLine="0" w:leftChars="0" w:rightChars="0" w:firstLineChars="0"/>
               <w:jc w:val="center"/>
               <w:textAlignment w:val="baseline"/>
               <w:rPr>
-                <w:rFonts w:hint="default" w:ascii="Segoe UI" w:hAnsi="Segoe UI" w:eastAsia="Segoe UI" w:cs="Segoe UI"/>
+                <w:rFonts w:ascii="Segoe UI" w:eastAsia="Segoe UI" w:hAnsi="Segoe UI" w:cs="Segoe UI" w:hint="default"/>
                 <w:b/>
                 <w:i w:val="0"/>
                 <w:iCs w:val="0"/>
@@ -6447,7 +6398,7 @@
             </w:pPr>
             <w:r>
               <w:rPr>
-                <w:rFonts w:hint="default" w:ascii="Segoe UI" w:hAnsi="Segoe UI" w:eastAsia="Segoe UI" w:cs="Segoe UI"/>
+                <w:rFonts w:ascii="Segoe UI" w:eastAsia="Segoe UI" w:hAnsi="Segoe UI" w:cs="Segoe UI" w:hint="default"/>
                 <w:b/>
                 <w:i w:val="0"/>
                 <w:iCs w:val="0"/>
@@ -6458,7 +6409,7 @@
                 <w:kern w:val="0"/>
                 <w:sz w:val="18"/>
                 <w:szCs w:val="18"/>
-                <w:lang w:val="en-US" w:eastAsia="zh-CN" w:bidi="ar"/>
+                <w:lang w:val="en-US" w:eastAsia="zh-CN"/>
               </w:rPr>
               <w:t>主要任务</w:t>
             </w:r>
@@ -6493,11 +6444,11 @@
               <w:adjustRightInd w:val="0"/>
               <w:snapToGrid w:val="0"/>
               <w:spacing w:line="240" w:lineRule="auto"/>
-              <w:ind w:left="0" w:leftChars="0" w:right="0" w:rightChars="0" w:firstLine="0" w:firstLineChars="0"/>
+              <w:ind w:left="0" w:right="0" w:firstLine="0" w:leftChars="0" w:rightChars="0" w:firstLineChars="0"/>
               <w:jc w:val="center"/>
               <w:textAlignment w:val="baseline"/>
               <w:rPr>
-                <w:rFonts w:hint="default" w:ascii="Segoe UI" w:hAnsi="Segoe UI" w:eastAsia="Segoe UI" w:cs="Segoe UI"/>
+                <w:rFonts w:ascii="Segoe UI" w:eastAsia="Segoe UI" w:hAnsi="Segoe UI" w:cs="Segoe UI" w:hint="default"/>
                 <w:b/>
                 <w:i w:val="0"/>
                 <w:iCs w:val="0"/>
@@ -6510,7 +6461,7 @@
             </w:pPr>
             <w:r>
               <w:rPr>
-                <w:rFonts w:hint="default" w:ascii="Segoe UI" w:hAnsi="Segoe UI" w:eastAsia="Segoe UI" w:cs="Segoe UI"/>
+                <w:rFonts w:ascii="Segoe UI" w:eastAsia="Segoe UI" w:hAnsi="Segoe UI" w:cs="Segoe UI" w:hint="default"/>
                 <w:b/>
                 <w:i w:val="0"/>
                 <w:iCs w:val="0"/>
@@ -6521,7 +6472,7 @@
                 <w:kern w:val="0"/>
                 <w:sz w:val="18"/>
                 <w:szCs w:val="18"/>
-                <w:lang w:val="en-US" w:eastAsia="zh-CN" w:bidi="ar"/>
+                <w:lang w:val="en-US" w:eastAsia="zh-CN"/>
               </w:rPr>
               <w:t>成功标准</w:t>
             </w:r>
@@ -6530,14 +6481,8 @@
       </w:tr>
       <w:tr>
         <w:tblPrEx>
-          <w:tblBorders>
-            <w:top w:val="single" w:color="auto" w:sz="4" w:space="0"/>
-            <w:left w:val="single" w:color="auto" w:sz="4" w:space="0"/>
-            <w:bottom w:val="single" w:color="auto" w:sz="4" w:space="0"/>
-            <w:right w:val="single" w:color="auto" w:sz="4" w:space="0"/>
-            <w:insideH w:val="single" w:color="auto" w:sz="4" w:space="0"/>
-            <w:insideV w:val="single" w:color="auto" w:sz="4" w:space="0"/>
-          </w:tblBorders>
+          <w:tblW w:w="8498" w:type="dxa"/>
+          <w:jc w:val="center"/>
           <w:shd w:val="clear" w:color="auto" w:fill="auto"/>
           <w:tblCellMar>
             <w:top w:w="15" w:type="dxa"/>
@@ -6547,7 +6492,7 @@
           </w:tblCellMar>
         </w:tblPrEx>
         <w:trPr>
-          <w:trHeight w:val="0" w:hRule="atLeast"/>
+          <w:trHeight w:val="0"/>
           <w:jc w:val="center"/>
         </w:trPr>
         <w:tc>
@@ -6579,11 +6524,11 @@
               <w:adjustRightInd w:val="0"/>
               <w:snapToGrid w:val="0"/>
               <w:spacing w:line="240" w:lineRule="auto"/>
-              <w:ind w:left="0" w:leftChars="0" w:right="0" w:rightChars="0" w:firstLine="0" w:firstLineChars="0"/>
+              <w:ind w:left="0" w:right="0" w:firstLine="0" w:leftChars="0" w:rightChars="0" w:firstLineChars="0"/>
               <w:jc w:val="left"/>
               <w:textAlignment w:val="baseline"/>
               <w:rPr>
-                <w:rFonts w:hint="default" w:ascii="Segoe UI" w:hAnsi="Segoe UI" w:eastAsia="Segoe UI" w:cs="Segoe UI"/>
+                <w:rFonts w:ascii="Segoe UI" w:eastAsia="Segoe UI" w:hAnsi="Segoe UI" w:cs="Segoe UI" w:hint="default"/>
                 <w:i w:val="0"/>
                 <w:iCs w:val="0"/>
                 <w:caps w:val="0"/>
@@ -6595,8 +6540,8 @@
             </w:pPr>
             <w:r>
               <w:rPr>
-                <w:rStyle w:val="23"/>
-                <w:rFonts w:hint="default" w:ascii="Segoe UI" w:hAnsi="Segoe UI" w:eastAsia="Segoe UI" w:cs="Segoe UI"/>
+                <w:rStyle w:val="Strong"/>
+                <w:rFonts w:ascii="Segoe UI" w:eastAsia="Segoe UI" w:hAnsi="Segoe UI" w:cs="Segoe UI" w:hint="default"/>
                 <w:b/>
                 <w:bCs/>
                 <w:i w:val="0"/>
@@ -6608,13 +6553,13 @@
                 <w:kern w:val="0"/>
                 <w:sz w:val="18"/>
                 <w:szCs w:val="18"/>
-                <w:lang w:val="en-US" w:eastAsia="zh-CN" w:bidi="ar"/>
+                <w:lang w:val="en-US" w:eastAsia="zh-CN"/>
               </w:rPr>
               <w:t>第一阶段</w:t>
             </w:r>
             <w:r>
               <w:rPr>
-                <w:rFonts w:hint="default" w:ascii="Segoe UI" w:hAnsi="Segoe UI" w:eastAsia="Segoe UI" w:cs="Segoe UI"/>
+                <w:rFonts w:ascii="Segoe UI" w:eastAsia="Segoe UI" w:hAnsi="Segoe UI" w:cs="Segoe UI" w:hint="default"/>
                 <w:i w:val="0"/>
                 <w:iCs w:val="0"/>
                 <w:caps w:val="0"/>
@@ -6624,13 +6569,13 @@
                 <w:kern w:val="0"/>
                 <w:sz w:val="18"/>
                 <w:szCs w:val="18"/>
-                <w:lang w:val="en-US" w:eastAsia="zh-CN" w:bidi="ar"/>
-              </w:rPr>
-              <w:br w:type="textWrapping"/>
-            </w:r>
-            <w:r>
-              <w:rPr>
-                <w:rFonts w:hint="default" w:ascii="Segoe UI" w:hAnsi="Segoe UI" w:eastAsia="Segoe UI" w:cs="Segoe UI"/>
+                <w:lang w:val="en-US" w:eastAsia="zh-CN"/>
+              </w:rPr>
+              <w:br/>
+            </w:r>
+            <w:r>
+              <w:rPr>
+                <w:rFonts w:ascii="Segoe UI" w:eastAsia="Segoe UI" w:hAnsi="Segoe UI" w:cs="Segoe UI" w:hint="default"/>
                 <w:i w:val="0"/>
                 <w:iCs w:val="0"/>
                 <w:caps w:val="0"/>
@@ -6640,7 +6585,7 @@
                 <w:kern w:val="0"/>
                 <w:sz w:val="18"/>
                 <w:szCs w:val="18"/>
-                <w:lang w:val="en-US" w:eastAsia="zh-CN" w:bidi="ar"/>
+                <w:lang w:val="en-US" w:eastAsia="zh-CN"/>
               </w:rPr>
               <w:t>紧急扩容</w:t>
             </w:r>
@@ -6675,11 +6620,11 @@
               <w:adjustRightInd w:val="0"/>
               <w:snapToGrid w:val="0"/>
               <w:spacing w:line="240" w:lineRule="auto"/>
-              <w:ind w:left="0" w:leftChars="0" w:right="0" w:rightChars="0" w:firstLine="0" w:firstLineChars="0"/>
+              <w:ind w:left="0" w:right="0" w:firstLine="0" w:leftChars="0" w:rightChars="0" w:firstLineChars="0"/>
               <w:jc w:val="center"/>
               <w:textAlignment w:val="baseline"/>
               <w:rPr>
-                <w:rFonts w:hint="default" w:ascii="Segoe UI" w:hAnsi="Segoe UI" w:eastAsia="Segoe UI" w:cs="Segoe UI"/>
+                <w:rFonts w:ascii="Segoe UI" w:eastAsia="Segoe UI" w:hAnsi="Segoe UI" w:cs="Segoe UI" w:hint="default"/>
                 <w:i w:val="0"/>
                 <w:iCs w:val="0"/>
                 <w:caps w:val="0"/>
@@ -6691,7 +6636,7 @@
             </w:pPr>
             <w:r>
               <w:rPr>
-                <w:rFonts w:hint="default" w:ascii="Segoe UI" w:hAnsi="Segoe UI" w:eastAsia="Segoe UI" w:cs="Segoe UI"/>
+                <w:rFonts w:ascii="Segoe UI" w:eastAsia="Segoe UI" w:hAnsi="Segoe UI" w:cs="Segoe UI" w:hint="default"/>
                 <w:i w:val="0"/>
                 <w:iCs w:val="0"/>
                 <w:caps w:val="0"/>
@@ -6701,7 +6646,7 @@
                 <w:kern w:val="0"/>
                 <w:sz w:val="18"/>
                 <w:szCs w:val="18"/>
-                <w:lang w:val="en-US" w:eastAsia="zh-CN" w:bidi="ar"/>
+                <w:lang w:val="en-US" w:eastAsia="zh-CN"/>
               </w:rPr>
               <w:t>第1-2个月</w:t>
             </w:r>
@@ -6736,11 +6681,11 @@
               <w:adjustRightInd w:val="0"/>
               <w:snapToGrid w:val="0"/>
               <w:spacing w:line="240" w:lineRule="auto"/>
-              <w:ind w:left="0" w:leftChars="0" w:right="0" w:rightChars="0" w:firstLine="0" w:firstLineChars="0"/>
+              <w:ind w:left="0" w:right="0" w:firstLine="0" w:leftChars="0" w:rightChars="0" w:firstLineChars="0"/>
               <w:jc w:val="left"/>
               <w:textAlignment w:val="baseline"/>
               <w:rPr>
-                <w:rFonts w:hint="default" w:ascii="Segoe UI" w:hAnsi="Segoe UI" w:eastAsia="Segoe UI" w:cs="Segoe UI"/>
+                <w:rFonts w:ascii="Segoe UI" w:eastAsia="Segoe UI" w:hAnsi="Segoe UI" w:cs="Segoe UI" w:hint="default"/>
                 <w:i w:val="0"/>
                 <w:iCs w:val="0"/>
                 <w:caps w:val="0"/>
@@ -6752,7 +6697,7 @@
             </w:pPr>
             <w:r>
               <w:rPr>
-                <w:rFonts w:hint="default" w:ascii="Segoe UI" w:hAnsi="Segoe UI" w:eastAsia="Segoe UI" w:cs="Segoe UI"/>
+                <w:rFonts w:ascii="Segoe UI" w:eastAsia="Segoe UI" w:hAnsi="Segoe UI" w:cs="Segoe UI" w:hint="default"/>
                 <w:i w:val="0"/>
                 <w:iCs w:val="0"/>
                 <w:caps w:val="0"/>
@@ -6762,14 +6707,14 @@
                 <w:kern w:val="0"/>
                 <w:sz w:val="18"/>
                 <w:szCs w:val="18"/>
-                <w:lang w:val="en-US" w:eastAsia="zh-CN" w:bidi="ar"/>
+                <w:lang w:val="en-US" w:eastAsia="zh-CN"/>
               </w:rPr>
               <w:t>1. 硬盘存储紧急扩容 </w:t>
             </w:r>
             <w:r>
               <w:rPr>
-                <w:rStyle w:val="23"/>
-                <w:rFonts w:hint="default" w:ascii="Segoe UI" w:hAnsi="Segoe UI" w:eastAsia="Segoe UI" w:cs="Segoe UI"/>
+                <w:rStyle w:val="Strong"/>
+                <w:rFonts w:ascii="Segoe UI" w:eastAsia="Segoe UI" w:hAnsi="Segoe UI" w:cs="Segoe UI" w:hint="default"/>
                 <w:b/>
                 <w:bCs/>
                 <w:i w:val="0"/>
@@ -6781,13 +6726,13 @@
                 <w:kern w:val="0"/>
                 <w:sz w:val="18"/>
                 <w:szCs w:val="18"/>
-                <w:lang w:val="en-US" w:eastAsia="zh-CN" w:bidi="ar"/>
+                <w:lang w:val="en-US" w:eastAsia="zh-CN"/>
               </w:rPr>
               <w:t>30TB</w:t>
             </w:r>
             <w:r>
               <w:rPr>
-                <w:rFonts w:hint="default" w:ascii="Segoe UI" w:hAnsi="Segoe UI" w:eastAsia="Segoe UI" w:cs="Segoe UI"/>
+                <w:rFonts w:ascii="Segoe UI" w:eastAsia="Segoe UI" w:hAnsi="Segoe UI" w:cs="Segoe UI" w:hint="default"/>
                 <w:i w:val="0"/>
                 <w:iCs w:val="0"/>
                 <w:caps w:val="0"/>
@@ -6797,13 +6742,13 @@
                 <w:kern w:val="0"/>
                 <w:sz w:val="18"/>
                 <w:szCs w:val="18"/>
-                <w:lang w:val="en-US" w:eastAsia="zh-CN" w:bidi="ar"/>
-              </w:rPr>
-              <w:br w:type="textWrapping"/>
-            </w:r>
-            <w:r>
-              <w:rPr>
-                <w:rFonts w:hint="default" w:ascii="Segoe UI" w:hAnsi="Segoe UI" w:eastAsia="Segoe UI" w:cs="Segoe UI"/>
+                <w:lang w:val="en-US" w:eastAsia="zh-CN"/>
+              </w:rPr>
+              <w:br/>
+            </w:r>
+            <w:r>
+              <w:rPr>
+                <w:rFonts w:ascii="Segoe UI" w:eastAsia="Segoe UI" w:hAnsi="Segoe UI" w:cs="Segoe UI" w:hint="default"/>
                 <w:i w:val="0"/>
                 <w:iCs w:val="0"/>
                 <w:caps w:val="0"/>
@@ -6813,14 +6758,14 @@
                 <w:kern w:val="0"/>
                 <w:sz w:val="18"/>
                 <w:szCs w:val="18"/>
-                <w:lang w:val="en-US" w:eastAsia="zh-CN" w:bidi="ar"/>
+                <w:lang w:val="en-US" w:eastAsia="zh-CN"/>
               </w:rPr>
               <w:t>2. Redis集群内存扩容至 </w:t>
             </w:r>
             <w:r>
               <w:rPr>
-                <w:rStyle w:val="23"/>
-                <w:rFonts w:hint="default" w:ascii="Segoe UI" w:hAnsi="Segoe UI" w:eastAsia="Segoe UI" w:cs="Segoe UI"/>
+                <w:rStyle w:val="Strong"/>
+                <w:rFonts w:ascii="Segoe UI" w:eastAsia="Segoe UI" w:hAnsi="Segoe UI" w:cs="Segoe UI" w:hint="default"/>
                 <w:b/>
                 <w:bCs/>
                 <w:i w:val="0"/>
@@ -6832,13 +6777,13 @@
                 <w:kern w:val="0"/>
                 <w:sz w:val="18"/>
                 <w:szCs w:val="18"/>
-                <w:lang w:val="en-US" w:eastAsia="zh-CN" w:bidi="ar"/>
+                <w:lang w:val="en-US" w:eastAsia="zh-CN"/>
               </w:rPr>
               <w:t>128GB</w:t>
             </w:r>
             <w:r>
               <w:rPr>
-                <w:rFonts w:hint="default" w:ascii="Segoe UI" w:hAnsi="Segoe UI" w:eastAsia="Segoe UI" w:cs="Segoe UI"/>
+                <w:rFonts w:ascii="Segoe UI" w:eastAsia="Segoe UI" w:hAnsi="Segoe UI" w:cs="Segoe UI" w:hint="default"/>
                 <w:i w:val="0"/>
                 <w:iCs w:val="0"/>
                 <w:caps w:val="0"/>
@@ -6848,13 +6793,13 @@
                 <w:kern w:val="0"/>
                 <w:sz w:val="18"/>
                 <w:szCs w:val="18"/>
-                <w:lang w:val="en-US" w:eastAsia="zh-CN" w:bidi="ar"/>
-              </w:rPr>
-              <w:br w:type="textWrapping"/>
-            </w:r>
-            <w:r>
-              <w:rPr>
-                <w:rFonts w:hint="default" w:ascii="Segoe UI" w:hAnsi="Segoe UI" w:eastAsia="Segoe UI" w:cs="Segoe UI"/>
+                <w:lang w:val="en-US" w:eastAsia="zh-CN"/>
+              </w:rPr>
+              <w:br/>
+            </w:r>
+            <w:r>
+              <w:rPr>
+                <w:rFonts w:ascii="Segoe UI" w:eastAsia="Segoe UI" w:hAnsi="Segoe UI" w:cs="Segoe UI" w:hint="default"/>
                 <w:i w:val="0"/>
                 <w:iCs w:val="0"/>
                 <w:caps w:val="0"/>
@@ -6864,7 +6809,7 @@
                 <w:kern w:val="0"/>
                 <w:sz w:val="18"/>
                 <w:szCs w:val="18"/>
-                <w:lang w:val="en-US" w:eastAsia="zh-CN" w:bidi="ar"/>
+                <w:lang w:val="en-US" w:eastAsia="zh-CN"/>
               </w:rPr>
               <w:t>3. 关键应用服务器内存升级</w:t>
             </w:r>
@@ -6899,11 +6844,11 @@
               <w:adjustRightInd w:val="0"/>
               <w:snapToGrid w:val="0"/>
               <w:spacing w:line="240" w:lineRule="auto"/>
-              <w:ind w:left="0" w:leftChars="0" w:right="0" w:rightChars="0" w:firstLine="0" w:firstLineChars="0"/>
+              <w:ind w:left="0" w:right="0" w:firstLine="0" w:leftChars="0" w:rightChars="0" w:firstLineChars="0"/>
               <w:jc w:val="left"/>
               <w:textAlignment w:val="baseline"/>
               <w:rPr>
-                <w:rFonts w:hint="default" w:ascii="Segoe UI" w:hAnsi="Segoe UI" w:eastAsia="Segoe UI" w:cs="Segoe UI"/>
+                <w:rFonts w:ascii="Segoe UI" w:eastAsia="Segoe UI" w:hAnsi="Segoe UI" w:cs="Segoe UI" w:hint="default"/>
                 <w:i w:val="0"/>
                 <w:iCs w:val="0"/>
                 <w:caps w:val="0"/>
@@ -6915,7 +6860,7 @@
             </w:pPr>
             <w:r>
               <w:rPr>
-                <w:rFonts w:hint="default" w:ascii="Segoe UI" w:hAnsi="Segoe UI" w:eastAsia="Segoe UI" w:cs="Segoe UI"/>
+                <w:rFonts w:ascii="Segoe UI" w:eastAsia="Segoe UI" w:hAnsi="Segoe UI" w:cs="Segoe UI" w:hint="default"/>
                 <w:i w:val="0"/>
                 <w:iCs w:val="0"/>
                 <w:caps w:val="0"/>
@@ -6925,7 +6870,7 @@
                 <w:kern w:val="0"/>
                 <w:sz w:val="18"/>
                 <w:szCs w:val="18"/>
-                <w:lang w:val="en-US" w:eastAsia="zh-CN" w:bidi="ar"/>
+                <w:lang w:val="en-US" w:eastAsia="zh-CN"/>
               </w:rPr>
               <w:t>高危告警消除，核心指标恢复正常阈值</w:t>
             </w:r>
@@ -6934,14 +6879,8 @@
       </w:tr>
       <w:tr>
         <w:tblPrEx>
-          <w:tblBorders>
-            <w:top w:val="single" w:color="auto" w:sz="4" w:space="0"/>
-            <w:left w:val="single" w:color="auto" w:sz="4" w:space="0"/>
-            <w:bottom w:val="single" w:color="auto" w:sz="4" w:space="0"/>
-            <w:right w:val="single" w:color="auto" w:sz="4" w:space="0"/>
-            <w:insideH w:val="single" w:color="auto" w:sz="4" w:space="0"/>
-            <w:insideV w:val="single" w:color="auto" w:sz="4" w:space="0"/>
-          </w:tblBorders>
+          <w:tblW w:w="8498" w:type="dxa"/>
+          <w:jc w:val="center"/>
           <w:shd w:val="clear" w:color="auto" w:fill="auto"/>
           <w:tblCellMar>
             <w:top w:w="15" w:type="dxa"/>
@@ -6951,7 +6890,7 @@
           </w:tblCellMar>
         </w:tblPrEx>
         <w:trPr>
-          <w:trHeight w:val="0" w:hRule="atLeast"/>
+          <w:trHeight w:val="0"/>
           <w:jc w:val="center"/>
         </w:trPr>
         <w:tc>
@@ -6983,11 +6922,11 @@
               <w:adjustRightInd w:val="0"/>
               <w:snapToGrid w:val="0"/>
               <w:spacing w:line="240" w:lineRule="auto"/>
-              <w:ind w:left="0" w:leftChars="0" w:right="0" w:rightChars="0" w:firstLine="0" w:firstLineChars="0"/>
+              <w:ind w:left="0" w:right="0" w:firstLine="0" w:leftChars="0" w:rightChars="0" w:firstLineChars="0"/>
               <w:jc w:val="left"/>
               <w:textAlignment w:val="baseline"/>
               <w:rPr>
-                <w:rFonts w:hint="default" w:ascii="Segoe UI" w:hAnsi="Segoe UI" w:eastAsia="Segoe UI" w:cs="Segoe UI"/>
+                <w:rFonts w:ascii="Segoe UI" w:eastAsia="Segoe UI" w:hAnsi="Segoe UI" w:cs="Segoe UI" w:hint="default"/>
                 <w:i w:val="0"/>
                 <w:iCs w:val="0"/>
                 <w:caps w:val="0"/>
@@ -6999,8 +6938,8 @@
             </w:pPr>
             <w:r>
               <w:rPr>
-                <w:rStyle w:val="23"/>
-                <w:rFonts w:hint="default" w:ascii="Segoe UI" w:hAnsi="Segoe UI" w:eastAsia="Segoe UI" w:cs="Segoe UI"/>
+                <w:rStyle w:val="Strong"/>
+                <w:rFonts w:ascii="Segoe UI" w:eastAsia="Segoe UI" w:hAnsi="Segoe UI" w:cs="Segoe UI" w:hint="default"/>
                 <w:b/>
                 <w:bCs/>
                 <w:i w:val="0"/>
@@ -7012,13 +6951,13 @@
                 <w:kern w:val="0"/>
                 <w:sz w:val="18"/>
                 <w:szCs w:val="18"/>
-                <w:lang w:val="en-US" w:eastAsia="zh-CN" w:bidi="ar"/>
+                <w:lang w:val="en-US" w:eastAsia="zh-CN"/>
               </w:rPr>
               <w:t>第二阶段</w:t>
             </w:r>
             <w:r>
               <w:rPr>
-                <w:rFonts w:hint="default" w:ascii="Segoe UI" w:hAnsi="Segoe UI" w:eastAsia="Segoe UI" w:cs="Segoe UI"/>
+                <w:rFonts w:ascii="Segoe UI" w:eastAsia="Segoe UI" w:hAnsi="Segoe UI" w:cs="Segoe UI" w:hint="default"/>
                 <w:i w:val="0"/>
                 <w:iCs w:val="0"/>
                 <w:caps w:val="0"/>
@@ -7028,13 +6967,13 @@
                 <w:kern w:val="0"/>
                 <w:sz w:val="18"/>
                 <w:szCs w:val="18"/>
-                <w:lang w:val="en-US" w:eastAsia="zh-CN" w:bidi="ar"/>
-              </w:rPr>
-              <w:br w:type="textWrapping"/>
-            </w:r>
-            <w:r>
-              <w:rPr>
-                <w:rFonts w:hint="default" w:ascii="Segoe UI" w:hAnsi="Segoe UI" w:eastAsia="Segoe UI" w:cs="Segoe UI"/>
+                <w:lang w:val="en-US" w:eastAsia="zh-CN"/>
+              </w:rPr>
+              <w:br/>
+            </w:r>
+            <w:r>
+              <w:rPr>
+                <w:rFonts w:ascii="Segoe UI" w:eastAsia="Segoe UI" w:hAnsi="Segoe UI" w:cs="Segoe UI" w:hint="default"/>
                 <w:i w:val="0"/>
                 <w:iCs w:val="0"/>
                 <w:caps w:val="0"/>
@@ -7044,7 +6983,7 @@
                 <w:kern w:val="0"/>
                 <w:sz w:val="18"/>
                 <w:szCs w:val="18"/>
-                <w:lang w:val="en-US" w:eastAsia="zh-CN" w:bidi="ar"/>
+                <w:lang w:val="en-US" w:eastAsia="zh-CN"/>
               </w:rPr>
               <w:t>架构优化</w:t>
             </w:r>
@@ -7079,11 +7018,11 @@
               <w:adjustRightInd w:val="0"/>
               <w:snapToGrid w:val="0"/>
               <w:spacing w:line="240" w:lineRule="auto"/>
-              <w:ind w:left="0" w:leftChars="0" w:right="0" w:rightChars="0" w:firstLine="0" w:firstLineChars="0"/>
+              <w:ind w:left="0" w:right="0" w:firstLine="0" w:leftChars="0" w:rightChars="0" w:firstLineChars="0"/>
               <w:jc w:val="center"/>
               <w:textAlignment w:val="baseline"/>
               <w:rPr>
-                <w:rFonts w:hint="default" w:ascii="Segoe UI" w:hAnsi="Segoe UI" w:eastAsia="Segoe UI" w:cs="Segoe UI"/>
+                <w:rFonts w:ascii="Segoe UI" w:eastAsia="Segoe UI" w:hAnsi="Segoe UI" w:cs="Segoe UI" w:hint="default"/>
                 <w:i w:val="0"/>
                 <w:iCs w:val="0"/>
                 <w:caps w:val="0"/>
@@ -7095,7 +7034,7 @@
             </w:pPr>
             <w:r>
               <w:rPr>
-                <w:rFonts w:hint="default" w:ascii="Segoe UI" w:hAnsi="Segoe UI" w:eastAsia="Segoe UI" w:cs="Segoe UI"/>
+                <w:rFonts w:ascii="Segoe UI" w:eastAsia="Segoe UI" w:hAnsi="Segoe UI" w:cs="Segoe UI" w:hint="default"/>
                 <w:i w:val="0"/>
                 <w:iCs w:val="0"/>
                 <w:caps w:val="0"/>
@@ -7105,7 +7044,7 @@
                 <w:kern w:val="0"/>
                 <w:sz w:val="18"/>
                 <w:szCs w:val="18"/>
-                <w:lang w:val="en-US" w:eastAsia="zh-CN" w:bidi="ar"/>
+                <w:lang w:val="en-US" w:eastAsia="zh-CN"/>
               </w:rPr>
               <w:t>第3-6个月</w:t>
             </w:r>
@@ -7140,11 +7079,11 @@
               <w:adjustRightInd w:val="0"/>
               <w:snapToGrid w:val="0"/>
               <w:spacing w:line="240" w:lineRule="auto"/>
-              <w:ind w:left="0" w:leftChars="0" w:right="0" w:rightChars="0" w:firstLine="0" w:firstLineChars="0"/>
+              <w:ind w:left="0" w:right="0" w:firstLine="0" w:leftChars="0" w:rightChars="0" w:firstLineChars="0"/>
               <w:jc w:val="left"/>
               <w:textAlignment w:val="baseline"/>
               <w:rPr>
-                <w:rFonts w:hint="default" w:ascii="Segoe UI" w:hAnsi="Segoe UI" w:eastAsia="Segoe UI" w:cs="Segoe UI"/>
+                <w:rFonts w:ascii="Segoe UI" w:eastAsia="Segoe UI" w:hAnsi="Segoe UI" w:cs="Segoe UI" w:hint="default"/>
                 <w:i w:val="0"/>
                 <w:iCs w:val="0"/>
                 <w:caps w:val="0"/>
@@ -7156,7 +7095,7 @@
             </w:pPr>
             <w:r>
               <w:rPr>
-                <w:rFonts w:hint="default" w:ascii="Segoe UI" w:hAnsi="Segoe UI" w:eastAsia="Segoe UI" w:cs="Segoe UI"/>
+                <w:rFonts w:ascii="Segoe UI" w:eastAsia="Segoe UI" w:hAnsi="Segoe UI" w:cs="Segoe UI" w:hint="default"/>
                 <w:i w:val="0"/>
                 <w:iCs w:val="0"/>
                 <w:caps w:val="0"/>
@@ -7166,13 +7105,13 @@
                 <w:kern w:val="0"/>
                 <w:sz w:val="18"/>
                 <w:szCs w:val="18"/>
-                <w:lang w:val="en-US" w:eastAsia="zh-CN" w:bidi="ar"/>
+                <w:lang w:val="en-US" w:eastAsia="zh-CN"/>
               </w:rPr>
               <w:t>1. 完成数据库读写分离部署</w:t>
             </w:r>
             <w:r>
               <w:rPr>
-                <w:rFonts w:hint="default" w:ascii="Segoe UI" w:hAnsi="Segoe UI" w:eastAsia="Segoe UI" w:cs="Segoe UI"/>
+                <w:rFonts w:ascii="Segoe UI" w:eastAsia="Segoe UI" w:hAnsi="Segoe UI" w:cs="Segoe UI" w:hint="default"/>
                 <w:i w:val="0"/>
                 <w:iCs w:val="0"/>
                 <w:caps w:val="0"/>
@@ -7182,13 +7121,13 @@
                 <w:kern w:val="0"/>
                 <w:sz w:val="18"/>
                 <w:szCs w:val="18"/>
-                <w:lang w:val="en-US" w:eastAsia="zh-CN" w:bidi="ar"/>
-              </w:rPr>
-              <w:br w:type="textWrapping"/>
-            </w:r>
-            <w:r>
-              <w:rPr>
-                <w:rFonts w:hint="default" w:ascii="Segoe UI" w:hAnsi="Segoe UI" w:eastAsia="Segoe UI" w:cs="Segoe UI"/>
+                <w:lang w:val="en-US" w:eastAsia="zh-CN"/>
+              </w:rPr>
+              <w:br/>
+            </w:r>
+            <w:r>
+              <w:rPr>
+                <w:rFonts w:ascii="Segoe UI" w:eastAsia="Segoe UI" w:hAnsi="Segoe UI" w:cs="Segoe UI" w:hint="default"/>
                 <w:i w:val="0"/>
                 <w:iCs w:val="0"/>
                 <w:caps w:val="0"/>
@@ -7198,13 +7137,13 @@
                 <w:kern w:val="0"/>
                 <w:sz w:val="18"/>
                 <w:szCs w:val="18"/>
-                <w:lang w:val="en-US" w:eastAsia="zh-CN" w:bidi="ar"/>
+                <w:lang w:val="en-US" w:eastAsia="zh-CN"/>
               </w:rPr>
               <w:t>2. 实施存储分层策略，迁移冷数据</w:t>
             </w:r>
             <w:r>
               <w:rPr>
-                <w:rFonts w:hint="default" w:ascii="Segoe UI" w:hAnsi="Segoe UI" w:eastAsia="Segoe UI" w:cs="Segoe UI"/>
+                <w:rFonts w:ascii="Segoe UI" w:eastAsia="Segoe UI" w:hAnsi="Segoe UI" w:cs="Segoe UI" w:hint="default"/>
                 <w:i w:val="0"/>
                 <w:iCs w:val="0"/>
                 <w:caps w:val="0"/>
@@ -7214,13 +7153,13 @@
                 <w:kern w:val="0"/>
                 <w:sz w:val="18"/>
                 <w:szCs w:val="18"/>
-                <w:lang w:val="en-US" w:eastAsia="zh-CN" w:bidi="ar"/>
-              </w:rPr>
-              <w:br w:type="textWrapping"/>
-            </w:r>
-            <w:r>
-              <w:rPr>
-                <w:rFonts w:hint="default" w:ascii="Segoe UI" w:hAnsi="Segoe UI" w:eastAsia="Segoe UI" w:cs="Segoe UI"/>
+                <w:lang w:val="en-US" w:eastAsia="zh-CN"/>
+              </w:rPr>
+              <w:br/>
+            </w:r>
+            <w:r>
+              <w:rPr>
+                <w:rFonts w:ascii="Segoe UI" w:eastAsia="Segoe UI" w:hAnsi="Segoe UI" w:cs="Segoe UI" w:hint="default"/>
                 <w:i w:val="0"/>
                 <w:iCs w:val="0"/>
                 <w:caps w:val="0"/>
@@ -7230,7 +7169,7 @@
                 <w:kern w:val="0"/>
                 <w:sz w:val="18"/>
                 <w:szCs w:val="18"/>
-                <w:lang w:val="en-US" w:eastAsia="zh-CN" w:bidi="ar"/>
+                <w:lang w:val="en-US" w:eastAsia="zh-CN"/>
               </w:rPr>
               <w:t>3. Redis集群改造成分片模式</w:t>
             </w:r>
@@ -7265,11 +7204,11 @@
               <w:adjustRightInd w:val="0"/>
               <w:snapToGrid w:val="0"/>
               <w:spacing w:line="240" w:lineRule="auto"/>
-              <w:ind w:left="0" w:leftChars="0" w:right="0" w:rightChars="0" w:firstLine="0" w:firstLineChars="0"/>
+              <w:ind w:left="0" w:right="0" w:firstLine="0" w:leftChars="0" w:rightChars="0" w:firstLineChars="0"/>
               <w:jc w:val="left"/>
               <w:textAlignment w:val="baseline"/>
               <w:rPr>
-                <w:rFonts w:hint="default" w:ascii="Segoe UI" w:hAnsi="Segoe UI" w:eastAsia="Segoe UI" w:cs="Segoe UI"/>
+                <w:rFonts w:ascii="Segoe UI" w:eastAsia="Segoe UI" w:hAnsi="Segoe UI" w:cs="Segoe UI" w:hint="default"/>
                 <w:i w:val="0"/>
                 <w:iCs w:val="0"/>
                 <w:caps w:val="0"/>
@@ -7281,7 +7220,7 @@
             </w:pPr>
             <w:r>
               <w:rPr>
-                <w:rFonts w:hint="default" w:ascii="Segoe UI" w:hAnsi="Segoe UI" w:eastAsia="Segoe UI" w:cs="Segoe UI"/>
+                <w:rFonts w:ascii="Segoe UI" w:eastAsia="Segoe UI" w:hAnsi="Segoe UI" w:cs="Segoe UI" w:hint="default"/>
                 <w:i w:val="0"/>
                 <w:iCs w:val="0"/>
                 <w:caps w:val="0"/>
@@ -7291,7 +7230,7 @@
                 <w:kern w:val="0"/>
                 <w:sz w:val="18"/>
                 <w:szCs w:val="18"/>
-                <w:lang w:val="en-US" w:eastAsia="zh-CN" w:bidi="ar"/>
+                <w:lang w:val="en-US" w:eastAsia="zh-CN"/>
               </w:rPr>
               <w:t>读写性能提升30%，存储成本优化20%</w:t>
             </w:r>
@@ -7300,14 +7239,8 @@
       </w:tr>
       <w:tr>
         <w:tblPrEx>
-          <w:tblBorders>
-            <w:top w:val="single" w:color="auto" w:sz="4" w:space="0"/>
-            <w:left w:val="single" w:color="auto" w:sz="4" w:space="0"/>
-            <w:bottom w:val="single" w:color="auto" w:sz="4" w:space="0"/>
-            <w:right w:val="single" w:color="auto" w:sz="4" w:space="0"/>
-            <w:insideH w:val="single" w:color="auto" w:sz="4" w:space="0"/>
-            <w:insideV w:val="single" w:color="auto" w:sz="4" w:space="0"/>
-          </w:tblBorders>
+          <w:tblW w:w="8498" w:type="dxa"/>
+          <w:jc w:val="center"/>
           <w:shd w:val="clear" w:color="auto" w:fill="auto"/>
           <w:tblCellMar>
             <w:top w:w="15" w:type="dxa"/>
@@ -7317,7 +7250,7 @@
           </w:tblCellMar>
         </w:tblPrEx>
         <w:trPr>
-          <w:trHeight w:val="0" w:hRule="atLeast"/>
+          <w:trHeight w:val="0"/>
           <w:jc w:val="center"/>
         </w:trPr>
         <w:tc>
@@ -7349,11 +7282,11 @@
               <w:adjustRightInd w:val="0"/>
               <w:snapToGrid w:val="0"/>
               <w:spacing w:line="240" w:lineRule="auto"/>
-              <w:ind w:left="0" w:leftChars="0" w:right="0" w:rightChars="0" w:firstLine="0" w:firstLineChars="0"/>
+              <w:ind w:left="0" w:right="0" w:firstLine="0" w:leftChars="0" w:rightChars="0" w:firstLineChars="0"/>
               <w:jc w:val="left"/>
               <w:textAlignment w:val="baseline"/>
               <w:rPr>
-                <w:rFonts w:hint="default" w:ascii="Segoe UI" w:hAnsi="Segoe UI" w:eastAsia="Segoe UI" w:cs="Segoe UI"/>
+                <w:rFonts w:ascii="Segoe UI" w:eastAsia="Segoe UI" w:hAnsi="Segoe UI" w:cs="Segoe UI" w:hint="default"/>
                 <w:i w:val="0"/>
                 <w:iCs w:val="0"/>
                 <w:caps w:val="0"/>
@@ -7365,8 +7298,8 @@
             </w:pPr>
             <w:r>
               <w:rPr>
-                <w:rStyle w:val="23"/>
-                <w:rFonts w:hint="default" w:ascii="Segoe UI" w:hAnsi="Segoe UI" w:eastAsia="Segoe UI" w:cs="Segoe UI"/>
+                <w:rStyle w:val="Strong"/>
+                <w:rFonts w:ascii="Segoe UI" w:eastAsia="Segoe UI" w:hAnsi="Segoe UI" w:cs="Segoe UI" w:hint="default"/>
                 <w:b/>
                 <w:bCs/>
                 <w:i w:val="0"/>
@@ -7378,13 +7311,13 @@
                 <w:kern w:val="0"/>
                 <w:sz w:val="18"/>
                 <w:szCs w:val="18"/>
-                <w:lang w:val="en-US" w:eastAsia="zh-CN" w:bidi="ar"/>
+                <w:lang w:val="en-US" w:eastAsia="zh-CN"/>
               </w:rPr>
               <w:t>第三阶段</w:t>
             </w:r>
             <w:r>
               <w:rPr>
-                <w:rFonts w:hint="default" w:ascii="Segoe UI" w:hAnsi="Segoe UI" w:eastAsia="Segoe UI" w:cs="Segoe UI"/>
+                <w:rFonts w:ascii="Segoe UI" w:eastAsia="Segoe UI" w:hAnsi="Segoe UI" w:cs="Segoe UI" w:hint="default"/>
                 <w:i w:val="0"/>
                 <w:iCs w:val="0"/>
                 <w:caps w:val="0"/>
@@ -7394,13 +7327,13 @@
                 <w:kern w:val="0"/>
                 <w:sz w:val="18"/>
                 <w:szCs w:val="18"/>
-                <w:lang w:val="en-US" w:eastAsia="zh-CN" w:bidi="ar"/>
-              </w:rPr>
-              <w:br w:type="textWrapping"/>
-            </w:r>
-            <w:r>
-              <w:rPr>
-                <w:rFonts w:hint="default" w:ascii="Segoe UI" w:hAnsi="Segoe UI" w:eastAsia="Segoe UI" w:cs="Segoe UI"/>
+                <w:lang w:val="en-US" w:eastAsia="zh-CN"/>
+              </w:rPr>
+              <w:br/>
+            </w:r>
+            <w:r>
+              <w:rPr>
+                <w:rFonts w:ascii="Segoe UI" w:eastAsia="Segoe UI" w:hAnsi="Segoe UI" w:cs="Segoe UI" w:hint="default"/>
                 <w:i w:val="0"/>
                 <w:iCs w:val="0"/>
                 <w:caps w:val="0"/>
@@ -7410,7 +7343,7 @@
                 <w:kern w:val="0"/>
                 <w:sz w:val="18"/>
                 <w:szCs w:val="18"/>
-                <w:lang w:val="en-US" w:eastAsia="zh-CN" w:bidi="ar"/>
+                <w:lang w:val="en-US" w:eastAsia="zh-CN"/>
               </w:rPr>
               <w:t>全面升级与规划</w:t>
             </w:r>
@@ -7445,11 +7378,11 @@
               <w:adjustRightInd w:val="0"/>
               <w:snapToGrid w:val="0"/>
               <w:spacing w:line="240" w:lineRule="auto"/>
-              <w:ind w:left="0" w:leftChars="0" w:right="0" w:rightChars="0" w:firstLine="0" w:firstLineChars="0"/>
+              <w:ind w:left="0" w:right="0" w:firstLine="0" w:leftChars="0" w:rightChars="0" w:firstLineChars="0"/>
               <w:jc w:val="center"/>
               <w:textAlignment w:val="baseline"/>
               <w:rPr>
-                <w:rFonts w:hint="default" w:ascii="Segoe UI" w:hAnsi="Segoe UI" w:eastAsia="Segoe UI" w:cs="Segoe UI"/>
+                <w:rFonts w:ascii="Segoe UI" w:eastAsia="Segoe UI" w:hAnsi="Segoe UI" w:cs="Segoe UI" w:hint="default"/>
                 <w:i w:val="0"/>
                 <w:iCs w:val="0"/>
                 <w:caps w:val="0"/>
@@ -7461,7 +7394,7 @@
             </w:pPr>
             <w:r>
               <w:rPr>
-                <w:rFonts w:hint="default" w:ascii="Segoe UI" w:hAnsi="Segoe UI" w:eastAsia="Segoe UI" w:cs="Segoe UI"/>
+                <w:rFonts w:ascii="Segoe UI" w:eastAsia="Segoe UI" w:hAnsi="Segoe UI" w:cs="Segoe UI" w:hint="default"/>
                 <w:i w:val="0"/>
                 <w:iCs w:val="0"/>
                 <w:caps w:val="0"/>
@@ -7471,7 +7404,7 @@
                 <w:kern w:val="0"/>
                 <w:sz w:val="18"/>
                 <w:szCs w:val="18"/>
-                <w:lang w:val="en-US" w:eastAsia="zh-CN" w:bidi="ar"/>
+                <w:lang w:val="en-US" w:eastAsia="zh-CN"/>
               </w:rPr>
               <w:t>第7-12个月</w:t>
             </w:r>
@@ -7506,11 +7439,11 @@
               <w:adjustRightInd w:val="0"/>
               <w:snapToGrid w:val="0"/>
               <w:spacing w:line="240" w:lineRule="auto"/>
-              <w:ind w:left="0" w:leftChars="0" w:right="0" w:rightChars="0" w:firstLine="0" w:firstLineChars="0"/>
+              <w:ind w:left="0" w:right="0" w:firstLine="0" w:leftChars="0" w:rightChars="0" w:firstLineChars="0"/>
               <w:jc w:val="left"/>
               <w:textAlignment w:val="baseline"/>
               <w:rPr>
-                <w:rFonts w:hint="default" w:ascii="Segoe UI" w:hAnsi="Segoe UI" w:eastAsia="Segoe UI" w:cs="Segoe UI"/>
+                <w:rFonts w:ascii="Segoe UI" w:eastAsia="Segoe UI" w:hAnsi="Segoe UI" w:cs="Segoe UI" w:hint="default"/>
                 <w:i w:val="0"/>
                 <w:iCs w:val="0"/>
                 <w:caps w:val="0"/>
@@ -7522,7 +7455,7 @@
             </w:pPr>
             <w:r>
               <w:rPr>
-                <w:rFonts w:hint="default" w:ascii="Segoe UI" w:hAnsi="Segoe UI" w:eastAsia="Segoe UI" w:cs="Segoe UI"/>
+                <w:rFonts w:ascii="Segoe UI" w:eastAsia="Segoe UI" w:hAnsi="Segoe UI" w:cs="Segoe UI" w:hint="default"/>
                 <w:i w:val="0"/>
                 <w:iCs w:val="0"/>
                 <w:caps w:val="0"/>
@@ -7532,13 +7465,13 @@
                 <w:kern w:val="0"/>
                 <w:sz w:val="18"/>
                 <w:szCs w:val="18"/>
-                <w:lang w:val="en-US" w:eastAsia="zh-CN" w:bidi="ar"/>
+                <w:lang w:val="en-US" w:eastAsia="zh-CN"/>
               </w:rPr>
               <w:t>1. 分布式存储（Ceph）上线</w:t>
             </w:r>
             <w:r>
               <w:rPr>
-                <w:rFonts w:hint="default" w:ascii="Segoe UI" w:hAnsi="Segoe UI" w:eastAsia="Segoe UI" w:cs="Segoe UI"/>
+                <w:rFonts w:ascii="Segoe UI" w:eastAsia="Segoe UI" w:hAnsi="Segoe UI" w:cs="Segoe UI" w:hint="default"/>
                 <w:i w:val="0"/>
                 <w:iCs w:val="0"/>
                 <w:caps w:val="0"/>
@@ -7548,13 +7481,13 @@
                 <w:kern w:val="0"/>
                 <w:sz w:val="18"/>
                 <w:szCs w:val="18"/>
-                <w:lang w:val="en-US" w:eastAsia="zh-CN" w:bidi="ar"/>
-              </w:rPr>
-              <w:br w:type="textWrapping"/>
-            </w:r>
-            <w:r>
-              <w:rPr>
-                <w:rFonts w:hint="default" w:ascii="Segoe UI" w:hAnsi="Segoe UI" w:eastAsia="Segoe UI" w:cs="Segoe UI"/>
+                <w:lang w:val="en-US" w:eastAsia="zh-CN"/>
+              </w:rPr>
+              <w:br/>
+            </w:r>
+            <w:r>
+              <w:rPr>
+                <w:rFonts w:ascii="Segoe UI" w:eastAsia="Segoe UI" w:hAnsi="Segoe UI" w:cs="Segoe UI" w:hint="default"/>
                 <w:i w:val="0"/>
                 <w:iCs w:val="0"/>
                 <w:caps w:val="0"/>
@@ -7564,13 +7497,13 @@
                 <w:kern w:val="0"/>
                 <w:sz w:val="18"/>
                 <w:szCs w:val="18"/>
-                <w:lang w:val="en-US" w:eastAsia="zh-CN" w:bidi="ar"/>
+                <w:lang w:val="en-US" w:eastAsia="zh-CN"/>
               </w:rPr>
               <w:t>2. 完成所有硬件扩容目标</w:t>
             </w:r>
             <w:r>
               <w:rPr>
-                <w:rFonts w:hint="default" w:ascii="Segoe UI" w:hAnsi="Segoe UI" w:eastAsia="Segoe UI" w:cs="Segoe UI"/>
+                <w:rFonts w:ascii="Segoe UI" w:eastAsia="Segoe UI" w:hAnsi="Segoe UI" w:cs="Segoe UI" w:hint="default"/>
                 <w:i w:val="0"/>
                 <w:iCs w:val="0"/>
                 <w:caps w:val="0"/>
@@ -7580,13 +7513,13 @@
                 <w:kern w:val="0"/>
                 <w:sz w:val="18"/>
                 <w:szCs w:val="18"/>
-                <w:lang w:val="en-US" w:eastAsia="zh-CN" w:bidi="ar"/>
-              </w:rPr>
-              <w:br w:type="textWrapping"/>
-            </w:r>
-            <w:r>
-              <w:rPr>
-                <w:rFonts w:hint="default" w:ascii="Segoe UI" w:hAnsi="Segoe UI" w:eastAsia="Segoe UI" w:cs="Segoe UI"/>
+                <w:lang w:val="en-US" w:eastAsia="zh-CN"/>
+              </w:rPr>
+              <w:br/>
+            </w:r>
+            <w:r>
+              <w:rPr>
+                <w:rFonts w:ascii="Segoe UI" w:eastAsia="Segoe UI" w:hAnsi="Segoe UI" w:cs="Segoe UI" w:hint="default"/>
                 <w:i w:val="0"/>
                 <w:iCs w:val="0"/>
                 <w:caps w:val="0"/>
@@ -7596,7 +7529,7 @@
                 <w:kern w:val="0"/>
                 <w:sz w:val="18"/>
                 <w:szCs w:val="18"/>
-                <w:lang w:val="en-US" w:eastAsia="zh-CN" w:bidi="ar"/>
+                <w:lang w:val="en-US" w:eastAsia="zh-CN"/>
               </w:rPr>
               <w:t>3. 建立容量监控与预测模型</w:t>
             </w:r>
@@ -7631,11 +7564,11 @@
               <w:adjustRightInd w:val="0"/>
               <w:snapToGrid w:val="0"/>
               <w:spacing w:line="240" w:lineRule="auto"/>
-              <w:ind w:left="0" w:leftChars="0" w:right="0" w:rightChars="0" w:firstLine="0" w:firstLineChars="0"/>
+              <w:ind w:left="0" w:right="0" w:firstLine="0" w:leftChars="0" w:rightChars="0" w:firstLineChars="0"/>
               <w:jc w:val="left"/>
               <w:textAlignment w:val="baseline"/>
               <w:rPr>
-                <w:rFonts w:hint="default" w:ascii="Segoe UI" w:hAnsi="Segoe UI" w:eastAsia="Segoe UI" w:cs="Segoe UI"/>
+                <w:rFonts w:ascii="Segoe UI" w:eastAsia="Segoe UI" w:hAnsi="Segoe UI" w:cs="Segoe UI" w:hint="default"/>
                 <w:i w:val="0"/>
                 <w:iCs w:val="0"/>
                 <w:caps w:val="0"/>
@@ -7647,7 +7580,7 @@
             </w:pPr>
             <w:r>
               <w:rPr>
-                <w:rFonts w:hint="default" w:ascii="Segoe UI" w:hAnsi="Segoe UI" w:eastAsia="Segoe UI" w:cs="Segoe UI"/>
+                <w:rFonts w:ascii="Segoe UI" w:eastAsia="Segoe UI" w:hAnsi="Segoe UI" w:cs="Segoe UI" w:hint="default"/>
                 <w:i w:val="0"/>
                 <w:iCs w:val="0"/>
                 <w:caps w:val="0"/>
@@ -7657,7 +7590,7 @@
                 <w:kern w:val="0"/>
                 <w:sz w:val="18"/>
                 <w:szCs w:val="18"/>
-                <w:lang w:val="en-US" w:eastAsia="zh-CN" w:bidi="ar"/>
+                <w:lang w:val="en-US" w:eastAsia="zh-CN"/>
               </w:rPr>
               <w:t>满足未来12个月业务增长需求，形成常态化容量管理机制</w:t>
             </w:r>
@@ -7667,7 +7600,7 @@
     </w:tbl>
     <w:p>
       <w:pPr>
-        <w:pStyle w:val="28"/>
+        <w:pStyle w:val="1"/>
         <w:keepNext w:val="0"/>
         <w:keepLines w:val="0"/>
         <w:pageBreakBefore w:val="0"/>
@@ -7687,7 +7620,7 @@
           <w:lang w:val="en-US" w:eastAsia="zh-CN"/>
         </w:rPr>
       </w:pPr>
-      <w:bookmarkStart w:id="13" w:name="_Toc20971"/>
+      <w:bookmarkStart w:id="14" w:name="_Toc20971"/>
       <w:r>
         <w:rPr>
           <w:rFonts w:hint="default"/>
@@ -7695,20 +7628,20 @@
         </w:rPr>
         <w:t>预算估算</w:t>
       </w:r>
-      <w:bookmarkEnd w:id="13"/>
+      <w:bookmarkEnd w:id="14"/>
     </w:p>
     <w:tbl>
       <w:tblPr>
-        <w:tblStyle w:val="20"/>
+        <w:tblStyle w:val="TableNormal"/>
         <w:tblW w:w="8498" w:type="dxa"/>
         <w:jc w:val="center"/>
         <w:tblBorders>
-          <w:top w:val="none" w:color="auto" w:sz="0" w:space="0"/>
-          <w:left w:val="none" w:color="auto" w:sz="0" w:space="0"/>
-          <w:bottom w:val="none" w:color="auto" w:sz="0" w:space="0"/>
-          <w:right w:val="none" w:color="auto" w:sz="0" w:space="0"/>
-          <w:insideH w:val="none" w:color="auto" w:sz="0" w:space="0"/>
-          <w:insideV w:val="none" w:color="auto" w:sz="0" w:space="0"/>
+          <w:top w:val="nil"/>
+          <w:left w:val="nil"/>
+          <w:bottom w:val="nil"/>
+          <w:right w:val="nil"/>
+          <w:insideH w:val="nil"/>
+          <w:insideV w:val="nil"/>
         </w:tblBorders>
         <w:shd w:val="clear" w:color="auto" w:fill="auto"/>
         <w:tblLayout w:type="fixed"/>
@@ -7729,14 +7662,18 @@
       </w:tblGrid>
       <w:tr>
         <w:tblPrEx>
+          <w:tblW w:w="8498" w:type="dxa"/>
+          <w:jc w:val="center"/>
           <w:tblBorders>
-            <w:top w:val="none" w:color="auto" w:sz="0" w:space="0"/>
-            <w:left w:val="none" w:color="auto" w:sz="0" w:space="0"/>
-            <w:bottom w:val="none" w:color="auto" w:sz="0" w:space="0"/>
-            <w:right w:val="none" w:color="auto" w:sz="0" w:space="0"/>
-            <w:insideH w:val="none" w:color="auto" w:sz="0" w:space="0"/>
-            <w:insideV w:val="none" w:color="auto" w:sz="0" w:space="0"/>
+            <w:top w:val="nil"/>
+            <w:left w:val="nil"/>
+            <w:bottom w:val="nil"/>
+            <w:right w:val="nil"/>
+            <w:insideH w:val="nil"/>
+            <w:insideV w:val="nil"/>
           </w:tblBorders>
+          <w:shd w:val="clear" w:color="auto" w:fill="auto"/>
+          <w:tblLayout w:type="fixed"/>
           <w:tblCellMar>
             <w:top w:w="15" w:type="dxa"/>
             <w:left w:w="15" w:type="dxa"/>
@@ -7745,7 +7682,7 @@
           </w:tblCellMar>
         </w:tblPrEx>
         <w:trPr>
-          <w:trHeight w:val="0" w:hRule="atLeast"/>
+          <w:trHeight w:val="0"/>
           <w:tblHeader/>
           <w:jc w:val="center"/>
         </w:trPr>
@@ -7753,10 +7690,10 @@
           <w:tcPr>
             <w:tcW w:w="1080" w:type="dxa"/>
             <w:tcBorders>
-              <w:top w:val="single" w:color="auto" w:sz="12" w:space="0"/>
-              <w:left w:val="single" w:color="auto" w:sz="12" w:space="0"/>
-              <w:bottom w:val="single" w:color="auto" w:sz="4" w:space="0"/>
-              <w:right w:val="single" w:color="auto" w:sz="4" w:space="0"/>
+              <w:top w:val="single" w:sz="12" w:space="0" w:color="auto"/>
+              <w:left w:val="single" w:sz="12" w:space="0" w:color="auto"/>
+              <w:bottom w:val="single" w:sz="4" w:space="0" w:color="auto"/>
+              <w:right w:val="single" w:sz="4" w:space="0" w:color="auto"/>
             </w:tcBorders>
             <w:shd w:val="clear" w:color="auto" w:fill="auto"/>
             <w:tcMar>
@@ -7780,10 +7717,10 @@
               <w:bidi w:val="0"/>
               <w:snapToGrid w:val="0"/>
               <w:spacing w:line="240" w:lineRule="auto"/>
-              <w:ind w:left="0" w:leftChars="0" w:right="0" w:rightChars="0" w:firstLine="0" w:firstLineChars="0"/>
+              <w:ind w:left="0" w:right="0" w:firstLine="0" w:leftChars="0" w:rightChars="0" w:firstLineChars="0"/>
               <w:jc w:val="center"/>
               <w:rPr>
-                <w:rFonts w:ascii="Segoe UI" w:hAnsi="Segoe UI" w:eastAsia="Segoe UI" w:cs="Segoe UI"/>
+                <w:rFonts w:ascii="Segoe UI" w:eastAsia="Segoe UI" w:hAnsi="Segoe UI" w:cs="Segoe UI"/>
                 <w:b/>
                 <w:i w:val="0"/>
                 <w:iCs w:val="0"/>
@@ -7796,7 +7733,7 @@
             </w:pPr>
             <w:r>
               <w:rPr>
-                <w:rFonts w:hint="default" w:ascii="Segoe UI" w:hAnsi="Segoe UI" w:eastAsia="Segoe UI" w:cs="Segoe UI"/>
+                <w:rFonts w:ascii="Segoe UI" w:eastAsia="Segoe UI" w:hAnsi="Segoe UI" w:cs="Segoe UI" w:hint="default"/>
                 <w:b/>
                 <w:i w:val="0"/>
                 <w:iCs w:val="0"/>
@@ -7807,7 +7744,7 @@
                 <w:kern w:val="0"/>
                 <w:sz w:val="18"/>
                 <w:szCs w:val="18"/>
-                <w:lang w:val="en-US" w:eastAsia="zh-CN" w:bidi="ar"/>
+                <w:lang w:val="en-US" w:eastAsia="zh-CN"/>
               </w:rPr>
               <w:t>项目</w:t>
             </w:r>
@@ -7817,10 +7754,10 @@
           <w:tcPr>
             <w:tcW w:w="2198" w:type="dxa"/>
             <w:tcBorders>
-              <w:top w:val="single" w:color="auto" w:sz="12" w:space="0"/>
-              <w:left w:val="single" w:color="auto" w:sz="4" w:space="0"/>
-              <w:bottom w:val="single" w:color="auto" w:sz="4" w:space="0"/>
-              <w:right w:val="single" w:color="auto" w:sz="4" w:space="0"/>
+              <w:top w:val="single" w:sz="12" w:space="0" w:color="auto"/>
+              <w:left w:val="single" w:sz="4" w:space="0" w:color="auto"/>
+              <w:bottom w:val="single" w:sz="4" w:space="0" w:color="auto"/>
+              <w:right w:val="single" w:sz="4" w:space="0" w:color="auto"/>
             </w:tcBorders>
             <w:shd w:val="clear" w:color="auto" w:fill="auto"/>
             <w:tcMar>
@@ -7844,10 +7781,10 @@
               <w:bidi w:val="0"/>
               <w:snapToGrid w:val="0"/>
               <w:spacing w:line="240" w:lineRule="auto"/>
-              <w:ind w:left="0" w:leftChars="0" w:right="0" w:rightChars="0" w:firstLine="0" w:firstLineChars="0"/>
+              <w:ind w:left="0" w:right="0" w:firstLine="0" w:leftChars="0" w:rightChars="0" w:firstLineChars="0"/>
               <w:jc w:val="center"/>
               <w:rPr>
-                <w:rFonts w:hint="default" w:ascii="Segoe UI" w:hAnsi="Segoe UI" w:eastAsia="Segoe UI" w:cs="Segoe UI"/>
+                <w:rFonts w:ascii="Segoe UI" w:eastAsia="Segoe UI" w:hAnsi="Segoe UI" w:cs="Segoe UI" w:hint="default"/>
                 <w:b/>
                 <w:i w:val="0"/>
                 <w:iCs w:val="0"/>
@@ -7860,7 +7797,7 @@
             </w:pPr>
             <w:r>
               <w:rPr>
-                <w:rFonts w:hint="default" w:ascii="Segoe UI" w:hAnsi="Segoe UI" w:eastAsia="Segoe UI" w:cs="Segoe UI"/>
+                <w:rFonts w:ascii="Segoe UI" w:eastAsia="Segoe UI" w:hAnsi="Segoe UI" w:cs="Segoe UI" w:hint="default"/>
                 <w:b/>
                 <w:i w:val="0"/>
                 <w:iCs w:val="0"/>
@@ -7871,7 +7808,7 @@
                 <w:kern w:val="0"/>
                 <w:sz w:val="18"/>
                 <w:szCs w:val="18"/>
-                <w:lang w:val="en-US" w:eastAsia="zh-CN" w:bidi="ar"/>
+                <w:lang w:val="en-US" w:eastAsia="zh-CN"/>
               </w:rPr>
               <w:t>规格说明</w:t>
             </w:r>
@@ -7881,10 +7818,10 @@
           <w:tcPr>
             <w:tcW w:w="779" w:type="dxa"/>
             <w:tcBorders>
-              <w:top w:val="single" w:color="auto" w:sz="12" w:space="0"/>
-              <w:left w:val="single" w:color="auto" w:sz="4" w:space="0"/>
-              <w:bottom w:val="single" w:color="auto" w:sz="4" w:space="0"/>
-              <w:right w:val="single" w:color="auto" w:sz="4" w:space="0"/>
+              <w:top w:val="single" w:sz="12" w:space="0" w:color="auto"/>
+              <w:left w:val="single" w:sz="4" w:space="0" w:color="auto"/>
+              <w:bottom w:val="single" w:sz="4" w:space="0" w:color="auto"/>
+              <w:right w:val="single" w:sz="4" w:space="0" w:color="auto"/>
             </w:tcBorders>
             <w:shd w:val="clear" w:color="auto" w:fill="auto"/>
             <w:tcMar>
@@ -7908,10 +7845,10 @@
               <w:bidi w:val="0"/>
               <w:snapToGrid w:val="0"/>
               <w:spacing w:line="240" w:lineRule="auto"/>
-              <w:ind w:left="0" w:leftChars="0" w:right="0" w:rightChars="0" w:firstLine="0" w:firstLineChars="0"/>
+              <w:ind w:left="0" w:right="0" w:firstLine="0" w:leftChars="0" w:rightChars="0" w:firstLineChars="0"/>
               <w:jc w:val="center"/>
               <w:rPr>
-                <w:rFonts w:hint="default" w:ascii="Segoe UI" w:hAnsi="Segoe UI" w:eastAsia="Segoe UI" w:cs="Segoe UI"/>
+                <w:rFonts w:ascii="Segoe UI" w:eastAsia="Segoe UI" w:hAnsi="Segoe UI" w:cs="Segoe UI" w:hint="default"/>
                 <w:b/>
                 <w:i w:val="0"/>
                 <w:iCs w:val="0"/>
@@ -7924,7 +7861,7 @@
             </w:pPr>
             <w:r>
               <w:rPr>
-                <w:rFonts w:hint="default" w:ascii="Segoe UI" w:hAnsi="Segoe UI" w:eastAsia="Segoe UI" w:cs="Segoe UI"/>
+                <w:rFonts w:ascii="Segoe UI" w:eastAsia="Segoe UI" w:hAnsi="Segoe UI" w:cs="Segoe UI" w:hint="default"/>
                 <w:b/>
                 <w:i w:val="0"/>
                 <w:iCs w:val="0"/>
@@ -7935,7 +7872,7 @@
                 <w:kern w:val="0"/>
                 <w:sz w:val="18"/>
                 <w:szCs w:val="18"/>
-                <w:lang w:val="en-US" w:eastAsia="zh-CN" w:bidi="ar"/>
+                <w:lang w:val="en-US" w:eastAsia="zh-CN"/>
               </w:rPr>
               <w:t>数量</w:t>
             </w:r>
@@ -7945,10 +7882,10 @@
           <w:tcPr>
             <w:tcW w:w="1326" w:type="dxa"/>
             <w:tcBorders>
-              <w:top w:val="single" w:color="auto" w:sz="12" w:space="0"/>
-              <w:left w:val="single" w:color="auto" w:sz="4" w:space="0"/>
-              <w:bottom w:val="single" w:color="auto" w:sz="4" w:space="0"/>
-              <w:right w:val="single" w:color="auto" w:sz="4" w:space="0"/>
+              <w:top w:val="single" w:sz="12" w:space="0" w:color="auto"/>
+              <w:left w:val="single" w:sz="4" w:space="0" w:color="auto"/>
+              <w:bottom w:val="single" w:sz="4" w:space="0" w:color="auto"/>
+              <w:right w:val="single" w:sz="4" w:space="0" w:color="auto"/>
             </w:tcBorders>
             <w:shd w:val="clear" w:color="auto" w:fill="auto"/>
             <w:tcMar>
@@ -7972,10 +7909,10 @@
               <w:bidi w:val="0"/>
               <w:snapToGrid w:val="0"/>
               <w:spacing w:line="240" w:lineRule="auto"/>
-              <w:ind w:left="0" w:leftChars="0" w:right="0" w:rightChars="0" w:firstLine="0" w:firstLineChars="0"/>
+              <w:ind w:left="0" w:right="0" w:firstLine="0" w:leftChars="0" w:rightChars="0" w:firstLineChars="0"/>
               <w:jc w:val="center"/>
               <w:rPr>
-                <w:rFonts w:hint="default" w:ascii="Segoe UI" w:hAnsi="Segoe UI" w:eastAsia="Segoe UI" w:cs="Segoe UI"/>
+                <w:rFonts w:ascii="Segoe UI" w:eastAsia="Segoe UI" w:hAnsi="Segoe UI" w:cs="Segoe UI" w:hint="default"/>
                 <w:b/>
                 <w:i w:val="0"/>
                 <w:iCs w:val="0"/>
@@ -7988,7 +7925,7 @@
             </w:pPr>
             <w:r>
               <w:rPr>
-                <w:rFonts w:hint="default" w:ascii="Segoe UI" w:hAnsi="Segoe UI" w:eastAsia="Segoe UI" w:cs="Segoe UI"/>
+                <w:rFonts w:ascii="Segoe UI" w:eastAsia="Segoe UI" w:hAnsi="Segoe UI" w:cs="Segoe UI" w:hint="default"/>
                 <w:b/>
                 <w:i w:val="0"/>
                 <w:iCs w:val="0"/>
@@ -7999,7 +7936,7 @@
                 <w:kern w:val="0"/>
                 <w:sz w:val="18"/>
                 <w:szCs w:val="18"/>
-                <w:lang w:val="en-US" w:eastAsia="zh-CN" w:bidi="ar"/>
+                <w:lang w:val="en-US" w:eastAsia="zh-CN"/>
               </w:rPr>
               <w:t>预估单价</w:t>
             </w:r>
@@ -8009,10 +7946,10 @@
           <w:tcPr>
             <w:tcW w:w="1320" w:type="dxa"/>
             <w:tcBorders>
-              <w:top w:val="single" w:color="auto" w:sz="12" w:space="0"/>
-              <w:left w:val="single" w:color="auto" w:sz="4" w:space="0"/>
-              <w:bottom w:val="single" w:color="auto" w:sz="4" w:space="0"/>
-              <w:right w:val="single" w:color="auto" w:sz="4" w:space="0"/>
+              <w:top w:val="single" w:sz="12" w:space="0" w:color="auto"/>
+              <w:left w:val="single" w:sz="4" w:space="0" w:color="auto"/>
+              <w:bottom w:val="single" w:sz="4" w:space="0" w:color="auto"/>
+              <w:right w:val="single" w:sz="4" w:space="0" w:color="auto"/>
             </w:tcBorders>
             <w:shd w:val="clear" w:color="auto" w:fill="auto"/>
             <w:tcMar>
@@ -8036,10 +7973,10 @@
               <w:bidi w:val="0"/>
               <w:snapToGrid w:val="0"/>
               <w:spacing w:line="240" w:lineRule="auto"/>
-              <w:ind w:left="0" w:leftChars="0" w:right="0" w:rightChars="0" w:firstLine="0" w:firstLineChars="0"/>
+              <w:ind w:left="0" w:right="0" w:firstLine="0" w:leftChars="0" w:rightChars="0" w:firstLineChars="0"/>
               <w:jc w:val="center"/>
               <w:rPr>
-                <w:rFonts w:hint="default" w:ascii="Segoe UI" w:hAnsi="Segoe UI" w:eastAsia="Segoe UI" w:cs="Segoe UI"/>
+                <w:rFonts w:ascii="Segoe UI" w:eastAsia="Segoe UI" w:hAnsi="Segoe UI" w:cs="Segoe UI" w:hint="default"/>
                 <w:b/>
                 <w:i w:val="0"/>
                 <w:iCs w:val="0"/>
@@ -8052,7 +7989,7 @@
             </w:pPr>
             <w:r>
               <w:rPr>
-                <w:rFonts w:hint="default" w:ascii="Segoe UI" w:hAnsi="Segoe UI" w:eastAsia="Segoe UI" w:cs="Segoe UI"/>
+                <w:rFonts w:ascii="Segoe UI" w:eastAsia="Segoe UI" w:hAnsi="Segoe UI" w:cs="Segoe UI" w:hint="default"/>
                 <w:b/>
                 <w:i w:val="0"/>
                 <w:iCs w:val="0"/>
@@ -8063,7 +8000,7 @@
                 <w:kern w:val="0"/>
                 <w:sz w:val="18"/>
                 <w:szCs w:val="18"/>
-                <w:lang w:val="en-US" w:eastAsia="zh-CN" w:bidi="ar"/>
+                <w:lang w:val="en-US" w:eastAsia="zh-CN"/>
               </w:rPr>
               <w:t>小计</w:t>
             </w:r>
@@ -8073,10 +8010,10 @@
           <w:tcPr>
             <w:tcW w:w="1795" w:type="dxa"/>
             <w:tcBorders>
-              <w:top w:val="single" w:color="auto" w:sz="12" w:space="0"/>
-              <w:left w:val="single" w:color="auto" w:sz="4" w:space="0"/>
-              <w:bottom w:val="single" w:color="auto" w:sz="4" w:space="0"/>
-              <w:right w:val="single" w:color="auto" w:sz="12" w:space="0"/>
+              <w:top w:val="single" w:sz="12" w:space="0" w:color="auto"/>
+              <w:left w:val="single" w:sz="4" w:space="0" w:color="auto"/>
+              <w:bottom w:val="single" w:sz="4" w:space="0" w:color="auto"/>
+              <w:right w:val="single" w:sz="12" w:space="0" w:color="auto"/>
             </w:tcBorders>
             <w:shd w:val="clear" w:color="auto" w:fill="auto"/>
             <w:tcMar>
@@ -8100,10 +8037,10 @@
               <w:bidi w:val="0"/>
               <w:snapToGrid w:val="0"/>
               <w:spacing w:line="240" w:lineRule="auto"/>
-              <w:ind w:left="0" w:leftChars="0" w:right="0" w:rightChars="0" w:firstLine="0" w:firstLineChars="0"/>
+              <w:ind w:left="0" w:right="0" w:firstLine="0" w:leftChars="0" w:rightChars="0" w:firstLineChars="0"/>
               <w:jc w:val="center"/>
               <w:rPr>
-                <w:rFonts w:hint="default" w:ascii="Segoe UI" w:hAnsi="Segoe UI" w:eastAsia="Segoe UI" w:cs="Segoe UI"/>
+                <w:rFonts w:ascii="Segoe UI" w:eastAsia="Segoe UI" w:hAnsi="Segoe UI" w:cs="Segoe UI" w:hint="default"/>
                 <w:b/>
                 <w:i w:val="0"/>
                 <w:iCs w:val="0"/>
@@ -8116,7 +8053,7 @@
             </w:pPr>
             <w:r>
               <w:rPr>
-                <w:rFonts w:hint="default" w:ascii="Segoe UI" w:hAnsi="Segoe UI" w:eastAsia="Segoe UI" w:cs="Segoe UI"/>
+                <w:rFonts w:ascii="Segoe UI" w:eastAsia="Segoe UI" w:hAnsi="Segoe UI" w:cs="Segoe UI" w:hint="default"/>
                 <w:b/>
                 <w:i w:val="0"/>
                 <w:iCs w:val="0"/>
@@ -8127,7 +8064,7 @@
                 <w:kern w:val="0"/>
                 <w:sz w:val="18"/>
                 <w:szCs w:val="18"/>
-                <w:lang w:val="en-US" w:eastAsia="zh-CN" w:bidi="ar"/>
+                <w:lang w:val="en-US" w:eastAsia="zh-CN"/>
               </w:rPr>
               <w:t>备注</w:t>
             </w:r>
@@ -8136,14 +8073,10 @@
       </w:tr>
       <w:tr>
         <w:tblPrEx>
-          <w:tblBorders>
-            <w:top w:val="none" w:color="auto" w:sz="0" w:space="0"/>
-            <w:left w:val="none" w:color="auto" w:sz="0" w:space="0"/>
-            <w:bottom w:val="none" w:color="auto" w:sz="0" w:space="0"/>
-            <w:right w:val="none" w:color="auto" w:sz="0" w:space="0"/>
-            <w:insideH w:val="none" w:color="auto" w:sz="0" w:space="0"/>
-            <w:insideV w:val="none" w:color="auto" w:sz="0" w:space="0"/>
-          </w:tblBorders>
+          <w:tblW w:w="8498" w:type="dxa"/>
+          <w:jc w:val="center"/>
+          <w:shd w:val="clear" w:color="auto" w:fill="auto"/>
+          <w:tblLayout w:type="fixed"/>
           <w:tblCellMar>
             <w:top w:w="15" w:type="dxa"/>
             <w:left w:w="15" w:type="dxa"/>
@@ -8152,17 +8085,17 @@
           </w:tblCellMar>
         </w:tblPrEx>
         <w:trPr>
-          <w:trHeight w:val="0" w:hRule="atLeast"/>
+          <w:trHeight w:val="0"/>
           <w:jc w:val="center"/>
         </w:trPr>
         <w:tc>
           <w:tcPr>
             <w:tcW w:w="1080" w:type="dxa"/>
             <w:tcBorders>
-              <w:top w:val="single" w:color="auto" w:sz="4" w:space="0"/>
-              <w:left w:val="single" w:color="auto" w:sz="12" w:space="0"/>
-              <w:bottom w:val="single" w:color="auto" w:sz="4" w:space="0"/>
-              <w:right w:val="single" w:color="auto" w:sz="4" w:space="0"/>
+              <w:top w:val="single" w:sz="4" w:space="0" w:color="auto"/>
+              <w:left w:val="single" w:sz="12" w:space="0" w:color="auto"/>
+              <w:bottom w:val="single" w:sz="4" w:space="0" w:color="auto"/>
+              <w:right w:val="single" w:sz="4" w:space="0" w:color="auto"/>
             </w:tcBorders>
             <w:shd w:val="clear" w:color="auto" w:fill="auto"/>
             <w:tcMar>
@@ -8186,10 +8119,10 @@
               <w:bidi w:val="0"/>
               <w:snapToGrid w:val="0"/>
               <w:spacing w:line="240" w:lineRule="auto"/>
-              <w:ind w:left="0" w:leftChars="0" w:right="0" w:rightChars="0" w:firstLine="0" w:firstLineChars="0"/>
+              <w:ind w:left="0" w:right="0" w:firstLine="0" w:leftChars="0" w:rightChars="0" w:firstLineChars="0"/>
               <w:jc w:val="left"/>
               <w:rPr>
-                <w:rFonts w:hint="default" w:ascii="Segoe UI" w:hAnsi="Segoe UI" w:eastAsia="Segoe UI" w:cs="Segoe UI"/>
+                <w:rFonts w:ascii="Segoe UI" w:eastAsia="Segoe UI" w:hAnsi="Segoe UI" w:cs="Segoe UI" w:hint="default"/>
                 <w:i w:val="0"/>
                 <w:iCs w:val="0"/>
                 <w:caps w:val="0"/>
@@ -8201,8 +8134,8 @@
             </w:pPr>
             <w:r>
               <w:rPr>
-                <w:rStyle w:val="23"/>
-                <w:rFonts w:hint="default" w:ascii="Segoe UI" w:hAnsi="Segoe UI" w:eastAsia="Segoe UI" w:cs="Segoe UI"/>
+                <w:rStyle w:val="Strong"/>
+                <w:rFonts w:ascii="Segoe UI" w:eastAsia="Segoe UI" w:hAnsi="Segoe UI" w:cs="Segoe UI" w:hint="default"/>
                 <w:b/>
                 <w:bCs/>
                 <w:i w:val="0"/>
@@ -8214,7 +8147,7 @@
                 <w:kern w:val="0"/>
                 <w:sz w:val="18"/>
                 <w:szCs w:val="18"/>
-                <w:lang w:val="en-US" w:eastAsia="zh-CN" w:bidi="ar"/>
+                <w:lang w:val="en-US" w:eastAsia="zh-CN"/>
               </w:rPr>
               <w:t>NVMe SSD</w:t>
             </w:r>
@@ -8224,10 +8157,10 @@
           <w:tcPr>
             <w:tcW w:w="2198" w:type="dxa"/>
             <w:tcBorders>
-              <w:top w:val="single" w:color="auto" w:sz="4" w:space="0"/>
-              <w:left w:val="single" w:color="auto" w:sz="4" w:space="0"/>
-              <w:bottom w:val="single" w:color="auto" w:sz="4" w:space="0"/>
-              <w:right w:val="single" w:color="auto" w:sz="4" w:space="0"/>
+              <w:top w:val="single" w:sz="4" w:space="0" w:color="auto"/>
+              <w:left w:val="single" w:sz="4" w:space="0" w:color="auto"/>
+              <w:bottom w:val="single" w:sz="4" w:space="0" w:color="auto"/>
+              <w:right w:val="single" w:sz="4" w:space="0" w:color="auto"/>
             </w:tcBorders>
             <w:shd w:val="clear" w:color="auto" w:fill="auto"/>
             <w:tcMar>
@@ -8251,10 +8184,10 @@
               <w:bidi w:val="0"/>
               <w:snapToGrid w:val="0"/>
               <w:spacing w:line="240" w:lineRule="auto"/>
-              <w:ind w:left="0" w:leftChars="0" w:right="0" w:rightChars="0" w:firstLine="0" w:firstLineChars="0"/>
+              <w:ind w:left="0" w:right="0" w:firstLine="0" w:leftChars="0" w:rightChars="0" w:firstLineChars="0"/>
               <w:jc w:val="center"/>
               <w:rPr>
-                <w:rFonts w:hint="default" w:ascii="Segoe UI" w:hAnsi="Segoe UI" w:eastAsia="Segoe UI" w:cs="Segoe UI"/>
+                <w:rFonts w:ascii="Segoe UI" w:eastAsia="Segoe UI" w:hAnsi="Segoe UI" w:cs="Segoe UI" w:hint="default"/>
                 <w:i w:val="0"/>
                 <w:iCs w:val="0"/>
                 <w:caps w:val="0"/>
@@ -8266,7 +8199,7 @@
             </w:pPr>
             <w:r>
               <w:rPr>
-                <w:rFonts w:hint="default" w:ascii="Segoe UI" w:hAnsi="Segoe UI" w:eastAsia="Segoe UI" w:cs="Segoe UI"/>
+                <w:rFonts w:ascii="Segoe UI" w:eastAsia="Segoe UI" w:hAnsi="Segoe UI" w:cs="Segoe UI" w:hint="default"/>
                 <w:i w:val="0"/>
                 <w:iCs w:val="0"/>
                 <w:caps w:val="0"/>
@@ -8276,7 +8209,7 @@
                 <w:kern w:val="0"/>
                 <w:sz w:val="18"/>
                 <w:szCs w:val="18"/>
-                <w:lang w:val="en-US" w:eastAsia="zh-CN" w:bidi="ar"/>
+                <w:lang w:val="en-US" w:eastAsia="zh-CN"/>
               </w:rPr>
               <w:t>3.84TB, U.2</w:t>
             </w:r>
@@ -8286,10 +8219,10 @@
           <w:tcPr>
             <w:tcW w:w="779" w:type="dxa"/>
             <w:tcBorders>
-              <w:top w:val="single" w:color="auto" w:sz="4" w:space="0"/>
-              <w:left w:val="single" w:color="auto" w:sz="4" w:space="0"/>
-              <w:bottom w:val="single" w:color="auto" w:sz="4" w:space="0"/>
-              <w:right w:val="single" w:color="auto" w:sz="4" w:space="0"/>
+              <w:top w:val="single" w:sz="4" w:space="0" w:color="auto"/>
+              <w:left w:val="single" w:sz="4" w:space="0" w:color="auto"/>
+              <w:bottom w:val="single" w:sz="4" w:space="0" w:color="auto"/>
+              <w:right w:val="single" w:sz="4" w:space="0" w:color="auto"/>
             </w:tcBorders>
             <w:shd w:val="clear" w:color="auto" w:fill="auto"/>
             <w:tcMar>
@@ -8313,10 +8246,10 @@
               <w:bidi w:val="0"/>
               <w:snapToGrid w:val="0"/>
               <w:spacing w:line="240" w:lineRule="auto"/>
-              <w:ind w:left="0" w:leftChars="0" w:right="0" w:rightChars="0" w:firstLine="0" w:firstLineChars="0"/>
+              <w:ind w:left="0" w:right="0" w:firstLine="0" w:leftChars="0" w:rightChars="0" w:firstLineChars="0"/>
               <w:jc w:val="left"/>
               <w:rPr>
-                <w:rFonts w:hint="default" w:ascii="Segoe UI" w:hAnsi="Segoe UI" w:eastAsia="Segoe UI" w:cs="Segoe UI"/>
+                <w:rFonts w:ascii="Segoe UI" w:eastAsia="Segoe UI" w:hAnsi="Segoe UI" w:cs="Segoe UI" w:hint="default"/>
                 <w:i w:val="0"/>
                 <w:iCs w:val="0"/>
                 <w:caps w:val="0"/>
@@ -8328,7 +8261,7 @@
             </w:pPr>
             <w:r>
               <w:rPr>
-                <w:rFonts w:hint="default" w:ascii="Segoe UI" w:hAnsi="Segoe UI" w:eastAsia="Segoe UI" w:cs="Segoe UI"/>
+                <w:rFonts w:ascii="Segoe UI" w:eastAsia="Segoe UI" w:hAnsi="Segoe UI" w:cs="Segoe UI" w:hint="default"/>
                 <w:i w:val="0"/>
                 <w:iCs w:val="0"/>
                 <w:caps w:val="0"/>
@@ -8338,7 +8271,7 @@
                 <w:kern w:val="0"/>
                 <w:sz w:val="18"/>
                 <w:szCs w:val="18"/>
-                <w:lang w:val="en-US" w:eastAsia="zh-CN" w:bidi="ar"/>
+                <w:lang w:val="en-US" w:eastAsia="zh-CN"/>
               </w:rPr>
               <w:t>6块</w:t>
             </w:r>
@@ -8348,10 +8281,10 @@
           <w:tcPr>
             <w:tcW w:w="1326" w:type="dxa"/>
             <w:tcBorders>
-              <w:top w:val="single" w:color="auto" w:sz="4" w:space="0"/>
-              <w:left w:val="single" w:color="auto" w:sz="4" w:space="0"/>
-              <w:bottom w:val="single" w:color="auto" w:sz="4" w:space="0"/>
-              <w:right w:val="single" w:color="auto" w:sz="4" w:space="0"/>
+              <w:top w:val="single" w:sz="4" w:space="0" w:color="auto"/>
+              <w:left w:val="single" w:sz="4" w:space="0" w:color="auto"/>
+              <w:bottom w:val="single" w:sz="4" w:space="0" w:color="auto"/>
+              <w:right w:val="single" w:sz="4" w:space="0" w:color="auto"/>
             </w:tcBorders>
             <w:shd w:val="clear" w:color="auto" w:fill="auto"/>
             <w:tcMar>
@@ -8375,10 +8308,10 @@
               <w:bidi w:val="0"/>
               <w:snapToGrid w:val="0"/>
               <w:spacing w:line="240" w:lineRule="auto"/>
-              <w:ind w:left="0" w:leftChars="0" w:right="0" w:rightChars="0" w:firstLine="0" w:firstLineChars="0"/>
+              <w:ind w:left="0" w:right="0" w:firstLine="0" w:leftChars="0" w:rightChars="0" w:firstLineChars="0"/>
               <w:jc w:val="right"/>
               <w:rPr>
-                <w:rFonts w:hint="default" w:ascii="Segoe UI" w:hAnsi="Segoe UI" w:eastAsia="Segoe UI" w:cs="Segoe UI"/>
+                <w:rFonts w:ascii="Segoe UI" w:eastAsia="Segoe UI" w:hAnsi="Segoe UI" w:cs="Segoe UI" w:hint="default"/>
                 <w:i w:val="0"/>
                 <w:iCs w:val="0"/>
                 <w:caps w:val="0"/>
@@ -8390,7 +8323,7 @@
             </w:pPr>
             <w:r>
               <w:rPr>
-                <w:rFonts w:hint="default" w:ascii="Segoe UI" w:hAnsi="Segoe UI" w:eastAsia="Segoe UI" w:cs="Segoe UI"/>
+                <w:rFonts w:ascii="Segoe UI" w:eastAsia="Segoe UI" w:hAnsi="Segoe UI" w:cs="Segoe UI" w:hint="default"/>
                 <w:i w:val="0"/>
                 <w:iCs w:val="0"/>
                 <w:caps w:val="0"/>
@@ -8400,7 +8333,7 @@
                 <w:kern w:val="0"/>
                 <w:sz w:val="18"/>
                 <w:szCs w:val="18"/>
-                <w:lang w:val="en-US" w:eastAsia="zh-CN" w:bidi="ar"/>
+                <w:lang w:val="en-US" w:eastAsia="zh-CN"/>
               </w:rPr>
               <w:t>¥8,000</w:t>
             </w:r>
@@ -8410,10 +8343,10 @@
           <w:tcPr>
             <w:tcW w:w="1320" w:type="dxa"/>
             <w:tcBorders>
-              <w:top w:val="single" w:color="auto" w:sz="4" w:space="0"/>
-              <w:left w:val="single" w:color="auto" w:sz="4" w:space="0"/>
-              <w:bottom w:val="single" w:color="auto" w:sz="4" w:space="0"/>
-              <w:right w:val="single" w:color="auto" w:sz="4" w:space="0"/>
+              <w:top w:val="single" w:sz="4" w:space="0" w:color="auto"/>
+              <w:left w:val="single" w:sz="4" w:space="0" w:color="auto"/>
+              <w:bottom w:val="single" w:sz="4" w:space="0" w:color="auto"/>
+              <w:right w:val="single" w:sz="4" w:space="0" w:color="auto"/>
             </w:tcBorders>
             <w:shd w:val="clear" w:color="auto" w:fill="auto"/>
             <w:tcMar>
@@ -8437,10 +8370,10 @@
               <w:bidi w:val="0"/>
               <w:snapToGrid w:val="0"/>
               <w:spacing w:line="240" w:lineRule="auto"/>
-              <w:ind w:left="0" w:leftChars="0" w:right="0" w:rightChars="0" w:firstLine="0" w:firstLineChars="0"/>
+              <w:ind w:left="0" w:right="0" w:firstLine="0" w:leftChars="0" w:rightChars="0" w:firstLineChars="0"/>
               <w:jc w:val="right"/>
               <w:rPr>
-                <w:rFonts w:hint="default" w:ascii="Segoe UI" w:hAnsi="Segoe UI" w:eastAsia="Segoe UI" w:cs="Segoe UI"/>
+                <w:rFonts w:ascii="Segoe UI" w:eastAsia="Segoe UI" w:hAnsi="Segoe UI" w:cs="Segoe UI" w:hint="default"/>
                 <w:i w:val="0"/>
                 <w:iCs w:val="0"/>
                 <w:caps w:val="0"/>
@@ -8452,7 +8385,7 @@
             </w:pPr>
             <w:r>
               <w:rPr>
-                <w:rFonts w:hint="default" w:ascii="Segoe UI" w:hAnsi="Segoe UI" w:eastAsia="Segoe UI" w:cs="Segoe UI"/>
+                <w:rFonts w:ascii="Segoe UI" w:eastAsia="Segoe UI" w:hAnsi="Segoe UI" w:cs="Segoe UI" w:hint="default"/>
                 <w:i w:val="0"/>
                 <w:iCs w:val="0"/>
                 <w:caps w:val="0"/>
@@ -8462,7 +8395,7 @@
                 <w:kern w:val="0"/>
                 <w:sz w:val="18"/>
                 <w:szCs w:val="18"/>
-                <w:lang w:val="en-US" w:eastAsia="zh-CN" w:bidi="ar"/>
+                <w:lang w:val="en-US" w:eastAsia="zh-CN"/>
               </w:rPr>
               <w:t>¥48,000</w:t>
             </w:r>
@@ -8472,10 +8405,10 @@
           <w:tcPr>
             <w:tcW w:w="1795" w:type="dxa"/>
             <w:tcBorders>
-              <w:top w:val="single" w:color="auto" w:sz="4" w:space="0"/>
-              <w:left w:val="single" w:color="auto" w:sz="4" w:space="0"/>
-              <w:bottom w:val="single" w:color="auto" w:sz="4" w:space="0"/>
-              <w:right w:val="single" w:color="auto" w:sz="12" w:space="0"/>
+              <w:top w:val="single" w:sz="4" w:space="0" w:color="auto"/>
+              <w:left w:val="single" w:sz="4" w:space="0" w:color="auto"/>
+              <w:bottom w:val="single" w:sz="4" w:space="0" w:color="auto"/>
+              <w:right w:val="single" w:sz="12" w:space="0" w:color="auto"/>
             </w:tcBorders>
             <w:shd w:val="clear" w:color="auto" w:fill="auto"/>
             <w:tcMar>
@@ -8499,10 +8432,10 @@
               <w:bidi w:val="0"/>
               <w:snapToGrid w:val="0"/>
               <w:spacing w:line="240" w:lineRule="auto"/>
-              <w:ind w:left="0" w:leftChars="0" w:right="0" w:rightChars="0" w:firstLine="0" w:firstLineChars="0"/>
+              <w:ind w:left="0" w:right="0" w:firstLine="0" w:leftChars="0" w:rightChars="0" w:firstLineChars="0"/>
               <w:jc w:val="left"/>
               <w:rPr>
-                <w:rFonts w:hint="default" w:ascii="Segoe UI" w:hAnsi="Segoe UI" w:eastAsia="Segoe UI" w:cs="Segoe UI"/>
+                <w:rFonts w:ascii="Segoe UI" w:eastAsia="Segoe UI" w:hAnsi="Segoe UI" w:cs="Segoe UI" w:hint="default"/>
                 <w:i w:val="0"/>
                 <w:iCs w:val="0"/>
                 <w:caps w:val="0"/>
@@ -8514,7 +8447,7 @@
             </w:pPr>
             <w:r>
               <w:rPr>
-                <w:rFonts w:hint="default" w:ascii="Segoe UI" w:hAnsi="Segoe UI" w:eastAsia="Segoe UI" w:cs="Segoe UI"/>
+                <w:rFonts w:ascii="Segoe UI" w:eastAsia="Segoe UI" w:hAnsi="Segoe UI" w:cs="Segoe UI" w:hint="default"/>
                 <w:i w:val="0"/>
                 <w:iCs w:val="0"/>
                 <w:caps w:val="0"/>
@@ -8524,7 +8457,7 @@
                 <w:kern w:val="0"/>
                 <w:sz w:val="18"/>
                 <w:szCs w:val="18"/>
-                <w:lang w:val="en-US" w:eastAsia="zh-CN" w:bidi="ar"/>
+                <w:lang w:val="en-US" w:eastAsia="zh-CN"/>
               </w:rPr>
               <w:t>高性能存储层</w:t>
             </w:r>
@@ -8533,15 +8466,10 @@
       </w:tr>
       <w:tr>
         <w:tblPrEx>
-          <w:tblBorders>
-            <w:top w:val="none" w:color="auto" w:sz="0" w:space="0"/>
-            <w:left w:val="none" w:color="auto" w:sz="0" w:space="0"/>
-            <w:bottom w:val="none" w:color="auto" w:sz="0" w:space="0"/>
-            <w:right w:val="none" w:color="auto" w:sz="0" w:space="0"/>
-            <w:insideH w:val="none" w:color="auto" w:sz="0" w:space="0"/>
-            <w:insideV w:val="none" w:color="auto" w:sz="0" w:space="0"/>
-          </w:tblBorders>
+          <w:tblW w:w="8498" w:type="dxa"/>
+          <w:jc w:val="center"/>
           <w:shd w:val="clear" w:color="auto" w:fill="auto"/>
+          <w:tblLayout w:type="fixed"/>
           <w:tblCellMar>
             <w:top w:w="15" w:type="dxa"/>
             <w:left w:w="15" w:type="dxa"/>
@@ -8550,17 +8478,17 @@
           </w:tblCellMar>
         </w:tblPrEx>
         <w:trPr>
-          <w:trHeight w:val="0" w:hRule="atLeast"/>
+          <w:trHeight w:val="0"/>
           <w:jc w:val="center"/>
         </w:trPr>
         <w:tc>
           <w:tcPr>
             <w:tcW w:w="1080" w:type="dxa"/>
             <w:tcBorders>
-              <w:top w:val="single" w:color="auto" w:sz="4" w:space="0"/>
-              <w:left w:val="single" w:color="auto" w:sz="12" w:space="0"/>
-              <w:bottom w:val="single" w:color="auto" w:sz="4" w:space="0"/>
-              <w:right w:val="single" w:color="auto" w:sz="4" w:space="0"/>
+              <w:top w:val="single" w:sz="4" w:space="0" w:color="auto"/>
+              <w:left w:val="single" w:sz="12" w:space="0" w:color="auto"/>
+              <w:bottom w:val="single" w:sz="4" w:space="0" w:color="auto"/>
+              <w:right w:val="single" w:sz="4" w:space="0" w:color="auto"/>
             </w:tcBorders>
             <w:shd w:val="clear" w:color="auto" w:fill="auto"/>
             <w:tcMar>
@@ -8584,10 +8512,10 @@
               <w:bidi w:val="0"/>
               <w:snapToGrid w:val="0"/>
               <w:spacing w:line="240" w:lineRule="auto"/>
-              <w:ind w:left="0" w:leftChars="0" w:right="0" w:rightChars="0" w:firstLine="0" w:firstLineChars="0"/>
+              <w:ind w:left="0" w:right="0" w:firstLine="0" w:leftChars="0" w:rightChars="0" w:firstLineChars="0"/>
               <w:jc w:val="left"/>
               <w:rPr>
-                <w:rFonts w:hint="default" w:ascii="Segoe UI" w:hAnsi="Segoe UI" w:eastAsia="Segoe UI" w:cs="Segoe UI"/>
+                <w:rFonts w:ascii="Segoe UI" w:eastAsia="Segoe UI" w:hAnsi="Segoe UI" w:cs="Segoe UI" w:hint="default"/>
                 <w:i w:val="0"/>
                 <w:iCs w:val="0"/>
                 <w:caps w:val="0"/>
@@ -8599,8 +8527,8 @@
             </w:pPr>
             <w:r>
               <w:rPr>
-                <w:rStyle w:val="23"/>
-                <w:rFonts w:hint="default" w:ascii="Segoe UI" w:hAnsi="Segoe UI" w:eastAsia="Segoe UI" w:cs="Segoe UI"/>
+                <w:rStyle w:val="Strong"/>
+                <w:rFonts w:ascii="Segoe UI" w:eastAsia="Segoe UI" w:hAnsi="Segoe UI" w:cs="Segoe UI" w:hint="default"/>
                 <w:b/>
                 <w:bCs/>
                 <w:i w:val="0"/>
@@ -8612,7 +8540,7 @@
                 <w:kern w:val="0"/>
                 <w:sz w:val="18"/>
                 <w:szCs w:val="18"/>
-                <w:lang w:val="en-US" w:eastAsia="zh-CN" w:bidi="ar"/>
+                <w:lang w:val="en-US" w:eastAsia="zh-CN"/>
               </w:rPr>
               <w:t>企业级HDD</w:t>
             </w:r>
@@ -8622,10 +8550,10 @@
           <w:tcPr>
             <w:tcW w:w="2198" w:type="dxa"/>
             <w:tcBorders>
-              <w:top w:val="single" w:color="auto" w:sz="4" w:space="0"/>
-              <w:left w:val="single" w:color="auto" w:sz="4" w:space="0"/>
-              <w:bottom w:val="single" w:color="auto" w:sz="4" w:space="0"/>
-              <w:right w:val="single" w:color="auto" w:sz="4" w:space="0"/>
+              <w:top w:val="single" w:sz="4" w:space="0" w:color="auto"/>
+              <w:left w:val="single" w:sz="4" w:space="0" w:color="auto"/>
+              <w:bottom w:val="single" w:sz="4" w:space="0" w:color="auto"/>
+              <w:right w:val="single" w:sz="4" w:space="0" w:color="auto"/>
             </w:tcBorders>
             <w:shd w:val="clear" w:color="auto" w:fill="auto"/>
             <w:tcMar>
@@ -8649,10 +8577,10 @@
               <w:bidi w:val="0"/>
               <w:snapToGrid w:val="0"/>
               <w:spacing w:line="240" w:lineRule="auto"/>
-              <w:ind w:left="0" w:leftChars="0" w:right="0" w:rightChars="0" w:firstLine="0" w:firstLineChars="0"/>
+              <w:ind w:left="0" w:right="0" w:firstLine="0" w:leftChars="0" w:rightChars="0" w:firstLineChars="0"/>
               <w:jc w:val="center"/>
               <w:rPr>
-                <w:rFonts w:hint="default" w:ascii="Segoe UI" w:hAnsi="Segoe UI" w:eastAsia="Segoe UI" w:cs="Segoe UI"/>
+                <w:rFonts w:ascii="Segoe UI" w:eastAsia="Segoe UI" w:hAnsi="Segoe UI" w:cs="Segoe UI" w:hint="default"/>
                 <w:i w:val="0"/>
                 <w:iCs w:val="0"/>
                 <w:caps w:val="0"/>
@@ -8664,7 +8592,7 @@
             </w:pPr>
             <w:r>
               <w:rPr>
-                <w:rFonts w:hint="default" w:ascii="Segoe UI" w:hAnsi="Segoe UI" w:eastAsia="Segoe UI" w:cs="Segoe UI"/>
+                <w:rFonts w:ascii="Segoe UI" w:eastAsia="Segoe UI" w:hAnsi="Segoe UI" w:cs="Segoe UI" w:hint="default"/>
                 <w:i w:val="0"/>
                 <w:iCs w:val="0"/>
                 <w:caps w:val="0"/>
@@ -8674,7 +8602,7 @@
                 <w:kern w:val="0"/>
                 <w:sz w:val="18"/>
                 <w:szCs w:val="18"/>
-                <w:lang w:val="en-US" w:eastAsia="zh-CN" w:bidi="ar"/>
+                <w:lang w:val="en-US" w:eastAsia="zh-CN"/>
               </w:rPr>
               <w:t>16TB, 7200rpm</w:t>
             </w:r>
@@ -8684,10 +8612,10 @@
           <w:tcPr>
             <w:tcW w:w="779" w:type="dxa"/>
             <w:tcBorders>
-              <w:top w:val="single" w:color="auto" w:sz="4" w:space="0"/>
-              <w:left w:val="single" w:color="auto" w:sz="4" w:space="0"/>
-              <w:bottom w:val="single" w:color="auto" w:sz="4" w:space="0"/>
-              <w:right w:val="single" w:color="auto" w:sz="4" w:space="0"/>
+              <w:top w:val="single" w:sz="4" w:space="0" w:color="auto"/>
+              <w:left w:val="single" w:sz="4" w:space="0" w:color="auto"/>
+              <w:bottom w:val="single" w:sz="4" w:space="0" w:color="auto"/>
+              <w:right w:val="single" w:sz="4" w:space="0" w:color="auto"/>
             </w:tcBorders>
             <w:shd w:val="clear" w:color="auto" w:fill="auto"/>
             <w:tcMar>
@@ -8711,10 +8639,10 @@
               <w:bidi w:val="0"/>
               <w:snapToGrid w:val="0"/>
               <w:spacing w:line="240" w:lineRule="auto"/>
-              <w:ind w:left="0" w:leftChars="0" w:right="0" w:rightChars="0" w:firstLine="0" w:firstLineChars="0"/>
+              <w:ind w:left="0" w:right="0" w:firstLine="0" w:leftChars="0" w:rightChars="0" w:firstLineChars="0"/>
               <w:jc w:val="left"/>
               <w:rPr>
-                <w:rFonts w:hint="default" w:ascii="Segoe UI" w:hAnsi="Segoe UI" w:eastAsia="Segoe UI" w:cs="Segoe UI"/>
+                <w:rFonts w:ascii="Segoe UI" w:eastAsia="Segoe UI" w:hAnsi="Segoe UI" w:cs="Segoe UI" w:hint="default"/>
                 <w:i w:val="0"/>
                 <w:iCs w:val="0"/>
                 <w:caps w:val="0"/>
@@ -8726,7 +8654,7 @@
             </w:pPr>
             <w:r>
               <w:rPr>
-                <w:rFonts w:hint="default" w:ascii="Segoe UI" w:hAnsi="Segoe UI" w:eastAsia="Segoe UI" w:cs="Segoe UI"/>
+                <w:rFonts w:ascii="Segoe UI" w:eastAsia="Segoe UI" w:hAnsi="Segoe UI" w:cs="Segoe UI" w:hint="default"/>
                 <w:i w:val="0"/>
                 <w:iCs w:val="0"/>
                 <w:caps w:val="0"/>
@@ -8736,7 +8664,7 @@
                 <w:kern w:val="0"/>
                 <w:sz w:val="18"/>
                 <w:szCs w:val="18"/>
-                <w:lang w:val="en-US" w:eastAsia="zh-CN" w:bidi="ar"/>
+                <w:lang w:val="en-US" w:eastAsia="zh-CN"/>
               </w:rPr>
               <w:t>8块</w:t>
             </w:r>
@@ -8746,10 +8674,10 @@
           <w:tcPr>
             <w:tcW w:w="1326" w:type="dxa"/>
             <w:tcBorders>
-              <w:top w:val="single" w:color="auto" w:sz="4" w:space="0"/>
-              <w:left w:val="single" w:color="auto" w:sz="4" w:space="0"/>
-              <w:bottom w:val="single" w:color="auto" w:sz="4" w:space="0"/>
-              <w:right w:val="single" w:color="auto" w:sz="4" w:space="0"/>
+              <w:top w:val="single" w:sz="4" w:space="0" w:color="auto"/>
+              <w:left w:val="single" w:sz="4" w:space="0" w:color="auto"/>
+              <w:bottom w:val="single" w:sz="4" w:space="0" w:color="auto"/>
+              <w:right w:val="single" w:sz="4" w:space="0" w:color="auto"/>
             </w:tcBorders>
             <w:shd w:val="clear" w:color="auto" w:fill="auto"/>
             <w:tcMar>
@@ -8773,10 +8701,10 @@
               <w:bidi w:val="0"/>
               <w:snapToGrid w:val="0"/>
               <w:spacing w:line="240" w:lineRule="auto"/>
-              <w:ind w:left="0" w:leftChars="0" w:right="0" w:rightChars="0" w:firstLine="0" w:firstLineChars="0"/>
+              <w:ind w:left="0" w:right="0" w:firstLine="0" w:leftChars="0" w:rightChars="0" w:firstLineChars="0"/>
               <w:jc w:val="right"/>
               <w:rPr>
-                <w:rFonts w:hint="default" w:ascii="Segoe UI" w:hAnsi="Segoe UI" w:eastAsia="Segoe UI" w:cs="Segoe UI"/>
+                <w:rFonts w:ascii="Segoe UI" w:eastAsia="Segoe UI" w:hAnsi="Segoe UI" w:cs="Segoe UI" w:hint="default"/>
                 <w:i w:val="0"/>
                 <w:iCs w:val="0"/>
                 <w:caps w:val="0"/>
@@ -8788,7 +8716,7 @@
             </w:pPr>
             <w:r>
               <w:rPr>
-                <w:rFonts w:hint="default" w:ascii="Segoe UI" w:hAnsi="Segoe UI" w:eastAsia="Segoe UI" w:cs="Segoe UI"/>
+                <w:rFonts w:ascii="Segoe UI" w:eastAsia="Segoe UI" w:hAnsi="Segoe UI" w:cs="Segoe UI" w:hint="default"/>
                 <w:i w:val="0"/>
                 <w:iCs w:val="0"/>
                 <w:caps w:val="0"/>
@@ -8798,7 +8726,7 @@
                 <w:kern w:val="0"/>
                 <w:sz w:val="18"/>
                 <w:szCs w:val="18"/>
-                <w:lang w:val="en-US" w:eastAsia="zh-CN" w:bidi="ar"/>
+                <w:lang w:val="en-US" w:eastAsia="zh-CN"/>
               </w:rPr>
               <w:t>¥2,500</w:t>
             </w:r>
@@ -8808,10 +8736,10 @@
           <w:tcPr>
             <w:tcW w:w="1320" w:type="dxa"/>
             <w:tcBorders>
-              <w:top w:val="single" w:color="auto" w:sz="4" w:space="0"/>
-              <w:left w:val="single" w:color="auto" w:sz="4" w:space="0"/>
-              <w:bottom w:val="single" w:color="auto" w:sz="4" w:space="0"/>
-              <w:right w:val="single" w:color="auto" w:sz="4" w:space="0"/>
+              <w:top w:val="single" w:sz="4" w:space="0" w:color="auto"/>
+              <w:left w:val="single" w:sz="4" w:space="0" w:color="auto"/>
+              <w:bottom w:val="single" w:sz="4" w:space="0" w:color="auto"/>
+              <w:right w:val="single" w:sz="4" w:space="0" w:color="auto"/>
             </w:tcBorders>
             <w:shd w:val="clear" w:color="auto" w:fill="auto"/>
             <w:tcMar>
@@ -8835,10 +8763,10 @@
               <w:bidi w:val="0"/>
               <w:snapToGrid w:val="0"/>
               <w:spacing w:line="240" w:lineRule="auto"/>
-              <w:ind w:left="0" w:leftChars="0" w:right="0" w:rightChars="0" w:firstLine="0" w:firstLineChars="0"/>
+              <w:ind w:left="0" w:right="0" w:firstLine="0" w:leftChars="0" w:rightChars="0" w:firstLineChars="0"/>
               <w:jc w:val="right"/>
               <w:rPr>
-                <w:rFonts w:hint="default" w:ascii="Segoe UI" w:hAnsi="Segoe UI" w:eastAsia="Segoe UI" w:cs="Segoe UI"/>
+                <w:rFonts w:ascii="Segoe UI" w:eastAsia="Segoe UI" w:hAnsi="Segoe UI" w:cs="Segoe UI" w:hint="default"/>
                 <w:i w:val="0"/>
                 <w:iCs w:val="0"/>
                 <w:caps w:val="0"/>
@@ -8850,7 +8778,7 @@
             </w:pPr>
             <w:r>
               <w:rPr>
-                <w:rFonts w:hint="default" w:ascii="Segoe UI" w:hAnsi="Segoe UI" w:eastAsia="Segoe UI" w:cs="Segoe UI"/>
+                <w:rFonts w:ascii="Segoe UI" w:eastAsia="Segoe UI" w:hAnsi="Segoe UI" w:cs="Segoe UI" w:hint="default"/>
                 <w:i w:val="0"/>
                 <w:iCs w:val="0"/>
                 <w:caps w:val="0"/>
@@ -8860,7 +8788,7 @@
                 <w:kern w:val="0"/>
                 <w:sz w:val="18"/>
                 <w:szCs w:val="18"/>
-                <w:lang w:val="en-US" w:eastAsia="zh-CN" w:bidi="ar"/>
+                <w:lang w:val="en-US" w:eastAsia="zh-CN"/>
               </w:rPr>
               <w:t>¥20,000</w:t>
             </w:r>
@@ -8870,10 +8798,10 @@
           <w:tcPr>
             <w:tcW w:w="1795" w:type="dxa"/>
             <w:tcBorders>
-              <w:top w:val="single" w:color="auto" w:sz="4" w:space="0"/>
-              <w:left w:val="single" w:color="auto" w:sz="4" w:space="0"/>
-              <w:bottom w:val="single" w:color="auto" w:sz="4" w:space="0"/>
-              <w:right w:val="single" w:color="auto" w:sz="12" w:space="0"/>
+              <w:top w:val="single" w:sz="4" w:space="0" w:color="auto"/>
+              <w:left w:val="single" w:sz="4" w:space="0" w:color="auto"/>
+              <w:bottom w:val="single" w:sz="4" w:space="0" w:color="auto"/>
+              <w:right w:val="single" w:sz="12" w:space="0" w:color="auto"/>
             </w:tcBorders>
             <w:shd w:val="clear" w:color="auto" w:fill="auto"/>
             <w:tcMar>
@@ -8897,10 +8825,10 @@
               <w:bidi w:val="0"/>
               <w:snapToGrid w:val="0"/>
               <w:spacing w:line="240" w:lineRule="auto"/>
-              <w:ind w:left="0" w:leftChars="0" w:right="0" w:rightChars="0" w:firstLine="0" w:firstLineChars="0"/>
+              <w:ind w:left="0" w:right="0" w:firstLine="0" w:leftChars="0" w:rightChars="0" w:firstLineChars="0"/>
               <w:jc w:val="left"/>
               <w:rPr>
-                <w:rFonts w:hint="default" w:ascii="Segoe UI" w:hAnsi="Segoe UI" w:eastAsia="Segoe UI" w:cs="Segoe UI"/>
+                <w:rFonts w:ascii="Segoe UI" w:eastAsia="Segoe UI" w:hAnsi="Segoe UI" w:cs="Segoe UI" w:hint="default"/>
                 <w:i w:val="0"/>
                 <w:iCs w:val="0"/>
                 <w:caps w:val="0"/>
@@ -8912,7 +8840,7 @@
             </w:pPr>
             <w:r>
               <w:rPr>
-                <w:rFonts w:hint="default" w:ascii="Segoe UI" w:hAnsi="Segoe UI" w:eastAsia="Segoe UI" w:cs="Segoe UI"/>
+                <w:rFonts w:ascii="Segoe UI" w:eastAsia="Segoe UI" w:hAnsi="Segoe UI" w:cs="Segoe UI" w:hint="default"/>
                 <w:i w:val="0"/>
                 <w:iCs w:val="0"/>
                 <w:caps w:val="0"/>
@@ -8922,7 +8850,7 @@
                 <w:kern w:val="0"/>
                 <w:sz w:val="18"/>
                 <w:szCs w:val="18"/>
-                <w:lang w:val="en-US" w:eastAsia="zh-CN" w:bidi="ar"/>
+                <w:lang w:val="en-US" w:eastAsia="zh-CN"/>
               </w:rPr>
               <w:t>大容量存储层</w:t>
             </w:r>
@@ -8931,15 +8859,10 @@
       </w:tr>
       <w:tr>
         <w:tblPrEx>
-          <w:tblBorders>
-            <w:top w:val="none" w:color="auto" w:sz="0" w:space="0"/>
-            <w:left w:val="none" w:color="auto" w:sz="0" w:space="0"/>
-            <w:bottom w:val="none" w:color="auto" w:sz="0" w:space="0"/>
-            <w:right w:val="none" w:color="auto" w:sz="0" w:space="0"/>
-            <w:insideH w:val="none" w:color="auto" w:sz="0" w:space="0"/>
-            <w:insideV w:val="none" w:color="auto" w:sz="0" w:space="0"/>
-          </w:tblBorders>
+          <w:tblW w:w="8498" w:type="dxa"/>
+          <w:jc w:val="center"/>
           <w:shd w:val="clear" w:color="auto" w:fill="auto"/>
+          <w:tblLayout w:type="fixed"/>
           <w:tblCellMar>
             <w:top w:w="15" w:type="dxa"/>
             <w:left w:w="15" w:type="dxa"/>
@@ -8948,17 +8871,17 @@
           </w:tblCellMar>
         </w:tblPrEx>
         <w:trPr>
-          <w:trHeight w:val="0" w:hRule="atLeast"/>
+          <w:trHeight w:val="0"/>
           <w:jc w:val="center"/>
         </w:trPr>
         <w:tc>
           <w:tcPr>
             <w:tcW w:w="1080" w:type="dxa"/>
             <w:tcBorders>
-              <w:top w:val="single" w:color="auto" w:sz="4" w:space="0"/>
-              <w:left w:val="single" w:color="auto" w:sz="12" w:space="0"/>
-              <w:bottom w:val="single" w:color="auto" w:sz="4" w:space="0"/>
-              <w:right w:val="single" w:color="auto" w:sz="4" w:space="0"/>
+              <w:top w:val="single" w:sz="4" w:space="0" w:color="auto"/>
+              <w:left w:val="single" w:sz="12" w:space="0" w:color="auto"/>
+              <w:bottom w:val="single" w:sz="4" w:space="0" w:color="auto"/>
+              <w:right w:val="single" w:sz="4" w:space="0" w:color="auto"/>
             </w:tcBorders>
             <w:shd w:val="clear" w:color="auto" w:fill="auto"/>
             <w:tcMar>
@@ -8982,10 +8905,10 @@
               <w:bidi w:val="0"/>
               <w:snapToGrid w:val="0"/>
               <w:spacing w:line="240" w:lineRule="auto"/>
-              <w:ind w:left="0" w:leftChars="0" w:right="0" w:rightChars="0" w:firstLine="0" w:firstLineChars="0"/>
+              <w:ind w:left="0" w:right="0" w:firstLine="0" w:leftChars="0" w:rightChars="0" w:firstLineChars="0"/>
               <w:jc w:val="left"/>
               <w:rPr>
-                <w:rFonts w:hint="default" w:ascii="Segoe UI" w:hAnsi="Segoe UI" w:eastAsia="Segoe UI" w:cs="Segoe UI"/>
+                <w:rFonts w:ascii="Segoe UI" w:eastAsia="Segoe UI" w:hAnsi="Segoe UI" w:cs="Segoe UI" w:hint="default"/>
                 <w:i w:val="0"/>
                 <w:iCs w:val="0"/>
                 <w:caps w:val="0"/>
@@ -8997,8 +8920,8 @@
             </w:pPr>
             <w:r>
               <w:rPr>
-                <w:rStyle w:val="23"/>
-                <w:rFonts w:hint="default" w:ascii="Segoe UI" w:hAnsi="Segoe UI" w:eastAsia="Segoe UI" w:cs="Segoe UI"/>
+                <w:rStyle w:val="Strong"/>
+                <w:rFonts w:ascii="Segoe UI" w:eastAsia="Segoe UI" w:hAnsi="Segoe UI" w:cs="Segoe UI" w:hint="default"/>
                 <w:b/>
                 <w:bCs/>
                 <w:i w:val="0"/>
@@ -9010,7 +8933,7 @@
                 <w:kern w:val="0"/>
                 <w:sz w:val="18"/>
                 <w:szCs w:val="18"/>
-                <w:lang w:val="en-US" w:eastAsia="zh-CN" w:bidi="ar"/>
+                <w:lang w:val="en-US" w:eastAsia="zh-CN"/>
               </w:rPr>
               <w:t>服务器内存</w:t>
             </w:r>
@@ -9020,10 +8943,10 @@
           <w:tcPr>
             <w:tcW w:w="2198" w:type="dxa"/>
             <w:tcBorders>
-              <w:top w:val="single" w:color="auto" w:sz="4" w:space="0"/>
-              <w:left w:val="single" w:color="auto" w:sz="4" w:space="0"/>
-              <w:bottom w:val="single" w:color="auto" w:sz="4" w:space="0"/>
-              <w:right w:val="single" w:color="auto" w:sz="4" w:space="0"/>
+              <w:top w:val="single" w:sz="4" w:space="0" w:color="auto"/>
+              <w:left w:val="single" w:sz="4" w:space="0" w:color="auto"/>
+              <w:bottom w:val="single" w:sz="4" w:space="0" w:color="auto"/>
+              <w:right w:val="single" w:sz="4" w:space="0" w:color="auto"/>
             </w:tcBorders>
             <w:shd w:val="clear" w:color="auto" w:fill="auto"/>
             <w:tcMar>
@@ -9047,10 +8970,10 @@
               <w:bidi w:val="0"/>
               <w:snapToGrid w:val="0"/>
               <w:spacing w:line="240" w:lineRule="auto"/>
-              <w:ind w:left="0" w:leftChars="0" w:right="0" w:rightChars="0" w:firstLine="0" w:firstLineChars="0"/>
+              <w:ind w:left="0" w:right="0" w:firstLine="0" w:leftChars="0" w:rightChars="0" w:firstLineChars="0"/>
               <w:jc w:val="center"/>
               <w:rPr>
-                <w:rFonts w:hint="default" w:ascii="Segoe UI" w:hAnsi="Segoe UI" w:eastAsia="Segoe UI" w:cs="Segoe UI"/>
+                <w:rFonts w:ascii="Segoe UI" w:eastAsia="Segoe UI" w:hAnsi="Segoe UI" w:cs="Segoe UI" w:hint="default"/>
                 <w:i w:val="0"/>
                 <w:iCs w:val="0"/>
                 <w:caps w:val="0"/>
@@ -9062,7 +8985,7 @@
             </w:pPr>
             <w:r>
               <w:rPr>
-                <w:rFonts w:hint="default" w:ascii="Segoe UI" w:hAnsi="Segoe UI" w:eastAsia="Segoe UI" w:cs="Segoe UI"/>
+                <w:rFonts w:ascii="Segoe UI" w:eastAsia="Segoe UI" w:hAnsi="Segoe UI" w:cs="Segoe UI" w:hint="default"/>
                 <w:i w:val="0"/>
                 <w:iCs w:val="0"/>
                 <w:caps w:val="0"/>
@@ -9072,7 +8995,7 @@
                 <w:kern w:val="0"/>
                 <w:sz w:val="18"/>
                 <w:szCs w:val="18"/>
-                <w:lang w:val="en-US" w:eastAsia="zh-CN" w:bidi="ar"/>
+                <w:lang w:val="en-US" w:eastAsia="zh-CN"/>
               </w:rPr>
               <w:t>64GB DDR4 RDIMM</w:t>
             </w:r>
@@ -9082,10 +9005,10 @@
           <w:tcPr>
             <w:tcW w:w="779" w:type="dxa"/>
             <w:tcBorders>
-              <w:top w:val="single" w:color="auto" w:sz="4" w:space="0"/>
-              <w:left w:val="single" w:color="auto" w:sz="4" w:space="0"/>
-              <w:bottom w:val="single" w:color="auto" w:sz="4" w:space="0"/>
-              <w:right w:val="single" w:color="auto" w:sz="4" w:space="0"/>
+              <w:top w:val="single" w:sz="4" w:space="0" w:color="auto"/>
+              <w:left w:val="single" w:sz="4" w:space="0" w:color="auto"/>
+              <w:bottom w:val="single" w:sz="4" w:space="0" w:color="auto"/>
+              <w:right w:val="single" w:sz="4" w:space="0" w:color="auto"/>
             </w:tcBorders>
             <w:shd w:val="clear" w:color="auto" w:fill="auto"/>
             <w:tcMar>
@@ -9109,10 +9032,10 @@
               <w:bidi w:val="0"/>
               <w:snapToGrid w:val="0"/>
               <w:spacing w:line="240" w:lineRule="auto"/>
-              <w:ind w:left="0" w:leftChars="0" w:right="0" w:rightChars="0" w:firstLine="0" w:firstLineChars="0"/>
+              <w:ind w:left="0" w:right="0" w:firstLine="0" w:leftChars="0" w:rightChars="0" w:firstLineChars="0"/>
               <w:jc w:val="left"/>
               <w:rPr>
-                <w:rFonts w:hint="default" w:ascii="Segoe UI" w:hAnsi="Segoe UI" w:eastAsia="Segoe UI" w:cs="Segoe UI"/>
+                <w:rFonts w:ascii="Segoe UI" w:eastAsia="Segoe UI" w:hAnsi="Segoe UI" w:cs="Segoe UI" w:hint="default"/>
                 <w:i w:val="0"/>
                 <w:iCs w:val="0"/>
                 <w:caps w:val="0"/>
@@ -9124,7 +9047,7 @@
             </w:pPr>
             <w:r>
               <w:rPr>
-                <w:rFonts w:hint="default" w:ascii="Segoe UI" w:hAnsi="Segoe UI" w:eastAsia="Segoe UI" w:cs="Segoe UI"/>
+                <w:rFonts w:ascii="Segoe UI" w:eastAsia="Segoe UI" w:hAnsi="Segoe UI" w:cs="Segoe UI" w:hint="default"/>
                 <w:i w:val="0"/>
                 <w:iCs w:val="0"/>
                 <w:caps w:val="0"/>
@@ -9134,7 +9057,7 @@
                 <w:kern w:val="0"/>
                 <w:sz w:val="18"/>
                 <w:szCs w:val="18"/>
-                <w:lang w:val="en-US" w:eastAsia="zh-CN" w:bidi="ar"/>
+                <w:lang w:val="en-US" w:eastAsia="zh-CN"/>
               </w:rPr>
               <w:t>20条</w:t>
             </w:r>
@@ -9144,10 +9067,10 @@
           <w:tcPr>
             <w:tcW w:w="1326" w:type="dxa"/>
             <w:tcBorders>
-              <w:top w:val="single" w:color="auto" w:sz="4" w:space="0"/>
-              <w:left w:val="single" w:color="auto" w:sz="4" w:space="0"/>
-              <w:bottom w:val="single" w:color="auto" w:sz="4" w:space="0"/>
-              <w:right w:val="single" w:color="auto" w:sz="4" w:space="0"/>
+              <w:top w:val="single" w:sz="4" w:space="0" w:color="auto"/>
+              <w:left w:val="single" w:sz="4" w:space="0" w:color="auto"/>
+              <w:bottom w:val="single" w:sz="4" w:space="0" w:color="auto"/>
+              <w:right w:val="single" w:sz="4" w:space="0" w:color="auto"/>
             </w:tcBorders>
             <w:shd w:val="clear" w:color="auto" w:fill="auto"/>
             <w:tcMar>
@@ -9171,10 +9094,10 @@
               <w:bidi w:val="0"/>
               <w:snapToGrid w:val="0"/>
               <w:spacing w:line="240" w:lineRule="auto"/>
-              <w:ind w:left="0" w:leftChars="0" w:right="0" w:rightChars="0" w:firstLine="0" w:firstLineChars="0"/>
+              <w:ind w:left="0" w:right="0" w:firstLine="0" w:leftChars="0" w:rightChars="0" w:firstLineChars="0"/>
               <w:jc w:val="right"/>
               <w:rPr>
-                <w:rFonts w:hint="default" w:ascii="Segoe UI" w:hAnsi="Segoe UI" w:eastAsia="Segoe UI" w:cs="Segoe UI"/>
+                <w:rFonts w:ascii="Segoe UI" w:eastAsia="Segoe UI" w:hAnsi="Segoe UI" w:cs="Segoe UI" w:hint="default"/>
                 <w:i w:val="0"/>
                 <w:iCs w:val="0"/>
                 <w:caps w:val="0"/>
@@ -9186,7 +9109,7 @@
             </w:pPr>
             <w:r>
               <w:rPr>
-                <w:rFonts w:hint="default" w:ascii="Segoe UI" w:hAnsi="Segoe UI" w:eastAsia="Segoe UI" w:cs="Segoe UI"/>
+                <w:rFonts w:ascii="Segoe UI" w:eastAsia="Segoe UI" w:hAnsi="Segoe UI" w:cs="Segoe UI" w:hint="default"/>
                 <w:i w:val="0"/>
                 <w:iCs w:val="0"/>
                 <w:caps w:val="0"/>
@@ -9196,7 +9119,7 @@
                 <w:kern w:val="0"/>
                 <w:sz w:val="18"/>
                 <w:szCs w:val="18"/>
-                <w:lang w:val="en-US" w:eastAsia="zh-CN" w:bidi="ar"/>
+                <w:lang w:val="en-US" w:eastAsia="zh-CN"/>
               </w:rPr>
               <w:t>¥1,200</w:t>
             </w:r>
@@ -9206,10 +9129,10 @@
           <w:tcPr>
             <w:tcW w:w="1320" w:type="dxa"/>
             <w:tcBorders>
-              <w:top w:val="single" w:color="auto" w:sz="4" w:space="0"/>
-              <w:left w:val="single" w:color="auto" w:sz="4" w:space="0"/>
-              <w:bottom w:val="single" w:color="auto" w:sz="4" w:space="0"/>
-              <w:right w:val="single" w:color="auto" w:sz="4" w:space="0"/>
+              <w:top w:val="single" w:sz="4" w:space="0" w:color="auto"/>
+              <w:left w:val="single" w:sz="4" w:space="0" w:color="auto"/>
+              <w:bottom w:val="single" w:sz="4" w:space="0" w:color="auto"/>
+              <w:right w:val="single" w:sz="4" w:space="0" w:color="auto"/>
             </w:tcBorders>
             <w:shd w:val="clear" w:color="auto" w:fill="auto"/>
             <w:tcMar>
@@ -9233,10 +9156,10 @@
               <w:bidi w:val="0"/>
               <w:snapToGrid w:val="0"/>
               <w:spacing w:line="240" w:lineRule="auto"/>
-              <w:ind w:left="0" w:leftChars="0" w:right="0" w:rightChars="0" w:firstLine="0" w:firstLineChars="0"/>
+              <w:ind w:left="0" w:right="0" w:firstLine="0" w:leftChars="0" w:rightChars="0" w:firstLineChars="0"/>
               <w:jc w:val="right"/>
               <w:rPr>
-                <w:rFonts w:hint="default" w:ascii="Segoe UI" w:hAnsi="Segoe UI" w:eastAsia="Segoe UI" w:cs="Segoe UI"/>
+                <w:rFonts w:ascii="Segoe UI" w:eastAsia="Segoe UI" w:hAnsi="Segoe UI" w:cs="Segoe UI" w:hint="default"/>
                 <w:i w:val="0"/>
                 <w:iCs w:val="0"/>
                 <w:caps w:val="0"/>
@@ -9248,7 +9171,7 @@
             </w:pPr>
             <w:r>
               <w:rPr>
-                <w:rFonts w:hint="default" w:ascii="Segoe UI" w:hAnsi="Segoe UI" w:eastAsia="Segoe UI" w:cs="Segoe UI"/>
+                <w:rFonts w:ascii="Segoe UI" w:eastAsia="Segoe UI" w:hAnsi="Segoe UI" w:cs="Segoe UI" w:hint="default"/>
                 <w:i w:val="0"/>
                 <w:iCs w:val="0"/>
                 <w:caps w:val="0"/>
@@ -9258,7 +9181,7 @@
                 <w:kern w:val="0"/>
                 <w:sz w:val="18"/>
                 <w:szCs w:val="18"/>
-                <w:lang w:val="en-US" w:eastAsia="zh-CN" w:bidi="ar"/>
+                <w:lang w:val="en-US" w:eastAsia="zh-CN"/>
               </w:rPr>
               <w:t>¥24,000</w:t>
             </w:r>
@@ -9268,10 +9191,10 @@
           <w:tcPr>
             <w:tcW w:w="1795" w:type="dxa"/>
             <w:tcBorders>
-              <w:top w:val="single" w:color="auto" w:sz="4" w:space="0"/>
-              <w:left w:val="single" w:color="auto" w:sz="4" w:space="0"/>
-              <w:bottom w:val="single" w:color="auto" w:sz="4" w:space="0"/>
-              <w:right w:val="single" w:color="auto" w:sz="12" w:space="0"/>
+              <w:top w:val="single" w:sz="4" w:space="0" w:color="auto"/>
+              <w:left w:val="single" w:sz="4" w:space="0" w:color="auto"/>
+              <w:bottom w:val="single" w:sz="4" w:space="0" w:color="auto"/>
+              <w:right w:val="single" w:sz="12" w:space="0" w:color="auto"/>
             </w:tcBorders>
             <w:shd w:val="clear" w:color="auto" w:fill="auto"/>
             <w:tcMar>
@@ -9295,10 +9218,10 @@
               <w:bidi w:val="0"/>
               <w:snapToGrid w:val="0"/>
               <w:spacing w:line="240" w:lineRule="auto"/>
-              <w:ind w:left="0" w:leftChars="0" w:right="0" w:rightChars="0" w:firstLine="0" w:firstLineChars="0"/>
+              <w:ind w:left="0" w:right="0" w:firstLine="0" w:leftChars="0" w:rightChars="0" w:firstLineChars="0"/>
               <w:jc w:val="left"/>
               <w:rPr>
-                <w:rFonts w:hint="default" w:ascii="Segoe UI" w:hAnsi="Segoe UI" w:eastAsia="Segoe UI" w:cs="Segoe UI"/>
+                <w:rFonts w:ascii="Segoe UI" w:eastAsia="Segoe UI" w:hAnsi="Segoe UI" w:cs="Segoe UI" w:hint="default"/>
                 <w:i w:val="0"/>
                 <w:iCs w:val="0"/>
                 <w:caps w:val="0"/>
@@ -9310,7 +9233,7 @@
             </w:pPr>
             <w:r>
               <w:rPr>
-                <w:rFonts w:hint="default" w:ascii="Segoe UI" w:hAnsi="Segoe UI" w:eastAsia="Segoe UI" w:cs="Segoe UI"/>
+                <w:rFonts w:ascii="Segoe UI" w:eastAsia="Segoe UI" w:hAnsi="Segoe UI" w:cs="Segoe UI" w:hint="default"/>
                 <w:i w:val="0"/>
                 <w:iCs w:val="0"/>
                 <w:caps w:val="0"/>
@@ -9320,7 +9243,7 @@
                 <w:kern w:val="0"/>
                 <w:sz w:val="18"/>
                 <w:szCs w:val="18"/>
-                <w:lang w:val="en-US" w:eastAsia="zh-CN" w:bidi="ar"/>
+                <w:lang w:val="en-US" w:eastAsia="zh-CN"/>
               </w:rPr>
               <w:t>应用及数据库服务器</w:t>
             </w:r>
@@ -9329,15 +9252,10 @@
       </w:tr>
       <w:tr>
         <w:tblPrEx>
-          <w:tblBorders>
-            <w:top w:val="none" w:color="auto" w:sz="0" w:space="0"/>
-            <w:left w:val="none" w:color="auto" w:sz="0" w:space="0"/>
-            <w:bottom w:val="none" w:color="auto" w:sz="0" w:space="0"/>
-            <w:right w:val="none" w:color="auto" w:sz="0" w:space="0"/>
-            <w:insideH w:val="none" w:color="auto" w:sz="0" w:space="0"/>
-            <w:insideV w:val="none" w:color="auto" w:sz="0" w:space="0"/>
-          </w:tblBorders>
+          <w:tblW w:w="8498" w:type="dxa"/>
+          <w:jc w:val="center"/>
           <w:shd w:val="clear" w:color="auto" w:fill="auto"/>
+          <w:tblLayout w:type="fixed"/>
           <w:tblCellMar>
             <w:top w:w="15" w:type="dxa"/>
             <w:left w:w="15" w:type="dxa"/>
@@ -9346,17 +9264,17 @@
           </w:tblCellMar>
         </w:tblPrEx>
         <w:trPr>
-          <w:trHeight w:val="0" w:hRule="atLeast"/>
+          <w:trHeight w:val="0"/>
           <w:jc w:val="center"/>
         </w:trPr>
         <w:tc>
           <w:tcPr>
             <w:tcW w:w="1080" w:type="dxa"/>
             <w:tcBorders>
-              <w:top w:val="single" w:color="auto" w:sz="4" w:space="0"/>
-              <w:left w:val="single" w:color="auto" w:sz="12" w:space="0"/>
-              <w:bottom w:val="single" w:color="auto" w:sz="4" w:space="0"/>
-              <w:right w:val="single" w:color="auto" w:sz="4" w:space="0"/>
+              <w:top w:val="single" w:sz="4" w:space="0" w:color="auto"/>
+              <w:left w:val="single" w:sz="12" w:space="0" w:color="auto"/>
+              <w:bottom w:val="single" w:sz="4" w:space="0" w:color="auto"/>
+              <w:right w:val="single" w:sz="4" w:space="0" w:color="auto"/>
             </w:tcBorders>
             <w:shd w:val="clear" w:color="auto" w:fill="auto"/>
             <w:tcMar>
@@ -9380,10 +9298,10 @@
               <w:bidi w:val="0"/>
               <w:snapToGrid w:val="0"/>
               <w:spacing w:line="240" w:lineRule="auto"/>
-              <w:ind w:left="0" w:leftChars="0" w:right="0" w:rightChars="0" w:firstLine="0" w:firstLineChars="0"/>
+              <w:ind w:left="0" w:right="0" w:firstLine="0" w:leftChars="0" w:rightChars="0" w:firstLineChars="0"/>
               <w:jc w:val="left"/>
               <w:rPr>
-                <w:rFonts w:hint="default" w:ascii="Segoe UI" w:hAnsi="Segoe UI" w:eastAsia="Segoe UI" w:cs="Segoe UI"/>
+                <w:rFonts w:ascii="Segoe UI" w:eastAsia="Segoe UI" w:hAnsi="Segoe UI" w:cs="Segoe UI" w:hint="default"/>
                 <w:i w:val="0"/>
                 <w:iCs w:val="0"/>
                 <w:caps w:val="0"/>
@@ -9395,8 +9313,8 @@
             </w:pPr>
             <w:r>
               <w:rPr>
-                <w:rStyle w:val="23"/>
-                <w:rFonts w:hint="default" w:ascii="Segoe UI" w:hAnsi="Segoe UI" w:eastAsia="Segoe UI" w:cs="Segoe UI"/>
+                <w:rStyle w:val="Strong"/>
+                <w:rFonts w:ascii="Segoe UI" w:eastAsia="Segoe UI" w:hAnsi="Segoe UI" w:cs="Segoe UI" w:hint="default"/>
                 <w:b/>
                 <w:bCs/>
                 <w:i w:val="0"/>
@@ -9408,7 +9326,7 @@
                 <w:kern w:val="0"/>
                 <w:sz w:val="18"/>
                 <w:szCs w:val="18"/>
-                <w:lang w:val="en-US" w:eastAsia="zh-CN" w:bidi="ar"/>
+                <w:lang w:val="en-US" w:eastAsia="zh-CN"/>
               </w:rPr>
               <w:t>Redis服务器</w:t>
             </w:r>
@@ -9418,10 +9336,10 @@
           <w:tcPr>
             <w:tcW w:w="2198" w:type="dxa"/>
             <w:tcBorders>
-              <w:top w:val="single" w:color="auto" w:sz="4" w:space="0"/>
-              <w:left w:val="single" w:color="auto" w:sz="4" w:space="0"/>
-              <w:bottom w:val="single" w:color="auto" w:sz="4" w:space="0"/>
-              <w:right w:val="single" w:color="auto" w:sz="4" w:space="0"/>
+              <w:top w:val="single" w:sz="4" w:space="0" w:color="auto"/>
+              <w:left w:val="single" w:sz="4" w:space="0" w:color="auto"/>
+              <w:bottom w:val="single" w:sz="4" w:space="0" w:color="auto"/>
+              <w:right w:val="single" w:sz="4" w:space="0" w:color="auto"/>
             </w:tcBorders>
             <w:shd w:val="clear" w:color="auto" w:fill="auto"/>
             <w:tcMar>
@@ -9445,10 +9363,10 @@
               <w:bidi w:val="0"/>
               <w:snapToGrid w:val="0"/>
               <w:spacing w:line="240" w:lineRule="auto"/>
-              <w:ind w:left="0" w:leftChars="0" w:right="0" w:rightChars="0" w:firstLine="0" w:firstLineChars="0"/>
+              <w:ind w:left="0" w:right="0" w:firstLine="0" w:leftChars="0" w:rightChars="0" w:firstLineChars="0"/>
               <w:jc w:val="center"/>
               <w:rPr>
-                <w:rFonts w:hint="default" w:ascii="Segoe UI" w:hAnsi="Segoe UI" w:eastAsia="Segoe UI" w:cs="Segoe UI"/>
+                <w:rFonts w:ascii="Segoe UI" w:eastAsia="Segoe UI" w:hAnsi="Segoe UI" w:cs="Segoe UI" w:hint="default"/>
                 <w:i w:val="0"/>
                 <w:iCs w:val="0"/>
                 <w:caps w:val="0"/>
@@ -9460,7 +9378,7 @@
             </w:pPr>
             <w:r>
               <w:rPr>
-                <w:rFonts w:hint="default" w:ascii="Segoe UI" w:hAnsi="Segoe UI" w:eastAsia="Segoe UI" w:cs="Segoe UI"/>
+                <w:rFonts w:ascii="Segoe UI" w:eastAsia="Segoe UI" w:hAnsi="Segoe UI" w:cs="Segoe UI" w:hint="default"/>
                 <w:i w:val="0"/>
                 <w:iCs w:val="0"/>
                 <w:caps w:val="0"/>
@@ -9470,7 +9388,7 @@
                 <w:kern w:val="0"/>
                 <w:sz w:val="18"/>
                 <w:szCs w:val="18"/>
-                <w:lang w:val="en-US" w:eastAsia="zh-CN" w:bidi="ar"/>
+                <w:lang w:val="en-US" w:eastAsia="zh-CN"/>
               </w:rPr>
               <w:t>专用节点，256GB内存</w:t>
             </w:r>
@@ -9480,10 +9398,10 @@
           <w:tcPr>
             <w:tcW w:w="779" w:type="dxa"/>
             <w:tcBorders>
-              <w:top w:val="single" w:color="auto" w:sz="4" w:space="0"/>
-              <w:left w:val="single" w:color="auto" w:sz="4" w:space="0"/>
-              <w:bottom w:val="single" w:color="auto" w:sz="4" w:space="0"/>
-              <w:right w:val="single" w:color="auto" w:sz="4" w:space="0"/>
+              <w:top w:val="single" w:sz="4" w:space="0" w:color="auto"/>
+              <w:left w:val="single" w:sz="4" w:space="0" w:color="auto"/>
+              <w:bottom w:val="single" w:sz="4" w:space="0" w:color="auto"/>
+              <w:right w:val="single" w:sz="4" w:space="0" w:color="auto"/>
             </w:tcBorders>
             <w:shd w:val="clear" w:color="auto" w:fill="auto"/>
             <w:tcMar>
@@ -9507,10 +9425,10 @@
               <w:bidi w:val="0"/>
               <w:snapToGrid w:val="0"/>
               <w:spacing w:line="240" w:lineRule="auto"/>
-              <w:ind w:left="0" w:leftChars="0" w:right="0" w:rightChars="0" w:firstLine="0" w:firstLineChars="0"/>
+              <w:ind w:left="0" w:right="0" w:firstLine="0" w:leftChars="0" w:rightChars="0" w:firstLineChars="0"/>
               <w:jc w:val="left"/>
               <w:rPr>
-                <w:rFonts w:hint="default" w:ascii="Segoe UI" w:hAnsi="Segoe UI" w:eastAsia="Segoe UI" w:cs="Segoe UI"/>
+                <w:rFonts w:ascii="Segoe UI" w:eastAsia="Segoe UI" w:hAnsi="Segoe UI" w:cs="Segoe UI" w:hint="default"/>
                 <w:i w:val="0"/>
                 <w:iCs w:val="0"/>
                 <w:caps w:val="0"/>
@@ -9522,7 +9440,7 @@
             </w:pPr>
             <w:r>
               <w:rPr>
-                <w:rFonts w:hint="default" w:ascii="Segoe UI" w:hAnsi="Segoe UI" w:eastAsia="Segoe UI" w:cs="Segoe UI"/>
+                <w:rFonts w:ascii="Segoe UI" w:eastAsia="Segoe UI" w:hAnsi="Segoe UI" w:cs="Segoe UI" w:hint="default"/>
                 <w:i w:val="0"/>
                 <w:iCs w:val="0"/>
                 <w:caps w:val="0"/>
@@ -9532,7 +9450,7 @@
                 <w:kern w:val="0"/>
                 <w:sz w:val="18"/>
                 <w:szCs w:val="18"/>
-                <w:lang w:val="en-US" w:eastAsia="zh-CN" w:bidi="ar"/>
+                <w:lang w:val="en-US" w:eastAsia="zh-CN"/>
               </w:rPr>
               <w:t>3节点</w:t>
             </w:r>
@@ -9542,10 +9460,10 @@
           <w:tcPr>
             <w:tcW w:w="1326" w:type="dxa"/>
             <w:tcBorders>
-              <w:top w:val="single" w:color="auto" w:sz="4" w:space="0"/>
-              <w:left w:val="single" w:color="auto" w:sz="4" w:space="0"/>
-              <w:bottom w:val="single" w:color="auto" w:sz="4" w:space="0"/>
-              <w:right w:val="single" w:color="auto" w:sz="4" w:space="0"/>
+              <w:top w:val="single" w:sz="4" w:space="0" w:color="auto"/>
+              <w:left w:val="single" w:sz="4" w:space="0" w:color="auto"/>
+              <w:bottom w:val="single" w:sz="4" w:space="0" w:color="auto"/>
+              <w:right w:val="single" w:sz="4" w:space="0" w:color="auto"/>
             </w:tcBorders>
             <w:shd w:val="clear" w:color="auto" w:fill="auto"/>
             <w:tcMar>
@@ -9569,10 +9487,10 @@
               <w:bidi w:val="0"/>
               <w:snapToGrid w:val="0"/>
               <w:spacing w:line="240" w:lineRule="auto"/>
-              <w:ind w:left="0" w:leftChars="0" w:right="0" w:rightChars="0" w:firstLine="0" w:firstLineChars="0"/>
+              <w:ind w:left="0" w:right="0" w:firstLine="0" w:leftChars="0" w:rightChars="0" w:firstLineChars="0"/>
               <w:jc w:val="right"/>
               <w:rPr>
-                <w:rFonts w:hint="default" w:ascii="Segoe UI" w:hAnsi="Segoe UI" w:eastAsia="Segoe UI" w:cs="Segoe UI"/>
+                <w:rFonts w:ascii="Segoe UI" w:eastAsia="Segoe UI" w:hAnsi="Segoe UI" w:cs="Segoe UI" w:hint="default"/>
                 <w:i w:val="0"/>
                 <w:iCs w:val="0"/>
                 <w:caps w:val="0"/>
@@ -9584,7 +9502,7 @@
             </w:pPr>
             <w:r>
               <w:rPr>
-                <w:rFonts w:hint="default" w:ascii="Segoe UI" w:hAnsi="Segoe UI" w:eastAsia="Segoe UI" w:cs="Segoe UI"/>
+                <w:rFonts w:ascii="Segoe UI" w:eastAsia="Segoe UI" w:hAnsi="Segoe UI" w:cs="Segoe UI" w:hint="default"/>
                 <w:i w:val="0"/>
                 <w:iCs w:val="0"/>
                 <w:caps w:val="0"/>
@@ -9594,7 +9512,7 @@
                 <w:kern w:val="0"/>
                 <w:sz w:val="18"/>
                 <w:szCs w:val="18"/>
-                <w:lang w:val="en-US" w:eastAsia="zh-CN" w:bidi="ar"/>
+                <w:lang w:val="en-US" w:eastAsia="zh-CN"/>
               </w:rPr>
               <w:t>¥25,000</w:t>
             </w:r>
@@ -9604,10 +9522,10 @@
           <w:tcPr>
             <w:tcW w:w="1320" w:type="dxa"/>
             <w:tcBorders>
-              <w:top w:val="single" w:color="auto" w:sz="4" w:space="0"/>
-              <w:left w:val="single" w:color="auto" w:sz="4" w:space="0"/>
-              <w:bottom w:val="single" w:color="auto" w:sz="4" w:space="0"/>
-              <w:right w:val="single" w:color="auto" w:sz="4" w:space="0"/>
+              <w:top w:val="single" w:sz="4" w:space="0" w:color="auto"/>
+              <w:left w:val="single" w:sz="4" w:space="0" w:color="auto"/>
+              <w:bottom w:val="single" w:sz="4" w:space="0" w:color="auto"/>
+              <w:right w:val="single" w:sz="4" w:space="0" w:color="auto"/>
             </w:tcBorders>
             <w:shd w:val="clear" w:color="auto" w:fill="auto"/>
             <w:tcMar>
@@ -9631,10 +9549,10 @@
               <w:bidi w:val="0"/>
               <w:snapToGrid w:val="0"/>
               <w:spacing w:line="240" w:lineRule="auto"/>
-              <w:ind w:left="0" w:leftChars="0" w:right="0" w:rightChars="0" w:firstLine="0" w:firstLineChars="0"/>
+              <w:ind w:left="0" w:right="0" w:firstLine="0" w:leftChars="0" w:rightChars="0" w:firstLineChars="0"/>
               <w:jc w:val="right"/>
               <w:rPr>
-                <w:rFonts w:hint="default" w:ascii="Segoe UI" w:hAnsi="Segoe UI" w:eastAsia="Segoe UI" w:cs="Segoe UI"/>
+                <w:rFonts w:ascii="Segoe UI" w:eastAsia="Segoe UI" w:hAnsi="Segoe UI" w:cs="Segoe UI" w:hint="default"/>
                 <w:i w:val="0"/>
                 <w:iCs w:val="0"/>
                 <w:caps w:val="0"/>
@@ -9646,7 +9564,7 @@
             </w:pPr>
             <w:r>
               <w:rPr>
-                <w:rFonts w:hint="default" w:ascii="Segoe UI" w:hAnsi="Segoe UI" w:eastAsia="Segoe UI" w:cs="Segoe UI"/>
+                <w:rFonts w:ascii="Segoe UI" w:eastAsia="Segoe UI" w:hAnsi="Segoe UI" w:cs="Segoe UI" w:hint="default"/>
                 <w:i w:val="0"/>
                 <w:iCs w:val="0"/>
                 <w:caps w:val="0"/>
@@ -9656,7 +9574,7 @@
                 <w:kern w:val="0"/>
                 <w:sz w:val="18"/>
                 <w:szCs w:val="18"/>
-                <w:lang w:val="en-US" w:eastAsia="zh-CN" w:bidi="ar"/>
+                <w:lang w:val="en-US" w:eastAsia="zh-CN"/>
               </w:rPr>
               <w:t>¥75,000</w:t>
             </w:r>
@@ -9666,10 +9584,10 @@
           <w:tcPr>
             <w:tcW w:w="1795" w:type="dxa"/>
             <w:tcBorders>
-              <w:top w:val="single" w:color="auto" w:sz="4" w:space="0"/>
-              <w:left w:val="single" w:color="auto" w:sz="4" w:space="0"/>
-              <w:bottom w:val="single" w:color="auto" w:sz="4" w:space="0"/>
-              <w:right w:val="single" w:color="auto" w:sz="12" w:space="0"/>
+              <w:top w:val="single" w:sz="4" w:space="0" w:color="auto"/>
+              <w:left w:val="single" w:sz="4" w:space="0" w:color="auto"/>
+              <w:bottom w:val="single" w:sz="4" w:space="0" w:color="auto"/>
+              <w:right w:val="single" w:sz="12" w:space="0" w:color="auto"/>
             </w:tcBorders>
             <w:shd w:val="clear" w:color="auto" w:fill="auto"/>
             <w:tcMar>
@@ -9693,10 +9611,10 @@
               <w:bidi w:val="0"/>
               <w:snapToGrid w:val="0"/>
               <w:spacing w:line="240" w:lineRule="auto"/>
-              <w:ind w:left="0" w:leftChars="0" w:right="0" w:rightChars="0" w:firstLine="0" w:firstLineChars="0"/>
+              <w:ind w:left="0" w:right="0" w:firstLine="0" w:leftChars="0" w:rightChars="0" w:firstLineChars="0"/>
               <w:jc w:val="left"/>
               <w:rPr>
-                <w:rFonts w:hint="default" w:ascii="Segoe UI" w:hAnsi="Segoe UI" w:eastAsia="Segoe UI" w:cs="Segoe UI"/>
+                <w:rFonts w:ascii="Segoe UI" w:eastAsia="Segoe UI" w:hAnsi="Segoe UI" w:cs="Segoe UI" w:hint="default"/>
                 <w:i w:val="0"/>
                 <w:iCs w:val="0"/>
                 <w:caps w:val="0"/>
@@ -9708,7 +9626,7 @@
             </w:pPr>
             <w:r>
               <w:rPr>
-                <w:rFonts w:hint="default" w:ascii="Segoe UI" w:hAnsi="Segoe UI" w:eastAsia="Segoe UI" w:cs="Segoe UI"/>
+                <w:rFonts w:ascii="Segoe UI" w:eastAsia="Segoe UI" w:hAnsi="Segoe UI" w:cs="Segoe UI" w:hint="default"/>
                 <w:i w:val="0"/>
                 <w:iCs w:val="0"/>
                 <w:caps w:val="0"/>
@@ -9718,7 +9636,7 @@
                 <w:kern w:val="0"/>
                 <w:sz w:val="18"/>
                 <w:szCs w:val="18"/>
-                <w:lang w:val="en-US" w:eastAsia="zh-CN" w:bidi="ar"/>
+                <w:lang w:val="en-US" w:eastAsia="zh-CN"/>
               </w:rPr>
               <w:t>含硬件与授权</w:t>
             </w:r>
@@ -9727,14 +9645,10 @@
       </w:tr>
       <w:tr>
         <w:tblPrEx>
-          <w:tblBorders>
-            <w:top w:val="none" w:color="auto" w:sz="0" w:space="0"/>
-            <w:left w:val="none" w:color="auto" w:sz="0" w:space="0"/>
-            <w:bottom w:val="none" w:color="auto" w:sz="0" w:space="0"/>
-            <w:right w:val="none" w:color="auto" w:sz="0" w:space="0"/>
-            <w:insideH w:val="none" w:color="auto" w:sz="0" w:space="0"/>
-            <w:insideV w:val="none" w:color="auto" w:sz="0" w:space="0"/>
-          </w:tblBorders>
+          <w:tblW w:w="8498" w:type="dxa"/>
+          <w:jc w:val="center"/>
+          <w:shd w:val="clear" w:color="auto" w:fill="auto"/>
+          <w:tblLayout w:type="fixed"/>
           <w:tblCellMar>
             <w:top w:w="15" w:type="dxa"/>
             <w:left w:w="15" w:type="dxa"/>
@@ -9743,17 +9657,17 @@
           </w:tblCellMar>
         </w:tblPrEx>
         <w:trPr>
-          <w:trHeight w:val="0" w:hRule="atLeast"/>
+          <w:trHeight w:val="0"/>
           <w:jc w:val="center"/>
         </w:trPr>
         <w:tc>
           <w:tcPr>
             <w:tcW w:w="1080" w:type="dxa"/>
             <w:tcBorders>
-              <w:top w:val="single" w:color="auto" w:sz="4" w:space="0"/>
-              <w:left w:val="single" w:color="auto" w:sz="12" w:space="0"/>
-              <w:bottom w:val="single" w:color="auto" w:sz="4" w:space="0"/>
-              <w:right w:val="single" w:color="auto" w:sz="4" w:space="0"/>
+              <w:top w:val="single" w:sz="4" w:space="0" w:color="auto"/>
+              <w:left w:val="single" w:sz="12" w:space="0" w:color="auto"/>
+              <w:bottom w:val="single" w:sz="4" w:space="0" w:color="auto"/>
+              <w:right w:val="single" w:sz="4" w:space="0" w:color="auto"/>
             </w:tcBorders>
             <w:shd w:val="clear" w:color="auto" w:fill="auto"/>
             <w:tcMar>
@@ -9777,10 +9691,10 @@
               <w:bidi w:val="0"/>
               <w:snapToGrid w:val="0"/>
               <w:spacing w:line="240" w:lineRule="auto"/>
-              <w:ind w:left="0" w:leftChars="0" w:right="0" w:rightChars="0" w:firstLine="0" w:firstLineChars="0"/>
+              <w:ind w:left="0" w:right="0" w:firstLine="0" w:leftChars="0" w:rightChars="0" w:firstLineChars="0"/>
               <w:jc w:val="left"/>
               <w:rPr>
-                <w:rFonts w:hint="default" w:ascii="Segoe UI" w:hAnsi="Segoe UI" w:eastAsia="Segoe UI" w:cs="Segoe UI"/>
+                <w:rFonts w:ascii="Segoe UI" w:eastAsia="Segoe UI" w:hAnsi="Segoe UI" w:cs="Segoe UI" w:hint="default"/>
                 <w:i w:val="0"/>
                 <w:iCs w:val="0"/>
                 <w:caps w:val="0"/>
@@ -9792,8 +9706,8 @@
             </w:pPr>
             <w:r>
               <w:rPr>
-                <w:rStyle w:val="23"/>
-                <w:rFonts w:hint="default" w:ascii="Segoe UI" w:hAnsi="Segoe UI" w:eastAsia="Segoe UI" w:cs="Segoe UI"/>
+                <w:rStyle w:val="Strong"/>
+                <w:rFonts w:ascii="Segoe UI" w:eastAsia="Segoe UI" w:hAnsi="Segoe UI" w:cs="Segoe UI" w:hint="default"/>
                 <w:b/>
                 <w:bCs/>
                 <w:i w:val="0"/>
@@ -9805,7 +9719,7 @@
                 <w:kern w:val="0"/>
                 <w:sz w:val="18"/>
                 <w:szCs w:val="18"/>
-                <w:lang w:val="en-US" w:eastAsia="zh-CN" w:bidi="ar"/>
+                <w:lang w:val="en-US" w:eastAsia="zh-CN"/>
               </w:rPr>
               <w:t>软件与服务</w:t>
             </w:r>
@@ -9815,10 +9729,10 @@
           <w:tcPr>
             <w:tcW w:w="2198" w:type="dxa"/>
             <w:tcBorders>
-              <w:top w:val="single" w:color="auto" w:sz="4" w:space="0"/>
-              <w:left w:val="single" w:color="auto" w:sz="4" w:space="0"/>
-              <w:bottom w:val="single" w:color="auto" w:sz="4" w:space="0"/>
-              <w:right w:val="single" w:color="auto" w:sz="4" w:space="0"/>
+              <w:top w:val="single" w:sz="4" w:space="0" w:color="auto"/>
+              <w:left w:val="single" w:sz="4" w:space="0" w:color="auto"/>
+              <w:bottom w:val="single" w:sz="4" w:space="0" w:color="auto"/>
+              <w:right w:val="single" w:sz="4" w:space="0" w:color="auto"/>
             </w:tcBorders>
             <w:shd w:val="clear" w:color="auto" w:fill="auto"/>
             <w:tcMar>
@@ -9842,10 +9756,10 @@
               <w:bidi w:val="0"/>
               <w:snapToGrid w:val="0"/>
               <w:spacing w:line="240" w:lineRule="auto"/>
-              <w:ind w:left="0" w:leftChars="0" w:right="0" w:rightChars="0" w:firstLine="0" w:firstLineChars="0"/>
+              <w:ind w:left="0" w:right="0" w:firstLine="0" w:leftChars="0" w:rightChars="0" w:firstLineChars="0"/>
               <w:jc w:val="center"/>
               <w:rPr>
-                <w:rFonts w:hint="default" w:ascii="Segoe UI" w:hAnsi="Segoe UI" w:eastAsia="Segoe UI" w:cs="Segoe UI"/>
+                <w:rFonts w:ascii="Segoe UI" w:eastAsia="Segoe UI" w:hAnsi="Segoe UI" w:cs="Segoe UI" w:hint="default"/>
                 <w:i w:val="0"/>
                 <w:iCs w:val="0"/>
                 <w:caps w:val="0"/>
@@ -9857,7 +9771,7 @@
             </w:pPr>
             <w:r>
               <w:rPr>
-                <w:rFonts w:hint="default" w:ascii="Segoe UI" w:hAnsi="Segoe UI" w:eastAsia="Segoe UI" w:cs="Segoe UI"/>
+                <w:rFonts w:ascii="Segoe UI" w:eastAsia="Segoe UI" w:hAnsi="Segoe UI" w:cs="Segoe UI" w:hint="default"/>
                 <w:i w:val="0"/>
                 <w:iCs w:val="0"/>
                 <w:caps w:val="0"/>
@@ -9867,7 +9781,7 @@
                 <w:kern w:val="0"/>
                 <w:sz w:val="18"/>
                 <w:szCs w:val="18"/>
-                <w:lang w:val="en-US" w:eastAsia="zh-CN" w:bidi="ar"/>
+                <w:lang w:val="en-US" w:eastAsia="zh-CN"/>
               </w:rPr>
               <w:t>存储管理软件、实施服务等</w:t>
             </w:r>
@@ -9877,10 +9791,10 @@
           <w:tcPr>
             <w:tcW w:w="779" w:type="dxa"/>
             <w:tcBorders>
-              <w:top w:val="single" w:color="auto" w:sz="4" w:space="0"/>
-              <w:left w:val="single" w:color="auto" w:sz="4" w:space="0"/>
-              <w:bottom w:val="single" w:color="auto" w:sz="4" w:space="0"/>
-              <w:right w:val="single" w:color="auto" w:sz="4" w:space="0"/>
+              <w:top w:val="single" w:sz="4" w:space="0" w:color="auto"/>
+              <w:left w:val="single" w:sz="4" w:space="0" w:color="auto"/>
+              <w:bottom w:val="single" w:sz="4" w:space="0" w:color="auto"/>
+              <w:right w:val="single" w:sz="4" w:space="0" w:color="auto"/>
             </w:tcBorders>
             <w:shd w:val="clear" w:color="auto" w:fill="auto"/>
             <w:tcMar>
@@ -9904,10 +9818,10 @@
               <w:bidi w:val="0"/>
               <w:snapToGrid w:val="0"/>
               <w:spacing w:line="240" w:lineRule="auto"/>
-              <w:ind w:left="0" w:leftChars="0" w:right="0" w:rightChars="0" w:firstLine="0" w:firstLineChars="0"/>
+              <w:ind w:left="0" w:right="0" w:firstLine="0" w:leftChars="0" w:rightChars="0" w:firstLineChars="0"/>
               <w:jc w:val="left"/>
               <w:rPr>
-                <w:rFonts w:hint="default" w:ascii="Segoe UI" w:hAnsi="Segoe UI" w:eastAsia="Segoe UI" w:cs="Segoe UI"/>
+                <w:rFonts w:ascii="Segoe UI" w:eastAsia="Segoe UI" w:hAnsi="Segoe UI" w:cs="Segoe UI" w:hint="default"/>
                 <w:i w:val="0"/>
                 <w:iCs w:val="0"/>
                 <w:caps w:val="0"/>
@@ -9919,7 +9833,7 @@
             </w:pPr>
             <w:r>
               <w:rPr>
-                <w:rFonts w:hint="default" w:ascii="Segoe UI" w:hAnsi="Segoe UI" w:eastAsia="Segoe UI" w:cs="Segoe UI"/>
+                <w:rFonts w:ascii="Segoe UI" w:eastAsia="Segoe UI" w:hAnsi="Segoe UI" w:cs="Segoe UI" w:hint="default"/>
                 <w:i w:val="0"/>
                 <w:iCs w:val="0"/>
                 <w:caps w:val="0"/>
@@ -9929,7 +9843,7 @@
                 <w:kern w:val="0"/>
                 <w:sz w:val="18"/>
                 <w:szCs w:val="18"/>
-                <w:lang w:val="en-US" w:eastAsia="zh-CN" w:bidi="ar"/>
+                <w:lang w:val="en-US" w:eastAsia="zh-CN"/>
               </w:rPr>
               <w:t>-</w:t>
             </w:r>
@@ -9939,10 +9853,10 @@
           <w:tcPr>
             <w:tcW w:w="1326" w:type="dxa"/>
             <w:tcBorders>
-              <w:top w:val="single" w:color="auto" w:sz="4" w:space="0"/>
-              <w:left w:val="single" w:color="auto" w:sz="4" w:space="0"/>
-              <w:bottom w:val="single" w:color="auto" w:sz="4" w:space="0"/>
-              <w:right w:val="single" w:color="auto" w:sz="4" w:space="0"/>
+              <w:top w:val="single" w:sz="4" w:space="0" w:color="auto"/>
+              <w:left w:val="single" w:sz="4" w:space="0" w:color="auto"/>
+              <w:bottom w:val="single" w:sz="4" w:space="0" w:color="auto"/>
+              <w:right w:val="single" w:sz="4" w:space="0" w:color="auto"/>
             </w:tcBorders>
             <w:shd w:val="clear" w:color="auto" w:fill="auto"/>
             <w:tcMar>
@@ -9966,10 +9880,10 @@
               <w:bidi w:val="0"/>
               <w:snapToGrid w:val="0"/>
               <w:spacing w:line="240" w:lineRule="auto"/>
-              <w:ind w:left="0" w:leftChars="0" w:right="0" w:rightChars="0" w:firstLine="0" w:firstLineChars="0"/>
+              <w:ind w:left="0" w:right="0" w:firstLine="0" w:leftChars="0" w:rightChars="0" w:firstLineChars="0"/>
               <w:jc w:val="right"/>
               <w:rPr>
-                <w:rFonts w:hint="default" w:ascii="Segoe UI" w:hAnsi="Segoe UI" w:eastAsia="Segoe UI" w:cs="Segoe UI"/>
+                <w:rFonts w:ascii="Segoe UI" w:eastAsia="Segoe UI" w:hAnsi="Segoe UI" w:cs="Segoe UI" w:hint="default"/>
                 <w:i w:val="0"/>
                 <w:iCs w:val="0"/>
                 <w:caps w:val="0"/>
@@ -9981,7 +9895,7 @@
             </w:pPr>
             <w:r>
               <w:rPr>
-                <w:rFonts w:hint="default" w:ascii="Segoe UI" w:hAnsi="Segoe UI" w:eastAsia="Segoe UI" w:cs="Segoe UI"/>
+                <w:rFonts w:ascii="Segoe UI" w:eastAsia="Segoe UI" w:hAnsi="Segoe UI" w:cs="Segoe UI" w:hint="default"/>
                 <w:i w:val="0"/>
                 <w:iCs w:val="0"/>
                 <w:caps w:val="0"/>
@@ -9991,7 +9905,7 @@
                 <w:kern w:val="0"/>
                 <w:sz w:val="18"/>
                 <w:szCs w:val="18"/>
-                <w:lang w:val="en-US" w:eastAsia="zh-CN" w:bidi="ar"/>
+                <w:lang w:val="en-US" w:eastAsia="zh-CN"/>
               </w:rPr>
               <w:t>-</w:t>
             </w:r>
@@ -10001,10 +9915,10 @@
           <w:tcPr>
             <w:tcW w:w="1320" w:type="dxa"/>
             <w:tcBorders>
-              <w:top w:val="single" w:color="auto" w:sz="4" w:space="0"/>
-              <w:left w:val="single" w:color="auto" w:sz="4" w:space="0"/>
-              <w:bottom w:val="single" w:color="auto" w:sz="4" w:space="0"/>
-              <w:right w:val="single" w:color="auto" w:sz="4" w:space="0"/>
+              <w:top w:val="single" w:sz="4" w:space="0" w:color="auto"/>
+              <w:left w:val="single" w:sz="4" w:space="0" w:color="auto"/>
+              <w:bottom w:val="single" w:sz="4" w:space="0" w:color="auto"/>
+              <w:right w:val="single" w:sz="4" w:space="0" w:color="auto"/>
             </w:tcBorders>
             <w:shd w:val="clear" w:color="auto" w:fill="auto"/>
             <w:tcMar>
@@ -10028,10 +9942,10 @@
               <w:bidi w:val="0"/>
               <w:snapToGrid w:val="0"/>
               <w:spacing w:line="240" w:lineRule="auto"/>
-              <w:ind w:left="0" w:leftChars="0" w:right="0" w:rightChars="0" w:firstLine="0" w:firstLineChars="0"/>
+              <w:ind w:left="0" w:right="0" w:firstLine="0" w:leftChars="0" w:rightChars="0" w:firstLineChars="0"/>
               <w:jc w:val="right"/>
               <w:rPr>
-                <w:rFonts w:hint="default" w:ascii="Segoe UI" w:hAnsi="Segoe UI" w:eastAsia="Segoe UI" w:cs="Segoe UI"/>
+                <w:rFonts w:ascii="Segoe UI" w:eastAsia="Segoe UI" w:hAnsi="Segoe UI" w:cs="Segoe UI" w:hint="default"/>
                 <w:i w:val="0"/>
                 <w:iCs w:val="0"/>
                 <w:caps w:val="0"/>
@@ -10043,7 +9957,7 @@
             </w:pPr>
             <w:r>
               <w:rPr>
-                <w:rFonts w:hint="default" w:ascii="Segoe UI" w:hAnsi="Segoe UI" w:eastAsia="Segoe UI" w:cs="Segoe UI"/>
+                <w:rFonts w:ascii="Segoe UI" w:eastAsia="Segoe UI" w:hAnsi="Segoe UI" w:cs="Segoe UI" w:hint="default"/>
                 <w:i w:val="0"/>
                 <w:iCs w:val="0"/>
                 <w:caps w:val="0"/>
@@ -10053,7 +9967,7 @@
                 <w:kern w:val="0"/>
                 <w:sz w:val="18"/>
                 <w:szCs w:val="18"/>
-                <w:lang w:val="en-US" w:eastAsia="zh-CN" w:bidi="ar"/>
+                <w:lang w:val="en-US" w:eastAsia="zh-CN"/>
               </w:rPr>
               <w:t>¥30,000</w:t>
             </w:r>
@@ -10063,10 +9977,10 @@
           <w:tcPr>
             <w:tcW w:w="1795" w:type="dxa"/>
             <w:tcBorders>
-              <w:top w:val="single" w:color="auto" w:sz="4" w:space="0"/>
-              <w:left w:val="single" w:color="auto" w:sz="4" w:space="0"/>
-              <w:bottom w:val="single" w:color="auto" w:sz="4" w:space="0"/>
-              <w:right w:val="single" w:color="auto" w:sz="12" w:space="0"/>
+              <w:top w:val="single" w:sz="4" w:space="0" w:color="auto"/>
+              <w:left w:val="single" w:sz="4" w:space="0" w:color="auto"/>
+              <w:bottom w:val="single" w:sz="4" w:space="0" w:color="auto"/>
+              <w:right w:val="single" w:sz="12" w:space="0" w:color="auto"/>
             </w:tcBorders>
             <w:shd w:val="clear" w:color="auto" w:fill="auto"/>
             <w:tcMar>
@@ -10088,10 +10002,10 @@
               <w:topLinePunct w:val="0"/>
               <w:bidi w:val="0"/>
               <w:snapToGrid w:val="0"/>
-              <w:ind w:left="0" w:leftChars="0" w:right="0" w:rightChars="0" w:firstLine="0" w:firstLineChars="0"/>
+              <w:ind w:left="0" w:right="0" w:firstLine="0" w:leftChars="0" w:rightChars="0" w:firstLineChars="0"/>
               <w:jc w:val="left"/>
               <w:rPr>
-                <w:rFonts w:hint="default" w:ascii="Segoe UI" w:hAnsi="Segoe UI" w:eastAsia="Segoe UI" w:cs="Segoe UI"/>
+                <w:rFonts w:ascii="Segoe UI" w:eastAsia="Segoe UI" w:hAnsi="Segoe UI" w:cs="Segoe UI" w:hint="default"/>
                 <w:i w:val="0"/>
                 <w:iCs w:val="0"/>
                 <w:caps w:val="0"/>
@@ -10106,15 +10020,10 @@
       </w:tr>
       <w:tr>
         <w:tblPrEx>
-          <w:tblBorders>
-            <w:top w:val="none" w:color="auto" w:sz="0" w:space="0"/>
-            <w:left w:val="none" w:color="auto" w:sz="0" w:space="0"/>
-            <w:bottom w:val="none" w:color="auto" w:sz="0" w:space="0"/>
-            <w:right w:val="none" w:color="auto" w:sz="0" w:space="0"/>
-            <w:insideH w:val="none" w:color="auto" w:sz="0" w:space="0"/>
-            <w:insideV w:val="none" w:color="auto" w:sz="0" w:space="0"/>
-          </w:tblBorders>
+          <w:tblW w:w="8498" w:type="dxa"/>
+          <w:jc w:val="center"/>
           <w:shd w:val="clear" w:color="auto" w:fill="auto"/>
+          <w:tblLayout w:type="fixed"/>
           <w:tblCellMar>
             <w:top w:w="15" w:type="dxa"/>
             <w:left w:w="15" w:type="dxa"/>
@@ -10123,17 +10032,17 @@
           </w:tblCellMar>
         </w:tblPrEx>
         <w:trPr>
-          <w:trHeight w:val="0" w:hRule="atLeast"/>
+          <w:trHeight w:val="0"/>
           <w:jc w:val="center"/>
         </w:trPr>
         <w:tc>
           <w:tcPr>
             <w:tcW w:w="1080" w:type="dxa"/>
             <w:tcBorders>
-              <w:top w:val="single" w:color="auto" w:sz="4" w:space="0"/>
-              <w:left w:val="single" w:color="auto" w:sz="12" w:space="0"/>
-              <w:bottom w:val="single" w:color="auto" w:sz="12" w:space="0"/>
-              <w:right w:val="single" w:color="auto" w:sz="4" w:space="0"/>
+              <w:top w:val="single" w:sz="4" w:space="0" w:color="auto"/>
+              <w:left w:val="single" w:sz="12" w:space="0" w:color="auto"/>
+              <w:bottom w:val="single" w:sz="12" w:space="0" w:color="auto"/>
+              <w:right w:val="single" w:sz="4" w:space="0" w:color="auto"/>
             </w:tcBorders>
             <w:shd w:val="clear" w:color="auto" w:fill="auto"/>
             <w:tcMar>
@@ -10157,10 +10066,10 @@
               <w:bidi w:val="0"/>
               <w:snapToGrid w:val="0"/>
               <w:spacing w:line="240" w:lineRule="auto"/>
-              <w:ind w:left="0" w:leftChars="0" w:right="0" w:rightChars="0" w:firstLine="0" w:firstLineChars="0"/>
+              <w:ind w:left="0" w:right="0" w:firstLine="0" w:leftChars="0" w:rightChars="0" w:firstLineChars="0"/>
               <w:jc w:val="left"/>
               <w:rPr>
-                <w:rFonts w:hint="default" w:ascii="Segoe UI" w:hAnsi="Segoe UI" w:eastAsia="Segoe UI" w:cs="Segoe UI"/>
+                <w:rFonts w:ascii="Segoe UI" w:eastAsia="Segoe UI" w:hAnsi="Segoe UI" w:cs="Segoe UI" w:hint="default"/>
                 <w:b/>
                 <w:i w:val="0"/>
                 <w:iCs w:val="0"/>
@@ -10173,8 +10082,8 @@
             </w:pPr>
             <w:r>
               <w:rPr>
-                <w:rStyle w:val="23"/>
-                <w:rFonts w:hint="default" w:ascii="Segoe UI" w:hAnsi="Segoe UI" w:eastAsia="Segoe UI" w:cs="Segoe UI"/>
+                <w:rStyle w:val="Strong"/>
+                <w:rFonts w:ascii="Segoe UI" w:eastAsia="Segoe UI" w:hAnsi="Segoe UI" w:cs="Segoe UI" w:hint="default"/>
                 <w:b/>
                 <w:bCs/>
                 <w:i w:val="0"/>
@@ -10186,7 +10095,7 @@
                 <w:kern w:val="0"/>
                 <w:sz w:val="18"/>
                 <w:szCs w:val="18"/>
-                <w:lang w:val="en-US" w:eastAsia="zh-CN" w:bidi="ar"/>
+                <w:lang w:val="en-US" w:eastAsia="zh-CN"/>
               </w:rPr>
               <w:t>合计</w:t>
             </w:r>
@@ -10196,10 +10105,10 @@
           <w:tcPr>
             <w:tcW w:w="2198" w:type="dxa"/>
             <w:tcBorders>
-              <w:top w:val="single" w:color="auto" w:sz="4" w:space="0"/>
-              <w:left w:val="single" w:color="auto" w:sz="4" w:space="0"/>
-              <w:bottom w:val="single" w:color="auto" w:sz="12" w:space="0"/>
-              <w:right w:val="single" w:color="auto" w:sz="4" w:space="0"/>
+              <w:top w:val="single" w:sz="4" w:space="0" w:color="auto"/>
+              <w:left w:val="single" w:sz="4" w:space="0" w:color="auto"/>
+              <w:bottom w:val="single" w:sz="12" w:space="0" w:color="auto"/>
+              <w:right w:val="single" w:sz="4" w:space="0" w:color="auto"/>
             </w:tcBorders>
             <w:shd w:val="clear" w:color="auto" w:fill="auto"/>
             <w:tcMar>
@@ -10221,10 +10130,10 @@
               <w:topLinePunct w:val="0"/>
               <w:bidi w:val="0"/>
               <w:snapToGrid w:val="0"/>
-              <w:ind w:left="0" w:leftChars="0" w:right="0" w:rightChars="0" w:firstLine="0" w:firstLineChars="0"/>
+              <w:ind w:left="0" w:right="0" w:firstLine="0" w:leftChars="0" w:rightChars="0" w:firstLineChars="0"/>
               <w:jc w:val="center"/>
               <w:rPr>
-                <w:rFonts w:hint="default" w:ascii="Segoe UI" w:hAnsi="Segoe UI" w:eastAsia="Segoe UI" w:cs="Segoe UI"/>
+                <w:rFonts w:ascii="Segoe UI" w:eastAsia="Segoe UI" w:hAnsi="Segoe UI" w:cs="Segoe UI" w:hint="default"/>
                 <w:b/>
                 <w:i w:val="0"/>
                 <w:iCs w:val="0"/>
@@ -10241,10 +10150,10 @@
           <w:tcPr>
             <w:tcW w:w="779" w:type="dxa"/>
             <w:tcBorders>
-              <w:top w:val="single" w:color="auto" w:sz="4" w:space="0"/>
-              <w:left w:val="single" w:color="auto" w:sz="4" w:space="0"/>
-              <w:bottom w:val="single" w:color="auto" w:sz="12" w:space="0"/>
-              <w:right w:val="single" w:color="auto" w:sz="4" w:space="0"/>
+              <w:top w:val="single" w:sz="4" w:space="0" w:color="auto"/>
+              <w:left w:val="single" w:sz="4" w:space="0" w:color="auto"/>
+              <w:bottom w:val="single" w:sz="12" w:space="0" w:color="auto"/>
+              <w:right w:val="single" w:sz="4" w:space="0" w:color="auto"/>
             </w:tcBorders>
             <w:shd w:val="clear" w:color="auto" w:fill="auto"/>
             <w:tcMar>
@@ -10266,10 +10175,10 @@
               <w:topLinePunct w:val="0"/>
               <w:bidi w:val="0"/>
               <w:snapToGrid w:val="0"/>
-              <w:ind w:left="0" w:leftChars="0" w:right="0" w:rightChars="0" w:firstLine="0" w:firstLineChars="0"/>
+              <w:ind w:left="0" w:right="0" w:firstLine="0" w:leftChars="0" w:rightChars="0" w:firstLineChars="0"/>
               <w:jc w:val="left"/>
               <w:rPr>
-                <w:rFonts w:hint="default" w:ascii="Segoe UI" w:hAnsi="Segoe UI" w:eastAsia="Segoe UI" w:cs="Segoe UI"/>
+                <w:rFonts w:ascii="Segoe UI" w:eastAsia="Segoe UI" w:hAnsi="Segoe UI" w:cs="Segoe UI" w:hint="default"/>
                 <w:b/>
                 <w:i w:val="0"/>
                 <w:iCs w:val="0"/>
@@ -10286,10 +10195,10 @@
           <w:tcPr>
             <w:tcW w:w="1326" w:type="dxa"/>
             <w:tcBorders>
-              <w:top w:val="single" w:color="auto" w:sz="4" w:space="0"/>
-              <w:left w:val="single" w:color="auto" w:sz="4" w:space="0"/>
-              <w:bottom w:val="single" w:color="auto" w:sz="12" w:space="0"/>
-              <w:right w:val="single" w:color="auto" w:sz="4" w:space="0"/>
+              <w:top w:val="single" w:sz="4" w:space="0" w:color="auto"/>
+              <w:left w:val="single" w:sz="4" w:space="0" w:color="auto"/>
+              <w:bottom w:val="single" w:sz="12" w:space="0" w:color="auto"/>
+              <w:right w:val="single" w:sz="4" w:space="0" w:color="auto"/>
             </w:tcBorders>
             <w:shd w:val="clear" w:color="auto" w:fill="auto"/>
             <w:tcMar>
@@ -10311,10 +10220,10 @@
               <w:topLinePunct w:val="0"/>
               <w:bidi w:val="0"/>
               <w:snapToGrid w:val="0"/>
-              <w:ind w:left="0" w:leftChars="0" w:right="0" w:rightChars="0" w:firstLine="0" w:firstLineChars="0"/>
+              <w:ind w:left="0" w:right="0" w:firstLine="0" w:leftChars="0" w:rightChars="0" w:firstLineChars="0"/>
               <w:jc w:val="right"/>
               <w:rPr>
-                <w:rFonts w:hint="default" w:ascii="Segoe UI" w:hAnsi="Segoe UI" w:eastAsia="Segoe UI" w:cs="Segoe UI"/>
+                <w:rFonts w:ascii="Segoe UI" w:eastAsia="Segoe UI" w:hAnsi="Segoe UI" w:cs="Segoe UI" w:hint="default"/>
                 <w:b/>
                 <w:i w:val="0"/>
                 <w:iCs w:val="0"/>
@@ -10331,10 +10240,10 @@
           <w:tcPr>
             <w:tcW w:w="1320" w:type="dxa"/>
             <w:tcBorders>
-              <w:top w:val="single" w:color="auto" w:sz="4" w:space="0"/>
-              <w:left w:val="single" w:color="auto" w:sz="4" w:space="0"/>
-              <w:bottom w:val="single" w:color="auto" w:sz="12" w:space="0"/>
-              <w:right w:val="single" w:color="auto" w:sz="4" w:space="0"/>
+              <w:top w:val="single" w:sz="4" w:space="0" w:color="auto"/>
+              <w:left w:val="single" w:sz="4" w:space="0" w:color="auto"/>
+              <w:bottom w:val="single" w:sz="12" w:space="0" w:color="auto"/>
+              <w:right w:val="single" w:sz="4" w:space="0" w:color="auto"/>
             </w:tcBorders>
             <w:shd w:val="clear" w:color="auto" w:fill="auto"/>
             <w:tcMar>
@@ -10358,10 +10267,10 @@
               <w:bidi w:val="0"/>
               <w:snapToGrid w:val="0"/>
               <w:spacing w:line="240" w:lineRule="auto"/>
-              <w:ind w:left="0" w:leftChars="0" w:right="0" w:rightChars="0" w:firstLine="0" w:firstLineChars="0"/>
+              <w:ind w:left="0" w:right="0" w:firstLine="0" w:leftChars="0" w:rightChars="0" w:firstLineChars="0"/>
               <w:jc w:val="right"/>
               <w:rPr>
-                <w:rFonts w:hint="default" w:ascii="Segoe UI" w:hAnsi="Segoe UI" w:eastAsia="Segoe UI" w:cs="Segoe UI"/>
+                <w:rFonts w:ascii="Segoe UI" w:eastAsia="Segoe UI" w:hAnsi="Segoe UI" w:cs="Segoe UI" w:hint="default"/>
                 <w:b/>
                 <w:i w:val="0"/>
                 <w:iCs w:val="0"/>
@@ -10374,8 +10283,8 @@
             </w:pPr>
             <w:r>
               <w:rPr>
-                <w:rStyle w:val="23"/>
-                <w:rFonts w:hint="default" w:ascii="Segoe UI" w:hAnsi="Segoe UI" w:eastAsia="Segoe UI" w:cs="Segoe UI"/>
+                <w:rStyle w:val="Strong"/>
+                <w:rFonts w:ascii="Segoe UI" w:eastAsia="Segoe UI" w:hAnsi="Segoe UI" w:cs="Segoe UI" w:hint="default"/>
                 <w:b/>
                 <w:bCs/>
                 <w:i w:val="0"/>
@@ -10387,7 +10296,7 @@
                 <w:kern w:val="0"/>
                 <w:sz w:val="18"/>
                 <w:szCs w:val="18"/>
-                <w:lang w:val="en-US" w:eastAsia="zh-CN" w:bidi="ar"/>
+                <w:lang w:val="en-US" w:eastAsia="zh-CN"/>
               </w:rPr>
               <w:t>¥197,000</w:t>
             </w:r>
@@ -10397,10 +10306,10 @@
           <w:tcPr>
             <w:tcW w:w="1795" w:type="dxa"/>
             <w:tcBorders>
-              <w:top w:val="single" w:color="auto" w:sz="4" w:space="0"/>
-              <w:left w:val="single" w:color="auto" w:sz="4" w:space="0"/>
-              <w:bottom w:val="single" w:color="auto" w:sz="12" w:space="0"/>
-              <w:right w:val="single" w:color="auto" w:sz="12" w:space="0"/>
+              <w:top w:val="single" w:sz="4" w:space="0" w:color="auto"/>
+              <w:left w:val="single" w:sz="4" w:space="0" w:color="auto"/>
+              <w:bottom w:val="single" w:sz="12" w:space="0" w:color="auto"/>
+              <w:right w:val="single" w:sz="12" w:space="0" w:color="auto"/>
             </w:tcBorders>
             <w:shd w:val="clear" w:color="auto" w:fill="auto"/>
             <w:tcMar>
@@ -10424,10 +10333,10 @@
               <w:bidi w:val="0"/>
               <w:snapToGrid w:val="0"/>
               <w:spacing w:line="240" w:lineRule="auto"/>
-              <w:ind w:left="0" w:leftChars="0" w:right="0" w:rightChars="0" w:firstLine="0" w:firstLineChars="0"/>
+              <w:ind w:left="0" w:right="0" w:firstLine="0" w:leftChars="0" w:rightChars="0" w:firstLineChars="0"/>
               <w:jc w:val="left"/>
               <w:rPr>
-                <w:rFonts w:hint="default" w:ascii="Segoe UI" w:hAnsi="Segoe UI" w:eastAsia="Segoe UI" w:cs="Segoe UI"/>
+                <w:rFonts w:ascii="Segoe UI" w:eastAsia="Segoe UI" w:hAnsi="Segoe UI" w:cs="Segoe UI" w:hint="default"/>
                 <w:b/>
                 <w:i w:val="0"/>
                 <w:iCs w:val="0"/>
@@ -10440,7 +10349,7 @@
             </w:pPr>
             <w:r>
               <w:rPr>
-                <w:rFonts w:hint="default" w:ascii="Segoe UI" w:hAnsi="Segoe UI" w:eastAsia="Segoe UI" w:cs="Segoe UI"/>
+                <w:rFonts w:ascii="Segoe UI" w:eastAsia="Segoe UI" w:hAnsi="Segoe UI" w:cs="Segoe UI" w:hint="default"/>
                 <w:b/>
                 <w:i w:val="0"/>
                 <w:iCs w:val="0"/>
@@ -10451,7 +10360,7 @@
                 <w:kern w:val="0"/>
                 <w:sz w:val="18"/>
                 <w:szCs w:val="18"/>
-                <w:lang w:val="en-US" w:eastAsia="zh-CN" w:bidi="ar"/>
+                <w:lang w:val="en-US" w:eastAsia="zh-CN"/>
               </w:rPr>
               <w:t>此为初步估算，以实际采购为准</w:t>
             </w:r>
@@ -10461,7 +10370,7 @@
     </w:tbl>
     <w:p>
       <w:pPr>
-        <w:pStyle w:val="28"/>
+        <w:pStyle w:val="1"/>
         <w:keepNext w:val="0"/>
         <w:keepLines w:val="0"/>
         <w:pageBreakBefore w:val="0"/>
@@ -10481,7 +10390,7 @@
           <w:lang w:val="en-US" w:eastAsia="zh-CN"/>
         </w:rPr>
       </w:pPr>
-      <w:bookmarkStart w:id="14" w:name="_Toc13564"/>
+      <w:bookmarkStart w:id="15" w:name="_Toc13564"/>
       <w:r>
         <w:rPr>
           <w:rFonts w:hint="default"/>
@@ -10489,11 +10398,11 @@
         </w:rPr>
         <w:t>风险与应对措施</w:t>
       </w:r>
-      <w:bookmarkEnd w:id="14"/>
+      <w:bookmarkEnd w:id="15"/>
     </w:p>
     <w:p>
       <w:pPr>
-        <w:pStyle w:val="29"/>
+        <w:pStyle w:val="a1"/>
         <w:keepNext w:val="0"/>
         <w:keepLines w:val="0"/>
         <w:pageBreakBefore w:val="0"/>
@@ -10523,7 +10432,7 @@
     </w:p>
     <w:p>
       <w:pPr>
-        <w:pStyle w:val="29"/>
+        <w:pStyle w:val="a1"/>
         <w:keepNext w:val="0"/>
         <w:keepLines w:val="0"/>
         <w:pageBreakBefore w:val="0"/>
@@ -10553,7 +10462,7 @@
     </w:p>
     <w:p>
       <w:pPr>
-        <w:pStyle w:val="29"/>
+        <w:pStyle w:val="a1"/>
         <w:keepNext w:val="0"/>
         <w:keepLines w:val="0"/>
         <w:pageBreakBefore w:val="0"/>
@@ -10583,7 +10492,7 @@
     </w:p>
     <w:p>
       <w:pPr>
-        <w:pStyle w:val="29"/>
+        <w:pStyle w:val="a1"/>
         <w:keepNext w:val="0"/>
         <w:keepLines w:val="0"/>
         <w:pageBreakBefore w:val="0"/>
@@ -10613,7 +10522,7 @@
     </w:p>
     <w:p>
       <w:pPr>
-        <w:pStyle w:val="29"/>
+        <w:pStyle w:val="a1"/>
         <w:keepNext w:val="0"/>
         <w:keepLines w:val="0"/>
         <w:pageBreakBefore w:val="0"/>
@@ -10643,7 +10552,7 @@
     </w:p>
     <w:p>
       <w:pPr>
-        <w:pStyle w:val="29"/>
+        <w:pStyle w:val="a1"/>
         <w:keepNext w:val="0"/>
         <w:keepLines w:val="0"/>
         <w:pageBreakBefore w:val="0"/>
@@ -10673,7 +10582,7 @@
     </w:p>
     <w:p>
       <w:pPr>
-        <w:pStyle w:val="28"/>
+        <w:pStyle w:val="1"/>
         <w:keepNext w:val="0"/>
         <w:keepLines w:val="0"/>
         <w:pageBreakBefore w:val="0"/>
@@ -10693,7 +10602,7 @@
           <w:lang w:val="en-US" w:eastAsia="zh-CN"/>
         </w:rPr>
       </w:pPr>
-      <w:bookmarkStart w:id="15" w:name="_Toc26542"/>
+      <w:bookmarkStart w:id="16" w:name="_Toc26542"/>
       <w:r>
         <w:rPr>
           <w:rFonts w:hint="default"/>
@@ -10701,11 +10610,11 @@
         </w:rPr>
         <w:t>结论与建议</w:t>
       </w:r>
-      <w:bookmarkEnd w:id="15"/>
+      <w:bookmarkEnd w:id="16"/>
     </w:p>
     <w:p>
       <w:pPr>
-        <w:pStyle w:val="29"/>
+        <w:pStyle w:val="a1"/>
         <w:keepNext w:val="0"/>
         <w:keepLines w:val="0"/>
         <w:pageBreakBefore w:val="0"/>
@@ -10734,73 +10643,23 @@
       </w:r>
     </w:p>
     <w:sectPr>
-      <w:headerReference r:id="rId5" w:type="default"/>
+      <w:headerReference w:type="default" r:id="rId7"/>
       <w:pgSz w:w="11906" w:h="16838"/>
       <w:pgMar w:top="1417" w:right="1800" w:bottom="1440" w:left="1800" w:header="1140" w:footer="992" w:gutter="0"/>
-      <w:cols w:space="425" w:num="1"/>
+      <w:cols w:num="1" w:space="425"/>
       <w:docGrid w:type="lines" w:linePitch="312" w:charSpace="0"/>
     </w:sectPr>
   </w:body>
 </w:document>
 </file>
 
-<file path=word/endnotes.xml><?xml version="1.0" encoding="utf-8"?>
-<w:endnotes xmlns:wpc="http://schemas.microsoft.com/office/word/2010/wordprocessingCanvas" xmlns:mc="http://schemas.openxmlformats.org/markup-compatibility/2006" xmlns:o="urn:schemas-microsoft-com:office:office" xmlns:r="http://schemas.openxmlformats.org/officeDocument/2006/relationships" xmlns:m="http://schemas.openxmlformats.org/officeDocument/2006/math" xmlns:v="urn:schemas-microsoft-com:vml" xmlns:wp14="http://schemas.microsoft.com/office/word/2010/wordprocessingDrawing" xmlns:wp="http://schemas.openxmlformats.org/drawingml/2006/wordprocessingDrawing" xmlns:w="http://schemas.openxmlformats.org/wordprocessingml/2006/main" xmlns:w14="http://schemas.microsoft.com/office/word/2010/wordml" xmlns:w15="http://schemas.microsoft.com/office/word/2012/wordml" xmlns:w10="urn:schemas-microsoft-com:office:word" xmlns:wpg="http://schemas.microsoft.com/office/word/2010/wordprocessingGroup" xmlns:wpi="http://schemas.microsoft.com/office/word/2010/wordprocessingInk" xmlns:wne="http://schemas.microsoft.com/office/word/2006/wordml" xmlns:wps="http://schemas.microsoft.com/office/word/2010/wordprocessingShape" xmlns:wpsCustomData="http://www.wps.cn/officeDocument/2013/wpsCustomData" mc:Ignorable="w14 w15 wp14">
-  <w:endnote w:type="separator" w:id="0">
-    <w:p>
-      <w:pPr>
-        <w:spacing w:line="240" w:lineRule="auto"/>
-      </w:pPr>
-      <w:r>
-        <w:separator/>
-      </w:r>
-    </w:p>
-  </w:endnote>
-  <w:endnote w:type="continuationSeparator" w:id="1">
-    <w:p>
-      <w:pPr>
-        <w:spacing w:line="240" w:lineRule="auto"/>
-      </w:pPr>
-      <w:r>
-        <w:continuationSeparator/>
-      </w:r>
-    </w:p>
-  </w:endnote>
-</w:endnotes>
-</file>
-
-<file path=word/footnotes.xml><?xml version="1.0" encoding="utf-8"?>
-<w:footnotes xmlns:wpc="http://schemas.microsoft.com/office/word/2010/wordprocessingCanvas" xmlns:mc="http://schemas.openxmlformats.org/markup-compatibility/2006" xmlns:o="urn:schemas-microsoft-com:office:office" xmlns:r="http://schemas.openxmlformats.org/officeDocument/2006/relationships" xmlns:m="http://schemas.openxmlformats.org/officeDocument/2006/math" xmlns:v="urn:schemas-microsoft-com:vml" xmlns:wp14="http://schemas.microsoft.com/office/word/2010/wordprocessingDrawing" xmlns:wp="http://schemas.openxmlformats.org/drawingml/2006/wordprocessingDrawing" xmlns:w="http://schemas.openxmlformats.org/wordprocessingml/2006/main" xmlns:w14="http://schemas.microsoft.com/office/word/2010/wordml" xmlns:w15="http://schemas.microsoft.com/office/word/2012/wordml" xmlns:w10="urn:schemas-microsoft-com:office:word" xmlns:wpg="http://schemas.microsoft.com/office/word/2010/wordprocessingGroup" xmlns:wpi="http://schemas.microsoft.com/office/word/2010/wordprocessingInk" xmlns:wne="http://schemas.microsoft.com/office/word/2006/wordml" xmlns:wps="http://schemas.microsoft.com/office/word/2010/wordprocessingShape" xmlns:wpsCustomData="http://www.wps.cn/officeDocument/2013/wpsCustomData" mc:Ignorable="w14 w15 wp14">
-  <w:footnote w:type="separator" w:id="0">
-    <w:p>
-      <w:pPr>
-        <w:spacing w:line="360" w:lineRule="auto"/>
-      </w:pPr>
-      <w:r>
-        <w:separator/>
-      </w:r>
-    </w:p>
-  </w:footnote>
-  <w:footnote w:type="continuationSeparator" w:id="1">
-    <w:p>
-      <w:pPr>
-        <w:spacing w:line="360" w:lineRule="auto"/>
-      </w:pPr>
-      <w:r>
-        <w:continuationSeparator/>
-      </w:r>
-    </w:p>
-  </w:footnote>
-</w:footnotes>
-</file>
-
 <file path=word/header1.xml><?xml version="1.0" encoding="utf-8"?>
-<w:hdr xmlns:wpc="http://schemas.microsoft.com/office/word/2010/wordprocessingCanvas" xmlns:mc="http://schemas.openxmlformats.org/markup-compatibility/2006" xmlns:o="urn:schemas-microsoft-com:office:office" xmlns:r="http://schemas.openxmlformats.org/officeDocument/2006/relationships" xmlns:m="http://schemas.openxmlformats.org/officeDocument/2006/math" xmlns:v="urn:schemas-microsoft-com:vml" xmlns:wp14="http://schemas.microsoft.com/office/word/2010/wordprocessingDrawing" xmlns:wp="http://schemas.openxmlformats.org/drawingml/2006/wordprocessingDrawing" xmlns:w10="urn:schemas-microsoft-com:office:word" xmlns:w="http://schemas.openxmlformats.org/wordprocessingml/2006/main" xmlns:w14="http://schemas.microsoft.com/office/word/2010/wordml" xmlns:w15="http://schemas.microsoft.com/office/word/2012/wordml" xmlns:wpg="http://schemas.microsoft.com/office/word/2010/wordprocessingGroup" xmlns:wpi="http://schemas.microsoft.com/office/word/2010/wordprocessingInk" xmlns:wne="http://schemas.microsoft.com/office/word/2006/wordml" xmlns:wps="http://schemas.microsoft.com/office/word/2010/wordprocessingShape" xmlns:wpsCustomData="http://www.wps.cn/officeDocument/2013/wpsCustomData" mc:Ignorable="w14 w15 wp14">
+<w:hdr xmlns:wpc="http://schemas.microsoft.com/office/word/2010/wordprocessingCanvas" xmlns:mc="http://schemas.openxmlformats.org/markup-compatibility/2006" xmlns:o="urn:schemas-microsoft-com:office:office" xmlns:r="http://schemas.openxmlformats.org/officeDocument/2006/relationships" xmlns:m="http://schemas.openxmlformats.org/officeDocument/2006/math" xmlns:v="urn:schemas-microsoft-com:vml" xmlns:wp14="http://schemas.microsoft.com/office/word/2010/wordprocessingDrawing" xmlns:wp="http://schemas.openxmlformats.org/drawingml/2006/wordprocessingDrawing" xmlns:w10="urn:schemas-microsoft-com:office:word" xmlns:w="http://schemas.openxmlformats.org/wordprocessingml/2006/main" xmlns:w14="http://schemas.microsoft.com/office/word/2010/wordml" xmlns:w15="http://schemas.microsoft.com/office/word/2012/wordml" xmlns:wne="http://schemas.microsoft.com/office/word/2006/wordml" xmlns:wpg="http://schemas.microsoft.com/office/word/2010/wordprocessingGroup" xmlns:wpi="http://schemas.microsoft.com/office/word/2010/wordprocessingInk" xmlns:wps="http://schemas.microsoft.com/office/word/2010/wordprocessingShape" mc:Ignorable="w14 w15 wp14">
   <w:p>
     <w:pPr>
-      <w:pStyle w:val="15"/>
+      <w:pStyle w:val="Header"/>
       <w:pBdr>
-        <w:bottom w:val="single" w:color="auto" w:sz="4" w:space="1"/>
+        <w:bottom w:val="single" w:sz="4" w:space="1" w:color="auto"/>
       </w:pBdr>
       <w:tabs>
         <w:tab w:val="left" w:pos="335"/>
@@ -10808,27 +10667,27 @@
       </w:tabs>
       <w:jc w:val="right"/>
       <w:rPr>
-        <w:rFonts w:hint="eastAsia" w:eastAsiaTheme="minorEastAsia"/>
+        <w:rFonts w:eastAsiaTheme="minorEastAsia" w:hint="eastAsia"/>
         <w:lang w:eastAsia="zh-CN"/>
       </w:rPr>
     </w:pPr>
     <w:r>
       <w:rPr>
-        <w:rFonts w:hint="eastAsia" w:eastAsiaTheme="minorEastAsia"/>
+        <w:rFonts w:eastAsiaTheme="minorEastAsia" w:hint="eastAsia"/>
         <w:lang w:val="en-US" w:eastAsia="zh-CN"/>
       </w:rPr>
       <w:tab/>
     </w:r>
     <w:r>
       <w:rPr>
-        <w:rFonts w:hint="eastAsia" w:eastAsiaTheme="minorEastAsia"/>
+        <w:rFonts w:eastAsiaTheme="minorEastAsia" w:hint="eastAsia"/>
         <w:lang w:val="en-US" w:eastAsia="zh-CN"/>
       </w:rPr>
       <w:tab/>
     </w:r>
     <w:r>
       <w:rPr>
-        <w:rFonts w:hint="eastAsia" w:eastAsiaTheme="minorEastAsia"/>
+        <w:rFonts w:eastAsiaTheme="minorEastAsia" w:hint="eastAsia"/>
         <w:lang w:val="en-US" w:eastAsia="zh-CN"/>
       </w:rPr>
       <w:t>江西通信产业服务有限公司</w:t>
@@ -10838,15 +10697,15 @@
 </file>
 
 <file path=word/numbering.xml><?xml version="1.0" encoding="utf-8"?>
-<w:numbering xmlns:wpc="http://schemas.microsoft.com/office/word/2010/wordprocessingCanvas" xmlns:mc="http://schemas.openxmlformats.org/markup-compatibility/2006" xmlns:o="urn:schemas-microsoft-com:office:office" xmlns:r="http://schemas.openxmlformats.org/officeDocument/2006/relationships" xmlns:m="http://schemas.openxmlformats.org/officeDocument/2006/math" xmlns:v="urn:schemas-microsoft-com:vml" xmlns:wp14="http://schemas.microsoft.com/office/word/2010/wordprocessingDrawing" xmlns:wp="http://schemas.openxmlformats.org/drawingml/2006/wordprocessingDrawing" xmlns:w10="urn:schemas-microsoft-com:office:word" xmlns:w="http://schemas.openxmlformats.org/wordprocessingml/2006/main" xmlns:w14="http://schemas.microsoft.com/office/word/2010/wordml" xmlns:wpg="http://schemas.microsoft.com/office/word/2010/wordprocessingGroup" xmlns:wpi="http://schemas.microsoft.com/office/word/2010/wordprocessingInk" xmlns:wne="http://schemas.microsoft.com/office/word/2006/wordml" xmlns:wps="http://schemas.microsoft.com/office/word/2010/wordprocessingShape" xmlns:wpsCustomData="http://www.wps.cn/officeDocument/2013/wpsCustomData" mc:Ignorable="w14 wp14">
+<w:numbering xmlns:wpc="http://schemas.microsoft.com/office/word/2010/wordprocessingCanvas" xmlns:mc="http://schemas.openxmlformats.org/markup-compatibility/2006" xmlns:o="urn:schemas-microsoft-com:office:office" xmlns:r="http://schemas.openxmlformats.org/officeDocument/2006/relationships" xmlns:m="http://schemas.openxmlformats.org/officeDocument/2006/math" xmlns:v="urn:schemas-microsoft-com:vml" xmlns:wp14="http://schemas.microsoft.com/office/word/2010/wordprocessingDrawing" xmlns:wp="http://schemas.openxmlformats.org/drawingml/2006/wordprocessingDrawing" xmlns:w10="urn:schemas-microsoft-com:office:word" xmlns:w="http://schemas.openxmlformats.org/wordprocessingml/2006/main" xmlns:w14="http://schemas.microsoft.com/office/word/2010/wordml" xmlns:w15="http://schemas.microsoft.com/office/word/2012/wordml" xmlns:wne="http://schemas.microsoft.com/office/word/2006/wordml" xmlns:wpg="http://schemas.microsoft.com/office/word/2010/wordprocessingGroup" xmlns:wpi="http://schemas.microsoft.com/office/word/2010/wordprocessingInk" xmlns:wps="http://schemas.microsoft.com/office/word/2010/wordprocessingShape" mc:Ignorable="w14 w15 wp14">
   <w:abstractNum w:abstractNumId="0">
     <w:nsid w:val="8E964DCE"/>
     <w:multiLevelType w:val="multilevel"/>
     <w:tmpl w:val="8E964DCE"/>
-    <w:lvl w:ilvl="0" w:tentative="0">
+    <w:lvl w:ilvl="0">
       <w:start w:val="1"/>
       <w:numFmt w:val="decimal"/>
-      <w:pStyle w:val="2"/>
+      <w:pStyle w:val="Heading1"/>
       <w:lvlText w:val="%1."/>
       <w:lvlJc w:val="left"/>
       <w:pPr>
@@ -10856,10 +10715,10 @@
         <w:rFonts w:hint="default"/>
       </w:rPr>
     </w:lvl>
-    <w:lvl w:ilvl="1" w:tentative="0">
+    <w:lvl w:ilvl="1">
       <w:start w:val="1"/>
       <w:numFmt w:val="decimal"/>
-      <w:pStyle w:val="3"/>
+      <w:pStyle w:val="Heading2"/>
       <w:lvlText w:val="%1.%2."/>
       <w:lvlJc w:val="left"/>
       <w:pPr>
@@ -10869,10 +10728,10 @@
         <w:rFonts w:hint="default"/>
       </w:rPr>
     </w:lvl>
-    <w:lvl w:ilvl="2" w:tentative="0">
+    <w:lvl w:ilvl="2">
       <w:start w:val="1"/>
       <w:numFmt w:val="decimal"/>
-      <w:pStyle w:val="4"/>
+      <w:pStyle w:val="Heading3"/>
       <w:lvlText w:val="%1.%2.%3."/>
       <w:lvlJc w:val="left"/>
       <w:pPr>
@@ -10882,10 +10741,10 @@
         <w:rFonts w:hint="default"/>
       </w:rPr>
     </w:lvl>
-    <w:lvl w:ilvl="3" w:tentative="0">
+    <w:lvl w:ilvl="3">
       <w:start w:val="1"/>
       <w:numFmt w:val="decimal"/>
-      <w:pStyle w:val="5"/>
+      <w:pStyle w:val="Heading4"/>
       <w:lvlText w:val="%1.%2.%3.%4."/>
       <w:lvlJc w:val="left"/>
       <w:pPr>
@@ -10895,10 +10754,10 @@
         <w:rFonts w:hint="default"/>
       </w:rPr>
     </w:lvl>
-    <w:lvl w:ilvl="4" w:tentative="0">
+    <w:lvl w:ilvl="4">
       <w:start w:val="1"/>
       <w:numFmt w:val="decimal"/>
-      <w:pStyle w:val="6"/>
+      <w:pStyle w:val="Heading5"/>
       <w:lvlText w:val="%1.%2.%3.%4.%5."/>
       <w:lvlJc w:val="left"/>
       <w:pPr>
@@ -10908,10 +10767,10 @@
         <w:rFonts w:hint="default"/>
       </w:rPr>
     </w:lvl>
-    <w:lvl w:ilvl="5" w:tentative="0">
+    <w:lvl w:ilvl="5">
       <w:start w:val="1"/>
       <w:numFmt w:val="decimal"/>
-      <w:pStyle w:val="7"/>
+      <w:pStyle w:val="Heading6"/>
       <w:lvlText w:val="%1.%2.%3.%4.%5.%6."/>
       <w:lvlJc w:val="left"/>
       <w:pPr>
@@ -10921,10 +10780,10 @@
         <w:rFonts w:hint="default"/>
       </w:rPr>
     </w:lvl>
-    <w:lvl w:ilvl="6" w:tentative="0">
+    <w:lvl w:ilvl="6">
       <w:start w:val="1"/>
       <w:numFmt w:val="decimal"/>
-      <w:pStyle w:val="8"/>
+      <w:pStyle w:val="Heading7"/>
       <w:lvlText w:val="%1.%2.%3.%4.%5.%6.%7."/>
       <w:lvlJc w:val="left"/>
       <w:pPr>
@@ -10934,10 +10793,10 @@
         <w:rFonts w:hint="default"/>
       </w:rPr>
     </w:lvl>
-    <w:lvl w:ilvl="7" w:tentative="0">
+    <w:lvl w:ilvl="7">
       <w:start w:val="1"/>
       <w:numFmt w:val="decimal"/>
-      <w:pStyle w:val="9"/>
+      <w:pStyle w:val="Heading8"/>
       <w:lvlText w:val="%1.%2.%3.%4.%5.%6.%7.%8."/>
       <w:lvlJc w:val="left"/>
       <w:pPr>
@@ -10947,10 +10806,10 @@
         <w:rFonts w:hint="default"/>
       </w:rPr>
     </w:lvl>
-    <w:lvl w:ilvl="8" w:tentative="0">
+    <w:lvl w:ilvl="8">
       <w:start w:val="1"/>
       <w:numFmt w:val="decimal"/>
-      <w:pStyle w:val="10"/>
+      <w:pStyle w:val="Heading9"/>
       <w:lvlText w:val="%1.%2.%3.%4.%5.%6.%7.%8.%9."/>
       <w:lvlJc w:val="left"/>
       <w:pPr>
@@ -10968,269 +10827,267 @@
 </file>
 
 <file path=word/styles.xml><?xml version="1.0" encoding="utf-8"?>
-<w:styles xmlns:mc="http://schemas.openxmlformats.org/markup-compatibility/2006" xmlns:o="urn:schemas-microsoft-com:office:office" xmlns:r="http://schemas.openxmlformats.org/officeDocument/2006/relationships" xmlns:m="http://schemas.openxmlformats.org/officeDocument/2006/math" xmlns:v="urn:schemas-microsoft-com:vml" xmlns:w="http://schemas.openxmlformats.org/wordprocessingml/2006/main" xmlns:w14="http://schemas.microsoft.com/office/word/2010/wordml" xmlns:w10="urn:schemas-microsoft-com:office:word" xmlns:sl="http://schemas.openxmlformats.org/schemaLibrary/2006/main" xmlns:wpsCustomData="http://www.wps.cn/officeDocument/2013/wpsCustomData" mc:Ignorable="w14">
+<w:styles xmlns:mc="http://schemas.openxmlformats.org/markup-compatibility/2006" xmlns:r="http://schemas.openxmlformats.org/officeDocument/2006/relationships" xmlns:w="http://schemas.openxmlformats.org/wordprocessingml/2006/main" xmlns:w14="http://schemas.microsoft.com/office/word/2010/wordml" xmlns:w15="http://schemas.microsoft.com/office/word/2012/wordml" mc:Ignorable="w14 w15">
   <w:docDefaults>
     <w:rPrDefault>
       <w:rPr>
-        <w:rFonts w:ascii="Times New Roman" w:hAnsi="Times New Roman" w:eastAsia="宋体" w:cs="Times New Roman"/>
+        <w:rFonts w:ascii="Times New Roman" w:eastAsia="宋体" w:hAnsi="Times New Roman" w:cs="Times New Roman"/>
       </w:rPr>
     </w:rPrDefault>
     <w:pPrDefault/>
   </w:docDefaults>
-  <w:latentStyles w:count="260" w:defQFormat="0" w:defUnhideWhenUsed="1" w:defSemiHidden="1" w:defUIPriority="99" w:defLockedState="0">
-    <w:lsdException w:qFormat="1" w:unhideWhenUsed="0" w:uiPriority="0" w:semiHidden="0" w:name="Normal"/>
-    <w:lsdException w:qFormat="1" w:unhideWhenUsed="0" w:uiPriority="0" w:semiHidden="0" w:name="heading 1"/>
-    <w:lsdException w:qFormat="1" w:uiPriority="0" w:semiHidden="0" w:name="heading 2"/>
-    <w:lsdException w:qFormat="1" w:uiPriority="0" w:name="heading 3"/>
-    <w:lsdException w:qFormat="1" w:uiPriority="0" w:semiHidden="0" w:name="heading 4"/>
-    <w:lsdException w:qFormat="1" w:uiPriority="0" w:name="heading 5"/>
-    <w:lsdException w:qFormat="1" w:uiPriority="0" w:name="heading 6"/>
-    <w:lsdException w:qFormat="1" w:uiPriority="0" w:name="heading 7"/>
-    <w:lsdException w:qFormat="1" w:uiPriority="0" w:name="heading 8"/>
-    <w:lsdException w:qFormat="1" w:uiPriority="0" w:name="heading 9"/>
-    <w:lsdException w:unhideWhenUsed="0" w:uiPriority="0" w:semiHidden="0" w:name="index 1"/>
-    <w:lsdException w:unhideWhenUsed="0" w:uiPriority="0" w:semiHidden="0" w:name="index 2"/>
-    <w:lsdException w:unhideWhenUsed="0" w:uiPriority="0" w:semiHidden="0" w:name="index 3"/>
-    <w:lsdException w:unhideWhenUsed="0" w:uiPriority="0" w:semiHidden="0" w:name="index 4"/>
-    <w:lsdException w:unhideWhenUsed="0" w:uiPriority="0" w:semiHidden="0" w:name="index 5"/>
-    <w:lsdException w:unhideWhenUsed="0" w:uiPriority="0" w:semiHidden="0" w:name="index 6"/>
-    <w:lsdException w:unhideWhenUsed="0" w:uiPriority="0" w:semiHidden="0" w:name="index 7"/>
-    <w:lsdException w:unhideWhenUsed="0" w:uiPriority="0" w:semiHidden="0" w:name="index 8"/>
-    <w:lsdException w:unhideWhenUsed="0" w:uiPriority="0" w:semiHidden="0" w:name="index 9"/>
-    <w:lsdException w:qFormat="1" w:unhideWhenUsed="0" w:uiPriority="0" w:semiHidden="0" w:name="toc 1"/>
-    <w:lsdException w:qFormat="1" w:unhideWhenUsed="0" w:uiPriority="0" w:semiHidden="0" w:name="toc 2"/>
-    <w:lsdException w:qFormat="1" w:unhideWhenUsed="0" w:uiPriority="0" w:semiHidden="0" w:name="toc 3"/>
-    <w:lsdException w:unhideWhenUsed="0" w:uiPriority="0" w:semiHidden="0" w:name="toc 4"/>
-    <w:lsdException w:unhideWhenUsed="0" w:uiPriority="0" w:semiHidden="0" w:name="toc 5"/>
-    <w:lsdException w:unhideWhenUsed="0" w:uiPriority="0" w:semiHidden="0" w:name="toc 6"/>
-    <w:lsdException w:unhideWhenUsed="0" w:uiPriority="0" w:semiHidden="0" w:name="toc 7"/>
-    <w:lsdException w:unhideWhenUsed="0" w:uiPriority="0" w:semiHidden="0" w:name="toc 8"/>
-    <w:lsdException w:unhideWhenUsed="0" w:uiPriority="0" w:semiHidden="0" w:name="toc 9"/>
-    <w:lsdException w:unhideWhenUsed="0" w:uiPriority="0" w:semiHidden="0" w:name="Normal Indent"/>
-    <w:lsdException w:unhideWhenUsed="0" w:uiPriority="0" w:semiHidden="0" w:name="footnote text"/>
-    <w:lsdException w:qFormat="1" w:unhideWhenUsed="0" w:uiPriority="0" w:semiHidden="0" w:name="annotation text"/>
-    <w:lsdException w:qFormat="1" w:unhideWhenUsed="0" w:uiPriority="0" w:semiHidden="0" w:name="header"/>
-    <w:lsdException w:qFormat="1" w:unhideWhenUsed="0" w:uiPriority="0" w:semiHidden="0" w:name="footer"/>
-    <w:lsdException w:unhideWhenUsed="0" w:uiPriority="0" w:semiHidden="0" w:name="index heading"/>
-    <w:lsdException w:qFormat="1" w:uiPriority="0" w:name="caption"/>
-    <w:lsdException w:unhideWhenUsed="0" w:uiPriority="0" w:semiHidden="0" w:name="table of figures"/>
-    <w:lsdException w:unhideWhenUsed="0" w:uiPriority="0" w:semiHidden="0" w:name="envelope address"/>
-    <w:lsdException w:unhideWhenUsed="0" w:uiPriority="0" w:semiHidden="0" w:name="envelope return"/>
-    <w:lsdException w:unhideWhenUsed="0" w:uiPriority="0" w:semiHidden="0" w:name="footnote reference"/>
-    <w:lsdException w:unhideWhenUsed="0" w:uiPriority="0" w:semiHidden="0" w:name="annotation reference"/>
-    <w:lsdException w:unhideWhenUsed="0" w:uiPriority="0" w:semiHidden="0" w:name="line number"/>
-    <w:lsdException w:unhideWhenUsed="0" w:uiPriority="0" w:semiHidden="0" w:name="page number"/>
-    <w:lsdException w:unhideWhenUsed="0" w:uiPriority="0" w:semiHidden="0" w:name="endnote reference"/>
-    <w:lsdException w:unhideWhenUsed="0" w:uiPriority="0" w:semiHidden="0" w:name="endnote text"/>
-    <w:lsdException w:unhideWhenUsed="0" w:uiPriority="0" w:semiHidden="0" w:name="table of authorities"/>
-    <w:lsdException w:unhideWhenUsed="0" w:uiPriority="0" w:semiHidden="0" w:name="macro"/>
-    <w:lsdException w:unhideWhenUsed="0" w:uiPriority="0" w:semiHidden="0" w:name="toa heading"/>
-    <w:lsdException w:unhideWhenUsed="0" w:uiPriority="0" w:semiHidden="0" w:name="List"/>
-    <w:lsdException w:unhideWhenUsed="0" w:uiPriority="0" w:semiHidden="0" w:name="List Bullet"/>
-    <w:lsdException w:unhideWhenUsed="0" w:uiPriority="0" w:semiHidden="0" w:name="List Number"/>
-    <w:lsdException w:unhideWhenUsed="0" w:uiPriority="0" w:semiHidden="0" w:name="List 2"/>
-    <w:lsdException w:unhideWhenUsed="0" w:uiPriority="0" w:semiHidden="0" w:name="List 3"/>
-    <w:lsdException w:unhideWhenUsed="0" w:uiPriority="0" w:semiHidden="0" w:name="List 4"/>
-    <w:lsdException w:unhideWhenUsed="0" w:uiPriority="0" w:semiHidden="0" w:name="List 5"/>
-    <w:lsdException w:unhideWhenUsed="0" w:uiPriority="0" w:semiHidden="0" w:name="List Bullet 2"/>
-    <w:lsdException w:unhideWhenUsed="0" w:uiPriority="0" w:semiHidden="0" w:name="List Bullet 3"/>
-    <w:lsdException w:unhideWhenUsed="0" w:uiPriority="0" w:semiHidden="0" w:name="List Bullet 4"/>
-    <w:lsdException w:unhideWhenUsed="0" w:uiPriority="0" w:semiHidden="0" w:name="List Bullet 5"/>
-    <w:lsdException w:unhideWhenUsed="0" w:uiPriority="0" w:semiHidden="0" w:name="List Number 2"/>
-    <w:lsdException w:unhideWhenUsed="0" w:uiPriority="0" w:semiHidden="0" w:name="List Number 3"/>
-    <w:lsdException w:unhideWhenUsed="0" w:uiPriority="0" w:semiHidden="0" w:name="List Number 4"/>
-    <w:lsdException w:unhideWhenUsed="0" w:uiPriority="0" w:semiHidden="0" w:name="List Number 5"/>
-    <w:lsdException w:qFormat="1" w:unhideWhenUsed="0" w:uiPriority="0" w:semiHidden="0" w:name="Title"/>
-    <w:lsdException w:unhideWhenUsed="0" w:uiPriority="0" w:semiHidden="0" w:name="Closing"/>
-    <w:lsdException w:unhideWhenUsed="0" w:uiPriority="0" w:semiHidden="0" w:name="Signature"/>
-    <w:lsdException w:qFormat="1" w:unhideWhenUsed="0" w:uiPriority="0" w:name="Default Paragraph Font"/>
-    <w:lsdException w:qFormat="1" w:unhideWhenUsed="0" w:uiPriority="0" w:name="Body Text"/>
-    <w:lsdException w:unhideWhenUsed="0" w:uiPriority="0" w:semiHidden="0" w:name="Body Text Indent"/>
-    <w:lsdException w:unhideWhenUsed="0" w:uiPriority="0" w:semiHidden="0" w:name="List Continue"/>
-    <w:lsdException w:unhideWhenUsed="0" w:uiPriority="0" w:semiHidden="0" w:name="List Continue 2"/>
-    <w:lsdException w:unhideWhenUsed="0" w:uiPriority="0" w:semiHidden="0" w:name="List Continue 3"/>
-    <w:lsdException w:unhideWhenUsed="0" w:uiPriority="0" w:semiHidden="0" w:name="List Continue 4"/>
-    <w:lsdException w:unhideWhenUsed="0" w:uiPriority="0" w:semiHidden="0" w:name="List Continue 5"/>
-    <w:lsdException w:unhideWhenUsed="0" w:uiPriority="0" w:semiHidden="0" w:name="Message Header"/>
-    <w:lsdException w:qFormat="1" w:unhideWhenUsed="0" w:uiPriority="0" w:semiHidden="0" w:name="Subtitle"/>
-    <w:lsdException w:unhideWhenUsed="0" w:uiPriority="0" w:semiHidden="0" w:name="Salutation"/>
-    <w:lsdException w:unhideWhenUsed="0" w:uiPriority="0" w:semiHidden="0" w:name="Date"/>
-    <w:lsdException w:unhideWhenUsed="0" w:uiPriority="0" w:semiHidden="0" w:name="Body Text First Indent"/>
-    <w:lsdException w:unhideWhenUsed="0" w:uiPriority="0" w:semiHidden="0" w:name="Body Text First Indent 2"/>
-    <w:lsdException w:uiPriority="99" w:name="Note Heading"/>
-    <w:lsdException w:unhideWhenUsed="0" w:uiPriority="0" w:semiHidden="0" w:name="Body Text 2"/>
-    <w:lsdException w:unhideWhenUsed="0" w:uiPriority="0" w:semiHidden="0" w:name="Body Text 3"/>
-    <w:lsdException w:unhideWhenUsed="0" w:uiPriority="0" w:semiHidden="0" w:name="Body Text Indent 2"/>
-    <w:lsdException w:unhideWhenUsed="0" w:uiPriority="0" w:semiHidden="0" w:name="Body Text Indent 3"/>
-    <w:lsdException w:unhideWhenUsed="0" w:uiPriority="0" w:semiHidden="0" w:name="Block Text"/>
-    <w:lsdException w:unhideWhenUsed="0" w:uiPriority="0" w:semiHidden="0" w:name="Hyperlink"/>
-    <w:lsdException w:unhideWhenUsed="0" w:uiPriority="0" w:semiHidden="0" w:name="FollowedHyperlink"/>
-    <w:lsdException w:qFormat="1" w:unhideWhenUsed="0" w:uiPriority="0" w:semiHidden="0" w:name="Strong"/>
-    <w:lsdException w:qFormat="1" w:unhideWhenUsed="0" w:uiPriority="0" w:semiHidden="0" w:name="Emphasis"/>
-    <w:lsdException w:unhideWhenUsed="0" w:uiPriority="0" w:semiHidden="0" w:name="Document Map"/>
-    <w:lsdException w:unhideWhenUsed="0" w:uiPriority="0" w:semiHidden="0" w:name="Plain Text"/>
-    <w:lsdException w:unhideWhenUsed="0" w:uiPriority="0" w:semiHidden="0" w:name="E-mail Signature"/>
-    <w:lsdException w:qFormat="1" w:unhideWhenUsed="0" w:uiPriority="0" w:semiHidden="0" w:name="Normal (Web)"/>
-    <w:lsdException w:unhideWhenUsed="0" w:uiPriority="0" w:semiHidden="0" w:name="HTML Acronym"/>
-    <w:lsdException w:unhideWhenUsed="0" w:uiPriority="0" w:semiHidden="0" w:name="HTML Address"/>
-    <w:lsdException w:unhideWhenUsed="0" w:uiPriority="0" w:semiHidden="0" w:name="HTML Cite"/>
-    <w:lsdException w:unhideWhenUsed="0" w:uiPriority="0" w:semiHidden="0" w:name="HTML Code"/>
-    <w:lsdException w:unhideWhenUsed="0" w:uiPriority="0" w:semiHidden="0" w:name="HTML Definition"/>
-    <w:lsdException w:unhideWhenUsed="0" w:uiPriority="0" w:semiHidden="0" w:name="HTML Keyboard"/>
-    <w:lsdException w:unhideWhenUsed="0" w:uiPriority="0" w:semiHidden="0" w:name="HTML Preformatted"/>
-    <w:lsdException w:unhideWhenUsed="0" w:uiPriority="0" w:semiHidden="0" w:name="HTML Sample"/>
-    <w:lsdException w:unhideWhenUsed="0" w:uiPriority="0" w:semiHidden="0" w:name="HTML Typewriter"/>
-    <w:lsdException w:unhideWhenUsed="0" w:uiPriority="0" w:semiHidden="0" w:name="HTML Variable"/>
-    <w:lsdException w:qFormat="1" w:unhideWhenUsed="0" w:uiPriority="0" w:name="Normal Table"/>
-    <w:lsdException w:unhideWhenUsed="0" w:uiPriority="0" w:semiHidden="0" w:name="annotation subject"/>
-    <w:lsdException w:unhideWhenUsed="0" w:uiPriority="0" w:semiHidden="0" w:name="Table Simple 1"/>
-    <w:lsdException w:unhideWhenUsed="0" w:uiPriority="0" w:semiHidden="0" w:name="Table Simple 2"/>
-    <w:lsdException w:unhideWhenUsed="0" w:uiPriority="0" w:semiHidden="0" w:name="Table Simple 3"/>
-    <w:lsdException w:unhideWhenUsed="0" w:uiPriority="0" w:semiHidden="0" w:name="Table Classic 1"/>
-    <w:lsdException w:unhideWhenUsed="0" w:uiPriority="0" w:semiHidden="0" w:name="Table Classic 2"/>
-    <w:lsdException w:unhideWhenUsed="0" w:uiPriority="0" w:semiHidden="0" w:name="Table Classic 3"/>
-    <w:lsdException w:unhideWhenUsed="0" w:uiPriority="0" w:semiHidden="0" w:name="Table Classic 4"/>
-    <w:lsdException w:unhideWhenUsed="0" w:uiPriority="0" w:semiHidden="0" w:name="Table Colorful 1"/>
-    <w:lsdException w:unhideWhenUsed="0" w:uiPriority="0" w:semiHidden="0" w:name="Table Colorful 2"/>
-    <w:lsdException w:unhideWhenUsed="0" w:uiPriority="0" w:semiHidden="0" w:name="Table Colorful 3"/>
-    <w:lsdException w:unhideWhenUsed="0" w:uiPriority="0" w:semiHidden="0" w:name="Table Columns 1"/>
-    <w:lsdException w:unhideWhenUsed="0" w:uiPriority="0" w:semiHidden="0" w:name="Table Columns 2"/>
-    <w:lsdException w:unhideWhenUsed="0" w:uiPriority="0" w:semiHidden="0" w:name="Table Columns 3"/>
-    <w:lsdException w:unhideWhenUsed="0" w:uiPriority="0" w:semiHidden="0" w:name="Table Columns 4"/>
-    <w:lsdException w:unhideWhenUsed="0" w:uiPriority="0" w:semiHidden="0" w:name="Table Columns 5"/>
-    <w:lsdException w:unhideWhenUsed="0" w:uiPriority="0" w:semiHidden="0" w:name="Table Grid 1"/>
-    <w:lsdException w:unhideWhenUsed="0" w:uiPriority="0" w:semiHidden="0" w:name="Table Grid 2"/>
-    <w:lsdException w:unhideWhenUsed="0" w:uiPriority="0" w:semiHidden="0" w:name="Table Grid 3"/>
-    <w:lsdException w:unhideWhenUsed="0" w:uiPriority="0" w:semiHidden="0" w:name="Table Grid 4"/>
-    <w:lsdException w:unhideWhenUsed="0" w:uiPriority="0" w:semiHidden="0" w:name="Table Grid 5"/>
-    <w:lsdException w:unhideWhenUsed="0" w:uiPriority="0" w:semiHidden="0" w:name="Table Grid 6"/>
-    <w:lsdException w:unhideWhenUsed="0" w:uiPriority="0" w:semiHidden="0" w:name="Table Grid 7"/>
-    <w:lsdException w:unhideWhenUsed="0" w:uiPriority="0" w:semiHidden="0" w:name="Table Grid 8"/>
-    <w:lsdException w:unhideWhenUsed="0" w:uiPriority="0" w:semiHidden="0" w:name="Table List 1"/>
-    <w:lsdException w:unhideWhenUsed="0" w:uiPriority="0" w:semiHidden="0" w:name="Table List 2"/>
-    <w:lsdException w:unhideWhenUsed="0" w:uiPriority="0" w:semiHidden="0" w:name="Table List 3"/>
-    <w:lsdException w:unhideWhenUsed="0" w:uiPriority="0" w:semiHidden="0" w:name="Table List 4"/>
-    <w:lsdException w:unhideWhenUsed="0" w:uiPriority="0" w:semiHidden="0" w:name="Table List 5"/>
-    <w:lsdException w:unhideWhenUsed="0" w:uiPriority="0" w:semiHidden="0" w:name="Table List 6"/>
-    <w:lsdException w:unhideWhenUsed="0" w:uiPriority="0" w:semiHidden="0" w:name="Table List 7"/>
-    <w:lsdException w:unhideWhenUsed="0" w:uiPriority="0" w:semiHidden="0" w:name="Table List 8"/>
-    <w:lsdException w:unhideWhenUsed="0" w:uiPriority="0" w:semiHidden="0" w:name="Table 3D effects 1"/>
-    <w:lsdException w:unhideWhenUsed="0" w:uiPriority="0" w:semiHidden="0" w:name="Table 3D effects 2"/>
-    <w:lsdException w:unhideWhenUsed="0" w:uiPriority="0" w:semiHidden="0" w:name="Table 3D effects 3"/>
-    <w:lsdException w:unhideWhenUsed="0" w:uiPriority="0" w:semiHidden="0" w:name="Table Contemporary"/>
-    <w:lsdException w:unhideWhenUsed="0" w:uiPriority="0" w:semiHidden="0" w:name="Table Elegant"/>
-    <w:lsdException w:unhideWhenUsed="0" w:uiPriority="0" w:semiHidden="0" w:name="Table Professional"/>
-    <w:lsdException w:unhideWhenUsed="0" w:uiPriority="0" w:semiHidden="0" w:name="Table Subtle 1"/>
-    <w:lsdException w:unhideWhenUsed="0" w:uiPriority="0" w:semiHidden="0" w:name="Table Subtle 2"/>
-    <w:lsdException w:unhideWhenUsed="0" w:uiPriority="0" w:semiHidden="0" w:name="Table Web 1"/>
-    <w:lsdException w:unhideWhenUsed="0" w:uiPriority="0" w:semiHidden="0" w:name="Table Web 2"/>
-    <w:lsdException w:unhideWhenUsed="0" w:uiPriority="0" w:semiHidden="0" w:name="Table Web 3"/>
-    <w:lsdException w:unhideWhenUsed="0" w:uiPriority="0" w:semiHidden="0" w:name="Balloon Text"/>
-    <w:lsdException w:qFormat="1" w:unhideWhenUsed="0" w:uiPriority="0" w:semiHidden="0" w:name="Table Grid"/>
-    <w:lsdException w:unhideWhenUsed="0" w:uiPriority="0" w:semiHidden="0" w:name="Table Theme"/>
-    <w:lsdException w:unhideWhenUsed="0" w:uiPriority="60" w:semiHidden="0" w:name="Light Shading"/>
-    <w:lsdException w:unhideWhenUsed="0" w:uiPriority="61" w:semiHidden="0" w:name="Light List"/>
-    <w:lsdException w:unhideWhenUsed="0" w:uiPriority="62" w:semiHidden="0" w:name="Light Grid"/>
-    <w:lsdException w:unhideWhenUsed="0" w:uiPriority="63" w:semiHidden="0" w:name="Medium Shading 1"/>
-    <w:lsdException w:unhideWhenUsed="0" w:uiPriority="64" w:semiHidden="0" w:name="Medium Shading 2"/>
-    <w:lsdException w:unhideWhenUsed="0" w:uiPriority="65" w:semiHidden="0" w:name="Medium List 1"/>
-    <w:lsdException w:unhideWhenUsed="0" w:uiPriority="66" w:semiHidden="0" w:name="Medium List 2"/>
-    <w:lsdException w:unhideWhenUsed="0" w:uiPriority="67" w:semiHidden="0" w:name="Medium Grid 1"/>
-    <w:lsdException w:unhideWhenUsed="0" w:uiPriority="68" w:semiHidden="0" w:name="Medium Grid 2"/>
-    <w:lsdException w:unhideWhenUsed="0" w:uiPriority="69" w:semiHidden="0" w:name="Medium Grid 3"/>
-    <w:lsdException w:unhideWhenUsed="0" w:uiPriority="70" w:semiHidden="0" w:name="Dark List"/>
-    <w:lsdException w:unhideWhenUsed="0" w:uiPriority="71" w:semiHidden="0" w:name="Colorful Shading"/>
-    <w:lsdException w:unhideWhenUsed="0" w:uiPriority="72" w:semiHidden="0" w:name="Colorful List"/>
-    <w:lsdException w:unhideWhenUsed="0" w:uiPriority="73" w:semiHidden="0" w:name="Colorful Grid"/>
-    <w:lsdException w:unhideWhenUsed="0" w:uiPriority="60" w:semiHidden="0" w:name="Light Shading Accent 1"/>
-    <w:lsdException w:unhideWhenUsed="0" w:uiPriority="61" w:semiHidden="0" w:name="Light List Accent 1"/>
-    <w:lsdException w:unhideWhenUsed="0" w:uiPriority="62" w:semiHidden="0" w:name="Light Grid Accent 1"/>
-    <w:lsdException w:unhideWhenUsed="0" w:uiPriority="63" w:semiHidden="0" w:name="Medium Shading 1 Accent 1"/>
-    <w:lsdException w:unhideWhenUsed="0" w:uiPriority="64" w:semiHidden="0" w:name="Medium Shading 2 Accent 1"/>
-    <w:lsdException w:unhideWhenUsed="0" w:uiPriority="65" w:semiHidden="0" w:name="Medium List 1 Accent 1"/>
-    <w:lsdException w:unhideWhenUsed="0" w:uiPriority="66" w:semiHidden="0" w:name="Medium List 2 Accent 1"/>
-    <w:lsdException w:unhideWhenUsed="0" w:uiPriority="67" w:semiHidden="0" w:name="Medium Grid 1 Accent 1"/>
-    <w:lsdException w:unhideWhenUsed="0" w:uiPriority="68" w:semiHidden="0" w:name="Medium Grid 2 Accent 1"/>
-    <w:lsdException w:unhideWhenUsed="0" w:uiPriority="69" w:semiHidden="0" w:name="Medium Grid 3 Accent 1"/>
-    <w:lsdException w:unhideWhenUsed="0" w:uiPriority="70" w:semiHidden="0" w:name="Dark List Accent 1"/>
-    <w:lsdException w:unhideWhenUsed="0" w:uiPriority="71" w:semiHidden="0" w:name="Colorful Shading Accent 1"/>
-    <w:lsdException w:unhideWhenUsed="0" w:uiPriority="72" w:semiHidden="0" w:name="Colorful List Accent 1"/>
-    <w:lsdException w:unhideWhenUsed="0" w:uiPriority="73" w:semiHidden="0" w:name="Colorful Grid Accent 1"/>
-    <w:lsdException w:unhideWhenUsed="0" w:uiPriority="60" w:semiHidden="0" w:name="Light Shading Accent 2"/>
-    <w:lsdException w:unhideWhenUsed="0" w:uiPriority="61" w:semiHidden="0" w:name="Light List Accent 2"/>
-    <w:lsdException w:unhideWhenUsed="0" w:uiPriority="62" w:semiHidden="0" w:name="Light Grid Accent 2"/>
-    <w:lsdException w:unhideWhenUsed="0" w:uiPriority="63" w:semiHidden="0" w:name="Medium Shading 1 Accent 2"/>
-    <w:lsdException w:unhideWhenUsed="0" w:uiPriority="64" w:semiHidden="0" w:name="Medium Shading 2 Accent 2"/>
-    <w:lsdException w:unhideWhenUsed="0" w:uiPriority="65" w:semiHidden="0" w:name="Medium List 1 Accent 2"/>
-    <w:lsdException w:unhideWhenUsed="0" w:uiPriority="66" w:semiHidden="0" w:name="Medium List 2 Accent 2"/>
-    <w:lsdException w:unhideWhenUsed="0" w:uiPriority="67" w:semiHidden="0" w:name="Medium Grid 1 Accent 2"/>
-    <w:lsdException w:unhideWhenUsed="0" w:uiPriority="68" w:semiHidden="0" w:name="Medium Grid 2 Accent 2"/>
-    <w:lsdException w:unhideWhenUsed="0" w:uiPriority="69" w:semiHidden="0" w:name="Medium Grid 3 Accent 2"/>
-    <w:lsdException w:unhideWhenUsed="0" w:uiPriority="70" w:semiHidden="0" w:name="Dark List Accent 2"/>
-    <w:lsdException w:unhideWhenUsed="0" w:uiPriority="71" w:semiHidden="0" w:name="Colorful Shading Accent 2"/>
-    <w:lsdException w:unhideWhenUsed="0" w:uiPriority="72" w:semiHidden="0" w:name="Colorful List Accent 2"/>
-    <w:lsdException w:unhideWhenUsed="0" w:uiPriority="73" w:semiHidden="0" w:name="Colorful Grid Accent 2"/>
-    <w:lsdException w:unhideWhenUsed="0" w:uiPriority="60" w:semiHidden="0" w:name="Light Shading Accent 3"/>
-    <w:lsdException w:unhideWhenUsed="0" w:uiPriority="61" w:semiHidden="0" w:name="Light List Accent 3"/>
-    <w:lsdException w:unhideWhenUsed="0" w:uiPriority="62" w:semiHidden="0" w:name="Light Grid Accent 3"/>
-    <w:lsdException w:unhideWhenUsed="0" w:uiPriority="63" w:semiHidden="0" w:name="Medium Shading 1 Accent 3"/>
-    <w:lsdException w:unhideWhenUsed="0" w:uiPriority="64" w:semiHidden="0" w:name="Medium Shading 2 Accent 3"/>
-    <w:lsdException w:unhideWhenUsed="0" w:uiPriority="65" w:semiHidden="0" w:name="Medium List 1 Accent 3"/>
-    <w:lsdException w:unhideWhenUsed="0" w:uiPriority="66" w:semiHidden="0" w:name="Medium List 2 Accent 3"/>
-    <w:lsdException w:unhideWhenUsed="0" w:uiPriority="67" w:semiHidden="0" w:name="Medium Grid 1 Accent 3"/>
-    <w:lsdException w:unhideWhenUsed="0" w:uiPriority="68" w:semiHidden="0" w:name="Medium Grid 2 Accent 3"/>
-    <w:lsdException w:unhideWhenUsed="0" w:uiPriority="69" w:semiHidden="0" w:name="Medium Grid 3 Accent 3"/>
-    <w:lsdException w:unhideWhenUsed="0" w:uiPriority="70" w:semiHidden="0" w:name="Dark List Accent 3"/>
-    <w:lsdException w:unhideWhenUsed="0" w:uiPriority="71" w:semiHidden="0" w:name="Colorful Shading Accent 3"/>
-    <w:lsdException w:unhideWhenUsed="0" w:uiPriority="72" w:semiHidden="0" w:name="Colorful List Accent 3"/>
-    <w:lsdException w:unhideWhenUsed="0" w:uiPriority="73" w:semiHidden="0" w:name="Colorful Grid Accent 3"/>
-    <w:lsdException w:unhideWhenUsed="0" w:uiPriority="60" w:semiHidden="0" w:name="Light Shading Accent 4"/>
-    <w:lsdException w:unhideWhenUsed="0" w:uiPriority="61" w:semiHidden="0" w:name="Light List Accent 4"/>
-    <w:lsdException w:unhideWhenUsed="0" w:uiPriority="62" w:semiHidden="0" w:name="Light Grid Accent 4"/>
-    <w:lsdException w:unhideWhenUsed="0" w:uiPriority="63" w:semiHidden="0" w:name="Medium Shading 1 Accent 4"/>
-    <w:lsdException w:unhideWhenUsed="0" w:uiPriority="64" w:semiHidden="0" w:name="Medium Shading 2 Accent 4"/>
-    <w:lsdException w:unhideWhenUsed="0" w:uiPriority="65" w:semiHidden="0" w:name="Medium List 1 Accent 4"/>
-    <w:lsdException w:unhideWhenUsed="0" w:uiPriority="66" w:semiHidden="0" w:name="Medium List 2 Accent 4"/>
-    <w:lsdException w:unhideWhenUsed="0" w:uiPriority="67" w:semiHidden="0" w:name="Medium Grid 1 Accent 4"/>
-    <w:lsdException w:unhideWhenUsed="0" w:uiPriority="68" w:semiHidden="0" w:name="Medium Grid 2 Accent 4"/>
-    <w:lsdException w:unhideWhenUsed="0" w:uiPriority="69" w:semiHidden="0" w:name="Medium Grid 3 Accent 4"/>
-    <w:lsdException w:unhideWhenUsed="0" w:uiPriority="70" w:semiHidden="0" w:name="Dark List Accent 4"/>
-    <w:lsdException w:unhideWhenUsed="0" w:uiPriority="71" w:semiHidden="0" w:name="Colorful Shading Accent 4"/>
-    <w:lsdException w:unhideWhenUsed="0" w:uiPriority="72" w:semiHidden="0" w:name="Colorful List Accent 4"/>
-    <w:lsdException w:unhideWhenUsed="0" w:uiPriority="73" w:semiHidden="0" w:name="Colorful Grid Accent 4"/>
-    <w:lsdException w:unhideWhenUsed="0" w:uiPriority="60" w:semiHidden="0" w:name="Light Shading Accent 5"/>
-    <w:lsdException w:unhideWhenUsed="0" w:uiPriority="61" w:semiHidden="0" w:name="Light List Accent 5"/>
-    <w:lsdException w:unhideWhenUsed="0" w:uiPriority="62" w:semiHidden="0" w:name="Light Grid Accent 5"/>
-    <w:lsdException w:unhideWhenUsed="0" w:uiPriority="63" w:semiHidden="0" w:name="Medium Shading 1 Accent 5"/>
-    <w:lsdException w:unhideWhenUsed="0" w:uiPriority="64" w:semiHidden="0" w:name="Medium Shading 2 Accent 5"/>
-    <w:lsdException w:unhideWhenUsed="0" w:uiPriority="65" w:semiHidden="0" w:name="Medium List 1 Accent 5"/>
-    <w:lsdException w:unhideWhenUsed="0" w:uiPriority="66" w:semiHidden="0" w:name="Medium List 2 Accent 5"/>
-    <w:lsdException w:unhideWhenUsed="0" w:uiPriority="67" w:semiHidden="0" w:name="Medium Grid 1 Accent 5"/>
-    <w:lsdException w:unhideWhenUsed="0" w:uiPriority="68" w:semiHidden="0" w:name="Medium Grid 2 Accent 5"/>
-    <w:lsdException w:unhideWhenUsed="0" w:uiPriority="69" w:semiHidden="0" w:name="Medium Grid 3 Accent 5"/>
-    <w:lsdException w:unhideWhenUsed="0" w:uiPriority="70" w:semiHidden="0" w:name="Dark List Accent 5"/>
-    <w:lsdException w:unhideWhenUsed="0" w:uiPriority="71" w:semiHidden="0" w:name="Colorful Shading Accent 5"/>
-    <w:lsdException w:unhideWhenUsed="0" w:uiPriority="72" w:semiHidden="0" w:name="Colorful List Accent 5"/>
-    <w:lsdException w:unhideWhenUsed="0" w:uiPriority="73" w:semiHidden="0" w:name="Colorful Grid Accent 5"/>
-    <w:lsdException w:unhideWhenUsed="0" w:uiPriority="60" w:semiHidden="0" w:name="Light Shading Accent 6"/>
-    <w:lsdException w:unhideWhenUsed="0" w:uiPriority="61" w:semiHidden="0" w:name="Light List Accent 6"/>
-    <w:lsdException w:unhideWhenUsed="0" w:uiPriority="62" w:semiHidden="0" w:name="Light Grid Accent 6"/>
-    <w:lsdException w:unhideWhenUsed="0" w:uiPriority="63" w:semiHidden="0" w:name="Medium Shading 1 Accent 6"/>
-    <w:lsdException w:unhideWhenUsed="0" w:uiPriority="64" w:semiHidden="0" w:name="Medium Shading 2 Accent 6"/>
-    <w:lsdException w:unhideWhenUsed="0" w:uiPriority="65" w:semiHidden="0" w:name="Medium List 1 Accent 6"/>
-    <w:lsdException w:unhideWhenUsed="0" w:uiPriority="66" w:semiHidden="0" w:name="Medium List 2 Accent 6"/>
-    <w:lsdException w:unhideWhenUsed="0" w:uiPriority="67" w:semiHidden="0" w:name="Medium Grid 1 Accent 6"/>
-    <w:lsdException w:unhideWhenUsed="0" w:uiPriority="68" w:semiHidden="0" w:name="Medium Grid 2 Accent 6"/>
-    <w:lsdException w:unhideWhenUsed="0" w:uiPriority="69" w:semiHidden="0" w:name="Medium Grid 3 Accent 6"/>
-    <w:lsdException w:unhideWhenUsed="0" w:uiPriority="70" w:semiHidden="0" w:name="Dark List Accent 6"/>
-    <w:lsdException w:unhideWhenUsed="0" w:uiPriority="71" w:semiHidden="0" w:name="Colorful Shading Accent 6"/>
-    <w:lsdException w:unhideWhenUsed="0" w:uiPriority="72" w:semiHidden="0" w:name="Colorful List Accent 6"/>
-    <w:lsdException w:unhideWhenUsed="0" w:uiPriority="73" w:semiHidden="0" w:name="Colorful Grid Accent 6"/>
+  <w:latentStyles w:defLockedState="0" w:defUIPriority="99" w:defSemiHidden="1" w:defUnhideWhenUsed="1" w:defQFormat="0" w:count="260">
+    <w:lsdException w:name="Normal" w:semiHidden="0" w:uiPriority="0" w:unhideWhenUsed="0" w:qFormat="1"/>
+    <w:lsdException w:name="heading 1" w:semiHidden="0" w:uiPriority="0" w:unhideWhenUsed="0" w:qFormat="1"/>
+    <w:lsdException w:name="heading 2" w:semiHidden="0" w:uiPriority="0" w:qFormat="1"/>
+    <w:lsdException w:name="heading 3" w:uiPriority="0" w:qFormat="1"/>
+    <w:lsdException w:name="heading 4" w:semiHidden="0" w:uiPriority="0" w:qFormat="1"/>
+    <w:lsdException w:name="heading 5" w:uiPriority="0" w:qFormat="1"/>
+    <w:lsdException w:name="heading 6" w:uiPriority="0" w:qFormat="1"/>
+    <w:lsdException w:name="heading 7" w:uiPriority="0" w:qFormat="1"/>
+    <w:lsdException w:name="heading 8" w:uiPriority="0" w:qFormat="1"/>
+    <w:lsdException w:name="heading 9" w:uiPriority="0" w:qFormat="1"/>
+    <w:lsdException w:name="index 1" w:semiHidden="0" w:uiPriority="0" w:unhideWhenUsed="0"/>
+    <w:lsdException w:name="index 2" w:semiHidden="0" w:uiPriority="0" w:unhideWhenUsed="0"/>
+    <w:lsdException w:name="index 3" w:semiHidden="0" w:uiPriority="0" w:unhideWhenUsed="0"/>
+    <w:lsdException w:name="index 4" w:semiHidden="0" w:uiPriority="0" w:unhideWhenUsed="0"/>
+    <w:lsdException w:name="index 5" w:semiHidden="0" w:uiPriority="0" w:unhideWhenUsed="0"/>
+    <w:lsdException w:name="index 6" w:semiHidden="0" w:uiPriority="0" w:unhideWhenUsed="0"/>
+    <w:lsdException w:name="index 7" w:semiHidden="0" w:uiPriority="0" w:unhideWhenUsed="0"/>
+    <w:lsdException w:name="index 8" w:semiHidden="0" w:uiPriority="0" w:unhideWhenUsed="0"/>
+    <w:lsdException w:name="index 9" w:semiHidden="0" w:uiPriority="0" w:unhideWhenUsed="0"/>
+    <w:lsdException w:name="toc 1" w:semiHidden="0" w:uiPriority="0" w:unhideWhenUsed="0" w:qFormat="1"/>
+    <w:lsdException w:name="toc 2" w:semiHidden="0" w:uiPriority="0" w:unhideWhenUsed="0" w:qFormat="1"/>
+    <w:lsdException w:name="toc 3" w:semiHidden="0" w:uiPriority="0" w:unhideWhenUsed="0" w:qFormat="1"/>
+    <w:lsdException w:name="toc 4" w:semiHidden="0" w:uiPriority="0" w:unhideWhenUsed="0"/>
+    <w:lsdException w:name="toc 5" w:semiHidden="0" w:uiPriority="0" w:unhideWhenUsed="0"/>
+    <w:lsdException w:name="toc 6" w:semiHidden="0" w:uiPriority="0" w:unhideWhenUsed="0"/>
+    <w:lsdException w:name="toc 7" w:semiHidden="0" w:uiPriority="0" w:unhideWhenUsed="0"/>
+    <w:lsdException w:name="toc 8" w:semiHidden="0" w:uiPriority="0" w:unhideWhenUsed="0"/>
+    <w:lsdException w:name="toc 9" w:semiHidden="0" w:uiPriority="0" w:unhideWhenUsed="0"/>
+    <w:lsdException w:name="Normal Indent" w:semiHidden="0" w:uiPriority="0" w:unhideWhenUsed="0"/>
+    <w:lsdException w:name="footnote text" w:semiHidden="0" w:uiPriority="0" w:unhideWhenUsed="0"/>
+    <w:lsdException w:name="annotation text" w:semiHidden="0" w:uiPriority="0" w:unhideWhenUsed="0" w:qFormat="1"/>
+    <w:lsdException w:name="header" w:semiHidden="0" w:uiPriority="0" w:unhideWhenUsed="0" w:qFormat="1"/>
+    <w:lsdException w:name="footer" w:semiHidden="0" w:uiPriority="0" w:unhideWhenUsed="0" w:qFormat="1"/>
+    <w:lsdException w:name="index heading" w:semiHidden="0" w:uiPriority="0" w:unhideWhenUsed="0"/>
+    <w:lsdException w:name="caption" w:uiPriority="0" w:qFormat="1"/>
+    <w:lsdException w:name="table of figures" w:semiHidden="0" w:uiPriority="0" w:unhideWhenUsed="0"/>
+    <w:lsdException w:name="envelope address" w:semiHidden="0" w:uiPriority="0" w:unhideWhenUsed="0"/>
+    <w:lsdException w:name="envelope return" w:semiHidden="0" w:uiPriority="0" w:unhideWhenUsed="0"/>
+    <w:lsdException w:name="footnote reference" w:semiHidden="0" w:uiPriority="0" w:unhideWhenUsed="0"/>
+    <w:lsdException w:name="annotation reference" w:semiHidden="0" w:uiPriority="0" w:unhideWhenUsed="0"/>
+    <w:lsdException w:name="line number" w:semiHidden="0" w:uiPriority="0" w:unhideWhenUsed="0"/>
+    <w:lsdException w:name="page number" w:semiHidden="0" w:uiPriority="0" w:unhideWhenUsed="0"/>
+    <w:lsdException w:name="endnote reference" w:semiHidden="0" w:uiPriority="0" w:unhideWhenUsed="0"/>
+    <w:lsdException w:name="endnote text" w:semiHidden="0" w:uiPriority="0" w:unhideWhenUsed="0"/>
+    <w:lsdException w:name="table of authorities" w:semiHidden="0" w:uiPriority="0" w:unhideWhenUsed="0"/>
+    <w:lsdException w:name="macro" w:semiHidden="0" w:uiPriority="0" w:unhideWhenUsed="0"/>
+    <w:lsdException w:name="toa heading" w:semiHidden="0" w:uiPriority="0" w:unhideWhenUsed="0"/>
+    <w:lsdException w:name="List" w:semiHidden="0" w:uiPriority="0" w:unhideWhenUsed="0"/>
+    <w:lsdException w:name="List Bullet" w:semiHidden="0" w:uiPriority="0" w:unhideWhenUsed="0"/>
+    <w:lsdException w:name="List Number" w:semiHidden="0" w:uiPriority="0" w:unhideWhenUsed="0"/>
+    <w:lsdException w:name="List 2" w:semiHidden="0" w:uiPriority="0" w:unhideWhenUsed="0"/>
+    <w:lsdException w:name="List 3" w:semiHidden="0" w:uiPriority="0" w:unhideWhenUsed="0"/>
+    <w:lsdException w:name="List 4" w:semiHidden="0" w:uiPriority="0" w:unhideWhenUsed="0"/>
+    <w:lsdException w:name="List 5" w:semiHidden="0" w:uiPriority="0" w:unhideWhenUsed="0"/>
+    <w:lsdException w:name="List Bullet 2" w:semiHidden="0" w:uiPriority="0" w:unhideWhenUsed="0"/>
+    <w:lsdException w:name="List Bullet 3" w:semiHidden="0" w:uiPriority="0" w:unhideWhenUsed="0"/>
+    <w:lsdException w:name="List Bullet 4" w:semiHidden="0" w:uiPriority="0" w:unhideWhenUsed="0"/>
+    <w:lsdException w:name="List Bullet 5" w:semiHidden="0" w:uiPriority="0" w:unhideWhenUsed="0"/>
+    <w:lsdException w:name="List Number 2" w:semiHidden="0" w:uiPriority="0" w:unhideWhenUsed="0"/>
+    <w:lsdException w:name="List Number 3" w:semiHidden="0" w:uiPriority="0" w:unhideWhenUsed="0"/>
+    <w:lsdException w:name="List Number 4" w:semiHidden="0" w:uiPriority="0" w:unhideWhenUsed="0"/>
+    <w:lsdException w:name="List Number 5" w:semiHidden="0" w:uiPriority="0" w:unhideWhenUsed="0"/>
+    <w:lsdException w:name="Title" w:semiHidden="0" w:uiPriority="0" w:unhideWhenUsed="0" w:qFormat="1"/>
+    <w:lsdException w:name="Closing" w:semiHidden="0" w:uiPriority="0" w:unhideWhenUsed="0"/>
+    <w:lsdException w:name="Signature" w:semiHidden="0" w:uiPriority="0" w:unhideWhenUsed="0"/>
+    <w:lsdException w:name="Default Paragraph Font" w:uiPriority="0" w:unhideWhenUsed="0" w:qFormat="1"/>
+    <w:lsdException w:name="Body Text" w:uiPriority="0" w:unhideWhenUsed="0" w:qFormat="1"/>
+    <w:lsdException w:name="Body Text Indent" w:semiHidden="0" w:uiPriority="0" w:unhideWhenUsed="0"/>
+    <w:lsdException w:name="List Continue" w:semiHidden="0" w:uiPriority="0" w:unhideWhenUsed="0"/>
+    <w:lsdException w:name="List Continue 2" w:semiHidden="0" w:uiPriority="0" w:unhideWhenUsed="0"/>
+    <w:lsdException w:name="List Continue 3" w:semiHidden="0" w:uiPriority="0" w:unhideWhenUsed="0"/>
+    <w:lsdException w:name="List Continue 4" w:semiHidden="0" w:uiPriority="0" w:unhideWhenUsed="0"/>
+    <w:lsdException w:name="List Continue 5" w:semiHidden="0" w:uiPriority="0" w:unhideWhenUsed="0"/>
+    <w:lsdException w:name="Message Header" w:semiHidden="0" w:uiPriority="0" w:unhideWhenUsed="0"/>
+    <w:lsdException w:name="Subtitle" w:semiHidden="0" w:uiPriority="0" w:unhideWhenUsed="0" w:qFormat="1"/>
+    <w:lsdException w:name="Salutation" w:semiHidden="0" w:uiPriority="0" w:unhideWhenUsed="0"/>
+    <w:lsdException w:name="Date" w:semiHidden="0" w:uiPriority="0" w:unhideWhenUsed="0"/>
+    <w:lsdException w:name="Body Text First Indent" w:semiHidden="0" w:uiPriority="0" w:unhideWhenUsed="0"/>
+    <w:lsdException w:name="Body Text First Indent 2" w:semiHidden="0" w:uiPriority="0" w:unhideWhenUsed="0"/>
+    <w:lsdException w:name="Body Text 2" w:semiHidden="0" w:uiPriority="0" w:unhideWhenUsed="0"/>
+    <w:lsdException w:name="Body Text 3" w:semiHidden="0" w:uiPriority="0" w:unhideWhenUsed="0"/>
+    <w:lsdException w:name="Body Text Indent 2" w:semiHidden="0" w:uiPriority="0" w:unhideWhenUsed="0"/>
+    <w:lsdException w:name="Body Text Indent 3" w:semiHidden="0" w:uiPriority="0" w:unhideWhenUsed="0"/>
+    <w:lsdException w:name="Block Text" w:semiHidden="0" w:uiPriority="0" w:unhideWhenUsed="0"/>
+    <w:lsdException w:name="Hyperlink" w:semiHidden="0" w:uiPriority="0" w:unhideWhenUsed="0"/>
+    <w:lsdException w:name="FollowedHyperlink" w:semiHidden="0" w:uiPriority="0" w:unhideWhenUsed="0"/>
+    <w:lsdException w:name="Strong" w:semiHidden="0" w:uiPriority="0" w:unhideWhenUsed="0" w:qFormat="1"/>
+    <w:lsdException w:name="Emphasis" w:semiHidden="0" w:uiPriority="0" w:unhideWhenUsed="0" w:qFormat="1"/>
+    <w:lsdException w:name="Document Map" w:semiHidden="0" w:uiPriority="0" w:unhideWhenUsed="0"/>
+    <w:lsdException w:name="Plain Text" w:semiHidden="0" w:uiPriority="0" w:unhideWhenUsed="0"/>
+    <w:lsdException w:name="E-mail Signature" w:semiHidden="0" w:uiPriority="0" w:unhideWhenUsed="0"/>
+    <w:lsdException w:name="Normal (Web)" w:semiHidden="0" w:uiPriority="0" w:unhideWhenUsed="0" w:qFormat="1"/>
+    <w:lsdException w:name="HTML Acronym" w:semiHidden="0" w:uiPriority="0" w:unhideWhenUsed="0"/>
+    <w:lsdException w:name="HTML Address" w:semiHidden="0" w:uiPriority="0" w:unhideWhenUsed="0"/>
+    <w:lsdException w:name="HTML Cite" w:semiHidden="0" w:uiPriority="0" w:unhideWhenUsed="0"/>
+    <w:lsdException w:name="HTML Code" w:semiHidden="0" w:uiPriority="0" w:unhideWhenUsed="0"/>
+    <w:lsdException w:name="HTML Definition" w:semiHidden="0" w:uiPriority="0" w:unhideWhenUsed="0"/>
+    <w:lsdException w:name="HTML Keyboard" w:semiHidden="0" w:uiPriority="0" w:unhideWhenUsed="0"/>
+    <w:lsdException w:name="HTML Preformatted" w:semiHidden="0" w:uiPriority="0" w:unhideWhenUsed="0"/>
+    <w:lsdException w:name="HTML Sample" w:semiHidden="0" w:uiPriority="0" w:unhideWhenUsed="0"/>
+    <w:lsdException w:name="HTML Typewriter" w:semiHidden="0" w:uiPriority="0" w:unhideWhenUsed="0"/>
+    <w:lsdException w:name="HTML Variable" w:semiHidden="0" w:uiPriority="0" w:unhideWhenUsed="0"/>
+    <w:lsdException w:name="Normal Table" w:uiPriority="0" w:unhideWhenUsed="0" w:qFormat="1"/>
+    <w:lsdException w:name="annotation subject" w:semiHidden="0" w:uiPriority="0" w:unhideWhenUsed="0"/>
+    <w:lsdException w:name="Table Simple 1" w:semiHidden="0" w:uiPriority="0" w:unhideWhenUsed="0"/>
+    <w:lsdException w:name="Table Simple 2" w:semiHidden="0" w:uiPriority="0" w:unhideWhenUsed="0"/>
+    <w:lsdException w:name="Table Simple 3" w:semiHidden="0" w:uiPriority="0" w:unhideWhenUsed="0"/>
+    <w:lsdException w:name="Table Classic 1" w:semiHidden="0" w:uiPriority="0" w:unhideWhenUsed="0"/>
+    <w:lsdException w:name="Table Classic 2" w:semiHidden="0" w:uiPriority="0" w:unhideWhenUsed="0"/>
+    <w:lsdException w:name="Table Classic 3" w:semiHidden="0" w:uiPriority="0" w:unhideWhenUsed="0"/>
+    <w:lsdException w:name="Table Classic 4" w:semiHidden="0" w:uiPriority="0" w:unhideWhenUsed="0"/>
+    <w:lsdException w:name="Table Colorful 1" w:semiHidden="0" w:uiPriority="0" w:unhideWhenUsed="0"/>
+    <w:lsdException w:name="Table Colorful 2" w:semiHidden="0" w:uiPriority="0" w:unhideWhenUsed="0"/>
+    <w:lsdException w:name="Table Colorful 3" w:semiHidden="0" w:uiPriority="0" w:unhideWhenUsed="0"/>
+    <w:lsdException w:name="Table Columns 1" w:semiHidden="0" w:uiPriority="0" w:unhideWhenUsed="0"/>
+    <w:lsdException w:name="Table Columns 2" w:semiHidden="0" w:uiPriority="0" w:unhideWhenUsed="0"/>
+    <w:lsdException w:name="Table Columns 3" w:semiHidden="0" w:uiPriority="0" w:unhideWhenUsed="0"/>
+    <w:lsdException w:name="Table Columns 4" w:semiHidden="0" w:uiPriority="0" w:unhideWhenUsed="0"/>
+    <w:lsdException w:name="Table Columns 5" w:semiHidden="0" w:uiPriority="0" w:unhideWhenUsed="0"/>
+    <w:lsdException w:name="Table Grid 1" w:semiHidden="0" w:uiPriority="0" w:unhideWhenUsed="0"/>
+    <w:lsdException w:name="Table Grid 2" w:semiHidden="0" w:uiPriority="0" w:unhideWhenUsed="0"/>
+    <w:lsdException w:name="Table Grid 3" w:semiHidden="0" w:uiPriority="0" w:unhideWhenUsed="0"/>
+    <w:lsdException w:name="Table Grid 4" w:semiHidden="0" w:uiPriority="0" w:unhideWhenUsed="0"/>
+    <w:lsdException w:name="Table Grid 5" w:semiHidden="0" w:uiPriority="0" w:unhideWhenUsed="0"/>
+    <w:lsdException w:name="Table Grid 6" w:semiHidden="0" w:uiPriority="0" w:unhideWhenUsed="0"/>
+    <w:lsdException w:name="Table Grid 7" w:semiHidden="0" w:uiPriority="0" w:unhideWhenUsed="0"/>
+    <w:lsdException w:name="Table Grid 8" w:semiHidden="0" w:uiPriority="0" w:unhideWhenUsed="0"/>
+    <w:lsdException w:name="Table List 1" w:semiHidden="0" w:uiPriority="0" w:unhideWhenUsed="0"/>
+    <w:lsdException w:name="Table List 2" w:semiHidden="0" w:uiPriority="0" w:unhideWhenUsed="0"/>
+    <w:lsdException w:name="Table List 3" w:semiHidden="0" w:uiPriority="0" w:unhideWhenUsed="0"/>
+    <w:lsdException w:name="Table List 4" w:semiHidden="0" w:uiPriority="0" w:unhideWhenUsed="0"/>
+    <w:lsdException w:name="Table List 5" w:semiHidden="0" w:uiPriority="0" w:unhideWhenUsed="0"/>
+    <w:lsdException w:name="Table List 6" w:semiHidden="0" w:uiPriority="0" w:unhideWhenUsed="0"/>
+    <w:lsdException w:name="Table List 7" w:semiHidden="0" w:uiPriority="0" w:unhideWhenUsed="0"/>
+    <w:lsdException w:name="Table List 8" w:semiHidden="0" w:uiPriority="0" w:unhideWhenUsed="0"/>
+    <w:lsdException w:name="Table 3D effects 1" w:semiHidden="0" w:uiPriority="0" w:unhideWhenUsed="0"/>
+    <w:lsdException w:name="Table 3D effects 2" w:semiHidden="0" w:uiPriority="0" w:unhideWhenUsed="0"/>
+    <w:lsdException w:name="Table 3D effects 3" w:semiHidden="0" w:uiPriority="0" w:unhideWhenUsed="0"/>
+    <w:lsdException w:name="Table Contemporary" w:semiHidden="0" w:uiPriority="0" w:unhideWhenUsed="0"/>
+    <w:lsdException w:name="Table Elegant" w:semiHidden="0" w:uiPriority="0" w:unhideWhenUsed="0"/>
+    <w:lsdException w:name="Table Professional" w:semiHidden="0" w:uiPriority="0" w:unhideWhenUsed="0"/>
+    <w:lsdException w:name="Table Subtle 1" w:semiHidden="0" w:uiPriority="0" w:unhideWhenUsed="0"/>
+    <w:lsdException w:name="Table Subtle 2" w:semiHidden="0" w:uiPriority="0" w:unhideWhenUsed="0"/>
+    <w:lsdException w:name="Table Web 1" w:semiHidden="0" w:uiPriority="0" w:unhideWhenUsed="0"/>
+    <w:lsdException w:name="Table Web 2" w:semiHidden="0" w:uiPriority="0" w:unhideWhenUsed="0"/>
+    <w:lsdException w:name="Table Web 3" w:semiHidden="0" w:uiPriority="0" w:unhideWhenUsed="0"/>
+    <w:lsdException w:name="Balloon Text" w:semiHidden="0" w:uiPriority="0" w:unhideWhenUsed="0"/>
+    <w:lsdException w:name="Table Grid" w:semiHidden="0" w:uiPriority="0" w:unhideWhenUsed="0" w:qFormat="1"/>
+    <w:lsdException w:name="Table Theme" w:semiHidden="0" w:uiPriority="0" w:unhideWhenUsed="0"/>
+    <w:lsdException w:name="Light Shading" w:semiHidden="0" w:uiPriority="60" w:unhideWhenUsed="0"/>
+    <w:lsdException w:name="Light List" w:semiHidden="0" w:uiPriority="61" w:unhideWhenUsed="0"/>
+    <w:lsdException w:name="Light Grid" w:semiHidden="0" w:uiPriority="62" w:unhideWhenUsed="0"/>
+    <w:lsdException w:name="Medium Shading 1" w:semiHidden="0" w:uiPriority="63" w:unhideWhenUsed="0"/>
+    <w:lsdException w:name="Medium Shading 2" w:semiHidden="0" w:uiPriority="64" w:unhideWhenUsed="0"/>
+    <w:lsdException w:name="Medium List 1" w:semiHidden="0" w:uiPriority="65" w:unhideWhenUsed="0"/>
+    <w:lsdException w:name="Medium List 2" w:semiHidden="0" w:uiPriority="66" w:unhideWhenUsed="0"/>
+    <w:lsdException w:name="Medium Grid 1" w:semiHidden="0" w:uiPriority="67" w:unhideWhenUsed="0"/>
+    <w:lsdException w:name="Medium Grid 2" w:semiHidden="0" w:uiPriority="68" w:unhideWhenUsed="0"/>
+    <w:lsdException w:name="Medium Grid 3" w:semiHidden="0" w:uiPriority="69" w:unhideWhenUsed="0"/>
+    <w:lsdException w:name="Dark List" w:semiHidden="0" w:uiPriority="70" w:unhideWhenUsed="0"/>
+    <w:lsdException w:name="Colorful Shading" w:semiHidden="0" w:uiPriority="71" w:unhideWhenUsed="0"/>
+    <w:lsdException w:name="Colorful List" w:semiHidden="0" w:uiPriority="72" w:unhideWhenUsed="0"/>
+    <w:lsdException w:name="Colorful Grid" w:semiHidden="0" w:uiPriority="73" w:unhideWhenUsed="0"/>
+    <w:lsdException w:name="Light Shading Accent 1" w:semiHidden="0" w:uiPriority="60" w:unhideWhenUsed="0"/>
+    <w:lsdException w:name="Light List Accent 1" w:semiHidden="0" w:uiPriority="61" w:unhideWhenUsed="0"/>
+    <w:lsdException w:name="Light Grid Accent 1" w:semiHidden="0" w:uiPriority="62" w:unhideWhenUsed="0"/>
+    <w:lsdException w:name="Medium Shading 1 Accent 1" w:semiHidden="0" w:uiPriority="63" w:unhideWhenUsed="0"/>
+    <w:lsdException w:name="Medium Shading 2 Accent 1" w:semiHidden="0" w:uiPriority="64" w:unhideWhenUsed="0"/>
+    <w:lsdException w:name="Medium List 1 Accent 1" w:semiHidden="0" w:uiPriority="65" w:unhideWhenUsed="0"/>
+    <w:lsdException w:name="Medium List 2 Accent 1" w:semiHidden="0" w:uiPriority="66" w:unhideWhenUsed="0"/>
+    <w:lsdException w:name="Medium Grid 1 Accent 1" w:semiHidden="0" w:uiPriority="67" w:unhideWhenUsed="0"/>
+    <w:lsdException w:name="Medium Grid 2 Accent 1" w:semiHidden="0" w:uiPriority="68" w:unhideWhenUsed="0"/>
+    <w:lsdException w:name="Medium Grid 3 Accent 1" w:semiHidden="0" w:uiPriority="69" w:unhideWhenUsed="0"/>
+    <w:lsdException w:name="Dark List Accent 1" w:semiHidden="0" w:uiPriority="70" w:unhideWhenUsed="0"/>
+    <w:lsdException w:name="Colorful Shading Accent 1" w:semiHidden="0" w:uiPriority="71" w:unhideWhenUsed="0"/>
+    <w:lsdException w:name="Colorful List Accent 1" w:semiHidden="0" w:uiPriority="72" w:unhideWhenUsed="0"/>
+    <w:lsdException w:name="Colorful Grid Accent 1" w:semiHidden="0" w:uiPriority="73" w:unhideWhenUsed="0"/>
+    <w:lsdException w:name="Light Shading Accent 2" w:semiHidden="0" w:uiPriority="60" w:unhideWhenUsed="0"/>
+    <w:lsdException w:name="Light List Accent 2" w:semiHidden="0" w:uiPriority="61" w:unhideWhenUsed="0"/>
+    <w:lsdException w:name="Light Grid Accent 2" w:semiHidden="0" w:uiPriority="62" w:unhideWhenUsed="0"/>
+    <w:lsdException w:name="Medium Shading 1 Accent 2" w:semiHidden="0" w:uiPriority="63" w:unhideWhenUsed="0"/>
+    <w:lsdException w:name="Medium Shading 2 Accent 2" w:semiHidden="0" w:uiPriority="64" w:unhideWhenUsed="0"/>
+    <w:lsdException w:name="Medium List 1 Accent 2" w:semiHidden="0" w:uiPriority="65" w:unhideWhenUsed="0"/>
+    <w:lsdException w:name="Medium List 2 Accent 2" w:semiHidden="0" w:uiPriority="66" w:unhideWhenUsed="0"/>
+    <w:lsdException w:name="Medium Grid 1 Accent 2" w:semiHidden="0" w:uiPriority="67" w:unhideWhenUsed="0"/>
+    <w:lsdException w:name="Medium Grid 2 Accent 2" w:semiHidden="0" w:uiPriority="68" w:unhideWhenUsed="0"/>
+    <w:lsdException w:name="Medium Grid 3 Accent 2" w:semiHidden="0" w:uiPriority="69" w:unhideWhenUsed="0"/>
+    <w:lsdException w:name="Dark List Accent 2" w:semiHidden="0" w:uiPriority="70" w:unhideWhenUsed="0"/>
+    <w:lsdException w:name="Colorful Shading Accent 2" w:semiHidden="0" w:uiPriority="71" w:unhideWhenUsed="0"/>
+    <w:lsdException w:name="Colorful List Accent 2" w:semiHidden="0" w:uiPriority="72" w:unhideWhenUsed="0"/>
+    <w:lsdException w:name="Colorful Grid Accent 2" w:semiHidden="0" w:uiPriority="73" w:unhideWhenUsed="0"/>
+    <w:lsdException w:name="Light Shading Accent 3" w:semiHidden="0" w:uiPriority="60" w:unhideWhenUsed="0"/>
+    <w:lsdException w:name="Light List Accent 3" w:semiHidden="0" w:uiPriority="61" w:unhideWhenUsed="0"/>
+    <w:lsdException w:name="Light Grid Accent 3" w:semiHidden="0" w:uiPriority="62" w:unhideWhenUsed="0"/>
+    <w:lsdException w:name="Medium Shading 1 Accent 3" w:semiHidden="0" w:uiPriority="63" w:unhideWhenUsed="0"/>
+    <w:lsdException w:name="Medium Shading 2 Accent 3" w:semiHidden="0" w:uiPriority="64" w:unhideWhenUsed="0"/>
+    <w:lsdException w:name="Medium List 1 Accent 3" w:semiHidden="0" w:uiPriority="65" w:unhideWhenUsed="0"/>
+    <w:lsdException w:name="Medium List 2 Accent 3" w:semiHidden="0" w:uiPriority="66" w:unhideWhenUsed="0"/>
+    <w:lsdException w:name="Medium Grid 1 Accent 3" w:semiHidden="0" w:uiPriority="67" w:unhideWhenUsed="0"/>
+    <w:lsdException w:name="Medium Grid 2 Accent 3" w:semiHidden="0" w:uiPriority="68" w:unhideWhenUsed="0"/>
+    <w:lsdException w:name="Medium Grid 3 Accent 3" w:semiHidden="0" w:uiPriority="69" w:unhideWhenUsed="0"/>
+    <w:lsdException w:name="Dark List Accent 3" w:semiHidden="0" w:uiPriority="70" w:unhideWhenUsed="0"/>
+    <w:lsdException w:name="Colorful Shading Accent 3" w:semiHidden="0" w:uiPriority="71" w:unhideWhenUsed="0"/>
+    <w:lsdException w:name="Colorful List Accent 3" w:semiHidden="0" w:uiPriority="72" w:unhideWhenUsed="0"/>
+    <w:lsdException w:name="Colorful Grid Accent 3" w:semiHidden="0" w:uiPriority="73" w:unhideWhenUsed="0"/>
+    <w:lsdException w:name="Light Shading Accent 4" w:semiHidden="0" w:uiPriority="60" w:unhideWhenUsed="0"/>
+    <w:lsdException w:name="Light List Accent 4" w:semiHidden="0" w:uiPriority="61" w:unhideWhenUsed="0"/>
+    <w:lsdException w:name="Light Grid Accent 4" w:semiHidden="0" w:uiPriority="62" w:unhideWhenUsed="0"/>
+    <w:lsdException w:name="Medium Shading 1 Accent 4" w:semiHidden="0" w:uiPriority="63" w:unhideWhenUsed="0"/>
+    <w:lsdException w:name="Medium Shading 2 Accent 4" w:semiHidden="0" w:uiPriority="64" w:unhideWhenUsed="0"/>
+    <w:lsdException w:name="Medium List 1 Accent 4" w:semiHidden="0" w:uiPriority="65" w:unhideWhenUsed="0"/>
+    <w:lsdException w:name="Medium List 2 Accent 4" w:semiHidden="0" w:uiPriority="66" w:unhideWhenUsed="0"/>
+    <w:lsdException w:name="Medium Grid 1 Accent 4" w:semiHidden="0" w:uiPriority="67" w:unhideWhenUsed="0"/>
+    <w:lsdException w:name="Medium Grid 2 Accent 4" w:semiHidden="0" w:uiPriority="68" w:unhideWhenUsed="0"/>
+    <w:lsdException w:name="Medium Grid 3 Accent 4" w:semiHidden="0" w:uiPriority="69" w:unhideWhenUsed="0"/>
+    <w:lsdException w:name="Dark List Accent 4" w:semiHidden="0" w:uiPriority="70" w:unhideWhenUsed="0"/>
+    <w:lsdException w:name="Colorful Shading Accent 4" w:semiHidden="0" w:uiPriority="71" w:unhideWhenUsed="0"/>
+    <w:lsdException w:name="Colorful List Accent 4" w:semiHidden="0" w:uiPriority="72" w:unhideWhenUsed="0"/>
+    <w:lsdException w:name="Colorful Grid Accent 4" w:semiHidden="0" w:uiPriority="73" w:unhideWhenUsed="0"/>
+    <w:lsdException w:name="Light Shading Accent 5" w:semiHidden="0" w:uiPriority="60" w:unhideWhenUsed="0"/>
+    <w:lsdException w:name="Light List Accent 5" w:semiHidden="0" w:uiPriority="61" w:unhideWhenUsed="0"/>
+    <w:lsdException w:name="Light Grid Accent 5" w:semiHidden="0" w:uiPriority="62" w:unhideWhenUsed="0"/>
+    <w:lsdException w:name="Medium Shading 1 Accent 5" w:semiHidden="0" w:uiPriority="63" w:unhideWhenUsed="0"/>
+    <w:lsdException w:name="Medium Shading 2 Accent 5" w:semiHidden="0" w:uiPriority="64" w:unhideWhenUsed="0"/>
+    <w:lsdException w:name="Medium List 1 Accent 5" w:semiHidden="0" w:uiPriority="65" w:unhideWhenUsed="0"/>
+    <w:lsdException w:name="Medium List 2 Accent 5" w:semiHidden="0" w:uiPriority="66" w:unhideWhenUsed="0"/>
+    <w:lsdException w:name="Medium Grid 1 Accent 5" w:semiHidden="0" w:uiPriority="67" w:unhideWhenUsed="0"/>
+    <w:lsdException w:name="Medium Grid 2 Accent 5" w:semiHidden="0" w:uiPriority="68" w:unhideWhenUsed="0"/>
+    <w:lsdException w:name="Medium Grid 3 Accent 5" w:semiHidden="0" w:uiPriority="69" w:unhideWhenUsed="0"/>
+    <w:lsdException w:name="Dark List Accent 5" w:semiHidden="0" w:uiPriority="70" w:unhideWhenUsed="0"/>
+    <w:lsdException w:name="Colorful Shading Accent 5" w:semiHidden="0" w:uiPriority="71" w:unhideWhenUsed="0"/>
+    <w:lsdException w:name="Colorful List Accent 5" w:semiHidden="0" w:uiPriority="72" w:unhideWhenUsed="0"/>
+    <w:lsdException w:name="Colorful Grid Accent 5" w:semiHidden="0" w:uiPriority="73" w:unhideWhenUsed="0"/>
+    <w:lsdException w:name="Light Shading Accent 6" w:semiHidden="0" w:uiPriority="60" w:unhideWhenUsed="0"/>
+    <w:lsdException w:name="Light List Accent 6" w:semiHidden="0" w:uiPriority="61" w:unhideWhenUsed="0"/>
+    <w:lsdException w:name="Light Grid Accent 6" w:semiHidden="0" w:uiPriority="62" w:unhideWhenUsed="0"/>
+    <w:lsdException w:name="Medium Shading 1 Accent 6" w:semiHidden="0" w:uiPriority="63" w:unhideWhenUsed="0"/>
+    <w:lsdException w:name="Medium Shading 2 Accent 6" w:semiHidden="0" w:uiPriority="64" w:unhideWhenUsed="0"/>
+    <w:lsdException w:name="Medium List 1 Accent 6" w:semiHidden="0" w:uiPriority="65" w:unhideWhenUsed="0"/>
+    <w:lsdException w:name="Medium List 2 Accent 6" w:semiHidden="0" w:uiPriority="66" w:unhideWhenUsed="0"/>
+    <w:lsdException w:name="Medium Grid 1 Accent 6" w:semiHidden="0" w:uiPriority="67" w:unhideWhenUsed="0"/>
+    <w:lsdException w:name="Medium Grid 2 Accent 6" w:semiHidden="0" w:uiPriority="68" w:unhideWhenUsed="0"/>
+    <w:lsdException w:name="Medium Grid 3 Accent 6" w:semiHidden="0" w:uiPriority="69" w:unhideWhenUsed="0"/>
+    <w:lsdException w:name="Dark List Accent 6" w:semiHidden="0" w:uiPriority="70" w:unhideWhenUsed="0"/>
+    <w:lsdException w:name="Colorful Shading Accent 6" w:semiHidden="0" w:uiPriority="71" w:unhideWhenUsed="0"/>
+    <w:lsdException w:name="Colorful List Accent 6" w:semiHidden="0" w:uiPriority="72" w:unhideWhenUsed="0"/>
+    <w:lsdException w:name="Colorful Grid Accent 6" w:semiHidden="0" w:uiPriority="73" w:unhideWhenUsed="0"/>
   </w:latentStyles>
-  <w:style w:type="paragraph" w:default="1" w:styleId="1">
+  <w:style w:type="paragraph" w:default="1" w:styleId="Normal">
     <w:name w:val="Normal"/>
     <w:qFormat/>
-    <w:uiPriority w:val="0"/>
     <w:pPr>
       <w:kinsoku w:val="0"/>
       <w:autoSpaceDE w:val="0"/>
@@ -11242,7 +11099,7 @@
       <w:textAlignment w:val="baseline"/>
     </w:pPr>
     <w:rPr>
-      <w:rFonts w:ascii="Arial" w:hAnsi="Arial" w:eastAsia="宋体" w:cs="Arial"/>
+      <w:rFonts w:ascii="Arial" w:eastAsia="宋体" w:hAnsi="Arial" w:cs="Arial"/>
       <w:snapToGrid w:val="0"/>
       <w:color w:val="000000"/>
       <w:kern w:val="0"/>
@@ -11251,12 +11108,11 @@
       <w:lang w:val="en-US" w:eastAsia="en-US" w:bidi="ar-SA"/>
     </w:rPr>
   </w:style>
-  <w:style w:type="paragraph" w:styleId="2">
+  <w:style w:type="paragraph" w:styleId="Heading1">
     <w:name w:val="heading 1"/>
-    <w:basedOn w:val="1"/>
-    <w:next w:val="1"/>
+    <w:basedOn w:val="Normal"/>
+    <w:next w:val="Normal"/>
     <w:qFormat/>
-    <w:uiPriority w:val="0"/>
     <w:pPr>
       <w:keepNext/>
       <w:keepLines/>
@@ -11274,13 +11130,12 @@
       <w:sz w:val="44"/>
     </w:rPr>
   </w:style>
-  <w:style w:type="paragraph" w:styleId="3">
+  <w:style w:type="paragraph" w:styleId="Heading2">
     <w:name w:val="heading 2"/>
-    <w:basedOn w:val="1"/>
-    <w:next w:val="1"/>
+    <w:basedOn w:val="Normal"/>
+    <w:next w:val="Normal"/>
     <w:unhideWhenUsed/>
     <w:qFormat/>
-    <w:uiPriority w:val="0"/>
     <w:pPr>
       <w:keepNext/>
       <w:keepLines/>
@@ -11293,19 +11148,18 @@
       <w:outlineLvl w:val="1"/>
     </w:pPr>
     <w:rPr>
-      <w:rFonts w:ascii="Arial" w:hAnsi="Arial" w:eastAsia="黑体"/>
+      <w:rFonts w:ascii="Arial" w:eastAsia="黑体" w:hAnsi="Arial"/>
       <w:b/>
       <w:sz w:val="32"/>
     </w:rPr>
   </w:style>
-  <w:style w:type="paragraph" w:styleId="4">
+  <w:style w:type="paragraph" w:styleId="Heading3">
     <w:name w:val="heading 3"/>
-    <w:basedOn w:val="1"/>
-    <w:next w:val="1"/>
+    <w:basedOn w:val="Normal"/>
+    <w:next w:val="Normal"/>
     <w:semiHidden/>
     <w:unhideWhenUsed/>
     <w:qFormat/>
-    <w:uiPriority w:val="0"/>
     <w:pPr>
       <w:keepNext/>
       <w:keepLines/>
@@ -11322,13 +11176,12 @@
       <w:sz w:val="32"/>
     </w:rPr>
   </w:style>
-  <w:style w:type="paragraph" w:styleId="5">
+  <w:style w:type="paragraph" w:styleId="Heading4">
     <w:name w:val="heading 4"/>
-    <w:basedOn w:val="1"/>
-    <w:next w:val="1"/>
+    <w:basedOn w:val="Normal"/>
+    <w:next w:val="Normal"/>
     <w:unhideWhenUsed/>
     <w:qFormat/>
-    <w:uiPriority w:val="0"/>
     <w:pPr>
       <w:keepNext/>
       <w:keepLines/>
@@ -11341,19 +11194,18 @@
       <w:outlineLvl w:val="3"/>
     </w:pPr>
     <w:rPr>
-      <w:rFonts w:ascii="Arial" w:hAnsi="Arial" w:eastAsia="黑体"/>
+      <w:rFonts w:ascii="Arial" w:eastAsia="黑体" w:hAnsi="Arial"/>
       <w:b/>
       <w:sz w:val="28"/>
     </w:rPr>
   </w:style>
-  <w:style w:type="paragraph" w:styleId="6">
+  <w:style w:type="paragraph" w:styleId="Heading5">
     <w:name w:val="heading 5"/>
-    <w:basedOn w:val="1"/>
-    <w:next w:val="1"/>
+    <w:basedOn w:val="Normal"/>
+    <w:next w:val="Normal"/>
     <w:semiHidden/>
     <w:unhideWhenUsed/>
     <w:qFormat/>
-    <w:uiPriority w:val="0"/>
     <w:pPr>
       <w:keepNext/>
       <w:keepLines/>
@@ -11370,14 +11222,13 @@
       <w:sz w:val="28"/>
     </w:rPr>
   </w:style>
-  <w:style w:type="paragraph" w:styleId="7">
+  <w:style w:type="paragraph" w:styleId="Heading6">
     <w:name w:val="heading 6"/>
-    <w:basedOn w:val="1"/>
-    <w:next w:val="1"/>
+    <w:basedOn w:val="Normal"/>
+    <w:next w:val="Normal"/>
     <w:semiHidden/>
     <w:unhideWhenUsed/>
     <w:qFormat/>
-    <w:uiPriority w:val="0"/>
     <w:pPr>
       <w:keepNext/>
       <w:keepLines/>
@@ -11390,19 +11241,18 @@
       <w:outlineLvl w:val="5"/>
     </w:pPr>
     <w:rPr>
-      <w:rFonts w:ascii="Arial" w:hAnsi="Arial" w:eastAsia="黑体"/>
+      <w:rFonts w:ascii="Arial" w:eastAsia="黑体" w:hAnsi="Arial"/>
       <w:b/>
       <w:sz w:val="24"/>
     </w:rPr>
   </w:style>
-  <w:style w:type="paragraph" w:styleId="8">
+  <w:style w:type="paragraph" w:styleId="Heading7">
     <w:name w:val="heading 7"/>
-    <w:basedOn w:val="1"/>
-    <w:next w:val="1"/>
+    <w:basedOn w:val="Normal"/>
+    <w:next w:val="Normal"/>
     <w:semiHidden/>
     <w:unhideWhenUsed/>
     <w:qFormat/>
-    <w:uiPriority w:val="0"/>
     <w:pPr>
       <w:keepNext/>
       <w:keepLines/>
@@ -11419,14 +11269,13 @@
       <w:sz w:val="24"/>
     </w:rPr>
   </w:style>
-  <w:style w:type="paragraph" w:styleId="9">
+  <w:style w:type="paragraph" w:styleId="Heading8">
     <w:name w:val="heading 8"/>
-    <w:basedOn w:val="1"/>
-    <w:next w:val="1"/>
+    <w:basedOn w:val="Normal"/>
+    <w:next w:val="Normal"/>
     <w:semiHidden/>
     <w:unhideWhenUsed/>
     <w:qFormat/>
-    <w:uiPriority w:val="0"/>
     <w:pPr>
       <w:keepNext/>
       <w:keepLines/>
@@ -11439,18 +11288,17 @@
       <w:outlineLvl w:val="7"/>
     </w:pPr>
     <w:rPr>
-      <w:rFonts w:ascii="Arial" w:hAnsi="Arial" w:eastAsia="黑体"/>
+      <w:rFonts w:ascii="Arial" w:eastAsia="黑体" w:hAnsi="Arial"/>
       <w:sz w:val="24"/>
     </w:rPr>
   </w:style>
-  <w:style w:type="paragraph" w:styleId="10">
+  <w:style w:type="paragraph" w:styleId="Heading9">
     <w:name w:val="heading 9"/>
-    <w:basedOn w:val="1"/>
-    <w:next w:val="1"/>
+    <w:basedOn w:val="Normal"/>
+    <w:next w:val="Normal"/>
     <w:semiHidden/>
     <w:unhideWhenUsed/>
     <w:qFormat/>
-    <w:uiPriority w:val="0"/>
     <w:pPr>
       <w:keepNext/>
       <w:keepLines/>
@@ -11463,21 +11311,19 @@
       <w:outlineLvl w:val="8"/>
     </w:pPr>
     <w:rPr>
-      <w:rFonts w:ascii="Arial" w:hAnsi="Arial" w:eastAsia="黑体"/>
+      <w:rFonts w:ascii="Arial" w:eastAsia="黑体" w:hAnsi="Arial"/>
       <w:sz w:val="21"/>
     </w:rPr>
   </w:style>
-  <w:style w:type="character" w:default="1" w:styleId="22">
+  <w:style w:type="character" w:default="1" w:styleId="DefaultParagraphFont">
     <w:name w:val="Default Paragraph Font"/>
     <w:semiHidden/>
     <w:qFormat/>
-    <w:uiPriority w:val="0"/>
   </w:style>
-  <w:style w:type="table" w:default="1" w:styleId="20">
+  <w:style w:type="table" w:default="1" w:styleId="TableNormal">
     <w:name w:val="Normal Table"/>
     <w:semiHidden/>
     <w:qFormat/>
-    <w:uiPriority w:val="0"/>
     <w:tblPr>
       <w:tblCellMar>
         <w:top w:w="0" w:type="dxa"/>
@@ -11487,43 +11333,39 @@
       </w:tblCellMar>
     </w:tblPr>
   </w:style>
-  <w:style w:type="paragraph" w:styleId="11">
+  <w:style w:type="paragraph" w:styleId="CommentText">
     <w:name w:val="annotation text"/>
-    <w:basedOn w:val="1"/>
+    <w:basedOn w:val="Normal"/>
     <w:qFormat/>
-    <w:uiPriority w:val="0"/>
     <w:pPr>
       <w:jc w:val="left"/>
     </w:pPr>
   </w:style>
-  <w:style w:type="paragraph" w:styleId="12">
+  <w:style w:type="paragraph" w:styleId="BodyText">
     <w:name w:val="Body Text"/>
-    <w:basedOn w:val="1"/>
+    <w:basedOn w:val="Normal"/>
     <w:semiHidden/>
     <w:qFormat/>
-    <w:uiPriority w:val="0"/>
     <w:rPr>
-      <w:rFonts w:ascii="Arial" w:hAnsi="Arial" w:eastAsia="Arial" w:cs="Arial"/>
+      <w:rFonts w:ascii="Arial" w:eastAsia="Arial" w:hAnsi="Arial" w:cs="Arial"/>
       <w:sz w:val="21"/>
       <w:szCs w:val="21"/>
       <w:lang w:val="en-US" w:eastAsia="en-US" w:bidi="ar-SA"/>
     </w:rPr>
   </w:style>
-  <w:style w:type="paragraph" w:styleId="13">
+  <w:style w:type="paragraph" w:styleId="TOC3">
     <w:name w:val="toc 3"/>
-    <w:basedOn w:val="1"/>
-    <w:next w:val="1"/>
+    <w:basedOn w:val="Normal"/>
+    <w:next w:val="Normal"/>
     <w:qFormat/>
-    <w:uiPriority w:val="0"/>
     <w:pPr>
       <w:ind w:left="840" w:leftChars="400"/>
     </w:pPr>
   </w:style>
-  <w:style w:type="paragraph" w:styleId="14">
+  <w:style w:type="paragraph" w:styleId="Footer">
     <w:name w:val="footer"/>
-    <w:basedOn w:val="1"/>
+    <w:basedOn w:val="Normal"/>
     <w:qFormat/>
-    <w:uiPriority w:val="0"/>
     <w:pPr>
       <w:tabs>
         <w:tab w:val="center" w:pos="4153"/>
@@ -11536,17 +11378,16 @@
       <w:sz w:val="18"/>
     </w:rPr>
   </w:style>
-  <w:style w:type="paragraph" w:styleId="15">
+  <w:style w:type="paragraph" w:styleId="Header">
     <w:name w:val="header"/>
-    <w:basedOn w:val="1"/>
+    <w:basedOn w:val="Normal"/>
     <w:qFormat/>
-    <w:uiPriority w:val="0"/>
     <w:pPr>
       <w:pBdr>
-        <w:top w:val="none" w:color="auto" w:sz="0" w:space="0"/>
-        <w:left w:val="none" w:color="auto" w:sz="0" w:space="0"/>
-        <w:bottom w:val="none" w:color="auto" w:sz="0" w:space="0"/>
-        <w:right w:val="none" w:color="auto" w:sz="0" w:space="0"/>
+        <w:top w:val="nil"/>
+        <w:left w:val="nil"/>
+        <w:bottom w:val="nil"/>
+        <w:right w:val="nil"/>
       </w:pBdr>
       <w:tabs>
         <w:tab w:val="center" w:pos="4153"/>
@@ -11561,41 +11402,37 @@
       <w:sz w:val="18"/>
     </w:rPr>
   </w:style>
-  <w:style w:type="paragraph" w:styleId="16">
+  <w:style w:type="paragraph" w:styleId="TOC1">
     <w:name w:val="toc 1"/>
-    <w:basedOn w:val="1"/>
-    <w:next w:val="1"/>
+    <w:basedOn w:val="Normal"/>
+    <w:next w:val="Normal"/>
     <w:qFormat/>
-    <w:uiPriority w:val="0"/>
     <w:rPr>
-      <w:rFonts w:ascii="Arial" w:hAnsi="Arial" w:eastAsia="Microsoft JhengHei"/>
+      <w:rFonts w:ascii="Arial" w:eastAsia="Microsoft JhengHei" w:hAnsi="Arial"/>
       <w:sz w:val="24"/>
     </w:rPr>
   </w:style>
-  <w:style w:type="paragraph" w:styleId="17">
+  <w:style w:type="paragraph" w:styleId="TOC2">
     <w:name w:val="toc 2"/>
-    <w:basedOn w:val="1"/>
-    <w:next w:val="1"/>
+    <w:basedOn w:val="Normal"/>
+    <w:next w:val="Normal"/>
     <w:qFormat/>
-    <w:uiPriority w:val="0"/>
     <w:pPr>
       <w:ind w:left="420" w:leftChars="200"/>
     </w:pPr>
   </w:style>
-  <w:style w:type="paragraph" w:styleId="18">
+  <w:style w:type="paragraph" w:styleId="NormalWeb">
     <w:name w:val="Normal (Web)"/>
-    <w:basedOn w:val="1"/>
+    <w:basedOn w:val="Normal"/>
     <w:qFormat/>
-    <w:uiPriority w:val="0"/>
     <w:rPr>
       <w:sz w:val="24"/>
     </w:rPr>
   </w:style>
-  <w:style w:type="paragraph" w:styleId="19">
+  <w:style w:type="paragraph" w:styleId="Title">
     <w:name w:val="Title"/>
-    <w:basedOn w:val="1"/>
+    <w:basedOn w:val="Normal"/>
     <w:qFormat/>
-    <w:uiPriority w:val="0"/>
     <w:pPr>
       <w:spacing w:before="240" w:beforeLines="0" w:beforeAutospacing="0" w:after="60" w:afterLines="0" w:afterAutospacing="0"/>
       <w:jc w:val="center"/>
@@ -11607,73 +11444,68 @@
       <w:sz w:val="32"/>
     </w:rPr>
   </w:style>
-  <w:style w:type="table" w:styleId="21">
+  <w:style w:type="table" w:styleId="TableGrid">
     <w:name w:val="Table Grid"/>
-    <w:basedOn w:val="20"/>
+    <w:basedOn w:val="TableNormal"/>
     <w:qFormat/>
-    <w:uiPriority w:val="0"/>
     <w:pPr>
       <w:widowControl w:val="0"/>
       <w:jc w:val="both"/>
     </w:pPr>
     <w:tblPr>
       <w:tblBorders>
-        <w:top w:val="single" w:color="auto" w:sz="4" w:space="0"/>
-        <w:left w:val="single" w:color="auto" w:sz="4" w:space="0"/>
-        <w:bottom w:val="single" w:color="auto" w:sz="4" w:space="0"/>
-        <w:right w:val="single" w:color="auto" w:sz="4" w:space="0"/>
-        <w:insideH w:val="single" w:color="auto" w:sz="4" w:space="0"/>
-        <w:insideV w:val="single" w:color="auto" w:sz="4" w:space="0"/>
+        <w:top w:val="single" w:sz="4" w:space="0" w:color="auto"/>
+        <w:left w:val="single" w:sz="4" w:space="0" w:color="auto"/>
+        <w:bottom w:val="single" w:sz="4" w:space="0" w:color="auto"/>
+        <w:right w:val="single" w:sz="4" w:space="0" w:color="auto"/>
+        <w:insideH w:val="single" w:sz="4" w:space="0" w:color="auto"/>
+        <w:insideV w:val="single" w:sz="4" w:space="0" w:color="auto"/>
       </w:tblBorders>
     </w:tblPr>
   </w:style>
-  <w:style w:type="character" w:styleId="23">
+  <w:style w:type="character" w:styleId="Strong">
     <w:name w:val="Strong"/>
-    <w:basedOn w:val="22"/>
+    <w:basedOn w:val="DefaultParagraphFont"/>
     <w:qFormat/>
-    <w:uiPriority w:val="0"/>
     <w:rPr>
       <w:b/>
     </w:rPr>
   </w:style>
-  <w:style w:type="paragraph" w:customStyle="1" w:styleId="24">
+  <w:style w:type="paragraph" w:customStyle="1" w:styleId="a">
     <w:name w:val="柴_公司名"/>
-    <w:basedOn w:val="19"/>
+    <w:basedOn w:val="Title"/>
     <w:qFormat/>
-    <w:uiPriority w:val="0"/>
     <w:pPr>
       <w:spacing w:after="600" w:afterLines="600"/>
     </w:pPr>
     <w:rPr>
-      <w:rFonts w:hint="eastAsia" w:ascii="宋体" w:hAnsi="宋体" w:eastAsia="宋体" w:cs="宋体"/>
+      <w:rFonts w:ascii="宋体" w:eastAsia="宋体" w:hAnsi="宋体" w:cs="宋体" w:hint="eastAsia"/>
       <w:bCs/>
       <w:spacing w:val="-6"/>
       <w:sz w:val="52"/>
       <w:szCs w:val="52"/>
     </w:rPr>
   </w:style>
-  <w:style w:type="paragraph" w:customStyle="1" w:styleId="25">
+  <w:style w:type="paragraph" w:customStyle="1" w:styleId="a0">
     <w:name w:val="柴_文档名"/>
-    <w:basedOn w:val="19"/>
+    <w:basedOn w:val="Title"/>
     <w:qFormat/>
-    <w:uiPriority w:val="0"/>
     <w:pPr>
       <w:spacing w:after="900" w:afterLines="900"/>
     </w:pPr>
     <w:rPr>
-      <w:rFonts w:ascii="黑体" w:hAnsi="黑体" w:eastAsia="黑体" w:cs="黑体"/>
+      <w:rFonts w:ascii="黑体" w:eastAsia="黑体" w:hAnsi="黑体" w:cs="黑体"/>
       <w:bCs/>
       <w:spacing w:val="-7"/>
       <w:sz w:val="52"/>
       <w:szCs w:val="52"/>
     </w:rPr>
   </w:style>
-  <w:style w:type="table" w:customStyle="1" w:styleId="26">
+  <w:style w:type="table" w:customStyle="1" w:styleId="TableNormal0">
     <w:name w:val="Table Normal_0"/>
     <w:semiHidden/>
     <w:unhideWhenUsed/>
     <w:qFormat/>
-    <w:uiPriority w:val="0"/>
     <w:tblPr>
       <w:tblCellMar>
         <w:top w:w="0" w:type="dxa"/>
@@ -11683,87 +11515,81 @@
       </w:tblCellMar>
     </w:tblPr>
   </w:style>
-  <w:style w:type="paragraph" w:customStyle="1" w:styleId="27">
+  <w:style w:type="paragraph" w:customStyle="1" w:styleId="TableText">
     <w:name w:val="Table Text"/>
-    <w:basedOn w:val="1"/>
+    <w:basedOn w:val="Normal"/>
     <w:semiHidden/>
     <w:qFormat/>
-    <w:uiPriority w:val="0"/>
     <w:rPr>
-      <w:rFonts w:ascii="宋体" w:hAnsi="宋体" w:eastAsia="宋体" w:cs="宋体"/>
+      <w:rFonts w:ascii="宋体" w:eastAsia="宋体" w:hAnsi="宋体" w:cs="宋体"/>
       <w:sz w:val="21"/>
       <w:szCs w:val="21"/>
       <w:lang w:val="en-US" w:eastAsia="en-US" w:bidi="ar-SA"/>
     </w:rPr>
   </w:style>
-  <w:style w:type="paragraph" w:customStyle="1" w:styleId="28">
+  <w:style w:type="paragraph" w:customStyle="1" w:styleId="1">
     <w:name w:val="柴_标题1"/>
-    <w:basedOn w:val="2"/>
-    <w:next w:val="29"/>
-    <w:link w:val="38"/>
+    <w:basedOn w:val="Heading1"/>
+    <w:next w:val="a1"/>
+    <w:link w:val="1Char"/>
     <w:qFormat/>
-    <w:uiPriority w:val="0"/>
     <w:pPr>
       <w:spacing w:before="100" w:after="90" w:line="360" w:lineRule="auto"/>
     </w:pPr>
     <w:rPr>
-      <w:rFonts w:ascii="Arial" w:hAnsi="Arial" w:eastAsia="宋体"/>
+      <w:rFonts w:ascii="Arial" w:eastAsia="宋体" w:hAnsi="Arial"/>
       <w:sz w:val="32"/>
     </w:rPr>
   </w:style>
-  <w:style w:type="paragraph" w:customStyle="1" w:styleId="29">
+  <w:style w:type="paragraph" w:customStyle="1" w:styleId="a1">
     <w:name w:val="柴_正文"/>
-    <w:basedOn w:val="12"/>
-    <w:link w:val="42"/>
+    <w:basedOn w:val="BodyText"/>
+    <w:link w:val="Char"/>
     <w:qFormat/>
-    <w:uiPriority w:val="0"/>
     <w:pPr>
       <w:spacing w:line="360" w:lineRule="auto"/>
       <w:ind w:firstLine="470" w:firstLineChars="200"/>
     </w:pPr>
     <w:rPr>
-      <w:rFonts w:ascii="Arial" w:hAnsi="Arial" w:eastAsia="宋体"/>
+      <w:rFonts w:ascii="Arial" w:eastAsia="宋体" w:hAnsi="Arial"/>
       <w:sz w:val="24"/>
       <w:lang w:eastAsia="zh-CN"/>
     </w:rPr>
   </w:style>
-  <w:style w:type="paragraph" w:customStyle="1" w:styleId="30">
+  <w:style w:type="paragraph" w:customStyle="1" w:styleId="2">
     <w:name w:val="柴_标题2"/>
-    <w:basedOn w:val="3"/>
-    <w:next w:val="29"/>
+    <w:basedOn w:val="Heading2"/>
+    <w:next w:val="a1"/>
     <w:qFormat/>
-    <w:uiPriority w:val="0"/>
     <w:pPr>
       <w:spacing w:line="360" w:lineRule="auto"/>
     </w:pPr>
     <w:rPr>
-      <w:rFonts w:ascii="Arial" w:hAnsi="Arial" w:eastAsia="宋体"/>
+      <w:rFonts w:ascii="Arial" w:eastAsia="宋体" w:hAnsi="Arial"/>
       <w:sz w:val="28"/>
     </w:rPr>
   </w:style>
-  <w:style w:type="paragraph" w:customStyle="1" w:styleId="31">
+  <w:style w:type="paragraph" w:customStyle="1" w:styleId="3">
     <w:name w:val="柴_标题3"/>
-    <w:basedOn w:val="4"/>
-    <w:next w:val="29"/>
+    <w:basedOn w:val="Heading3"/>
+    <w:next w:val="a1"/>
     <w:qFormat/>
-    <w:uiPriority w:val="0"/>
     <w:pPr>
       <w:spacing w:line="360" w:lineRule="auto"/>
       <w:ind w:left="0" w:firstLine="472" w:firstLineChars="200"/>
     </w:pPr>
     <w:rPr>
-      <w:rFonts w:ascii="宋体" w:hAnsi="宋体" w:eastAsia="宋体" w:cs="宋体"/>
+      <w:rFonts w:ascii="宋体" w:eastAsia="宋体" w:hAnsi="宋体" w:cs="宋体"/>
       <w:spacing w:val="-2"/>
       <w:sz w:val="24"/>
       <w:szCs w:val="24"/>
     </w:rPr>
   </w:style>
-  <w:style w:type="paragraph" w:customStyle="1" w:styleId="32">
+  <w:style w:type="paragraph" w:customStyle="1" w:styleId="a2">
     <w:name w:val="柴_目录"/>
-    <w:basedOn w:val="1"/>
-    <w:next w:val="12"/>
+    <w:basedOn w:val="Normal"/>
+    <w:next w:val="BodyText"/>
     <w:qFormat/>
-    <w:uiPriority w:val="0"/>
     <w:pPr>
       <w:tabs>
         <w:tab w:val="right" w:leader="dot" w:pos="8442"/>
@@ -11771,64 +11597,59 @@
       <w:ind w:left="0" w:leftChars="0"/>
     </w:pPr>
     <w:rPr>
-      <w:rFonts w:ascii="Arial" w:hAnsi="Arial" w:eastAsia="Microsoft JhengHei"/>
+      <w:rFonts w:ascii="Arial" w:eastAsia="Microsoft JhengHei" w:hAnsi="Arial"/>
       <w:sz w:val="24"/>
     </w:rPr>
   </w:style>
-  <w:style w:type="paragraph" w:customStyle="1" w:styleId="33">
+  <w:style w:type="paragraph" w:customStyle="1" w:styleId="WPSOffice1">
     <w:name w:val="WPSOffice手动目录 1"/>
     <w:qFormat/>
-    <w:uiPriority w:val="0"/>
     <w:pPr>
       <w:ind w:leftChars="0"/>
     </w:pPr>
     <w:rPr>
-      <w:rFonts w:ascii="Times New Roman" w:hAnsi="Times New Roman" w:eastAsia="宋体" w:cs="Times New Roman"/>
+      <w:rFonts w:ascii="Times New Roman" w:eastAsia="宋体" w:hAnsi="Times New Roman" w:cs="Times New Roman"/>
       <w:sz w:val="20"/>
       <w:szCs w:val="20"/>
     </w:rPr>
   </w:style>
-  <w:style w:type="paragraph" w:customStyle="1" w:styleId="34">
+  <w:style w:type="paragraph" w:customStyle="1" w:styleId="WPSOffice2">
     <w:name w:val="WPSOffice手动目录 2"/>
     <w:qFormat/>
-    <w:uiPriority w:val="0"/>
     <w:pPr>
       <w:ind w:leftChars="200"/>
     </w:pPr>
     <w:rPr>
-      <w:rFonts w:ascii="Times New Roman" w:hAnsi="Times New Roman" w:eastAsia="宋体" w:cs="Times New Roman"/>
+      <w:rFonts w:ascii="Times New Roman" w:eastAsia="宋体" w:hAnsi="Times New Roman" w:cs="Times New Roman"/>
       <w:sz w:val="20"/>
       <w:szCs w:val="20"/>
     </w:rPr>
   </w:style>
-  <w:style w:type="paragraph" w:customStyle="1" w:styleId="35">
+  <w:style w:type="paragraph" w:customStyle="1" w:styleId="WPSOffice3">
     <w:name w:val="WPSOffice手动目录 3"/>
     <w:qFormat/>
-    <w:uiPriority w:val="0"/>
     <w:pPr>
       <w:ind w:leftChars="400"/>
     </w:pPr>
     <w:rPr>
-      <w:rFonts w:ascii="Times New Roman" w:hAnsi="Times New Roman" w:eastAsia="宋体" w:cs="Times New Roman"/>
+      <w:rFonts w:ascii="Times New Roman" w:eastAsia="宋体" w:hAnsi="Times New Roman" w:cs="Times New Roman"/>
       <w:sz w:val="20"/>
       <w:szCs w:val="20"/>
     </w:rPr>
   </w:style>
-  <w:style w:type="paragraph" w:customStyle="1" w:styleId="36">
+  <w:style w:type="paragraph" w:customStyle="1" w:styleId="Compact">
     <w:name w:val="Compact"/>
-    <w:basedOn w:val="12"/>
+    <w:basedOn w:val="BodyText"/>
     <w:qFormat/>
-    <w:uiPriority w:val="0"/>
     <w:pPr>
       <w:spacing w:before="36" w:after="36"/>
     </w:pPr>
   </w:style>
-  <w:style w:type="table" w:customStyle="1" w:styleId="37">
+  <w:style w:type="table" w:customStyle="1" w:styleId="Table">
     <w:name w:val="Table"/>
     <w:semiHidden/>
     <w:unhideWhenUsed/>
     <w:qFormat/>
-    <w:uiPriority w:val="0"/>
     <w:tblPr>
       <w:tblCellMar>
         <w:top w:w="0" w:type="dxa"/>
@@ -11840,28 +11661,26 @@
     <w:tblStylePr w:type="firstRow">
       <w:tcPr>
         <w:tcBorders>
-          <w:bottom w:val="single" w:color="auto" w:sz="0" w:space="0"/>
+          <w:bottom w:val="single" w:sz="0" w:space="0" w:color="auto"/>
         </w:tcBorders>
         <w:vAlign w:val="bottom"/>
       </w:tcPr>
     </w:tblStylePr>
   </w:style>
-  <w:style w:type="character" w:customStyle="1" w:styleId="38">
+  <w:style w:type="character" w:customStyle="1" w:styleId="1Char">
     <w:name w:val="柴_标题1 Char"/>
-    <w:link w:val="28"/>
+    <w:link w:val="1"/>
     <w:qFormat/>
-    <w:uiPriority w:val="0"/>
     <w:rPr>
-      <w:rFonts w:ascii="Arial" w:hAnsi="Arial" w:eastAsia="宋体"/>
+      <w:rFonts w:ascii="Arial" w:eastAsia="宋体" w:hAnsi="Arial"/>
       <w:sz w:val="32"/>
     </w:rPr>
   </w:style>
-  <w:style w:type="table" w:customStyle="1" w:styleId="39">
+  <w:style w:type="table" w:customStyle="1" w:styleId="TableNormal1">
     <w:name w:val="Table Normal_1"/>
     <w:semiHidden/>
     <w:unhideWhenUsed/>
     <w:qFormat/>
-    <w:uiPriority w:val="0"/>
     <w:tblPr>
       <w:tblCellMar>
         <w:top w:w="0" w:type="dxa"/>
@@ -11871,11 +11690,10 @@
       </w:tblCellMar>
     </w:tblPr>
   </w:style>
-  <w:style w:type="paragraph" w:customStyle="1" w:styleId="40">
+  <w:style w:type="paragraph" w:customStyle="1" w:styleId="a3">
     <w:name w:val="柴_正文_无缩进"/>
-    <w:basedOn w:val="1"/>
+    <w:basedOn w:val="Normal"/>
     <w:qFormat/>
-    <w:uiPriority w:val="0"/>
     <w:pPr>
       <w:ind w:firstLine="0" w:firstLineChars="0"/>
     </w:pPr>
@@ -11885,31 +11703,29 @@
       <w:lang w:eastAsia="zh-CN"/>
     </w:rPr>
   </w:style>
-  <w:style w:type="paragraph" w:customStyle="1" w:styleId="41">
+  <w:style w:type="paragraph" w:customStyle="1" w:styleId="4">
     <w:name w:val="柴_标题4"/>
-    <w:basedOn w:val="5"/>
-    <w:next w:val="1"/>
+    <w:basedOn w:val="Heading4"/>
+    <w:next w:val="Normal"/>
     <w:qFormat/>
-    <w:uiPriority w:val="0"/>
     <w:pPr>
       <w:widowControl w:val="0"/>
       <w:spacing w:before="160" w:line="360" w:lineRule="auto"/>
-      <w:ind w:left="981" w:leftChars="300" w:hanging="862"/>
+      <w:ind w:left="981" w:hanging="862" w:leftChars="300"/>
     </w:pPr>
     <w:rPr>
-      <w:rFonts w:hint="eastAsia" w:ascii="Calibri" w:hAnsi="Calibri" w:eastAsia="宋体" w:cs="宋体"/>
+      <w:rFonts w:ascii="Calibri" w:eastAsia="宋体" w:hAnsi="Calibri" w:cs="宋体" w:hint="eastAsia"/>
       <w:sz w:val="24"/>
       <w:szCs w:val="24"/>
       <w:lang w:eastAsia="zh-CN" w:bidi="zh-CN"/>
     </w:rPr>
   </w:style>
-  <w:style w:type="character" w:customStyle="1" w:styleId="42">
+  <w:style w:type="character" w:customStyle="1" w:styleId="Char">
     <w:name w:val="柴_正文 Char"/>
-    <w:link w:val="29"/>
+    <w:link w:val="a1"/>
     <w:qFormat/>
-    <w:uiPriority w:val="0"/>
     <w:rPr>
-      <w:rFonts w:ascii="Arial" w:hAnsi="Arial" w:eastAsia="宋体"/>
+      <w:rFonts w:ascii="Arial" w:eastAsia="宋体" w:hAnsi="Arial"/>
       <w:sz w:val="24"/>
       <w:lang w:eastAsia="zh-CN"/>
     </w:rPr>

--- a/6-过程管理/运行记录类文件/JXTX-06-17-硬盘与Redis容量规划.docx
+++ b/6-过程管理/运行记录类文件/JXTX-06-17-硬盘与Redis容量规划.docx
@@ -1,11 +1,10 @@
 
 <file path=word/document.xml><?xml version="1.0" encoding="utf-8"?>
-<w:document xmlns:wpc="http://schemas.microsoft.com/office/word/2010/wordprocessingCanvas" xmlns:mc="http://schemas.openxmlformats.org/markup-compatibility/2006" xmlns:o="urn:schemas-microsoft-com:office:office" xmlns:r="http://schemas.openxmlformats.org/officeDocument/2006/relationships" xmlns:m="http://schemas.openxmlformats.org/officeDocument/2006/math" xmlns:v="urn:schemas-microsoft-com:vml" xmlns:wp14="http://schemas.microsoft.com/office/word/2010/wordprocessingDrawing" xmlns:wp="http://schemas.openxmlformats.org/drawingml/2006/wordprocessingDrawing" xmlns:w10="urn:schemas-microsoft-com:office:word" xmlns:w="http://schemas.openxmlformats.org/wordprocessingml/2006/main" xmlns:w14="http://schemas.microsoft.com/office/word/2010/wordml" xmlns:w15="http://schemas.microsoft.com/office/word/2012/wordml" xmlns:wne="http://schemas.microsoft.com/office/word/2006/wordml" xmlns:wpg="http://schemas.microsoft.com/office/word/2010/wordprocessingGroup" xmlns:wpi="http://schemas.microsoft.com/office/word/2010/wordprocessingInk" xmlns:wps="http://schemas.microsoft.com/office/word/2010/wordprocessingShape" mc:Ignorable="w14 w15 wp14">
-  <!-- Generated by Aspose.Words for .NET 13.3.0.1 -->
+<w:document xmlns:wpc="http://schemas.microsoft.com/office/word/2010/wordprocessingCanvas" xmlns:mc="http://schemas.openxmlformats.org/markup-compatibility/2006" xmlns:o="urn:schemas-microsoft-com:office:office" xmlns:r="http://schemas.openxmlformats.org/officeDocument/2006/relationships" xmlns:m="http://schemas.openxmlformats.org/officeDocument/2006/math" xmlns:v="urn:schemas-microsoft-com:vml" xmlns:wp14="http://schemas.microsoft.com/office/word/2010/wordprocessingDrawing" xmlns:wp="http://schemas.openxmlformats.org/drawingml/2006/wordprocessingDrawing" xmlns:w="http://schemas.openxmlformats.org/wordprocessingml/2006/main" xmlns:w14="http://schemas.microsoft.com/office/word/2010/wordml" xmlns:w10="urn:schemas-microsoft-com:office:word" xmlns:w15="http://schemas.microsoft.com/office/word/2012/wordml" xmlns:wpg="http://schemas.microsoft.com/office/word/2010/wordprocessingGroup" xmlns:wpi="http://schemas.microsoft.com/office/word/2010/wordprocessingInk" xmlns:wne="http://schemas.microsoft.com/office/word/2006/wordml" xmlns:wps="http://schemas.microsoft.com/office/word/2010/wordprocessingShape" xmlns:wpsCustomData="http://www.wps.cn/officeDocument/2013/wpsCustomData" mc:Ignorable="w14 w15 wp14">
   <w:body>
     <w:p>
       <w:pPr>
-        <w:pStyle w:val="a"/>
+        <w:pStyle w:val="24"/>
         <w:keepNext w:val="0"/>
         <w:keepLines w:val="0"/>
         <w:pageBreakBefore w:val="0"/>
@@ -22,10 +21,10 @@
         <w:spacing w:before="3120" w:beforeLines="1000"/>
         <w:textAlignment w:val="baseline"/>
       </w:pPr>
-      <w:bookmarkStart w:id="0" w:name="_Toc27446"/>
+      <w:bookmarkStart w:id="0" w:name="_Toc16736"/>
       <w:r>
         <w:drawing>
-          <wp:anchor distT="0" distB="0" distL="114300" distR="114300" simplePos="0" relativeHeight="251660288" behindDoc="1" locked="0" layoutInCell="1" allowOverlap="1">
+          <wp:anchor distT="0" distB="0" distL="114300" distR="114300" simplePos="0" relativeHeight="251661312" behindDoc="1" locked="0" layoutInCell="1" allowOverlap="1">
             <wp:simplePos x="0" y="0"/>
             <wp:positionH relativeFrom="column">
               <wp:posOffset>-19050</wp:posOffset>
@@ -50,7 +49,7 @@
                     </pic:cNvPicPr>
                   </pic:nvPicPr>
                   <pic:blipFill>
-                    <a:blip xmlns:r="http://schemas.openxmlformats.org/officeDocument/2006/relationships" r:embed="rId4"/>
+                    <a:blip r:embed="rId7"/>
                     <a:stretch>
                       <a:fillRect/>
                     </a:stretch>
@@ -76,7 +75,7 @@
       </w:r>
       <w:r>
         <w:drawing>
-          <wp:anchor distT="0" distB="0" distL="114300" distR="114300" simplePos="0" relativeHeight="251659264" behindDoc="1" locked="0" layoutInCell="1" allowOverlap="1">
+          <wp:anchor distT="0" distB="0" distL="114300" distR="114300" simplePos="0" relativeHeight="251660288" behindDoc="1" locked="0" layoutInCell="1" allowOverlap="1">
             <wp:simplePos x="0" y="0"/>
             <wp:positionH relativeFrom="column">
               <wp:posOffset>0</wp:posOffset>
@@ -101,7 +100,7 @@
                     </pic:cNvPicPr>
                   </pic:nvPicPr>
                   <pic:blipFill>
-                    <a:blip xmlns:r="http://schemas.openxmlformats.org/officeDocument/2006/relationships" r:embed="rId5"/>
+                    <a:blip r:embed="rId8"/>
                     <a:stretch>
                       <a:fillRect/>
                     </a:stretch>
@@ -131,7 +130,7 @@
           <w:lang w:val="en-US" w:eastAsia="zh-CN"/>
         </w:rPr>
         <w:drawing>
-          <wp:anchor distT="0" distB="0" distL="114300" distR="114300" simplePos="0" relativeHeight="251658240" behindDoc="1" locked="0" layoutInCell="1" allowOverlap="1">
+          <wp:anchor distT="0" distB="0" distL="114300" distR="114300" simplePos="0" relativeHeight="251659264" behindDoc="1" locked="0" layoutInCell="1" allowOverlap="1">
             <wp:simplePos x="0" y="0"/>
             <wp:positionH relativeFrom="column">
               <wp:posOffset>635</wp:posOffset>
@@ -156,7 +155,7 @@
                     </pic:cNvPicPr>
                   </pic:nvPicPr>
                   <pic:blipFill>
-                    <a:blip xmlns:r="http://schemas.openxmlformats.org/officeDocument/2006/relationships" r:embed="rId6">
+                    <a:blip r:embed="rId9">
                       <a:alphaModFix amt="58000"/>
                       <a:lum contrast="-52000"/>
                     </a:blip>
@@ -190,7 +189,7 @@
     </w:p>
     <w:p>
       <w:pPr>
-        <w:pStyle w:val="a0"/>
+        <w:pStyle w:val="25"/>
         <w:keepNext w:val="0"/>
         <w:keepLines w:val="0"/>
         <w:pageBreakBefore w:val="0"/>
@@ -211,6 +210,7 @@
           <w:lang w:val="en-US" w:eastAsia="zh-CN"/>
         </w:rPr>
       </w:pPr>
+      <w:bookmarkStart w:id="1" w:name="_Toc8547"/>
       <w:r>
         <w:rPr>
           <w:rFonts w:hint="eastAsia"/>
@@ -218,6 +218,7 @@
         </w:rPr>
         <w:t>硬盘与Redis容量规划</w:t>
       </w:r>
+      <w:bookmarkEnd w:id="1"/>
     </w:p>
     <w:p>
       <w:pPr>
@@ -235,11 +236,11 @@
         <w:adjustRightInd w:val="0"/>
         <w:snapToGrid w:val="0"/>
         <w:spacing w:after="624" w:afterLines="200" w:line="219" w:lineRule="auto"/>
-        <w:ind w:left="0" w:right="0" w:firstLine="0" w:leftChars="0" w:rightChars="0" w:firstLineChars="0"/>
+        <w:ind w:left="0" w:leftChars="0" w:right="0" w:rightChars="0" w:firstLine="0" w:firstLineChars="0"/>
         <w:jc w:val="center"/>
         <w:textAlignment w:val="baseline"/>
         <w:rPr>
-          <w:rFonts w:ascii="宋体" w:eastAsia="宋体" w:hAnsi="宋体" w:cs="宋体" w:hint="default"/>
+          <w:rFonts w:hint="default" w:ascii="宋体" w:hAnsi="宋体" w:eastAsia="宋体" w:cs="宋体"/>
           <w:sz w:val="24"/>
           <w:szCs w:val="24"/>
           <w:lang w:val="en-US" w:eastAsia="zh-CN"/>
@@ -247,7 +248,7 @@
       </w:pPr>
       <w:r>
         <w:rPr>
-          <w:rFonts w:ascii="宋体" w:eastAsia="宋体" w:hAnsi="宋体" w:cs="宋体"/>
+          <w:rFonts w:ascii="宋体" w:hAnsi="宋体" w:eastAsia="宋体" w:cs="宋体"/>
           <w:b/>
           <w:bCs/>
           <w:spacing w:val="-3"/>
@@ -258,7 +259,7 @@
       </w:r>
       <w:r>
         <w:rPr>
-          <w:rFonts w:ascii="宋体" w:eastAsia="宋体" w:hAnsi="宋体" w:cs="宋体" w:hint="eastAsia"/>
+          <w:rFonts w:hint="eastAsia" w:ascii="宋体" w:hAnsi="宋体" w:eastAsia="宋体" w:cs="宋体"/>
           <w:b/>
           <w:bCs/>
           <w:spacing w:val="-3"/>
@@ -270,7 +271,7 @@
       </w:r>
       <w:r>
         <w:rPr>
-          <w:rFonts w:ascii="宋体" w:eastAsia="宋体" w:hAnsi="宋体" w:cs="宋体"/>
+          <w:rFonts w:ascii="宋体" w:hAnsi="宋体" w:eastAsia="宋体" w:cs="宋体"/>
           <w:b/>
           <w:bCs/>
           <w:spacing w:val="-3"/>
@@ -281,7 +282,7 @@
       </w:r>
       <w:r>
         <w:rPr>
-          <w:rFonts w:ascii="宋体" w:hAnsi="宋体" w:cs="宋体" w:hint="eastAsia"/>
+          <w:rFonts w:hint="eastAsia" w:ascii="宋体" w:hAnsi="宋体" w:cs="宋体"/>
           <w:b/>
           <w:bCs/>
           <w:spacing w:val="-3"/>
@@ -293,7 +294,7 @@
       </w:r>
       <w:r>
         <w:rPr>
-          <w:rFonts w:ascii="宋体" w:eastAsia="宋体" w:hAnsi="宋体" w:cs="宋体"/>
+          <w:rFonts w:ascii="宋体" w:hAnsi="宋体" w:eastAsia="宋体" w:cs="宋体"/>
           <w:b/>
           <w:bCs/>
           <w:spacing w:val="-3"/>
@@ -304,7 +305,7 @@
       </w:r>
       <w:r>
         <w:rPr>
-          <w:rFonts w:ascii="宋体" w:hAnsi="宋体" w:cs="宋体" w:hint="eastAsia"/>
+          <w:rFonts w:hint="eastAsia" w:ascii="宋体" w:hAnsi="宋体" w:cs="宋体"/>
           <w:b/>
           <w:bCs/>
           <w:spacing w:val="-3"/>
@@ -314,22 +315,21 @@
         </w:rPr>
         <w:t>17</w:t>
       </w:r>
-      <w:bookmarkStart w:id="1" w:name="_GoBack"/>
-      <w:bookmarkEnd w:id="1"/>
     </w:p>
     <w:tbl>
       <w:tblPr>
-        <w:tblStyle w:val="TableGrid"/>
+        <w:tblStyle w:val="21"/>
         <w:tblW w:w="0" w:type="auto"/>
         <w:jc w:val="center"/>
         <w:tblBorders>
-          <w:top w:val="nil"/>
-          <w:left w:val="nil"/>
-          <w:bottom w:val="nil"/>
-          <w:right w:val="nil"/>
-          <w:insideH w:val="nil"/>
-          <w:insideV w:val="nil"/>
+          <w:top w:val="none" w:color="auto" w:sz="0" w:space="0"/>
+          <w:left w:val="none" w:color="auto" w:sz="0" w:space="0"/>
+          <w:bottom w:val="none" w:color="auto" w:sz="0" w:space="0"/>
+          <w:right w:val="none" w:color="auto" w:sz="0" w:space="0"/>
+          <w:insideH w:val="none" w:color="auto" w:sz="0" w:space="0"/>
+          <w:insideV w:val="none" w:color="auto" w:sz="0" w:space="0"/>
         </w:tblBorders>
+        <w:tblLayout w:type="autofit"/>
         <w:tblCellMar>
           <w:top w:w="0" w:type="dxa"/>
           <w:left w:w="108" w:type="dxa"/>
@@ -343,15 +343,13 @@
       </w:tblGrid>
       <w:tr>
         <w:tblPrEx>
-          <w:tblW w:w="0" w:type="auto"/>
-          <w:jc w:val="center"/>
           <w:tblBorders>
-            <w:top w:val="nil"/>
-            <w:left w:val="nil"/>
-            <w:bottom w:val="nil"/>
-            <w:right w:val="nil"/>
-            <w:insideH w:val="nil"/>
-            <w:insideV w:val="nil"/>
+            <w:top w:val="none" w:color="auto" w:sz="0" w:space="0"/>
+            <w:left w:val="none" w:color="auto" w:sz="0" w:space="0"/>
+            <w:bottom w:val="none" w:color="auto" w:sz="0" w:space="0"/>
+            <w:right w:val="none" w:color="auto" w:sz="0" w:space="0"/>
+            <w:insideH w:val="none" w:color="auto" w:sz="0" w:space="0"/>
+            <w:insideV w:val="none" w:color="auto" w:sz="0" w:space="0"/>
           </w:tblBorders>
           <w:tblCellMar>
             <w:top w:w="0" w:type="dxa"/>
@@ -361,7 +359,7 @@
           </w:tblCellMar>
         </w:tblPrEx>
         <w:trPr>
-          <w:trHeight w:val="810"/>
+          <w:trHeight w:val="810" w:hRule="atLeast"/>
           <w:jc w:val="center"/>
         </w:trPr>
         <w:tc>
@@ -400,7 +398,7 @@
             </w:r>
             <w:r>
               <w:rPr>
-                <w:rFonts w:asciiTheme="minorAscii" w:eastAsiaTheme="minorEastAsia" w:hAnsiTheme="minorAscii" w:hint="default"/>
+                <w:rFonts w:hint="default" w:asciiTheme="minorAscii" w:hAnsiTheme="minorAscii" w:eastAsiaTheme="minorEastAsia"/>
                 <w:spacing w:val="227"/>
                 <w:sz w:val="21"/>
                 <w:vertAlign w:val="baseline"/>
@@ -455,7 +453,7 @@
             </w:r>
             <w:r>
               <w:rPr>
-                <w:rFonts w:asciiTheme="minorAscii" w:eastAsiaTheme="minorEastAsia" w:hAnsiTheme="minorAscii" w:hint="eastAsia"/>
+                <w:rFonts w:hint="eastAsia" w:asciiTheme="minorAscii" w:hAnsiTheme="minorAscii" w:eastAsiaTheme="minorEastAsia"/>
                 <w:spacing w:val="227"/>
                 <w:sz w:val="21"/>
                 <w:vertAlign w:val="baseline"/>
@@ -477,8 +475,14 @@
       </w:tr>
       <w:tr>
         <w:tblPrEx>
-          <w:tblW w:w="0" w:type="auto"/>
-          <w:jc w:val="center"/>
+          <w:tblBorders>
+            <w:top w:val="none" w:color="auto" w:sz="0" w:space="0"/>
+            <w:left w:val="none" w:color="auto" w:sz="0" w:space="0"/>
+            <w:bottom w:val="none" w:color="auto" w:sz="0" w:space="0"/>
+            <w:right w:val="none" w:color="auto" w:sz="0" w:space="0"/>
+            <w:insideH w:val="none" w:color="auto" w:sz="0" w:space="0"/>
+            <w:insideV w:val="none" w:color="auto" w:sz="0" w:space="0"/>
+          </w:tblBorders>
           <w:tblCellMar>
             <w:top w:w="0" w:type="dxa"/>
             <w:left w:w="108" w:type="dxa"/>
@@ -487,7 +491,7 @@
           </w:tblCellMar>
         </w:tblPrEx>
         <w:trPr>
-          <w:trHeight w:val="810"/>
+          <w:trHeight w:val="810" w:hRule="atLeast"/>
           <w:jc w:val="center"/>
         </w:trPr>
         <w:tc>
@@ -512,7 +516,7 @@
               <w:snapToGrid w:val="0"/>
               <w:textAlignment w:val="baseline"/>
               <w:rPr>
-                <w:rFonts w:ascii="Arial" w:eastAsia="Arial" w:hAnsi="Arial" w:cs="Arial" w:hint="default"/>
+                <w:rFonts w:hint="default" w:ascii="Arial" w:hAnsi="Arial" w:eastAsia="Arial" w:cs="Arial"/>
                 <w:snapToGrid w:val="0"/>
                 <w:color w:val="000000"/>
                 <w:kern w:val="0"/>
@@ -544,7 +548,7 @@
             </w:r>
             <w:r>
               <w:rPr>
-                <w:rFonts w:asciiTheme="minorAscii" w:eastAsiaTheme="minorEastAsia" w:hAnsiTheme="minorAscii" w:hint="default"/>
+                <w:rFonts w:hint="default" w:asciiTheme="minorAscii" w:hAnsiTheme="minorAscii" w:eastAsiaTheme="minorEastAsia"/>
                 <w:spacing w:val="227"/>
                 <w:sz w:val="21"/>
                 <w:vertAlign w:val="baseline"/>
@@ -598,7 +602,7 @@
               <w:snapToGrid w:val="0"/>
               <w:textAlignment w:val="baseline"/>
               <w:rPr>
-                <w:rFonts w:ascii="Arial" w:eastAsia="Arial" w:hAnsi="Arial" w:cs="Arial" w:hint="default"/>
+                <w:rFonts w:hint="default" w:ascii="Arial" w:hAnsi="Arial" w:eastAsia="Arial" w:cs="Arial"/>
                 <w:snapToGrid w:val="0"/>
                 <w:color w:val="000000"/>
                 <w:kern w:val="0"/>
@@ -618,7 +622,7 @@
             </w:r>
             <w:r>
               <w:rPr>
-                <w:rFonts w:asciiTheme="minorAscii" w:eastAsiaTheme="minorEastAsia" w:hAnsiTheme="minorAscii" w:hint="eastAsia"/>
+                <w:rFonts w:hint="eastAsia" w:asciiTheme="minorAscii" w:hAnsiTheme="minorAscii" w:eastAsiaTheme="minorEastAsia"/>
                 <w:spacing w:val="227"/>
                 <w:sz w:val="21"/>
                 <w:vertAlign w:val="baseline"/>
@@ -640,8 +644,14 @@
       </w:tr>
       <w:tr>
         <w:tblPrEx>
-          <w:tblW w:w="0" w:type="auto"/>
-          <w:jc w:val="center"/>
+          <w:tblBorders>
+            <w:top w:val="none" w:color="auto" w:sz="0" w:space="0"/>
+            <w:left w:val="none" w:color="auto" w:sz="0" w:space="0"/>
+            <w:bottom w:val="none" w:color="auto" w:sz="0" w:space="0"/>
+            <w:right w:val="none" w:color="auto" w:sz="0" w:space="0"/>
+            <w:insideH w:val="none" w:color="auto" w:sz="0" w:space="0"/>
+            <w:insideV w:val="none" w:color="auto" w:sz="0" w:space="0"/>
+          </w:tblBorders>
           <w:tblCellMar>
             <w:top w:w="0" w:type="dxa"/>
             <w:left w:w="108" w:type="dxa"/>
@@ -650,7 +660,7 @@
           </w:tblCellMar>
         </w:tblPrEx>
         <w:trPr>
-          <w:trHeight w:val="635"/>
+          <w:trHeight w:val="635" w:hRule="atLeast"/>
           <w:jc w:val="center"/>
         </w:trPr>
         <w:tc>
@@ -701,7 +711,7 @@
             </w:r>
             <w:r>
               <w:rPr>
-                <w:rFonts w:asciiTheme="minorAscii" w:eastAsiaTheme="minorEastAsia" w:hAnsiTheme="minorAscii" w:hint="eastAsia"/>
+                <w:rFonts w:hint="eastAsia" w:asciiTheme="minorAscii" w:hAnsiTheme="minorAscii" w:eastAsiaTheme="minorEastAsia"/>
                 <w:spacing w:val="227"/>
                 <w:sz w:val="21"/>
                 <w:vertAlign w:val="baseline"/>
@@ -755,7 +765,7 @@
             </w:r>
             <w:r>
               <w:rPr>
-                <w:rFonts w:asciiTheme="minorAscii" w:eastAsiaTheme="minorEastAsia" w:hAnsiTheme="minorAscii" w:hint="eastAsia"/>
+                <w:rFonts w:hint="eastAsia" w:asciiTheme="minorAscii" w:hAnsiTheme="minorAscii" w:eastAsiaTheme="minorEastAsia"/>
                 <w:spacing w:val="227"/>
                 <w:sz w:val="21"/>
                 <w:vertAlign w:val="baseline"/>
@@ -816,14 +826,14 @@
         <w:ind w:left="3634"/>
         <w:textAlignment w:val="baseline"/>
         <w:rPr>
-          <w:rFonts w:ascii="宋体" w:eastAsia="宋体" w:hAnsi="宋体" w:cs="宋体"/>
+          <w:rFonts w:ascii="宋体" w:hAnsi="宋体" w:eastAsia="宋体" w:cs="宋体"/>
           <w:sz w:val="31"/>
           <w:szCs w:val="31"/>
         </w:rPr>
       </w:pPr>
       <w:r>
         <w:rPr>
-          <w:rFonts w:ascii="宋体" w:eastAsia="宋体" w:hAnsi="宋体" w:cs="宋体"/>
+          <w:rFonts w:ascii="宋体" w:hAnsi="宋体" w:eastAsia="宋体" w:cs="宋体"/>
           <w:b/>
           <w:bCs/>
           <w:spacing w:val="4"/>
@@ -835,16 +845,16 @@
     </w:p>
     <w:tbl>
       <w:tblPr>
-        <w:tblStyle w:val="TableNormal0"/>
+        <w:tblStyle w:val="26"/>
         <w:tblW w:w="8214" w:type="dxa"/>
         <w:jc w:val="center"/>
         <w:tblBorders>
-          <w:top w:val="single" w:sz="2" w:space="0" w:color="000000"/>
-          <w:left w:val="single" w:sz="2" w:space="0" w:color="000000"/>
-          <w:bottom w:val="single" w:sz="2" w:space="0" w:color="000000"/>
-          <w:right w:val="single" w:sz="2" w:space="0" w:color="000000"/>
-          <w:insideH w:val="single" w:sz="2" w:space="0" w:color="000000"/>
-          <w:insideV w:val="single" w:sz="2" w:space="0" w:color="000000"/>
+          <w:top w:val="single" w:color="000000" w:sz="2" w:space="0"/>
+          <w:left w:val="single" w:color="000000" w:sz="2" w:space="0"/>
+          <w:bottom w:val="single" w:color="000000" w:sz="2" w:space="0"/>
+          <w:right w:val="single" w:color="000000" w:sz="2" w:space="0"/>
+          <w:insideH w:val="single" w:color="000000" w:sz="2" w:space="0"/>
+          <w:insideV w:val="single" w:color="000000" w:sz="2" w:space="0"/>
         </w:tblBorders>
         <w:tblLayout w:type="fixed"/>
         <w:tblCellMar>
@@ -864,17 +874,14 @@
       </w:tblGrid>
       <w:tr>
         <w:tblPrEx>
-          <w:tblW w:w="8214" w:type="dxa"/>
-          <w:jc w:val="center"/>
           <w:tblBorders>
-            <w:top w:val="single" w:sz="2" w:space="0" w:color="000000"/>
-            <w:left w:val="single" w:sz="2" w:space="0" w:color="000000"/>
-            <w:bottom w:val="single" w:sz="2" w:space="0" w:color="000000"/>
-            <w:right w:val="single" w:sz="2" w:space="0" w:color="000000"/>
-            <w:insideH w:val="single" w:sz="2" w:space="0" w:color="000000"/>
-            <w:insideV w:val="single" w:sz="2" w:space="0" w:color="000000"/>
+            <w:top w:val="single" w:color="000000" w:sz="2" w:space="0"/>
+            <w:left w:val="single" w:color="000000" w:sz="2" w:space="0"/>
+            <w:bottom w:val="single" w:color="000000" w:sz="2" w:space="0"/>
+            <w:right w:val="single" w:color="000000" w:sz="2" w:space="0"/>
+            <w:insideH w:val="single" w:color="000000" w:sz="2" w:space="0"/>
+            <w:insideV w:val="single" w:color="000000" w:sz="2" w:space="0"/>
           </w:tblBorders>
-          <w:tblLayout w:type="fixed"/>
           <w:tblCellMar>
             <w:top w:w="0" w:type="dxa"/>
             <w:left w:w="0" w:type="dxa"/>
@@ -883,7 +890,7 @@
           </w:tblCellMar>
         </w:tblPrEx>
         <w:trPr>
-          <w:trHeight w:val="593"/>
+          <w:trHeight w:val="593" w:hRule="atLeast"/>
           <w:jc w:val="center"/>
         </w:trPr>
         <w:tc>
@@ -906,18 +913,18 @@
               <w:adjustRightInd w:val="0"/>
               <w:snapToGrid w:val="0"/>
               <w:spacing w:before="176" w:line="228" w:lineRule="auto"/>
-              <w:ind w:left="0" w:right="0" w:firstLine="0" w:leftChars="0" w:rightChars="0" w:firstLineChars="0"/>
+              <w:ind w:left="0" w:leftChars="0" w:right="0" w:rightChars="0" w:firstLine="0" w:firstLineChars="0"/>
               <w:jc w:val="center"/>
               <w:textAlignment w:val="baseline"/>
               <w:rPr>
-                <w:rFonts w:ascii="宋体" w:eastAsia="宋体" w:hAnsi="宋体" w:cs="宋体"/>
+                <w:rFonts w:ascii="宋体" w:hAnsi="宋体" w:eastAsia="宋体" w:cs="宋体"/>
                 <w:sz w:val="20"/>
                 <w:szCs w:val="20"/>
               </w:rPr>
             </w:pPr>
             <w:r>
               <w:rPr>
-                <w:rFonts w:ascii="宋体" w:hAnsi="宋体" w:cs="宋体" w:hint="eastAsia"/>
+                <w:rFonts w:hint="eastAsia" w:ascii="宋体" w:hAnsi="宋体" w:cs="宋体"/>
                 <w:spacing w:val="-14"/>
                 <w:sz w:val="20"/>
                 <w:szCs w:val="20"/>
@@ -927,7 +934,7 @@
             </w:r>
             <w:r>
               <w:rPr>
-                <w:rFonts w:ascii="宋体" w:eastAsia="宋体" w:hAnsi="宋体" w:cs="宋体"/>
+                <w:rFonts w:ascii="宋体" w:hAnsi="宋体" w:eastAsia="宋体" w:cs="宋体"/>
                 <w:spacing w:val="-14"/>
                 <w:sz w:val="20"/>
                 <w:szCs w:val="20"/>
@@ -956,18 +963,18 @@
               <w:adjustRightInd w:val="0"/>
               <w:snapToGrid w:val="0"/>
               <w:spacing w:before="175" w:line="227" w:lineRule="auto"/>
-              <w:ind w:left="0" w:right="0" w:firstLine="0" w:leftChars="0" w:rightChars="0" w:firstLineChars="0"/>
+              <w:ind w:left="0" w:leftChars="0" w:right="0" w:rightChars="0" w:firstLine="0" w:firstLineChars="0"/>
               <w:jc w:val="center"/>
               <w:textAlignment w:val="baseline"/>
               <w:rPr>
-                <w:rFonts w:ascii="宋体" w:eastAsia="宋体" w:hAnsi="宋体" w:cs="宋体"/>
+                <w:rFonts w:ascii="宋体" w:hAnsi="宋体" w:eastAsia="宋体" w:cs="宋体"/>
                 <w:sz w:val="20"/>
                 <w:szCs w:val="20"/>
               </w:rPr>
             </w:pPr>
             <w:r>
               <w:rPr>
-                <w:rFonts w:ascii="宋体" w:eastAsia="宋体" w:hAnsi="宋体" w:cs="宋体"/>
+                <w:rFonts w:ascii="宋体" w:hAnsi="宋体" w:eastAsia="宋体" w:cs="宋体"/>
                 <w:spacing w:val="4"/>
                 <w:sz w:val="20"/>
                 <w:szCs w:val="20"/>
@@ -996,18 +1003,18 @@
               <w:adjustRightInd w:val="0"/>
               <w:snapToGrid w:val="0"/>
               <w:spacing w:before="175" w:line="228" w:lineRule="auto"/>
-              <w:ind w:left="0" w:right="0" w:firstLine="0" w:leftChars="0" w:rightChars="0" w:firstLineChars="0"/>
+              <w:ind w:left="0" w:leftChars="0" w:right="0" w:rightChars="0" w:firstLine="0" w:firstLineChars="0"/>
               <w:jc w:val="center"/>
               <w:textAlignment w:val="baseline"/>
               <w:rPr>
-                <w:rFonts w:ascii="宋体" w:eastAsia="宋体" w:hAnsi="宋体" w:cs="宋体"/>
+                <w:rFonts w:ascii="宋体" w:hAnsi="宋体" w:eastAsia="宋体" w:cs="宋体"/>
                 <w:sz w:val="20"/>
                 <w:szCs w:val="20"/>
               </w:rPr>
             </w:pPr>
             <w:r>
               <w:rPr>
-                <w:rFonts w:ascii="宋体" w:eastAsia="宋体" w:hAnsi="宋体" w:cs="宋体"/>
+                <w:rFonts w:ascii="宋体" w:hAnsi="宋体" w:eastAsia="宋体" w:cs="宋体"/>
                 <w:spacing w:val="7"/>
                 <w:sz w:val="20"/>
                 <w:szCs w:val="20"/>
@@ -1036,11 +1043,11 @@
               <w:adjustRightInd w:val="0"/>
               <w:snapToGrid w:val="0"/>
               <w:spacing w:before="175" w:line="228" w:lineRule="auto"/>
-              <w:ind w:left="0" w:right="0" w:firstLine="0" w:leftChars="0" w:rightChars="0" w:firstLineChars="0"/>
+              <w:ind w:left="0" w:leftChars="0" w:right="0" w:rightChars="0" w:firstLine="0" w:firstLineChars="0"/>
               <w:jc w:val="center"/>
               <w:textAlignment w:val="baseline"/>
               <w:rPr>
-                <w:rFonts w:ascii="宋体" w:eastAsia="宋体" w:hAnsi="宋体" w:cs="宋体" w:hint="eastAsia"/>
+                <w:rFonts w:hint="eastAsia" w:ascii="宋体" w:hAnsi="宋体" w:eastAsia="宋体" w:cs="宋体"/>
                 <w:spacing w:val="7"/>
                 <w:sz w:val="20"/>
                 <w:szCs w:val="20"/>
@@ -1049,7 +1056,7 @@
             </w:pPr>
             <w:r>
               <w:rPr>
-                <w:rFonts w:ascii="宋体" w:hAnsi="宋体" w:cs="宋体" w:hint="eastAsia"/>
+                <w:rFonts w:hint="eastAsia" w:ascii="宋体" w:hAnsi="宋体" w:cs="宋体"/>
                 <w:spacing w:val="7"/>
                 <w:sz w:val="20"/>
                 <w:szCs w:val="20"/>
@@ -1079,11 +1086,11 @@
               <w:adjustRightInd w:val="0"/>
               <w:snapToGrid w:val="0"/>
               <w:spacing w:before="175" w:line="228" w:lineRule="auto"/>
-              <w:ind w:left="0" w:right="0" w:firstLine="0" w:leftChars="0" w:rightChars="0" w:firstLineChars="0"/>
+              <w:ind w:left="0" w:leftChars="0" w:right="0" w:rightChars="0" w:firstLine="0" w:firstLineChars="0"/>
               <w:jc w:val="center"/>
               <w:textAlignment w:val="baseline"/>
               <w:rPr>
-                <w:rFonts w:ascii="宋体" w:hAnsi="宋体" w:cs="宋体" w:hint="default"/>
+                <w:rFonts w:hint="default" w:ascii="宋体" w:hAnsi="宋体" w:cs="宋体"/>
                 <w:spacing w:val="7"/>
                 <w:sz w:val="20"/>
                 <w:szCs w:val="20"/>
@@ -1092,7 +1099,7 @@
             </w:pPr>
             <w:r>
               <w:rPr>
-                <w:rFonts w:ascii="宋体" w:hAnsi="宋体" w:cs="宋体" w:hint="eastAsia"/>
+                <w:rFonts w:hint="eastAsia" w:ascii="宋体" w:hAnsi="宋体" w:cs="宋体"/>
                 <w:spacing w:val="7"/>
                 <w:sz w:val="20"/>
                 <w:szCs w:val="20"/>
@@ -1122,18 +1129,18 @@
               <w:adjustRightInd w:val="0"/>
               <w:snapToGrid w:val="0"/>
               <w:spacing w:before="176" w:line="229" w:lineRule="auto"/>
-              <w:ind w:left="0" w:right="0" w:firstLine="0" w:leftChars="0" w:rightChars="0" w:firstLineChars="0"/>
+              <w:ind w:left="0" w:leftChars="0" w:right="0" w:rightChars="0" w:firstLine="0" w:firstLineChars="0"/>
               <w:jc w:val="center"/>
               <w:textAlignment w:val="baseline"/>
               <w:rPr>
-                <w:rFonts w:ascii="宋体" w:eastAsia="宋体" w:hAnsi="宋体" w:cs="宋体"/>
+                <w:rFonts w:ascii="宋体" w:hAnsi="宋体" w:eastAsia="宋体" w:cs="宋体"/>
                 <w:sz w:val="20"/>
                 <w:szCs w:val="20"/>
               </w:rPr>
             </w:pPr>
             <w:r>
               <w:rPr>
-                <w:rFonts w:ascii="宋体" w:eastAsia="宋体" w:hAnsi="宋体" w:cs="宋体"/>
+                <w:rFonts w:ascii="宋体" w:hAnsi="宋体" w:eastAsia="宋体" w:cs="宋体"/>
                 <w:spacing w:val="7"/>
                 <w:sz w:val="20"/>
                 <w:szCs w:val="20"/>
@@ -1145,9 +1152,14 @@
       </w:tr>
       <w:tr>
         <w:tblPrEx>
-          <w:tblW w:w="8214" w:type="dxa"/>
-          <w:jc w:val="center"/>
-          <w:tblLayout w:type="fixed"/>
+          <w:tblBorders>
+            <w:top w:val="single" w:color="000000" w:sz="2" w:space="0"/>
+            <w:left w:val="single" w:color="000000" w:sz="2" w:space="0"/>
+            <w:bottom w:val="single" w:color="000000" w:sz="2" w:space="0"/>
+            <w:right w:val="single" w:color="000000" w:sz="2" w:space="0"/>
+            <w:insideH w:val="single" w:color="000000" w:sz="2" w:space="0"/>
+            <w:insideV w:val="single" w:color="000000" w:sz="2" w:space="0"/>
+          </w:tblBorders>
           <w:tblCellMar>
             <w:top w:w="0" w:type="dxa"/>
             <w:left w:w="0" w:type="dxa"/>
@@ -1156,7 +1168,7 @@
           </w:tblCellMar>
         </w:tblPrEx>
         <w:trPr>
-          <w:trHeight w:val="516"/>
+          <w:trHeight w:val="516" w:hRule="atLeast"/>
           <w:jc w:val="center"/>
         </w:trPr>
         <w:tc>
@@ -1179,11 +1191,11 @@
               <w:adjustRightInd w:val="0"/>
               <w:snapToGrid w:val="0"/>
               <w:spacing w:before="173" w:line="267" w:lineRule="exact"/>
-              <w:ind w:left="0" w:right="0" w:firstLine="0" w:leftChars="0" w:rightChars="0" w:firstLineChars="0"/>
+              <w:ind w:left="0" w:leftChars="0" w:right="0" w:rightChars="0" w:firstLine="0" w:firstLineChars="0"/>
               <w:jc w:val="center"/>
               <w:textAlignment w:val="baseline"/>
               <w:rPr>
-                <w:rFonts w:ascii="宋体" w:eastAsia="宋体" w:hAnsi="宋体" w:cs="宋体" w:hint="default"/>
+                <w:rFonts w:hint="default" w:ascii="宋体" w:hAnsi="宋体" w:eastAsia="宋体" w:cs="宋体"/>
                 <w:sz w:val="20"/>
                 <w:szCs w:val="20"/>
                 <w:lang w:val="en-US"/>
@@ -1191,7 +1203,7 @@
             </w:pPr>
             <w:r>
               <w:rPr>
-                <w:rFonts w:ascii="宋体" w:eastAsia="宋体" w:hAnsi="宋体" w:cs="宋体"/>
+                <w:rFonts w:ascii="宋体" w:hAnsi="宋体" w:eastAsia="宋体" w:cs="宋体"/>
                 <w:spacing w:val="3"/>
                 <w:position w:val="1"/>
                 <w:sz w:val="20"/>
@@ -1201,7 +1213,7 @@
             </w:r>
             <w:r>
               <w:rPr>
-                <w:rFonts w:ascii="宋体" w:hAnsi="宋体" w:cs="宋体" w:hint="eastAsia"/>
+                <w:rFonts w:hint="eastAsia" w:ascii="宋体" w:hAnsi="宋体" w:cs="宋体"/>
                 <w:spacing w:val="3"/>
                 <w:position w:val="1"/>
                 <w:sz w:val="20"/>
@@ -1212,7 +1224,7 @@
             </w:r>
             <w:r>
               <w:rPr>
-                <w:rFonts w:ascii="宋体" w:eastAsia="宋体" w:hAnsi="宋体" w:cs="宋体"/>
+                <w:rFonts w:ascii="宋体" w:hAnsi="宋体" w:eastAsia="宋体" w:cs="宋体"/>
                 <w:spacing w:val="3"/>
                 <w:position w:val="1"/>
                 <w:sz w:val="20"/>
@@ -1222,7 +1234,7 @@
             </w:r>
             <w:r>
               <w:rPr>
-                <w:rFonts w:ascii="宋体" w:hAnsi="宋体" w:cs="宋体" w:hint="eastAsia"/>
+                <w:rFonts w:hint="eastAsia" w:ascii="宋体" w:hAnsi="宋体" w:cs="宋体"/>
                 <w:spacing w:val="3"/>
                 <w:position w:val="1"/>
                 <w:sz w:val="20"/>
@@ -1253,18 +1265,18 @@
               <w:adjustRightInd w:val="0"/>
               <w:snapToGrid w:val="0"/>
               <w:spacing w:before="173" w:line="267" w:lineRule="exact"/>
-              <w:ind w:left="0" w:right="0" w:firstLine="0" w:leftChars="0" w:rightChars="0" w:firstLineChars="0"/>
+              <w:ind w:left="0" w:leftChars="0" w:right="0" w:rightChars="0" w:firstLine="0" w:firstLineChars="0"/>
               <w:jc w:val="center"/>
               <w:textAlignment w:val="baseline"/>
               <w:rPr>
-                <w:rFonts w:ascii="宋体" w:eastAsia="宋体" w:hAnsi="宋体" w:cs="宋体"/>
+                <w:rFonts w:ascii="宋体" w:hAnsi="宋体" w:eastAsia="宋体" w:cs="宋体"/>
                 <w:sz w:val="20"/>
                 <w:szCs w:val="20"/>
               </w:rPr>
             </w:pPr>
             <w:r>
               <w:rPr>
-                <w:rFonts w:ascii="宋体" w:eastAsia="宋体" w:hAnsi="宋体" w:cs="宋体"/>
+                <w:rFonts w:ascii="宋体" w:hAnsi="宋体" w:eastAsia="宋体" w:cs="宋体"/>
                 <w:spacing w:val="4"/>
                 <w:position w:val="1"/>
                 <w:sz w:val="20"/>
@@ -1294,18 +1306,18 @@
               <w:adjustRightInd w:val="0"/>
               <w:snapToGrid w:val="0"/>
               <w:spacing w:before="172" w:line="228" w:lineRule="auto"/>
-              <w:ind w:left="0" w:right="0" w:firstLine="0" w:leftChars="0" w:rightChars="0" w:firstLineChars="0"/>
+              <w:ind w:left="0" w:leftChars="0" w:right="0" w:rightChars="0" w:firstLine="0" w:firstLineChars="0"/>
               <w:jc w:val="center"/>
               <w:textAlignment w:val="baseline"/>
               <w:rPr>
-                <w:rFonts w:ascii="宋体" w:eastAsia="宋体" w:hAnsi="宋体" w:cs="宋体"/>
+                <w:rFonts w:ascii="宋体" w:hAnsi="宋体" w:eastAsia="宋体" w:cs="宋体"/>
                 <w:sz w:val="20"/>
                 <w:szCs w:val="20"/>
               </w:rPr>
             </w:pPr>
             <w:r>
               <w:rPr>
-                <w:rFonts w:ascii="宋体" w:eastAsia="宋体" w:hAnsi="宋体" w:cs="宋体"/>
+                <w:rFonts w:ascii="宋体" w:hAnsi="宋体" w:eastAsia="宋体" w:cs="宋体"/>
                 <w:spacing w:val="200"/>
                 <w:kern w:val="0"/>
                 <w:sz w:val="20"/>
@@ -1315,7 +1327,7 @@
             </w:r>
             <w:r>
               <w:rPr>
-                <w:rFonts w:ascii="宋体" w:eastAsia="宋体" w:hAnsi="宋体" w:cs="宋体"/>
+                <w:rFonts w:ascii="宋体" w:hAnsi="宋体" w:eastAsia="宋体" w:cs="宋体"/>
                 <w:spacing w:val="0"/>
                 <w:kern w:val="0"/>
                 <w:sz w:val="20"/>
@@ -1345,11 +1357,11 @@
               <w:adjustRightInd w:val="0"/>
               <w:snapToGrid w:val="0"/>
               <w:spacing w:before="173" w:line="229" w:lineRule="auto"/>
-              <w:ind w:left="0" w:right="0" w:firstLine="0" w:leftChars="0" w:rightChars="0" w:firstLineChars="0"/>
+              <w:ind w:left="0" w:leftChars="0" w:right="0" w:rightChars="0" w:firstLine="0" w:firstLineChars="0"/>
               <w:jc w:val="center"/>
               <w:textAlignment w:val="baseline"/>
               <w:rPr>
-                <w:rFonts w:ascii="宋体" w:eastAsia="宋体" w:hAnsi="宋体" w:cs="宋体"/>
+                <w:rFonts w:ascii="宋体" w:hAnsi="宋体" w:eastAsia="宋体" w:cs="宋体"/>
                 <w:spacing w:val="200"/>
                 <w:kern w:val="0"/>
                 <w:sz w:val="20"/>
@@ -1358,7 +1370,7 @@
             </w:pPr>
             <w:r>
               <w:rPr>
-                <w:rFonts w:asciiTheme="minorAscii" w:eastAsiaTheme="minorEastAsia" w:hAnsiTheme="minorAscii" w:hint="eastAsia"/>
+                <w:rFonts w:hint="eastAsia" w:asciiTheme="minorAscii" w:hAnsiTheme="minorAscii" w:eastAsiaTheme="minorEastAsia"/>
                 <w:spacing w:val="0"/>
                 <w:kern w:val="0"/>
                 <w:sz w:val="21"/>
@@ -1389,11 +1401,11 @@
               <w:adjustRightInd w:val="0"/>
               <w:snapToGrid w:val="0"/>
               <w:spacing w:before="172" w:line="228" w:lineRule="auto"/>
-              <w:ind w:left="0" w:right="0" w:firstLine="0" w:leftChars="0" w:rightChars="0" w:firstLineChars="0"/>
+              <w:ind w:left="0" w:leftChars="0" w:right="0" w:rightChars="0" w:firstLine="0" w:firstLineChars="0"/>
               <w:jc w:val="center"/>
               <w:textAlignment w:val="baseline"/>
               <w:rPr>
-                <w:rFonts w:ascii="宋体" w:eastAsia="宋体" w:hAnsi="宋体" w:cs="宋体"/>
+                <w:rFonts w:ascii="宋体" w:hAnsi="宋体" w:eastAsia="宋体" w:cs="宋体"/>
                 <w:spacing w:val="200"/>
                 <w:kern w:val="0"/>
                 <w:sz w:val="20"/>
@@ -1402,7 +1414,7 @@
             </w:pPr>
             <w:r>
               <w:rPr>
-                <w:rFonts w:ascii="宋体" w:eastAsia="宋体" w:hAnsi="宋体" w:cs="宋体" w:hint="eastAsia"/>
+                <w:rFonts w:hint="eastAsia" w:ascii="宋体" w:hAnsi="宋体" w:eastAsia="宋体" w:cs="宋体"/>
                 <w:spacing w:val="200"/>
                 <w:kern w:val="0"/>
                 <w:sz w:val="20"/>
@@ -1412,7 +1424,7 @@
             </w:r>
             <w:r>
               <w:rPr>
-                <w:rFonts w:asciiTheme="minorAscii" w:eastAsiaTheme="minorEastAsia" w:hAnsiTheme="minorAscii" w:hint="eastAsia"/>
+                <w:rFonts w:hint="eastAsia" w:asciiTheme="minorAscii" w:hAnsiTheme="minorAscii" w:eastAsiaTheme="minorEastAsia"/>
                 <w:spacing w:val="0"/>
                 <w:kern w:val="0"/>
                 <w:sz w:val="21"/>
@@ -1443,18 +1455,18 @@
               <w:adjustRightInd w:val="0"/>
               <w:snapToGrid w:val="0"/>
               <w:spacing w:before="173" w:line="229" w:lineRule="auto"/>
-              <w:ind w:left="0" w:right="0" w:firstLine="0" w:leftChars="0" w:rightChars="0" w:firstLineChars="0"/>
+              <w:ind w:left="0" w:leftChars="0" w:right="0" w:rightChars="0" w:firstLine="0" w:firstLineChars="0"/>
               <w:jc w:val="center"/>
               <w:textAlignment w:val="baseline"/>
               <w:rPr>
-                <w:rFonts w:ascii="宋体" w:eastAsia="宋体" w:hAnsi="宋体" w:cs="宋体"/>
+                <w:rFonts w:ascii="宋体" w:hAnsi="宋体" w:eastAsia="宋体" w:cs="宋体"/>
                 <w:sz w:val="20"/>
                 <w:szCs w:val="20"/>
               </w:rPr>
             </w:pPr>
             <w:r>
               <w:rPr>
-                <w:rFonts w:asciiTheme="minorAscii" w:eastAsiaTheme="minorEastAsia" w:hAnsiTheme="minorAscii" w:hint="eastAsia"/>
+                <w:rFonts w:hint="eastAsia" w:asciiTheme="minorAscii" w:hAnsiTheme="minorAscii" w:eastAsiaTheme="minorEastAsia"/>
                 <w:spacing w:val="0"/>
                 <w:kern w:val="0"/>
                 <w:sz w:val="21"/>
@@ -1468,9 +1480,14 @@
       </w:tr>
       <w:tr>
         <w:tblPrEx>
-          <w:tblW w:w="8214" w:type="dxa"/>
-          <w:jc w:val="center"/>
-          <w:tblLayout w:type="fixed"/>
+          <w:tblBorders>
+            <w:top w:val="single" w:color="000000" w:sz="2" w:space="0"/>
+            <w:left w:val="single" w:color="000000" w:sz="2" w:space="0"/>
+            <w:bottom w:val="single" w:color="000000" w:sz="2" w:space="0"/>
+            <w:right w:val="single" w:color="000000" w:sz="2" w:space="0"/>
+            <w:insideH w:val="single" w:color="000000" w:sz="2" w:space="0"/>
+            <w:insideV w:val="single" w:color="000000" w:sz="2" w:space="0"/>
+          </w:tblBorders>
           <w:tblCellMar>
             <w:top w:w="0" w:type="dxa"/>
             <w:left w:w="0" w:type="dxa"/>
@@ -1479,7 +1496,7 @@
           </w:tblCellMar>
         </w:tblPrEx>
         <w:trPr>
-          <w:trHeight w:val="556"/>
+          <w:trHeight w:val="556" w:hRule="atLeast"/>
           <w:jc w:val="center"/>
         </w:trPr>
         <w:tc>
@@ -1488,7 +1505,7 @@
           </w:tcPr>
           <w:p>
             <w:pPr>
-              <w:pStyle w:val="TableText"/>
+              <w:pStyle w:val="27"/>
               <w:keepNext w:val="0"/>
               <w:keepLines w:val="0"/>
               <w:pageBreakBefore w:val="0"/>
@@ -1502,7 +1519,7 @@
               <w:bidi w:val="0"/>
               <w:adjustRightInd w:val="0"/>
               <w:snapToGrid w:val="0"/>
-              <w:ind w:left="0" w:right="0" w:firstLine="0" w:leftChars="0" w:rightChars="0" w:firstLineChars="0"/>
+              <w:ind w:left="0" w:leftChars="0" w:right="0" w:rightChars="0" w:firstLine="0" w:firstLineChars="0"/>
               <w:jc w:val="center"/>
               <w:textAlignment w:val="baseline"/>
             </w:pPr>
@@ -1514,7 +1531,7 @@
           </w:tcPr>
           <w:p>
             <w:pPr>
-              <w:pStyle w:val="TableText"/>
+              <w:pStyle w:val="27"/>
               <w:keepNext w:val="0"/>
               <w:keepLines w:val="0"/>
               <w:pageBreakBefore w:val="0"/>
@@ -1528,7 +1545,7 @@
               <w:bidi w:val="0"/>
               <w:adjustRightInd w:val="0"/>
               <w:snapToGrid w:val="0"/>
-              <w:ind w:left="0" w:right="0" w:firstLine="0" w:leftChars="0" w:rightChars="0" w:firstLineChars="0"/>
+              <w:ind w:left="0" w:leftChars="0" w:right="0" w:rightChars="0" w:firstLine="0" w:firstLineChars="0"/>
               <w:jc w:val="center"/>
               <w:textAlignment w:val="baseline"/>
             </w:pPr>
@@ -1540,7 +1557,7 @@
           </w:tcPr>
           <w:p>
             <w:pPr>
-              <w:pStyle w:val="TableText"/>
+              <w:pStyle w:val="27"/>
               <w:keepNext w:val="0"/>
               <w:keepLines w:val="0"/>
               <w:pageBreakBefore w:val="0"/>
@@ -1554,7 +1571,7 @@
               <w:bidi w:val="0"/>
               <w:adjustRightInd w:val="0"/>
               <w:snapToGrid w:val="0"/>
-              <w:ind w:left="0" w:right="0" w:firstLine="0" w:leftChars="0" w:rightChars="0" w:firstLineChars="0"/>
+              <w:ind w:left="0" w:leftChars="0" w:right="0" w:rightChars="0" w:firstLine="0" w:firstLineChars="0"/>
               <w:jc w:val="center"/>
               <w:textAlignment w:val="baseline"/>
             </w:pPr>
@@ -1566,7 +1583,7 @@
           </w:tcPr>
           <w:p>
             <w:pPr>
-              <w:pStyle w:val="TableText"/>
+              <w:pStyle w:val="27"/>
               <w:keepNext w:val="0"/>
               <w:keepLines w:val="0"/>
               <w:pageBreakBefore w:val="0"/>
@@ -1580,7 +1597,7 @@
               <w:bidi w:val="0"/>
               <w:adjustRightInd w:val="0"/>
               <w:snapToGrid w:val="0"/>
-              <w:ind w:left="0" w:right="0" w:firstLine="0" w:leftChars="0" w:rightChars="0" w:firstLineChars="0"/>
+              <w:ind w:left="0" w:leftChars="0" w:right="0" w:rightChars="0" w:firstLine="0" w:firstLineChars="0"/>
               <w:jc w:val="center"/>
               <w:textAlignment w:val="baseline"/>
             </w:pPr>
@@ -1592,7 +1609,7 @@
           </w:tcPr>
           <w:p>
             <w:pPr>
-              <w:pStyle w:val="TableText"/>
+              <w:pStyle w:val="27"/>
               <w:keepNext w:val="0"/>
               <w:keepLines w:val="0"/>
               <w:pageBreakBefore w:val="0"/>
@@ -1606,7 +1623,7 @@
               <w:bidi w:val="0"/>
               <w:adjustRightInd w:val="0"/>
               <w:snapToGrid w:val="0"/>
-              <w:ind w:left="0" w:right="0" w:firstLine="0" w:leftChars="0" w:rightChars="0" w:firstLineChars="0"/>
+              <w:ind w:left="0" w:leftChars="0" w:right="0" w:rightChars="0" w:firstLine="0" w:firstLineChars="0"/>
               <w:jc w:val="center"/>
               <w:textAlignment w:val="baseline"/>
             </w:pPr>
@@ -1618,7 +1635,7 @@
           </w:tcPr>
           <w:p>
             <w:pPr>
-              <w:pStyle w:val="TableText"/>
+              <w:pStyle w:val="27"/>
               <w:keepNext w:val="0"/>
               <w:keepLines w:val="0"/>
               <w:pageBreakBefore w:val="0"/>
@@ -1632,7 +1649,7 @@
               <w:bidi w:val="0"/>
               <w:adjustRightInd w:val="0"/>
               <w:snapToGrid w:val="0"/>
-              <w:ind w:left="0" w:right="0" w:firstLine="0" w:leftChars="0" w:rightChars="0" w:firstLineChars="0"/>
+              <w:ind w:left="0" w:leftChars="0" w:right="0" w:rightChars="0" w:firstLine="0" w:firstLineChars="0"/>
               <w:jc w:val="center"/>
               <w:textAlignment w:val="baseline"/>
             </w:pPr>
@@ -1641,9 +1658,14 @@
       </w:tr>
       <w:tr>
         <w:tblPrEx>
-          <w:tblW w:w="8214" w:type="dxa"/>
-          <w:jc w:val="center"/>
-          <w:tblLayout w:type="fixed"/>
+          <w:tblBorders>
+            <w:top w:val="single" w:color="000000" w:sz="2" w:space="0"/>
+            <w:left w:val="single" w:color="000000" w:sz="2" w:space="0"/>
+            <w:bottom w:val="single" w:color="000000" w:sz="2" w:space="0"/>
+            <w:right w:val="single" w:color="000000" w:sz="2" w:space="0"/>
+            <w:insideH w:val="single" w:color="000000" w:sz="2" w:space="0"/>
+            <w:insideV w:val="single" w:color="000000" w:sz="2" w:space="0"/>
+          </w:tblBorders>
           <w:tblCellMar>
             <w:top w:w="0" w:type="dxa"/>
             <w:left w:w="0" w:type="dxa"/>
@@ -1652,7 +1674,7 @@
           </w:tblCellMar>
         </w:tblPrEx>
         <w:trPr>
-          <w:trHeight w:val="556"/>
+          <w:trHeight w:val="556" w:hRule="atLeast"/>
           <w:jc w:val="center"/>
         </w:trPr>
         <w:tc>
@@ -1661,7 +1683,7 @@
           </w:tcPr>
           <w:p>
             <w:pPr>
-              <w:pStyle w:val="TableText"/>
+              <w:pStyle w:val="27"/>
               <w:keepNext w:val="0"/>
               <w:keepLines w:val="0"/>
               <w:pageBreakBefore w:val="0"/>
@@ -1675,7 +1697,7 @@
               <w:bidi w:val="0"/>
               <w:adjustRightInd w:val="0"/>
               <w:snapToGrid w:val="0"/>
-              <w:ind w:left="0" w:right="0" w:firstLine="0" w:leftChars="0" w:rightChars="0" w:firstLineChars="0"/>
+              <w:ind w:left="0" w:leftChars="0" w:right="0" w:rightChars="0" w:firstLine="0" w:firstLineChars="0"/>
               <w:jc w:val="center"/>
               <w:textAlignment w:val="baseline"/>
             </w:pPr>
@@ -1687,7 +1709,7 @@
           </w:tcPr>
           <w:p>
             <w:pPr>
-              <w:pStyle w:val="TableText"/>
+              <w:pStyle w:val="27"/>
               <w:keepNext w:val="0"/>
               <w:keepLines w:val="0"/>
               <w:pageBreakBefore w:val="0"/>
@@ -1701,7 +1723,7 @@
               <w:bidi w:val="0"/>
               <w:adjustRightInd w:val="0"/>
               <w:snapToGrid w:val="0"/>
-              <w:ind w:left="0" w:right="0" w:firstLine="0" w:leftChars="0" w:rightChars="0" w:firstLineChars="0"/>
+              <w:ind w:left="0" w:leftChars="0" w:right="0" w:rightChars="0" w:firstLine="0" w:firstLineChars="0"/>
               <w:jc w:val="center"/>
               <w:textAlignment w:val="baseline"/>
             </w:pPr>
@@ -1713,7 +1735,7 @@
           </w:tcPr>
           <w:p>
             <w:pPr>
-              <w:pStyle w:val="TableText"/>
+              <w:pStyle w:val="27"/>
               <w:keepNext w:val="0"/>
               <w:keepLines w:val="0"/>
               <w:pageBreakBefore w:val="0"/>
@@ -1727,7 +1749,7 @@
               <w:bidi w:val="0"/>
               <w:adjustRightInd w:val="0"/>
               <w:snapToGrid w:val="0"/>
-              <w:ind w:left="0" w:right="0" w:firstLine="0" w:leftChars="0" w:rightChars="0" w:firstLineChars="0"/>
+              <w:ind w:left="0" w:leftChars="0" w:right="0" w:rightChars="0" w:firstLine="0" w:firstLineChars="0"/>
               <w:jc w:val="center"/>
               <w:textAlignment w:val="baseline"/>
             </w:pPr>
@@ -1739,7 +1761,7 @@
           </w:tcPr>
           <w:p>
             <w:pPr>
-              <w:pStyle w:val="TableText"/>
+              <w:pStyle w:val="27"/>
               <w:keepNext w:val="0"/>
               <w:keepLines w:val="0"/>
               <w:pageBreakBefore w:val="0"/>
@@ -1753,7 +1775,7 @@
               <w:bidi w:val="0"/>
               <w:adjustRightInd w:val="0"/>
               <w:snapToGrid w:val="0"/>
-              <w:ind w:left="0" w:right="0" w:firstLine="0" w:leftChars="0" w:rightChars="0" w:firstLineChars="0"/>
+              <w:ind w:left="0" w:leftChars="0" w:right="0" w:rightChars="0" w:firstLine="0" w:firstLineChars="0"/>
               <w:jc w:val="center"/>
               <w:textAlignment w:val="baseline"/>
             </w:pPr>
@@ -1765,7 +1787,7 @@
           </w:tcPr>
           <w:p>
             <w:pPr>
-              <w:pStyle w:val="TableText"/>
+              <w:pStyle w:val="27"/>
               <w:keepNext w:val="0"/>
               <w:keepLines w:val="0"/>
               <w:pageBreakBefore w:val="0"/>
@@ -1779,7 +1801,7 @@
               <w:bidi w:val="0"/>
               <w:adjustRightInd w:val="0"/>
               <w:snapToGrid w:val="0"/>
-              <w:ind w:left="0" w:right="0" w:firstLine="0" w:leftChars="0" w:rightChars="0" w:firstLineChars="0"/>
+              <w:ind w:left="0" w:leftChars="0" w:right="0" w:rightChars="0" w:firstLine="0" w:firstLineChars="0"/>
               <w:jc w:val="center"/>
               <w:textAlignment w:val="baseline"/>
             </w:pPr>
@@ -1791,7 +1813,7 @@
           </w:tcPr>
           <w:p>
             <w:pPr>
-              <w:pStyle w:val="TableText"/>
+              <w:pStyle w:val="27"/>
               <w:keepNext w:val="0"/>
               <w:keepLines w:val="0"/>
               <w:pageBreakBefore w:val="0"/>
@@ -1805,7 +1827,7 @@
               <w:bidi w:val="0"/>
               <w:adjustRightInd w:val="0"/>
               <w:snapToGrid w:val="0"/>
-              <w:ind w:left="0" w:right="0" w:firstLine="0" w:leftChars="0" w:rightChars="0" w:firstLineChars="0"/>
+              <w:ind w:left="0" w:leftChars="0" w:right="0" w:rightChars="0" w:firstLine="0" w:firstLineChars="0"/>
               <w:jc w:val="center"/>
               <w:textAlignment w:val="baseline"/>
             </w:pPr>
@@ -1814,9 +1836,14 @@
       </w:tr>
       <w:tr>
         <w:tblPrEx>
-          <w:tblW w:w="8214" w:type="dxa"/>
-          <w:jc w:val="center"/>
-          <w:tblLayout w:type="fixed"/>
+          <w:tblBorders>
+            <w:top w:val="single" w:color="000000" w:sz="2" w:space="0"/>
+            <w:left w:val="single" w:color="000000" w:sz="2" w:space="0"/>
+            <w:bottom w:val="single" w:color="000000" w:sz="2" w:space="0"/>
+            <w:right w:val="single" w:color="000000" w:sz="2" w:space="0"/>
+            <w:insideH w:val="single" w:color="000000" w:sz="2" w:space="0"/>
+            <w:insideV w:val="single" w:color="000000" w:sz="2" w:space="0"/>
+          </w:tblBorders>
           <w:tblCellMar>
             <w:top w:w="0" w:type="dxa"/>
             <w:left w:w="0" w:type="dxa"/>
@@ -1825,7 +1852,7 @@
           </w:tblCellMar>
         </w:tblPrEx>
         <w:trPr>
-          <w:trHeight w:val="557"/>
+          <w:trHeight w:val="557" w:hRule="atLeast"/>
           <w:jc w:val="center"/>
         </w:trPr>
         <w:tc>
@@ -1834,7 +1861,7 @@
           </w:tcPr>
           <w:p>
             <w:pPr>
-              <w:pStyle w:val="TableText"/>
+              <w:pStyle w:val="27"/>
               <w:keepNext w:val="0"/>
               <w:keepLines w:val="0"/>
               <w:pageBreakBefore w:val="0"/>
@@ -1848,7 +1875,7 @@
               <w:bidi w:val="0"/>
               <w:adjustRightInd w:val="0"/>
               <w:snapToGrid w:val="0"/>
-              <w:ind w:left="0" w:right="0" w:firstLine="0" w:leftChars="0" w:rightChars="0" w:firstLineChars="0"/>
+              <w:ind w:left="0" w:leftChars="0" w:right="0" w:rightChars="0" w:firstLine="0" w:firstLineChars="0"/>
               <w:jc w:val="center"/>
               <w:textAlignment w:val="baseline"/>
             </w:pPr>
@@ -1860,7 +1887,7 @@
           </w:tcPr>
           <w:p>
             <w:pPr>
-              <w:pStyle w:val="TableText"/>
+              <w:pStyle w:val="27"/>
               <w:keepNext w:val="0"/>
               <w:keepLines w:val="0"/>
               <w:pageBreakBefore w:val="0"/>
@@ -1874,7 +1901,7 @@
               <w:bidi w:val="0"/>
               <w:adjustRightInd w:val="0"/>
               <w:snapToGrid w:val="0"/>
-              <w:ind w:left="0" w:right="0" w:firstLine="0" w:leftChars="0" w:rightChars="0" w:firstLineChars="0"/>
+              <w:ind w:left="0" w:leftChars="0" w:right="0" w:rightChars="0" w:firstLine="0" w:firstLineChars="0"/>
               <w:jc w:val="center"/>
               <w:textAlignment w:val="baseline"/>
             </w:pPr>
@@ -1886,7 +1913,7 @@
           </w:tcPr>
           <w:p>
             <w:pPr>
-              <w:pStyle w:val="TableText"/>
+              <w:pStyle w:val="27"/>
               <w:keepNext w:val="0"/>
               <w:keepLines w:val="0"/>
               <w:pageBreakBefore w:val="0"/>
@@ -1900,7 +1927,7 @@
               <w:bidi w:val="0"/>
               <w:adjustRightInd w:val="0"/>
               <w:snapToGrid w:val="0"/>
-              <w:ind w:left="0" w:right="0" w:firstLine="0" w:leftChars="0" w:rightChars="0" w:firstLineChars="0"/>
+              <w:ind w:left="0" w:leftChars="0" w:right="0" w:rightChars="0" w:firstLine="0" w:firstLineChars="0"/>
               <w:jc w:val="center"/>
               <w:textAlignment w:val="baseline"/>
             </w:pPr>
@@ -1912,7 +1939,7 @@
           </w:tcPr>
           <w:p>
             <w:pPr>
-              <w:pStyle w:val="TableText"/>
+              <w:pStyle w:val="27"/>
               <w:keepNext w:val="0"/>
               <w:keepLines w:val="0"/>
               <w:pageBreakBefore w:val="0"/>
@@ -1926,7 +1953,7 @@
               <w:bidi w:val="0"/>
               <w:adjustRightInd w:val="0"/>
               <w:snapToGrid w:val="0"/>
-              <w:ind w:left="0" w:right="0" w:firstLine="0" w:leftChars="0" w:rightChars="0" w:firstLineChars="0"/>
+              <w:ind w:left="0" w:leftChars="0" w:right="0" w:rightChars="0" w:firstLine="0" w:firstLineChars="0"/>
               <w:jc w:val="center"/>
               <w:textAlignment w:val="baseline"/>
             </w:pPr>
@@ -1938,7 +1965,7 @@
           </w:tcPr>
           <w:p>
             <w:pPr>
-              <w:pStyle w:val="TableText"/>
+              <w:pStyle w:val="27"/>
               <w:keepNext w:val="0"/>
               <w:keepLines w:val="0"/>
               <w:pageBreakBefore w:val="0"/>
@@ -1952,7 +1979,7 @@
               <w:bidi w:val="0"/>
               <w:adjustRightInd w:val="0"/>
               <w:snapToGrid w:val="0"/>
-              <w:ind w:left="0" w:right="0" w:firstLine="0" w:leftChars="0" w:rightChars="0" w:firstLineChars="0"/>
+              <w:ind w:left="0" w:leftChars="0" w:right="0" w:rightChars="0" w:firstLine="0" w:firstLineChars="0"/>
               <w:jc w:val="center"/>
               <w:textAlignment w:val="baseline"/>
             </w:pPr>
@@ -1964,7 +1991,7 @@
           </w:tcPr>
           <w:p>
             <w:pPr>
-              <w:pStyle w:val="TableText"/>
+              <w:pStyle w:val="27"/>
               <w:keepNext w:val="0"/>
               <w:keepLines w:val="0"/>
               <w:pageBreakBefore w:val="0"/>
@@ -1978,7 +2005,7 @@
               <w:bidi w:val="0"/>
               <w:adjustRightInd w:val="0"/>
               <w:snapToGrid w:val="0"/>
-              <w:ind w:left="0" w:right="0" w:firstLine="0" w:leftChars="0" w:rightChars="0" w:firstLineChars="0"/>
+              <w:ind w:left="0" w:leftChars="0" w:right="0" w:rightChars="0" w:firstLine="0" w:firstLineChars="0"/>
               <w:jc w:val="center"/>
               <w:textAlignment w:val="baseline"/>
             </w:pPr>
@@ -2010,7 +2037,7 @@
     <w:sdt>
       <w:sdtPr>
         <w:rPr>
-          <w:rFonts w:ascii="宋体" w:eastAsia="宋体" w:hAnsi="宋体" w:cs="宋体" w:hint="eastAsia"/>
+          <w:rFonts w:hint="eastAsia" w:ascii="宋体" w:hAnsi="宋体" w:eastAsia="宋体" w:cs="宋体"/>
           <w:snapToGrid w:val="0"/>
           <w:color w:val="000000"/>
           <w:kern w:val="0"/>
@@ -2026,7 +2053,7 @@
       </w:sdtPr>
       <w:sdtEndPr>
         <w:rPr>
-          <w:rFonts w:ascii="宋体" w:eastAsia="宋体" w:hAnsi="宋体" w:cs="宋体" w:hint="eastAsia"/>
+          <w:rFonts w:hint="eastAsia" w:ascii="宋体" w:hAnsi="宋体" w:eastAsia="宋体" w:cs="宋体"/>
           <w:snapToGrid w:val="0"/>
           <w:color w:val="000000"/>
           <w:kern w:val="0"/>
@@ -2052,18 +2079,18 @@
             <w:adjustRightInd w:val="0"/>
             <w:snapToGrid w:val="0"/>
             <w:spacing w:before="0" w:beforeLines="0" w:after="0" w:afterLines="0" w:line="312" w:lineRule="auto"/>
-            <w:ind w:left="0" w:right="0" w:firstLine="0" w:leftChars="0" w:rightChars="0" w:firstLineChars="0"/>
+            <w:ind w:left="0" w:leftChars="0" w:right="0" w:rightChars="0" w:firstLine="0" w:firstLineChars="0"/>
             <w:jc w:val="center"/>
             <w:textAlignment w:val="baseline"/>
             <w:rPr>
-              <w:rFonts w:ascii="宋体" w:eastAsia="宋体" w:hAnsi="宋体" w:cs="宋体" w:hint="eastAsia"/>
+              <w:rFonts w:hint="eastAsia" w:ascii="宋体" w:hAnsi="宋体" w:eastAsia="宋体" w:cs="宋体"/>
               <w:sz w:val="24"/>
               <w:szCs w:val="24"/>
             </w:rPr>
           </w:pPr>
           <w:r>
             <w:rPr>
-              <w:rFonts w:ascii="宋体" w:eastAsia="宋体" w:hAnsi="宋体" w:cs="宋体" w:hint="eastAsia"/>
+              <w:rFonts w:hint="eastAsia" w:ascii="宋体" w:hAnsi="宋体" w:eastAsia="宋体" w:cs="宋体"/>
               <w:sz w:val="24"/>
               <w:szCs w:val="24"/>
             </w:rPr>
@@ -2072,14 +2099,16 @@
         </w:p>
         <w:p>
           <w:pPr>
-            <w:pStyle w:val="TOC1"/>
+            <w:pStyle w:val="16"/>
             <w:tabs>
               <w:tab w:val="right" w:leader="dot" w:pos="8306"/>
             </w:tabs>
           </w:pPr>
+          <w:bookmarkStart w:id="17" w:name="_GoBack"/>
+          <w:bookmarkEnd w:id="17"/>
           <w:r>
             <w:rPr>
-              <w:rFonts w:ascii="宋体" w:eastAsia="宋体" w:hAnsi="宋体" w:cs="宋体" w:hint="eastAsia"/>
+              <w:rFonts w:hint="eastAsia" w:ascii="宋体" w:hAnsi="宋体" w:eastAsia="宋体" w:cs="宋体"/>
               <w:sz w:val="24"/>
               <w:szCs w:val="24"/>
             </w:rPr>
@@ -2087,7 +2116,7 @@
           </w:r>
           <w:r>
             <w:rPr>
-              <w:rFonts w:ascii="宋体" w:eastAsia="宋体" w:hAnsi="宋体" w:cs="宋体" w:hint="eastAsia"/>
+              <w:rFonts w:hint="eastAsia" w:ascii="宋体" w:hAnsi="宋体" w:eastAsia="宋体" w:cs="宋体"/>
               <w:sz w:val="24"/>
               <w:szCs w:val="24"/>
             </w:rPr>
@@ -2095,7 +2124,7 @@
           </w:r>
           <w:r>
             <w:rPr>
-              <w:rFonts w:ascii="宋体" w:eastAsia="宋体" w:hAnsi="宋体" w:cs="宋体" w:hint="eastAsia"/>
+              <w:rFonts w:hint="eastAsia" w:ascii="宋体" w:hAnsi="宋体" w:eastAsia="宋体" w:cs="宋体"/>
               <w:sz w:val="24"/>
               <w:szCs w:val="24"/>
             </w:rPr>
@@ -2103,21 +2132,21 @@
           </w:r>
           <w:r>
             <w:rPr>
-              <w:rFonts w:ascii="宋体" w:eastAsia="宋体" w:hAnsi="宋体" w:cs="宋体" w:hint="eastAsia"/>
+              <w:rFonts w:hint="eastAsia" w:ascii="宋体" w:hAnsi="宋体" w:eastAsia="宋体" w:cs="宋体"/>
               <w:szCs w:val="24"/>
             </w:rPr>
             <w:fldChar w:fldCharType="begin"/>
           </w:r>
           <w:r>
             <w:rPr>
-              <w:rFonts w:ascii="宋体" w:eastAsia="宋体" w:hAnsi="宋体" w:cs="宋体" w:hint="eastAsia"/>
+              <w:rFonts w:hint="eastAsia" w:ascii="宋体" w:hAnsi="宋体" w:eastAsia="宋体" w:cs="宋体"/>
               <w:szCs w:val="24"/>
             </w:rPr>
-            <w:instrText xml:space="preserve"> HYPERLINK \l _Toc27446 </w:instrText>
+            <w:instrText xml:space="preserve"> HYPERLINK \l _Toc16736 </w:instrText>
           </w:r>
           <w:r>
             <w:rPr>
-              <w:rFonts w:ascii="宋体" w:eastAsia="宋体" w:hAnsi="宋体" w:cs="宋体" w:hint="eastAsia"/>
+              <w:rFonts w:hint="eastAsia" w:ascii="宋体" w:hAnsi="宋体" w:eastAsia="宋体" w:cs="宋体"/>
               <w:szCs w:val="24"/>
             </w:rPr>
             <w:fldChar w:fldCharType="separate"/>
@@ -2136,7 +2165,7 @@
             <w:fldChar w:fldCharType="begin"/>
           </w:r>
           <w:r>
-            <w:instrText xml:space="preserve"> PAGEREF _Toc27446 \h </w:instrText>
+            <w:instrText xml:space="preserve"> PAGEREF _Toc16736 \h </w:instrText>
           </w:r>
           <w:r>
             <w:fldChar w:fldCharType="separate"/>
@@ -2149,7 +2178,7 @@
           </w:r>
           <w:r>
             <w:rPr>
-              <w:rFonts w:ascii="宋体" w:eastAsia="宋体" w:hAnsi="宋体" w:cs="宋体" w:hint="eastAsia"/>
+              <w:rFonts w:hint="eastAsia" w:ascii="宋体" w:hAnsi="宋体" w:eastAsia="宋体" w:cs="宋体"/>
               <w:szCs w:val="24"/>
             </w:rPr>
             <w:fldChar w:fldCharType="end"/>
@@ -2157,28 +2186,28 @@
         </w:p>
         <w:p>
           <w:pPr>
-            <w:pStyle w:val="TOC1"/>
+            <w:pStyle w:val="16"/>
             <w:tabs>
               <w:tab w:val="right" w:leader="dot" w:pos="8306"/>
             </w:tabs>
           </w:pPr>
           <w:r>
             <w:rPr>
-              <w:rFonts w:ascii="宋体" w:eastAsia="宋体" w:hAnsi="宋体" w:cs="宋体" w:hint="eastAsia"/>
+              <w:rFonts w:hint="eastAsia" w:ascii="宋体" w:hAnsi="宋体" w:eastAsia="宋体" w:cs="宋体"/>
               <w:szCs w:val="24"/>
             </w:rPr>
             <w:fldChar w:fldCharType="begin"/>
           </w:r>
           <w:r>
             <w:rPr>
-              <w:rFonts w:ascii="宋体" w:eastAsia="宋体" w:hAnsi="宋体" w:cs="宋体" w:hint="eastAsia"/>
+              <w:rFonts w:hint="eastAsia" w:ascii="宋体" w:hAnsi="宋体" w:eastAsia="宋体" w:cs="宋体"/>
               <w:szCs w:val="24"/>
             </w:rPr>
-            <w:instrText xml:space="preserve"> HYPERLINK \l _Toc16158 </w:instrText>
+            <w:instrText xml:space="preserve"> HYPERLINK \l _Toc8547 </w:instrText>
           </w:r>
           <w:r>
             <w:rPr>
-              <w:rFonts w:ascii="宋体" w:eastAsia="宋体" w:hAnsi="宋体" w:cs="宋体" w:hint="eastAsia"/>
+              <w:rFonts w:hint="eastAsia" w:ascii="宋体" w:hAnsi="宋体" w:eastAsia="宋体" w:cs="宋体"/>
               <w:szCs w:val="24"/>
             </w:rPr>
             <w:fldChar w:fldCharType="separate"/>
@@ -2188,7 +2217,7 @@
               <w:rFonts w:hint="eastAsia"/>
               <w:lang w:val="en-US" w:eastAsia="zh-CN"/>
             </w:rPr>
-            <w:t>过程框架需求分析报告</w:t>
+            <w:t>硬盘与Redis容量规划</w:t>
           </w:r>
           <w:r>
             <w:tab/>
@@ -2197,7 +2226,7 @@
             <w:fldChar w:fldCharType="begin"/>
           </w:r>
           <w:r>
-            <w:instrText xml:space="preserve"> PAGEREF _Toc16158 \h </w:instrText>
+            <w:instrText xml:space="preserve"> PAGEREF _Toc8547 \h </w:instrText>
           </w:r>
           <w:r>
             <w:fldChar w:fldCharType="separate"/>
@@ -2210,7 +2239,7 @@
           </w:r>
           <w:r>
             <w:rPr>
-              <w:rFonts w:ascii="宋体" w:eastAsia="宋体" w:hAnsi="宋体" w:cs="宋体" w:hint="eastAsia"/>
+              <w:rFonts w:hint="eastAsia" w:ascii="宋体" w:hAnsi="宋体" w:eastAsia="宋体" w:cs="宋体"/>
               <w:szCs w:val="24"/>
             </w:rPr>
             <w:fldChar w:fldCharType="end"/>
@@ -2218,28 +2247,28 @@
         </w:p>
         <w:p>
           <w:pPr>
-            <w:pStyle w:val="TOC1"/>
+            <w:pStyle w:val="16"/>
             <w:tabs>
               <w:tab w:val="right" w:leader="dot" w:pos="8306"/>
             </w:tabs>
           </w:pPr>
           <w:r>
             <w:rPr>
-              <w:rFonts w:ascii="宋体" w:eastAsia="宋体" w:hAnsi="宋体" w:cs="宋体" w:hint="eastAsia"/>
+              <w:rFonts w:hint="eastAsia" w:ascii="宋体" w:hAnsi="宋体" w:eastAsia="宋体" w:cs="宋体"/>
               <w:szCs w:val="24"/>
             </w:rPr>
             <w:fldChar w:fldCharType="begin"/>
           </w:r>
           <w:r>
             <w:rPr>
-              <w:rFonts w:ascii="宋体" w:eastAsia="宋体" w:hAnsi="宋体" w:cs="宋体" w:hint="eastAsia"/>
+              <w:rFonts w:hint="eastAsia" w:ascii="宋体" w:hAnsi="宋体" w:eastAsia="宋体" w:cs="宋体"/>
               <w:szCs w:val="24"/>
             </w:rPr>
-            <w:instrText xml:space="preserve"> HYPERLINK \l _Toc23647 </w:instrText>
+            <w:instrText xml:space="preserve"> HYPERLINK \l _Toc5956 </w:instrText>
           </w:r>
           <w:r>
             <w:rPr>
-              <w:rFonts w:ascii="宋体" w:eastAsia="宋体" w:hAnsi="宋体" w:cs="宋体" w:hint="eastAsia"/>
+              <w:rFonts w:hint="eastAsia" w:ascii="宋体" w:hAnsi="宋体" w:eastAsia="宋体" w:cs="宋体"/>
               <w:szCs w:val="24"/>
             </w:rPr>
             <w:fldChar w:fldCharType="separate"/>
@@ -2258,7 +2287,7 @@
             <w:fldChar w:fldCharType="begin"/>
           </w:r>
           <w:r>
-            <w:instrText xml:space="preserve"> PAGEREF _Toc23647 \h </w:instrText>
+            <w:instrText xml:space="preserve"> PAGEREF _Toc5956 \h </w:instrText>
           </w:r>
           <w:r>
             <w:fldChar w:fldCharType="separate"/>
@@ -2271,7 +2300,7 @@
           </w:r>
           <w:r>
             <w:rPr>
-              <w:rFonts w:ascii="宋体" w:eastAsia="宋体" w:hAnsi="宋体" w:cs="宋体" w:hint="eastAsia"/>
+              <w:rFonts w:hint="eastAsia" w:ascii="宋体" w:hAnsi="宋体" w:eastAsia="宋体" w:cs="宋体"/>
               <w:szCs w:val="24"/>
             </w:rPr>
             <w:fldChar w:fldCharType="end"/>
@@ -2279,28 +2308,28 @@
         </w:p>
         <w:p>
           <w:pPr>
-            <w:pStyle w:val="TOC2"/>
+            <w:pStyle w:val="17"/>
             <w:tabs>
               <w:tab w:val="right" w:leader="dot" w:pos="8306"/>
             </w:tabs>
           </w:pPr>
           <w:r>
             <w:rPr>
-              <w:rFonts w:ascii="宋体" w:eastAsia="宋体" w:hAnsi="宋体" w:cs="宋体" w:hint="eastAsia"/>
+              <w:rFonts w:hint="eastAsia" w:ascii="宋体" w:hAnsi="宋体" w:eastAsia="宋体" w:cs="宋体"/>
               <w:szCs w:val="24"/>
             </w:rPr>
             <w:fldChar w:fldCharType="begin"/>
           </w:r>
           <w:r>
             <w:rPr>
-              <w:rFonts w:ascii="宋体" w:eastAsia="宋体" w:hAnsi="宋体" w:cs="宋体" w:hint="eastAsia"/>
+              <w:rFonts w:hint="eastAsia" w:ascii="宋体" w:hAnsi="宋体" w:eastAsia="宋体" w:cs="宋体"/>
               <w:szCs w:val="24"/>
             </w:rPr>
-            <w:instrText xml:space="preserve"> HYPERLINK \l _Toc28702 </w:instrText>
+            <w:instrText xml:space="preserve"> HYPERLINK \l _Toc27217 </w:instrText>
           </w:r>
           <w:r>
             <w:rPr>
-              <w:rFonts w:ascii="宋体" w:eastAsia="宋体" w:hAnsi="宋体" w:cs="宋体" w:hint="eastAsia"/>
+              <w:rFonts w:hint="eastAsia" w:ascii="宋体" w:hAnsi="宋体" w:eastAsia="宋体" w:cs="宋体"/>
               <w:szCs w:val="24"/>
             </w:rPr>
             <w:fldChar w:fldCharType="separate"/>
@@ -2319,7 +2348,7 @@
             <w:fldChar w:fldCharType="begin"/>
           </w:r>
           <w:r>
-            <w:instrText xml:space="preserve"> PAGEREF _Toc28702 \h </w:instrText>
+            <w:instrText xml:space="preserve"> PAGEREF _Toc27217 \h </w:instrText>
           </w:r>
           <w:r>
             <w:fldChar w:fldCharType="separate"/>
@@ -2332,7 +2361,7 @@
           </w:r>
           <w:r>
             <w:rPr>
-              <w:rFonts w:ascii="宋体" w:eastAsia="宋体" w:hAnsi="宋体" w:cs="宋体" w:hint="eastAsia"/>
+              <w:rFonts w:hint="eastAsia" w:ascii="宋体" w:hAnsi="宋体" w:eastAsia="宋体" w:cs="宋体"/>
               <w:szCs w:val="24"/>
             </w:rPr>
             <w:fldChar w:fldCharType="end"/>
@@ -2340,28 +2369,28 @@
         </w:p>
         <w:p>
           <w:pPr>
-            <w:pStyle w:val="TOC2"/>
+            <w:pStyle w:val="17"/>
             <w:tabs>
               <w:tab w:val="right" w:leader="dot" w:pos="8306"/>
             </w:tabs>
           </w:pPr>
           <w:r>
             <w:rPr>
-              <w:rFonts w:ascii="宋体" w:eastAsia="宋体" w:hAnsi="宋体" w:cs="宋体" w:hint="eastAsia"/>
+              <w:rFonts w:hint="eastAsia" w:ascii="宋体" w:hAnsi="宋体" w:eastAsia="宋体" w:cs="宋体"/>
               <w:szCs w:val="24"/>
             </w:rPr>
             <w:fldChar w:fldCharType="begin"/>
           </w:r>
           <w:r>
             <w:rPr>
-              <w:rFonts w:ascii="宋体" w:eastAsia="宋体" w:hAnsi="宋体" w:cs="宋体" w:hint="eastAsia"/>
+              <w:rFonts w:hint="eastAsia" w:ascii="宋体" w:hAnsi="宋体" w:eastAsia="宋体" w:cs="宋体"/>
               <w:szCs w:val="24"/>
             </w:rPr>
-            <w:instrText xml:space="preserve"> HYPERLINK \l _Toc3858 </w:instrText>
+            <w:instrText xml:space="preserve"> HYPERLINK \l _Toc12235 </w:instrText>
           </w:r>
           <w:r>
             <w:rPr>
-              <w:rFonts w:ascii="宋体" w:eastAsia="宋体" w:hAnsi="宋体" w:cs="宋体" w:hint="eastAsia"/>
+              <w:rFonts w:hint="eastAsia" w:ascii="宋体" w:hAnsi="宋体" w:eastAsia="宋体" w:cs="宋体"/>
               <w:szCs w:val="24"/>
             </w:rPr>
             <w:fldChar w:fldCharType="separate"/>
@@ -2380,7 +2409,7 @@
             <w:fldChar w:fldCharType="begin"/>
           </w:r>
           <w:r>
-            <w:instrText xml:space="preserve"> PAGEREF _Toc3858 \h </w:instrText>
+            <w:instrText xml:space="preserve"> PAGEREF _Toc12235 \h </w:instrText>
           </w:r>
           <w:r>
             <w:fldChar w:fldCharType="separate"/>
@@ -2393,7 +2422,7 @@
           </w:r>
           <w:r>
             <w:rPr>
-              <w:rFonts w:ascii="宋体" w:eastAsia="宋体" w:hAnsi="宋体" w:cs="宋体" w:hint="eastAsia"/>
+              <w:rFonts w:hint="eastAsia" w:ascii="宋体" w:hAnsi="宋体" w:eastAsia="宋体" w:cs="宋体"/>
               <w:szCs w:val="24"/>
             </w:rPr>
             <w:fldChar w:fldCharType="end"/>
@@ -2401,28 +2430,28 @@
         </w:p>
         <w:p>
           <w:pPr>
-            <w:pStyle w:val="TOC1"/>
+            <w:pStyle w:val="16"/>
             <w:tabs>
               <w:tab w:val="right" w:leader="dot" w:pos="8306"/>
             </w:tabs>
           </w:pPr>
           <w:r>
             <w:rPr>
-              <w:rFonts w:ascii="宋体" w:eastAsia="宋体" w:hAnsi="宋体" w:cs="宋体" w:hint="eastAsia"/>
+              <w:rFonts w:hint="eastAsia" w:ascii="宋体" w:hAnsi="宋体" w:eastAsia="宋体" w:cs="宋体"/>
               <w:szCs w:val="24"/>
             </w:rPr>
             <w:fldChar w:fldCharType="begin"/>
           </w:r>
           <w:r>
             <w:rPr>
-              <w:rFonts w:ascii="宋体" w:eastAsia="宋体" w:hAnsi="宋体" w:cs="宋体" w:hint="eastAsia"/>
+              <w:rFonts w:hint="eastAsia" w:ascii="宋体" w:hAnsi="宋体" w:eastAsia="宋体" w:cs="宋体"/>
               <w:szCs w:val="24"/>
             </w:rPr>
-            <w:instrText xml:space="preserve"> HYPERLINK \l _Toc3471 </w:instrText>
+            <w:instrText xml:space="preserve"> HYPERLINK \l _Toc19817 </w:instrText>
           </w:r>
           <w:r>
             <w:rPr>
-              <w:rFonts w:ascii="宋体" w:eastAsia="宋体" w:hAnsi="宋体" w:cs="宋体" w:hint="eastAsia"/>
+              <w:rFonts w:hint="eastAsia" w:ascii="宋体" w:hAnsi="宋体" w:eastAsia="宋体" w:cs="宋体"/>
               <w:szCs w:val="24"/>
             </w:rPr>
             <w:fldChar w:fldCharType="separate"/>
@@ -2441,7 +2470,7 @@
             <w:fldChar w:fldCharType="begin"/>
           </w:r>
           <w:r>
-            <w:instrText xml:space="preserve"> PAGEREF _Toc3471 \h </w:instrText>
+            <w:instrText xml:space="preserve"> PAGEREF _Toc19817 \h </w:instrText>
           </w:r>
           <w:r>
             <w:fldChar w:fldCharType="separate"/>
@@ -2454,7 +2483,7 @@
           </w:r>
           <w:r>
             <w:rPr>
-              <w:rFonts w:ascii="宋体" w:eastAsia="宋体" w:hAnsi="宋体" w:cs="宋体" w:hint="eastAsia"/>
+              <w:rFonts w:hint="eastAsia" w:ascii="宋体" w:hAnsi="宋体" w:eastAsia="宋体" w:cs="宋体"/>
               <w:szCs w:val="24"/>
             </w:rPr>
             <w:fldChar w:fldCharType="end"/>
@@ -2462,28 +2491,28 @@
         </w:p>
         <w:p>
           <w:pPr>
-            <w:pStyle w:val="TOC2"/>
+            <w:pStyle w:val="17"/>
             <w:tabs>
               <w:tab w:val="right" w:leader="dot" w:pos="8306"/>
             </w:tabs>
           </w:pPr>
           <w:r>
             <w:rPr>
-              <w:rFonts w:ascii="宋体" w:eastAsia="宋体" w:hAnsi="宋体" w:cs="宋体" w:hint="eastAsia"/>
+              <w:rFonts w:hint="eastAsia" w:ascii="宋体" w:hAnsi="宋体" w:eastAsia="宋体" w:cs="宋体"/>
               <w:szCs w:val="24"/>
             </w:rPr>
             <w:fldChar w:fldCharType="begin"/>
           </w:r>
           <w:r>
             <w:rPr>
-              <w:rFonts w:ascii="宋体" w:eastAsia="宋体" w:hAnsi="宋体" w:cs="宋体" w:hint="eastAsia"/>
+              <w:rFonts w:hint="eastAsia" w:ascii="宋体" w:hAnsi="宋体" w:eastAsia="宋体" w:cs="宋体"/>
               <w:szCs w:val="24"/>
             </w:rPr>
-            <w:instrText xml:space="preserve"> HYPERLINK \l _Toc568 </w:instrText>
+            <w:instrText xml:space="preserve"> HYPERLINK \l _Toc27806 </w:instrText>
           </w:r>
           <w:r>
             <w:rPr>
-              <w:rFonts w:ascii="宋体" w:eastAsia="宋体" w:hAnsi="宋体" w:cs="宋体" w:hint="eastAsia"/>
+              <w:rFonts w:hint="eastAsia" w:ascii="宋体" w:hAnsi="宋体" w:eastAsia="宋体" w:cs="宋体"/>
               <w:szCs w:val="24"/>
             </w:rPr>
             <w:fldChar w:fldCharType="separate"/>
@@ -2502,7 +2531,7 @@
             <w:fldChar w:fldCharType="begin"/>
           </w:r>
           <w:r>
-            <w:instrText xml:space="preserve"> PAGEREF _Toc568 \h </w:instrText>
+            <w:instrText xml:space="preserve"> PAGEREF _Toc27806 \h </w:instrText>
           </w:r>
           <w:r>
             <w:fldChar w:fldCharType="separate"/>
@@ -2515,7 +2544,7 @@
           </w:r>
           <w:r>
             <w:rPr>
-              <w:rFonts w:ascii="宋体" w:eastAsia="宋体" w:hAnsi="宋体" w:cs="宋体" w:hint="eastAsia"/>
+              <w:rFonts w:hint="eastAsia" w:ascii="宋体" w:hAnsi="宋体" w:eastAsia="宋体" w:cs="宋体"/>
               <w:szCs w:val="24"/>
             </w:rPr>
             <w:fldChar w:fldCharType="end"/>
@@ -2523,28 +2552,28 @@
         </w:p>
         <w:p>
           <w:pPr>
-            <w:pStyle w:val="TOC2"/>
+            <w:pStyle w:val="17"/>
             <w:tabs>
               <w:tab w:val="right" w:leader="dot" w:pos="8306"/>
             </w:tabs>
           </w:pPr>
           <w:r>
             <w:rPr>
-              <w:rFonts w:ascii="宋体" w:eastAsia="宋体" w:hAnsi="宋体" w:cs="宋体" w:hint="eastAsia"/>
+              <w:rFonts w:hint="eastAsia" w:ascii="宋体" w:hAnsi="宋体" w:eastAsia="宋体" w:cs="宋体"/>
               <w:szCs w:val="24"/>
             </w:rPr>
             <w:fldChar w:fldCharType="begin"/>
           </w:r>
           <w:r>
             <w:rPr>
-              <w:rFonts w:ascii="宋体" w:eastAsia="宋体" w:hAnsi="宋体" w:cs="宋体" w:hint="eastAsia"/>
+              <w:rFonts w:hint="eastAsia" w:ascii="宋体" w:hAnsi="宋体" w:eastAsia="宋体" w:cs="宋体"/>
               <w:szCs w:val="24"/>
             </w:rPr>
-            <w:instrText xml:space="preserve"> HYPERLINK \l _Toc3407 </w:instrText>
+            <w:instrText xml:space="preserve"> HYPERLINK \l _Toc8256 </w:instrText>
           </w:r>
           <w:r>
             <w:rPr>
-              <w:rFonts w:ascii="宋体" w:eastAsia="宋体" w:hAnsi="宋体" w:cs="宋体" w:hint="eastAsia"/>
+              <w:rFonts w:hint="eastAsia" w:ascii="宋体" w:hAnsi="宋体" w:eastAsia="宋体" w:cs="宋体"/>
               <w:szCs w:val="24"/>
             </w:rPr>
             <w:fldChar w:fldCharType="separate"/>
@@ -2563,7 +2592,7 @@
             <w:fldChar w:fldCharType="begin"/>
           </w:r>
           <w:r>
-            <w:instrText xml:space="preserve"> PAGEREF _Toc3407 \h </w:instrText>
+            <w:instrText xml:space="preserve"> PAGEREF _Toc8256 \h </w:instrText>
           </w:r>
           <w:r>
             <w:fldChar w:fldCharType="separate"/>
@@ -2576,7 +2605,7 @@
           </w:r>
           <w:r>
             <w:rPr>
-              <w:rFonts w:ascii="宋体" w:eastAsia="宋体" w:hAnsi="宋体" w:cs="宋体" w:hint="eastAsia"/>
+              <w:rFonts w:hint="eastAsia" w:ascii="宋体" w:hAnsi="宋体" w:eastAsia="宋体" w:cs="宋体"/>
               <w:szCs w:val="24"/>
             </w:rPr>
             <w:fldChar w:fldCharType="end"/>
@@ -2584,28 +2613,28 @@
         </w:p>
         <w:p>
           <w:pPr>
-            <w:pStyle w:val="TOC1"/>
+            <w:pStyle w:val="16"/>
             <w:tabs>
               <w:tab w:val="right" w:leader="dot" w:pos="8306"/>
             </w:tabs>
           </w:pPr>
           <w:r>
             <w:rPr>
-              <w:rFonts w:ascii="宋体" w:eastAsia="宋体" w:hAnsi="宋体" w:cs="宋体" w:hint="eastAsia"/>
+              <w:rFonts w:hint="eastAsia" w:ascii="宋体" w:hAnsi="宋体" w:eastAsia="宋体" w:cs="宋体"/>
               <w:szCs w:val="24"/>
             </w:rPr>
             <w:fldChar w:fldCharType="begin"/>
           </w:r>
           <w:r>
             <w:rPr>
-              <w:rFonts w:ascii="宋体" w:eastAsia="宋体" w:hAnsi="宋体" w:cs="宋体" w:hint="eastAsia"/>
+              <w:rFonts w:hint="eastAsia" w:ascii="宋体" w:hAnsi="宋体" w:eastAsia="宋体" w:cs="宋体"/>
               <w:szCs w:val="24"/>
             </w:rPr>
-            <w:instrText xml:space="preserve"> HYPERLINK \l _Toc17543 </w:instrText>
+            <w:instrText xml:space="preserve"> HYPERLINK \l _Toc9543 </w:instrText>
           </w:r>
           <w:r>
             <w:rPr>
-              <w:rFonts w:ascii="宋体" w:eastAsia="宋体" w:hAnsi="宋体" w:cs="宋体" w:hint="eastAsia"/>
+              <w:rFonts w:hint="eastAsia" w:ascii="宋体" w:hAnsi="宋体" w:eastAsia="宋体" w:cs="宋体"/>
               <w:szCs w:val="24"/>
             </w:rPr>
             <w:fldChar w:fldCharType="separate"/>
@@ -2624,7 +2653,7 @@
             <w:fldChar w:fldCharType="begin"/>
           </w:r>
           <w:r>
-            <w:instrText xml:space="preserve"> PAGEREF _Toc17543 \h </w:instrText>
+            <w:instrText xml:space="preserve"> PAGEREF _Toc9543 \h </w:instrText>
           </w:r>
           <w:r>
             <w:fldChar w:fldCharType="separate"/>
@@ -2637,7 +2666,7 @@
           </w:r>
           <w:r>
             <w:rPr>
-              <w:rFonts w:ascii="宋体" w:eastAsia="宋体" w:hAnsi="宋体" w:cs="宋体" w:hint="eastAsia"/>
+              <w:rFonts w:hint="eastAsia" w:ascii="宋体" w:hAnsi="宋体" w:eastAsia="宋体" w:cs="宋体"/>
               <w:szCs w:val="24"/>
             </w:rPr>
             <w:fldChar w:fldCharType="end"/>
@@ -2645,28 +2674,28 @@
         </w:p>
         <w:p>
           <w:pPr>
-            <w:pStyle w:val="TOC2"/>
+            <w:pStyle w:val="17"/>
             <w:tabs>
               <w:tab w:val="right" w:leader="dot" w:pos="8306"/>
             </w:tabs>
           </w:pPr>
           <w:r>
             <w:rPr>
-              <w:rFonts w:ascii="宋体" w:eastAsia="宋体" w:hAnsi="宋体" w:cs="宋体" w:hint="eastAsia"/>
+              <w:rFonts w:hint="eastAsia" w:ascii="宋体" w:hAnsi="宋体" w:eastAsia="宋体" w:cs="宋体"/>
               <w:szCs w:val="24"/>
             </w:rPr>
             <w:fldChar w:fldCharType="begin"/>
           </w:r>
           <w:r>
             <w:rPr>
-              <w:rFonts w:ascii="宋体" w:eastAsia="宋体" w:hAnsi="宋体" w:cs="宋体" w:hint="eastAsia"/>
+              <w:rFonts w:hint="eastAsia" w:ascii="宋体" w:hAnsi="宋体" w:eastAsia="宋体" w:cs="宋体"/>
               <w:szCs w:val="24"/>
             </w:rPr>
-            <w:instrText xml:space="preserve"> HYPERLINK \l _Toc6744 </w:instrText>
+            <w:instrText xml:space="preserve"> HYPERLINK \l _Toc31580 </w:instrText>
           </w:r>
           <w:r>
             <w:rPr>
-              <w:rFonts w:ascii="宋体" w:eastAsia="宋体" w:hAnsi="宋体" w:cs="宋体" w:hint="eastAsia"/>
+              <w:rFonts w:hint="eastAsia" w:ascii="宋体" w:hAnsi="宋体" w:eastAsia="宋体" w:cs="宋体"/>
               <w:szCs w:val="24"/>
             </w:rPr>
             <w:fldChar w:fldCharType="separate"/>
@@ -2685,7 +2714,7 @@
             <w:fldChar w:fldCharType="begin"/>
           </w:r>
           <w:r>
-            <w:instrText xml:space="preserve"> PAGEREF _Toc6744 \h </w:instrText>
+            <w:instrText xml:space="preserve"> PAGEREF _Toc31580 \h </w:instrText>
           </w:r>
           <w:r>
             <w:fldChar w:fldCharType="separate"/>
@@ -2698,7 +2727,7 @@
           </w:r>
           <w:r>
             <w:rPr>
-              <w:rFonts w:ascii="宋体" w:eastAsia="宋体" w:hAnsi="宋体" w:cs="宋体" w:hint="eastAsia"/>
+              <w:rFonts w:hint="eastAsia" w:ascii="宋体" w:hAnsi="宋体" w:eastAsia="宋体" w:cs="宋体"/>
               <w:szCs w:val="24"/>
             </w:rPr>
             <w:fldChar w:fldCharType="end"/>
@@ -2706,28 +2735,28 @@
         </w:p>
         <w:p>
           <w:pPr>
-            <w:pStyle w:val="TOC2"/>
+            <w:pStyle w:val="17"/>
             <w:tabs>
               <w:tab w:val="right" w:leader="dot" w:pos="8306"/>
             </w:tabs>
           </w:pPr>
           <w:r>
             <w:rPr>
-              <w:rFonts w:ascii="宋体" w:eastAsia="宋体" w:hAnsi="宋体" w:cs="宋体" w:hint="eastAsia"/>
+              <w:rFonts w:hint="eastAsia" w:ascii="宋体" w:hAnsi="宋体" w:eastAsia="宋体" w:cs="宋体"/>
               <w:szCs w:val="24"/>
             </w:rPr>
             <w:fldChar w:fldCharType="begin"/>
           </w:r>
           <w:r>
             <w:rPr>
-              <w:rFonts w:ascii="宋体" w:eastAsia="宋体" w:hAnsi="宋体" w:cs="宋体" w:hint="eastAsia"/>
+              <w:rFonts w:hint="eastAsia" w:ascii="宋体" w:hAnsi="宋体" w:eastAsia="宋体" w:cs="宋体"/>
               <w:szCs w:val="24"/>
             </w:rPr>
-            <w:instrText xml:space="preserve"> HYPERLINK \l _Toc22438 </w:instrText>
+            <w:instrText xml:space="preserve"> HYPERLINK \l _Toc15054 </w:instrText>
           </w:r>
           <w:r>
             <w:rPr>
-              <w:rFonts w:ascii="宋体" w:eastAsia="宋体" w:hAnsi="宋体" w:cs="宋体" w:hint="eastAsia"/>
+              <w:rFonts w:hint="eastAsia" w:ascii="宋体" w:hAnsi="宋体" w:eastAsia="宋体" w:cs="宋体"/>
               <w:szCs w:val="24"/>
             </w:rPr>
             <w:fldChar w:fldCharType="separate"/>
@@ -2746,7 +2775,7 @@
             <w:fldChar w:fldCharType="begin"/>
           </w:r>
           <w:r>
-            <w:instrText xml:space="preserve"> PAGEREF _Toc22438 \h </w:instrText>
+            <w:instrText xml:space="preserve"> PAGEREF _Toc15054 \h </w:instrText>
           </w:r>
           <w:r>
             <w:fldChar w:fldCharType="separate"/>
@@ -2759,7 +2788,7 @@
           </w:r>
           <w:r>
             <w:rPr>
-              <w:rFonts w:ascii="宋体" w:eastAsia="宋体" w:hAnsi="宋体" w:cs="宋体" w:hint="eastAsia"/>
+              <w:rFonts w:hint="eastAsia" w:ascii="宋体" w:hAnsi="宋体" w:eastAsia="宋体" w:cs="宋体"/>
               <w:szCs w:val="24"/>
             </w:rPr>
             <w:fldChar w:fldCharType="end"/>
@@ -2767,28 +2796,28 @@
         </w:p>
         <w:p>
           <w:pPr>
-            <w:pStyle w:val="TOC2"/>
+            <w:pStyle w:val="17"/>
             <w:tabs>
               <w:tab w:val="right" w:leader="dot" w:pos="8306"/>
             </w:tabs>
           </w:pPr>
           <w:r>
             <w:rPr>
-              <w:rFonts w:ascii="宋体" w:eastAsia="宋体" w:hAnsi="宋体" w:cs="宋体" w:hint="eastAsia"/>
+              <w:rFonts w:hint="eastAsia" w:ascii="宋体" w:hAnsi="宋体" w:eastAsia="宋体" w:cs="宋体"/>
               <w:szCs w:val="24"/>
             </w:rPr>
             <w:fldChar w:fldCharType="begin"/>
           </w:r>
           <w:r>
             <w:rPr>
-              <w:rFonts w:ascii="宋体" w:eastAsia="宋体" w:hAnsi="宋体" w:cs="宋体" w:hint="eastAsia"/>
+              <w:rFonts w:hint="eastAsia" w:ascii="宋体" w:hAnsi="宋体" w:eastAsia="宋体" w:cs="宋体"/>
               <w:szCs w:val="24"/>
             </w:rPr>
-            <w:instrText xml:space="preserve"> HYPERLINK \l _Toc4074 </w:instrText>
+            <w:instrText xml:space="preserve"> HYPERLINK \l _Toc9174 </w:instrText>
           </w:r>
           <w:r>
             <w:rPr>
-              <w:rFonts w:ascii="宋体" w:eastAsia="宋体" w:hAnsi="宋体" w:cs="宋体" w:hint="eastAsia"/>
+              <w:rFonts w:hint="eastAsia" w:ascii="宋体" w:hAnsi="宋体" w:eastAsia="宋体" w:cs="宋体"/>
               <w:szCs w:val="24"/>
             </w:rPr>
             <w:fldChar w:fldCharType="separate"/>
@@ -2807,7 +2836,7 @@
             <w:fldChar w:fldCharType="begin"/>
           </w:r>
           <w:r>
-            <w:instrText xml:space="preserve"> PAGEREF _Toc4074 \h </w:instrText>
+            <w:instrText xml:space="preserve"> PAGEREF _Toc9174 \h </w:instrText>
           </w:r>
           <w:r>
             <w:fldChar w:fldCharType="separate"/>
@@ -2820,7 +2849,7 @@
           </w:r>
           <w:r>
             <w:rPr>
-              <w:rFonts w:ascii="宋体" w:eastAsia="宋体" w:hAnsi="宋体" w:cs="宋体" w:hint="eastAsia"/>
+              <w:rFonts w:hint="eastAsia" w:ascii="宋体" w:hAnsi="宋体" w:eastAsia="宋体" w:cs="宋体"/>
               <w:szCs w:val="24"/>
             </w:rPr>
             <w:fldChar w:fldCharType="end"/>
@@ -2828,28 +2857,28 @@
         </w:p>
         <w:p>
           <w:pPr>
-            <w:pStyle w:val="TOC2"/>
+            <w:pStyle w:val="17"/>
             <w:tabs>
               <w:tab w:val="right" w:leader="dot" w:pos="8306"/>
             </w:tabs>
           </w:pPr>
           <w:r>
             <w:rPr>
-              <w:rFonts w:ascii="宋体" w:eastAsia="宋体" w:hAnsi="宋体" w:cs="宋体" w:hint="eastAsia"/>
+              <w:rFonts w:hint="eastAsia" w:ascii="宋体" w:hAnsi="宋体" w:eastAsia="宋体" w:cs="宋体"/>
               <w:szCs w:val="24"/>
             </w:rPr>
             <w:fldChar w:fldCharType="begin"/>
           </w:r>
           <w:r>
             <w:rPr>
-              <w:rFonts w:ascii="宋体" w:eastAsia="宋体" w:hAnsi="宋体" w:cs="宋体" w:hint="eastAsia"/>
+              <w:rFonts w:hint="eastAsia" w:ascii="宋体" w:hAnsi="宋体" w:eastAsia="宋体" w:cs="宋体"/>
               <w:szCs w:val="24"/>
             </w:rPr>
-            <w:instrText xml:space="preserve"> HYPERLINK \l _Toc20803 </w:instrText>
+            <w:instrText xml:space="preserve"> HYPERLINK \l _Toc27987 </w:instrText>
           </w:r>
           <w:r>
             <w:rPr>
-              <w:rFonts w:ascii="宋体" w:eastAsia="宋体" w:hAnsi="宋体" w:cs="宋体" w:hint="eastAsia"/>
+              <w:rFonts w:hint="eastAsia" w:ascii="宋体" w:hAnsi="宋体" w:eastAsia="宋体" w:cs="宋体"/>
               <w:szCs w:val="24"/>
             </w:rPr>
             <w:fldChar w:fldCharType="separate"/>
@@ -2868,7 +2897,7 @@
             <w:fldChar w:fldCharType="begin"/>
           </w:r>
           <w:r>
-            <w:instrText xml:space="preserve"> PAGEREF _Toc20803 \h </w:instrText>
+            <w:instrText xml:space="preserve"> PAGEREF _Toc27987 \h </w:instrText>
           </w:r>
           <w:r>
             <w:fldChar w:fldCharType="separate"/>
@@ -2881,7 +2910,7 @@
           </w:r>
           <w:r>
             <w:rPr>
-              <w:rFonts w:ascii="宋体" w:eastAsia="宋体" w:hAnsi="宋体" w:cs="宋体" w:hint="eastAsia"/>
+              <w:rFonts w:hint="eastAsia" w:ascii="宋体" w:hAnsi="宋体" w:eastAsia="宋体" w:cs="宋体"/>
               <w:szCs w:val="24"/>
             </w:rPr>
             <w:fldChar w:fldCharType="end"/>
@@ -2889,28 +2918,28 @@
         </w:p>
         <w:p>
           <w:pPr>
-            <w:pStyle w:val="TOC1"/>
+            <w:pStyle w:val="16"/>
             <w:tabs>
               <w:tab w:val="right" w:leader="dot" w:pos="8306"/>
             </w:tabs>
           </w:pPr>
           <w:r>
             <w:rPr>
-              <w:rFonts w:ascii="宋体" w:eastAsia="宋体" w:hAnsi="宋体" w:cs="宋体" w:hint="eastAsia"/>
+              <w:rFonts w:hint="eastAsia" w:ascii="宋体" w:hAnsi="宋体" w:eastAsia="宋体" w:cs="宋体"/>
               <w:szCs w:val="24"/>
             </w:rPr>
             <w:fldChar w:fldCharType="begin"/>
           </w:r>
           <w:r>
             <w:rPr>
-              <w:rFonts w:ascii="宋体" w:eastAsia="宋体" w:hAnsi="宋体" w:cs="宋体" w:hint="eastAsia"/>
+              <w:rFonts w:hint="eastAsia" w:ascii="宋体" w:hAnsi="宋体" w:eastAsia="宋体" w:cs="宋体"/>
               <w:szCs w:val="24"/>
             </w:rPr>
-            <w:instrText xml:space="preserve"> HYPERLINK \l _Toc24254 </w:instrText>
+            <w:instrText xml:space="preserve"> HYPERLINK \l _Toc21265 </w:instrText>
           </w:r>
           <w:r>
             <w:rPr>
-              <w:rFonts w:ascii="宋体" w:eastAsia="宋体" w:hAnsi="宋体" w:cs="宋体" w:hint="eastAsia"/>
+              <w:rFonts w:hint="eastAsia" w:ascii="宋体" w:hAnsi="宋体" w:eastAsia="宋体" w:cs="宋体"/>
               <w:szCs w:val="24"/>
             </w:rPr>
             <w:fldChar w:fldCharType="separate"/>
@@ -2929,7 +2958,7 @@
             <w:fldChar w:fldCharType="begin"/>
           </w:r>
           <w:r>
-            <w:instrText xml:space="preserve"> PAGEREF _Toc24254 \h </w:instrText>
+            <w:instrText xml:space="preserve"> PAGEREF _Toc21265 \h </w:instrText>
           </w:r>
           <w:r>
             <w:fldChar w:fldCharType="separate"/>
@@ -2942,7 +2971,7 @@
           </w:r>
           <w:r>
             <w:rPr>
-              <w:rFonts w:ascii="宋体" w:eastAsia="宋体" w:hAnsi="宋体" w:cs="宋体" w:hint="eastAsia"/>
+              <w:rFonts w:hint="eastAsia" w:ascii="宋体" w:hAnsi="宋体" w:eastAsia="宋体" w:cs="宋体"/>
               <w:szCs w:val="24"/>
             </w:rPr>
             <w:fldChar w:fldCharType="end"/>
@@ -2950,28 +2979,28 @@
         </w:p>
         <w:p>
           <w:pPr>
-            <w:pStyle w:val="TOC1"/>
+            <w:pStyle w:val="16"/>
             <w:tabs>
               <w:tab w:val="right" w:leader="dot" w:pos="8306"/>
             </w:tabs>
           </w:pPr>
           <w:r>
             <w:rPr>
-              <w:rFonts w:ascii="宋体" w:eastAsia="宋体" w:hAnsi="宋体" w:cs="宋体" w:hint="eastAsia"/>
+              <w:rFonts w:hint="eastAsia" w:ascii="宋体" w:hAnsi="宋体" w:eastAsia="宋体" w:cs="宋体"/>
               <w:szCs w:val="24"/>
             </w:rPr>
             <w:fldChar w:fldCharType="begin"/>
           </w:r>
           <w:r>
             <w:rPr>
-              <w:rFonts w:ascii="宋体" w:eastAsia="宋体" w:hAnsi="宋体" w:cs="宋体" w:hint="eastAsia"/>
+              <w:rFonts w:hint="eastAsia" w:ascii="宋体" w:hAnsi="宋体" w:eastAsia="宋体" w:cs="宋体"/>
               <w:szCs w:val="24"/>
             </w:rPr>
-            <w:instrText xml:space="preserve"> HYPERLINK \l _Toc20971 </w:instrText>
+            <w:instrText xml:space="preserve"> HYPERLINK \l _Toc11110 </w:instrText>
           </w:r>
           <w:r>
             <w:rPr>
-              <w:rFonts w:ascii="宋体" w:eastAsia="宋体" w:hAnsi="宋体" w:cs="宋体" w:hint="eastAsia"/>
+              <w:rFonts w:hint="eastAsia" w:ascii="宋体" w:hAnsi="宋体" w:eastAsia="宋体" w:cs="宋体"/>
               <w:szCs w:val="24"/>
             </w:rPr>
             <w:fldChar w:fldCharType="separate"/>
@@ -2990,7 +3019,7 @@
             <w:fldChar w:fldCharType="begin"/>
           </w:r>
           <w:r>
-            <w:instrText xml:space="preserve"> PAGEREF _Toc20971 \h </w:instrText>
+            <w:instrText xml:space="preserve"> PAGEREF _Toc11110 \h </w:instrText>
           </w:r>
           <w:r>
             <w:fldChar w:fldCharType="separate"/>
@@ -3003,7 +3032,7 @@
           </w:r>
           <w:r>
             <w:rPr>
-              <w:rFonts w:ascii="宋体" w:eastAsia="宋体" w:hAnsi="宋体" w:cs="宋体" w:hint="eastAsia"/>
+              <w:rFonts w:hint="eastAsia" w:ascii="宋体" w:hAnsi="宋体" w:eastAsia="宋体" w:cs="宋体"/>
               <w:szCs w:val="24"/>
             </w:rPr>
             <w:fldChar w:fldCharType="end"/>
@@ -3011,28 +3040,28 @@
         </w:p>
         <w:p>
           <w:pPr>
-            <w:pStyle w:val="TOC1"/>
+            <w:pStyle w:val="16"/>
             <w:tabs>
               <w:tab w:val="right" w:leader="dot" w:pos="8306"/>
             </w:tabs>
           </w:pPr>
           <w:r>
             <w:rPr>
-              <w:rFonts w:ascii="宋体" w:eastAsia="宋体" w:hAnsi="宋体" w:cs="宋体" w:hint="eastAsia"/>
+              <w:rFonts w:hint="eastAsia" w:ascii="宋体" w:hAnsi="宋体" w:eastAsia="宋体" w:cs="宋体"/>
               <w:szCs w:val="24"/>
             </w:rPr>
             <w:fldChar w:fldCharType="begin"/>
           </w:r>
           <w:r>
             <w:rPr>
-              <w:rFonts w:ascii="宋体" w:eastAsia="宋体" w:hAnsi="宋体" w:cs="宋体" w:hint="eastAsia"/>
+              <w:rFonts w:hint="eastAsia" w:ascii="宋体" w:hAnsi="宋体" w:eastAsia="宋体" w:cs="宋体"/>
               <w:szCs w:val="24"/>
             </w:rPr>
-            <w:instrText xml:space="preserve"> HYPERLINK \l _Toc13564 </w:instrText>
+            <w:instrText xml:space="preserve"> HYPERLINK \l _Toc21808 </w:instrText>
           </w:r>
           <w:r>
             <w:rPr>
-              <w:rFonts w:ascii="宋体" w:eastAsia="宋体" w:hAnsi="宋体" w:cs="宋体" w:hint="eastAsia"/>
+              <w:rFonts w:hint="eastAsia" w:ascii="宋体" w:hAnsi="宋体" w:eastAsia="宋体" w:cs="宋体"/>
               <w:szCs w:val="24"/>
             </w:rPr>
             <w:fldChar w:fldCharType="separate"/>
@@ -3051,7 +3080,7 @@
             <w:fldChar w:fldCharType="begin"/>
           </w:r>
           <w:r>
-            <w:instrText xml:space="preserve"> PAGEREF _Toc13564 \h </w:instrText>
+            <w:instrText xml:space="preserve"> PAGEREF _Toc21808 \h </w:instrText>
           </w:r>
           <w:r>
             <w:fldChar w:fldCharType="separate"/>
@@ -3064,7 +3093,7 @@
           </w:r>
           <w:r>
             <w:rPr>
-              <w:rFonts w:ascii="宋体" w:eastAsia="宋体" w:hAnsi="宋体" w:cs="宋体" w:hint="eastAsia"/>
+              <w:rFonts w:hint="eastAsia" w:ascii="宋体" w:hAnsi="宋体" w:eastAsia="宋体" w:cs="宋体"/>
               <w:szCs w:val="24"/>
             </w:rPr>
             <w:fldChar w:fldCharType="end"/>
@@ -3072,28 +3101,28 @@
         </w:p>
         <w:p>
           <w:pPr>
-            <w:pStyle w:val="TOC1"/>
+            <w:pStyle w:val="16"/>
             <w:tabs>
               <w:tab w:val="right" w:leader="dot" w:pos="8306"/>
             </w:tabs>
           </w:pPr>
           <w:r>
             <w:rPr>
-              <w:rFonts w:ascii="宋体" w:eastAsia="宋体" w:hAnsi="宋体" w:cs="宋体" w:hint="eastAsia"/>
+              <w:rFonts w:hint="eastAsia" w:ascii="宋体" w:hAnsi="宋体" w:eastAsia="宋体" w:cs="宋体"/>
               <w:szCs w:val="24"/>
             </w:rPr>
             <w:fldChar w:fldCharType="begin"/>
           </w:r>
           <w:r>
             <w:rPr>
-              <w:rFonts w:ascii="宋体" w:eastAsia="宋体" w:hAnsi="宋体" w:cs="宋体" w:hint="eastAsia"/>
+              <w:rFonts w:hint="eastAsia" w:ascii="宋体" w:hAnsi="宋体" w:eastAsia="宋体" w:cs="宋体"/>
               <w:szCs w:val="24"/>
             </w:rPr>
-            <w:instrText xml:space="preserve"> HYPERLINK \l _Toc26542 </w:instrText>
+            <w:instrText xml:space="preserve"> HYPERLINK \l _Toc4392 </w:instrText>
           </w:r>
           <w:r>
             <w:rPr>
-              <w:rFonts w:ascii="宋体" w:eastAsia="宋体" w:hAnsi="宋体" w:cs="宋体" w:hint="eastAsia"/>
+              <w:rFonts w:hint="eastAsia" w:ascii="宋体" w:hAnsi="宋体" w:eastAsia="宋体" w:cs="宋体"/>
               <w:szCs w:val="24"/>
             </w:rPr>
             <w:fldChar w:fldCharType="separate"/>
@@ -3112,7 +3141,7 @@
             <w:fldChar w:fldCharType="begin"/>
           </w:r>
           <w:r>
-            <w:instrText xml:space="preserve"> PAGEREF _Toc26542 \h </w:instrText>
+            <w:instrText xml:space="preserve"> PAGEREF _Toc4392 \h </w:instrText>
           </w:r>
           <w:r>
             <w:fldChar w:fldCharType="separate"/>
@@ -3125,7 +3154,7 @@
           </w:r>
           <w:r>
             <w:rPr>
-              <w:rFonts w:ascii="宋体" w:eastAsia="宋体" w:hAnsi="宋体" w:cs="宋体" w:hint="eastAsia"/>
+              <w:rFonts w:hint="eastAsia" w:ascii="宋体" w:hAnsi="宋体" w:eastAsia="宋体" w:cs="宋体"/>
               <w:szCs w:val="24"/>
             </w:rPr>
             <w:fldChar w:fldCharType="end"/>
@@ -3149,7 +3178,7 @@
             <w:spacing w:line="312" w:lineRule="auto"/>
             <w:textAlignment w:val="baseline"/>
             <w:rPr>
-              <w:rFonts w:ascii="宋体" w:eastAsia="宋体" w:hAnsi="宋体" w:cs="宋体" w:hint="eastAsia"/>
+              <w:rFonts w:hint="eastAsia" w:ascii="宋体" w:hAnsi="宋体" w:eastAsia="宋体" w:cs="宋体"/>
               <w:snapToGrid w:val="0"/>
               <w:color w:val="000000"/>
               <w:kern w:val="0"/>
@@ -3160,7 +3189,7 @@
           </w:pPr>
           <w:r>
             <w:rPr>
-              <w:rFonts w:ascii="宋体" w:eastAsia="宋体" w:hAnsi="宋体" w:cs="宋体" w:hint="eastAsia"/>
+              <w:rFonts w:hint="eastAsia" w:ascii="宋体" w:hAnsi="宋体" w:eastAsia="宋体" w:cs="宋体"/>
               <w:szCs w:val="24"/>
             </w:rPr>
             <w:fldChar w:fldCharType="end"/>
@@ -3185,7 +3214,7 @@
         <w:snapToGrid w:val="0"/>
         <w:textAlignment w:val="baseline"/>
         <w:rPr>
-          <w:rFonts w:ascii="Arial" w:eastAsia="Arial" w:hAnsi="Arial" w:cs="Arial"/>
+          <w:rFonts w:ascii="Arial" w:hAnsi="Arial" w:eastAsia="Arial" w:cs="Arial"/>
           <w:snapToGrid w:val="0"/>
           <w:color w:val="000000"/>
           <w:kern w:val="0"/>
@@ -3196,7 +3225,7 @@
       </w:pPr>
       <w:r>
         <w:rPr>
-          <w:rFonts w:ascii="Arial" w:eastAsia="Arial" w:hAnsi="Arial" w:cs="Arial"/>
+          <w:rFonts w:ascii="Arial" w:hAnsi="Arial" w:eastAsia="Arial" w:cs="Arial"/>
           <w:snapToGrid w:val="0"/>
           <w:color w:val="000000"/>
           <w:kern w:val="0"/>
@@ -3209,7 +3238,7 @@
     </w:p>
     <w:p>
       <w:pPr>
-        <w:pStyle w:val="1"/>
+        <w:pStyle w:val="28"/>
         <w:keepNext w:val="0"/>
         <w:keepLines w:val="0"/>
         <w:pageBreakBefore w:val="0"/>
@@ -3236,7 +3265,7 @@
         </w:rPr>
         <w:t xml:space="preserve"> </w:t>
       </w:r>
-      <w:bookmarkStart w:id="2" w:name="_Toc23647"/>
+      <w:bookmarkStart w:id="2" w:name="_Toc5956"/>
       <w:r>
         <w:rPr>
           <w:rFonts w:hint="default"/>
@@ -3248,7 +3277,7 @@
     </w:p>
     <w:p>
       <w:pPr>
-        <w:pStyle w:val="2"/>
+        <w:pStyle w:val="30"/>
         <w:keepNext w:val="0"/>
         <w:keepLines w:val="0"/>
         <w:pageBreakBefore w:val="0"/>
@@ -3268,7 +3297,7 @@
           <w:lang w:val="en-US" w:eastAsia="zh-CN"/>
         </w:rPr>
       </w:pPr>
-      <w:bookmarkStart w:id="3" w:name="_Toc28702"/>
+      <w:bookmarkStart w:id="3" w:name="_Toc27217"/>
       <w:r>
         <w:rPr>
           <w:rFonts w:hint="default"/>
@@ -3280,7 +3309,7 @@
     </w:p>
     <w:p>
       <w:pPr>
-        <w:pStyle w:val="a1"/>
+        <w:pStyle w:val="29"/>
         <w:keepNext w:val="0"/>
         <w:keepLines w:val="0"/>
         <w:pageBreakBefore w:val="0"/>
@@ -3310,7 +3339,7 @@
     </w:p>
     <w:p>
       <w:pPr>
-        <w:pStyle w:val="a1"/>
+        <w:pStyle w:val="29"/>
         <w:keepNext w:val="0"/>
         <w:keepLines w:val="0"/>
         <w:pageBreakBefore w:val="0"/>
@@ -3340,7 +3369,7 @@
     </w:p>
     <w:p>
       <w:pPr>
-        <w:pStyle w:val="a1"/>
+        <w:pStyle w:val="29"/>
         <w:keepNext w:val="0"/>
         <w:keepLines w:val="0"/>
         <w:pageBreakBefore w:val="0"/>
@@ -3370,7 +3399,7 @@
     </w:p>
     <w:p>
       <w:pPr>
-        <w:pStyle w:val="a1"/>
+        <w:pStyle w:val="29"/>
         <w:keepNext w:val="0"/>
         <w:keepLines w:val="0"/>
         <w:pageBreakBefore w:val="0"/>
@@ -3400,7 +3429,7 @@
     </w:p>
     <w:p>
       <w:pPr>
-        <w:pStyle w:val="2"/>
+        <w:pStyle w:val="30"/>
         <w:keepNext w:val="0"/>
         <w:keepLines w:val="0"/>
         <w:pageBreakBefore w:val="0"/>
@@ -3420,7 +3449,7 @@
           <w:lang w:val="en-US" w:eastAsia="zh-CN"/>
         </w:rPr>
       </w:pPr>
-      <w:bookmarkStart w:id="4" w:name="_Toc3858"/>
+      <w:bookmarkStart w:id="4" w:name="_Toc12235"/>
       <w:r>
         <w:rPr>
           <w:rFonts w:hint="default"/>
@@ -3432,18 +3461,19 @@
     </w:p>
     <w:tbl>
       <w:tblPr>
-        <w:tblStyle w:val="TableNormal"/>
+        <w:tblStyle w:val="20"/>
         <w:tblW w:w="8522" w:type="dxa"/>
         <w:jc w:val="center"/>
         <w:tblBorders>
-          <w:top w:val="nil"/>
-          <w:left w:val="nil"/>
-          <w:bottom w:val="nil"/>
-          <w:right w:val="nil"/>
-          <w:insideH w:val="nil"/>
-          <w:insideV w:val="nil"/>
+          <w:top w:val="none" w:color="auto" w:sz="0" w:space="0"/>
+          <w:left w:val="none" w:color="auto" w:sz="0" w:space="0"/>
+          <w:bottom w:val="none" w:color="auto" w:sz="0" w:space="0"/>
+          <w:right w:val="none" w:color="auto" w:sz="0" w:space="0"/>
+          <w:insideH w:val="none" w:color="auto" w:sz="0" w:space="0"/>
+          <w:insideV w:val="none" w:color="auto" w:sz="0" w:space="0"/>
         </w:tblBorders>
         <w:shd w:val="clear" w:color="auto" w:fill="auto"/>
+        <w:tblLayout w:type="autofit"/>
         <w:tblCellMar>
           <w:top w:w="15" w:type="dxa"/>
           <w:left w:w="15" w:type="dxa"/>
@@ -3459,15 +3489,13 @@
       </w:tblGrid>
       <w:tr>
         <w:tblPrEx>
-          <w:tblW w:w="8522" w:type="dxa"/>
-          <w:jc w:val="center"/>
           <w:tblBorders>
-            <w:top w:val="nil"/>
-            <w:left w:val="nil"/>
-            <w:bottom w:val="nil"/>
-            <w:right w:val="nil"/>
-            <w:insideH w:val="nil"/>
-            <w:insideV w:val="nil"/>
+            <w:top w:val="none" w:color="auto" w:sz="0" w:space="0"/>
+            <w:left w:val="none" w:color="auto" w:sz="0" w:space="0"/>
+            <w:bottom w:val="none" w:color="auto" w:sz="0" w:space="0"/>
+            <w:right w:val="none" w:color="auto" w:sz="0" w:space="0"/>
+            <w:insideH w:val="none" w:color="auto" w:sz="0" w:space="0"/>
+            <w:insideV w:val="none" w:color="auto" w:sz="0" w:space="0"/>
           </w:tblBorders>
           <w:shd w:val="clear" w:color="auto" w:fill="auto"/>
           <w:tblCellMar>
@@ -3478,7 +3506,7 @@
           </w:tblCellMar>
         </w:tblPrEx>
         <w:trPr>
-          <w:trHeight w:val="0"/>
+          <w:trHeight w:val="0" w:hRule="atLeast"/>
           <w:tblHeader/>
           <w:jc w:val="center"/>
         </w:trPr>
@@ -3486,10 +3514,10 @@
           <w:tcPr>
             <w:tcW w:w="2779" w:type="dxa"/>
             <w:tcBorders>
-              <w:top w:val="single" w:sz="12" w:space="0" w:color="auto"/>
-              <w:left w:val="single" w:sz="12" w:space="0" w:color="auto"/>
-              <w:bottom w:val="single" w:sz="4" w:space="0" w:color="auto"/>
-              <w:right w:val="single" w:sz="4" w:space="0" w:color="auto"/>
+              <w:top w:val="single" w:color="auto" w:sz="12" w:space="0"/>
+              <w:left w:val="single" w:color="auto" w:sz="12" w:space="0"/>
+              <w:bottom w:val="single" w:color="auto" w:sz="4" w:space="0"/>
+              <w:right w:val="single" w:color="auto" w:sz="4" w:space="0"/>
             </w:tcBorders>
             <w:shd w:val="clear" w:color="auto" w:fill="auto"/>
             <w:tcMar>
@@ -3517,11 +3545,11 @@
               <w:adjustRightInd w:val="0"/>
               <w:snapToGrid w:val="0"/>
               <w:spacing w:line="240" w:lineRule="auto"/>
-              <w:ind w:left="0" w:right="0" w:firstLine="0" w:leftChars="0" w:rightChars="0" w:firstLineChars="0"/>
+              <w:ind w:left="0" w:leftChars="0" w:right="0" w:rightChars="0" w:firstLine="0" w:firstLineChars="0"/>
               <w:jc w:val="center"/>
               <w:textAlignment w:val="baseline"/>
               <w:rPr>
-                <w:rFonts w:ascii="Segoe UI" w:eastAsia="Segoe UI" w:hAnsi="Segoe UI" w:cs="Segoe UI"/>
+                <w:rFonts w:ascii="Segoe UI" w:hAnsi="Segoe UI" w:eastAsia="Segoe UI" w:cs="Segoe UI"/>
                 <w:b/>
                 <w:i w:val="0"/>
                 <w:iCs w:val="0"/>
@@ -3534,7 +3562,7 @@
             </w:pPr>
             <w:r>
               <w:rPr>
-                <w:rFonts w:ascii="Segoe UI" w:eastAsia="Segoe UI" w:hAnsi="Segoe UI" w:cs="Segoe UI" w:hint="default"/>
+                <w:rFonts w:hint="default" w:ascii="Segoe UI" w:hAnsi="Segoe UI" w:eastAsia="Segoe UI" w:cs="Segoe UI"/>
                 <w:b/>
                 <w:i w:val="0"/>
                 <w:iCs w:val="0"/>
@@ -3555,10 +3583,10 @@
           <w:tcPr>
             <w:tcW w:w="3476" w:type="dxa"/>
             <w:tcBorders>
-              <w:top w:val="single" w:sz="12" w:space="0" w:color="auto"/>
-              <w:left w:val="single" w:sz="4" w:space="0" w:color="auto"/>
-              <w:bottom w:val="single" w:sz="4" w:space="0" w:color="auto"/>
-              <w:right w:val="single" w:sz="4" w:space="0" w:color="auto"/>
+              <w:top w:val="single" w:color="auto" w:sz="12" w:space="0"/>
+              <w:left w:val="single" w:color="auto" w:sz="4" w:space="0"/>
+              <w:bottom w:val="single" w:color="auto" w:sz="4" w:space="0"/>
+              <w:right w:val="single" w:color="auto" w:sz="4" w:space="0"/>
             </w:tcBorders>
             <w:shd w:val="clear" w:color="auto" w:fill="auto"/>
             <w:tcMar>
@@ -3586,11 +3614,11 @@
               <w:adjustRightInd w:val="0"/>
               <w:snapToGrid w:val="0"/>
               <w:spacing w:line="240" w:lineRule="auto"/>
-              <w:ind w:left="0" w:right="0" w:firstLine="0" w:leftChars="0" w:rightChars="0" w:firstLineChars="0"/>
+              <w:ind w:left="0" w:leftChars="0" w:right="0" w:rightChars="0" w:firstLine="0" w:firstLineChars="0"/>
               <w:jc w:val="center"/>
               <w:textAlignment w:val="baseline"/>
               <w:rPr>
-                <w:rFonts w:ascii="Segoe UI" w:eastAsia="Segoe UI" w:hAnsi="Segoe UI" w:cs="Segoe UI" w:hint="default"/>
+                <w:rFonts w:hint="default" w:ascii="Segoe UI" w:hAnsi="Segoe UI" w:eastAsia="Segoe UI" w:cs="Segoe UI"/>
                 <w:b/>
                 <w:i w:val="0"/>
                 <w:iCs w:val="0"/>
@@ -3603,7 +3631,7 @@
             </w:pPr>
             <w:r>
               <w:rPr>
-                <w:rFonts w:ascii="Segoe UI" w:eastAsia="Segoe UI" w:hAnsi="Segoe UI" w:cs="Segoe UI" w:hint="default"/>
+                <w:rFonts w:hint="default" w:ascii="Segoe UI" w:hAnsi="Segoe UI" w:eastAsia="Segoe UI" w:cs="Segoe UI"/>
                 <w:b/>
                 <w:i w:val="0"/>
                 <w:iCs w:val="0"/>
@@ -3624,10 +3652,10 @@
           <w:tcPr>
             <w:tcW w:w="961" w:type="dxa"/>
             <w:tcBorders>
-              <w:top w:val="single" w:sz="12" w:space="0" w:color="auto"/>
-              <w:left w:val="single" w:sz="4" w:space="0" w:color="auto"/>
-              <w:bottom w:val="single" w:sz="4" w:space="0" w:color="auto"/>
-              <w:right w:val="single" w:sz="4" w:space="0" w:color="auto"/>
+              <w:top w:val="single" w:color="auto" w:sz="12" w:space="0"/>
+              <w:left w:val="single" w:color="auto" w:sz="4" w:space="0"/>
+              <w:bottom w:val="single" w:color="auto" w:sz="4" w:space="0"/>
+              <w:right w:val="single" w:color="auto" w:sz="4" w:space="0"/>
             </w:tcBorders>
             <w:shd w:val="clear" w:color="auto" w:fill="auto"/>
             <w:tcMar>
@@ -3655,11 +3683,11 @@
               <w:adjustRightInd w:val="0"/>
               <w:snapToGrid w:val="0"/>
               <w:spacing w:line="240" w:lineRule="auto"/>
-              <w:ind w:left="0" w:right="0" w:firstLine="0" w:leftChars="0" w:rightChars="0" w:firstLineChars="0"/>
+              <w:ind w:left="0" w:leftChars="0" w:right="0" w:rightChars="0" w:firstLine="0" w:firstLineChars="0"/>
               <w:jc w:val="center"/>
               <w:textAlignment w:val="baseline"/>
               <w:rPr>
-                <w:rFonts w:ascii="Segoe UI" w:eastAsia="Segoe UI" w:hAnsi="Segoe UI" w:cs="Segoe UI" w:hint="default"/>
+                <w:rFonts w:hint="default" w:ascii="Segoe UI" w:hAnsi="Segoe UI" w:eastAsia="Segoe UI" w:cs="Segoe UI"/>
                 <w:b/>
                 <w:i w:val="0"/>
                 <w:iCs w:val="0"/>
@@ -3672,7 +3700,7 @@
             </w:pPr>
             <w:r>
               <w:rPr>
-                <w:rFonts w:ascii="Segoe UI" w:eastAsia="Segoe UI" w:hAnsi="Segoe UI" w:cs="Segoe UI" w:hint="default"/>
+                <w:rFonts w:hint="default" w:ascii="Segoe UI" w:hAnsi="Segoe UI" w:eastAsia="Segoe UI" w:cs="Segoe UI"/>
                 <w:b/>
                 <w:i w:val="0"/>
                 <w:iCs w:val="0"/>
@@ -3693,10 +3721,10 @@
           <w:tcPr>
             <w:tcW w:w="1306" w:type="dxa"/>
             <w:tcBorders>
-              <w:top w:val="single" w:sz="12" w:space="0" w:color="auto"/>
-              <w:left w:val="single" w:sz="4" w:space="0" w:color="auto"/>
-              <w:bottom w:val="single" w:sz="4" w:space="0" w:color="auto"/>
-              <w:right w:val="single" w:sz="12" w:space="0" w:color="auto"/>
+              <w:top w:val="single" w:color="auto" w:sz="12" w:space="0"/>
+              <w:left w:val="single" w:color="auto" w:sz="4" w:space="0"/>
+              <w:bottom w:val="single" w:color="auto" w:sz="4" w:space="0"/>
+              <w:right w:val="single" w:color="auto" w:sz="12" w:space="0"/>
             </w:tcBorders>
             <w:shd w:val="clear" w:color="auto" w:fill="auto"/>
             <w:tcMar>
@@ -3724,11 +3752,11 @@
               <w:adjustRightInd w:val="0"/>
               <w:snapToGrid w:val="0"/>
               <w:spacing w:line="240" w:lineRule="auto"/>
-              <w:ind w:left="0" w:right="0" w:firstLine="0" w:leftChars="0" w:rightChars="0" w:firstLineChars="0"/>
+              <w:ind w:left="0" w:leftChars="0" w:right="0" w:rightChars="0" w:firstLine="0" w:firstLineChars="0"/>
               <w:jc w:val="center"/>
               <w:textAlignment w:val="baseline"/>
               <w:rPr>
-                <w:rFonts w:ascii="Segoe UI" w:eastAsia="Segoe UI" w:hAnsi="Segoe UI" w:cs="Segoe UI" w:hint="default"/>
+                <w:rFonts w:hint="default" w:ascii="Segoe UI" w:hAnsi="Segoe UI" w:eastAsia="Segoe UI" w:cs="Segoe UI"/>
                 <w:b/>
                 <w:i w:val="0"/>
                 <w:iCs w:val="0"/>
@@ -3741,7 +3769,7 @@
             </w:pPr>
             <w:r>
               <w:rPr>
-                <w:rFonts w:ascii="Segoe UI" w:eastAsia="Segoe UI" w:hAnsi="Segoe UI" w:cs="Segoe UI" w:hint="default"/>
+                <w:rFonts w:hint="default" w:ascii="Segoe UI" w:hAnsi="Segoe UI" w:eastAsia="Segoe UI" w:cs="Segoe UI"/>
                 <w:b/>
                 <w:i w:val="0"/>
                 <w:iCs w:val="0"/>
@@ -3761,8 +3789,14 @@
       </w:tr>
       <w:tr>
         <w:tblPrEx>
-          <w:tblW w:w="8522" w:type="dxa"/>
-          <w:jc w:val="center"/>
+          <w:tblBorders>
+            <w:top w:val="none" w:color="auto" w:sz="0" w:space="0"/>
+            <w:left w:val="none" w:color="auto" w:sz="0" w:space="0"/>
+            <w:bottom w:val="none" w:color="auto" w:sz="0" w:space="0"/>
+            <w:right w:val="none" w:color="auto" w:sz="0" w:space="0"/>
+            <w:insideH w:val="none" w:color="auto" w:sz="0" w:space="0"/>
+            <w:insideV w:val="none" w:color="auto" w:sz="0" w:space="0"/>
+          </w:tblBorders>
           <w:shd w:val="clear" w:color="auto" w:fill="auto"/>
           <w:tblCellMar>
             <w:top w:w="15" w:type="dxa"/>
@@ -3772,17 +3806,17 @@
           </w:tblCellMar>
         </w:tblPrEx>
         <w:trPr>
-          <w:trHeight w:val="0"/>
+          <w:trHeight w:val="0" w:hRule="atLeast"/>
           <w:jc w:val="center"/>
         </w:trPr>
         <w:tc>
           <w:tcPr>
             <w:tcW w:w="2779" w:type="dxa"/>
             <w:tcBorders>
-              <w:top w:val="single" w:sz="4" w:space="0" w:color="auto"/>
-              <w:left w:val="single" w:sz="12" w:space="0" w:color="auto"/>
-              <w:bottom w:val="single" w:sz="4" w:space="0" w:color="auto"/>
-              <w:right w:val="single" w:sz="4" w:space="0" w:color="auto"/>
+              <w:top w:val="single" w:color="auto" w:sz="4" w:space="0"/>
+              <w:left w:val="single" w:color="auto" w:sz="12" w:space="0"/>
+              <w:bottom w:val="single" w:color="auto" w:sz="4" w:space="0"/>
+              <w:right w:val="single" w:color="auto" w:sz="4" w:space="0"/>
             </w:tcBorders>
             <w:shd w:val="clear" w:color="auto" w:fill="auto"/>
             <w:tcMar>
@@ -3810,11 +3844,11 @@
               <w:adjustRightInd w:val="0"/>
               <w:snapToGrid w:val="0"/>
               <w:spacing w:line="240" w:lineRule="auto"/>
-              <w:ind w:left="0" w:right="0" w:firstLine="0" w:leftChars="0" w:rightChars="0" w:firstLineChars="0"/>
+              <w:ind w:left="0" w:leftChars="0" w:right="0" w:rightChars="0" w:firstLine="0" w:firstLineChars="0"/>
               <w:jc w:val="left"/>
               <w:textAlignment w:val="baseline"/>
               <w:rPr>
-                <w:rFonts w:ascii="Segoe UI" w:eastAsia="Segoe UI" w:hAnsi="Segoe UI" w:cs="Segoe UI" w:hint="default"/>
+                <w:rFonts w:hint="default" w:ascii="Segoe UI" w:hAnsi="Segoe UI" w:eastAsia="Segoe UI" w:cs="Segoe UI"/>
                 <w:i w:val="0"/>
                 <w:iCs w:val="0"/>
                 <w:caps w:val="0"/>
@@ -3826,8 +3860,8 @@
             </w:pPr>
             <w:r>
               <w:rPr>
-                <w:rStyle w:val="Strong"/>
-                <w:rFonts w:ascii="Segoe UI" w:eastAsia="Segoe UI" w:hAnsi="Segoe UI" w:cs="Segoe UI" w:hint="default"/>
+                <w:rStyle w:val="23"/>
+                <w:rFonts w:hint="default" w:ascii="Segoe UI" w:hAnsi="Segoe UI" w:eastAsia="Segoe UI" w:cs="Segoe UI"/>
                 <w:b/>
                 <w:bCs/>
                 <w:i w:val="0"/>
@@ -3849,10 +3883,10 @@
           <w:tcPr>
             <w:tcW w:w="3476" w:type="dxa"/>
             <w:tcBorders>
-              <w:top w:val="single" w:sz="4" w:space="0" w:color="auto"/>
-              <w:left w:val="single" w:sz="4" w:space="0" w:color="auto"/>
-              <w:bottom w:val="single" w:sz="4" w:space="0" w:color="auto"/>
-              <w:right w:val="single" w:sz="4" w:space="0" w:color="auto"/>
+              <w:top w:val="single" w:color="auto" w:sz="4" w:space="0"/>
+              <w:left w:val="single" w:color="auto" w:sz="4" w:space="0"/>
+              <w:bottom w:val="single" w:color="auto" w:sz="4" w:space="0"/>
+              <w:right w:val="single" w:color="auto" w:sz="4" w:space="0"/>
             </w:tcBorders>
             <w:shd w:val="clear" w:color="auto" w:fill="auto"/>
             <w:tcMar>
@@ -3880,11 +3914,11 @@
               <w:adjustRightInd w:val="0"/>
               <w:snapToGrid w:val="0"/>
               <w:spacing w:line="240" w:lineRule="auto"/>
-              <w:ind w:left="0" w:right="0" w:firstLine="0" w:leftChars="0" w:rightChars="0" w:firstLineChars="0"/>
+              <w:ind w:left="0" w:leftChars="0" w:right="0" w:rightChars="0" w:firstLine="0" w:firstLineChars="0"/>
               <w:jc w:val="left"/>
               <w:textAlignment w:val="baseline"/>
               <w:rPr>
-                <w:rFonts w:ascii="Segoe UI" w:eastAsia="Segoe UI" w:hAnsi="Segoe UI" w:cs="Segoe UI" w:hint="default"/>
+                <w:rFonts w:hint="default" w:ascii="Segoe UI" w:hAnsi="Segoe UI" w:eastAsia="Segoe UI" w:cs="Segoe UI"/>
                 <w:i w:val="0"/>
                 <w:iCs w:val="0"/>
                 <w:caps w:val="0"/>
@@ -3896,7 +3930,7 @@
             </w:pPr>
             <w:r>
               <w:rPr>
-                <w:rFonts w:ascii="Segoe UI" w:eastAsia="Segoe UI" w:hAnsi="Segoe UI" w:cs="Segoe UI" w:hint="default"/>
+                <w:rFonts w:hint="default" w:ascii="Segoe UI" w:hAnsi="Segoe UI" w:eastAsia="Segoe UI" w:cs="Segoe UI"/>
                 <w:i w:val="0"/>
                 <w:iCs w:val="0"/>
                 <w:caps w:val="0"/>
@@ -3912,8 +3946,8 @@
             </w:r>
             <w:r>
               <w:rPr>
-                <w:rStyle w:val="Strong"/>
-                <w:rFonts w:ascii="Segoe UI" w:eastAsia="Segoe UI" w:hAnsi="Segoe UI" w:cs="Segoe UI" w:hint="default"/>
+                <w:rStyle w:val="23"/>
+                <w:rFonts w:hint="default" w:ascii="Segoe UI" w:hAnsi="Segoe UI" w:eastAsia="Segoe UI" w:cs="Segoe UI"/>
                 <w:b/>
                 <w:bCs/>
                 <w:i w:val="0"/>
@@ -3931,7 +3965,7 @@
             </w:r>
             <w:r>
               <w:rPr>
-                <w:rFonts w:ascii="Segoe UI" w:eastAsia="Segoe UI" w:hAnsi="Segoe UI" w:cs="Segoe UI" w:hint="default"/>
+                <w:rFonts w:hint="default" w:ascii="Segoe UI" w:hAnsi="Segoe UI" w:eastAsia="Segoe UI" w:cs="Segoe UI"/>
                 <w:i w:val="0"/>
                 <w:iCs w:val="0"/>
                 <w:caps w:val="0"/>
@@ -3947,8 +3981,8 @@
             </w:r>
             <w:r>
               <w:rPr>
-                <w:rStyle w:val="Strong"/>
-                <w:rFonts w:ascii="Segoe UI" w:eastAsia="Segoe UI" w:hAnsi="Segoe UI" w:cs="Segoe UI" w:hint="default"/>
+                <w:rStyle w:val="23"/>
+                <w:rFonts w:hint="default" w:ascii="Segoe UI" w:hAnsi="Segoe UI" w:eastAsia="Segoe UI" w:cs="Segoe UI"/>
                 <w:b/>
                 <w:bCs/>
                 <w:i w:val="0"/>
@@ -3970,10 +4004,10 @@
           <w:tcPr>
             <w:tcW w:w="961" w:type="dxa"/>
             <w:tcBorders>
-              <w:top w:val="single" w:sz="4" w:space="0" w:color="auto"/>
-              <w:left w:val="single" w:sz="4" w:space="0" w:color="auto"/>
-              <w:bottom w:val="single" w:sz="4" w:space="0" w:color="auto"/>
-              <w:right w:val="single" w:sz="4" w:space="0" w:color="auto"/>
+              <w:top w:val="single" w:color="auto" w:sz="4" w:space="0"/>
+              <w:left w:val="single" w:color="auto" w:sz="4" w:space="0"/>
+              <w:bottom w:val="single" w:color="auto" w:sz="4" w:space="0"/>
+              <w:right w:val="single" w:color="auto" w:sz="4" w:space="0"/>
             </w:tcBorders>
             <w:shd w:val="clear" w:color="auto" w:fill="auto"/>
             <w:tcMar>
@@ -4001,11 +4035,11 @@
               <w:adjustRightInd w:val="0"/>
               <w:snapToGrid w:val="0"/>
               <w:spacing w:line="240" w:lineRule="auto"/>
-              <w:ind w:left="0" w:right="0" w:firstLine="0" w:leftChars="0" w:rightChars="0" w:firstLineChars="0"/>
+              <w:ind w:left="0" w:leftChars="0" w:right="0" w:rightChars="0" w:firstLine="0" w:firstLineChars="0"/>
               <w:jc w:val="center"/>
               <w:textAlignment w:val="baseline"/>
               <w:rPr>
-                <w:rFonts w:ascii="Segoe UI" w:eastAsia="Segoe UI" w:hAnsi="Segoe UI" w:cs="Segoe UI" w:hint="default"/>
+                <w:rFonts w:hint="default" w:ascii="Segoe UI" w:hAnsi="Segoe UI" w:eastAsia="Segoe UI" w:cs="Segoe UI"/>
                 <w:i w:val="0"/>
                 <w:iCs w:val="0"/>
                 <w:caps w:val="0"/>
@@ -4017,7 +4051,7 @@
             </w:pPr>
             <w:r>
               <w:rPr>
-                <w:rFonts w:ascii="Segoe UI" w:eastAsia="Segoe UI" w:hAnsi="Segoe UI" w:cs="Segoe UI" w:hint="default"/>
+                <w:rFonts w:hint="default" w:ascii="Segoe UI" w:hAnsi="Segoe UI" w:eastAsia="Segoe UI" w:cs="Segoe UI"/>
                 <w:i w:val="0"/>
                 <w:iCs w:val="0"/>
                 <w:caps w:val="0"/>
@@ -4037,10 +4071,10 @@
           <w:tcPr>
             <w:tcW w:w="1306" w:type="dxa"/>
             <w:tcBorders>
-              <w:top w:val="single" w:sz="4" w:space="0" w:color="auto"/>
-              <w:left w:val="single" w:sz="4" w:space="0" w:color="auto"/>
-              <w:bottom w:val="single" w:sz="4" w:space="0" w:color="auto"/>
-              <w:right w:val="single" w:sz="12" w:space="0" w:color="auto"/>
+              <w:top w:val="single" w:color="auto" w:sz="4" w:space="0"/>
+              <w:left w:val="single" w:color="auto" w:sz="4" w:space="0"/>
+              <w:bottom w:val="single" w:color="auto" w:sz="4" w:space="0"/>
+              <w:right w:val="single" w:color="auto" w:sz="12" w:space="0"/>
             </w:tcBorders>
             <w:shd w:val="clear" w:color="auto" w:fill="auto"/>
             <w:tcMar>
@@ -4068,11 +4102,11 @@
               <w:adjustRightInd w:val="0"/>
               <w:snapToGrid w:val="0"/>
               <w:spacing w:line="240" w:lineRule="auto"/>
-              <w:ind w:left="0" w:right="0" w:firstLine="0" w:leftChars="0" w:rightChars="0" w:firstLineChars="0"/>
+              <w:ind w:left="0" w:leftChars="0" w:right="0" w:rightChars="0" w:firstLine="0" w:firstLineChars="0"/>
               <w:jc w:val="center"/>
               <w:textAlignment w:val="baseline"/>
               <w:rPr>
-                <w:rFonts w:ascii="Segoe UI" w:eastAsia="Segoe UI" w:hAnsi="Segoe UI" w:cs="Segoe UI" w:hint="default"/>
+                <w:rFonts w:hint="default" w:ascii="Segoe UI" w:hAnsi="Segoe UI" w:eastAsia="Segoe UI" w:cs="Segoe UI"/>
                 <w:i w:val="0"/>
                 <w:iCs w:val="0"/>
                 <w:caps w:val="0"/>
@@ -4084,8 +4118,8 @@
             </w:pPr>
             <w:r>
               <w:rPr>
-                <w:rStyle w:val="Strong"/>
-                <w:rFonts w:ascii="Segoe UI" w:eastAsia="Segoe UI" w:hAnsi="Segoe UI" w:cs="Segoe UI" w:hint="default"/>
+                <w:rStyle w:val="23"/>
+                <w:rFonts w:hint="default" w:ascii="Segoe UI" w:hAnsi="Segoe UI" w:eastAsia="Segoe UI" w:cs="Segoe UI"/>
                 <w:b/>
                 <w:bCs/>
                 <w:i w:val="0"/>
@@ -4106,8 +4140,14 @@
       </w:tr>
       <w:tr>
         <w:tblPrEx>
-          <w:tblW w:w="8522" w:type="dxa"/>
-          <w:jc w:val="center"/>
+          <w:tblBorders>
+            <w:top w:val="none" w:color="auto" w:sz="0" w:space="0"/>
+            <w:left w:val="none" w:color="auto" w:sz="0" w:space="0"/>
+            <w:bottom w:val="none" w:color="auto" w:sz="0" w:space="0"/>
+            <w:right w:val="none" w:color="auto" w:sz="0" w:space="0"/>
+            <w:insideH w:val="none" w:color="auto" w:sz="0" w:space="0"/>
+            <w:insideV w:val="none" w:color="auto" w:sz="0" w:space="0"/>
+          </w:tblBorders>
           <w:shd w:val="clear" w:color="auto" w:fill="auto"/>
           <w:tblCellMar>
             <w:top w:w="15" w:type="dxa"/>
@@ -4117,17 +4157,17 @@
           </w:tblCellMar>
         </w:tblPrEx>
         <w:trPr>
-          <w:trHeight w:val="0"/>
+          <w:trHeight w:val="0" w:hRule="atLeast"/>
           <w:jc w:val="center"/>
         </w:trPr>
         <w:tc>
           <w:tcPr>
             <w:tcW w:w="2779" w:type="dxa"/>
             <w:tcBorders>
-              <w:top w:val="single" w:sz="4" w:space="0" w:color="auto"/>
-              <w:left w:val="single" w:sz="12" w:space="0" w:color="auto"/>
-              <w:bottom w:val="single" w:sz="4" w:space="0" w:color="auto"/>
-              <w:right w:val="single" w:sz="4" w:space="0" w:color="auto"/>
+              <w:top w:val="single" w:color="auto" w:sz="4" w:space="0"/>
+              <w:left w:val="single" w:color="auto" w:sz="12" w:space="0"/>
+              <w:bottom w:val="single" w:color="auto" w:sz="4" w:space="0"/>
+              <w:right w:val="single" w:color="auto" w:sz="4" w:space="0"/>
             </w:tcBorders>
             <w:shd w:val="clear" w:color="auto" w:fill="auto"/>
             <w:tcMar>
@@ -4155,11 +4195,11 @@
               <w:adjustRightInd w:val="0"/>
               <w:snapToGrid w:val="0"/>
               <w:spacing w:line="240" w:lineRule="auto"/>
-              <w:ind w:left="0" w:right="0" w:firstLine="0" w:leftChars="0" w:rightChars="0" w:firstLineChars="0"/>
+              <w:ind w:left="0" w:leftChars="0" w:right="0" w:rightChars="0" w:firstLine="0" w:firstLineChars="0"/>
               <w:jc w:val="left"/>
               <w:textAlignment w:val="baseline"/>
               <w:rPr>
-                <w:rFonts w:ascii="Segoe UI" w:eastAsia="Segoe UI" w:hAnsi="Segoe UI" w:cs="Segoe UI" w:hint="default"/>
+                <w:rFonts w:hint="default" w:ascii="Segoe UI" w:hAnsi="Segoe UI" w:eastAsia="Segoe UI" w:cs="Segoe UI"/>
                 <w:i w:val="0"/>
                 <w:iCs w:val="0"/>
                 <w:caps w:val="0"/>
@@ -4171,8 +4211,8 @@
             </w:pPr>
             <w:r>
               <w:rPr>
-                <w:rStyle w:val="Strong"/>
-                <w:rFonts w:ascii="Segoe UI" w:eastAsia="Segoe UI" w:hAnsi="Segoe UI" w:cs="Segoe UI" w:hint="default"/>
+                <w:rStyle w:val="23"/>
+                <w:rFonts w:hint="default" w:ascii="Segoe UI" w:hAnsi="Segoe UI" w:eastAsia="Segoe UI" w:cs="Segoe UI"/>
                 <w:b/>
                 <w:bCs/>
                 <w:i w:val="0"/>
@@ -4194,10 +4234,10 @@
           <w:tcPr>
             <w:tcW w:w="3476" w:type="dxa"/>
             <w:tcBorders>
-              <w:top w:val="single" w:sz="4" w:space="0" w:color="auto"/>
-              <w:left w:val="single" w:sz="4" w:space="0" w:color="auto"/>
-              <w:bottom w:val="single" w:sz="4" w:space="0" w:color="auto"/>
-              <w:right w:val="single" w:sz="4" w:space="0" w:color="auto"/>
+              <w:top w:val="single" w:color="auto" w:sz="4" w:space="0"/>
+              <w:left w:val="single" w:color="auto" w:sz="4" w:space="0"/>
+              <w:bottom w:val="single" w:color="auto" w:sz="4" w:space="0"/>
+              <w:right w:val="single" w:color="auto" w:sz="4" w:space="0"/>
             </w:tcBorders>
             <w:shd w:val="clear" w:color="auto" w:fill="auto"/>
             <w:tcMar>
@@ -4225,11 +4265,11 @@
               <w:adjustRightInd w:val="0"/>
               <w:snapToGrid w:val="0"/>
               <w:spacing w:line="240" w:lineRule="auto"/>
-              <w:ind w:left="0" w:right="0" w:firstLine="0" w:leftChars="0" w:rightChars="0" w:firstLineChars="0"/>
+              <w:ind w:left="0" w:leftChars="0" w:right="0" w:rightChars="0" w:firstLine="0" w:firstLineChars="0"/>
               <w:jc w:val="left"/>
               <w:textAlignment w:val="baseline"/>
               <w:rPr>
-                <w:rFonts w:ascii="Segoe UI" w:eastAsia="Segoe UI" w:hAnsi="Segoe UI" w:cs="Segoe UI" w:hint="default"/>
+                <w:rFonts w:hint="default" w:ascii="Segoe UI" w:hAnsi="Segoe UI" w:eastAsia="Segoe UI" w:cs="Segoe UI"/>
                 <w:i w:val="0"/>
                 <w:iCs w:val="0"/>
                 <w:caps w:val="0"/>
@@ -4241,7 +4281,7 @@
             </w:pPr>
             <w:r>
               <w:rPr>
-                <w:rFonts w:ascii="Segoe UI" w:eastAsia="Segoe UI" w:hAnsi="Segoe UI" w:cs="Segoe UI" w:hint="default"/>
+                <w:rFonts w:hint="default" w:ascii="Segoe UI" w:hAnsi="Segoe UI" w:eastAsia="Segoe UI" w:cs="Segoe UI"/>
                 <w:i w:val="0"/>
                 <w:iCs w:val="0"/>
                 <w:caps w:val="0"/>
@@ -4257,8 +4297,8 @@
             </w:r>
             <w:r>
               <w:rPr>
-                <w:rStyle w:val="Strong"/>
-                <w:rFonts w:ascii="Segoe UI" w:eastAsia="Segoe UI" w:hAnsi="Segoe UI" w:cs="Segoe UI" w:hint="default"/>
+                <w:rStyle w:val="23"/>
+                <w:rFonts w:hint="default" w:ascii="Segoe UI" w:hAnsi="Segoe UI" w:eastAsia="Segoe UI" w:cs="Segoe UI"/>
                 <w:b/>
                 <w:bCs/>
                 <w:i w:val="0"/>
@@ -4276,7 +4316,7 @@
             </w:r>
             <w:r>
               <w:rPr>
-                <w:rFonts w:ascii="Segoe UI" w:eastAsia="Segoe UI" w:hAnsi="Segoe UI" w:cs="Segoe UI" w:hint="default"/>
+                <w:rFonts w:hint="default" w:ascii="Segoe UI" w:hAnsi="Segoe UI" w:eastAsia="Segoe UI" w:cs="Segoe UI"/>
                 <w:i w:val="0"/>
                 <w:iCs w:val="0"/>
                 <w:caps w:val="0"/>
@@ -4292,8 +4332,8 @@
             </w:r>
             <w:r>
               <w:rPr>
-                <w:rStyle w:val="Strong"/>
-                <w:rFonts w:ascii="Segoe UI" w:eastAsia="Segoe UI" w:hAnsi="Segoe UI" w:cs="Segoe UI" w:hint="default"/>
+                <w:rStyle w:val="23"/>
+                <w:rFonts w:hint="default" w:ascii="Segoe UI" w:hAnsi="Segoe UI" w:eastAsia="Segoe UI" w:cs="Segoe UI"/>
                 <w:b/>
                 <w:bCs/>
                 <w:i w:val="0"/>
@@ -4315,10 +4355,10 @@
           <w:tcPr>
             <w:tcW w:w="961" w:type="dxa"/>
             <w:tcBorders>
-              <w:top w:val="single" w:sz="4" w:space="0" w:color="auto"/>
-              <w:left w:val="single" w:sz="4" w:space="0" w:color="auto"/>
-              <w:bottom w:val="single" w:sz="4" w:space="0" w:color="auto"/>
-              <w:right w:val="single" w:sz="4" w:space="0" w:color="auto"/>
+              <w:top w:val="single" w:color="auto" w:sz="4" w:space="0"/>
+              <w:left w:val="single" w:color="auto" w:sz="4" w:space="0"/>
+              <w:bottom w:val="single" w:color="auto" w:sz="4" w:space="0"/>
+              <w:right w:val="single" w:color="auto" w:sz="4" w:space="0"/>
             </w:tcBorders>
             <w:shd w:val="clear" w:color="auto" w:fill="auto"/>
             <w:tcMar>
@@ -4346,11 +4386,11 @@
               <w:adjustRightInd w:val="0"/>
               <w:snapToGrid w:val="0"/>
               <w:spacing w:line="240" w:lineRule="auto"/>
-              <w:ind w:left="0" w:right="0" w:firstLine="0" w:leftChars="0" w:rightChars="0" w:firstLineChars="0"/>
+              <w:ind w:left="0" w:leftChars="0" w:right="0" w:rightChars="0" w:firstLine="0" w:firstLineChars="0"/>
               <w:jc w:val="center"/>
               <w:textAlignment w:val="baseline"/>
               <w:rPr>
-                <w:rFonts w:ascii="Segoe UI" w:eastAsia="Segoe UI" w:hAnsi="Segoe UI" w:cs="Segoe UI" w:hint="default"/>
+                <w:rFonts w:hint="default" w:ascii="Segoe UI" w:hAnsi="Segoe UI" w:eastAsia="Segoe UI" w:cs="Segoe UI"/>
                 <w:i w:val="0"/>
                 <w:iCs w:val="0"/>
                 <w:caps w:val="0"/>
@@ -4362,7 +4402,7 @@
             </w:pPr>
             <w:r>
               <w:rPr>
-                <w:rFonts w:ascii="Segoe UI" w:eastAsia="Segoe UI" w:hAnsi="Segoe UI" w:cs="Segoe UI" w:hint="default"/>
+                <w:rFonts w:hint="default" w:ascii="Segoe UI" w:hAnsi="Segoe UI" w:eastAsia="Segoe UI" w:cs="Segoe UI"/>
                 <w:i w:val="0"/>
                 <w:iCs w:val="0"/>
                 <w:caps w:val="0"/>
@@ -4382,10 +4422,10 @@
           <w:tcPr>
             <w:tcW w:w="1306" w:type="dxa"/>
             <w:tcBorders>
-              <w:top w:val="single" w:sz="4" w:space="0" w:color="auto"/>
-              <w:left w:val="single" w:sz="4" w:space="0" w:color="auto"/>
-              <w:bottom w:val="single" w:sz="4" w:space="0" w:color="auto"/>
-              <w:right w:val="single" w:sz="12" w:space="0" w:color="auto"/>
+              <w:top w:val="single" w:color="auto" w:sz="4" w:space="0"/>
+              <w:left w:val="single" w:color="auto" w:sz="4" w:space="0"/>
+              <w:bottom w:val="single" w:color="auto" w:sz="4" w:space="0"/>
+              <w:right w:val="single" w:color="auto" w:sz="12" w:space="0"/>
             </w:tcBorders>
             <w:shd w:val="clear" w:color="auto" w:fill="auto"/>
             <w:tcMar>
@@ -4413,11 +4453,11 @@
               <w:adjustRightInd w:val="0"/>
               <w:snapToGrid w:val="0"/>
               <w:spacing w:line="240" w:lineRule="auto"/>
-              <w:ind w:left="0" w:right="0" w:firstLine="0" w:leftChars="0" w:rightChars="0" w:firstLineChars="0"/>
+              <w:ind w:left="0" w:leftChars="0" w:right="0" w:rightChars="0" w:firstLine="0" w:firstLineChars="0"/>
               <w:jc w:val="center"/>
               <w:textAlignment w:val="baseline"/>
               <w:rPr>
-                <w:rFonts w:ascii="Segoe UI" w:eastAsia="Segoe UI" w:hAnsi="Segoe UI" w:cs="Segoe UI" w:hint="default"/>
+                <w:rFonts w:hint="default" w:ascii="Segoe UI" w:hAnsi="Segoe UI" w:eastAsia="Segoe UI" w:cs="Segoe UI"/>
                 <w:i w:val="0"/>
                 <w:iCs w:val="0"/>
                 <w:caps w:val="0"/>
@@ -4429,8 +4469,8 @@
             </w:pPr>
             <w:r>
               <w:rPr>
-                <w:rStyle w:val="Strong"/>
-                <w:rFonts w:ascii="Segoe UI" w:eastAsia="Segoe UI" w:hAnsi="Segoe UI" w:cs="Segoe UI" w:hint="default"/>
+                <w:rStyle w:val="23"/>
+                <w:rFonts w:hint="default" w:ascii="Segoe UI" w:hAnsi="Segoe UI" w:eastAsia="Segoe UI" w:cs="Segoe UI"/>
                 <w:b/>
                 <w:bCs/>
                 <w:i w:val="0"/>
@@ -4451,8 +4491,14 @@
       </w:tr>
       <w:tr>
         <w:tblPrEx>
-          <w:tblW w:w="8522" w:type="dxa"/>
-          <w:jc w:val="center"/>
+          <w:tblBorders>
+            <w:top w:val="none" w:color="auto" w:sz="0" w:space="0"/>
+            <w:left w:val="none" w:color="auto" w:sz="0" w:space="0"/>
+            <w:bottom w:val="none" w:color="auto" w:sz="0" w:space="0"/>
+            <w:right w:val="none" w:color="auto" w:sz="0" w:space="0"/>
+            <w:insideH w:val="none" w:color="auto" w:sz="0" w:space="0"/>
+            <w:insideV w:val="none" w:color="auto" w:sz="0" w:space="0"/>
+          </w:tblBorders>
           <w:shd w:val="clear" w:color="auto" w:fill="auto"/>
           <w:tblCellMar>
             <w:top w:w="15" w:type="dxa"/>
@@ -4462,17 +4508,17 @@
           </w:tblCellMar>
         </w:tblPrEx>
         <w:trPr>
-          <w:trHeight w:val="0"/>
+          <w:trHeight w:val="0" w:hRule="atLeast"/>
           <w:jc w:val="center"/>
         </w:trPr>
         <w:tc>
           <w:tcPr>
             <w:tcW w:w="2779" w:type="dxa"/>
             <w:tcBorders>
-              <w:top w:val="single" w:sz="4" w:space="0" w:color="auto"/>
-              <w:left w:val="single" w:sz="12" w:space="0" w:color="auto"/>
-              <w:bottom w:val="single" w:sz="4" w:space="0" w:color="auto"/>
-              <w:right w:val="single" w:sz="4" w:space="0" w:color="auto"/>
+              <w:top w:val="single" w:color="auto" w:sz="4" w:space="0"/>
+              <w:left w:val="single" w:color="auto" w:sz="12" w:space="0"/>
+              <w:bottom w:val="single" w:color="auto" w:sz="4" w:space="0"/>
+              <w:right w:val="single" w:color="auto" w:sz="4" w:space="0"/>
             </w:tcBorders>
             <w:shd w:val="clear" w:color="auto" w:fill="auto"/>
             <w:tcMar>
@@ -4500,11 +4546,11 @@
               <w:adjustRightInd w:val="0"/>
               <w:snapToGrid w:val="0"/>
               <w:spacing w:line="240" w:lineRule="auto"/>
-              <w:ind w:left="0" w:right="0" w:firstLine="0" w:leftChars="0" w:rightChars="0" w:firstLineChars="0"/>
+              <w:ind w:left="0" w:leftChars="0" w:right="0" w:rightChars="0" w:firstLine="0" w:firstLineChars="0"/>
               <w:jc w:val="left"/>
               <w:textAlignment w:val="baseline"/>
               <w:rPr>
-                <w:rFonts w:ascii="Segoe UI" w:eastAsia="Segoe UI" w:hAnsi="Segoe UI" w:cs="Segoe UI" w:hint="default"/>
+                <w:rFonts w:hint="default" w:ascii="Segoe UI" w:hAnsi="Segoe UI" w:eastAsia="Segoe UI" w:cs="Segoe UI"/>
                 <w:i w:val="0"/>
                 <w:iCs w:val="0"/>
                 <w:caps w:val="0"/>
@@ -4516,8 +4562,8 @@
             </w:pPr>
             <w:r>
               <w:rPr>
-                <w:rStyle w:val="Strong"/>
-                <w:rFonts w:ascii="Segoe UI" w:eastAsia="Segoe UI" w:hAnsi="Segoe UI" w:cs="Segoe UI" w:hint="default"/>
+                <w:rStyle w:val="23"/>
+                <w:rFonts w:hint="default" w:ascii="Segoe UI" w:hAnsi="Segoe UI" w:eastAsia="Segoe UI" w:cs="Segoe UI"/>
                 <w:b/>
                 <w:bCs/>
                 <w:i w:val="0"/>
@@ -4539,10 +4585,10 @@
           <w:tcPr>
             <w:tcW w:w="3476" w:type="dxa"/>
             <w:tcBorders>
-              <w:top w:val="single" w:sz="4" w:space="0" w:color="auto"/>
-              <w:left w:val="single" w:sz="4" w:space="0" w:color="auto"/>
-              <w:bottom w:val="single" w:sz="4" w:space="0" w:color="auto"/>
-              <w:right w:val="single" w:sz="4" w:space="0" w:color="auto"/>
+              <w:top w:val="single" w:color="auto" w:sz="4" w:space="0"/>
+              <w:left w:val="single" w:color="auto" w:sz="4" w:space="0"/>
+              <w:bottom w:val="single" w:color="auto" w:sz="4" w:space="0"/>
+              <w:right w:val="single" w:color="auto" w:sz="4" w:space="0"/>
             </w:tcBorders>
             <w:shd w:val="clear" w:color="auto" w:fill="auto"/>
             <w:tcMar>
@@ -4570,11 +4616,11 @@
               <w:adjustRightInd w:val="0"/>
               <w:snapToGrid w:val="0"/>
               <w:spacing w:line="240" w:lineRule="auto"/>
-              <w:ind w:left="0" w:right="0" w:firstLine="0" w:leftChars="0" w:rightChars="0" w:firstLineChars="0"/>
+              <w:ind w:left="0" w:leftChars="0" w:right="0" w:rightChars="0" w:firstLine="0" w:firstLineChars="0"/>
               <w:jc w:val="left"/>
               <w:textAlignment w:val="baseline"/>
               <w:rPr>
-                <w:rFonts w:ascii="Segoe UI" w:eastAsia="Segoe UI" w:hAnsi="Segoe UI" w:cs="Segoe UI" w:hint="default"/>
+                <w:rFonts w:hint="default" w:ascii="Segoe UI" w:hAnsi="Segoe UI" w:eastAsia="Segoe UI" w:cs="Segoe UI"/>
                 <w:i w:val="0"/>
                 <w:iCs w:val="0"/>
                 <w:caps w:val="0"/>
@@ -4586,7 +4632,7 @@
             </w:pPr>
             <w:r>
               <w:rPr>
-                <w:rFonts w:ascii="Segoe UI" w:eastAsia="Segoe UI" w:hAnsi="Segoe UI" w:cs="Segoe UI" w:hint="default"/>
+                <w:rFonts w:hint="default" w:ascii="Segoe UI" w:hAnsi="Segoe UI" w:eastAsia="Segoe UI" w:cs="Segoe UI"/>
                 <w:i w:val="0"/>
                 <w:iCs w:val="0"/>
                 <w:caps w:val="0"/>
@@ -4606,10 +4652,10 @@
           <w:tcPr>
             <w:tcW w:w="961" w:type="dxa"/>
             <w:tcBorders>
-              <w:top w:val="single" w:sz="4" w:space="0" w:color="auto"/>
-              <w:left w:val="single" w:sz="4" w:space="0" w:color="auto"/>
-              <w:bottom w:val="single" w:sz="4" w:space="0" w:color="auto"/>
-              <w:right w:val="single" w:sz="4" w:space="0" w:color="auto"/>
+              <w:top w:val="single" w:color="auto" w:sz="4" w:space="0"/>
+              <w:left w:val="single" w:color="auto" w:sz="4" w:space="0"/>
+              <w:bottom w:val="single" w:color="auto" w:sz="4" w:space="0"/>
+              <w:right w:val="single" w:color="auto" w:sz="4" w:space="0"/>
             </w:tcBorders>
             <w:shd w:val="clear" w:color="auto" w:fill="auto"/>
             <w:tcMar>
@@ -4637,11 +4683,11 @@
               <w:adjustRightInd w:val="0"/>
               <w:snapToGrid w:val="0"/>
               <w:spacing w:line="240" w:lineRule="auto"/>
-              <w:ind w:left="0" w:right="0" w:firstLine="0" w:leftChars="0" w:rightChars="0" w:firstLineChars="0"/>
+              <w:ind w:left="0" w:leftChars="0" w:right="0" w:rightChars="0" w:firstLine="0" w:firstLineChars="0"/>
               <w:jc w:val="center"/>
               <w:textAlignment w:val="baseline"/>
               <w:rPr>
-                <w:rFonts w:ascii="Segoe UI" w:eastAsia="Segoe UI" w:hAnsi="Segoe UI" w:cs="Segoe UI" w:hint="default"/>
+                <w:rFonts w:hint="default" w:ascii="Segoe UI" w:hAnsi="Segoe UI" w:eastAsia="Segoe UI" w:cs="Segoe UI"/>
                 <w:i w:val="0"/>
                 <w:iCs w:val="0"/>
                 <w:caps w:val="0"/>
@@ -4653,7 +4699,7 @@
             </w:pPr>
             <w:r>
               <w:rPr>
-                <w:rFonts w:ascii="Segoe UI" w:eastAsia="Segoe UI" w:hAnsi="Segoe UI" w:cs="Segoe UI" w:hint="default"/>
+                <w:rFonts w:hint="default" w:ascii="Segoe UI" w:hAnsi="Segoe UI" w:eastAsia="Segoe UI" w:cs="Segoe UI"/>
                 <w:i w:val="0"/>
                 <w:iCs w:val="0"/>
                 <w:caps w:val="0"/>
@@ -4673,10 +4719,10 @@
           <w:tcPr>
             <w:tcW w:w="1306" w:type="dxa"/>
             <w:tcBorders>
-              <w:top w:val="single" w:sz="4" w:space="0" w:color="auto"/>
-              <w:left w:val="single" w:sz="4" w:space="0" w:color="auto"/>
-              <w:bottom w:val="single" w:sz="4" w:space="0" w:color="auto"/>
-              <w:right w:val="single" w:sz="12" w:space="0" w:color="auto"/>
+              <w:top w:val="single" w:color="auto" w:sz="4" w:space="0"/>
+              <w:left w:val="single" w:color="auto" w:sz="4" w:space="0"/>
+              <w:bottom w:val="single" w:color="auto" w:sz="4" w:space="0"/>
+              <w:right w:val="single" w:color="auto" w:sz="12" w:space="0"/>
             </w:tcBorders>
             <w:shd w:val="clear" w:color="auto" w:fill="auto"/>
             <w:tcMar>
@@ -4704,11 +4750,11 @@
               <w:adjustRightInd w:val="0"/>
               <w:snapToGrid w:val="0"/>
               <w:spacing w:line="240" w:lineRule="auto"/>
-              <w:ind w:left="0" w:right="0" w:firstLine="0" w:leftChars="0" w:rightChars="0" w:firstLineChars="0"/>
+              <w:ind w:left="0" w:leftChars="0" w:right="0" w:rightChars="0" w:firstLine="0" w:firstLineChars="0"/>
               <w:jc w:val="center"/>
               <w:textAlignment w:val="baseline"/>
               <w:rPr>
-                <w:rFonts w:ascii="Segoe UI" w:eastAsia="Segoe UI" w:hAnsi="Segoe UI" w:cs="Segoe UI" w:hint="default"/>
+                <w:rFonts w:hint="default" w:ascii="Segoe UI" w:hAnsi="Segoe UI" w:eastAsia="Segoe UI" w:cs="Segoe UI"/>
                 <w:i w:val="0"/>
                 <w:iCs w:val="0"/>
                 <w:caps w:val="0"/>
@@ -4720,8 +4766,8 @@
             </w:pPr>
             <w:r>
               <w:rPr>
-                <w:rStyle w:val="Strong"/>
-                <w:rFonts w:ascii="Segoe UI" w:eastAsia="Segoe UI" w:hAnsi="Segoe UI" w:cs="Segoe UI" w:hint="default"/>
+                <w:rStyle w:val="23"/>
+                <w:rFonts w:hint="default" w:ascii="Segoe UI" w:hAnsi="Segoe UI" w:eastAsia="Segoe UI" w:cs="Segoe UI"/>
                 <w:b/>
                 <w:bCs/>
                 <w:i w:val="0"/>
@@ -4742,8 +4788,14 @@
       </w:tr>
       <w:tr>
         <w:tblPrEx>
-          <w:tblW w:w="8522" w:type="dxa"/>
-          <w:jc w:val="center"/>
+          <w:tblBorders>
+            <w:top w:val="none" w:color="auto" w:sz="0" w:space="0"/>
+            <w:left w:val="none" w:color="auto" w:sz="0" w:space="0"/>
+            <w:bottom w:val="none" w:color="auto" w:sz="0" w:space="0"/>
+            <w:right w:val="none" w:color="auto" w:sz="0" w:space="0"/>
+            <w:insideH w:val="none" w:color="auto" w:sz="0" w:space="0"/>
+            <w:insideV w:val="none" w:color="auto" w:sz="0" w:space="0"/>
+          </w:tblBorders>
           <w:shd w:val="clear" w:color="auto" w:fill="auto"/>
           <w:tblCellMar>
             <w:top w:w="15" w:type="dxa"/>
@@ -4753,17 +4805,17 @@
           </w:tblCellMar>
         </w:tblPrEx>
         <w:trPr>
-          <w:trHeight w:val="0"/>
+          <w:trHeight w:val="0" w:hRule="atLeast"/>
           <w:jc w:val="center"/>
         </w:trPr>
         <w:tc>
           <w:tcPr>
             <w:tcW w:w="2779" w:type="dxa"/>
             <w:tcBorders>
-              <w:top w:val="single" w:sz="4" w:space="0" w:color="auto"/>
-              <w:left w:val="single" w:sz="12" w:space="0" w:color="auto"/>
-              <w:bottom w:val="single" w:sz="12" w:space="0" w:color="auto"/>
-              <w:right w:val="single" w:sz="4" w:space="0" w:color="auto"/>
+              <w:top w:val="single" w:color="auto" w:sz="4" w:space="0"/>
+              <w:left w:val="single" w:color="auto" w:sz="12" w:space="0"/>
+              <w:bottom w:val="single" w:color="auto" w:sz="12" w:space="0"/>
+              <w:right w:val="single" w:color="auto" w:sz="4" w:space="0"/>
             </w:tcBorders>
             <w:shd w:val="clear" w:color="auto" w:fill="auto"/>
             <w:tcMar>
@@ -4791,11 +4843,11 @@
               <w:adjustRightInd w:val="0"/>
               <w:snapToGrid w:val="0"/>
               <w:spacing w:line="240" w:lineRule="auto"/>
-              <w:ind w:left="0" w:right="0" w:firstLine="0" w:leftChars="0" w:rightChars="0" w:firstLineChars="0"/>
+              <w:ind w:left="0" w:leftChars="0" w:right="0" w:rightChars="0" w:firstLine="0" w:firstLineChars="0"/>
               <w:jc w:val="left"/>
               <w:textAlignment w:val="baseline"/>
               <w:rPr>
-                <w:rFonts w:ascii="Segoe UI" w:eastAsia="Segoe UI" w:hAnsi="Segoe UI" w:cs="Segoe UI" w:hint="default"/>
+                <w:rFonts w:hint="default" w:ascii="Segoe UI" w:hAnsi="Segoe UI" w:eastAsia="Segoe UI" w:cs="Segoe UI"/>
                 <w:i w:val="0"/>
                 <w:iCs w:val="0"/>
                 <w:caps w:val="0"/>
@@ -4807,8 +4859,8 @@
             </w:pPr>
             <w:r>
               <w:rPr>
-                <w:rStyle w:val="Strong"/>
-                <w:rFonts w:ascii="Segoe UI" w:eastAsia="Segoe UI" w:hAnsi="Segoe UI" w:cs="Segoe UI" w:hint="default"/>
+                <w:rStyle w:val="23"/>
+                <w:rFonts w:hint="default" w:ascii="Segoe UI" w:hAnsi="Segoe UI" w:eastAsia="Segoe UI" w:cs="Segoe UI"/>
                 <w:b/>
                 <w:bCs/>
                 <w:i w:val="0"/>
@@ -4830,10 +4882,10 @@
           <w:tcPr>
             <w:tcW w:w="3476" w:type="dxa"/>
             <w:tcBorders>
-              <w:top w:val="single" w:sz="4" w:space="0" w:color="auto"/>
-              <w:left w:val="single" w:sz="4" w:space="0" w:color="auto"/>
-              <w:bottom w:val="single" w:sz="12" w:space="0" w:color="auto"/>
-              <w:right w:val="single" w:sz="4" w:space="0" w:color="auto"/>
+              <w:top w:val="single" w:color="auto" w:sz="4" w:space="0"/>
+              <w:left w:val="single" w:color="auto" w:sz="4" w:space="0"/>
+              <w:bottom w:val="single" w:color="auto" w:sz="12" w:space="0"/>
+              <w:right w:val="single" w:color="auto" w:sz="4" w:space="0"/>
             </w:tcBorders>
             <w:shd w:val="clear" w:color="auto" w:fill="auto"/>
             <w:tcMar>
@@ -4861,11 +4913,11 @@
               <w:adjustRightInd w:val="0"/>
               <w:snapToGrid w:val="0"/>
               <w:spacing w:line="240" w:lineRule="auto"/>
-              <w:ind w:left="0" w:right="0" w:firstLine="0" w:leftChars="0" w:rightChars="0" w:firstLineChars="0"/>
+              <w:ind w:left="0" w:leftChars="0" w:right="0" w:rightChars="0" w:firstLine="0" w:firstLineChars="0"/>
               <w:jc w:val="left"/>
               <w:textAlignment w:val="baseline"/>
               <w:rPr>
-                <w:rFonts w:ascii="Segoe UI" w:eastAsia="Segoe UI" w:hAnsi="Segoe UI" w:cs="Segoe UI" w:hint="default"/>
+                <w:rFonts w:hint="default" w:ascii="Segoe UI" w:hAnsi="Segoe UI" w:eastAsia="Segoe UI" w:cs="Segoe UI"/>
                 <w:i w:val="0"/>
                 <w:iCs w:val="0"/>
                 <w:caps w:val="0"/>
@@ -4877,7 +4929,7 @@
             </w:pPr>
             <w:r>
               <w:rPr>
-                <w:rFonts w:ascii="Segoe UI" w:eastAsia="Segoe UI" w:hAnsi="Segoe UI" w:cs="Segoe UI" w:hint="default"/>
+                <w:rFonts w:hint="default" w:ascii="Segoe UI" w:hAnsi="Segoe UI" w:eastAsia="Segoe UI" w:cs="Segoe UI"/>
                 <w:i w:val="0"/>
                 <w:iCs w:val="0"/>
                 <w:caps w:val="0"/>
@@ -4897,10 +4949,10 @@
           <w:tcPr>
             <w:tcW w:w="961" w:type="dxa"/>
             <w:tcBorders>
-              <w:top w:val="single" w:sz="4" w:space="0" w:color="auto"/>
-              <w:left w:val="single" w:sz="4" w:space="0" w:color="auto"/>
-              <w:bottom w:val="single" w:sz="12" w:space="0" w:color="auto"/>
-              <w:right w:val="single" w:sz="4" w:space="0" w:color="auto"/>
+              <w:top w:val="single" w:color="auto" w:sz="4" w:space="0"/>
+              <w:left w:val="single" w:color="auto" w:sz="4" w:space="0"/>
+              <w:bottom w:val="single" w:color="auto" w:sz="12" w:space="0"/>
+              <w:right w:val="single" w:color="auto" w:sz="4" w:space="0"/>
             </w:tcBorders>
             <w:shd w:val="clear" w:color="auto" w:fill="auto"/>
             <w:tcMar>
@@ -4928,11 +4980,11 @@
               <w:adjustRightInd w:val="0"/>
               <w:snapToGrid w:val="0"/>
               <w:spacing w:line="240" w:lineRule="auto"/>
-              <w:ind w:left="0" w:right="0" w:firstLine="0" w:leftChars="0" w:rightChars="0" w:firstLineChars="0"/>
+              <w:ind w:left="0" w:leftChars="0" w:right="0" w:rightChars="0" w:firstLine="0" w:firstLineChars="0"/>
               <w:jc w:val="center"/>
               <w:textAlignment w:val="baseline"/>
               <w:rPr>
-                <w:rFonts w:ascii="Segoe UI" w:eastAsia="Segoe UI" w:hAnsi="Segoe UI" w:cs="Segoe UI" w:hint="default"/>
+                <w:rFonts w:hint="default" w:ascii="Segoe UI" w:hAnsi="Segoe UI" w:eastAsia="Segoe UI" w:cs="Segoe UI"/>
                 <w:i w:val="0"/>
                 <w:iCs w:val="0"/>
                 <w:caps w:val="0"/>
@@ -4944,7 +4996,7 @@
             </w:pPr>
             <w:r>
               <w:rPr>
-                <w:rFonts w:ascii="Segoe UI" w:eastAsia="Segoe UI" w:hAnsi="Segoe UI" w:cs="Segoe UI" w:hint="default"/>
+                <w:rFonts w:hint="default" w:ascii="Segoe UI" w:hAnsi="Segoe UI" w:eastAsia="Segoe UI" w:cs="Segoe UI"/>
                 <w:i w:val="0"/>
                 <w:iCs w:val="0"/>
                 <w:caps w:val="0"/>
@@ -4964,10 +5016,10 @@
           <w:tcPr>
             <w:tcW w:w="1306" w:type="dxa"/>
             <w:tcBorders>
-              <w:top w:val="single" w:sz="4" w:space="0" w:color="auto"/>
-              <w:left w:val="single" w:sz="4" w:space="0" w:color="auto"/>
-              <w:bottom w:val="single" w:sz="12" w:space="0" w:color="auto"/>
-              <w:right w:val="single" w:sz="12" w:space="0" w:color="auto"/>
+              <w:top w:val="single" w:color="auto" w:sz="4" w:space="0"/>
+              <w:left w:val="single" w:color="auto" w:sz="4" w:space="0"/>
+              <w:bottom w:val="single" w:color="auto" w:sz="12" w:space="0"/>
+              <w:right w:val="single" w:color="auto" w:sz="12" w:space="0"/>
             </w:tcBorders>
             <w:shd w:val="clear" w:color="auto" w:fill="auto"/>
             <w:tcMar>
@@ -4995,11 +5047,11 @@
               <w:adjustRightInd w:val="0"/>
               <w:snapToGrid w:val="0"/>
               <w:spacing w:line="240" w:lineRule="auto"/>
-              <w:ind w:left="0" w:right="0" w:firstLine="0" w:leftChars="0" w:rightChars="0" w:firstLineChars="0"/>
+              <w:ind w:left="0" w:leftChars="0" w:right="0" w:rightChars="0" w:firstLine="0" w:firstLineChars="0"/>
               <w:jc w:val="center"/>
               <w:textAlignment w:val="baseline"/>
               <w:rPr>
-                <w:rFonts w:ascii="Segoe UI" w:eastAsia="Segoe UI" w:hAnsi="Segoe UI" w:cs="Segoe UI" w:hint="default"/>
+                <w:rFonts w:hint="default" w:ascii="Segoe UI" w:hAnsi="Segoe UI" w:eastAsia="Segoe UI" w:cs="Segoe UI"/>
                 <w:i w:val="0"/>
                 <w:iCs w:val="0"/>
                 <w:caps w:val="0"/>
@@ -5011,8 +5063,8 @@
             </w:pPr>
             <w:r>
               <w:rPr>
-                <w:rStyle w:val="Strong"/>
-                <w:rFonts w:ascii="Segoe UI" w:eastAsia="Segoe UI" w:hAnsi="Segoe UI" w:cs="Segoe UI" w:hint="default"/>
+                <w:rStyle w:val="23"/>
+                <w:rFonts w:hint="default" w:ascii="Segoe UI" w:hAnsi="Segoe UI" w:eastAsia="Segoe UI" w:cs="Segoe UI"/>
                 <w:b/>
                 <w:bCs/>
                 <w:i w:val="0"/>
@@ -5034,7 +5086,7 @@
     </w:tbl>
     <w:p>
       <w:pPr>
-        <w:pStyle w:val="a1"/>
+        <w:pStyle w:val="29"/>
         <w:keepNext w:val="0"/>
         <w:keepLines w:val="0"/>
         <w:pageBreakBefore w:val="0"/>
@@ -5064,7 +5116,7 @@
     </w:p>
     <w:p>
       <w:pPr>
-        <w:pStyle w:val="1"/>
+        <w:pStyle w:val="28"/>
         <w:keepNext w:val="0"/>
         <w:keepLines w:val="0"/>
         <w:pageBreakBefore w:val="0"/>
@@ -5084,7 +5136,7 @@
           <w:lang w:val="en-US" w:eastAsia="zh-CN"/>
         </w:rPr>
       </w:pPr>
-      <w:bookmarkStart w:id="5" w:name="_Toc3471"/>
+      <w:bookmarkStart w:id="5" w:name="_Toc19817"/>
       <w:r>
         <w:rPr>
           <w:rFonts w:hint="default"/>
@@ -5096,7 +5148,7 @@
     </w:p>
     <w:p>
       <w:pPr>
-        <w:pStyle w:val="2"/>
+        <w:pStyle w:val="30"/>
         <w:keepNext w:val="0"/>
         <w:keepLines w:val="0"/>
         <w:pageBreakBefore w:val="0"/>
@@ -5116,7 +5168,7 @@
           <w:lang w:val="en-US" w:eastAsia="zh-CN"/>
         </w:rPr>
       </w:pPr>
-      <w:bookmarkStart w:id="6" w:name="_Toc568"/>
+      <w:bookmarkStart w:id="6" w:name="_Toc27806"/>
       <w:r>
         <w:rPr>
           <w:rFonts w:hint="default"/>
@@ -5128,7 +5180,7 @@
     </w:p>
     <w:p>
       <w:pPr>
-        <w:pStyle w:val="a1"/>
+        <w:pStyle w:val="29"/>
         <w:keepNext w:val="0"/>
         <w:keepLines w:val="0"/>
         <w:pageBreakBefore w:val="0"/>
@@ -5172,7 +5224,7 @@
     </w:p>
     <w:p>
       <w:pPr>
-        <w:pStyle w:val="a1"/>
+        <w:pStyle w:val="29"/>
         <w:keepNext w:val="0"/>
         <w:keepLines w:val="0"/>
         <w:pageBreakBefore w:val="0"/>
@@ -5202,7 +5254,7 @@
     </w:p>
     <w:p>
       <w:pPr>
-        <w:pStyle w:val="a1"/>
+        <w:pStyle w:val="29"/>
         <w:keepNext w:val="0"/>
         <w:keepLines w:val="0"/>
         <w:pageBreakBefore w:val="0"/>
@@ -5232,7 +5284,7 @@
     </w:p>
     <w:p>
       <w:pPr>
-        <w:pStyle w:val="2"/>
+        <w:pStyle w:val="30"/>
         <w:keepNext w:val="0"/>
         <w:keepLines w:val="0"/>
         <w:pageBreakBefore w:val="0"/>
@@ -5252,7 +5304,7 @@
           <w:lang w:val="en-US" w:eastAsia="zh-CN"/>
         </w:rPr>
       </w:pPr>
-      <w:bookmarkStart w:id="7" w:name="_Toc3407"/>
+      <w:bookmarkStart w:id="7" w:name="_Toc8256"/>
       <w:r>
         <w:rPr>
           <w:rFonts w:hint="default"/>
@@ -5264,7 +5316,7 @@
     </w:p>
     <w:p>
       <w:pPr>
-        <w:pStyle w:val="a1"/>
+        <w:pStyle w:val="29"/>
         <w:keepNext w:val="0"/>
         <w:keepLines w:val="0"/>
         <w:pageBreakBefore w:val="0"/>
@@ -5294,7 +5346,7 @@
     </w:p>
     <w:p>
       <w:pPr>
-        <w:pStyle w:val="a1"/>
+        <w:pStyle w:val="29"/>
         <w:keepNext w:val="0"/>
         <w:keepLines w:val="0"/>
         <w:pageBreakBefore w:val="0"/>
@@ -5324,7 +5376,7 @@
     </w:p>
     <w:p>
       <w:pPr>
-        <w:pStyle w:val="a1"/>
+        <w:pStyle w:val="29"/>
         <w:keepNext w:val="0"/>
         <w:keepLines w:val="0"/>
         <w:pageBreakBefore w:val="0"/>
@@ -5354,7 +5406,7 @@
     </w:p>
     <w:p>
       <w:pPr>
-        <w:pStyle w:val="a1"/>
+        <w:pStyle w:val="29"/>
         <w:keepNext w:val="0"/>
         <w:keepLines w:val="0"/>
         <w:pageBreakBefore w:val="0"/>
@@ -5384,7 +5436,7 @@
     </w:p>
     <w:p>
       <w:pPr>
-        <w:pStyle w:val="1"/>
+        <w:pStyle w:val="28"/>
         <w:keepNext w:val="0"/>
         <w:keepLines w:val="0"/>
         <w:pageBreakBefore w:val="0"/>
@@ -5404,7 +5456,7 @@
           <w:lang w:val="en-US" w:eastAsia="zh-CN"/>
         </w:rPr>
       </w:pPr>
-      <w:bookmarkStart w:id="8" w:name="_Toc17543"/>
+      <w:bookmarkStart w:id="8" w:name="_Toc9543"/>
       <w:r>
         <w:rPr>
           <w:rFonts w:hint="default"/>
@@ -5416,7 +5468,7 @@
     </w:p>
     <w:p>
       <w:pPr>
-        <w:pStyle w:val="2"/>
+        <w:pStyle w:val="30"/>
         <w:keepNext w:val="0"/>
         <w:keepLines w:val="0"/>
         <w:pageBreakBefore w:val="0"/>
@@ -5436,7 +5488,7 @@
           <w:lang w:val="en-US" w:eastAsia="zh-CN"/>
         </w:rPr>
       </w:pPr>
-      <w:bookmarkStart w:id="9" w:name="_Toc6744"/>
+      <w:bookmarkStart w:id="9" w:name="_Toc31580"/>
       <w:r>
         <w:rPr>
           <w:rFonts w:hint="default"/>
@@ -5448,7 +5500,7 @@
     </w:p>
     <w:p>
       <w:pPr>
-        <w:pStyle w:val="a1"/>
+        <w:pStyle w:val="29"/>
         <w:keepNext w:val="0"/>
         <w:keepLines w:val="0"/>
         <w:pageBreakBefore w:val="0"/>
@@ -5478,7 +5530,7 @@
     </w:p>
     <w:p>
       <w:pPr>
-        <w:pStyle w:val="a1"/>
+        <w:pStyle w:val="29"/>
         <w:keepNext w:val="0"/>
         <w:keepLines w:val="0"/>
         <w:pageBreakBefore w:val="0"/>
@@ -5508,7 +5560,7 @@
     </w:p>
     <w:p>
       <w:pPr>
-        <w:pStyle w:val="a1"/>
+        <w:pStyle w:val="29"/>
         <w:keepNext w:val="0"/>
         <w:keepLines w:val="0"/>
         <w:pageBreakBefore w:val="0"/>
@@ -5538,7 +5590,7 @@
     </w:p>
     <w:p>
       <w:pPr>
-        <w:pStyle w:val="a1"/>
+        <w:pStyle w:val="29"/>
         <w:keepNext w:val="0"/>
         <w:keepLines w:val="0"/>
         <w:pageBreakBefore w:val="0"/>
@@ -5568,7 +5620,7 @@
     </w:p>
     <w:p>
       <w:pPr>
-        <w:pStyle w:val="a1"/>
+        <w:pStyle w:val="29"/>
         <w:keepNext w:val="0"/>
         <w:keepLines w:val="0"/>
         <w:pageBreakBefore w:val="0"/>
@@ -5598,7 +5650,7 @@
     </w:p>
     <w:p>
       <w:pPr>
-        <w:pStyle w:val="2"/>
+        <w:pStyle w:val="30"/>
         <w:keepNext w:val="0"/>
         <w:keepLines w:val="0"/>
         <w:pageBreakBefore w:val="0"/>
@@ -5618,7 +5670,7 @@
           <w:lang w:val="en-US" w:eastAsia="zh-CN"/>
         </w:rPr>
       </w:pPr>
-      <w:bookmarkStart w:id="10" w:name="_Toc22438"/>
+      <w:bookmarkStart w:id="10" w:name="_Toc15054"/>
       <w:r>
         <w:rPr>
           <w:rFonts w:hint="default"/>
@@ -5630,7 +5682,7 @@
     </w:p>
     <w:p>
       <w:pPr>
-        <w:pStyle w:val="a1"/>
+        <w:pStyle w:val="29"/>
         <w:keepNext w:val="0"/>
         <w:keepLines w:val="0"/>
         <w:pageBreakBefore w:val="0"/>
@@ -5660,7 +5712,7 @@
     </w:p>
     <w:p>
       <w:pPr>
-        <w:pStyle w:val="a1"/>
+        <w:pStyle w:val="29"/>
         <w:keepNext w:val="0"/>
         <w:keepLines w:val="0"/>
         <w:pageBreakBefore w:val="0"/>
@@ -5690,7 +5742,7 @@
     </w:p>
     <w:p>
       <w:pPr>
-        <w:pStyle w:val="a1"/>
+        <w:pStyle w:val="29"/>
         <w:keepNext w:val="0"/>
         <w:keepLines w:val="0"/>
         <w:pageBreakBefore w:val="0"/>
@@ -5720,7 +5772,7 @@
     </w:p>
     <w:p>
       <w:pPr>
-        <w:pStyle w:val="a1"/>
+        <w:pStyle w:val="29"/>
         <w:keepNext w:val="0"/>
         <w:keepLines w:val="0"/>
         <w:pageBreakBefore w:val="0"/>
@@ -5750,7 +5802,7 @@
     </w:p>
     <w:p>
       <w:pPr>
-        <w:pStyle w:val="2"/>
+        <w:pStyle w:val="30"/>
         <w:keepNext w:val="0"/>
         <w:keepLines w:val="0"/>
         <w:pageBreakBefore w:val="0"/>
@@ -5770,7 +5822,7 @@
           <w:lang w:val="en-US" w:eastAsia="zh-CN"/>
         </w:rPr>
       </w:pPr>
-      <w:bookmarkStart w:id="11" w:name="_Toc4074"/>
+      <w:bookmarkStart w:id="11" w:name="_Toc9174"/>
       <w:r>
         <w:rPr>
           <w:rFonts w:hint="default"/>
@@ -5782,7 +5834,7 @@
     </w:p>
     <w:p>
       <w:pPr>
-        <w:pStyle w:val="a1"/>
+        <w:pStyle w:val="29"/>
         <w:keepNext w:val="0"/>
         <w:keepLines w:val="0"/>
         <w:pageBreakBefore w:val="0"/>
@@ -5812,7 +5864,7 @@
     </w:p>
     <w:p>
       <w:pPr>
-        <w:pStyle w:val="a1"/>
+        <w:pStyle w:val="29"/>
         <w:keepNext w:val="0"/>
         <w:keepLines w:val="0"/>
         <w:pageBreakBefore w:val="0"/>
@@ -5842,7 +5894,7 @@
     </w:p>
     <w:p>
       <w:pPr>
-        <w:pStyle w:val="a1"/>
+        <w:pStyle w:val="29"/>
         <w:keepNext w:val="0"/>
         <w:keepLines w:val="0"/>
         <w:pageBreakBefore w:val="0"/>
@@ -5872,7 +5924,7 @@
     </w:p>
     <w:p>
       <w:pPr>
-        <w:pStyle w:val="a1"/>
+        <w:pStyle w:val="29"/>
         <w:keepNext w:val="0"/>
         <w:keepLines w:val="0"/>
         <w:pageBreakBefore w:val="0"/>
@@ -5902,7 +5954,7 @@
     </w:p>
     <w:p>
       <w:pPr>
-        <w:pStyle w:val="a1"/>
+        <w:pStyle w:val="29"/>
         <w:keepNext w:val="0"/>
         <w:keepLines w:val="0"/>
         <w:pageBreakBefore w:val="0"/>
@@ -5932,7 +5984,7 @@
     </w:p>
     <w:p>
       <w:pPr>
-        <w:pStyle w:val="a1"/>
+        <w:pStyle w:val="29"/>
         <w:keepNext w:val="0"/>
         <w:keepLines w:val="0"/>
         <w:pageBreakBefore w:val="0"/>
@@ -5962,7 +6014,7 @@
     </w:p>
     <w:p>
       <w:pPr>
-        <w:pStyle w:val="2"/>
+        <w:pStyle w:val="30"/>
         <w:keepNext w:val="0"/>
         <w:keepLines w:val="0"/>
         <w:pageBreakBefore w:val="0"/>
@@ -5982,7 +6034,7 @@
           <w:lang w:val="en-US" w:eastAsia="zh-CN"/>
         </w:rPr>
       </w:pPr>
-      <w:bookmarkStart w:id="12" w:name="_Toc20803"/>
+      <w:bookmarkStart w:id="12" w:name="_Toc27987"/>
       <w:r>
         <w:rPr>
           <w:rFonts w:hint="default"/>
@@ -5994,7 +6046,7 @@
     </w:p>
     <w:p>
       <w:pPr>
-        <w:pStyle w:val="a1"/>
+        <w:pStyle w:val="29"/>
         <w:keepNext w:val="0"/>
         <w:keepLines w:val="0"/>
         <w:pageBreakBefore w:val="0"/>
@@ -6024,7 +6076,7 @@
     </w:p>
     <w:p>
       <w:pPr>
-        <w:pStyle w:val="a1"/>
+        <w:pStyle w:val="29"/>
         <w:keepNext w:val="0"/>
         <w:keepLines w:val="0"/>
         <w:pageBreakBefore w:val="0"/>
@@ -6054,7 +6106,7 @@
     </w:p>
     <w:p>
       <w:pPr>
-        <w:pStyle w:val="a1"/>
+        <w:pStyle w:val="29"/>
         <w:keepNext w:val="0"/>
         <w:keepLines w:val="0"/>
         <w:pageBreakBefore w:val="0"/>
@@ -6084,7 +6136,7 @@
     </w:p>
     <w:p>
       <w:pPr>
-        <w:pStyle w:val="a1"/>
+        <w:pStyle w:val="29"/>
         <w:keepNext w:val="0"/>
         <w:keepLines w:val="0"/>
         <w:pageBreakBefore w:val="0"/>
@@ -6114,7 +6166,7 @@
     </w:p>
     <w:p>
       <w:pPr>
-        <w:pStyle w:val="a1"/>
+        <w:pStyle w:val="29"/>
         <w:keepNext w:val="0"/>
         <w:keepLines w:val="0"/>
         <w:pageBreakBefore w:val="0"/>
@@ -6144,7 +6196,7 @@
     </w:p>
     <w:p>
       <w:pPr>
-        <w:pStyle w:val="1"/>
+        <w:pStyle w:val="28"/>
         <w:keepNext w:val="0"/>
         <w:keepLines w:val="0"/>
         <w:pageBreakBefore w:val="0"/>
@@ -6164,7 +6216,7 @@
           <w:lang w:val="en-US" w:eastAsia="zh-CN"/>
         </w:rPr>
       </w:pPr>
-      <w:bookmarkStart w:id="13" w:name="_Toc24254"/>
+      <w:bookmarkStart w:id="13" w:name="_Toc21265"/>
       <w:r>
         <w:rPr>
           <w:rFonts w:hint="default"/>
@@ -6176,18 +6228,19 @@
     </w:p>
     <w:tbl>
       <w:tblPr>
-        <w:tblStyle w:val="TableNormal"/>
+        <w:tblStyle w:val="20"/>
         <w:tblW w:w="8498" w:type="dxa"/>
         <w:jc w:val="center"/>
         <w:tblBorders>
-          <w:top w:val="single" w:sz="4" w:space="0" w:color="auto"/>
-          <w:left w:val="single" w:sz="4" w:space="0" w:color="auto"/>
-          <w:bottom w:val="single" w:sz="4" w:space="0" w:color="auto"/>
-          <w:right w:val="single" w:sz="4" w:space="0" w:color="auto"/>
-          <w:insideH w:val="single" w:sz="4" w:space="0" w:color="auto"/>
-          <w:insideV w:val="single" w:sz="4" w:space="0" w:color="auto"/>
+          <w:top w:val="single" w:color="auto" w:sz="4" w:space="0"/>
+          <w:left w:val="single" w:color="auto" w:sz="4" w:space="0"/>
+          <w:bottom w:val="single" w:color="auto" w:sz="4" w:space="0"/>
+          <w:right w:val="single" w:color="auto" w:sz="4" w:space="0"/>
+          <w:insideH w:val="single" w:color="auto" w:sz="4" w:space="0"/>
+          <w:insideV w:val="single" w:color="auto" w:sz="4" w:space="0"/>
         </w:tblBorders>
         <w:shd w:val="clear" w:color="auto" w:fill="auto"/>
+        <w:tblLayout w:type="autofit"/>
         <w:tblCellMar>
           <w:top w:w="15" w:type="dxa"/>
           <w:left w:w="15" w:type="dxa"/>
@@ -6203,15 +6256,13 @@
       </w:tblGrid>
       <w:tr>
         <w:tblPrEx>
-          <w:tblW w:w="8498" w:type="dxa"/>
-          <w:jc w:val="center"/>
           <w:tblBorders>
-            <w:top w:val="single" w:sz="4" w:space="0" w:color="auto"/>
-            <w:left w:val="single" w:sz="4" w:space="0" w:color="auto"/>
-            <w:bottom w:val="single" w:sz="4" w:space="0" w:color="auto"/>
-            <w:right w:val="single" w:sz="4" w:space="0" w:color="auto"/>
-            <w:insideH w:val="single" w:sz="4" w:space="0" w:color="auto"/>
-            <w:insideV w:val="single" w:sz="4" w:space="0" w:color="auto"/>
+            <w:top w:val="single" w:color="auto" w:sz="4" w:space="0"/>
+            <w:left w:val="single" w:color="auto" w:sz="4" w:space="0"/>
+            <w:bottom w:val="single" w:color="auto" w:sz="4" w:space="0"/>
+            <w:right w:val="single" w:color="auto" w:sz="4" w:space="0"/>
+            <w:insideH w:val="single" w:color="auto" w:sz="4" w:space="0"/>
+            <w:insideV w:val="single" w:color="auto" w:sz="4" w:space="0"/>
           </w:tblBorders>
           <w:shd w:val="clear" w:color="auto" w:fill="auto"/>
           <w:tblCellMar>
@@ -6222,7 +6273,7 @@
           </w:tblCellMar>
         </w:tblPrEx>
         <w:trPr>
-          <w:trHeight w:val="0"/>
+          <w:trHeight w:val="0" w:hRule="atLeast"/>
           <w:tblHeader/>
           <w:jc w:val="center"/>
         </w:trPr>
@@ -6255,11 +6306,11 @@
               <w:adjustRightInd w:val="0"/>
               <w:snapToGrid w:val="0"/>
               <w:spacing w:line="240" w:lineRule="auto"/>
-              <w:ind w:left="0" w:right="0" w:firstLine="0" w:leftChars="0" w:rightChars="0" w:firstLineChars="0"/>
+              <w:ind w:left="0" w:leftChars="0" w:right="0" w:rightChars="0" w:firstLine="0" w:firstLineChars="0"/>
               <w:jc w:val="center"/>
               <w:textAlignment w:val="baseline"/>
               <w:rPr>
-                <w:rFonts w:ascii="Segoe UI" w:eastAsia="Segoe UI" w:hAnsi="Segoe UI" w:cs="Segoe UI"/>
+                <w:rFonts w:ascii="Segoe UI" w:hAnsi="Segoe UI" w:eastAsia="Segoe UI" w:cs="Segoe UI"/>
                 <w:b/>
                 <w:i w:val="0"/>
                 <w:iCs w:val="0"/>
@@ -6272,7 +6323,7 @@
             </w:pPr>
             <w:r>
               <w:rPr>
-                <w:rFonts w:ascii="Segoe UI" w:eastAsia="Segoe UI" w:hAnsi="Segoe UI" w:cs="Segoe UI" w:hint="default"/>
+                <w:rFonts w:hint="default" w:ascii="Segoe UI" w:hAnsi="Segoe UI" w:eastAsia="Segoe UI" w:cs="Segoe UI"/>
                 <w:b/>
                 <w:i w:val="0"/>
                 <w:iCs w:val="0"/>
@@ -6318,11 +6369,11 @@
               <w:adjustRightInd w:val="0"/>
               <w:snapToGrid w:val="0"/>
               <w:spacing w:line="240" w:lineRule="auto"/>
-              <w:ind w:left="0" w:right="0" w:firstLine="0" w:leftChars="0" w:rightChars="0" w:firstLineChars="0"/>
+              <w:ind w:left="0" w:leftChars="0" w:right="0" w:rightChars="0" w:firstLine="0" w:firstLineChars="0"/>
               <w:jc w:val="center"/>
               <w:textAlignment w:val="baseline"/>
               <w:rPr>
-                <w:rFonts w:ascii="Segoe UI" w:eastAsia="Segoe UI" w:hAnsi="Segoe UI" w:cs="Segoe UI" w:hint="default"/>
+                <w:rFonts w:hint="default" w:ascii="Segoe UI" w:hAnsi="Segoe UI" w:eastAsia="Segoe UI" w:cs="Segoe UI"/>
                 <w:b/>
                 <w:i w:val="0"/>
                 <w:iCs w:val="0"/>
@@ -6335,7 +6386,7 @@
             </w:pPr>
             <w:r>
               <w:rPr>
-                <w:rFonts w:ascii="Segoe UI" w:eastAsia="Segoe UI" w:hAnsi="Segoe UI" w:cs="Segoe UI" w:hint="default"/>
+                <w:rFonts w:hint="default" w:ascii="Segoe UI" w:hAnsi="Segoe UI" w:eastAsia="Segoe UI" w:cs="Segoe UI"/>
                 <w:b/>
                 <w:i w:val="0"/>
                 <w:iCs w:val="0"/>
@@ -6381,11 +6432,11 @@
               <w:adjustRightInd w:val="0"/>
               <w:snapToGrid w:val="0"/>
               <w:spacing w:line="240" w:lineRule="auto"/>
-              <w:ind w:left="0" w:right="0" w:firstLine="0" w:leftChars="0" w:rightChars="0" w:firstLineChars="0"/>
+              <w:ind w:left="0" w:leftChars="0" w:right="0" w:rightChars="0" w:firstLine="0" w:firstLineChars="0"/>
               <w:jc w:val="center"/>
               <w:textAlignment w:val="baseline"/>
               <w:rPr>
-                <w:rFonts w:ascii="Segoe UI" w:eastAsia="Segoe UI" w:hAnsi="Segoe UI" w:cs="Segoe UI" w:hint="default"/>
+                <w:rFonts w:hint="default" w:ascii="Segoe UI" w:hAnsi="Segoe UI" w:eastAsia="Segoe UI" w:cs="Segoe UI"/>
                 <w:b/>
                 <w:i w:val="0"/>
                 <w:iCs w:val="0"/>
@@ -6398,7 +6449,7 @@
             </w:pPr>
             <w:r>
               <w:rPr>
-                <w:rFonts w:ascii="Segoe UI" w:eastAsia="Segoe UI" w:hAnsi="Segoe UI" w:cs="Segoe UI" w:hint="default"/>
+                <w:rFonts w:hint="default" w:ascii="Segoe UI" w:hAnsi="Segoe UI" w:eastAsia="Segoe UI" w:cs="Segoe UI"/>
                 <w:b/>
                 <w:i w:val="0"/>
                 <w:iCs w:val="0"/>
@@ -6444,11 +6495,11 @@
               <w:adjustRightInd w:val="0"/>
               <w:snapToGrid w:val="0"/>
               <w:spacing w:line="240" w:lineRule="auto"/>
-              <w:ind w:left="0" w:right="0" w:firstLine="0" w:leftChars="0" w:rightChars="0" w:firstLineChars="0"/>
+              <w:ind w:left="0" w:leftChars="0" w:right="0" w:rightChars="0" w:firstLine="0" w:firstLineChars="0"/>
               <w:jc w:val="center"/>
               <w:textAlignment w:val="baseline"/>
               <w:rPr>
-                <w:rFonts w:ascii="Segoe UI" w:eastAsia="Segoe UI" w:hAnsi="Segoe UI" w:cs="Segoe UI" w:hint="default"/>
+                <w:rFonts w:hint="default" w:ascii="Segoe UI" w:hAnsi="Segoe UI" w:eastAsia="Segoe UI" w:cs="Segoe UI"/>
                 <w:b/>
                 <w:i w:val="0"/>
                 <w:iCs w:val="0"/>
@@ -6461,7 +6512,7 @@
             </w:pPr>
             <w:r>
               <w:rPr>
-                <w:rFonts w:ascii="Segoe UI" w:eastAsia="Segoe UI" w:hAnsi="Segoe UI" w:cs="Segoe UI" w:hint="default"/>
+                <w:rFonts w:hint="default" w:ascii="Segoe UI" w:hAnsi="Segoe UI" w:eastAsia="Segoe UI" w:cs="Segoe UI"/>
                 <w:b/>
                 <w:i w:val="0"/>
                 <w:iCs w:val="0"/>
@@ -6481,9 +6532,14 @@
       </w:tr>
       <w:tr>
         <w:tblPrEx>
-          <w:tblW w:w="8498" w:type="dxa"/>
-          <w:jc w:val="center"/>
-          <w:shd w:val="clear" w:color="auto" w:fill="auto"/>
+          <w:tblBorders>
+            <w:top w:val="single" w:color="auto" w:sz="4" w:space="0"/>
+            <w:left w:val="single" w:color="auto" w:sz="4" w:space="0"/>
+            <w:bottom w:val="single" w:color="auto" w:sz="4" w:space="0"/>
+            <w:right w:val="single" w:color="auto" w:sz="4" w:space="0"/>
+            <w:insideH w:val="single" w:color="auto" w:sz="4" w:space="0"/>
+            <w:insideV w:val="single" w:color="auto" w:sz="4" w:space="0"/>
+          </w:tblBorders>
           <w:tblCellMar>
             <w:top w:w="15" w:type="dxa"/>
             <w:left w:w="15" w:type="dxa"/>
@@ -6492,7 +6548,7 @@
           </w:tblCellMar>
         </w:tblPrEx>
         <w:trPr>
-          <w:trHeight w:val="0"/>
+          <w:trHeight w:val="0" w:hRule="atLeast"/>
           <w:jc w:val="center"/>
         </w:trPr>
         <w:tc>
@@ -6524,11 +6580,11 @@
               <w:adjustRightInd w:val="0"/>
               <w:snapToGrid w:val="0"/>
               <w:spacing w:line="240" w:lineRule="auto"/>
-              <w:ind w:left="0" w:right="0" w:firstLine="0" w:leftChars="0" w:rightChars="0" w:firstLineChars="0"/>
+              <w:ind w:left="0" w:leftChars="0" w:right="0" w:rightChars="0" w:firstLine="0" w:firstLineChars="0"/>
               <w:jc w:val="left"/>
               <w:textAlignment w:val="baseline"/>
               <w:rPr>
-                <w:rFonts w:ascii="Segoe UI" w:eastAsia="Segoe UI" w:hAnsi="Segoe UI" w:cs="Segoe UI" w:hint="default"/>
+                <w:rFonts w:hint="default" w:ascii="Segoe UI" w:hAnsi="Segoe UI" w:eastAsia="Segoe UI" w:cs="Segoe UI"/>
                 <w:i w:val="0"/>
                 <w:iCs w:val="0"/>
                 <w:caps w:val="0"/>
@@ -6540,8 +6596,8 @@
             </w:pPr>
             <w:r>
               <w:rPr>
-                <w:rStyle w:val="Strong"/>
-                <w:rFonts w:ascii="Segoe UI" w:eastAsia="Segoe UI" w:hAnsi="Segoe UI" w:cs="Segoe UI" w:hint="default"/>
+                <w:rStyle w:val="23"/>
+                <w:rFonts w:hint="default" w:ascii="Segoe UI" w:hAnsi="Segoe UI" w:eastAsia="Segoe UI" w:cs="Segoe UI"/>
                 <w:b/>
                 <w:bCs/>
                 <w:i w:val="0"/>
@@ -6559,7 +6615,7 @@
             </w:r>
             <w:r>
               <w:rPr>
-                <w:rFonts w:ascii="Segoe UI" w:eastAsia="Segoe UI" w:hAnsi="Segoe UI" w:cs="Segoe UI" w:hint="default"/>
+                <w:rFonts w:hint="default" w:ascii="Segoe UI" w:hAnsi="Segoe UI" w:eastAsia="Segoe UI" w:cs="Segoe UI"/>
                 <w:i w:val="0"/>
                 <w:iCs w:val="0"/>
                 <w:caps w:val="0"/>
@@ -6571,11 +6627,11 @@
                 <w:szCs w:val="18"/>
                 <w:lang w:val="en-US" w:eastAsia="zh-CN"/>
               </w:rPr>
-              <w:br/>
-            </w:r>
-            <w:r>
-              <w:rPr>
-                <w:rFonts w:ascii="Segoe UI" w:eastAsia="Segoe UI" w:hAnsi="Segoe UI" w:cs="Segoe UI" w:hint="default"/>
+              <w:br w:type="textWrapping"/>
+            </w:r>
+            <w:r>
+              <w:rPr>
+                <w:rFonts w:hint="default" w:ascii="Segoe UI" w:hAnsi="Segoe UI" w:eastAsia="Segoe UI" w:cs="Segoe UI"/>
                 <w:i w:val="0"/>
                 <w:iCs w:val="0"/>
                 <w:caps w:val="0"/>
@@ -6620,11 +6676,11 @@
               <w:adjustRightInd w:val="0"/>
               <w:snapToGrid w:val="0"/>
               <w:spacing w:line="240" w:lineRule="auto"/>
-              <w:ind w:left="0" w:right="0" w:firstLine="0" w:leftChars="0" w:rightChars="0" w:firstLineChars="0"/>
+              <w:ind w:left="0" w:leftChars="0" w:right="0" w:rightChars="0" w:firstLine="0" w:firstLineChars="0"/>
               <w:jc w:val="center"/>
               <w:textAlignment w:val="baseline"/>
               <w:rPr>
-                <w:rFonts w:ascii="Segoe UI" w:eastAsia="Segoe UI" w:hAnsi="Segoe UI" w:cs="Segoe UI" w:hint="default"/>
+                <w:rFonts w:hint="default" w:ascii="Segoe UI" w:hAnsi="Segoe UI" w:eastAsia="Segoe UI" w:cs="Segoe UI"/>
                 <w:i w:val="0"/>
                 <w:iCs w:val="0"/>
                 <w:caps w:val="0"/>
@@ -6636,7 +6692,7 @@
             </w:pPr>
             <w:r>
               <w:rPr>
-                <w:rFonts w:ascii="Segoe UI" w:eastAsia="Segoe UI" w:hAnsi="Segoe UI" w:cs="Segoe UI" w:hint="default"/>
+                <w:rFonts w:hint="default" w:ascii="Segoe UI" w:hAnsi="Segoe UI" w:eastAsia="Segoe UI" w:cs="Segoe UI"/>
                 <w:i w:val="0"/>
                 <w:iCs w:val="0"/>
                 <w:caps w:val="0"/>
@@ -6681,11 +6737,11 @@
               <w:adjustRightInd w:val="0"/>
               <w:snapToGrid w:val="0"/>
               <w:spacing w:line="240" w:lineRule="auto"/>
-              <w:ind w:left="0" w:right="0" w:firstLine="0" w:leftChars="0" w:rightChars="0" w:firstLineChars="0"/>
+              <w:ind w:left="0" w:leftChars="0" w:right="0" w:rightChars="0" w:firstLine="0" w:firstLineChars="0"/>
               <w:jc w:val="left"/>
               <w:textAlignment w:val="baseline"/>
               <w:rPr>
-                <w:rFonts w:ascii="Segoe UI" w:eastAsia="Segoe UI" w:hAnsi="Segoe UI" w:cs="Segoe UI" w:hint="default"/>
+                <w:rFonts w:hint="default" w:ascii="Segoe UI" w:hAnsi="Segoe UI" w:eastAsia="Segoe UI" w:cs="Segoe UI"/>
                 <w:i w:val="0"/>
                 <w:iCs w:val="0"/>
                 <w:caps w:val="0"/>
@@ -6697,7 +6753,7 @@
             </w:pPr>
             <w:r>
               <w:rPr>
-                <w:rFonts w:ascii="Segoe UI" w:eastAsia="Segoe UI" w:hAnsi="Segoe UI" w:cs="Segoe UI" w:hint="default"/>
+                <w:rFonts w:hint="default" w:ascii="Segoe UI" w:hAnsi="Segoe UI" w:eastAsia="Segoe UI" w:cs="Segoe UI"/>
                 <w:i w:val="0"/>
                 <w:iCs w:val="0"/>
                 <w:caps w:val="0"/>
@@ -6713,8 +6769,8 @@
             </w:r>
             <w:r>
               <w:rPr>
-                <w:rStyle w:val="Strong"/>
-                <w:rFonts w:ascii="Segoe UI" w:eastAsia="Segoe UI" w:hAnsi="Segoe UI" w:cs="Segoe UI" w:hint="default"/>
+                <w:rStyle w:val="23"/>
+                <w:rFonts w:hint="default" w:ascii="Segoe UI" w:hAnsi="Segoe UI" w:eastAsia="Segoe UI" w:cs="Segoe UI"/>
                 <w:b/>
                 <w:bCs/>
                 <w:i w:val="0"/>
@@ -6732,7 +6788,7 @@
             </w:r>
             <w:r>
               <w:rPr>
-                <w:rFonts w:ascii="Segoe UI" w:eastAsia="Segoe UI" w:hAnsi="Segoe UI" w:cs="Segoe UI" w:hint="default"/>
+                <w:rFonts w:hint="default" w:ascii="Segoe UI" w:hAnsi="Segoe UI" w:eastAsia="Segoe UI" w:cs="Segoe UI"/>
                 <w:i w:val="0"/>
                 <w:iCs w:val="0"/>
                 <w:caps w:val="0"/>
@@ -6744,11 +6800,11 @@
                 <w:szCs w:val="18"/>
                 <w:lang w:val="en-US" w:eastAsia="zh-CN"/>
               </w:rPr>
-              <w:br/>
-            </w:r>
-            <w:r>
-              <w:rPr>
-                <w:rFonts w:ascii="Segoe UI" w:eastAsia="Segoe UI" w:hAnsi="Segoe UI" w:cs="Segoe UI" w:hint="default"/>
+              <w:br w:type="textWrapping"/>
+            </w:r>
+            <w:r>
+              <w:rPr>
+                <w:rFonts w:hint="default" w:ascii="Segoe UI" w:hAnsi="Segoe UI" w:eastAsia="Segoe UI" w:cs="Segoe UI"/>
                 <w:i w:val="0"/>
                 <w:iCs w:val="0"/>
                 <w:caps w:val="0"/>
@@ -6764,8 +6820,8 @@
             </w:r>
             <w:r>
               <w:rPr>
-                <w:rStyle w:val="Strong"/>
-                <w:rFonts w:ascii="Segoe UI" w:eastAsia="Segoe UI" w:hAnsi="Segoe UI" w:cs="Segoe UI" w:hint="default"/>
+                <w:rStyle w:val="23"/>
+                <w:rFonts w:hint="default" w:ascii="Segoe UI" w:hAnsi="Segoe UI" w:eastAsia="Segoe UI" w:cs="Segoe UI"/>
                 <w:b/>
                 <w:bCs/>
                 <w:i w:val="0"/>
@@ -6783,7 +6839,7 @@
             </w:r>
             <w:r>
               <w:rPr>
-                <w:rFonts w:ascii="Segoe UI" w:eastAsia="Segoe UI" w:hAnsi="Segoe UI" w:cs="Segoe UI" w:hint="default"/>
+                <w:rFonts w:hint="default" w:ascii="Segoe UI" w:hAnsi="Segoe UI" w:eastAsia="Segoe UI" w:cs="Segoe UI"/>
                 <w:i w:val="0"/>
                 <w:iCs w:val="0"/>
                 <w:caps w:val="0"/>
@@ -6795,11 +6851,11 @@
                 <w:szCs w:val="18"/>
                 <w:lang w:val="en-US" w:eastAsia="zh-CN"/>
               </w:rPr>
-              <w:br/>
-            </w:r>
-            <w:r>
-              <w:rPr>
-                <w:rFonts w:ascii="Segoe UI" w:eastAsia="Segoe UI" w:hAnsi="Segoe UI" w:cs="Segoe UI" w:hint="default"/>
+              <w:br w:type="textWrapping"/>
+            </w:r>
+            <w:r>
+              <w:rPr>
+                <w:rFonts w:hint="default" w:ascii="Segoe UI" w:hAnsi="Segoe UI" w:eastAsia="Segoe UI" w:cs="Segoe UI"/>
                 <w:i w:val="0"/>
                 <w:iCs w:val="0"/>
                 <w:caps w:val="0"/>
@@ -6844,11 +6900,11 @@
               <w:adjustRightInd w:val="0"/>
               <w:snapToGrid w:val="0"/>
               <w:spacing w:line="240" w:lineRule="auto"/>
-              <w:ind w:left="0" w:right="0" w:firstLine="0" w:leftChars="0" w:rightChars="0" w:firstLineChars="0"/>
+              <w:ind w:left="0" w:leftChars="0" w:right="0" w:rightChars="0" w:firstLine="0" w:firstLineChars="0"/>
               <w:jc w:val="left"/>
               <w:textAlignment w:val="baseline"/>
               <w:rPr>
-                <w:rFonts w:ascii="Segoe UI" w:eastAsia="Segoe UI" w:hAnsi="Segoe UI" w:cs="Segoe UI" w:hint="default"/>
+                <w:rFonts w:hint="default" w:ascii="Segoe UI" w:hAnsi="Segoe UI" w:eastAsia="Segoe UI" w:cs="Segoe UI"/>
                 <w:i w:val="0"/>
                 <w:iCs w:val="0"/>
                 <w:caps w:val="0"/>
@@ -6860,7 +6916,7 @@
             </w:pPr>
             <w:r>
               <w:rPr>
-                <w:rFonts w:ascii="Segoe UI" w:eastAsia="Segoe UI" w:hAnsi="Segoe UI" w:cs="Segoe UI" w:hint="default"/>
+                <w:rFonts w:hint="default" w:ascii="Segoe UI" w:hAnsi="Segoe UI" w:eastAsia="Segoe UI" w:cs="Segoe UI"/>
                 <w:i w:val="0"/>
                 <w:iCs w:val="0"/>
                 <w:caps w:val="0"/>
@@ -6879,9 +6935,14 @@
       </w:tr>
       <w:tr>
         <w:tblPrEx>
-          <w:tblW w:w="8498" w:type="dxa"/>
-          <w:jc w:val="center"/>
-          <w:shd w:val="clear" w:color="auto" w:fill="auto"/>
+          <w:tblBorders>
+            <w:top w:val="single" w:color="auto" w:sz="4" w:space="0"/>
+            <w:left w:val="single" w:color="auto" w:sz="4" w:space="0"/>
+            <w:bottom w:val="single" w:color="auto" w:sz="4" w:space="0"/>
+            <w:right w:val="single" w:color="auto" w:sz="4" w:space="0"/>
+            <w:insideH w:val="single" w:color="auto" w:sz="4" w:space="0"/>
+            <w:insideV w:val="single" w:color="auto" w:sz="4" w:space="0"/>
+          </w:tblBorders>
           <w:tblCellMar>
             <w:top w:w="15" w:type="dxa"/>
             <w:left w:w="15" w:type="dxa"/>
@@ -6890,7 +6951,7 @@
           </w:tblCellMar>
         </w:tblPrEx>
         <w:trPr>
-          <w:trHeight w:val="0"/>
+          <w:trHeight w:val="0" w:hRule="atLeast"/>
           <w:jc w:val="center"/>
         </w:trPr>
         <w:tc>
@@ -6922,11 +6983,11 @@
               <w:adjustRightInd w:val="0"/>
               <w:snapToGrid w:val="0"/>
               <w:spacing w:line="240" w:lineRule="auto"/>
-              <w:ind w:left="0" w:right="0" w:firstLine="0" w:leftChars="0" w:rightChars="0" w:firstLineChars="0"/>
+              <w:ind w:left="0" w:leftChars="0" w:right="0" w:rightChars="0" w:firstLine="0" w:firstLineChars="0"/>
               <w:jc w:val="left"/>
               <w:textAlignment w:val="baseline"/>
               <w:rPr>
-                <w:rFonts w:ascii="Segoe UI" w:eastAsia="Segoe UI" w:hAnsi="Segoe UI" w:cs="Segoe UI" w:hint="default"/>
+                <w:rFonts w:hint="default" w:ascii="Segoe UI" w:hAnsi="Segoe UI" w:eastAsia="Segoe UI" w:cs="Segoe UI"/>
                 <w:i w:val="0"/>
                 <w:iCs w:val="0"/>
                 <w:caps w:val="0"/>
@@ -6938,8 +6999,8 @@
             </w:pPr>
             <w:r>
               <w:rPr>
-                <w:rStyle w:val="Strong"/>
-                <w:rFonts w:ascii="Segoe UI" w:eastAsia="Segoe UI" w:hAnsi="Segoe UI" w:cs="Segoe UI" w:hint="default"/>
+                <w:rStyle w:val="23"/>
+                <w:rFonts w:hint="default" w:ascii="Segoe UI" w:hAnsi="Segoe UI" w:eastAsia="Segoe UI" w:cs="Segoe UI"/>
                 <w:b/>
                 <w:bCs/>
                 <w:i w:val="0"/>
@@ -6957,7 +7018,7 @@
             </w:r>
             <w:r>
               <w:rPr>
-                <w:rFonts w:ascii="Segoe UI" w:eastAsia="Segoe UI" w:hAnsi="Segoe UI" w:cs="Segoe UI" w:hint="default"/>
+                <w:rFonts w:hint="default" w:ascii="Segoe UI" w:hAnsi="Segoe UI" w:eastAsia="Segoe UI" w:cs="Segoe UI"/>
                 <w:i w:val="0"/>
                 <w:iCs w:val="0"/>
                 <w:caps w:val="0"/>
@@ -6969,11 +7030,11 @@
                 <w:szCs w:val="18"/>
                 <w:lang w:val="en-US" w:eastAsia="zh-CN"/>
               </w:rPr>
-              <w:br/>
-            </w:r>
-            <w:r>
-              <w:rPr>
-                <w:rFonts w:ascii="Segoe UI" w:eastAsia="Segoe UI" w:hAnsi="Segoe UI" w:cs="Segoe UI" w:hint="default"/>
+              <w:br w:type="textWrapping"/>
+            </w:r>
+            <w:r>
+              <w:rPr>
+                <w:rFonts w:hint="default" w:ascii="Segoe UI" w:hAnsi="Segoe UI" w:eastAsia="Segoe UI" w:cs="Segoe UI"/>
                 <w:i w:val="0"/>
                 <w:iCs w:val="0"/>
                 <w:caps w:val="0"/>
@@ -7018,11 +7079,11 @@
               <w:adjustRightInd w:val="0"/>
               <w:snapToGrid w:val="0"/>
               <w:spacing w:line="240" w:lineRule="auto"/>
-              <w:ind w:left="0" w:right="0" w:firstLine="0" w:leftChars="0" w:rightChars="0" w:firstLineChars="0"/>
+              <w:ind w:left="0" w:leftChars="0" w:right="0" w:rightChars="0" w:firstLine="0" w:firstLineChars="0"/>
               <w:jc w:val="center"/>
               <w:textAlignment w:val="baseline"/>
               <w:rPr>
-                <w:rFonts w:ascii="Segoe UI" w:eastAsia="Segoe UI" w:hAnsi="Segoe UI" w:cs="Segoe UI" w:hint="default"/>
+                <w:rFonts w:hint="default" w:ascii="Segoe UI" w:hAnsi="Segoe UI" w:eastAsia="Segoe UI" w:cs="Segoe UI"/>
                 <w:i w:val="0"/>
                 <w:iCs w:val="0"/>
                 <w:caps w:val="0"/>
@@ -7034,7 +7095,7 @@
             </w:pPr>
             <w:r>
               <w:rPr>
-                <w:rFonts w:ascii="Segoe UI" w:eastAsia="Segoe UI" w:hAnsi="Segoe UI" w:cs="Segoe UI" w:hint="default"/>
+                <w:rFonts w:hint="default" w:ascii="Segoe UI" w:hAnsi="Segoe UI" w:eastAsia="Segoe UI" w:cs="Segoe UI"/>
                 <w:i w:val="0"/>
                 <w:iCs w:val="0"/>
                 <w:caps w:val="0"/>
@@ -7079,11 +7140,11 @@
               <w:adjustRightInd w:val="0"/>
               <w:snapToGrid w:val="0"/>
               <w:spacing w:line="240" w:lineRule="auto"/>
-              <w:ind w:left="0" w:right="0" w:firstLine="0" w:leftChars="0" w:rightChars="0" w:firstLineChars="0"/>
+              <w:ind w:left="0" w:leftChars="0" w:right="0" w:rightChars="0" w:firstLine="0" w:firstLineChars="0"/>
               <w:jc w:val="left"/>
               <w:textAlignment w:val="baseline"/>
               <w:rPr>
-                <w:rFonts w:ascii="Segoe UI" w:eastAsia="Segoe UI" w:hAnsi="Segoe UI" w:cs="Segoe UI" w:hint="default"/>
+                <w:rFonts w:hint="default" w:ascii="Segoe UI" w:hAnsi="Segoe UI" w:eastAsia="Segoe UI" w:cs="Segoe UI"/>
                 <w:i w:val="0"/>
                 <w:iCs w:val="0"/>
                 <w:caps w:val="0"/>
@@ -7095,7 +7156,7 @@
             </w:pPr>
             <w:r>
               <w:rPr>
-                <w:rFonts w:ascii="Segoe UI" w:eastAsia="Segoe UI" w:hAnsi="Segoe UI" w:cs="Segoe UI" w:hint="default"/>
+                <w:rFonts w:hint="default" w:ascii="Segoe UI" w:hAnsi="Segoe UI" w:eastAsia="Segoe UI" w:cs="Segoe UI"/>
                 <w:i w:val="0"/>
                 <w:iCs w:val="0"/>
                 <w:caps w:val="0"/>
@@ -7111,7 +7172,7 @@
             </w:r>
             <w:r>
               <w:rPr>
-                <w:rFonts w:ascii="Segoe UI" w:eastAsia="Segoe UI" w:hAnsi="Segoe UI" w:cs="Segoe UI" w:hint="default"/>
+                <w:rFonts w:hint="default" w:ascii="Segoe UI" w:hAnsi="Segoe UI" w:eastAsia="Segoe UI" w:cs="Segoe UI"/>
                 <w:i w:val="0"/>
                 <w:iCs w:val="0"/>
                 <w:caps w:val="0"/>
@@ -7123,11 +7184,11 @@
                 <w:szCs w:val="18"/>
                 <w:lang w:val="en-US" w:eastAsia="zh-CN"/>
               </w:rPr>
-              <w:br/>
-            </w:r>
-            <w:r>
-              <w:rPr>
-                <w:rFonts w:ascii="Segoe UI" w:eastAsia="Segoe UI" w:hAnsi="Segoe UI" w:cs="Segoe UI" w:hint="default"/>
+              <w:br w:type="textWrapping"/>
+            </w:r>
+            <w:r>
+              <w:rPr>
+                <w:rFonts w:hint="default" w:ascii="Segoe UI" w:hAnsi="Segoe UI" w:eastAsia="Segoe UI" w:cs="Segoe UI"/>
                 <w:i w:val="0"/>
                 <w:iCs w:val="0"/>
                 <w:caps w:val="0"/>
@@ -7143,7 +7204,7 @@
             </w:r>
             <w:r>
               <w:rPr>
-                <w:rFonts w:ascii="Segoe UI" w:eastAsia="Segoe UI" w:hAnsi="Segoe UI" w:cs="Segoe UI" w:hint="default"/>
+                <w:rFonts w:hint="default" w:ascii="Segoe UI" w:hAnsi="Segoe UI" w:eastAsia="Segoe UI" w:cs="Segoe UI"/>
                 <w:i w:val="0"/>
                 <w:iCs w:val="0"/>
                 <w:caps w:val="0"/>
@@ -7155,11 +7216,11 @@
                 <w:szCs w:val="18"/>
                 <w:lang w:val="en-US" w:eastAsia="zh-CN"/>
               </w:rPr>
-              <w:br/>
-            </w:r>
-            <w:r>
-              <w:rPr>
-                <w:rFonts w:ascii="Segoe UI" w:eastAsia="Segoe UI" w:hAnsi="Segoe UI" w:cs="Segoe UI" w:hint="default"/>
+              <w:br w:type="textWrapping"/>
+            </w:r>
+            <w:r>
+              <w:rPr>
+                <w:rFonts w:hint="default" w:ascii="Segoe UI" w:hAnsi="Segoe UI" w:eastAsia="Segoe UI" w:cs="Segoe UI"/>
                 <w:i w:val="0"/>
                 <w:iCs w:val="0"/>
                 <w:caps w:val="0"/>
@@ -7204,11 +7265,11 @@
               <w:adjustRightInd w:val="0"/>
               <w:snapToGrid w:val="0"/>
               <w:spacing w:line="240" w:lineRule="auto"/>
-              <w:ind w:left="0" w:right="0" w:firstLine="0" w:leftChars="0" w:rightChars="0" w:firstLineChars="0"/>
+              <w:ind w:left="0" w:leftChars="0" w:right="0" w:rightChars="0" w:firstLine="0" w:firstLineChars="0"/>
               <w:jc w:val="left"/>
               <w:textAlignment w:val="baseline"/>
               <w:rPr>
-                <w:rFonts w:ascii="Segoe UI" w:eastAsia="Segoe UI" w:hAnsi="Segoe UI" w:cs="Segoe UI" w:hint="default"/>
+                <w:rFonts w:hint="default" w:ascii="Segoe UI" w:hAnsi="Segoe UI" w:eastAsia="Segoe UI" w:cs="Segoe UI"/>
                 <w:i w:val="0"/>
                 <w:iCs w:val="0"/>
                 <w:caps w:val="0"/>
@@ -7220,7 +7281,7 @@
             </w:pPr>
             <w:r>
               <w:rPr>
-                <w:rFonts w:ascii="Segoe UI" w:eastAsia="Segoe UI" w:hAnsi="Segoe UI" w:cs="Segoe UI" w:hint="default"/>
+                <w:rFonts w:hint="default" w:ascii="Segoe UI" w:hAnsi="Segoe UI" w:eastAsia="Segoe UI" w:cs="Segoe UI"/>
                 <w:i w:val="0"/>
                 <w:iCs w:val="0"/>
                 <w:caps w:val="0"/>
@@ -7239,8 +7300,14 @@
       </w:tr>
       <w:tr>
         <w:tblPrEx>
-          <w:tblW w:w="8498" w:type="dxa"/>
-          <w:jc w:val="center"/>
+          <w:tblBorders>
+            <w:top w:val="single" w:color="auto" w:sz="4" w:space="0"/>
+            <w:left w:val="single" w:color="auto" w:sz="4" w:space="0"/>
+            <w:bottom w:val="single" w:color="auto" w:sz="4" w:space="0"/>
+            <w:right w:val="single" w:color="auto" w:sz="4" w:space="0"/>
+            <w:insideH w:val="single" w:color="auto" w:sz="4" w:space="0"/>
+            <w:insideV w:val="single" w:color="auto" w:sz="4" w:space="0"/>
+          </w:tblBorders>
           <w:shd w:val="clear" w:color="auto" w:fill="auto"/>
           <w:tblCellMar>
             <w:top w:w="15" w:type="dxa"/>
@@ -7250,7 +7317,7 @@
           </w:tblCellMar>
         </w:tblPrEx>
         <w:trPr>
-          <w:trHeight w:val="0"/>
+          <w:trHeight w:val="0" w:hRule="atLeast"/>
           <w:jc w:val="center"/>
         </w:trPr>
         <w:tc>
@@ -7282,11 +7349,11 @@
               <w:adjustRightInd w:val="0"/>
               <w:snapToGrid w:val="0"/>
               <w:spacing w:line="240" w:lineRule="auto"/>
-              <w:ind w:left="0" w:right="0" w:firstLine="0" w:leftChars="0" w:rightChars="0" w:firstLineChars="0"/>
+              <w:ind w:left="0" w:leftChars="0" w:right="0" w:rightChars="0" w:firstLine="0" w:firstLineChars="0"/>
               <w:jc w:val="left"/>
               <w:textAlignment w:val="baseline"/>
               <w:rPr>
-                <w:rFonts w:ascii="Segoe UI" w:eastAsia="Segoe UI" w:hAnsi="Segoe UI" w:cs="Segoe UI" w:hint="default"/>
+                <w:rFonts w:hint="default" w:ascii="Segoe UI" w:hAnsi="Segoe UI" w:eastAsia="Segoe UI" w:cs="Segoe UI"/>
                 <w:i w:val="0"/>
                 <w:iCs w:val="0"/>
                 <w:caps w:val="0"/>
@@ -7298,8 +7365,8 @@
             </w:pPr>
             <w:r>
               <w:rPr>
-                <w:rStyle w:val="Strong"/>
-                <w:rFonts w:ascii="Segoe UI" w:eastAsia="Segoe UI" w:hAnsi="Segoe UI" w:cs="Segoe UI" w:hint="default"/>
+                <w:rStyle w:val="23"/>
+                <w:rFonts w:hint="default" w:ascii="Segoe UI" w:hAnsi="Segoe UI" w:eastAsia="Segoe UI" w:cs="Segoe UI"/>
                 <w:b/>
                 <w:bCs/>
                 <w:i w:val="0"/>
@@ -7317,7 +7384,7 @@
             </w:r>
             <w:r>
               <w:rPr>
-                <w:rFonts w:ascii="Segoe UI" w:eastAsia="Segoe UI" w:hAnsi="Segoe UI" w:cs="Segoe UI" w:hint="default"/>
+                <w:rFonts w:hint="default" w:ascii="Segoe UI" w:hAnsi="Segoe UI" w:eastAsia="Segoe UI" w:cs="Segoe UI"/>
                 <w:i w:val="0"/>
                 <w:iCs w:val="0"/>
                 <w:caps w:val="0"/>
@@ -7329,11 +7396,11 @@
                 <w:szCs w:val="18"/>
                 <w:lang w:val="en-US" w:eastAsia="zh-CN"/>
               </w:rPr>
-              <w:br/>
-            </w:r>
-            <w:r>
-              <w:rPr>
-                <w:rFonts w:ascii="Segoe UI" w:eastAsia="Segoe UI" w:hAnsi="Segoe UI" w:cs="Segoe UI" w:hint="default"/>
+              <w:br w:type="textWrapping"/>
+            </w:r>
+            <w:r>
+              <w:rPr>
+                <w:rFonts w:hint="default" w:ascii="Segoe UI" w:hAnsi="Segoe UI" w:eastAsia="Segoe UI" w:cs="Segoe UI"/>
                 <w:i w:val="0"/>
                 <w:iCs w:val="0"/>
                 <w:caps w:val="0"/>
@@ -7378,11 +7445,11 @@
               <w:adjustRightInd w:val="0"/>
               <w:snapToGrid w:val="0"/>
               <w:spacing w:line="240" w:lineRule="auto"/>
-              <w:ind w:left="0" w:right="0" w:firstLine="0" w:leftChars="0" w:rightChars="0" w:firstLineChars="0"/>
+              <w:ind w:left="0" w:leftChars="0" w:right="0" w:rightChars="0" w:firstLine="0" w:firstLineChars="0"/>
               <w:jc w:val="center"/>
               <w:textAlignment w:val="baseline"/>
               <w:rPr>
-                <w:rFonts w:ascii="Segoe UI" w:eastAsia="Segoe UI" w:hAnsi="Segoe UI" w:cs="Segoe UI" w:hint="default"/>
+                <w:rFonts w:hint="default" w:ascii="Segoe UI" w:hAnsi="Segoe UI" w:eastAsia="Segoe UI" w:cs="Segoe UI"/>
                 <w:i w:val="0"/>
                 <w:iCs w:val="0"/>
                 <w:caps w:val="0"/>
@@ -7394,7 +7461,7 @@
             </w:pPr>
             <w:r>
               <w:rPr>
-                <w:rFonts w:ascii="Segoe UI" w:eastAsia="Segoe UI" w:hAnsi="Segoe UI" w:cs="Segoe UI" w:hint="default"/>
+                <w:rFonts w:hint="default" w:ascii="Segoe UI" w:hAnsi="Segoe UI" w:eastAsia="Segoe UI" w:cs="Segoe UI"/>
                 <w:i w:val="0"/>
                 <w:iCs w:val="0"/>
                 <w:caps w:val="0"/>
@@ -7439,11 +7506,11 @@
               <w:adjustRightInd w:val="0"/>
               <w:snapToGrid w:val="0"/>
               <w:spacing w:line="240" w:lineRule="auto"/>
-              <w:ind w:left="0" w:right="0" w:firstLine="0" w:leftChars="0" w:rightChars="0" w:firstLineChars="0"/>
+              <w:ind w:left="0" w:leftChars="0" w:right="0" w:rightChars="0" w:firstLine="0" w:firstLineChars="0"/>
               <w:jc w:val="left"/>
               <w:textAlignment w:val="baseline"/>
               <w:rPr>
-                <w:rFonts w:ascii="Segoe UI" w:eastAsia="Segoe UI" w:hAnsi="Segoe UI" w:cs="Segoe UI" w:hint="default"/>
+                <w:rFonts w:hint="default" w:ascii="Segoe UI" w:hAnsi="Segoe UI" w:eastAsia="Segoe UI" w:cs="Segoe UI"/>
                 <w:i w:val="0"/>
                 <w:iCs w:val="0"/>
                 <w:caps w:val="0"/>
@@ -7455,7 +7522,7 @@
             </w:pPr>
             <w:r>
               <w:rPr>
-                <w:rFonts w:ascii="Segoe UI" w:eastAsia="Segoe UI" w:hAnsi="Segoe UI" w:cs="Segoe UI" w:hint="default"/>
+                <w:rFonts w:hint="default" w:ascii="Segoe UI" w:hAnsi="Segoe UI" w:eastAsia="Segoe UI" w:cs="Segoe UI"/>
                 <w:i w:val="0"/>
                 <w:iCs w:val="0"/>
                 <w:caps w:val="0"/>
@@ -7471,7 +7538,7 @@
             </w:r>
             <w:r>
               <w:rPr>
-                <w:rFonts w:ascii="Segoe UI" w:eastAsia="Segoe UI" w:hAnsi="Segoe UI" w:cs="Segoe UI" w:hint="default"/>
+                <w:rFonts w:hint="default" w:ascii="Segoe UI" w:hAnsi="Segoe UI" w:eastAsia="Segoe UI" w:cs="Segoe UI"/>
                 <w:i w:val="0"/>
                 <w:iCs w:val="0"/>
                 <w:caps w:val="0"/>
@@ -7483,11 +7550,11 @@
                 <w:szCs w:val="18"/>
                 <w:lang w:val="en-US" w:eastAsia="zh-CN"/>
               </w:rPr>
-              <w:br/>
-            </w:r>
-            <w:r>
-              <w:rPr>
-                <w:rFonts w:ascii="Segoe UI" w:eastAsia="Segoe UI" w:hAnsi="Segoe UI" w:cs="Segoe UI" w:hint="default"/>
+              <w:br w:type="textWrapping"/>
+            </w:r>
+            <w:r>
+              <w:rPr>
+                <w:rFonts w:hint="default" w:ascii="Segoe UI" w:hAnsi="Segoe UI" w:eastAsia="Segoe UI" w:cs="Segoe UI"/>
                 <w:i w:val="0"/>
                 <w:iCs w:val="0"/>
                 <w:caps w:val="0"/>
@@ -7503,7 +7570,7 @@
             </w:r>
             <w:r>
               <w:rPr>
-                <w:rFonts w:ascii="Segoe UI" w:eastAsia="Segoe UI" w:hAnsi="Segoe UI" w:cs="Segoe UI" w:hint="default"/>
+                <w:rFonts w:hint="default" w:ascii="Segoe UI" w:hAnsi="Segoe UI" w:eastAsia="Segoe UI" w:cs="Segoe UI"/>
                 <w:i w:val="0"/>
                 <w:iCs w:val="0"/>
                 <w:caps w:val="0"/>
@@ -7515,11 +7582,11 @@
                 <w:szCs w:val="18"/>
                 <w:lang w:val="en-US" w:eastAsia="zh-CN"/>
               </w:rPr>
-              <w:br/>
-            </w:r>
-            <w:r>
-              <w:rPr>
-                <w:rFonts w:ascii="Segoe UI" w:eastAsia="Segoe UI" w:hAnsi="Segoe UI" w:cs="Segoe UI" w:hint="default"/>
+              <w:br w:type="textWrapping"/>
+            </w:r>
+            <w:r>
+              <w:rPr>
+                <w:rFonts w:hint="default" w:ascii="Segoe UI" w:hAnsi="Segoe UI" w:eastAsia="Segoe UI" w:cs="Segoe UI"/>
                 <w:i w:val="0"/>
                 <w:iCs w:val="0"/>
                 <w:caps w:val="0"/>
@@ -7564,11 +7631,11 @@
               <w:adjustRightInd w:val="0"/>
               <w:snapToGrid w:val="0"/>
               <w:spacing w:line="240" w:lineRule="auto"/>
-              <w:ind w:left="0" w:right="0" w:firstLine="0" w:leftChars="0" w:rightChars="0" w:firstLineChars="0"/>
+              <w:ind w:left="0" w:leftChars="0" w:right="0" w:rightChars="0" w:firstLine="0" w:firstLineChars="0"/>
               <w:jc w:val="left"/>
               <w:textAlignment w:val="baseline"/>
               <w:rPr>
-                <w:rFonts w:ascii="Segoe UI" w:eastAsia="Segoe UI" w:hAnsi="Segoe UI" w:cs="Segoe UI" w:hint="default"/>
+                <w:rFonts w:hint="default" w:ascii="Segoe UI" w:hAnsi="Segoe UI" w:eastAsia="Segoe UI" w:cs="Segoe UI"/>
                 <w:i w:val="0"/>
                 <w:iCs w:val="0"/>
                 <w:caps w:val="0"/>
@@ -7580,7 +7647,7 @@
             </w:pPr>
             <w:r>
               <w:rPr>
-                <w:rFonts w:ascii="Segoe UI" w:eastAsia="Segoe UI" w:hAnsi="Segoe UI" w:cs="Segoe UI" w:hint="default"/>
+                <w:rFonts w:hint="default" w:ascii="Segoe UI" w:hAnsi="Segoe UI" w:eastAsia="Segoe UI" w:cs="Segoe UI"/>
                 <w:i w:val="0"/>
                 <w:iCs w:val="0"/>
                 <w:caps w:val="0"/>
@@ -7600,7 +7667,7 @@
     </w:tbl>
     <w:p>
       <w:pPr>
-        <w:pStyle w:val="1"/>
+        <w:pStyle w:val="28"/>
         <w:keepNext w:val="0"/>
         <w:keepLines w:val="0"/>
         <w:pageBreakBefore w:val="0"/>
@@ -7620,7 +7687,7 @@
           <w:lang w:val="en-US" w:eastAsia="zh-CN"/>
         </w:rPr>
       </w:pPr>
-      <w:bookmarkStart w:id="14" w:name="_Toc20971"/>
+      <w:bookmarkStart w:id="14" w:name="_Toc11110"/>
       <w:r>
         <w:rPr>
           <w:rFonts w:hint="default"/>
@@ -7632,16 +7699,16 @@
     </w:p>
     <w:tbl>
       <w:tblPr>
-        <w:tblStyle w:val="TableNormal"/>
+        <w:tblStyle w:val="20"/>
         <w:tblW w:w="8498" w:type="dxa"/>
         <w:jc w:val="center"/>
         <w:tblBorders>
-          <w:top w:val="nil"/>
-          <w:left w:val="nil"/>
-          <w:bottom w:val="nil"/>
-          <w:right w:val="nil"/>
-          <w:insideH w:val="nil"/>
-          <w:insideV w:val="nil"/>
+          <w:top w:val="none" w:color="auto" w:sz="0" w:space="0"/>
+          <w:left w:val="none" w:color="auto" w:sz="0" w:space="0"/>
+          <w:bottom w:val="none" w:color="auto" w:sz="0" w:space="0"/>
+          <w:right w:val="none" w:color="auto" w:sz="0" w:space="0"/>
+          <w:insideH w:val="none" w:color="auto" w:sz="0" w:space="0"/>
+          <w:insideV w:val="none" w:color="auto" w:sz="0" w:space="0"/>
         </w:tblBorders>
         <w:shd w:val="clear" w:color="auto" w:fill="auto"/>
         <w:tblLayout w:type="fixed"/>
@@ -7662,18 +7729,15 @@
       </w:tblGrid>
       <w:tr>
         <w:tblPrEx>
-          <w:tblW w:w="8498" w:type="dxa"/>
-          <w:jc w:val="center"/>
           <w:tblBorders>
-            <w:top w:val="nil"/>
-            <w:left w:val="nil"/>
-            <w:bottom w:val="nil"/>
-            <w:right w:val="nil"/>
-            <w:insideH w:val="nil"/>
-            <w:insideV w:val="nil"/>
+            <w:top w:val="none" w:color="auto" w:sz="0" w:space="0"/>
+            <w:left w:val="none" w:color="auto" w:sz="0" w:space="0"/>
+            <w:bottom w:val="none" w:color="auto" w:sz="0" w:space="0"/>
+            <w:right w:val="none" w:color="auto" w:sz="0" w:space="0"/>
+            <w:insideH w:val="none" w:color="auto" w:sz="0" w:space="0"/>
+            <w:insideV w:val="none" w:color="auto" w:sz="0" w:space="0"/>
           </w:tblBorders>
           <w:shd w:val="clear" w:color="auto" w:fill="auto"/>
-          <w:tblLayout w:type="fixed"/>
           <w:tblCellMar>
             <w:top w:w="15" w:type="dxa"/>
             <w:left w:w="15" w:type="dxa"/>
@@ -7682,7 +7746,7 @@
           </w:tblCellMar>
         </w:tblPrEx>
         <w:trPr>
-          <w:trHeight w:val="0"/>
+          <w:trHeight w:val="0" w:hRule="atLeast"/>
           <w:tblHeader/>
           <w:jc w:val="center"/>
         </w:trPr>
@@ -7690,10 +7754,10 @@
           <w:tcPr>
             <w:tcW w:w="1080" w:type="dxa"/>
             <w:tcBorders>
-              <w:top w:val="single" w:sz="12" w:space="0" w:color="auto"/>
-              <w:left w:val="single" w:sz="12" w:space="0" w:color="auto"/>
-              <w:bottom w:val="single" w:sz="4" w:space="0" w:color="auto"/>
-              <w:right w:val="single" w:sz="4" w:space="0" w:color="auto"/>
+              <w:top w:val="single" w:color="auto" w:sz="12" w:space="0"/>
+              <w:left w:val="single" w:color="auto" w:sz="12" w:space="0"/>
+              <w:bottom w:val="single" w:color="auto" w:sz="4" w:space="0"/>
+              <w:right w:val="single" w:color="auto" w:sz="4" w:space="0"/>
             </w:tcBorders>
             <w:shd w:val="clear" w:color="auto" w:fill="auto"/>
             <w:tcMar>
@@ -7717,10 +7781,10 @@
               <w:bidi w:val="0"/>
               <w:snapToGrid w:val="0"/>
               <w:spacing w:line="240" w:lineRule="auto"/>
-              <w:ind w:left="0" w:right="0" w:firstLine="0" w:leftChars="0" w:rightChars="0" w:firstLineChars="0"/>
+              <w:ind w:left="0" w:leftChars="0" w:right="0" w:rightChars="0" w:firstLine="0" w:firstLineChars="0"/>
               <w:jc w:val="center"/>
               <w:rPr>
-                <w:rFonts w:ascii="Segoe UI" w:eastAsia="Segoe UI" w:hAnsi="Segoe UI" w:cs="Segoe UI"/>
+                <w:rFonts w:ascii="Segoe UI" w:hAnsi="Segoe UI" w:eastAsia="Segoe UI" w:cs="Segoe UI"/>
                 <w:b/>
                 <w:i w:val="0"/>
                 <w:iCs w:val="0"/>
@@ -7733,7 +7797,7 @@
             </w:pPr>
             <w:r>
               <w:rPr>
-                <w:rFonts w:ascii="Segoe UI" w:eastAsia="Segoe UI" w:hAnsi="Segoe UI" w:cs="Segoe UI" w:hint="default"/>
+                <w:rFonts w:hint="default" w:ascii="Segoe UI" w:hAnsi="Segoe UI" w:eastAsia="Segoe UI" w:cs="Segoe UI"/>
                 <w:b/>
                 <w:i w:val="0"/>
                 <w:iCs w:val="0"/>
@@ -7754,10 +7818,10 @@
           <w:tcPr>
             <w:tcW w:w="2198" w:type="dxa"/>
             <w:tcBorders>
-              <w:top w:val="single" w:sz="12" w:space="0" w:color="auto"/>
-              <w:left w:val="single" w:sz="4" w:space="0" w:color="auto"/>
-              <w:bottom w:val="single" w:sz="4" w:space="0" w:color="auto"/>
-              <w:right w:val="single" w:sz="4" w:space="0" w:color="auto"/>
+              <w:top w:val="single" w:color="auto" w:sz="12" w:space="0"/>
+              <w:left w:val="single" w:color="auto" w:sz="4" w:space="0"/>
+              <w:bottom w:val="single" w:color="auto" w:sz="4" w:space="0"/>
+              <w:right w:val="single" w:color="auto" w:sz="4" w:space="0"/>
             </w:tcBorders>
             <w:shd w:val="clear" w:color="auto" w:fill="auto"/>
             <w:tcMar>
@@ -7781,10 +7845,10 @@
               <w:bidi w:val="0"/>
               <w:snapToGrid w:val="0"/>
               <w:spacing w:line="240" w:lineRule="auto"/>
-              <w:ind w:left="0" w:right="0" w:firstLine="0" w:leftChars="0" w:rightChars="0" w:firstLineChars="0"/>
+              <w:ind w:left="0" w:leftChars="0" w:right="0" w:rightChars="0" w:firstLine="0" w:firstLineChars="0"/>
               <w:jc w:val="center"/>
               <w:rPr>
-                <w:rFonts w:ascii="Segoe UI" w:eastAsia="Segoe UI" w:hAnsi="Segoe UI" w:cs="Segoe UI" w:hint="default"/>
+                <w:rFonts w:hint="default" w:ascii="Segoe UI" w:hAnsi="Segoe UI" w:eastAsia="Segoe UI" w:cs="Segoe UI"/>
                 <w:b/>
                 <w:i w:val="0"/>
                 <w:iCs w:val="0"/>
@@ -7797,7 +7861,7 @@
             </w:pPr>
             <w:r>
               <w:rPr>
-                <w:rFonts w:ascii="Segoe UI" w:eastAsia="Segoe UI" w:hAnsi="Segoe UI" w:cs="Segoe UI" w:hint="default"/>
+                <w:rFonts w:hint="default" w:ascii="Segoe UI" w:hAnsi="Segoe UI" w:eastAsia="Segoe UI" w:cs="Segoe UI"/>
                 <w:b/>
                 <w:i w:val="0"/>
                 <w:iCs w:val="0"/>
@@ -7818,10 +7882,10 @@
           <w:tcPr>
             <w:tcW w:w="779" w:type="dxa"/>
             <w:tcBorders>
-              <w:top w:val="single" w:sz="12" w:space="0" w:color="auto"/>
-              <w:left w:val="single" w:sz="4" w:space="0" w:color="auto"/>
-              <w:bottom w:val="single" w:sz="4" w:space="0" w:color="auto"/>
-              <w:right w:val="single" w:sz="4" w:space="0" w:color="auto"/>
+              <w:top w:val="single" w:color="auto" w:sz="12" w:space="0"/>
+              <w:left w:val="single" w:color="auto" w:sz="4" w:space="0"/>
+              <w:bottom w:val="single" w:color="auto" w:sz="4" w:space="0"/>
+              <w:right w:val="single" w:color="auto" w:sz="4" w:space="0"/>
             </w:tcBorders>
             <w:shd w:val="clear" w:color="auto" w:fill="auto"/>
             <w:tcMar>
@@ -7845,10 +7909,10 @@
               <w:bidi w:val="0"/>
               <w:snapToGrid w:val="0"/>
               <w:spacing w:line="240" w:lineRule="auto"/>
-              <w:ind w:left="0" w:right="0" w:firstLine="0" w:leftChars="0" w:rightChars="0" w:firstLineChars="0"/>
+              <w:ind w:left="0" w:leftChars="0" w:right="0" w:rightChars="0" w:firstLine="0" w:firstLineChars="0"/>
               <w:jc w:val="center"/>
               <w:rPr>
-                <w:rFonts w:ascii="Segoe UI" w:eastAsia="Segoe UI" w:hAnsi="Segoe UI" w:cs="Segoe UI" w:hint="default"/>
+                <w:rFonts w:hint="default" w:ascii="Segoe UI" w:hAnsi="Segoe UI" w:eastAsia="Segoe UI" w:cs="Segoe UI"/>
                 <w:b/>
                 <w:i w:val="0"/>
                 <w:iCs w:val="0"/>
@@ -7861,7 +7925,7 @@
             </w:pPr>
             <w:r>
               <w:rPr>
-                <w:rFonts w:ascii="Segoe UI" w:eastAsia="Segoe UI" w:hAnsi="Segoe UI" w:cs="Segoe UI" w:hint="default"/>
+                <w:rFonts w:hint="default" w:ascii="Segoe UI" w:hAnsi="Segoe UI" w:eastAsia="Segoe UI" w:cs="Segoe UI"/>
                 <w:b/>
                 <w:i w:val="0"/>
                 <w:iCs w:val="0"/>
@@ -7882,10 +7946,10 @@
           <w:tcPr>
             <w:tcW w:w="1326" w:type="dxa"/>
             <w:tcBorders>
-              <w:top w:val="single" w:sz="12" w:space="0" w:color="auto"/>
-              <w:left w:val="single" w:sz="4" w:space="0" w:color="auto"/>
-              <w:bottom w:val="single" w:sz="4" w:space="0" w:color="auto"/>
-              <w:right w:val="single" w:sz="4" w:space="0" w:color="auto"/>
+              <w:top w:val="single" w:color="auto" w:sz="12" w:space="0"/>
+              <w:left w:val="single" w:color="auto" w:sz="4" w:space="0"/>
+              <w:bottom w:val="single" w:color="auto" w:sz="4" w:space="0"/>
+              <w:right w:val="single" w:color="auto" w:sz="4" w:space="0"/>
             </w:tcBorders>
             <w:shd w:val="clear" w:color="auto" w:fill="auto"/>
             <w:tcMar>
@@ -7909,10 +7973,10 @@
               <w:bidi w:val="0"/>
               <w:snapToGrid w:val="0"/>
               <w:spacing w:line="240" w:lineRule="auto"/>
-              <w:ind w:left="0" w:right="0" w:firstLine="0" w:leftChars="0" w:rightChars="0" w:firstLineChars="0"/>
+              <w:ind w:left="0" w:leftChars="0" w:right="0" w:rightChars="0" w:firstLine="0" w:firstLineChars="0"/>
               <w:jc w:val="center"/>
               <w:rPr>
-                <w:rFonts w:ascii="Segoe UI" w:eastAsia="Segoe UI" w:hAnsi="Segoe UI" w:cs="Segoe UI" w:hint="default"/>
+                <w:rFonts w:hint="default" w:ascii="Segoe UI" w:hAnsi="Segoe UI" w:eastAsia="Segoe UI" w:cs="Segoe UI"/>
                 <w:b/>
                 <w:i w:val="0"/>
                 <w:iCs w:val="0"/>
@@ -7925,7 +7989,7 @@
             </w:pPr>
             <w:r>
               <w:rPr>
-                <w:rFonts w:ascii="Segoe UI" w:eastAsia="Segoe UI" w:hAnsi="Segoe UI" w:cs="Segoe UI" w:hint="default"/>
+                <w:rFonts w:hint="default" w:ascii="Segoe UI" w:hAnsi="Segoe UI" w:eastAsia="Segoe UI" w:cs="Segoe UI"/>
                 <w:b/>
                 <w:i w:val="0"/>
                 <w:iCs w:val="0"/>
@@ -7946,10 +8010,10 @@
           <w:tcPr>
             <w:tcW w:w="1320" w:type="dxa"/>
             <w:tcBorders>
-              <w:top w:val="single" w:sz="12" w:space="0" w:color="auto"/>
-              <w:left w:val="single" w:sz="4" w:space="0" w:color="auto"/>
-              <w:bottom w:val="single" w:sz="4" w:space="0" w:color="auto"/>
-              <w:right w:val="single" w:sz="4" w:space="0" w:color="auto"/>
+              <w:top w:val="single" w:color="auto" w:sz="12" w:space="0"/>
+              <w:left w:val="single" w:color="auto" w:sz="4" w:space="0"/>
+              <w:bottom w:val="single" w:color="auto" w:sz="4" w:space="0"/>
+              <w:right w:val="single" w:color="auto" w:sz="4" w:space="0"/>
             </w:tcBorders>
             <w:shd w:val="clear" w:color="auto" w:fill="auto"/>
             <w:tcMar>
@@ -7973,10 +8037,10 @@
               <w:bidi w:val="0"/>
               <w:snapToGrid w:val="0"/>
               <w:spacing w:line="240" w:lineRule="auto"/>
-              <w:ind w:left="0" w:right="0" w:firstLine="0" w:leftChars="0" w:rightChars="0" w:firstLineChars="0"/>
+              <w:ind w:left="0" w:leftChars="0" w:right="0" w:rightChars="0" w:firstLine="0" w:firstLineChars="0"/>
               <w:jc w:val="center"/>
               <w:rPr>
-                <w:rFonts w:ascii="Segoe UI" w:eastAsia="Segoe UI" w:hAnsi="Segoe UI" w:cs="Segoe UI" w:hint="default"/>
+                <w:rFonts w:hint="default" w:ascii="Segoe UI" w:hAnsi="Segoe UI" w:eastAsia="Segoe UI" w:cs="Segoe UI"/>
                 <w:b/>
                 <w:i w:val="0"/>
                 <w:iCs w:val="0"/>
@@ -7989,7 +8053,7 @@
             </w:pPr>
             <w:r>
               <w:rPr>
-                <w:rFonts w:ascii="Segoe UI" w:eastAsia="Segoe UI" w:hAnsi="Segoe UI" w:cs="Segoe UI" w:hint="default"/>
+                <w:rFonts w:hint="default" w:ascii="Segoe UI" w:hAnsi="Segoe UI" w:eastAsia="Segoe UI" w:cs="Segoe UI"/>
                 <w:b/>
                 <w:i w:val="0"/>
                 <w:iCs w:val="0"/>
@@ -8010,10 +8074,10 @@
           <w:tcPr>
             <w:tcW w:w="1795" w:type="dxa"/>
             <w:tcBorders>
-              <w:top w:val="single" w:sz="12" w:space="0" w:color="auto"/>
-              <w:left w:val="single" w:sz="4" w:space="0" w:color="auto"/>
-              <w:bottom w:val="single" w:sz="4" w:space="0" w:color="auto"/>
-              <w:right w:val="single" w:sz="12" w:space="0" w:color="auto"/>
+              <w:top w:val="single" w:color="auto" w:sz="12" w:space="0"/>
+              <w:left w:val="single" w:color="auto" w:sz="4" w:space="0"/>
+              <w:bottom w:val="single" w:color="auto" w:sz="4" w:space="0"/>
+              <w:right w:val="single" w:color="auto" w:sz="12" w:space="0"/>
             </w:tcBorders>
             <w:shd w:val="clear" w:color="auto" w:fill="auto"/>
             <w:tcMar>
@@ -8037,10 +8101,10 @@
               <w:bidi w:val="0"/>
               <w:snapToGrid w:val="0"/>
               <w:spacing w:line="240" w:lineRule="auto"/>
-              <w:ind w:left="0" w:right="0" w:firstLine="0" w:leftChars="0" w:rightChars="0" w:firstLineChars="0"/>
+              <w:ind w:left="0" w:leftChars="0" w:right="0" w:rightChars="0" w:firstLine="0" w:firstLineChars="0"/>
               <w:jc w:val="center"/>
               <w:rPr>
-                <w:rFonts w:ascii="Segoe UI" w:eastAsia="Segoe UI" w:hAnsi="Segoe UI" w:cs="Segoe UI" w:hint="default"/>
+                <w:rFonts w:hint="default" w:ascii="Segoe UI" w:hAnsi="Segoe UI" w:eastAsia="Segoe UI" w:cs="Segoe UI"/>
                 <w:b/>
                 <w:i w:val="0"/>
                 <w:iCs w:val="0"/>
@@ -8053,7 +8117,7 @@
             </w:pPr>
             <w:r>
               <w:rPr>
-                <w:rFonts w:ascii="Segoe UI" w:eastAsia="Segoe UI" w:hAnsi="Segoe UI" w:cs="Segoe UI" w:hint="default"/>
+                <w:rFonts w:hint="default" w:ascii="Segoe UI" w:hAnsi="Segoe UI" w:eastAsia="Segoe UI" w:cs="Segoe UI"/>
                 <w:b/>
                 <w:i w:val="0"/>
                 <w:iCs w:val="0"/>
@@ -8073,10 +8137,15 @@
       </w:tr>
       <w:tr>
         <w:tblPrEx>
-          <w:tblW w:w="8498" w:type="dxa"/>
-          <w:jc w:val="center"/>
+          <w:tblBorders>
+            <w:top w:val="none" w:color="auto" w:sz="0" w:space="0"/>
+            <w:left w:val="none" w:color="auto" w:sz="0" w:space="0"/>
+            <w:bottom w:val="none" w:color="auto" w:sz="0" w:space="0"/>
+            <w:right w:val="none" w:color="auto" w:sz="0" w:space="0"/>
+            <w:insideH w:val="none" w:color="auto" w:sz="0" w:space="0"/>
+            <w:insideV w:val="none" w:color="auto" w:sz="0" w:space="0"/>
+          </w:tblBorders>
           <w:shd w:val="clear" w:color="auto" w:fill="auto"/>
-          <w:tblLayout w:type="fixed"/>
           <w:tblCellMar>
             <w:top w:w="15" w:type="dxa"/>
             <w:left w:w="15" w:type="dxa"/>
@@ -8085,17 +8154,17 @@
           </w:tblCellMar>
         </w:tblPrEx>
         <w:trPr>
-          <w:trHeight w:val="0"/>
+          <w:trHeight w:val="0" w:hRule="atLeast"/>
           <w:jc w:val="center"/>
         </w:trPr>
         <w:tc>
           <w:tcPr>
             <w:tcW w:w="1080" w:type="dxa"/>
             <w:tcBorders>
-              <w:top w:val="single" w:sz="4" w:space="0" w:color="auto"/>
-              <w:left w:val="single" w:sz="12" w:space="0" w:color="auto"/>
-              <w:bottom w:val="single" w:sz="4" w:space="0" w:color="auto"/>
-              <w:right w:val="single" w:sz="4" w:space="0" w:color="auto"/>
+              <w:top w:val="single" w:color="auto" w:sz="4" w:space="0"/>
+              <w:left w:val="single" w:color="auto" w:sz="12" w:space="0"/>
+              <w:bottom w:val="single" w:color="auto" w:sz="4" w:space="0"/>
+              <w:right w:val="single" w:color="auto" w:sz="4" w:space="0"/>
             </w:tcBorders>
             <w:shd w:val="clear" w:color="auto" w:fill="auto"/>
             <w:tcMar>
@@ -8119,10 +8188,10 @@
               <w:bidi w:val="0"/>
               <w:snapToGrid w:val="0"/>
               <w:spacing w:line="240" w:lineRule="auto"/>
-              <w:ind w:left="0" w:right="0" w:firstLine="0" w:leftChars="0" w:rightChars="0" w:firstLineChars="0"/>
+              <w:ind w:left="0" w:leftChars="0" w:right="0" w:rightChars="0" w:firstLine="0" w:firstLineChars="0"/>
               <w:jc w:val="left"/>
               <w:rPr>
-                <w:rFonts w:ascii="Segoe UI" w:eastAsia="Segoe UI" w:hAnsi="Segoe UI" w:cs="Segoe UI" w:hint="default"/>
+                <w:rFonts w:hint="default" w:ascii="Segoe UI" w:hAnsi="Segoe UI" w:eastAsia="Segoe UI" w:cs="Segoe UI"/>
                 <w:i w:val="0"/>
                 <w:iCs w:val="0"/>
                 <w:caps w:val="0"/>
@@ -8134,8 +8203,8 @@
             </w:pPr>
             <w:r>
               <w:rPr>
-                <w:rStyle w:val="Strong"/>
-                <w:rFonts w:ascii="Segoe UI" w:eastAsia="Segoe UI" w:hAnsi="Segoe UI" w:cs="Segoe UI" w:hint="default"/>
+                <w:rStyle w:val="23"/>
+                <w:rFonts w:hint="default" w:ascii="Segoe UI" w:hAnsi="Segoe UI" w:eastAsia="Segoe UI" w:cs="Segoe UI"/>
                 <w:b/>
                 <w:bCs/>
                 <w:i w:val="0"/>
@@ -8157,10 +8226,10 @@
           <w:tcPr>
             <w:tcW w:w="2198" w:type="dxa"/>
             <w:tcBorders>
-              <w:top w:val="single" w:sz="4" w:space="0" w:color="auto"/>
-              <w:left w:val="single" w:sz="4" w:space="0" w:color="auto"/>
-              <w:bottom w:val="single" w:sz="4" w:space="0" w:color="auto"/>
-              <w:right w:val="single" w:sz="4" w:space="0" w:color="auto"/>
+              <w:top w:val="single" w:color="auto" w:sz="4" w:space="0"/>
+              <w:left w:val="single" w:color="auto" w:sz="4" w:space="0"/>
+              <w:bottom w:val="single" w:color="auto" w:sz="4" w:space="0"/>
+              <w:right w:val="single" w:color="auto" w:sz="4" w:space="0"/>
             </w:tcBorders>
             <w:shd w:val="clear" w:color="auto" w:fill="auto"/>
             <w:tcMar>
@@ -8184,10 +8253,10 @@
               <w:bidi w:val="0"/>
               <w:snapToGrid w:val="0"/>
               <w:spacing w:line="240" w:lineRule="auto"/>
-              <w:ind w:left="0" w:right="0" w:firstLine="0" w:leftChars="0" w:rightChars="0" w:firstLineChars="0"/>
+              <w:ind w:left="0" w:leftChars="0" w:right="0" w:rightChars="0" w:firstLine="0" w:firstLineChars="0"/>
               <w:jc w:val="center"/>
               <w:rPr>
-                <w:rFonts w:ascii="Segoe UI" w:eastAsia="Segoe UI" w:hAnsi="Segoe UI" w:cs="Segoe UI" w:hint="default"/>
+                <w:rFonts w:hint="default" w:ascii="Segoe UI" w:hAnsi="Segoe UI" w:eastAsia="Segoe UI" w:cs="Segoe UI"/>
                 <w:i w:val="0"/>
                 <w:iCs w:val="0"/>
                 <w:caps w:val="0"/>
@@ -8199,7 +8268,7 @@
             </w:pPr>
             <w:r>
               <w:rPr>
-                <w:rFonts w:ascii="Segoe UI" w:eastAsia="Segoe UI" w:hAnsi="Segoe UI" w:cs="Segoe UI" w:hint="default"/>
+                <w:rFonts w:hint="default" w:ascii="Segoe UI" w:hAnsi="Segoe UI" w:eastAsia="Segoe UI" w:cs="Segoe UI"/>
                 <w:i w:val="0"/>
                 <w:iCs w:val="0"/>
                 <w:caps w:val="0"/>
@@ -8219,10 +8288,10 @@
           <w:tcPr>
             <w:tcW w:w="779" w:type="dxa"/>
             <w:tcBorders>
-              <w:top w:val="single" w:sz="4" w:space="0" w:color="auto"/>
-              <w:left w:val="single" w:sz="4" w:space="0" w:color="auto"/>
-              <w:bottom w:val="single" w:sz="4" w:space="0" w:color="auto"/>
-              <w:right w:val="single" w:sz="4" w:space="0" w:color="auto"/>
+              <w:top w:val="single" w:color="auto" w:sz="4" w:space="0"/>
+              <w:left w:val="single" w:color="auto" w:sz="4" w:space="0"/>
+              <w:bottom w:val="single" w:color="auto" w:sz="4" w:space="0"/>
+              <w:right w:val="single" w:color="auto" w:sz="4" w:space="0"/>
             </w:tcBorders>
             <w:shd w:val="clear" w:color="auto" w:fill="auto"/>
             <w:tcMar>
@@ -8246,10 +8315,10 @@
               <w:bidi w:val="0"/>
               <w:snapToGrid w:val="0"/>
               <w:spacing w:line="240" w:lineRule="auto"/>
-              <w:ind w:left="0" w:right="0" w:firstLine="0" w:leftChars="0" w:rightChars="0" w:firstLineChars="0"/>
+              <w:ind w:left="0" w:leftChars="0" w:right="0" w:rightChars="0" w:firstLine="0" w:firstLineChars="0"/>
               <w:jc w:val="left"/>
               <w:rPr>
-                <w:rFonts w:ascii="Segoe UI" w:eastAsia="Segoe UI" w:hAnsi="Segoe UI" w:cs="Segoe UI" w:hint="default"/>
+                <w:rFonts w:hint="default" w:ascii="Segoe UI" w:hAnsi="Segoe UI" w:eastAsia="Segoe UI" w:cs="Segoe UI"/>
                 <w:i w:val="0"/>
                 <w:iCs w:val="0"/>
                 <w:caps w:val="0"/>
@@ -8261,7 +8330,7 @@
             </w:pPr>
             <w:r>
               <w:rPr>
-                <w:rFonts w:ascii="Segoe UI" w:eastAsia="Segoe UI" w:hAnsi="Segoe UI" w:cs="Segoe UI" w:hint="default"/>
+                <w:rFonts w:hint="default" w:ascii="Segoe UI" w:hAnsi="Segoe UI" w:eastAsia="Segoe UI" w:cs="Segoe UI"/>
                 <w:i w:val="0"/>
                 <w:iCs w:val="0"/>
                 <w:caps w:val="0"/>
@@ -8281,10 +8350,10 @@
           <w:tcPr>
             <w:tcW w:w="1326" w:type="dxa"/>
             <w:tcBorders>
-              <w:top w:val="single" w:sz="4" w:space="0" w:color="auto"/>
-              <w:left w:val="single" w:sz="4" w:space="0" w:color="auto"/>
-              <w:bottom w:val="single" w:sz="4" w:space="0" w:color="auto"/>
-              <w:right w:val="single" w:sz="4" w:space="0" w:color="auto"/>
+              <w:top w:val="single" w:color="auto" w:sz="4" w:space="0"/>
+              <w:left w:val="single" w:color="auto" w:sz="4" w:space="0"/>
+              <w:bottom w:val="single" w:color="auto" w:sz="4" w:space="0"/>
+              <w:right w:val="single" w:color="auto" w:sz="4" w:space="0"/>
             </w:tcBorders>
             <w:shd w:val="clear" w:color="auto" w:fill="auto"/>
             <w:tcMar>
@@ -8308,10 +8377,10 @@
               <w:bidi w:val="0"/>
               <w:snapToGrid w:val="0"/>
               <w:spacing w:line="240" w:lineRule="auto"/>
-              <w:ind w:left="0" w:right="0" w:firstLine="0" w:leftChars="0" w:rightChars="0" w:firstLineChars="0"/>
+              <w:ind w:left="0" w:leftChars="0" w:right="0" w:rightChars="0" w:firstLine="0" w:firstLineChars="0"/>
               <w:jc w:val="right"/>
               <w:rPr>
-                <w:rFonts w:ascii="Segoe UI" w:eastAsia="Segoe UI" w:hAnsi="Segoe UI" w:cs="Segoe UI" w:hint="default"/>
+                <w:rFonts w:hint="default" w:ascii="Segoe UI" w:hAnsi="Segoe UI" w:eastAsia="Segoe UI" w:cs="Segoe UI"/>
                 <w:i w:val="0"/>
                 <w:iCs w:val="0"/>
                 <w:caps w:val="0"/>
@@ -8323,7 +8392,7 @@
             </w:pPr>
             <w:r>
               <w:rPr>
-                <w:rFonts w:ascii="Segoe UI" w:eastAsia="Segoe UI" w:hAnsi="Segoe UI" w:cs="Segoe UI" w:hint="default"/>
+                <w:rFonts w:hint="default" w:ascii="Segoe UI" w:hAnsi="Segoe UI" w:eastAsia="Segoe UI" w:cs="Segoe UI"/>
                 <w:i w:val="0"/>
                 <w:iCs w:val="0"/>
                 <w:caps w:val="0"/>
@@ -8343,10 +8412,10 @@
           <w:tcPr>
             <w:tcW w:w="1320" w:type="dxa"/>
             <w:tcBorders>
-              <w:top w:val="single" w:sz="4" w:space="0" w:color="auto"/>
-              <w:left w:val="single" w:sz="4" w:space="0" w:color="auto"/>
-              <w:bottom w:val="single" w:sz="4" w:space="0" w:color="auto"/>
-              <w:right w:val="single" w:sz="4" w:space="0" w:color="auto"/>
+              <w:top w:val="single" w:color="auto" w:sz="4" w:space="0"/>
+              <w:left w:val="single" w:color="auto" w:sz="4" w:space="0"/>
+              <w:bottom w:val="single" w:color="auto" w:sz="4" w:space="0"/>
+              <w:right w:val="single" w:color="auto" w:sz="4" w:space="0"/>
             </w:tcBorders>
             <w:shd w:val="clear" w:color="auto" w:fill="auto"/>
             <w:tcMar>
@@ -8370,10 +8439,10 @@
               <w:bidi w:val="0"/>
               <w:snapToGrid w:val="0"/>
               <w:spacing w:line="240" w:lineRule="auto"/>
-              <w:ind w:left="0" w:right="0" w:firstLine="0" w:leftChars="0" w:rightChars="0" w:firstLineChars="0"/>
+              <w:ind w:left="0" w:leftChars="0" w:right="0" w:rightChars="0" w:firstLine="0" w:firstLineChars="0"/>
               <w:jc w:val="right"/>
               <w:rPr>
-                <w:rFonts w:ascii="Segoe UI" w:eastAsia="Segoe UI" w:hAnsi="Segoe UI" w:cs="Segoe UI" w:hint="default"/>
+                <w:rFonts w:hint="default" w:ascii="Segoe UI" w:hAnsi="Segoe UI" w:eastAsia="Segoe UI" w:cs="Segoe UI"/>
                 <w:i w:val="0"/>
                 <w:iCs w:val="0"/>
                 <w:caps w:val="0"/>
@@ -8385,7 +8454,7 @@
             </w:pPr>
             <w:r>
               <w:rPr>
-                <w:rFonts w:ascii="Segoe UI" w:eastAsia="Segoe UI" w:hAnsi="Segoe UI" w:cs="Segoe UI" w:hint="default"/>
+                <w:rFonts w:hint="default" w:ascii="Segoe UI" w:hAnsi="Segoe UI" w:eastAsia="Segoe UI" w:cs="Segoe UI"/>
                 <w:i w:val="0"/>
                 <w:iCs w:val="0"/>
                 <w:caps w:val="0"/>
@@ -8405,10 +8474,10 @@
           <w:tcPr>
             <w:tcW w:w="1795" w:type="dxa"/>
             <w:tcBorders>
-              <w:top w:val="single" w:sz="4" w:space="0" w:color="auto"/>
-              <w:left w:val="single" w:sz="4" w:space="0" w:color="auto"/>
-              <w:bottom w:val="single" w:sz="4" w:space="0" w:color="auto"/>
-              <w:right w:val="single" w:sz="12" w:space="0" w:color="auto"/>
+              <w:top w:val="single" w:color="auto" w:sz="4" w:space="0"/>
+              <w:left w:val="single" w:color="auto" w:sz="4" w:space="0"/>
+              <w:bottom w:val="single" w:color="auto" w:sz="4" w:space="0"/>
+              <w:right w:val="single" w:color="auto" w:sz="12" w:space="0"/>
             </w:tcBorders>
             <w:shd w:val="clear" w:color="auto" w:fill="auto"/>
             <w:tcMar>
@@ -8432,10 +8501,10 @@
               <w:bidi w:val="0"/>
               <w:snapToGrid w:val="0"/>
               <w:spacing w:line="240" w:lineRule="auto"/>
-              <w:ind w:left="0" w:right="0" w:firstLine="0" w:leftChars="0" w:rightChars="0" w:firstLineChars="0"/>
+              <w:ind w:left="0" w:leftChars="0" w:right="0" w:rightChars="0" w:firstLine="0" w:firstLineChars="0"/>
               <w:jc w:val="left"/>
               <w:rPr>
-                <w:rFonts w:ascii="Segoe UI" w:eastAsia="Segoe UI" w:hAnsi="Segoe UI" w:cs="Segoe UI" w:hint="default"/>
+                <w:rFonts w:hint="default" w:ascii="Segoe UI" w:hAnsi="Segoe UI" w:eastAsia="Segoe UI" w:cs="Segoe UI"/>
                 <w:i w:val="0"/>
                 <w:iCs w:val="0"/>
                 <w:caps w:val="0"/>
@@ -8447,7 +8516,7 @@
             </w:pPr>
             <w:r>
               <w:rPr>
-                <w:rFonts w:ascii="Segoe UI" w:eastAsia="Segoe UI" w:hAnsi="Segoe UI" w:cs="Segoe UI" w:hint="default"/>
+                <w:rFonts w:hint="default" w:ascii="Segoe UI" w:hAnsi="Segoe UI" w:eastAsia="Segoe UI" w:cs="Segoe UI"/>
                 <w:i w:val="0"/>
                 <w:iCs w:val="0"/>
                 <w:caps w:val="0"/>
@@ -8466,10 +8535,15 @@
       </w:tr>
       <w:tr>
         <w:tblPrEx>
-          <w:tblW w:w="8498" w:type="dxa"/>
-          <w:jc w:val="center"/>
+          <w:tblBorders>
+            <w:top w:val="none" w:color="auto" w:sz="0" w:space="0"/>
+            <w:left w:val="none" w:color="auto" w:sz="0" w:space="0"/>
+            <w:bottom w:val="none" w:color="auto" w:sz="0" w:space="0"/>
+            <w:right w:val="none" w:color="auto" w:sz="0" w:space="0"/>
+            <w:insideH w:val="none" w:color="auto" w:sz="0" w:space="0"/>
+            <w:insideV w:val="none" w:color="auto" w:sz="0" w:space="0"/>
+          </w:tblBorders>
           <w:shd w:val="clear" w:color="auto" w:fill="auto"/>
-          <w:tblLayout w:type="fixed"/>
           <w:tblCellMar>
             <w:top w:w="15" w:type="dxa"/>
             <w:left w:w="15" w:type="dxa"/>
@@ -8478,17 +8552,17 @@
           </w:tblCellMar>
         </w:tblPrEx>
         <w:trPr>
-          <w:trHeight w:val="0"/>
+          <w:trHeight w:val="0" w:hRule="atLeast"/>
           <w:jc w:val="center"/>
         </w:trPr>
         <w:tc>
           <w:tcPr>
             <w:tcW w:w="1080" w:type="dxa"/>
             <w:tcBorders>
-              <w:top w:val="single" w:sz="4" w:space="0" w:color="auto"/>
-              <w:left w:val="single" w:sz="12" w:space="0" w:color="auto"/>
-              <w:bottom w:val="single" w:sz="4" w:space="0" w:color="auto"/>
-              <w:right w:val="single" w:sz="4" w:space="0" w:color="auto"/>
+              <w:top w:val="single" w:color="auto" w:sz="4" w:space="0"/>
+              <w:left w:val="single" w:color="auto" w:sz="12" w:space="0"/>
+              <w:bottom w:val="single" w:color="auto" w:sz="4" w:space="0"/>
+              <w:right w:val="single" w:color="auto" w:sz="4" w:space="0"/>
             </w:tcBorders>
             <w:shd w:val="clear" w:color="auto" w:fill="auto"/>
             <w:tcMar>
@@ -8512,10 +8586,10 @@
               <w:bidi w:val="0"/>
               <w:snapToGrid w:val="0"/>
               <w:spacing w:line="240" w:lineRule="auto"/>
-              <w:ind w:left="0" w:right="0" w:firstLine="0" w:leftChars="0" w:rightChars="0" w:firstLineChars="0"/>
+              <w:ind w:left="0" w:leftChars="0" w:right="0" w:rightChars="0" w:firstLine="0" w:firstLineChars="0"/>
               <w:jc w:val="left"/>
               <w:rPr>
-                <w:rFonts w:ascii="Segoe UI" w:eastAsia="Segoe UI" w:hAnsi="Segoe UI" w:cs="Segoe UI" w:hint="default"/>
+                <w:rFonts w:hint="default" w:ascii="Segoe UI" w:hAnsi="Segoe UI" w:eastAsia="Segoe UI" w:cs="Segoe UI"/>
                 <w:i w:val="0"/>
                 <w:iCs w:val="0"/>
                 <w:caps w:val="0"/>
@@ -8527,8 +8601,8 @@
             </w:pPr>
             <w:r>
               <w:rPr>
-                <w:rStyle w:val="Strong"/>
-                <w:rFonts w:ascii="Segoe UI" w:eastAsia="Segoe UI" w:hAnsi="Segoe UI" w:cs="Segoe UI" w:hint="default"/>
+                <w:rStyle w:val="23"/>
+                <w:rFonts w:hint="default" w:ascii="Segoe UI" w:hAnsi="Segoe UI" w:eastAsia="Segoe UI" w:cs="Segoe UI"/>
                 <w:b/>
                 <w:bCs/>
                 <w:i w:val="0"/>
@@ -8550,10 +8624,10 @@
           <w:tcPr>
             <w:tcW w:w="2198" w:type="dxa"/>
             <w:tcBorders>
-              <w:top w:val="single" w:sz="4" w:space="0" w:color="auto"/>
-              <w:left w:val="single" w:sz="4" w:space="0" w:color="auto"/>
-              <w:bottom w:val="single" w:sz="4" w:space="0" w:color="auto"/>
-              <w:right w:val="single" w:sz="4" w:space="0" w:color="auto"/>
+              <w:top w:val="single" w:color="auto" w:sz="4" w:space="0"/>
+              <w:left w:val="single" w:color="auto" w:sz="4" w:space="0"/>
+              <w:bottom w:val="single" w:color="auto" w:sz="4" w:space="0"/>
+              <w:right w:val="single" w:color="auto" w:sz="4" w:space="0"/>
             </w:tcBorders>
             <w:shd w:val="clear" w:color="auto" w:fill="auto"/>
             <w:tcMar>
@@ -8577,10 +8651,10 @@
               <w:bidi w:val="0"/>
               <w:snapToGrid w:val="0"/>
               <w:spacing w:line="240" w:lineRule="auto"/>
-              <w:ind w:left="0" w:right="0" w:firstLine="0" w:leftChars="0" w:rightChars="0" w:firstLineChars="0"/>
+              <w:ind w:left="0" w:leftChars="0" w:right="0" w:rightChars="0" w:firstLine="0" w:firstLineChars="0"/>
               <w:jc w:val="center"/>
               <w:rPr>
-                <w:rFonts w:ascii="Segoe UI" w:eastAsia="Segoe UI" w:hAnsi="Segoe UI" w:cs="Segoe UI" w:hint="default"/>
+                <w:rFonts w:hint="default" w:ascii="Segoe UI" w:hAnsi="Segoe UI" w:eastAsia="Segoe UI" w:cs="Segoe UI"/>
                 <w:i w:val="0"/>
                 <w:iCs w:val="0"/>
                 <w:caps w:val="0"/>
@@ -8592,7 +8666,7 @@
             </w:pPr>
             <w:r>
               <w:rPr>
-                <w:rFonts w:ascii="Segoe UI" w:eastAsia="Segoe UI" w:hAnsi="Segoe UI" w:cs="Segoe UI" w:hint="default"/>
+                <w:rFonts w:hint="default" w:ascii="Segoe UI" w:hAnsi="Segoe UI" w:eastAsia="Segoe UI" w:cs="Segoe UI"/>
                 <w:i w:val="0"/>
                 <w:iCs w:val="0"/>
                 <w:caps w:val="0"/>
@@ -8612,10 +8686,10 @@
           <w:tcPr>
             <w:tcW w:w="779" w:type="dxa"/>
             <w:tcBorders>
-              <w:top w:val="single" w:sz="4" w:space="0" w:color="auto"/>
-              <w:left w:val="single" w:sz="4" w:space="0" w:color="auto"/>
-              <w:bottom w:val="single" w:sz="4" w:space="0" w:color="auto"/>
-              <w:right w:val="single" w:sz="4" w:space="0" w:color="auto"/>
+              <w:top w:val="single" w:color="auto" w:sz="4" w:space="0"/>
+              <w:left w:val="single" w:color="auto" w:sz="4" w:space="0"/>
+              <w:bottom w:val="single" w:color="auto" w:sz="4" w:space="0"/>
+              <w:right w:val="single" w:color="auto" w:sz="4" w:space="0"/>
             </w:tcBorders>
             <w:shd w:val="clear" w:color="auto" w:fill="auto"/>
             <w:tcMar>
@@ -8639,10 +8713,10 @@
               <w:bidi w:val="0"/>
               <w:snapToGrid w:val="0"/>
               <w:spacing w:line="240" w:lineRule="auto"/>
-              <w:ind w:left="0" w:right="0" w:firstLine="0" w:leftChars="0" w:rightChars="0" w:firstLineChars="0"/>
+              <w:ind w:left="0" w:leftChars="0" w:right="0" w:rightChars="0" w:firstLine="0" w:firstLineChars="0"/>
               <w:jc w:val="left"/>
               <w:rPr>
-                <w:rFonts w:ascii="Segoe UI" w:eastAsia="Segoe UI" w:hAnsi="Segoe UI" w:cs="Segoe UI" w:hint="default"/>
+                <w:rFonts w:hint="default" w:ascii="Segoe UI" w:hAnsi="Segoe UI" w:eastAsia="Segoe UI" w:cs="Segoe UI"/>
                 <w:i w:val="0"/>
                 <w:iCs w:val="0"/>
                 <w:caps w:val="0"/>
@@ -8654,7 +8728,7 @@
             </w:pPr>
             <w:r>
               <w:rPr>
-                <w:rFonts w:ascii="Segoe UI" w:eastAsia="Segoe UI" w:hAnsi="Segoe UI" w:cs="Segoe UI" w:hint="default"/>
+                <w:rFonts w:hint="default" w:ascii="Segoe UI" w:hAnsi="Segoe UI" w:eastAsia="Segoe UI" w:cs="Segoe UI"/>
                 <w:i w:val="0"/>
                 <w:iCs w:val="0"/>
                 <w:caps w:val="0"/>
@@ -8674,10 +8748,10 @@
           <w:tcPr>
             <w:tcW w:w="1326" w:type="dxa"/>
             <w:tcBorders>
-              <w:top w:val="single" w:sz="4" w:space="0" w:color="auto"/>
-              <w:left w:val="single" w:sz="4" w:space="0" w:color="auto"/>
-              <w:bottom w:val="single" w:sz="4" w:space="0" w:color="auto"/>
-              <w:right w:val="single" w:sz="4" w:space="0" w:color="auto"/>
+              <w:top w:val="single" w:color="auto" w:sz="4" w:space="0"/>
+              <w:left w:val="single" w:color="auto" w:sz="4" w:space="0"/>
+              <w:bottom w:val="single" w:color="auto" w:sz="4" w:space="0"/>
+              <w:right w:val="single" w:color="auto" w:sz="4" w:space="0"/>
             </w:tcBorders>
             <w:shd w:val="clear" w:color="auto" w:fill="auto"/>
             <w:tcMar>
@@ -8701,10 +8775,10 @@
               <w:bidi w:val="0"/>
               <w:snapToGrid w:val="0"/>
               <w:spacing w:line="240" w:lineRule="auto"/>
-              <w:ind w:left="0" w:right="0" w:firstLine="0" w:leftChars="0" w:rightChars="0" w:firstLineChars="0"/>
+              <w:ind w:left="0" w:leftChars="0" w:right="0" w:rightChars="0" w:firstLine="0" w:firstLineChars="0"/>
               <w:jc w:val="right"/>
               <w:rPr>
-                <w:rFonts w:ascii="Segoe UI" w:eastAsia="Segoe UI" w:hAnsi="Segoe UI" w:cs="Segoe UI" w:hint="default"/>
+                <w:rFonts w:hint="default" w:ascii="Segoe UI" w:hAnsi="Segoe UI" w:eastAsia="Segoe UI" w:cs="Segoe UI"/>
                 <w:i w:val="0"/>
                 <w:iCs w:val="0"/>
                 <w:caps w:val="0"/>
@@ -8716,7 +8790,7 @@
             </w:pPr>
             <w:r>
               <w:rPr>
-                <w:rFonts w:ascii="Segoe UI" w:eastAsia="Segoe UI" w:hAnsi="Segoe UI" w:cs="Segoe UI" w:hint="default"/>
+                <w:rFonts w:hint="default" w:ascii="Segoe UI" w:hAnsi="Segoe UI" w:eastAsia="Segoe UI" w:cs="Segoe UI"/>
                 <w:i w:val="0"/>
                 <w:iCs w:val="0"/>
                 <w:caps w:val="0"/>
@@ -8736,10 +8810,10 @@
           <w:tcPr>
             <w:tcW w:w="1320" w:type="dxa"/>
             <w:tcBorders>
-              <w:top w:val="single" w:sz="4" w:space="0" w:color="auto"/>
-              <w:left w:val="single" w:sz="4" w:space="0" w:color="auto"/>
-              <w:bottom w:val="single" w:sz="4" w:space="0" w:color="auto"/>
-              <w:right w:val="single" w:sz="4" w:space="0" w:color="auto"/>
+              <w:top w:val="single" w:color="auto" w:sz="4" w:space="0"/>
+              <w:left w:val="single" w:color="auto" w:sz="4" w:space="0"/>
+              <w:bottom w:val="single" w:color="auto" w:sz="4" w:space="0"/>
+              <w:right w:val="single" w:color="auto" w:sz="4" w:space="0"/>
             </w:tcBorders>
             <w:shd w:val="clear" w:color="auto" w:fill="auto"/>
             <w:tcMar>
@@ -8763,10 +8837,10 @@
               <w:bidi w:val="0"/>
               <w:snapToGrid w:val="0"/>
               <w:spacing w:line="240" w:lineRule="auto"/>
-              <w:ind w:left="0" w:right="0" w:firstLine="0" w:leftChars="0" w:rightChars="0" w:firstLineChars="0"/>
+              <w:ind w:left="0" w:leftChars="0" w:right="0" w:rightChars="0" w:firstLine="0" w:firstLineChars="0"/>
               <w:jc w:val="right"/>
               <w:rPr>
-                <w:rFonts w:ascii="Segoe UI" w:eastAsia="Segoe UI" w:hAnsi="Segoe UI" w:cs="Segoe UI" w:hint="default"/>
+                <w:rFonts w:hint="default" w:ascii="Segoe UI" w:hAnsi="Segoe UI" w:eastAsia="Segoe UI" w:cs="Segoe UI"/>
                 <w:i w:val="0"/>
                 <w:iCs w:val="0"/>
                 <w:caps w:val="0"/>
@@ -8778,7 +8852,7 @@
             </w:pPr>
             <w:r>
               <w:rPr>
-                <w:rFonts w:ascii="Segoe UI" w:eastAsia="Segoe UI" w:hAnsi="Segoe UI" w:cs="Segoe UI" w:hint="default"/>
+                <w:rFonts w:hint="default" w:ascii="Segoe UI" w:hAnsi="Segoe UI" w:eastAsia="Segoe UI" w:cs="Segoe UI"/>
                 <w:i w:val="0"/>
                 <w:iCs w:val="0"/>
                 <w:caps w:val="0"/>
@@ -8798,10 +8872,10 @@
           <w:tcPr>
             <w:tcW w:w="1795" w:type="dxa"/>
             <w:tcBorders>
-              <w:top w:val="single" w:sz="4" w:space="0" w:color="auto"/>
-              <w:left w:val="single" w:sz="4" w:space="0" w:color="auto"/>
-              <w:bottom w:val="single" w:sz="4" w:space="0" w:color="auto"/>
-              <w:right w:val="single" w:sz="12" w:space="0" w:color="auto"/>
+              <w:top w:val="single" w:color="auto" w:sz="4" w:space="0"/>
+              <w:left w:val="single" w:color="auto" w:sz="4" w:space="0"/>
+              <w:bottom w:val="single" w:color="auto" w:sz="4" w:space="0"/>
+              <w:right w:val="single" w:color="auto" w:sz="12" w:space="0"/>
             </w:tcBorders>
             <w:shd w:val="clear" w:color="auto" w:fill="auto"/>
             <w:tcMar>
@@ -8825,10 +8899,10 @@
               <w:bidi w:val="0"/>
               <w:snapToGrid w:val="0"/>
               <w:spacing w:line="240" w:lineRule="auto"/>
-              <w:ind w:left="0" w:right="0" w:firstLine="0" w:leftChars="0" w:rightChars="0" w:firstLineChars="0"/>
+              <w:ind w:left="0" w:leftChars="0" w:right="0" w:rightChars="0" w:firstLine="0" w:firstLineChars="0"/>
               <w:jc w:val="left"/>
               <w:rPr>
-                <w:rFonts w:ascii="Segoe UI" w:eastAsia="Segoe UI" w:hAnsi="Segoe UI" w:cs="Segoe UI" w:hint="default"/>
+                <w:rFonts w:hint="default" w:ascii="Segoe UI" w:hAnsi="Segoe UI" w:eastAsia="Segoe UI" w:cs="Segoe UI"/>
                 <w:i w:val="0"/>
                 <w:iCs w:val="0"/>
                 <w:caps w:val="0"/>
@@ -8840,7 +8914,7 @@
             </w:pPr>
             <w:r>
               <w:rPr>
-                <w:rFonts w:ascii="Segoe UI" w:eastAsia="Segoe UI" w:hAnsi="Segoe UI" w:cs="Segoe UI" w:hint="default"/>
+                <w:rFonts w:hint="default" w:ascii="Segoe UI" w:hAnsi="Segoe UI" w:eastAsia="Segoe UI" w:cs="Segoe UI"/>
                 <w:i w:val="0"/>
                 <w:iCs w:val="0"/>
                 <w:caps w:val="0"/>
@@ -8859,10 +8933,15 @@
       </w:tr>
       <w:tr>
         <w:tblPrEx>
-          <w:tblW w:w="8498" w:type="dxa"/>
-          <w:jc w:val="center"/>
+          <w:tblBorders>
+            <w:top w:val="none" w:color="auto" w:sz="0" w:space="0"/>
+            <w:left w:val="none" w:color="auto" w:sz="0" w:space="0"/>
+            <w:bottom w:val="none" w:color="auto" w:sz="0" w:space="0"/>
+            <w:right w:val="none" w:color="auto" w:sz="0" w:space="0"/>
+            <w:insideH w:val="none" w:color="auto" w:sz="0" w:space="0"/>
+            <w:insideV w:val="none" w:color="auto" w:sz="0" w:space="0"/>
+          </w:tblBorders>
           <w:shd w:val="clear" w:color="auto" w:fill="auto"/>
-          <w:tblLayout w:type="fixed"/>
           <w:tblCellMar>
             <w:top w:w="15" w:type="dxa"/>
             <w:left w:w="15" w:type="dxa"/>
@@ -8871,17 +8950,17 @@
           </w:tblCellMar>
         </w:tblPrEx>
         <w:trPr>
-          <w:trHeight w:val="0"/>
+          <w:trHeight w:val="0" w:hRule="atLeast"/>
           <w:jc w:val="center"/>
         </w:trPr>
         <w:tc>
           <w:tcPr>
             <w:tcW w:w="1080" w:type="dxa"/>
             <w:tcBorders>
-              <w:top w:val="single" w:sz="4" w:space="0" w:color="auto"/>
-              <w:left w:val="single" w:sz="12" w:space="0" w:color="auto"/>
-              <w:bottom w:val="single" w:sz="4" w:space="0" w:color="auto"/>
-              <w:right w:val="single" w:sz="4" w:space="0" w:color="auto"/>
+              <w:top w:val="single" w:color="auto" w:sz="4" w:space="0"/>
+              <w:left w:val="single" w:color="auto" w:sz="12" w:space="0"/>
+              <w:bottom w:val="single" w:color="auto" w:sz="4" w:space="0"/>
+              <w:right w:val="single" w:color="auto" w:sz="4" w:space="0"/>
             </w:tcBorders>
             <w:shd w:val="clear" w:color="auto" w:fill="auto"/>
             <w:tcMar>
@@ -8905,10 +8984,10 @@
               <w:bidi w:val="0"/>
               <w:snapToGrid w:val="0"/>
               <w:spacing w:line="240" w:lineRule="auto"/>
-              <w:ind w:left="0" w:right="0" w:firstLine="0" w:leftChars="0" w:rightChars="0" w:firstLineChars="0"/>
+              <w:ind w:left="0" w:leftChars="0" w:right="0" w:rightChars="0" w:firstLine="0" w:firstLineChars="0"/>
               <w:jc w:val="left"/>
               <w:rPr>
-                <w:rFonts w:ascii="Segoe UI" w:eastAsia="Segoe UI" w:hAnsi="Segoe UI" w:cs="Segoe UI" w:hint="default"/>
+                <w:rFonts w:hint="default" w:ascii="Segoe UI" w:hAnsi="Segoe UI" w:eastAsia="Segoe UI" w:cs="Segoe UI"/>
                 <w:i w:val="0"/>
                 <w:iCs w:val="0"/>
                 <w:caps w:val="0"/>
@@ -8920,8 +8999,8 @@
             </w:pPr>
             <w:r>
               <w:rPr>
-                <w:rStyle w:val="Strong"/>
-                <w:rFonts w:ascii="Segoe UI" w:eastAsia="Segoe UI" w:hAnsi="Segoe UI" w:cs="Segoe UI" w:hint="default"/>
+                <w:rStyle w:val="23"/>
+                <w:rFonts w:hint="default" w:ascii="Segoe UI" w:hAnsi="Segoe UI" w:eastAsia="Segoe UI" w:cs="Segoe UI"/>
                 <w:b/>
                 <w:bCs/>
                 <w:i w:val="0"/>
@@ -8943,10 +9022,10 @@
           <w:tcPr>
             <w:tcW w:w="2198" w:type="dxa"/>
             <w:tcBorders>
-              <w:top w:val="single" w:sz="4" w:space="0" w:color="auto"/>
-              <w:left w:val="single" w:sz="4" w:space="0" w:color="auto"/>
-              <w:bottom w:val="single" w:sz="4" w:space="0" w:color="auto"/>
-              <w:right w:val="single" w:sz="4" w:space="0" w:color="auto"/>
+              <w:top w:val="single" w:color="auto" w:sz="4" w:space="0"/>
+              <w:left w:val="single" w:color="auto" w:sz="4" w:space="0"/>
+              <w:bottom w:val="single" w:color="auto" w:sz="4" w:space="0"/>
+              <w:right w:val="single" w:color="auto" w:sz="4" w:space="0"/>
             </w:tcBorders>
             <w:shd w:val="clear" w:color="auto" w:fill="auto"/>
             <w:tcMar>
@@ -8970,10 +9049,10 @@
               <w:bidi w:val="0"/>
               <w:snapToGrid w:val="0"/>
               <w:spacing w:line="240" w:lineRule="auto"/>
-              <w:ind w:left="0" w:right="0" w:firstLine="0" w:leftChars="0" w:rightChars="0" w:firstLineChars="0"/>
+              <w:ind w:left="0" w:leftChars="0" w:right="0" w:rightChars="0" w:firstLine="0" w:firstLineChars="0"/>
               <w:jc w:val="center"/>
               <w:rPr>
-                <w:rFonts w:ascii="Segoe UI" w:eastAsia="Segoe UI" w:hAnsi="Segoe UI" w:cs="Segoe UI" w:hint="default"/>
+                <w:rFonts w:hint="default" w:ascii="Segoe UI" w:hAnsi="Segoe UI" w:eastAsia="Segoe UI" w:cs="Segoe UI"/>
                 <w:i w:val="0"/>
                 <w:iCs w:val="0"/>
                 <w:caps w:val="0"/>
@@ -8985,7 +9064,7 @@
             </w:pPr>
             <w:r>
               <w:rPr>
-                <w:rFonts w:ascii="Segoe UI" w:eastAsia="Segoe UI" w:hAnsi="Segoe UI" w:cs="Segoe UI" w:hint="default"/>
+                <w:rFonts w:hint="default" w:ascii="Segoe UI" w:hAnsi="Segoe UI" w:eastAsia="Segoe UI" w:cs="Segoe UI"/>
                 <w:i w:val="0"/>
                 <w:iCs w:val="0"/>
                 <w:caps w:val="0"/>
@@ -9005,10 +9084,10 @@
           <w:tcPr>
             <w:tcW w:w="779" w:type="dxa"/>
             <w:tcBorders>
-              <w:top w:val="single" w:sz="4" w:space="0" w:color="auto"/>
-              <w:left w:val="single" w:sz="4" w:space="0" w:color="auto"/>
-              <w:bottom w:val="single" w:sz="4" w:space="0" w:color="auto"/>
-              <w:right w:val="single" w:sz="4" w:space="0" w:color="auto"/>
+              <w:top w:val="single" w:color="auto" w:sz="4" w:space="0"/>
+              <w:left w:val="single" w:color="auto" w:sz="4" w:space="0"/>
+              <w:bottom w:val="single" w:color="auto" w:sz="4" w:space="0"/>
+              <w:right w:val="single" w:color="auto" w:sz="4" w:space="0"/>
             </w:tcBorders>
             <w:shd w:val="clear" w:color="auto" w:fill="auto"/>
             <w:tcMar>
@@ -9032,10 +9111,10 @@
               <w:bidi w:val="0"/>
               <w:snapToGrid w:val="0"/>
               <w:spacing w:line="240" w:lineRule="auto"/>
-              <w:ind w:left="0" w:right="0" w:firstLine="0" w:leftChars="0" w:rightChars="0" w:firstLineChars="0"/>
+              <w:ind w:left="0" w:leftChars="0" w:right="0" w:rightChars="0" w:firstLine="0" w:firstLineChars="0"/>
               <w:jc w:val="left"/>
               <w:rPr>
-                <w:rFonts w:ascii="Segoe UI" w:eastAsia="Segoe UI" w:hAnsi="Segoe UI" w:cs="Segoe UI" w:hint="default"/>
+                <w:rFonts w:hint="default" w:ascii="Segoe UI" w:hAnsi="Segoe UI" w:eastAsia="Segoe UI" w:cs="Segoe UI"/>
                 <w:i w:val="0"/>
                 <w:iCs w:val="0"/>
                 <w:caps w:val="0"/>
@@ -9047,7 +9126,7 @@
             </w:pPr>
             <w:r>
               <w:rPr>
-                <w:rFonts w:ascii="Segoe UI" w:eastAsia="Segoe UI" w:hAnsi="Segoe UI" w:cs="Segoe UI" w:hint="default"/>
+                <w:rFonts w:hint="default" w:ascii="Segoe UI" w:hAnsi="Segoe UI" w:eastAsia="Segoe UI" w:cs="Segoe UI"/>
                 <w:i w:val="0"/>
                 <w:iCs w:val="0"/>
                 <w:caps w:val="0"/>
@@ -9067,10 +9146,10 @@
           <w:tcPr>
             <w:tcW w:w="1326" w:type="dxa"/>
             <w:tcBorders>
-              <w:top w:val="single" w:sz="4" w:space="0" w:color="auto"/>
-              <w:left w:val="single" w:sz="4" w:space="0" w:color="auto"/>
-              <w:bottom w:val="single" w:sz="4" w:space="0" w:color="auto"/>
-              <w:right w:val="single" w:sz="4" w:space="0" w:color="auto"/>
+              <w:top w:val="single" w:color="auto" w:sz="4" w:space="0"/>
+              <w:left w:val="single" w:color="auto" w:sz="4" w:space="0"/>
+              <w:bottom w:val="single" w:color="auto" w:sz="4" w:space="0"/>
+              <w:right w:val="single" w:color="auto" w:sz="4" w:space="0"/>
             </w:tcBorders>
             <w:shd w:val="clear" w:color="auto" w:fill="auto"/>
             <w:tcMar>
@@ -9094,10 +9173,10 @@
               <w:bidi w:val="0"/>
               <w:snapToGrid w:val="0"/>
               <w:spacing w:line="240" w:lineRule="auto"/>
-              <w:ind w:left="0" w:right="0" w:firstLine="0" w:leftChars="0" w:rightChars="0" w:firstLineChars="0"/>
+              <w:ind w:left="0" w:leftChars="0" w:right="0" w:rightChars="0" w:firstLine="0" w:firstLineChars="0"/>
               <w:jc w:val="right"/>
               <w:rPr>
-                <w:rFonts w:ascii="Segoe UI" w:eastAsia="Segoe UI" w:hAnsi="Segoe UI" w:cs="Segoe UI" w:hint="default"/>
+                <w:rFonts w:hint="default" w:ascii="Segoe UI" w:hAnsi="Segoe UI" w:eastAsia="Segoe UI" w:cs="Segoe UI"/>
                 <w:i w:val="0"/>
                 <w:iCs w:val="0"/>
                 <w:caps w:val="0"/>
@@ -9109,7 +9188,7 @@
             </w:pPr>
             <w:r>
               <w:rPr>
-                <w:rFonts w:ascii="Segoe UI" w:eastAsia="Segoe UI" w:hAnsi="Segoe UI" w:cs="Segoe UI" w:hint="default"/>
+                <w:rFonts w:hint="default" w:ascii="Segoe UI" w:hAnsi="Segoe UI" w:eastAsia="Segoe UI" w:cs="Segoe UI"/>
                 <w:i w:val="0"/>
                 <w:iCs w:val="0"/>
                 <w:caps w:val="0"/>
@@ -9129,10 +9208,10 @@
           <w:tcPr>
             <w:tcW w:w="1320" w:type="dxa"/>
             <w:tcBorders>
-              <w:top w:val="single" w:sz="4" w:space="0" w:color="auto"/>
-              <w:left w:val="single" w:sz="4" w:space="0" w:color="auto"/>
-              <w:bottom w:val="single" w:sz="4" w:space="0" w:color="auto"/>
-              <w:right w:val="single" w:sz="4" w:space="0" w:color="auto"/>
+              <w:top w:val="single" w:color="auto" w:sz="4" w:space="0"/>
+              <w:left w:val="single" w:color="auto" w:sz="4" w:space="0"/>
+              <w:bottom w:val="single" w:color="auto" w:sz="4" w:space="0"/>
+              <w:right w:val="single" w:color="auto" w:sz="4" w:space="0"/>
             </w:tcBorders>
             <w:shd w:val="clear" w:color="auto" w:fill="auto"/>
             <w:tcMar>
@@ -9156,10 +9235,10 @@
               <w:bidi w:val="0"/>
               <w:snapToGrid w:val="0"/>
               <w:spacing w:line="240" w:lineRule="auto"/>
-              <w:ind w:left="0" w:right="0" w:firstLine="0" w:leftChars="0" w:rightChars="0" w:firstLineChars="0"/>
+              <w:ind w:left="0" w:leftChars="0" w:right="0" w:rightChars="0" w:firstLine="0" w:firstLineChars="0"/>
               <w:jc w:val="right"/>
               <w:rPr>
-                <w:rFonts w:ascii="Segoe UI" w:eastAsia="Segoe UI" w:hAnsi="Segoe UI" w:cs="Segoe UI" w:hint="default"/>
+                <w:rFonts w:hint="default" w:ascii="Segoe UI" w:hAnsi="Segoe UI" w:eastAsia="Segoe UI" w:cs="Segoe UI"/>
                 <w:i w:val="0"/>
                 <w:iCs w:val="0"/>
                 <w:caps w:val="0"/>
@@ -9171,7 +9250,7 @@
             </w:pPr>
             <w:r>
               <w:rPr>
-                <w:rFonts w:ascii="Segoe UI" w:eastAsia="Segoe UI" w:hAnsi="Segoe UI" w:cs="Segoe UI" w:hint="default"/>
+                <w:rFonts w:hint="default" w:ascii="Segoe UI" w:hAnsi="Segoe UI" w:eastAsia="Segoe UI" w:cs="Segoe UI"/>
                 <w:i w:val="0"/>
                 <w:iCs w:val="0"/>
                 <w:caps w:val="0"/>
@@ -9191,10 +9270,10 @@
           <w:tcPr>
             <w:tcW w:w="1795" w:type="dxa"/>
             <w:tcBorders>
-              <w:top w:val="single" w:sz="4" w:space="0" w:color="auto"/>
-              <w:left w:val="single" w:sz="4" w:space="0" w:color="auto"/>
-              <w:bottom w:val="single" w:sz="4" w:space="0" w:color="auto"/>
-              <w:right w:val="single" w:sz="12" w:space="0" w:color="auto"/>
+              <w:top w:val="single" w:color="auto" w:sz="4" w:space="0"/>
+              <w:left w:val="single" w:color="auto" w:sz="4" w:space="0"/>
+              <w:bottom w:val="single" w:color="auto" w:sz="4" w:space="0"/>
+              <w:right w:val="single" w:color="auto" w:sz="12" w:space="0"/>
             </w:tcBorders>
             <w:shd w:val="clear" w:color="auto" w:fill="auto"/>
             <w:tcMar>
@@ -9218,10 +9297,10 @@
               <w:bidi w:val="0"/>
               <w:snapToGrid w:val="0"/>
               <w:spacing w:line="240" w:lineRule="auto"/>
-              <w:ind w:left="0" w:right="0" w:firstLine="0" w:leftChars="0" w:rightChars="0" w:firstLineChars="0"/>
+              <w:ind w:left="0" w:leftChars="0" w:right="0" w:rightChars="0" w:firstLine="0" w:firstLineChars="0"/>
               <w:jc w:val="left"/>
               <w:rPr>
-                <w:rFonts w:ascii="Segoe UI" w:eastAsia="Segoe UI" w:hAnsi="Segoe UI" w:cs="Segoe UI" w:hint="default"/>
+                <w:rFonts w:hint="default" w:ascii="Segoe UI" w:hAnsi="Segoe UI" w:eastAsia="Segoe UI" w:cs="Segoe UI"/>
                 <w:i w:val="0"/>
                 <w:iCs w:val="0"/>
                 <w:caps w:val="0"/>
@@ -9233,7 +9312,7 @@
             </w:pPr>
             <w:r>
               <w:rPr>
-                <w:rFonts w:ascii="Segoe UI" w:eastAsia="Segoe UI" w:hAnsi="Segoe UI" w:cs="Segoe UI" w:hint="default"/>
+                <w:rFonts w:hint="default" w:ascii="Segoe UI" w:hAnsi="Segoe UI" w:eastAsia="Segoe UI" w:cs="Segoe UI"/>
                 <w:i w:val="0"/>
                 <w:iCs w:val="0"/>
                 <w:caps w:val="0"/>
@@ -9252,10 +9331,15 @@
       </w:tr>
       <w:tr>
         <w:tblPrEx>
-          <w:tblW w:w="8498" w:type="dxa"/>
-          <w:jc w:val="center"/>
+          <w:tblBorders>
+            <w:top w:val="none" w:color="auto" w:sz="0" w:space="0"/>
+            <w:left w:val="none" w:color="auto" w:sz="0" w:space="0"/>
+            <w:bottom w:val="none" w:color="auto" w:sz="0" w:space="0"/>
+            <w:right w:val="none" w:color="auto" w:sz="0" w:space="0"/>
+            <w:insideH w:val="none" w:color="auto" w:sz="0" w:space="0"/>
+            <w:insideV w:val="none" w:color="auto" w:sz="0" w:space="0"/>
+          </w:tblBorders>
           <w:shd w:val="clear" w:color="auto" w:fill="auto"/>
-          <w:tblLayout w:type="fixed"/>
           <w:tblCellMar>
             <w:top w:w="15" w:type="dxa"/>
             <w:left w:w="15" w:type="dxa"/>
@@ -9264,17 +9348,17 @@
           </w:tblCellMar>
         </w:tblPrEx>
         <w:trPr>
-          <w:trHeight w:val="0"/>
+          <w:trHeight w:val="0" w:hRule="atLeast"/>
           <w:jc w:val="center"/>
         </w:trPr>
         <w:tc>
           <w:tcPr>
             <w:tcW w:w="1080" w:type="dxa"/>
             <w:tcBorders>
-              <w:top w:val="single" w:sz="4" w:space="0" w:color="auto"/>
-              <w:left w:val="single" w:sz="12" w:space="0" w:color="auto"/>
-              <w:bottom w:val="single" w:sz="4" w:space="0" w:color="auto"/>
-              <w:right w:val="single" w:sz="4" w:space="0" w:color="auto"/>
+              <w:top w:val="single" w:color="auto" w:sz="4" w:space="0"/>
+              <w:left w:val="single" w:color="auto" w:sz="12" w:space="0"/>
+              <w:bottom w:val="single" w:color="auto" w:sz="4" w:space="0"/>
+              <w:right w:val="single" w:color="auto" w:sz="4" w:space="0"/>
             </w:tcBorders>
             <w:shd w:val="clear" w:color="auto" w:fill="auto"/>
             <w:tcMar>
@@ -9298,10 +9382,10 @@
               <w:bidi w:val="0"/>
               <w:snapToGrid w:val="0"/>
               <w:spacing w:line="240" w:lineRule="auto"/>
-              <w:ind w:left="0" w:right="0" w:firstLine="0" w:leftChars="0" w:rightChars="0" w:firstLineChars="0"/>
+              <w:ind w:left="0" w:leftChars="0" w:right="0" w:rightChars="0" w:firstLine="0" w:firstLineChars="0"/>
               <w:jc w:val="left"/>
               <w:rPr>
-                <w:rFonts w:ascii="Segoe UI" w:eastAsia="Segoe UI" w:hAnsi="Segoe UI" w:cs="Segoe UI" w:hint="default"/>
+                <w:rFonts w:hint="default" w:ascii="Segoe UI" w:hAnsi="Segoe UI" w:eastAsia="Segoe UI" w:cs="Segoe UI"/>
                 <w:i w:val="0"/>
                 <w:iCs w:val="0"/>
                 <w:caps w:val="0"/>
@@ -9313,8 +9397,8 @@
             </w:pPr>
             <w:r>
               <w:rPr>
-                <w:rStyle w:val="Strong"/>
-                <w:rFonts w:ascii="Segoe UI" w:eastAsia="Segoe UI" w:hAnsi="Segoe UI" w:cs="Segoe UI" w:hint="default"/>
+                <w:rStyle w:val="23"/>
+                <w:rFonts w:hint="default" w:ascii="Segoe UI" w:hAnsi="Segoe UI" w:eastAsia="Segoe UI" w:cs="Segoe UI"/>
                 <w:b/>
                 <w:bCs/>
                 <w:i w:val="0"/>
@@ -9336,10 +9420,10 @@
           <w:tcPr>
             <w:tcW w:w="2198" w:type="dxa"/>
             <w:tcBorders>
-              <w:top w:val="single" w:sz="4" w:space="0" w:color="auto"/>
-              <w:left w:val="single" w:sz="4" w:space="0" w:color="auto"/>
-              <w:bottom w:val="single" w:sz="4" w:space="0" w:color="auto"/>
-              <w:right w:val="single" w:sz="4" w:space="0" w:color="auto"/>
+              <w:top w:val="single" w:color="auto" w:sz="4" w:space="0"/>
+              <w:left w:val="single" w:color="auto" w:sz="4" w:space="0"/>
+              <w:bottom w:val="single" w:color="auto" w:sz="4" w:space="0"/>
+              <w:right w:val="single" w:color="auto" w:sz="4" w:space="0"/>
             </w:tcBorders>
             <w:shd w:val="clear" w:color="auto" w:fill="auto"/>
             <w:tcMar>
@@ -9363,10 +9447,10 @@
               <w:bidi w:val="0"/>
               <w:snapToGrid w:val="0"/>
               <w:spacing w:line="240" w:lineRule="auto"/>
-              <w:ind w:left="0" w:right="0" w:firstLine="0" w:leftChars="0" w:rightChars="0" w:firstLineChars="0"/>
+              <w:ind w:left="0" w:leftChars="0" w:right="0" w:rightChars="0" w:firstLine="0" w:firstLineChars="0"/>
               <w:jc w:val="center"/>
               <w:rPr>
-                <w:rFonts w:ascii="Segoe UI" w:eastAsia="Segoe UI" w:hAnsi="Segoe UI" w:cs="Segoe UI" w:hint="default"/>
+                <w:rFonts w:hint="default" w:ascii="Segoe UI" w:hAnsi="Segoe UI" w:eastAsia="Segoe UI" w:cs="Segoe UI"/>
                 <w:i w:val="0"/>
                 <w:iCs w:val="0"/>
                 <w:caps w:val="0"/>
@@ -9378,7 +9462,7 @@
             </w:pPr>
             <w:r>
               <w:rPr>
-                <w:rFonts w:ascii="Segoe UI" w:eastAsia="Segoe UI" w:hAnsi="Segoe UI" w:cs="Segoe UI" w:hint="default"/>
+                <w:rFonts w:hint="default" w:ascii="Segoe UI" w:hAnsi="Segoe UI" w:eastAsia="Segoe UI" w:cs="Segoe UI"/>
                 <w:i w:val="0"/>
                 <w:iCs w:val="0"/>
                 <w:caps w:val="0"/>
@@ -9398,10 +9482,10 @@
           <w:tcPr>
             <w:tcW w:w="779" w:type="dxa"/>
             <w:tcBorders>
-              <w:top w:val="single" w:sz="4" w:space="0" w:color="auto"/>
-              <w:left w:val="single" w:sz="4" w:space="0" w:color="auto"/>
-              <w:bottom w:val="single" w:sz="4" w:space="0" w:color="auto"/>
-              <w:right w:val="single" w:sz="4" w:space="0" w:color="auto"/>
+              <w:top w:val="single" w:color="auto" w:sz="4" w:space="0"/>
+              <w:left w:val="single" w:color="auto" w:sz="4" w:space="0"/>
+              <w:bottom w:val="single" w:color="auto" w:sz="4" w:space="0"/>
+              <w:right w:val="single" w:color="auto" w:sz="4" w:space="0"/>
             </w:tcBorders>
             <w:shd w:val="clear" w:color="auto" w:fill="auto"/>
             <w:tcMar>
@@ -9425,10 +9509,10 @@
               <w:bidi w:val="0"/>
               <w:snapToGrid w:val="0"/>
               <w:spacing w:line="240" w:lineRule="auto"/>
-              <w:ind w:left="0" w:right="0" w:firstLine="0" w:leftChars="0" w:rightChars="0" w:firstLineChars="0"/>
+              <w:ind w:left="0" w:leftChars="0" w:right="0" w:rightChars="0" w:firstLine="0" w:firstLineChars="0"/>
               <w:jc w:val="left"/>
               <w:rPr>
-                <w:rFonts w:ascii="Segoe UI" w:eastAsia="Segoe UI" w:hAnsi="Segoe UI" w:cs="Segoe UI" w:hint="default"/>
+                <w:rFonts w:hint="default" w:ascii="Segoe UI" w:hAnsi="Segoe UI" w:eastAsia="Segoe UI" w:cs="Segoe UI"/>
                 <w:i w:val="0"/>
                 <w:iCs w:val="0"/>
                 <w:caps w:val="0"/>
@@ -9440,7 +9524,7 @@
             </w:pPr>
             <w:r>
               <w:rPr>
-                <w:rFonts w:ascii="Segoe UI" w:eastAsia="Segoe UI" w:hAnsi="Segoe UI" w:cs="Segoe UI" w:hint="default"/>
+                <w:rFonts w:hint="default" w:ascii="Segoe UI" w:hAnsi="Segoe UI" w:eastAsia="Segoe UI" w:cs="Segoe UI"/>
                 <w:i w:val="0"/>
                 <w:iCs w:val="0"/>
                 <w:caps w:val="0"/>
@@ -9460,10 +9544,10 @@
           <w:tcPr>
             <w:tcW w:w="1326" w:type="dxa"/>
             <w:tcBorders>
-              <w:top w:val="single" w:sz="4" w:space="0" w:color="auto"/>
-              <w:left w:val="single" w:sz="4" w:space="0" w:color="auto"/>
-              <w:bottom w:val="single" w:sz="4" w:space="0" w:color="auto"/>
-              <w:right w:val="single" w:sz="4" w:space="0" w:color="auto"/>
+              <w:top w:val="single" w:color="auto" w:sz="4" w:space="0"/>
+              <w:left w:val="single" w:color="auto" w:sz="4" w:space="0"/>
+              <w:bottom w:val="single" w:color="auto" w:sz="4" w:space="0"/>
+              <w:right w:val="single" w:color="auto" w:sz="4" w:space="0"/>
             </w:tcBorders>
             <w:shd w:val="clear" w:color="auto" w:fill="auto"/>
             <w:tcMar>
@@ -9487,10 +9571,10 @@
               <w:bidi w:val="0"/>
               <w:snapToGrid w:val="0"/>
               <w:spacing w:line="240" w:lineRule="auto"/>
-              <w:ind w:left="0" w:right="0" w:firstLine="0" w:leftChars="0" w:rightChars="0" w:firstLineChars="0"/>
+              <w:ind w:left="0" w:leftChars="0" w:right="0" w:rightChars="0" w:firstLine="0" w:firstLineChars="0"/>
               <w:jc w:val="right"/>
               <w:rPr>
-                <w:rFonts w:ascii="Segoe UI" w:eastAsia="Segoe UI" w:hAnsi="Segoe UI" w:cs="Segoe UI" w:hint="default"/>
+                <w:rFonts w:hint="default" w:ascii="Segoe UI" w:hAnsi="Segoe UI" w:eastAsia="Segoe UI" w:cs="Segoe UI"/>
                 <w:i w:val="0"/>
                 <w:iCs w:val="0"/>
                 <w:caps w:val="0"/>
@@ -9502,7 +9586,7 @@
             </w:pPr>
             <w:r>
               <w:rPr>
-                <w:rFonts w:ascii="Segoe UI" w:eastAsia="Segoe UI" w:hAnsi="Segoe UI" w:cs="Segoe UI" w:hint="default"/>
+                <w:rFonts w:hint="default" w:ascii="Segoe UI" w:hAnsi="Segoe UI" w:eastAsia="Segoe UI" w:cs="Segoe UI"/>
                 <w:i w:val="0"/>
                 <w:iCs w:val="0"/>
                 <w:caps w:val="0"/>
@@ -9522,10 +9606,10 @@
           <w:tcPr>
             <w:tcW w:w="1320" w:type="dxa"/>
             <w:tcBorders>
-              <w:top w:val="single" w:sz="4" w:space="0" w:color="auto"/>
-              <w:left w:val="single" w:sz="4" w:space="0" w:color="auto"/>
-              <w:bottom w:val="single" w:sz="4" w:space="0" w:color="auto"/>
-              <w:right w:val="single" w:sz="4" w:space="0" w:color="auto"/>
+              <w:top w:val="single" w:color="auto" w:sz="4" w:space="0"/>
+              <w:left w:val="single" w:color="auto" w:sz="4" w:space="0"/>
+              <w:bottom w:val="single" w:color="auto" w:sz="4" w:space="0"/>
+              <w:right w:val="single" w:color="auto" w:sz="4" w:space="0"/>
             </w:tcBorders>
             <w:shd w:val="clear" w:color="auto" w:fill="auto"/>
             <w:tcMar>
@@ -9549,10 +9633,10 @@
               <w:bidi w:val="0"/>
               <w:snapToGrid w:val="0"/>
               <w:spacing w:line="240" w:lineRule="auto"/>
-              <w:ind w:left="0" w:right="0" w:firstLine="0" w:leftChars="0" w:rightChars="0" w:firstLineChars="0"/>
+              <w:ind w:left="0" w:leftChars="0" w:right="0" w:rightChars="0" w:firstLine="0" w:firstLineChars="0"/>
               <w:jc w:val="right"/>
               <w:rPr>
-                <w:rFonts w:ascii="Segoe UI" w:eastAsia="Segoe UI" w:hAnsi="Segoe UI" w:cs="Segoe UI" w:hint="default"/>
+                <w:rFonts w:hint="default" w:ascii="Segoe UI" w:hAnsi="Segoe UI" w:eastAsia="Segoe UI" w:cs="Segoe UI"/>
                 <w:i w:val="0"/>
                 <w:iCs w:val="0"/>
                 <w:caps w:val="0"/>
@@ -9564,7 +9648,7 @@
             </w:pPr>
             <w:r>
               <w:rPr>
-                <w:rFonts w:ascii="Segoe UI" w:eastAsia="Segoe UI" w:hAnsi="Segoe UI" w:cs="Segoe UI" w:hint="default"/>
+                <w:rFonts w:hint="default" w:ascii="Segoe UI" w:hAnsi="Segoe UI" w:eastAsia="Segoe UI" w:cs="Segoe UI"/>
                 <w:i w:val="0"/>
                 <w:iCs w:val="0"/>
                 <w:caps w:val="0"/>
@@ -9584,10 +9668,10 @@
           <w:tcPr>
             <w:tcW w:w="1795" w:type="dxa"/>
             <w:tcBorders>
-              <w:top w:val="single" w:sz="4" w:space="0" w:color="auto"/>
-              <w:left w:val="single" w:sz="4" w:space="0" w:color="auto"/>
-              <w:bottom w:val="single" w:sz="4" w:space="0" w:color="auto"/>
-              <w:right w:val="single" w:sz="12" w:space="0" w:color="auto"/>
+              <w:top w:val="single" w:color="auto" w:sz="4" w:space="0"/>
+              <w:left w:val="single" w:color="auto" w:sz="4" w:space="0"/>
+              <w:bottom w:val="single" w:color="auto" w:sz="4" w:space="0"/>
+              <w:right w:val="single" w:color="auto" w:sz="12" w:space="0"/>
             </w:tcBorders>
             <w:shd w:val="clear" w:color="auto" w:fill="auto"/>
             <w:tcMar>
@@ -9611,10 +9695,10 @@
               <w:bidi w:val="0"/>
               <w:snapToGrid w:val="0"/>
               <w:spacing w:line="240" w:lineRule="auto"/>
-              <w:ind w:left="0" w:right="0" w:firstLine="0" w:leftChars="0" w:rightChars="0" w:firstLineChars="0"/>
+              <w:ind w:left="0" w:leftChars="0" w:right="0" w:rightChars="0" w:firstLine="0" w:firstLineChars="0"/>
               <w:jc w:val="left"/>
               <w:rPr>
-                <w:rFonts w:ascii="Segoe UI" w:eastAsia="Segoe UI" w:hAnsi="Segoe UI" w:cs="Segoe UI" w:hint="default"/>
+                <w:rFonts w:hint="default" w:ascii="Segoe UI" w:hAnsi="Segoe UI" w:eastAsia="Segoe UI" w:cs="Segoe UI"/>
                 <w:i w:val="0"/>
                 <w:iCs w:val="0"/>
                 <w:caps w:val="0"/>
@@ -9626,7 +9710,7 @@
             </w:pPr>
             <w:r>
               <w:rPr>
-                <w:rFonts w:ascii="Segoe UI" w:eastAsia="Segoe UI" w:hAnsi="Segoe UI" w:cs="Segoe UI" w:hint="default"/>
+                <w:rFonts w:hint="default" w:ascii="Segoe UI" w:hAnsi="Segoe UI" w:eastAsia="Segoe UI" w:cs="Segoe UI"/>
                 <w:i w:val="0"/>
                 <w:iCs w:val="0"/>
                 <w:caps w:val="0"/>
@@ -9645,10 +9729,15 @@
       </w:tr>
       <w:tr>
         <w:tblPrEx>
-          <w:tblW w:w="8498" w:type="dxa"/>
-          <w:jc w:val="center"/>
+          <w:tblBorders>
+            <w:top w:val="none" w:color="auto" w:sz="0" w:space="0"/>
+            <w:left w:val="none" w:color="auto" w:sz="0" w:space="0"/>
+            <w:bottom w:val="none" w:color="auto" w:sz="0" w:space="0"/>
+            <w:right w:val="none" w:color="auto" w:sz="0" w:space="0"/>
+            <w:insideH w:val="none" w:color="auto" w:sz="0" w:space="0"/>
+            <w:insideV w:val="none" w:color="auto" w:sz="0" w:space="0"/>
+          </w:tblBorders>
           <w:shd w:val="clear" w:color="auto" w:fill="auto"/>
-          <w:tblLayout w:type="fixed"/>
           <w:tblCellMar>
             <w:top w:w="15" w:type="dxa"/>
             <w:left w:w="15" w:type="dxa"/>
@@ -9657,17 +9746,17 @@
           </w:tblCellMar>
         </w:tblPrEx>
         <w:trPr>
-          <w:trHeight w:val="0"/>
+          <w:trHeight w:val="0" w:hRule="atLeast"/>
           <w:jc w:val="center"/>
         </w:trPr>
         <w:tc>
           <w:tcPr>
             <w:tcW w:w="1080" w:type="dxa"/>
             <w:tcBorders>
-              <w:top w:val="single" w:sz="4" w:space="0" w:color="auto"/>
-              <w:left w:val="single" w:sz="12" w:space="0" w:color="auto"/>
-              <w:bottom w:val="single" w:sz="4" w:space="0" w:color="auto"/>
-              <w:right w:val="single" w:sz="4" w:space="0" w:color="auto"/>
+              <w:top w:val="single" w:color="auto" w:sz="4" w:space="0"/>
+              <w:left w:val="single" w:color="auto" w:sz="12" w:space="0"/>
+              <w:bottom w:val="single" w:color="auto" w:sz="4" w:space="0"/>
+              <w:right w:val="single" w:color="auto" w:sz="4" w:space="0"/>
             </w:tcBorders>
             <w:shd w:val="clear" w:color="auto" w:fill="auto"/>
             <w:tcMar>
@@ -9691,10 +9780,10 @@
               <w:bidi w:val="0"/>
               <w:snapToGrid w:val="0"/>
               <w:spacing w:line="240" w:lineRule="auto"/>
-              <w:ind w:left="0" w:right="0" w:firstLine="0" w:leftChars="0" w:rightChars="0" w:firstLineChars="0"/>
+              <w:ind w:left="0" w:leftChars="0" w:right="0" w:rightChars="0" w:firstLine="0" w:firstLineChars="0"/>
               <w:jc w:val="left"/>
               <w:rPr>
-                <w:rFonts w:ascii="Segoe UI" w:eastAsia="Segoe UI" w:hAnsi="Segoe UI" w:cs="Segoe UI" w:hint="default"/>
+                <w:rFonts w:hint="default" w:ascii="Segoe UI" w:hAnsi="Segoe UI" w:eastAsia="Segoe UI" w:cs="Segoe UI"/>
                 <w:i w:val="0"/>
                 <w:iCs w:val="0"/>
                 <w:caps w:val="0"/>
@@ -9706,8 +9795,8 @@
             </w:pPr>
             <w:r>
               <w:rPr>
-                <w:rStyle w:val="Strong"/>
-                <w:rFonts w:ascii="Segoe UI" w:eastAsia="Segoe UI" w:hAnsi="Segoe UI" w:cs="Segoe UI" w:hint="default"/>
+                <w:rStyle w:val="23"/>
+                <w:rFonts w:hint="default" w:ascii="Segoe UI" w:hAnsi="Segoe UI" w:eastAsia="Segoe UI" w:cs="Segoe UI"/>
                 <w:b/>
                 <w:bCs/>
                 <w:i w:val="0"/>
@@ -9729,10 +9818,10 @@
           <w:tcPr>
             <w:tcW w:w="2198" w:type="dxa"/>
             <w:tcBorders>
-              <w:top w:val="single" w:sz="4" w:space="0" w:color="auto"/>
-              <w:left w:val="single" w:sz="4" w:space="0" w:color="auto"/>
-              <w:bottom w:val="single" w:sz="4" w:space="0" w:color="auto"/>
-              <w:right w:val="single" w:sz="4" w:space="0" w:color="auto"/>
+              <w:top w:val="single" w:color="auto" w:sz="4" w:space="0"/>
+              <w:left w:val="single" w:color="auto" w:sz="4" w:space="0"/>
+              <w:bottom w:val="single" w:color="auto" w:sz="4" w:space="0"/>
+              <w:right w:val="single" w:color="auto" w:sz="4" w:space="0"/>
             </w:tcBorders>
             <w:shd w:val="clear" w:color="auto" w:fill="auto"/>
             <w:tcMar>
@@ -9756,10 +9845,10 @@
               <w:bidi w:val="0"/>
               <w:snapToGrid w:val="0"/>
               <w:spacing w:line="240" w:lineRule="auto"/>
-              <w:ind w:left="0" w:right="0" w:firstLine="0" w:leftChars="0" w:rightChars="0" w:firstLineChars="0"/>
+              <w:ind w:left="0" w:leftChars="0" w:right="0" w:rightChars="0" w:firstLine="0" w:firstLineChars="0"/>
               <w:jc w:val="center"/>
               <w:rPr>
-                <w:rFonts w:ascii="Segoe UI" w:eastAsia="Segoe UI" w:hAnsi="Segoe UI" w:cs="Segoe UI" w:hint="default"/>
+                <w:rFonts w:hint="default" w:ascii="Segoe UI" w:hAnsi="Segoe UI" w:eastAsia="Segoe UI" w:cs="Segoe UI"/>
                 <w:i w:val="0"/>
                 <w:iCs w:val="0"/>
                 <w:caps w:val="0"/>
@@ -9771,7 +9860,7 @@
             </w:pPr>
             <w:r>
               <w:rPr>
-                <w:rFonts w:ascii="Segoe UI" w:eastAsia="Segoe UI" w:hAnsi="Segoe UI" w:cs="Segoe UI" w:hint="default"/>
+                <w:rFonts w:hint="default" w:ascii="Segoe UI" w:hAnsi="Segoe UI" w:eastAsia="Segoe UI" w:cs="Segoe UI"/>
                 <w:i w:val="0"/>
                 <w:iCs w:val="0"/>
                 <w:caps w:val="0"/>
@@ -9791,10 +9880,10 @@
           <w:tcPr>
             <w:tcW w:w="779" w:type="dxa"/>
             <w:tcBorders>
-              <w:top w:val="single" w:sz="4" w:space="0" w:color="auto"/>
-              <w:left w:val="single" w:sz="4" w:space="0" w:color="auto"/>
-              <w:bottom w:val="single" w:sz="4" w:space="0" w:color="auto"/>
-              <w:right w:val="single" w:sz="4" w:space="0" w:color="auto"/>
+              <w:top w:val="single" w:color="auto" w:sz="4" w:space="0"/>
+              <w:left w:val="single" w:color="auto" w:sz="4" w:space="0"/>
+              <w:bottom w:val="single" w:color="auto" w:sz="4" w:space="0"/>
+              <w:right w:val="single" w:color="auto" w:sz="4" w:space="0"/>
             </w:tcBorders>
             <w:shd w:val="clear" w:color="auto" w:fill="auto"/>
             <w:tcMar>
@@ -9818,10 +9907,10 @@
               <w:bidi w:val="0"/>
               <w:snapToGrid w:val="0"/>
               <w:spacing w:line="240" w:lineRule="auto"/>
-              <w:ind w:left="0" w:right="0" w:firstLine="0" w:leftChars="0" w:rightChars="0" w:firstLineChars="0"/>
+              <w:ind w:left="0" w:leftChars="0" w:right="0" w:rightChars="0" w:firstLine="0" w:firstLineChars="0"/>
               <w:jc w:val="left"/>
               <w:rPr>
-                <w:rFonts w:ascii="Segoe UI" w:eastAsia="Segoe UI" w:hAnsi="Segoe UI" w:cs="Segoe UI" w:hint="default"/>
+                <w:rFonts w:hint="default" w:ascii="Segoe UI" w:hAnsi="Segoe UI" w:eastAsia="Segoe UI" w:cs="Segoe UI"/>
                 <w:i w:val="0"/>
                 <w:iCs w:val="0"/>
                 <w:caps w:val="0"/>
@@ -9833,7 +9922,7 @@
             </w:pPr>
             <w:r>
               <w:rPr>
-                <w:rFonts w:ascii="Segoe UI" w:eastAsia="Segoe UI" w:hAnsi="Segoe UI" w:cs="Segoe UI" w:hint="default"/>
+                <w:rFonts w:hint="default" w:ascii="Segoe UI" w:hAnsi="Segoe UI" w:eastAsia="Segoe UI" w:cs="Segoe UI"/>
                 <w:i w:val="0"/>
                 <w:iCs w:val="0"/>
                 <w:caps w:val="0"/>
@@ -9853,10 +9942,10 @@
           <w:tcPr>
             <w:tcW w:w="1326" w:type="dxa"/>
             <w:tcBorders>
-              <w:top w:val="single" w:sz="4" w:space="0" w:color="auto"/>
-              <w:left w:val="single" w:sz="4" w:space="0" w:color="auto"/>
-              <w:bottom w:val="single" w:sz="4" w:space="0" w:color="auto"/>
-              <w:right w:val="single" w:sz="4" w:space="0" w:color="auto"/>
+              <w:top w:val="single" w:color="auto" w:sz="4" w:space="0"/>
+              <w:left w:val="single" w:color="auto" w:sz="4" w:space="0"/>
+              <w:bottom w:val="single" w:color="auto" w:sz="4" w:space="0"/>
+              <w:right w:val="single" w:color="auto" w:sz="4" w:space="0"/>
             </w:tcBorders>
             <w:shd w:val="clear" w:color="auto" w:fill="auto"/>
             <w:tcMar>
@@ -9880,10 +9969,10 @@
               <w:bidi w:val="0"/>
               <w:snapToGrid w:val="0"/>
               <w:spacing w:line="240" w:lineRule="auto"/>
-              <w:ind w:left="0" w:right="0" w:firstLine="0" w:leftChars="0" w:rightChars="0" w:firstLineChars="0"/>
+              <w:ind w:left="0" w:leftChars="0" w:right="0" w:rightChars="0" w:firstLine="0" w:firstLineChars="0"/>
               <w:jc w:val="right"/>
               <w:rPr>
-                <w:rFonts w:ascii="Segoe UI" w:eastAsia="Segoe UI" w:hAnsi="Segoe UI" w:cs="Segoe UI" w:hint="default"/>
+                <w:rFonts w:hint="default" w:ascii="Segoe UI" w:hAnsi="Segoe UI" w:eastAsia="Segoe UI" w:cs="Segoe UI"/>
                 <w:i w:val="0"/>
                 <w:iCs w:val="0"/>
                 <w:caps w:val="0"/>
@@ -9895,7 +9984,7 @@
             </w:pPr>
             <w:r>
               <w:rPr>
-                <w:rFonts w:ascii="Segoe UI" w:eastAsia="Segoe UI" w:hAnsi="Segoe UI" w:cs="Segoe UI" w:hint="default"/>
+                <w:rFonts w:hint="default" w:ascii="Segoe UI" w:hAnsi="Segoe UI" w:eastAsia="Segoe UI" w:cs="Segoe UI"/>
                 <w:i w:val="0"/>
                 <w:iCs w:val="0"/>
                 <w:caps w:val="0"/>
@@ -9915,10 +10004,10 @@
           <w:tcPr>
             <w:tcW w:w="1320" w:type="dxa"/>
             <w:tcBorders>
-              <w:top w:val="single" w:sz="4" w:space="0" w:color="auto"/>
-              <w:left w:val="single" w:sz="4" w:space="0" w:color="auto"/>
-              <w:bottom w:val="single" w:sz="4" w:space="0" w:color="auto"/>
-              <w:right w:val="single" w:sz="4" w:space="0" w:color="auto"/>
+              <w:top w:val="single" w:color="auto" w:sz="4" w:space="0"/>
+              <w:left w:val="single" w:color="auto" w:sz="4" w:space="0"/>
+              <w:bottom w:val="single" w:color="auto" w:sz="4" w:space="0"/>
+              <w:right w:val="single" w:color="auto" w:sz="4" w:space="0"/>
             </w:tcBorders>
             <w:shd w:val="clear" w:color="auto" w:fill="auto"/>
             <w:tcMar>
@@ -9942,10 +10031,10 @@
               <w:bidi w:val="0"/>
               <w:snapToGrid w:val="0"/>
               <w:spacing w:line="240" w:lineRule="auto"/>
-              <w:ind w:left="0" w:right="0" w:firstLine="0" w:leftChars="0" w:rightChars="0" w:firstLineChars="0"/>
+              <w:ind w:left="0" w:leftChars="0" w:right="0" w:rightChars="0" w:firstLine="0" w:firstLineChars="0"/>
               <w:jc w:val="right"/>
               <w:rPr>
-                <w:rFonts w:ascii="Segoe UI" w:eastAsia="Segoe UI" w:hAnsi="Segoe UI" w:cs="Segoe UI" w:hint="default"/>
+                <w:rFonts w:hint="default" w:ascii="Segoe UI" w:hAnsi="Segoe UI" w:eastAsia="Segoe UI" w:cs="Segoe UI"/>
                 <w:i w:val="0"/>
                 <w:iCs w:val="0"/>
                 <w:caps w:val="0"/>
@@ -9957,7 +10046,7 @@
             </w:pPr>
             <w:r>
               <w:rPr>
-                <w:rFonts w:ascii="Segoe UI" w:eastAsia="Segoe UI" w:hAnsi="Segoe UI" w:cs="Segoe UI" w:hint="default"/>
+                <w:rFonts w:hint="default" w:ascii="Segoe UI" w:hAnsi="Segoe UI" w:eastAsia="Segoe UI" w:cs="Segoe UI"/>
                 <w:i w:val="0"/>
                 <w:iCs w:val="0"/>
                 <w:caps w:val="0"/>
@@ -9977,10 +10066,10 @@
           <w:tcPr>
             <w:tcW w:w="1795" w:type="dxa"/>
             <w:tcBorders>
-              <w:top w:val="single" w:sz="4" w:space="0" w:color="auto"/>
-              <w:left w:val="single" w:sz="4" w:space="0" w:color="auto"/>
-              <w:bottom w:val="single" w:sz="4" w:space="0" w:color="auto"/>
-              <w:right w:val="single" w:sz="12" w:space="0" w:color="auto"/>
+              <w:top w:val="single" w:color="auto" w:sz="4" w:space="0"/>
+              <w:left w:val="single" w:color="auto" w:sz="4" w:space="0"/>
+              <w:bottom w:val="single" w:color="auto" w:sz="4" w:space="0"/>
+              <w:right w:val="single" w:color="auto" w:sz="12" w:space="0"/>
             </w:tcBorders>
             <w:shd w:val="clear" w:color="auto" w:fill="auto"/>
             <w:tcMar>
@@ -10002,10 +10091,10 @@
               <w:topLinePunct w:val="0"/>
               <w:bidi w:val="0"/>
               <w:snapToGrid w:val="0"/>
-              <w:ind w:left="0" w:right="0" w:firstLine="0" w:leftChars="0" w:rightChars="0" w:firstLineChars="0"/>
+              <w:ind w:left="0" w:leftChars="0" w:right="0" w:rightChars="0" w:firstLine="0" w:firstLineChars="0"/>
               <w:jc w:val="left"/>
               <w:rPr>
-                <w:rFonts w:ascii="Segoe UI" w:eastAsia="Segoe UI" w:hAnsi="Segoe UI" w:cs="Segoe UI" w:hint="default"/>
+                <w:rFonts w:hint="default" w:ascii="Segoe UI" w:hAnsi="Segoe UI" w:eastAsia="Segoe UI" w:cs="Segoe UI"/>
                 <w:i w:val="0"/>
                 <w:iCs w:val="0"/>
                 <w:caps w:val="0"/>
@@ -10020,10 +10109,15 @@
       </w:tr>
       <w:tr>
         <w:tblPrEx>
-          <w:tblW w:w="8498" w:type="dxa"/>
-          <w:jc w:val="center"/>
+          <w:tblBorders>
+            <w:top w:val="none" w:color="auto" w:sz="0" w:space="0"/>
+            <w:left w:val="none" w:color="auto" w:sz="0" w:space="0"/>
+            <w:bottom w:val="none" w:color="auto" w:sz="0" w:space="0"/>
+            <w:right w:val="none" w:color="auto" w:sz="0" w:space="0"/>
+            <w:insideH w:val="none" w:color="auto" w:sz="0" w:space="0"/>
+            <w:insideV w:val="none" w:color="auto" w:sz="0" w:space="0"/>
+          </w:tblBorders>
           <w:shd w:val="clear" w:color="auto" w:fill="auto"/>
-          <w:tblLayout w:type="fixed"/>
           <w:tblCellMar>
             <w:top w:w="15" w:type="dxa"/>
             <w:left w:w="15" w:type="dxa"/>
@@ -10032,17 +10126,17 @@
           </w:tblCellMar>
         </w:tblPrEx>
         <w:trPr>
-          <w:trHeight w:val="0"/>
+          <w:trHeight w:val="0" w:hRule="atLeast"/>
           <w:jc w:val="center"/>
         </w:trPr>
         <w:tc>
           <w:tcPr>
             <w:tcW w:w="1080" w:type="dxa"/>
             <w:tcBorders>
-              <w:top w:val="single" w:sz="4" w:space="0" w:color="auto"/>
-              <w:left w:val="single" w:sz="12" w:space="0" w:color="auto"/>
-              <w:bottom w:val="single" w:sz="12" w:space="0" w:color="auto"/>
-              <w:right w:val="single" w:sz="4" w:space="0" w:color="auto"/>
+              <w:top w:val="single" w:color="auto" w:sz="4" w:space="0"/>
+              <w:left w:val="single" w:color="auto" w:sz="12" w:space="0"/>
+              <w:bottom w:val="single" w:color="auto" w:sz="12" w:space="0"/>
+              <w:right w:val="single" w:color="auto" w:sz="4" w:space="0"/>
             </w:tcBorders>
             <w:shd w:val="clear" w:color="auto" w:fill="auto"/>
             <w:tcMar>
@@ -10066,10 +10160,10 @@
               <w:bidi w:val="0"/>
               <w:snapToGrid w:val="0"/>
               <w:spacing w:line="240" w:lineRule="auto"/>
-              <w:ind w:left="0" w:right="0" w:firstLine="0" w:leftChars="0" w:rightChars="0" w:firstLineChars="0"/>
+              <w:ind w:left="0" w:leftChars="0" w:right="0" w:rightChars="0" w:firstLine="0" w:firstLineChars="0"/>
               <w:jc w:val="left"/>
               <w:rPr>
-                <w:rFonts w:ascii="Segoe UI" w:eastAsia="Segoe UI" w:hAnsi="Segoe UI" w:cs="Segoe UI" w:hint="default"/>
+                <w:rFonts w:hint="default" w:ascii="Segoe UI" w:hAnsi="Segoe UI" w:eastAsia="Segoe UI" w:cs="Segoe UI"/>
                 <w:b/>
                 <w:i w:val="0"/>
                 <w:iCs w:val="0"/>
@@ -10082,8 +10176,8 @@
             </w:pPr>
             <w:r>
               <w:rPr>
-                <w:rStyle w:val="Strong"/>
-                <w:rFonts w:ascii="Segoe UI" w:eastAsia="Segoe UI" w:hAnsi="Segoe UI" w:cs="Segoe UI" w:hint="default"/>
+                <w:rStyle w:val="23"/>
+                <w:rFonts w:hint="default" w:ascii="Segoe UI" w:hAnsi="Segoe UI" w:eastAsia="Segoe UI" w:cs="Segoe UI"/>
                 <w:b/>
                 <w:bCs/>
                 <w:i w:val="0"/>
@@ -10105,10 +10199,10 @@
           <w:tcPr>
             <w:tcW w:w="2198" w:type="dxa"/>
             <w:tcBorders>
-              <w:top w:val="single" w:sz="4" w:space="0" w:color="auto"/>
-              <w:left w:val="single" w:sz="4" w:space="0" w:color="auto"/>
-              <w:bottom w:val="single" w:sz="12" w:space="0" w:color="auto"/>
-              <w:right w:val="single" w:sz="4" w:space="0" w:color="auto"/>
+              <w:top w:val="single" w:color="auto" w:sz="4" w:space="0"/>
+              <w:left w:val="single" w:color="auto" w:sz="4" w:space="0"/>
+              <w:bottom w:val="single" w:color="auto" w:sz="12" w:space="0"/>
+              <w:right w:val="single" w:color="auto" w:sz="4" w:space="0"/>
             </w:tcBorders>
             <w:shd w:val="clear" w:color="auto" w:fill="auto"/>
             <w:tcMar>
@@ -10130,10 +10224,10 @@
               <w:topLinePunct w:val="0"/>
               <w:bidi w:val="0"/>
               <w:snapToGrid w:val="0"/>
-              <w:ind w:left="0" w:right="0" w:firstLine="0" w:leftChars="0" w:rightChars="0" w:firstLineChars="0"/>
+              <w:ind w:left="0" w:leftChars="0" w:right="0" w:rightChars="0" w:firstLine="0" w:firstLineChars="0"/>
               <w:jc w:val="center"/>
               <w:rPr>
-                <w:rFonts w:ascii="Segoe UI" w:eastAsia="Segoe UI" w:hAnsi="Segoe UI" w:cs="Segoe UI" w:hint="default"/>
+                <w:rFonts w:hint="default" w:ascii="Segoe UI" w:hAnsi="Segoe UI" w:eastAsia="Segoe UI" w:cs="Segoe UI"/>
                 <w:b/>
                 <w:i w:val="0"/>
                 <w:iCs w:val="0"/>
@@ -10150,10 +10244,10 @@
           <w:tcPr>
             <w:tcW w:w="779" w:type="dxa"/>
             <w:tcBorders>
-              <w:top w:val="single" w:sz="4" w:space="0" w:color="auto"/>
-              <w:left w:val="single" w:sz="4" w:space="0" w:color="auto"/>
-              <w:bottom w:val="single" w:sz="12" w:space="0" w:color="auto"/>
-              <w:right w:val="single" w:sz="4" w:space="0" w:color="auto"/>
+              <w:top w:val="single" w:color="auto" w:sz="4" w:space="0"/>
+              <w:left w:val="single" w:color="auto" w:sz="4" w:space="0"/>
+              <w:bottom w:val="single" w:color="auto" w:sz="12" w:space="0"/>
+              <w:right w:val="single" w:color="auto" w:sz="4" w:space="0"/>
             </w:tcBorders>
             <w:shd w:val="clear" w:color="auto" w:fill="auto"/>
             <w:tcMar>
@@ -10175,10 +10269,10 @@
               <w:topLinePunct w:val="0"/>
               <w:bidi w:val="0"/>
               <w:snapToGrid w:val="0"/>
-              <w:ind w:left="0" w:right="0" w:firstLine="0" w:leftChars="0" w:rightChars="0" w:firstLineChars="0"/>
+              <w:ind w:left="0" w:leftChars="0" w:right="0" w:rightChars="0" w:firstLine="0" w:firstLineChars="0"/>
               <w:jc w:val="left"/>
               <w:rPr>
-                <w:rFonts w:ascii="Segoe UI" w:eastAsia="Segoe UI" w:hAnsi="Segoe UI" w:cs="Segoe UI" w:hint="default"/>
+                <w:rFonts w:hint="default" w:ascii="Segoe UI" w:hAnsi="Segoe UI" w:eastAsia="Segoe UI" w:cs="Segoe UI"/>
                 <w:b/>
                 <w:i w:val="0"/>
                 <w:iCs w:val="0"/>
@@ -10195,10 +10289,10 @@
           <w:tcPr>
             <w:tcW w:w="1326" w:type="dxa"/>
             <w:tcBorders>
-              <w:top w:val="single" w:sz="4" w:space="0" w:color="auto"/>
-              <w:left w:val="single" w:sz="4" w:space="0" w:color="auto"/>
-              <w:bottom w:val="single" w:sz="12" w:space="0" w:color="auto"/>
-              <w:right w:val="single" w:sz="4" w:space="0" w:color="auto"/>
+              <w:top w:val="single" w:color="auto" w:sz="4" w:space="0"/>
+              <w:left w:val="single" w:color="auto" w:sz="4" w:space="0"/>
+              <w:bottom w:val="single" w:color="auto" w:sz="12" w:space="0"/>
+              <w:right w:val="single" w:color="auto" w:sz="4" w:space="0"/>
             </w:tcBorders>
             <w:shd w:val="clear" w:color="auto" w:fill="auto"/>
             <w:tcMar>
@@ -10220,10 +10314,10 @@
               <w:topLinePunct w:val="0"/>
               <w:bidi w:val="0"/>
               <w:snapToGrid w:val="0"/>
-              <w:ind w:left="0" w:right="0" w:firstLine="0" w:leftChars="0" w:rightChars="0" w:firstLineChars="0"/>
+              <w:ind w:left="0" w:leftChars="0" w:right="0" w:rightChars="0" w:firstLine="0" w:firstLineChars="0"/>
               <w:jc w:val="right"/>
               <w:rPr>
-                <w:rFonts w:ascii="Segoe UI" w:eastAsia="Segoe UI" w:hAnsi="Segoe UI" w:cs="Segoe UI" w:hint="default"/>
+                <w:rFonts w:hint="default" w:ascii="Segoe UI" w:hAnsi="Segoe UI" w:eastAsia="Segoe UI" w:cs="Segoe UI"/>
                 <w:b/>
                 <w:i w:val="0"/>
                 <w:iCs w:val="0"/>
@@ -10240,10 +10334,10 @@
           <w:tcPr>
             <w:tcW w:w="1320" w:type="dxa"/>
             <w:tcBorders>
-              <w:top w:val="single" w:sz="4" w:space="0" w:color="auto"/>
-              <w:left w:val="single" w:sz="4" w:space="0" w:color="auto"/>
-              <w:bottom w:val="single" w:sz="12" w:space="0" w:color="auto"/>
-              <w:right w:val="single" w:sz="4" w:space="0" w:color="auto"/>
+              <w:top w:val="single" w:color="auto" w:sz="4" w:space="0"/>
+              <w:left w:val="single" w:color="auto" w:sz="4" w:space="0"/>
+              <w:bottom w:val="single" w:color="auto" w:sz="12" w:space="0"/>
+              <w:right w:val="single" w:color="auto" w:sz="4" w:space="0"/>
             </w:tcBorders>
             <w:shd w:val="clear" w:color="auto" w:fill="auto"/>
             <w:tcMar>
@@ -10267,10 +10361,10 @@
               <w:bidi w:val="0"/>
               <w:snapToGrid w:val="0"/>
               <w:spacing w:line="240" w:lineRule="auto"/>
-              <w:ind w:left="0" w:right="0" w:firstLine="0" w:leftChars="0" w:rightChars="0" w:firstLineChars="0"/>
+              <w:ind w:left="0" w:leftChars="0" w:right="0" w:rightChars="0" w:firstLine="0" w:firstLineChars="0"/>
               <w:jc w:val="right"/>
               <w:rPr>
-                <w:rFonts w:ascii="Segoe UI" w:eastAsia="Segoe UI" w:hAnsi="Segoe UI" w:cs="Segoe UI" w:hint="default"/>
+                <w:rFonts w:hint="default" w:ascii="Segoe UI" w:hAnsi="Segoe UI" w:eastAsia="Segoe UI" w:cs="Segoe UI"/>
                 <w:b/>
                 <w:i w:val="0"/>
                 <w:iCs w:val="0"/>
@@ -10283,8 +10377,8 @@
             </w:pPr>
             <w:r>
               <w:rPr>
-                <w:rStyle w:val="Strong"/>
-                <w:rFonts w:ascii="Segoe UI" w:eastAsia="Segoe UI" w:hAnsi="Segoe UI" w:cs="Segoe UI" w:hint="default"/>
+                <w:rStyle w:val="23"/>
+                <w:rFonts w:hint="default" w:ascii="Segoe UI" w:hAnsi="Segoe UI" w:eastAsia="Segoe UI" w:cs="Segoe UI"/>
                 <w:b/>
                 <w:bCs/>
                 <w:i w:val="0"/>
@@ -10306,10 +10400,10 @@
           <w:tcPr>
             <w:tcW w:w="1795" w:type="dxa"/>
             <w:tcBorders>
-              <w:top w:val="single" w:sz="4" w:space="0" w:color="auto"/>
-              <w:left w:val="single" w:sz="4" w:space="0" w:color="auto"/>
-              <w:bottom w:val="single" w:sz="12" w:space="0" w:color="auto"/>
-              <w:right w:val="single" w:sz="12" w:space="0" w:color="auto"/>
+              <w:top w:val="single" w:color="auto" w:sz="4" w:space="0"/>
+              <w:left w:val="single" w:color="auto" w:sz="4" w:space="0"/>
+              <w:bottom w:val="single" w:color="auto" w:sz="12" w:space="0"/>
+              <w:right w:val="single" w:color="auto" w:sz="12" w:space="0"/>
             </w:tcBorders>
             <w:shd w:val="clear" w:color="auto" w:fill="auto"/>
             <w:tcMar>
@@ -10333,10 +10427,10 @@
               <w:bidi w:val="0"/>
               <w:snapToGrid w:val="0"/>
               <w:spacing w:line="240" w:lineRule="auto"/>
-              <w:ind w:left="0" w:right="0" w:firstLine="0" w:leftChars="0" w:rightChars="0" w:firstLineChars="0"/>
+              <w:ind w:left="0" w:leftChars="0" w:right="0" w:rightChars="0" w:firstLine="0" w:firstLineChars="0"/>
               <w:jc w:val="left"/>
               <w:rPr>
-                <w:rFonts w:ascii="Segoe UI" w:eastAsia="Segoe UI" w:hAnsi="Segoe UI" w:cs="Segoe UI" w:hint="default"/>
+                <w:rFonts w:hint="default" w:ascii="Segoe UI" w:hAnsi="Segoe UI" w:eastAsia="Segoe UI" w:cs="Segoe UI"/>
                 <w:b/>
                 <w:i w:val="0"/>
                 <w:iCs w:val="0"/>
@@ -10349,7 +10443,7 @@
             </w:pPr>
             <w:r>
               <w:rPr>
-                <w:rFonts w:ascii="Segoe UI" w:eastAsia="Segoe UI" w:hAnsi="Segoe UI" w:cs="Segoe UI" w:hint="default"/>
+                <w:rFonts w:hint="default" w:ascii="Segoe UI" w:hAnsi="Segoe UI" w:eastAsia="Segoe UI" w:cs="Segoe UI"/>
                 <w:b/>
                 <w:i w:val="0"/>
                 <w:iCs w:val="0"/>
@@ -10370,7 +10464,7 @@
     </w:tbl>
     <w:p>
       <w:pPr>
-        <w:pStyle w:val="1"/>
+        <w:pStyle w:val="28"/>
         <w:keepNext w:val="0"/>
         <w:keepLines w:val="0"/>
         <w:pageBreakBefore w:val="0"/>
@@ -10390,7 +10484,7 @@
           <w:lang w:val="en-US" w:eastAsia="zh-CN"/>
         </w:rPr>
       </w:pPr>
-      <w:bookmarkStart w:id="15" w:name="_Toc13564"/>
+      <w:bookmarkStart w:id="15" w:name="_Toc21808"/>
       <w:r>
         <w:rPr>
           <w:rFonts w:hint="default"/>
@@ -10402,7 +10496,7 @@
     </w:p>
     <w:p>
       <w:pPr>
-        <w:pStyle w:val="a1"/>
+        <w:pStyle w:val="29"/>
         <w:keepNext w:val="0"/>
         <w:keepLines w:val="0"/>
         <w:pageBreakBefore w:val="0"/>
@@ -10432,7 +10526,7 @@
     </w:p>
     <w:p>
       <w:pPr>
-        <w:pStyle w:val="a1"/>
+        <w:pStyle w:val="29"/>
         <w:keepNext w:val="0"/>
         <w:keepLines w:val="0"/>
         <w:pageBreakBefore w:val="0"/>
@@ -10462,7 +10556,7 @@
     </w:p>
     <w:p>
       <w:pPr>
-        <w:pStyle w:val="a1"/>
+        <w:pStyle w:val="29"/>
         <w:keepNext w:val="0"/>
         <w:keepLines w:val="0"/>
         <w:pageBreakBefore w:val="0"/>
@@ -10492,7 +10586,7 @@
     </w:p>
     <w:p>
       <w:pPr>
-        <w:pStyle w:val="a1"/>
+        <w:pStyle w:val="29"/>
         <w:keepNext w:val="0"/>
         <w:keepLines w:val="0"/>
         <w:pageBreakBefore w:val="0"/>
@@ -10522,7 +10616,7 @@
     </w:p>
     <w:p>
       <w:pPr>
-        <w:pStyle w:val="a1"/>
+        <w:pStyle w:val="29"/>
         <w:keepNext w:val="0"/>
         <w:keepLines w:val="0"/>
         <w:pageBreakBefore w:val="0"/>
@@ -10552,7 +10646,7 @@
     </w:p>
     <w:p>
       <w:pPr>
-        <w:pStyle w:val="a1"/>
+        <w:pStyle w:val="29"/>
         <w:keepNext w:val="0"/>
         <w:keepLines w:val="0"/>
         <w:pageBreakBefore w:val="0"/>
@@ -10582,7 +10676,7 @@
     </w:p>
     <w:p>
       <w:pPr>
-        <w:pStyle w:val="1"/>
+        <w:pStyle w:val="28"/>
         <w:keepNext w:val="0"/>
         <w:keepLines w:val="0"/>
         <w:pageBreakBefore w:val="0"/>
@@ -10602,7 +10696,7 @@
           <w:lang w:val="en-US" w:eastAsia="zh-CN"/>
         </w:rPr>
       </w:pPr>
-      <w:bookmarkStart w:id="16" w:name="_Toc26542"/>
+      <w:bookmarkStart w:id="16" w:name="_Toc4392"/>
       <w:r>
         <w:rPr>
           <w:rFonts w:hint="default"/>
@@ -10614,7 +10708,7 @@
     </w:p>
     <w:p>
       <w:pPr>
-        <w:pStyle w:val="a1"/>
+        <w:pStyle w:val="29"/>
         <w:keepNext w:val="0"/>
         <w:keepLines w:val="0"/>
         <w:pageBreakBefore w:val="0"/>
@@ -10643,23 +10737,73 @@
       </w:r>
     </w:p>
     <w:sectPr>
-      <w:headerReference w:type="default" r:id="rId7"/>
+      <w:headerReference r:id="rId5" w:type="default"/>
       <w:pgSz w:w="11906" w:h="16838"/>
       <w:pgMar w:top="1417" w:right="1800" w:bottom="1440" w:left="1800" w:header="1140" w:footer="992" w:gutter="0"/>
-      <w:cols w:num="1" w:space="425"/>
+      <w:cols w:space="425" w:num="1"/>
       <w:docGrid w:type="lines" w:linePitch="312" w:charSpace="0"/>
     </w:sectPr>
   </w:body>
 </w:document>
 </file>
 
+<file path=word/endnotes.xml><?xml version="1.0" encoding="utf-8"?>
+<w:endnotes xmlns:wpc="http://schemas.microsoft.com/office/word/2010/wordprocessingCanvas" xmlns:mc="http://schemas.openxmlformats.org/markup-compatibility/2006" xmlns:o="urn:schemas-microsoft-com:office:office" xmlns:r="http://schemas.openxmlformats.org/officeDocument/2006/relationships" xmlns:m="http://schemas.openxmlformats.org/officeDocument/2006/math" xmlns:v="urn:schemas-microsoft-com:vml" xmlns:wp14="http://schemas.microsoft.com/office/word/2010/wordprocessingDrawing" xmlns:wp="http://schemas.openxmlformats.org/drawingml/2006/wordprocessingDrawing" xmlns:w="http://schemas.openxmlformats.org/wordprocessingml/2006/main" xmlns:w14="http://schemas.microsoft.com/office/word/2010/wordml" xmlns:w15="http://schemas.microsoft.com/office/word/2012/wordml" xmlns:w10="urn:schemas-microsoft-com:office:word" xmlns:wpg="http://schemas.microsoft.com/office/word/2010/wordprocessingGroup" xmlns:wpi="http://schemas.microsoft.com/office/word/2010/wordprocessingInk" xmlns:wne="http://schemas.microsoft.com/office/word/2006/wordml" xmlns:wps="http://schemas.microsoft.com/office/word/2010/wordprocessingShape" xmlns:wpsCustomData="http://www.wps.cn/officeDocument/2013/wpsCustomData" mc:Ignorable="w14 w15 wp14">
+  <w:endnote w:type="separator" w:id="0">
+    <w:p>
+      <w:pPr>
+        <w:spacing w:line="240" w:lineRule="auto"/>
+      </w:pPr>
+      <w:r>
+        <w:separator/>
+      </w:r>
+    </w:p>
+  </w:endnote>
+  <w:endnote w:type="continuationSeparator" w:id="1">
+    <w:p>
+      <w:pPr>
+        <w:spacing w:line="240" w:lineRule="auto"/>
+      </w:pPr>
+      <w:r>
+        <w:continuationSeparator/>
+      </w:r>
+    </w:p>
+  </w:endnote>
+</w:endnotes>
+</file>
+
+<file path=word/footnotes.xml><?xml version="1.0" encoding="utf-8"?>
+<w:footnotes xmlns:wpc="http://schemas.microsoft.com/office/word/2010/wordprocessingCanvas" xmlns:mc="http://schemas.openxmlformats.org/markup-compatibility/2006" xmlns:o="urn:schemas-microsoft-com:office:office" xmlns:r="http://schemas.openxmlformats.org/officeDocument/2006/relationships" xmlns:m="http://schemas.openxmlformats.org/officeDocument/2006/math" xmlns:v="urn:schemas-microsoft-com:vml" xmlns:wp14="http://schemas.microsoft.com/office/word/2010/wordprocessingDrawing" xmlns:wp="http://schemas.openxmlformats.org/drawingml/2006/wordprocessingDrawing" xmlns:w="http://schemas.openxmlformats.org/wordprocessingml/2006/main" xmlns:w14="http://schemas.microsoft.com/office/word/2010/wordml" xmlns:w15="http://schemas.microsoft.com/office/word/2012/wordml" xmlns:w10="urn:schemas-microsoft-com:office:word" xmlns:wpg="http://schemas.microsoft.com/office/word/2010/wordprocessingGroup" xmlns:wpi="http://schemas.microsoft.com/office/word/2010/wordprocessingInk" xmlns:wne="http://schemas.microsoft.com/office/word/2006/wordml" xmlns:wps="http://schemas.microsoft.com/office/word/2010/wordprocessingShape" xmlns:wpsCustomData="http://www.wps.cn/officeDocument/2013/wpsCustomData" mc:Ignorable="w14 w15 wp14">
+  <w:footnote w:type="separator" w:id="0">
+    <w:p>
+      <w:pPr>
+        <w:spacing w:line="360" w:lineRule="auto"/>
+      </w:pPr>
+      <w:r>
+        <w:separator/>
+      </w:r>
+    </w:p>
+  </w:footnote>
+  <w:footnote w:type="continuationSeparator" w:id="1">
+    <w:p>
+      <w:pPr>
+        <w:spacing w:line="360" w:lineRule="auto"/>
+      </w:pPr>
+      <w:r>
+        <w:continuationSeparator/>
+      </w:r>
+    </w:p>
+  </w:footnote>
+</w:footnotes>
+</file>
+
 <file path=word/header1.xml><?xml version="1.0" encoding="utf-8"?>
-<w:hdr xmlns:wpc="http://schemas.microsoft.com/office/word/2010/wordprocessingCanvas" xmlns:mc="http://schemas.openxmlformats.org/markup-compatibility/2006" xmlns:o="urn:schemas-microsoft-com:office:office" xmlns:r="http://schemas.openxmlformats.org/officeDocument/2006/relationships" xmlns:m="http://schemas.openxmlformats.org/officeDocument/2006/math" xmlns:v="urn:schemas-microsoft-com:vml" xmlns:wp14="http://schemas.microsoft.com/office/word/2010/wordprocessingDrawing" xmlns:wp="http://schemas.openxmlformats.org/drawingml/2006/wordprocessingDrawing" xmlns:w10="urn:schemas-microsoft-com:office:word" xmlns:w="http://schemas.openxmlformats.org/wordprocessingml/2006/main" xmlns:w14="http://schemas.microsoft.com/office/word/2010/wordml" xmlns:w15="http://schemas.microsoft.com/office/word/2012/wordml" xmlns:wne="http://schemas.microsoft.com/office/word/2006/wordml" xmlns:wpg="http://schemas.microsoft.com/office/word/2010/wordprocessingGroup" xmlns:wpi="http://schemas.microsoft.com/office/word/2010/wordprocessingInk" xmlns:wps="http://schemas.microsoft.com/office/word/2010/wordprocessingShape" mc:Ignorable="w14 w15 wp14">
+<w:hdr xmlns:wpc="http://schemas.microsoft.com/office/word/2010/wordprocessingCanvas" xmlns:mc="http://schemas.openxmlformats.org/markup-compatibility/2006" xmlns:o="urn:schemas-microsoft-com:office:office" xmlns:r="http://schemas.openxmlformats.org/officeDocument/2006/relationships" xmlns:m="http://schemas.openxmlformats.org/officeDocument/2006/math" xmlns:v="urn:schemas-microsoft-com:vml" xmlns:wp14="http://schemas.microsoft.com/office/word/2010/wordprocessingDrawing" xmlns:wp="http://schemas.openxmlformats.org/drawingml/2006/wordprocessingDrawing" xmlns:w10="urn:schemas-microsoft-com:office:word" xmlns:w="http://schemas.openxmlformats.org/wordprocessingml/2006/main" xmlns:w14="http://schemas.microsoft.com/office/word/2010/wordml" xmlns:w15="http://schemas.microsoft.com/office/word/2012/wordml" xmlns:wpg="http://schemas.microsoft.com/office/word/2010/wordprocessingGroup" xmlns:wpi="http://schemas.microsoft.com/office/word/2010/wordprocessingInk" xmlns:wne="http://schemas.microsoft.com/office/word/2006/wordml" xmlns:wps="http://schemas.microsoft.com/office/word/2010/wordprocessingShape" xmlns:wpsCustomData="http://www.wps.cn/officeDocument/2013/wpsCustomData" mc:Ignorable="w14 w15 wp14">
   <w:p>
     <w:pPr>
-      <w:pStyle w:val="Header"/>
+      <w:pStyle w:val="15"/>
       <w:pBdr>
-        <w:bottom w:val="single" w:sz="4" w:space="1" w:color="auto"/>
+        <w:bottom w:val="single" w:color="auto" w:sz="4" w:space="1"/>
       </w:pBdr>
       <w:tabs>
         <w:tab w:val="left" w:pos="335"/>
@@ -10667,27 +10811,27 @@
       </w:tabs>
       <w:jc w:val="right"/>
       <w:rPr>
-        <w:rFonts w:eastAsiaTheme="minorEastAsia" w:hint="eastAsia"/>
+        <w:rFonts w:hint="eastAsia" w:eastAsiaTheme="minorEastAsia"/>
         <w:lang w:eastAsia="zh-CN"/>
       </w:rPr>
     </w:pPr>
     <w:r>
       <w:rPr>
-        <w:rFonts w:eastAsiaTheme="minorEastAsia" w:hint="eastAsia"/>
+        <w:rFonts w:hint="eastAsia" w:eastAsiaTheme="minorEastAsia"/>
         <w:lang w:val="en-US" w:eastAsia="zh-CN"/>
       </w:rPr>
       <w:tab/>
     </w:r>
     <w:r>
       <w:rPr>
-        <w:rFonts w:eastAsiaTheme="minorEastAsia" w:hint="eastAsia"/>
+        <w:rFonts w:hint="eastAsia" w:eastAsiaTheme="minorEastAsia"/>
         <w:lang w:val="en-US" w:eastAsia="zh-CN"/>
       </w:rPr>
       <w:tab/>
     </w:r>
     <w:r>
       <w:rPr>
-        <w:rFonts w:eastAsiaTheme="minorEastAsia" w:hint="eastAsia"/>
+        <w:rFonts w:hint="eastAsia" w:eastAsiaTheme="minorEastAsia"/>
         <w:lang w:val="en-US" w:eastAsia="zh-CN"/>
       </w:rPr>
       <w:t>江西通信产业服务有限公司</w:t>
@@ -10697,15 +10841,15 @@
 </file>
 
 <file path=word/numbering.xml><?xml version="1.0" encoding="utf-8"?>
-<w:numbering xmlns:wpc="http://schemas.microsoft.com/office/word/2010/wordprocessingCanvas" xmlns:mc="http://schemas.openxmlformats.org/markup-compatibility/2006" xmlns:o="urn:schemas-microsoft-com:office:office" xmlns:r="http://schemas.openxmlformats.org/officeDocument/2006/relationships" xmlns:m="http://schemas.openxmlformats.org/officeDocument/2006/math" xmlns:v="urn:schemas-microsoft-com:vml" xmlns:wp14="http://schemas.microsoft.com/office/word/2010/wordprocessingDrawing" xmlns:wp="http://schemas.openxmlformats.org/drawingml/2006/wordprocessingDrawing" xmlns:w10="urn:schemas-microsoft-com:office:word" xmlns:w="http://schemas.openxmlformats.org/wordprocessingml/2006/main" xmlns:w14="http://schemas.microsoft.com/office/word/2010/wordml" xmlns:w15="http://schemas.microsoft.com/office/word/2012/wordml" xmlns:wne="http://schemas.microsoft.com/office/word/2006/wordml" xmlns:wpg="http://schemas.microsoft.com/office/word/2010/wordprocessingGroup" xmlns:wpi="http://schemas.microsoft.com/office/word/2010/wordprocessingInk" xmlns:wps="http://schemas.microsoft.com/office/word/2010/wordprocessingShape" mc:Ignorable="w14 w15 wp14">
+<w:numbering xmlns:wpc="http://schemas.microsoft.com/office/word/2010/wordprocessingCanvas" xmlns:mc="http://schemas.openxmlformats.org/markup-compatibility/2006" xmlns:o="urn:schemas-microsoft-com:office:office" xmlns:r="http://schemas.openxmlformats.org/officeDocument/2006/relationships" xmlns:m="http://schemas.openxmlformats.org/officeDocument/2006/math" xmlns:v="urn:schemas-microsoft-com:vml" xmlns:wp14="http://schemas.microsoft.com/office/word/2010/wordprocessingDrawing" xmlns:wp="http://schemas.openxmlformats.org/drawingml/2006/wordprocessingDrawing" xmlns:w10="urn:schemas-microsoft-com:office:word" xmlns:w="http://schemas.openxmlformats.org/wordprocessingml/2006/main" xmlns:w14="http://schemas.microsoft.com/office/word/2010/wordml" xmlns:wpg="http://schemas.microsoft.com/office/word/2010/wordprocessingGroup" xmlns:wpi="http://schemas.microsoft.com/office/word/2010/wordprocessingInk" xmlns:wne="http://schemas.microsoft.com/office/word/2006/wordml" xmlns:wps="http://schemas.microsoft.com/office/word/2010/wordprocessingShape" xmlns:wpsCustomData="http://www.wps.cn/officeDocument/2013/wpsCustomData" mc:Ignorable="w14 wp14">
   <w:abstractNum w:abstractNumId="0">
     <w:nsid w:val="8E964DCE"/>
     <w:multiLevelType w:val="multilevel"/>
     <w:tmpl w:val="8E964DCE"/>
-    <w:lvl w:ilvl="0">
+    <w:lvl w:ilvl="0" w:tentative="0">
       <w:start w:val="1"/>
       <w:numFmt w:val="decimal"/>
-      <w:pStyle w:val="Heading1"/>
+      <w:pStyle w:val="2"/>
       <w:lvlText w:val="%1."/>
       <w:lvlJc w:val="left"/>
       <w:pPr>
@@ -10715,10 +10859,10 @@
         <w:rFonts w:hint="default"/>
       </w:rPr>
     </w:lvl>
-    <w:lvl w:ilvl="1">
+    <w:lvl w:ilvl="1" w:tentative="0">
       <w:start w:val="1"/>
       <w:numFmt w:val="decimal"/>
-      <w:pStyle w:val="Heading2"/>
+      <w:pStyle w:val="3"/>
       <w:lvlText w:val="%1.%2."/>
       <w:lvlJc w:val="left"/>
       <w:pPr>
@@ -10728,10 +10872,10 @@
         <w:rFonts w:hint="default"/>
       </w:rPr>
     </w:lvl>
-    <w:lvl w:ilvl="2">
+    <w:lvl w:ilvl="2" w:tentative="0">
       <w:start w:val="1"/>
       <w:numFmt w:val="decimal"/>
-      <w:pStyle w:val="Heading3"/>
+      <w:pStyle w:val="4"/>
       <w:lvlText w:val="%1.%2.%3."/>
       <w:lvlJc w:val="left"/>
       <w:pPr>
@@ -10741,10 +10885,10 @@
         <w:rFonts w:hint="default"/>
       </w:rPr>
     </w:lvl>
-    <w:lvl w:ilvl="3">
+    <w:lvl w:ilvl="3" w:tentative="0">
       <w:start w:val="1"/>
       <w:numFmt w:val="decimal"/>
-      <w:pStyle w:val="Heading4"/>
+      <w:pStyle w:val="5"/>
       <w:lvlText w:val="%1.%2.%3.%4."/>
       <w:lvlJc w:val="left"/>
       <w:pPr>
@@ -10754,10 +10898,10 @@
         <w:rFonts w:hint="default"/>
       </w:rPr>
     </w:lvl>
-    <w:lvl w:ilvl="4">
+    <w:lvl w:ilvl="4" w:tentative="0">
       <w:start w:val="1"/>
       <w:numFmt w:val="decimal"/>
-      <w:pStyle w:val="Heading5"/>
+      <w:pStyle w:val="6"/>
       <w:lvlText w:val="%1.%2.%3.%4.%5."/>
       <w:lvlJc w:val="left"/>
       <w:pPr>
@@ -10767,10 +10911,10 @@
         <w:rFonts w:hint="default"/>
       </w:rPr>
     </w:lvl>
-    <w:lvl w:ilvl="5">
+    <w:lvl w:ilvl="5" w:tentative="0">
       <w:start w:val="1"/>
       <w:numFmt w:val="decimal"/>
-      <w:pStyle w:val="Heading6"/>
+      <w:pStyle w:val="7"/>
       <w:lvlText w:val="%1.%2.%3.%4.%5.%6."/>
       <w:lvlJc w:val="left"/>
       <w:pPr>
@@ -10780,10 +10924,10 @@
         <w:rFonts w:hint="default"/>
       </w:rPr>
     </w:lvl>
-    <w:lvl w:ilvl="6">
+    <w:lvl w:ilvl="6" w:tentative="0">
       <w:start w:val="1"/>
       <w:numFmt w:val="decimal"/>
-      <w:pStyle w:val="Heading7"/>
+      <w:pStyle w:val="8"/>
       <w:lvlText w:val="%1.%2.%3.%4.%5.%6.%7."/>
       <w:lvlJc w:val="left"/>
       <w:pPr>
@@ -10793,10 +10937,10 @@
         <w:rFonts w:hint="default"/>
       </w:rPr>
     </w:lvl>
-    <w:lvl w:ilvl="7">
+    <w:lvl w:ilvl="7" w:tentative="0">
       <w:start w:val="1"/>
       <w:numFmt w:val="decimal"/>
-      <w:pStyle w:val="Heading8"/>
+      <w:pStyle w:val="9"/>
       <w:lvlText w:val="%1.%2.%3.%4.%5.%6.%7.%8."/>
       <w:lvlJc w:val="left"/>
       <w:pPr>
@@ -10806,10 +10950,10 @@
         <w:rFonts w:hint="default"/>
       </w:rPr>
     </w:lvl>
-    <w:lvl w:ilvl="8">
+    <w:lvl w:ilvl="8" w:tentative="0">
       <w:start w:val="1"/>
       <w:numFmt w:val="decimal"/>
-      <w:pStyle w:val="Heading9"/>
+      <w:pStyle w:val="10"/>
       <w:lvlText w:val="%1.%2.%3.%4.%5.%6.%7.%8.%9."/>
       <w:lvlJc w:val="left"/>
       <w:pPr>
@@ -10827,267 +10971,269 @@
 </file>
 
 <file path=word/styles.xml><?xml version="1.0" encoding="utf-8"?>
-<w:styles xmlns:mc="http://schemas.openxmlformats.org/markup-compatibility/2006" xmlns:r="http://schemas.openxmlformats.org/officeDocument/2006/relationships" xmlns:w="http://schemas.openxmlformats.org/wordprocessingml/2006/main" xmlns:w14="http://schemas.microsoft.com/office/word/2010/wordml" xmlns:w15="http://schemas.microsoft.com/office/word/2012/wordml" mc:Ignorable="w14 w15">
+<w:styles xmlns:mc="http://schemas.openxmlformats.org/markup-compatibility/2006" xmlns:o="urn:schemas-microsoft-com:office:office" xmlns:r="http://schemas.openxmlformats.org/officeDocument/2006/relationships" xmlns:m="http://schemas.openxmlformats.org/officeDocument/2006/math" xmlns:v="urn:schemas-microsoft-com:vml" xmlns:w="http://schemas.openxmlformats.org/wordprocessingml/2006/main" xmlns:w14="http://schemas.microsoft.com/office/word/2010/wordml" xmlns:w10="urn:schemas-microsoft-com:office:word" xmlns:sl="http://schemas.openxmlformats.org/schemaLibrary/2006/main" xmlns:wpsCustomData="http://www.wps.cn/officeDocument/2013/wpsCustomData" mc:Ignorable="w14">
   <w:docDefaults>
     <w:rPrDefault>
       <w:rPr>
-        <w:rFonts w:ascii="Times New Roman" w:eastAsia="宋体" w:hAnsi="Times New Roman" w:cs="Times New Roman"/>
+        <w:rFonts w:ascii="Times New Roman" w:hAnsi="Times New Roman" w:eastAsia="宋体" w:cs="Times New Roman"/>
       </w:rPr>
     </w:rPrDefault>
     <w:pPrDefault/>
   </w:docDefaults>
-  <w:latentStyles w:defLockedState="0" w:defUIPriority="99" w:defSemiHidden="1" w:defUnhideWhenUsed="1" w:defQFormat="0" w:count="260">
-    <w:lsdException w:name="Normal" w:semiHidden="0" w:uiPriority="0" w:unhideWhenUsed="0" w:qFormat="1"/>
-    <w:lsdException w:name="heading 1" w:semiHidden="0" w:uiPriority="0" w:unhideWhenUsed="0" w:qFormat="1"/>
-    <w:lsdException w:name="heading 2" w:semiHidden="0" w:uiPriority="0" w:qFormat="1"/>
-    <w:lsdException w:name="heading 3" w:uiPriority="0" w:qFormat="1"/>
-    <w:lsdException w:name="heading 4" w:semiHidden="0" w:uiPriority="0" w:qFormat="1"/>
-    <w:lsdException w:name="heading 5" w:uiPriority="0" w:qFormat="1"/>
-    <w:lsdException w:name="heading 6" w:uiPriority="0" w:qFormat="1"/>
-    <w:lsdException w:name="heading 7" w:uiPriority="0" w:qFormat="1"/>
-    <w:lsdException w:name="heading 8" w:uiPriority="0" w:qFormat="1"/>
-    <w:lsdException w:name="heading 9" w:uiPriority="0" w:qFormat="1"/>
-    <w:lsdException w:name="index 1" w:semiHidden="0" w:uiPriority="0" w:unhideWhenUsed="0"/>
-    <w:lsdException w:name="index 2" w:semiHidden="0" w:uiPriority="0" w:unhideWhenUsed="0"/>
-    <w:lsdException w:name="index 3" w:semiHidden="0" w:uiPriority="0" w:unhideWhenUsed="0"/>
-    <w:lsdException w:name="index 4" w:semiHidden="0" w:uiPriority="0" w:unhideWhenUsed="0"/>
-    <w:lsdException w:name="index 5" w:semiHidden="0" w:uiPriority="0" w:unhideWhenUsed="0"/>
-    <w:lsdException w:name="index 6" w:semiHidden="0" w:uiPriority="0" w:unhideWhenUsed="0"/>
-    <w:lsdException w:name="index 7" w:semiHidden="0" w:uiPriority="0" w:unhideWhenUsed="0"/>
-    <w:lsdException w:name="index 8" w:semiHidden="0" w:uiPriority="0" w:unhideWhenUsed="0"/>
-    <w:lsdException w:name="index 9" w:semiHidden="0" w:uiPriority="0" w:unhideWhenUsed="0"/>
-    <w:lsdException w:name="toc 1" w:semiHidden="0" w:uiPriority="0" w:unhideWhenUsed="0" w:qFormat="1"/>
-    <w:lsdException w:name="toc 2" w:semiHidden="0" w:uiPriority="0" w:unhideWhenUsed="0" w:qFormat="1"/>
-    <w:lsdException w:name="toc 3" w:semiHidden="0" w:uiPriority="0" w:unhideWhenUsed="0" w:qFormat="1"/>
-    <w:lsdException w:name="toc 4" w:semiHidden="0" w:uiPriority="0" w:unhideWhenUsed="0"/>
-    <w:lsdException w:name="toc 5" w:semiHidden="0" w:uiPriority="0" w:unhideWhenUsed="0"/>
-    <w:lsdException w:name="toc 6" w:semiHidden="0" w:uiPriority="0" w:unhideWhenUsed="0"/>
-    <w:lsdException w:name="toc 7" w:semiHidden="0" w:uiPriority="0" w:unhideWhenUsed="0"/>
-    <w:lsdException w:name="toc 8" w:semiHidden="0" w:uiPriority="0" w:unhideWhenUsed="0"/>
-    <w:lsdException w:name="toc 9" w:semiHidden="0" w:uiPriority="0" w:unhideWhenUsed="0"/>
-    <w:lsdException w:name="Normal Indent" w:semiHidden="0" w:uiPriority="0" w:unhideWhenUsed="0"/>
-    <w:lsdException w:name="footnote text" w:semiHidden="0" w:uiPriority="0" w:unhideWhenUsed="0"/>
-    <w:lsdException w:name="annotation text" w:semiHidden="0" w:uiPriority="0" w:unhideWhenUsed="0" w:qFormat="1"/>
-    <w:lsdException w:name="header" w:semiHidden="0" w:uiPriority="0" w:unhideWhenUsed="0" w:qFormat="1"/>
-    <w:lsdException w:name="footer" w:semiHidden="0" w:uiPriority="0" w:unhideWhenUsed="0" w:qFormat="1"/>
-    <w:lsdException w:name="index heading" w:semiHidden="0" w:uiPriority="0" w:unhideWhenUsed="0"/>
-    <w:lsdException w:name="caption" w:uiPriority="0" w:qFormat="1"/>
-    <w:lsdException w:name="table of figures" w:semiHidden="0" w:uiPriority="0" w:unhideWhenUsed="0"/>
-    <w:lsdException w:name="envelope address" w:semiHidden="0" w:uiPriority="0" w:unhideWhenUsed="0"/>
-    <w:lsdException w:name="envelope return" w:semiHidden="0" w:uiPriority="0" w:unhideWhenUsed="0"/>
-    <w:lsdException w:name="footnote reference" w:semiHidden="0" w:uiPriority="0" w:unhideWhenUsed="0"/>
-    <w:lsdException w:name="annotation reference" w:semiHidden="0" w:uiPriority="0" w:unhideWhenUsed="0"/>
-    <w:lsdException w:name="line number" w:semiHidden="0" w:uiPriority="0" w:unhideWhenUsed="0"/>
-    <w:lsdException w:name="page number" w:semiHidden="0" w:uiPriority="0" w:unhideWhenUsed="0"/>
-    <w:lsdException w:name="endnote reference" w:semiHidden="0" w:uiPriority="0" w:unhideWhenUsed="0"/>
-    <w:lsdException w:name="endnote text" w:semiHidden="0" w:uiPriority="0" w:unhideWhenUsed="0"/>
-    <w:lsdException w:name="table of authorities" w:semiHidden="0" w:uiPriority="0" w:unhideWhenUsed="0"/>
-    <w:lsdException w:name="macro" w:semiHidden="0" w:uiPriority="0" w:unhideWhenUsed="0"/>
-    <w:lsdException w:name="toa heading" w:semiHidden="0" w:uiPriority="0" w:unhideWhenUsed="0"/>
-    <w:lsdException w:name="List" w:semiHidden="0" w:uiPriority="0" w:unhideWhenUsed="0"/>
-    <w:lsdException w:name="List Bullet" w:semiHidden="0" w:uiPriority="0" w:unhideWhenUsed="0"/>
-    <w:lsdException w:name="List Number" w:semiHidden="0" w:uiPriority="0" w:unhideWhenUsed="0"/>
-    <w:lsdException w:name="List 2" w:semiHidden="0" w:uiPriority="0" w:unhideWhenUsed="0"/>
-    <w:lsdException w:name="List 3" w:semiHidden="0" w:uiPriority="0" w:unhideWhenUsed="0"/>
-    <w:lsdException w:name="List 4" w:semiHidden="0" w:uiPriority="0" w:unhideWhenUsed="0"/>
-    <w:lsdException w:name="List 5" w:semiHidden="0" w:uiPriority="0" w:unhideWhenUsed="0"/>
-    <w:lsdException w:name="List Bullet 2" w:semiHidden="0" w:uiPriority="0" w:unhideWhenUsed="0"/>
-    <w:lsdException w:name="List Bullet 3" w:semiHidden="0" w:uiPriority="0" w:unhideWhenUsed="0"/>
-    <w:lsdException w:name="List Bullet 4" w:semiHidden="0" w:uiPriority="0" w:unhideWhenUsed="0"/>
-    <w:lsdException w:name="List Bullet 5" w:semiHidden="0" w:uiPriority="0" w:unhideWhenUsed="0"/>
-    <w:lsdException w:name="List Number 2" w:semiHidden="0" w:uiPriority="0" w:unhideWhenUsed="0"/>
-    <w:lsdException w:name="List Number 3" w:semiHidden="0" w:uiPriority="0" w:unhideWhenUsed="0"/>
-    <w:lsdException w:name="List Number 4" w:semiHidden="0" w:uiPriority="0" w:unhideWhenUsed="0"/>
-    <w:lsdException w:name="List Number 5" w:semiHidden="0" w:uiPriority="0" w:unhideWhenUsed="0"/>
-    <w:lsdException w:name="Title" w:semiHidden="0" w:uiPriority="0" w:unhideWhenUsed="0" w:qFormat="1"/>
-    <w:lsdException w:name="Closing" w:semiHidden="0" w:uiPriority="0" w:unhideWhenUsed="0"/>
-    <w:lsdException w:name="Signature" w:semiHidden="0" w:uiPriority="0" w:unhideWhenUsed="0"/>
-    <w:lsdException w:name="Default Paragraph Font" w:uiPriority="0" w:unhideWhenUsed="0" w:qFormat="1"/>
-    <w:lsdException w:name="Body Text" w:uiPriority="0" w:unhideWhenUsed="0" w:qFormat="1"/>
-    <w:lsdException w:name="Body Text Indent" w:semiHidden="0" w:uiPriority="0" w:unhideWhenUsed="0"/>
-    <w:lsdException w:name="List Continue" w:semiHidden="0" w:uiPriority="0" w:unhideWhenUsed="0"/>
-    <w:lsdException w:name="List Continue 2" w:semiHidden="0" w:uiPriority="0" w:unhideWhenUsed="0"/>
-    <w:lsdException w:name="List Continue 3" w:semiHidden="0" w:uiPriority="0" w:unhideWhenUsed="0"/>
-    <w:lsdException w:name="List Continue 4" w:semiHidden="0" w:uiPriority="0" w:unhideWhenUsed="0"/>
-    <w:lsdException w:name="List Continue 5" w:semiHidden="0" w:uiPriority="0" w:unhideWhenUsed="0"/>
-    <w:lsdException w:name="Message Header" w:semiHidden="0" w:uiPriority="0" w:unhideWhenUsed="0"/>
-    <w:lsdException w:name="Subtitle" w:semiHidden="0" w:uiPriority="0" w:unhideWhenUsed="0" w:qFormat="1"/>
-    <w:lsdException w:name="Salutation" w:semiHidden="0" w:uiPriority="0" w:unhideWhenUsed="0"/>
-    <w:lsdException w:name="Date" w:semiHidden="0" w:uiPriority="0" w:unhideWhenUsed="0"/>
-    <w:lsdException w:name="Body Text First Indent" w:semiHidden="0" w:uiPriority="0" w:unhideWhenUsed="0"/>
-    <w:lsdException w:name="Body Text First Indent 2" w:semiHidden="0" w:uiPriority="0" w:unhideWhenUsed="0"/>
-    <w:lsdException w:name="Body Text 2" w:semiHidden="0" w:uiPriority="0" w:unhideWhenUsed="0"/>
-    <w:lsdException w:name="Body Text 3" w:semiHidden="0" w:uiPriority="0" w:unhideWhenUsed="0"/>
-    <w:lsdException w:name="Body Text Indent 2" w:semiHidden="0" w:uiPriority="0" w:unhideWhenUsed="0"/>
-    <w:lsdException w:name="Body Text Indent 3" w:semiHidden="0" w:uiPriority="0" w:unhideWhenUsed="0"/>
-    <w:lsdException w:name="Block Text" w:semiHidden="0" w:uiPriority="0" w:unhideWhenUsed="0"/>
-    <w:lsdException w:name="Hyperlink" w:semiHidden="0" w:uiPriority="0" w:unhideWhenUsed="0"/>
-    <w:lsdException w:name="FollowedHyperlink" w:semiHidden="0" w:uiPriority="0" w:unhideWhenUsed="0"/>
-    <w:lsdException w:name="Strong" w:semiHidden="0" w:uiPriority="0" w:unhideWhenUsed="0" w:qFormat="1"/>
-    <w:lsdException w:name="Emphasis" w:semiHidden="0" w:uiPriority="0" w:unhideWhenUsed="0" w:qFormat="1"/>
-    <w:lsdException w:name="Document Map" w:semiHidden="0" w:uiPriority="0" w:unhideWhenUsed="0"/>
-    <w:lsdException w:name="Plain Text" w:semiHidden="0" w:uiPriority="0" w:unhideWhenUsed="0"/>
-    <w:lsdException w:name="E-mail Signature" w:semiHidden="0" w:uiPriority="0" w:unhideWhenUsed="0"/>
-    <w:lsdException w:name="Normal (Web)" w:semiHidden="0" w:uiPriority="0" w:unhideWhenUsed="0" w:qFormat="1"/>
-    <w:lsdException w:name="HTML Acronym" w:semiHidden="0" w:uiPriority="0" w:unhideWhenUsed="0"/>
-    <w:lsdException w:name="HTML Address" w:semiHidden="0" w:uiPriority="0" w:unhideWhenUsed="0"/>
-    <w:lsdException w:name="HTML Cite" w:semiHidden="0" w:uiPriority="0" w:unhideWhenUsed="0"/>
-    <w:lsdException w:name="HTML Code" w:semiHidden="0" w:uiPriority="0" w:unhideWhenUsed="0"/>
-    <w:lsdException w:name="HTML Definition" w:semiHidden="0" w:uiPriority="0" w:unhideWhenUsed="0"/>
-    <w:lsdException w:name="HTML Keyboard" w:semiHidden="0" w:uiPriority="0" w:unhideWhenUsed="0"/>
-    <w:lsdException w:name="HTML Preformatted" w:semiHidden="0" w:uiPriority="0" w:unhideWhenUsed="0"/>
-    <w:lsdException w:name="HTML Sample" w:semiHidden="0" w:uiPriority="0" w:unhideWhenUsed="0"/>
-    <w:lsdException w:name="HTML Typewriter" w:semiHidden="0" w:uiPriority="0" w:unhideWhenUsed="0"/>
-    <w:lsdException w:name="HTML Variable" w:semiHidden="0" w:uiPriority="0" w:unhideWhenUsed="0"/>
-    <w:lsdException w:name="Normal Table" w:uiPriority="0" w:unhideWhenUsed="0" w:qFormat="1"/>
-    <w:lsdException w:name="annotation subject" w:semiHidden="0" w:uiPriority="0" w:unhideWhenUsed="0"/>
-    <w:lsdException w:name="Table Simple 1" w:semiHidden="0" w:uiPriority="0" w:unhideWhenUsed="0"/>
-    <w:lsdException w:name="Table Simple 2" w:semiHidden="0" w:uiPriority="0" w:unhideWhenUsed="0"/>
-    <w:lsdException w:name="Table Simple 3" w:semiHidden="0" w:uiPriority="0" w:unhideWhenUsed="0"/>
-    <w:lsdException w:name="Table Classic 1" w:semiHidden="0" w:uiPriority="0" w:unhideWhenUsed="0"/>
-    <w:lsdException w:name="Table Classic 2" w:semiHidden="0" w:uiPriority="0" w:unhideWhenUsed="0"/>
-    <w:lsdException w:name="Table Classic 3" w:semiHidden="0" w:uiPriority="0" w:unhideWhenUsed="0"/>
-    <w:lsdException w:name="Table Classic 4" w:semiHidden="0" w:uiPriority="0" w:unhideWhenUsed="0"/>
-    <w:lsdException w:name="Table Colorful 1" w:semiHidden="0" w:uiPriority="0" w:unhideWhenUsed="0"/>
-    <w:lsdException w:name="Table Colorful 2" w:semiHidden="0" w:uiPriority="0" w:unhideWhenUsed="0"/>
-    <w:lsdException w:name="Table Colorful 3" w:semiHidden="0" w:uiPriority="0" w:unhideWhenUsed="0"/>
-    <w:lsdException w:name="Table Columns 1" w:semiHidden="0" w:uiPriority="0" w:unhideWhenUsed="0"/>
-    <w:lsdException w:name="Table Columns 2" w:semiHidden="0" w:uiPriority="0" w:unhideWhenUsed="0"/>
-    <w:lsdException w:name="Table Columns 3" w:semiHidden="0" w:uiPriority="0" w:unhideWhenUsed="0"/>
-    <w:lsdException w:name="Table Columns 4" w:semiHidden="0" w:uiPriority="0" w:unhideWhenUsed="0"/>
-    <w:lsdException w:name="Table Columns 5" w:semiHidden="0" w:uiPriority="0" w:unhideWhenUsed="0"/>
-    <w:lsdException w:name="Table Grid 1" w:semiHidden="0" w:uiPriority="0" w:unhideWhenUsed="0"/>
-    <w:lsdException w:name="Table Grid 2" w:semiHidden="0" w:uiPriority="0" w:unhideWhenUsed="0"/>
-    <w:lsdException w:name="Table Grid 3" w:semiHidden="0" w:uiPriority="0" w:unhideWhenUsed="0"/>
-    <w:lsdException w:name="Table Grid 4" w:semiHidden="0" w:uiPriority="0" w:unhideWhenUsed="0"/>
-    <w:lsdException w:name="Table Grid 5" w:semiHidden="0" w:uiPriority="0" w:unhideWhenUsed="0"/>
-    <w:lsdException w:name="Table Grid 6" w:semiHidden="0" w:uiPriority="0" w:unhideWhenUsed="0"/>
-    <w:lsdException w:name="Table Grid 7" w:semiHidden="0" w:uiPriority="0" w:unhideWhenUsed="0"/>
-    <w:lsdException w:name="Table Grid 8" w:semiHidden="0" w:uiPriority="0" w:unhideWhenUsed="0"/>
-    <w:lsdException w:name="Table List 1" w:semiHidden="0" w:uiPriority="0" w:unhideWhenUsed="0"/>
-    <w:lsdException w:name="Table List 2" w:semiHidden="0" w:uiPriority="0" w:unhideWhenUsed="0"/>
-    <w:lsdException w:name="Table List 3" w:semiHidden="0" w:uiPriority="0" w:unhideWhenUsed="0"/>
-    <w:lsdException w:name="Table List 4" w:semiHidden="0" w:uiPriority="0" w:unhideWhenUsed="0"/>
-    <w:lsdException w:name="Table List 5" w:semiHidden="0" w:uiPriority="0" w:unhideWhenUsed="0"/>
-    <w:lsdException w:name="Table List 6" w:semiHidden="0" w:uiPriority="0" w:unhideWhenUsed="0"/>
-    <w:lsdException w:name="Table List 7" w:semiHidden="0" w:uiPriority="0" w:unhideWhenUsed="0"/>
-    <w:lsdException w:name="Table List 8" w:semiHidden="0" w:uiPriority="0" w:unhideWhenUsed="0"/>
-    <w:lsdException w:name="Table 3D effects 1" w:semiHidden="0" w:uiPriority="0" w:unhideWhenUsed="0"/>
-    <w:lsdException w:name="Table 3D effects 2" w:semiHidden="0" w:uiPriority="0" w:unhideWhenUsed="0"/>
-    <w:lsdException w:name="Table 3D effects 3" w:semiHidden="0" w:uiPriority="0" w:unhideWhenUsed="0"/>
-    <w:lsdException w:name="Table Contemporary" w:semiHidden="0" w:uiPriority="0" w:unhideWhenUsed="0"/>
-    <w:lsdException w:name="Table Elegant" w:semiHidden="0" w:uiPriority="0" w:unhideWhenUsed="0"/>
-    <w:lsdException w:name="Table Professional" w:semiHidden="0" w:uiPriority="0" w:unhideWhenUsed="0"/>
-    <w:lsdException w:name="Table Subtle 1" w:semiHidden="0" w:uiPriority="0" w:unhideWhenUsed="0"/>
-    <w:lsdException w:name="Table Subtle 2" w:semiHidden="0" w:uiPriority="0" w:unhideWhenUsed="0"/>
-    <w:lsdException w:name="Table Web 1" w:semiHidden="0" w:uiPriority="0" w:unhideWhenUsed="0"/>
-    <w:lsdException w:name="Table Web 2" w:semiHidden="0" w:uiPriority="0" w:unhideWhenUsed="0"/>
-    <w:lsdException w:name="Table Web 3" w:semiHidden="0" w:uiPriority="0" w:unhideWhenUsed="0"/>
-    <w:lsdException w:name="Balloon Text" w:semiHidden="0" w:uiPriority="0" w:unhideWhenUsed="0"/>
-    <w:lsdException w:name="Table Grid" w:semiHidden="0" w:uiPriority="0" w:unhideWhenUsed="0" w:qFormat="1"/>
-    <w:lsdException w:name="Table Theme" w:semiHidden="0" w:uiPriority="0" w:unhideWhenUsed="0"/>
-    <w:lsdException w:name="Light Shading" w:semiHidden="0" w:uiPriority="60" w:unhideWhenUsed="0"/>
-    <w:lsdException w:name="Light List" w:semiHidden="0" w:uiPriority="61" w:unhideWhenUsed="0"/>
-    <w:lsdException w:name="Light Grid" w:semiHidden="0" w:uiPriority="62" w:unhideWhenUsed="0"/>
-    <w:lsdException w:name="Medium Shading 1" w:semiHidden="0" w:uiPriority="63" w:unhideWhenUsed="0"/>
-    <w:lsdException w:name="Medium Shading 2" w:semiHidden="0" w:uiPriority="64" w:unhideWhenUsed="0"/>
-    <w:lsdException w:name="Medium List 1" w:semiHidden="0" w:uiPriority="65" w:unhideWhenUsed="0"/>
-    <w:lsdException w:name="Medium List 2" w:semiHidden="0" w:uiPriority="66" w:unhideWhenUsed="0"/>
-    <w:lsdException w:name="Medium Grid 1" w:semiHidden="0" w:uiPriority="67" w:unhideWhenUsed="0"/>
-    <w:lsdException w:name="Medium Grid 2" w:semiHidden="0" w:uiPriority="68" w:unhideWhenUsed="0"/>
-    <w:lsdException w:name="Medium Grid 3" w:semiHidden="0" w:uiPriority="69" w:unhideWhenUsed="0"/>
-    <w:lsdException w:name="Dark List" w:semiHidden="0" w:uiPriority="70" w:unhideWhenUsed="0"/>
-    <w:lsdException w:name="Colorful Shading" w:semiHidden="0" w:uiPriority="71" w:unhideWhenUsed="0"/>
-    <w:lsdException w:name="Colorful List" w:semiHidden="0" w:uiPriority="72" w:unhideWhenUsed="0"/>
-    <w:lsdException w:name="Colorful Grid" w:semiHidden="0" w:uiPriority="73" w:unhideWhenUsed="0"/>
-    <w:lsdException w:name="Light Shading Accent 1" w:semiHidden="0" w:uiPriority="60" w:unhideWhenUsed="0"/>
-    <w:lsdException w:name="Light List Accent 1" w:semiHidden="0" w:uiPriority="61" w:unhideWhenUsed="0"/>
-    <w:lsdException w:name="Light Grid Accent 1" w:semiHidden="0" w:uiPriority="62" w:unhideWhenUsed="0"/>
-    <w:lsdException w:name="Medium Shading 1 Accent 1" w:semiHidden="0" w:uiPriority="63" w:unhideWhenUsed="0"/>
-    <w:lsdException w:name="Medium Shading 2 Accent 1" w:semiHidden="0" w:uiPriority="64" w:unhideWhenUsed="0"/>
-    <w:lsdException w:name="Medium List 1 Accent 1" w:semiHidden="0" w:uiPriority="65" w:unhideWhenUsed="0"/>
-    <w:lsdException w:name="Medium List 2 Accent 1" w:semiHidden="0" w:uiPriority="66" w:unhideWhenUsed="0"/>
-    <w:lsdException w:name="Medium Grid 1 Accent 1" w:semiHidden="0" w:uiPriority="67" w:unhideWhenUsed="0"/>
-    <w:lsdException w:name="Medium Grid 2 Accent 1" w:semiHidden="0" w:uiPriority="68" w:unhideWhenUsed="0"/>
-    <w:lsdException w:name="Medium Grid 3 Accent 1" w:semiHidden="0" w:uiPriority="69" w:unhideWhenUsed="0"/>
-    <w:lsdException w:name="Dark List Accent 1" w:semiHidden="0" w:uiPriority="70" w:unhideWhenUsed="0"/>
-    <w:lsdException w:name="Colorful Shading Accent 1" w:semiHidden="0" w:uiPriority="71" w:unhideWhenUsed="0"/>
-    <w:lsdException w:name="Colorful List Accent 1" w:semiHidden="0" w:uiPriority="72" w:unhideWhenUsed="0"/>
-    <w:lsdException w:name="Colorful Grid Accent 1" w:semiHidden="0" w:uiPriority="73" w:unhideWhenUsed="0"/>
-    <w:lsdException w:name="Light Shading Accent 2" w:semiHidden="0" w:uiPriority="60" w:unhideWhenUsed="0"/>
-    <w:lsdException w:name="Light List Accent 2" w:semiHidden="0" w:uiPriority="61" w:unhideWhenUsed="0"/>
-    <w:lsdException w:name="Light Grid Accent 2" w:semiHidden="0" w:uiPriority="62" w:unhideWhenUsed="0"/>
-    <w:lsdException w:name="Medium Shading 1 Accent 2" w:semiHidden="0" w:uiPriority="63" w:unhideWhenUsed="0"/>
-    <w:lsdException w:name="Medium Shading 2 Accent 2" w:semiHidden="0" w:uiPriority="64" w:unhideWhenUsed="0"/>
-    <w:lsdException w:name="Medium List 1 Accent 2" w:semiHidden="0" w:uiPriority="65" w:unhideWhenUsed="0"/>
-    <w:lsdException w:name="Medium List 2 Accent 2" w:semiHidden="0" w:uiPriority="66" w:unhideWhenUsed="0"/>
-    <w:lsdException w:name="Medium Grid 1 Accent 2" w:semiHidden="0" w:uiPriority="67" w:unhideWhenUsed="0"/>
-    <w:lsdException w:name="Medium Grid 2 Accent 2" w:semiHidden="0" w:uiPriority="68" w:unhideWhenUsed="0"/>
-    <w:lsdException w:name="Medium Grid 3 Accent 2" w:semiHidden="0" w:uiPriority="69" w:unhideWhenUsed="0"/>
-    <w:lsdException w:name="Dark List Accent 2" w:semiHidden="0" w:uiPriority="70" w:unhideWhenUsed="0"/>
-    <w:lsdException w:name="Colorful Shading Accent 2" w:semiHidden="0" w:uiPriority="71" w:unhideWhenUsed="0"/>
-    <w:lsdException w:name="Colorful List Accent 2" w:semiHidden="0" w:uiPriority="72" w:unhideWhenUsed="0"/>
-    <w:lsdException w:name="Colorful Grid Accent 2" w:semiHidden="0" w:uiPriority="73" w:unhideWhenUsed="0"/>
-    <w:lsdException w:name="Light Shading Accent 3" w:semiHidden="0" w:uiPriority="60" w:unhideWhenUsed="0"/>
-    <w:lsdException w:name="Light List Accent 3" w:semiHidden="0" w:uiPriority="61" w:unhideWhenUsed="0"/>
-    <w:lsdException w:name="Light Grid Accent 3" w:semiHidden="0" w:uiPriority="62" w:unhideWhenUsed="0"/>
-    <w:lsdException w:name="Medium Shading 1 Accent 3" w:semiHidden="0" w:uiPriority="63" w:unhideWhenUsed="0"/>
-    <w:lsdException w:name="Medium Shading 2 Accent 3" w:semiHidden="0" w:uiPriority="64" w:unhideWhenUsed="0"/>
-    <w:lsdException w:name="Medium List 1 Accent 3" w:semiHidden="0" w:uiPriority="65" w:unhideWhenUsed="0"/>
-    <w:lsdException w:name="Medium List 2 Accent 3" w:semiHidden="0" w:uiPriority="66" w:unhideWhenUsed="0"/>
-    <w:lsdException w:name="Medium Grid 1 Accent 3" w:semiHidden="0" w:uiPriority="67" w:unhideWhenUsed="0"/>
-    <w:lsdException w:name="Medium Grid 2 Accent 3" w:semiHidden="0" w:uiPriority="68" w:unhideWhenUsed="0"/>
-    <w:lsdException w:name="Medium Grid 3 Accent 3" w:semiHidden="0" w:uiPriority="69" w:unhideWhenUsed="0"/>
-    <w:lsdException w:name="Dark List Accent 3" w:semiHidden="0" w:uiPriority="70" w:unhideWhenUsed="0"/>
-    <w:lsdException w:name="Colorful Shading Accent 3" w:semiHidden="0" w:uiPriority="71" w:unhideWhenUsed="0"/>
-    <w:lsdException w:name="Colorful List Accent 3" w:semiHidden="0" w:uiPriority="72" w:unhideWhenUsed="0"/>
-    <w:lsdException w:name="Colorful Grid Accent 3" w:semiHidden="0" w:uiPriority="73" w:unhideWhenUsed="0"/>
-    <w:lsdException w:name="Light Shading Accent 4" w:semiHidden="0" w:uiPriority="60" w:unhideWhenUsed="0"/>
-    <w:lsdException w:name="Light List Accent 4" w:semiHidden="0" w:uiPriority="61" w:unhideWhenUsed="0"/>
-    <w:lsdException w:name="Light Grid Accent 4" w:semiHidden="0" w:uiPriority="62" w:unhideWhenUsed="0"/>
-    <w:lsdException w:name="Medium Shading 1 Accent 4" w:semiHidden="0" w:uiPriority="63" w:unhideWhenUsed="0"/>
-    <w:lsdException w:name="Medium Shading 2 Accent 4" w:semiHidden="0" w:uiPriority="64" w:unhideWhenUsed="0"/>
-    <w:lsdException w:name="Medium List 1 Accent 4" w:semiHidden="0" w:uiPriority="65" w:unhideWhenUsed="0"/>
-    <w:lsdException w:name="Medium List 2 Accent 4" w:semiHidden="0" w:uiPriority="66" w:unhideWhenUsed="0"/>
-    <w:lsdException w:name="Medium Grid 1 Accent 4" w:semiHidden="0" w:uiPriority="67" w:unhideWhenUsed="0"/>
-    <w:lsdException w:name="Medium Grid 2 Accent 4" w:semiHidden="0" w:uiPriority="68" w:unhideWhenUsed="0"/>
-    <w:lsdException w:name="Medium Grid 3 Accent 4" w:semiHidden="0" w:uiPriority="69" w:unhideWhenUsed="0"/>
-    <w:lsdException w:name="Dark List Accent 4" w:semiHidden="0" w:uiPriority="70" w:unhideWhenUsed="0"/>
-    <w:lsdException w:name="Colorful Shading Accent 4" w:semiHidden="0" w:uiPriority="71" w:unhideWhenUsed="0"/>
-    <w:lsdException w:name="Colorful List Accent 4" w:semiHidden="0" w:uiPriority="72" w:unhideWhenUsed="0"/>
-    <w:lsdException w:name="Colorful Grid Accent 4" w:semiHidden="0" w:uiPriority="73" w:unhideWhenUsed="0"/>
-    <w:lsdException w:name="Light Shading Accent 5" w:semiHidden="0" w:uiPriority="60" w:unhideWhenUsed="0"/>
-    <w:lsdException w:name="Light List Accent 5" w:semiHidden="0" w:uiPriority="61" w:unhideWhenUsed="0"/>
-    <w:lsdException w:name="Light Grid Accent 5" w:semiHidden="0" w:uiPriority="62" w:unhideWhenUsed="0"/>
-    <w:lsdException w:name="Medium Shading 1 Accent 5" w:semiHidden="0" w:uiPriority="63" w:unhideWhenUsed="0"/>
-    <w:lsdException w:name="Medium Shading 2 Accent 5" w:semiHidden="0" w:uiPriority="64" w:unhideWhenUsed="0"/>
-    <w:lsdException w:name="Medium List 1 Accent 5" w:semiHidden="0" w:uiPriority="65" w:unhideWhenUsed="0"/>
-    <w:lsdException w:name="Medium List 2 Accent 5" w:semiHidden="0" w:uiPriority="66" w:unhideWhenUsed="0"/>
-    <w:lsdException w:name="Medium Grid 1 Accent 5" w:semiHidden="0" w:uiPriority="67" w:unhideWhenUsed="0"/>
-    <w:lsdException w:name="Medium Grid 2 Accent 5" w:semiHidden="0" w:uiPriority="68" w:unhideWhenUsed="0"/>
-    <w:lsdException w:name="Medium Grid 3 Accent 5" w:semiHidden="0" w:uiPriority="69" w:unhideWhenUsed="0"/>
-    <w:lsdException w:name="Dark List Accent 5" w:semiHidden="0" w:uiPriority="70" w:unhideWhenUsed="0"/>
-    <w:lsdException w:name="Colorful Shading Accent 5" w:semiHidden="0" w:uiPriority="71" w:unhideWhenUsed="0"/>
-    <w:lsdException w:name="Colorful List Accent 5" w:semiHidden="0" w:uiPriority="72" w:unhideWhenUsed="0"/>
-    <w:lsdException w:name="Colorful Grid Accent 5" w:semiHidden="0" w:uiPriority="73" w:unhideWhenUsed="0"/>
-    <w:lsdException w:name="Light Shading Accent 6" w:semiHidden="0" w:uiPriority="60" w:unhideWhenUsed="0"/>
-    <w:lsdException w:name="Light List Accent 6" w:semiHidden="0" w:uiPriority="61" w:unhideWhenUsed="0"/>
-    <w:lsdException w:name="Light Grid Accent 6" w:semiHidden="0" w:uiPriority="62" w:unhideWhenUsed="0"/>
-    <w:lsdException w:name="Medium Shading 1 Accent 6" w:semiHidden="0" w:uiPriority="63" w:unhideWhenUsed="0"/>
-    <w:lsdException w:name="Medium Shading 2 Accent 6" w:semiHidden="0" w:uiPriority="64" w:unhideWhenUsed="0"/>
-    <w:lsdException w:name="Medium List 1 Accent 6" w:semiHidden="0" w:uiPriority="65" w:unhideWhenUsed="0"/>
-    <w:lsdException w:name="Medium List 2 Accent 6" w:semiHidden="0" w:uiPriority="66" w:unhideWhenUsed="0"/>
-    <w:lsdException w:name="Medium Grid 1 Accent 6" w:semiHidden="0" w:uiPriority="67" w:unhideWhenUsed="0"/>
-    <w:lsdException w:name="Medium Grid 2 Accent 6" w:semiHidden="0" w:uiPriority="68" w:unhideWhenUsed="0"/>
-    <w:lsdException w:name="Medium Grid 3 Accent 6" w:semiHidden="0" w:uiPriority="69" w:unhideWhenUsed="0"/>
-    <w:lsdException w:name="Dark List Accent 6" w:semiHidden="0" w:uiPriority="70" w:unhideWhenUsed="0"/>
-    <w:lsdException w:name="Colorful Shading Accent 6" w:semiHidden="0" w:uiPriority="71" w:unhideWhenUsed="0"/>
-    <w:lsdException w:name="Colorful List Accent 6" w:semiHidden="0" w:uiPriority="72" w:unhideWhenUsed="0"/>
-    <w:lsdException w:name="Colorful Grid Accent 6" w:semiHidden="0" w:uiPriority="73" w:unhideWhenUsed="0"/>
+  <w:latentStyles w:count="260" w:defQFormat="0" w:defUnhideWhenUsed="1" w:defSemiHidden="1" w:defUIPriority="99" w:defLockedState="0">
+    <w:lsdException w:qFormat="1" w:unhideWhenUsed="0" w:uiPriority="0" w:semiHidden="0" w:name="Normal"/>
+    <w:lsdException w:qFormat="1" w:unhideWhenUsed="0" w:uiPriority="0" w:semiHidden="0" w:name="heading 1"/>
+    <w:lsdException w:qFormat="1" w:uiPriority="0" w:semiHidden="0" w:name="heading 2"/>
+    <w:lsdException w:qFormat="1" w:uiPriority="0" w:name="heading 3"/>
+    <w:lsdException w:qFormat="1" w:uiPriority="0" w:semiHidden="0" w:name="heading 4"/>
+    <w:lsdException w:qFormat="1" w:uiPriority="0" w:name="heading 5"/>
+    <w:lsdException w:qFormat="1" w:uiPriority="0" w:name="heading 6"/>
+    <w:lsdException w:qFormat="1" w:uiPriority="0" w:name="heading 7"/>
+    <w:lsdException w:qFormat="1" w:uiPriority="0" w:name="heading 8"/>
+    <w:lsdException w:qFormat="1" w:uiPriority="0" w:name="heading 9"/>
+    <w:lsdException w:unhideWhenUsed="0" w:uiPriority="0" w:semiHidden="0" w:name="index 1"/>
+    <w:lsdException w:unhideWhenUsed="0" w:uiPriority="0" w:semiHidden="0" w:name="index 2"/>
+    <w:lsdException w:unhideWhenUsed="0" w:uiPriority="0" w:semiHidden="0" w:name="index 3"/>
+    <w:lsdException w:unhideWhenUsed="0" w:uiPriority="0" w:semiHidden="0" w:name="index 4"/>
+    <w:lsdException w:unhideWhenUsed="0" w:uiPriority="0" w:semiHidden="0" w:name="index 5"/>
+    <w:lsdException w:unhideWhenUsed="0" w:uiPriority="0" w:semiHidden="0" w:name="index 6"/>
+    <w:lsdException w:unhideWhenUsed="0" w:uiPriority="0" w:semiHidden="0" w:name="index 7"/>
+    <w:lsdException w:unhideWhenUsed="0" w:uiPriority="0" w:semiHidden="0" w:name="index 8"/>
+    <w:lsdException w:unhideWhenUsed="0" w:uiPriority="0" w:semiHidden="0" w:name="index 9"/>
+    <w:lsdException w:qFormat="1" w:unhideWhenUsed="0" w:uiPriority="0" w:semiHidden="0" w:name="toc 1"/>
+    <w:lsdException w:qFormat="1" w:unhideWhenUsed="0" w:uiPriority="0" w:semiHidden="0" w:name="toc 2"/>
+    <w:lsdException w:qFormat="1" w:unhideWhenUsed="0" w:uiPriority="0" w:semiHidden="0" w:name="toc 3"/>
+    <w:lsdException w:unhideWhenUsed="0" w:uiPriority="0" w:semiHidden="0" w:name="toc 4"/>
+    <w:lsdException w:unhideWhenUsed="0" w:uiPriority="0" w:semiHidden="0" w:name="toc 5"/>
+    <w:lsdException w:unhideWhenUsed="0" w:uiPriority="0" w:semiHidden="0" w:name="toc 6"/>
+    <w:lsdException w:unhideWhenUsed="0" w:uiPriority="0" w:semiHidden="0" w:name="toc 7"/>
+    <w:lsdException w:unhideWhenUsed="0" w:uiPriority="0" w:semiHidden="0" w:name="toc 8"/>
+    <w:lsdException w:unhideWhenUsed="0" w:uiPriority="0" w:semiHidden="0" w:name="toc 9"/>
+    <w:lsdException w:unhideWhenUsed="0" w:uiPriority="0" w:semiHidden="0" w:name="Normal Indent"/>
+    <w:lsdException w:unhideWhenUsed="0" w:uiPriority="0" w:semiHidden="0" w:name="footnote text"/>
+    <w:lsdException w:qFormat="1" w:unhideWhenUsed="0" w:uiPriority="0" w:semiHidden="0" w:name="annotation text"/>
+    <w:lsdException w:qFormat="1" w:unhideWhenUsed="0" w:uiPriority="0" w:semiHidden="0" w:name="header"/>
+    <w:lsdException w:qFormat="1" w:unhideWhenUsed="0" w:uiPriority="0" w:semiHidden="0" w:name="footer"/>
+    <w:lsdException w:unhideWhenUsed="0" w:uiPriority="0" w:semiHidden="0" w:name="index heading"/>
+    <w:lsdException w:qFormat="1" w:uiPriority="0" w:name="caption"/>
+    <w:lsdException w:unhideWhenUsed="0" w:uiPriority="0" w:semiHidden="0" w:name="table of figures"/>
+    <w:lsdException w:unhideWhenUsed="0" w:uiPriority="0" w:semiHidden="0" w:name="envelope address"/>
+    <w:lsdException w:unhideWhenUsed="0" w:uiPriority="0" w:semiHidden="0" w:name="envelope return"/>
+    <w:lsdException w:unhideWhenUsed="0" w:uiPriority="0" w:semiHidden="0" w:name="footnote reference"/>
+    <w:lsdException w:unhideWhenUsed="0" w:uiPriority="0" w:semiHidden="0" w:name="annotation reference"/>
+    <w:lsdException w:unhideWhenUsed="0" w:uiPriority="0" w:semiHidden="0" w:name="line number"/>
+    <w:lsdException w:unhideWhenUsed="0" w:uiPriority="0" w:semiHidden="0" w:name="page number"/>
+    <w:lsdException w:unhideWhenUsed="0" w:uiPriority="0" w:semiHidden="0" w:name="endnote reference"/>
+    <w:lsdException w:unhideWhenUsed="0" w:uiPriority="0" w:semiHidden="0" w:name="endnote text"/>
+    <w:lsdException w:unhideWhenUsed="0" w:uiPriority="0" w:semiHidden="0" w:name="table of authorities"/>
+    <w:lsdException w:unhideWhenUsed="0" w:uiPriority="0" w:semiHidden="0" w:name="macro"/>
+    <w:lsdException w:unhideWhenUsed="0" w:uiPriority="0" w:semiHidden="0" w:name="toa heading"/>
+    <w:lsdException w:unhideWhenUsed="0" w:uiPriority="0" w:semiHidden="0" w:name="List"/>
+    <w:lsdException w:unhideWhenUsed="0" w:uiPriority="0" w:semiHidden="0" w:name="List Bullet"/>
+    <w:lsdException w:unhideWhenUsed="0" w:uiPriority="0" w:semiHidden="0" w:name="List Number"/>
+    <w:lsdException w:unhideWhenUsed="0" w:uiPriority="0" w:semiHidden="0" w:name="List 2"/>
+    <w:lsdException w:unhideWhenUsed="0" w:uiPriority="0" w:semiHidden="0" w:name="List 3"/>
+    <w:lsdException w:unhideWhenUsed="0" w:uiPriority="0" w:semiHidden="0" w:name="List 4"/>
+    <w:lsdException w:unhideWhenUsed="0" w:uiPriority="0" w:semiHidden="0" w:name="List 5"/>
+    <w:lsdException w:unhideWhenUsed="0" w:uiPriority="0" w:semiHidden="0" w:name="List Bullet 2"/>
+    <w:lsdException w:unhideWhenUsed="0" w:uiPriority="0" w:semiHidden="0" w:name="List Bullet 3"/>
+    <w:lsdException w:unhideWhenUsed="0" w:uiPriority="0" w:semiHidden="0" w:name="List Bullet 4"/>
+    <w:lsdException w:unhideWhenUsed="0" w:uiPriority="0" w:semiHidden="0" w:name="List Bullet 5"/>
+    <w:lsdException w:unhideWhenUsed="0" w:uiPriority="0" w:semiHidden="0" w:name="List Number 2"/>
+    <w:lsdException w:unhideWhenUsed="0" w:uiPriority="0" w:semiHidden="0" w:name="List Number 3"/>
+    <w:lsdException w:unhideWhenUsed="0" w:uiPriority="0" w:semiHidden="0" w:name="List Number 4"/>
+    <w:lsdException w:unhideWhenUsed="0" w:uiPriority="0" w:semiHidden="0" w:name="List Number 5"/>
+    <w:lsdException w:qFormat="1" w:unhideWhenUsed="0" w:uiPriority="0" w:semiHidden="0" w:name="Title"/>
+    <w:lsdException w:unhideWhenUsed="0" w:uiPriority="0" w:semiHidden="0" w:name="Closing"/>
+    <w:lsdException w:unhideWhenUsed="0" w:uiPriority="0" w:semiHidden="0" w:name="Signature"/>
+    <w:lsdException w:qFormat="1" w:unhideWhenUsed="0" w:uiPriority="0" w:name="Default Paragraph Font"/>
+    <w:lsdException w:qFormat="1" w:unhideWhenUsed="0" w:uiPriority="0" w:name="Body Text"/>
+    <w:lsdException w:unhideWhenUsed="0" w:uiPriority="0" w:semiHidden="0" w:name="Body Text Indent"/>
+    <w:lsdException w:unhideWhenUsed="0" w:uiPriority="0" w:semiHidden="0" w:name="List Continue"/>
+    <w:lsdException w:unhideWhenUsed="0" w:uiPriority="0" w:semiHidden="0" w:name="List Continue 2"/>
+    <w:lsdException w:unhideWhenUsed="0" w:uiPriority="0" w:semiHidden="0" w:name="List Continue 3"/>
+    <w:lsdException w:unhideWhenUsed="0" w:uiPriority="0" w:semiHidden="0" w:name="List Continue 4"/>
+    <w:lsdException w:unhideWhenUsed="0" w:uiPriority="0" w:semiHidden="0" w:name="List Continue 5"/>
+    <w:lsdException w:unhideWhenUsed="0" w:uiPriority="0" w:semiHidden="0" w:name="Message Header"/>
+    <w:lsdException w:qFormat="1" w:unhideWhenUsed="0" w:uiPriority="0" w:semiHidden="0" w:name="Subtitle"/>
+    <w:lsdException w:unhideWhenUsed="0" w:uiPriority="0" w:semiHidden="0" w:name="Salutation"/>
+    <w:lsdException w:unhideWhenUsed="0" w:uiPriority="0" w:semiHidden="0" w:name="Date"/>
+    <w:lsdException w:unhideWhenUsed="0" w:uiPriority="0" w:semiHidden="0" w:name="Body Text First Indent"/>
+    <w:lsdException w:unhideWhenUsed="0" w:uiPriority="0" w:semiHidden="0" w:name="Body Text First Indent 2"/>
+    <w:lsdException w:uiPriority="99" w:name="Note Heading"/>
+    <w:lsdException w:unhideWhenUsed="0" w:uiPriority="0" w:semiHidden="0" w:name="Body Text 2"/>
+    <w:lsdException w:unhideWhenUsed="0" w:uiPriority="0" w:semiHidden="0" w:name="Body Text 3"/>
+    <w:lsdException w:unhideWhenUsed="0" w:uiPriority="0" w:semiHidden="0" w:name="Body Text Indent 2"/>
+    <w:lsdException w:unhideWhenUsed="0" w:uiPriority="0" w:semiHidden="0" w:name="Body Text Indent 3"/>
+    <w:lsdException w:unhideWhenUsed="0" w:uiPriority="0" w:semiHidden="0" w:name="Block Text"/>
+    <w:lsdException w:unhideWhenUsed="0" w:uiPriority="0" w:semiHidden="0" w:name="Hyperlink"/>
+    <w:lsdException w:unhideWhenUsed="0" w:uiPriority="0" w:semiHidden="0" w:name="FollowedHyperlink"/>
+    <w:lsdException w:qFormat="1" w:unhideWhenUsed="0" w:uiPriority="0" w:semiHidden="0" w:name="Strong"/>
+    <w:lsdException w:qFormat="1" w:unhideWhenUsed="0" w:uiPriority="0" w:semiHidden="0" w:name="Emphasis"/>
+    <w:lsdException w:unhideWhenUsed="0" w:uiPriority="0" w:semiHidden="0" w:name="Document Map"/>
+    <w:lsdException w:unhideWhenUsed="0" w:uiPriority="0" w:semiHidden="0" w:name="Plain Text"/>
+    <w:lsdException w:unhideWhenUsed="0" w:uiPriority="0" w:semiHidden="0" w:name="E-mail Signature"/>
+    <w:lsdException w:qFormat="1" w:unhideWhenUsed="0" w:uiPriority="0" w:semiHidden="0" w:name="Normal (Web)"/>
+    <w:lsdException w:unhideWhenUsed="0" w:uiPriority="0" w:semiHidden="0" w:name="HTML Acronym"/>
+    <w:lsdException w:unhideWhenUsed="0" w:uiPriority="0" w:semiHidden="0" w:name="HTML Address"/>
+    <w:lsdException w:unhideWhenUsed="0" w:uiPriority="0" w:semiHidden="0" w:name="HTML Cite"/>
+    <w:lsdException w:unhideWhenUsed="0" w:uiPriority="0" w:semiHidden="0" w:name="HTML Code"/>
+    <w:lsdException w:unhideWhenUsed="0" w:uiPriority="0" w:semiHidden="0" w:name="HTML Definition"/>
+    <w:lsdException w:unhideWhenUsed="0" w:uiPriority="0" w:semiHidden="0" w:name="HTML Keyboard"/>
+    <w:lsdException w:unhideWhenUsed="0" w:uiPriority="0" w:semiHidden="0" w:name="HTML Preformatted"/>
+    <w:lsdException w:unhideWhenUsed="0" w:uiPriority="0" w:semiHidden="0" w:name="HTML Sample"/>
+    <w:lsdException w:unhideWhenUsed="0" w:uiPriority="0" w:semiHidden="0" w:name="HTML Typewriter"/>
+    <w:lsdException w:unhideWhenUsed="0" w:uiPriority="0" w:semiHidden="0" w:name="HTML Variable"/>
+    <w:lsdException w:qFormat="1" w:unhideWhenUsed="0" w:uiPriority="0" w:name="Normal Table"/>
+    <w:lsdException w:unhideWhenUsed="0" w:uiPriority="0" w:semiHidden="0" w:name="annotation subject"/>
+    <w:lsdException w:unhideWhenUsed="0" w:uiPriority="0" w:semiHidden="0" w:name="Table Simple 1"/>
+    <w:lsdException w:unhideWhenUsed="0" w:uiPriority="0" w:semiHidden="0" w:name="Table Simple 2"/>
+    <w:lsdException w:unhideWhenUsed="0" w:uiPriority="0" w:semiHidden="0" w:name="Table Simple 3"/>
+    <w:lsdException w:unhideWhenUsed="0" w:uiPriority="0" w:semiHidden="0" w:name="Table Classic 1"/>
+    <w:lsdException w:unhideWhenUsed="0" w:uiPriority="0" w:semiHidden="0" w:name="Table Classic 2"/>
+    <w:lsdException w:unhideWhenUsed="0" w:uiPriority="0" w:semiHidden="0" w:name="Table Classic 3"/>
+    <w:lsdException w:unhideWhenUsed="0" w:uiPriority="0" w:semiHidden="0" w:name="Table Classic 4"/>
+    <w:lsdException w:unhideWhenUsed="0" w:uiPriority="0" w:semiHidden="0" w:name="Table Colorful 1"/>
+    <w:lsdException w:unhideWhenUsed="0" w:uiPriority="0" w:semiHidden="0" w:name="Table Colorful 2"/>
+    <w:lsdException w:unhideWhenUsed="0" w:uiPriority="0" w:semiHidden="0" w:name="Table Colorful 3"/>
+    <w:lsdException w:unhideWhenUsed="0" w:uiPriority="0" w:semiHidden="0" w:name="Table Columns 1"/>
+    <w:lsdException w:unhideWhenUsed="0" w:uiPriority="0" w:semiHidden="0" w:name="Table Columns 2"/>
+    <w:lsdException w:unhideWhenUsed="0" w:uiPriority="0" w:semiHidden="0" w:name="Table Columns 3"/>
+    <w:lsdException w:unhideWhenUsed="0" w:uiPriority="0" w:semiHidden="0" w:name="Table Columns 4"/>
+    <w:lsdException w:unhideWhenUsed="0" w:uiPriority="0" w:semiHidden="0" w:name="Table Columns 5"/>
+    <w:lsdException w:unhideWhenUsed="0" w:uiPriority="0" w:semiHidden="0" w:name="Table Grid 1"/>
+    <w:lsdException w:unhideWhenUsed="0" w:uiPriority="0" w:semiHidden="0" w:name="Table Grid 2"/>
+    <w:lsdException w:unhideWhenUsed="0" w:uiPriority="0" w:semiHidden="0" w:name="Table Grid 3"/>
+    <w:lsdException w:unhideWhenUsed="0" w:uiPriority="0" w:semiHidden="0" w:name="Table Grid 4"/>
+    <w:lsdException w:unhideWhenUsed="0" w:uiPriority="0" w:semiHidden="0" w:name="Table Grid 5"/>
+    <w:lsdException w:unhideWhenUsed="0" w:uiPriority="0" w:semiHidden="0" w:name="Table Grid 6"/>
+    <w:lsdException w:unhideWhenUsed="0" w:uiPriority="0" w:semiHidden="0" w:name="Table Grid 7"/>
+    <w:lsdException w:unhideWhenUsed="0" w:uiPriority="0" w:semiHidden="0" w:name="Table Grid 8"/>
+    <w:lsdException w:unhideWhenUsed="0" w:uiPriority="0" w:semiHidden="0" w:name="Table List 1"/>
+    <w:lsdException w:unhideWhenUsed="0" w:uiPriority="0" w:semiHidden="0" w:name="Table List 2"/>
+    <w:lsdException w:unhideWhenUsed="0" w:uiPriority="0" w:semiHidden="0" w:name="Table List 3"/>
+    <w:lsdException w:unhideWhenUsed="0" w:uiPriority="0" w:semiHidden="0" w:name="Table List 4"/>
+    <w:lsdException w:unhideWhenUsed="0" w:uiPriority="0" w:semiHidden="0" w:name="Table List 5"/>
+    <w:lsdException w:unhideWhenUsed="0" w:uiPriority="0" w:semiHidden="0" w:name="Table List 6"/>
+    <w:lsdException w:unhideWhenUsed="0" w:uiPriority="0" w:semiHidden="0" w:name="Table List 7"/>
+    <w:lsdException w:unhideWhenUsed="0" w:uiPriority="0" w:semiHidden="0" w:name="Table List 8"/>
+    <w:lsdException w:unhideWhenUsed="0" w:uiPriority="0" w:semiHidden="0" w:name="Table 3D effects 1"/>
+    <w:lsdException w:unhideWhenUsed="0" w:uiPriority="0" w:semiHidden="0" w:name="Table 3D effects 2"/>
+    <w:lsdException w:unhideWhenUsed="0" w:uiPriority="0" w:semiHidden="0" w:name="Table 3D effects 3"/>
+    <w:lsdException w:unhideWhenUsed="0" w:uiPriority="0" w:semiHidden="0" w:name="Table Contemporary"/>
+    <w:lsdException w:unhideWhenUsed="0" w:uiPriority="0" w:semiHidden="0" w:name="Table Elegant"/>
+    <w:lsdException w:unhideWhenUsed="0" w:uiPriority="0" w:semiHidden="0" w:name="Table Professional"/>
+    <w:lsdException w:unhideWhenUsed="0" w:uiPriority="0" w:semiHidden="0" w:name="Table Subtle 1"/>
+    <w:lsdException w:unhideWhenUsed="0" w:uiPriority="0" w:semiHidden="0" w:name="Table Subtle 2"/>
+    <w:lsdException w:unhideWhenUsed="0" w:uiPriority="0" w:semiHidden="0" w:name="Table Web 1"/>
+    <w:lsdException w:unhideWhenUsed="0" w:uiPriority="0" w:semiHidden="0" w:name="Table Web 2"/>
+    <w:lsdException w:unhideWhenUsed="0" w:uiPriority="0" w:semiHidden="0" w:name="Table Web 3"/>
+    <w:lsdException w:unhideWhenUsed="0" w:uiPriority="0" w:semiHidden="0" w:name="Balloon Text"/>
+    <w:lsdException w:qFormat="1" w:unhideWhenUsed="0" w:uiPriority="0" w:semiHidden="0" w:name="Table Grid"/>
+    <w:lsdException w:unhideWhenUsed="0" w:uiPriority="0" w:semiHidden="0" w:name="Table Theme"/>
+    <w:lsdException w:unhideWhenUsed="0" w:uiPriority="60" w:semiHidden="0" w:name="Light Shading"/>
+    <w:lsdException w:unhideWhenUsed="0" w:uiPriority="61" w:semiHidden="0" w:name="Light List"/>
+    <w:lsdException w:unhideWhenUsed="0" w:uiPriority="62" w:semiHidden="0" w:name="Light Grid"/>
+    <w:lsdException w:unhideWhenUsed="0" w:uiPriority="63" w:semiHidden="0" w:name="Medium Shading 1"/>
+    <w:lsdException w:unhideWhenUsed="0" w:uiPriority="64" w:semiHidden="0" w:name="Medium Shading 2"/>
+    <w:lsdException w:unhideWhenUsed="0" w:uiPriority="65" w:semiHidden="0" w:name="Medium List 1"/>
+    <w:lsdException w:unhideWhenUsed="0" w:uiPriority="66" w:semiHidden="0" w:name="Medium List 2"/>
+    <w:lsdException w:unhideWhenUsed="0" w:uiPriority="67" w:semiHidden="0" w:name="Medium Grid 1"/>
+    <w:lsdException w:unhideWhenUsed="0" w:uiPriority="68" w:semiHidden="0" w:name="Medium Grid 2"/>
+    <w:lsdException w:unhideWhenUsed="0" w:uiPriority="69" w:semiHidden="0" w:name="Medium Grid 3"/>
+    <w:lsdException w:unhideWhenUsed="0" w:uiPriority="70" w:semiHidden="0" w:name="Dark List"/>
+    <w:lsdException w:unhideWhenUsed="0" w:uiPriority="71" w:semiHidden="0" w:name="Colorful Shading"/>
+    <w:lsdException w:unhideWhenUsed="0" w:uiPriority="72" w:semiHidden="0" w:name="Colorful List"/>
+    <w:lsdException w:unhideWhenUsed="0" w:uiPriority="73" w:semiHidden="0" w:name="Colorful Grid"/>
+    <w:lsdException w:unhideWhenUsed="0" w:uiPriority="60" w:semiHidden="0" w:name="Light Shading Accent 1"/>
+    <w:lsdException w:unhideWhenUsed="0" w:uiPriority="61" w:semiHidden="0" w:name="Light List Accent 1"/>
+    <w:lsdException w:unhideWhenUsed="0" w:uiPriority="62" w:semiHidden="0" w:name="Light Grid Accent 1"/>
+    <w:lsdException w:unhideWhenUsed="0" w:uiPriority="63" w:semiHidden="0" w:name="Medium Shading 1 Accent 1"/>
+    <w:lsdException w:unhideWhenUsed="0" w:uiPriority="64" w:semiHidden="0" w:name="Medium Shading 2 Accent 1"/>
+    <w:lsdException w:unhideWhenUsed="0" w:uiPriority="65" w:semiHidden="0" w:name="Medium List 1 Accent 1"/>
+    <w:lsdException w:unhideWhenUsed="0" w:uiPriority="66" w:semiHidden="0" w:name="Medium List 2 Accent 1"/>
+    <w:lsdException w:unhideWhenUsed="0" w:uiPriority="67" w:semiHidden="0" w:name="Medium Grid 1 Accent 1"/>
+    <w:lsdException w:unhideWhenUsed="0" w:uiPriority="68" w:semiHidden="0" w:name="Medium Grid 2 Accent 1"/>
+    <w:lsdException w:unhideWhenUsed="0" w:uiPriority="69" w:semiHidden="0" w:name="Medium Grid 3 Accent 1"/>
+    <w:lsdException w:unhideWhenUsed="0" w:uiPriority="70" w:semiHidden="0" w:name="Dark List Accent 1"/>
+    <w:lsdException w:unhideWhenUsed="0" w:uiPriority="71" w:semiHidden="0" w:name="Colorful Shading Accent 1"/>
+    <w:lsdException w:unhideWhenUsed="0" w:uiPriority="72" w:semiHidden="0" w:name="Colorful List Accent 1"/>
+    <w:lsdException w:unhideWhenUsed="0" w:uiPriority="73" w:semiHidden="0" w:name="Colorful Grid Accent 1"/>
+    <w:lsdException w:unhideWhenUsed="0" w:uiPriority="60" w:semiHidden="0" w:name="Light Shading Accent 2"/>
+    <w:lsdException w:unhideWhenUsed="0" w:uiPriority="61" w:semiHidden="0" w:name="Light List Accent 2"/>
+    <w:lsdException w:unhideWhenUsed="0" w:uiPriority="62" w:semiHidden="0" w:name="Light Grid Accent 2"/>
+    <w:lsdException w:unhideWhenUsed="0" w:uiPriority="63" w:semiHidden="0" w:name="Medium Shading 1 Accent 2"/>
+    <w:lsdException w:unhideWhenUsed="0" w:uiPriority="64" w:semiHidden="0" w:name="Medium Shading 2 Accent 2"/>
+    <w:lsdException w:unhideWhenUsed="0" w:uiPriority="65" w:semiHidden="0" w:name="Medium List 1 Accent 2"/>
+    <w:lsdException w:unhideWhenUsed="0" w:uiPriority="66" w:semiHidden="0" w:name="Medium List 2 Accent 2"/>
+    <w:lsdException w:unhideWhenUsed="0" w:uiPriority="67" w:semiHidden="0" w:name="Medium Grid 1 Accent 2"/>
+    <w:lsdException w:unhideWhenUsed="0" w:uiPriority="68" w:semiHidden="0" w:name="Medium Grid 2 Accent 2"/>
+    <w:lsdException w:unhideWhenUsed="0" w:uiPriority="69" w:semiHidden="0" w:name="Medium Grid 3 Accent 2"/>
+    <w:lsdException w:unhideWhenUsed="0" w:uiPriority="70" w:semiHidden="0" w:name="Dark List Accent 2"/>
+    <w:lsdException w:unhideWhenUsed="0" w:uiPriority="71" w:semiHidden="0" w:name="Colorful Shading Accent 2"/>
+    <w:lsdException w:unhideWhenUsed="0" w:uiPriority="72" w:semiHidden="0" w:name="Colorful List Accent 2"/>
+    <w:lsdException w:unhideWhenUsed="0" w:uiPriority="73" w:semiHidden="0" w:name="Colorful Grid Accent 2"/>
+    <w:lsdException w:unhideWhenUsed="0" w:uiPriority="60" w:semiHidden="0" w:name="Light Shading Accent 3"/>
+    <w:lsdException w:unhideWhenUsed="0" w:uiPriority="61" w:semiHidden="0" w:name="Light List Accent 3"/>
+    <w:lsdException w:unhideWhenUsed="0" w:uiPriority="62" w:semiHidden="0" w:name="Light Grid Accent 3"/>
+    <w:lsdException w:unhideWhenUsed="0" w:uiPriority="63" w:semiHidden="0" w:name="Medium Shading 1 Accent 3"/>
+    <w:lsdException w:unhideWhenUsed="0" w:uiPriority="64" w:semiHidden="0" w:name="Medium Shading 2 Accent 3"/>
+    <w:lsdException w:unhideWhenUsed="0" w:uiPriority="65" w:semiHidden="0" w:name="Medium List 1 Accent 3"/>
+    <w:lsdException w:unhideWhenUsed="0" w:uiPriority="66" w:semiHidden="0" w:name="Medium List 2 Accent 3"/>
+    <w:lsdException w:unhideWhenUsed="0" w:uiPriority="67" w:semiHidden="0" w:name="Medium Grid 1 Accent 3"/>
+    <w:lsdException w:unhideWhenUsed="0" w:uiPriority="68" w:semiHidden="0" w:name="Medium Grid 2 Accent 3"/>
+    <w:lsdException w:unhideWhenUsed="0" w:uiPriority="69" w:semiHidden="0" w:name="Medium Grid 3 Accent 3"/>
+    <w:lsdException w:unhideWhenUsed="0" w:uiPriority="70" w:semiHidden="0" w:name="Dark List Accent 3"/>
+    <w:lsdException w:unhideWhenUsed="0" w:uiPriority="71" w:semiHidden="0" w:name="Colorful Shading Accent 3"/>
+    <w:lsdException w:unhideWhenUsed="0" w:uiPriority="72" w:semiHidden="0" w:name="Colorful List Accent 3"/>
+    <w:lsdException w:unhideWhenUsed="0" w:uiPriority="73" w:semiHidden="0" w:name="Colorful Grid Accent 3"/>
+    <w:lsdException w:unhideWhenUsed="0" w:uiPriority="60" w:semiHidden="0" w:name="Light Shading Accent 4"/>
+    <w:lsdException w:unhideWhenUsed="0" w:uiPriority="61" w:semiHidden="0" w:name="Light List Accent 4"/>
+    <w:lsdException w:unhideWhenUsed="0" w:uiPriority="62" w:semiHidden="0" w:name="Light Grid Accent 4"/>
+    <w:lsdException w:unhideWhenUsed="0" w:uiPriority="63" w:semiHidden="0" w:name="Medium Shading 1 Accent 4"/>
+    <w:lsdException w:unhideWhenUsed="0" w:uiPriority="64" w:semiHidden="0" w:name="Medium Shading 2 Accent 4"/>
+    <w:lsdException w:unhideWhenUsed="0" w:uiPriority="65" w:semiHidden="0" w:name="Medium List 1 Accent 4"/>
+    <w:lsdException w:unhideWhenUsed="0" w:uiPriority="66" w:semiHidden="0" w:name="Medium List 2 Accent 4"/>
+    <w:lsdException w:unhideWhenUsed="0" w:uiPriority="67" w:semiHidden="0" w:name="Medium Grid 1 Accent 4"/>
+    <w:lsdException w:unhideWhenUsed="0" w:uiPriority="68" w:semiHidden="0" w:name="Medium Grid 2 Accent 4"/>
+    <w:lsdException w:unhideWhenUsed="0" w:uiPriority="69" w:semiHidden="0" w:name="Medium Grid 3 Accent 4"/>
+    <w:lsdException w:unhideWhenUsed="0" w:uiPriority="70" w:semiHidden="0" w:name="Dark List Accent 4"/>
+    <w:lsdException w:unhideWhenUsed="0" w:uiPriority="71" w:semiHidden="0" w:name="Colorful Shading Accent 4"/>
+    <w:lsdException w:unhideWhenUsed="0" w:uiPriority="72" w:semiHidden="0" w:name="Colorful List Accent 4"/>
+    <w:lsdException w:unhideWhenUsed="0" w:uiPriority="73" w:semiHidden="0" w:name="Colorful Grid Accent 4"/>
+    <w:lsdException w:unhideWhenUsed="0" w:uiPriority="60" w:semiHidden="0" w:name="Light Shading Accent 5"/>
+    <w:lsdException w:unhideWhenUsed="0" w:uiPriority="61" w:semiHidden="0" w:name="Light List Accent 5"/>
+    <w:lsdException w:unhideWhenUsed="0" w:uiPriority="62" w:semiHidden="0" w:name="Light Grid Accent 5"/>
+    <w:lsdException w:unhideWhenUsed="0" w:uiPriority="63" w:semiHidden="0" w:name="Medium Shading 1 Accent 5"/>
+    <w:lsdException w:unhideWhenUsed="0" w:uiPriority="64" w:semiHidden="0" w:name="Medium Shading 2 Accent 5"/>
+    <w:lsdException w:unhideWhenUsed="0" w:uiPriority="65" w:semiHidden="0" w:name="Medium List 1 Accent 5"/>
+    <w:lsdException w:unhideWhenUsed="0" w:uiPriority="66" w:semiHidden="0" w:name="Medium List 2 Accent 5"/>
+    <w:lsdException w:unhideWhenUsed="0" w:uiPriority="67" w:semiHidden="0" w:name="Medium Grid 1 Accent 5"/>
+    <w:lsdException w:unhideWhenUsed="0" w:uiPriority="68" w:semiHidden="0" w:name="Medium Grid 2 Accent 5"/>
+    <w:lsdException w:unhideWhenUsed="0" w:uiPriority="69" w:semiHidden="0" w:name="Medium Grid 3 Accent 5"/>
+    <w:lsdException w:unhideWhenUsed="0" w:uiPriority="70" w:semiHidden="0" w:name="Dark List Accent 5"/>
+    <w:lsdException w:unhideWhenUsed="0" w:uiPriority="71" w:semiHidden="0" w:name="Colorful Shading Accent 5"/>
+    <w:lsdException w:unhideWhenUsed="0" w:uiPriority="72" w:semiHidden="0" w:name="Colorful List Accent 5"/>
+    <w:lsdException w:unhideWhenUsed="0" w:uiPriority="73" w:semiHidden="0" w:name="Colorful Grid Accent 5"/>
+    <w:lsdException w:unhideWhenUsed="0" w:uiPriority="60" w:semiHidden="0" w:name="Light Shading Accent 6"/>
+    <w:lsdException w:unhideWhenUsed="0" w:uiPriority="61" w:semiHidden="0" w:name="Light List Accent 6"/>
+    <w:lsdException w:unhideWhenUsed="0" w:uiPriority="62" w:semiHidden="0" w:name="Light Grid Accent 6"/>
+    <w:lsdException w:unhideWhenUsed="0" w:uiPriority="63" w:semiHidden="0" w:name="Medium Shading 1 Accent 6"/>
+    <w:lsdException w:unhideWhenUsed="0" w:uiPriority="64" w:semiHidden="0" w:name="Medium Shading 2 Accent 6"/>
+    <w:lsdException w:unhideWhenUsed="0" w:uiPriority="65" w:semiHidden="0" w:name="Medium List 1 Accent 6"/>
+    <w:lsdException w:unhideWhenUsed="0" w:uiPriority="66" w:semiHidden="0" w:name="Medium List 2 Accent 6"/>
+    <w:lsdException w:unhideWhenUsed="0" w:uiPriority="67" w:semiHidden="0" w:name="Medium Grid 1 Accent 6"/>
+    <w:lsdException w:unhideWhenUsed="0" w:uiPriority="68" w:semiHidden="0" w:name="Medium Grid 2 Accent 6"/>
+    <w:lsdException w:unhideWhenUsed="0" w:uiPriority="69" w:semiHidden="0" w:name="Medium Grid 3 Accent 6"/>
+    <w:lsdException w:unhideWhenUsed="0" w:uiPriority="70" w:semiHidden="0" w:name="Dark List Accent 6"/>
+    <w:lsdException w:unhideWhenUsed="0" w:uiPriority="71" w:semiHidden="0" w:name="Colorful Shading Accent 6"/>
+    <w:lsdException w:unhideWhenUsed="0" w:uiPriority="72" w:semiHidden="0" w:name="Colorful List Accent 6"/>
+    <w:lsdException w:unhideWhenUsed="0" w:uiPriority="73" w:semiHidden="0" w:name="Colorful Grid Accent 6"/>
   </w:latentStyles>
-  <w:style w:type="paragraph" w:default="1" w:styleId="Normal">
+  <w:style w:type="paragraph" w:default="1" w:styleId="1">
     <w:name w:val="Normal"/>
     <w:qFormat/>
+    <w:uiPriority w:val="0"/>
     <w:pPr>
       <w:kinsoku w:val="0"/>
       <w:autoSpaceDE w:val="0"/>
@@ -11099,7 +11245,7 @@
       <w:textAlignment w:val="baseline"/>
     </w:pPr>
     <w:rPr>
-      <w:rFonts w:ascii="Arial" w:eastAsia="宋体" w:hAnsi="Arial" w:cs="Arial"/>
+      <w:rFonts w:ascii="Arial" w:hAnsi="Arial" w:eastAsia="宋体" w:cs="Arial"/>
       <w:snapToGrid w:val="0"/>
       <w:color w:val="000000"/>
       <w:kern w:val="0"/>
@@ -11108,11 +11254,12 @@
       <w:lang w:val="en-US" w:eastAsia="en-US" w:bidi="ar-SA"/>
     </w:rPr>
   </w:style>
-  <w:style w:type="paragraph" w:styleId="Heading1">
+  <w:style w:type="paragraph" w:styleId="2">
     <w:name w:val="heading 1"/>
-    <w:basedOn w:val="Normal"/>
-    <w:next w:val="Normal"/>
+    <w:basedOn w:val="1"/>
+    <w:next w:val="1"/>
     <w:qFormat/>
+    <w:uiPriority w:val="0"/>
     <w:pPr>
       <w:keepNext/>
       <w:keepLines/>
@@ -11130,12 +11277,13 @@
       <w:sz w:val="44"/>
     </w:rPr>
   </w:style>
-  <w:style w:type="paragraph" w:styleId="Heading2">
+  <w:style w:type="paragraph" w:styleId="3">
     <w:name w:val="heading 2"/>
-    <w:basedOn w:val="Normal"/>
-    <w:next w:val="Normal"/>
+    <w:basedOn w:val="1"/>
+    <w:next w:val="1"/>
     <w:unhideWhenUsed/>
     <w:qFormat/>
+    <w:uiPriority w:val="0"/>
     <w:pPr>
       <w:keepNext/>
       <w:keepLines/>
@@ -11148,18 +11296,19 @@
       <w:outlineLvl w:val="1"/>
     </w:pPr>
     <w:rPr>
-      <w:rFonts w:ascii="Arial" w:eastAsia="黑体" w:hAnsi="Arial"/>
+      <w:rFonts w:ascii="Arial" w:hAnsi="Arial" w:eastAsia="黑体"/>
       <w:b/>
       <w:sz w:val="32"/>
     </w:rPr>
   </w:style>
-  <w:style w:type="paragraph" w:styleId="Heading3">
+  <w:style w:type="paragraph" w:styleId="4">
     <w:name w:val="heading 3"/>
-    <w:basedOn w:val="Normal"/>
-    <w:next w:val="Normal"/>
+    <w:basedOn w:val="1"/>
+    <w:next w:val="1"/>
     <w:semiHidden/>
     <w:unhideWhenUsed/>
     <w:qFormat/>
+    <w:uiPriority w:val="0"/>
     <w:pPr>
       <w:keepNext/>
       <w:keepLines/>
@@ -11176,12 +11325,13 @@
       <w:sz w:val="32"/>
     </w:rPr>
   </w:style>
-  <w:style w:type="paragraph" w:styleId="Heading4">
+  <w:style w:type="paragraph" w:styleId="5">
     <w:name w:val="heading 4"/>
-    <w:basedOn w:val="Normal"/>
-    <w:next w:val="Normal"/>
+    <w:basedOn w:val="1"/>
+    <w:next w:val="1"/>
     <w:unhideWhenUsed/>
     <w:qFormat/>
+    <w:uiPriority w:val="0"/>
     <w:pPr>
       <w:keepNext/>
       <w:keepLines/>
@@ -11194,18 +11344,19 @@
       <w:outlineLvl w:val="3"/>
     </w:pPr>
     <w:rPr>
-      <w:rFonts w:ascii="Arial" w:eastAsia="黑体" w:hAnsi="Arial"/>
+      <w:rFonts w:ascii="Arial" w:hAnsi="Arial" w:eastAsia="黑体"/>
       <w:b/>
       <w:sz w:val="28"/>
     </w:rPr>
   </w:style>
-  <w:style w:type="paragraph" w:styleId="Heading5">
+  <w:style w:type="paragraph" w:styleId="6">
     <w:name w:val="heading 5"/>
-    <w:basedOn w:val="Normal"/>
-    <w:next w:val="Normal"/>
+    <w:basedOn w:val="1"/>
+    <w:next w:val="1"/>
     <w:semiHidden/>
     <w:unhideWhenUsed/>
     <w:qFormat/>
+    <w:uiPriority w:val="0"/>
     <w:pPr>
       <w:keepNext/>
       <w:keepLines/>
@@ -11222,13 +11373,14 @@
       <w:sz w:val="28"/>
     </w:rPr>
   </w:style>
-  <w:style w:type="paragraph" w:styleId="Heading6">
+  <w:style w:type="paragraph" w:styleId="7">
     <w:name w:val="heading 6"/>
-    <w:basedOn w:val="Normal"/>
-    <w:next w:val="Normal"/>
+    <w:basedOn w:val="1"/>
+    <w:next w:val="1"/>
     <w:semiHidden/>
     <w:unhideWhenUsed/>
     <w:qFormat/>
+    <w:uiPriority w:val="0"/>
     <w:pPr>
       <w:keepNext/>
       <w:keepLines/>
@@ -11241,18 +11393,19 @@
       <w:outlineLvl w:val="5"/>
     </w:pPr>
     <w:rPr>
-      <w:rFonts w:ascii="Arial" w:eastAsia="黑体" w:hAnsi="Arial"/>
+      <w:rFonts w:ascii="Arial" w:hAnsi="Arial" w:eastAsia="黑体"/>
       <w:b/>
       <w:sz w:val="24"/>
     </w:rPr>
   </w:style>
-  <w:style w:type="paragraph" w:styleId="Heading7">
+  <w:style w:type="paragraph" w:styleId="8">
     <w:name w:val="heading 7"/>
-    <w:basedOn w:val="Normal"/>
-    <w:next w:val="Normal"/>
+    <w:basedOn w:val="1"/>
+    <w:next w:val="1"/>
     <w:semiHidden/>
     <w:unhideWhenUsed/>
     <w:qFormat/>
+    <w:uiPriority w:val="0"/>
     <w:pPr>
       <w:keepNext/>
       <w:keepLines/>
@@ -11269,13 +11422,14 @@
       <w:sz w:val="24"/>
     </w:rPr>
   </w:style>
-  <w:style w:type="paragraph" w:styleId="Heading8">
+  <w:style w:type="paragraph" w:styleId="9">
     <w:name w:val="heading 8"/>
-    <w:basedOn w:val="Normal"/>
-    <w:next w:val="Normal"/>
+    <w:basedOn w:val="1"/>
+    <w:next w:val="1"/>
     <w:semiHidden/>
     <w:unhideWhenUsed/>
     <w:qFormat/>
+    <w:uiPriority w:val="0"/>
     <w:pPr>
       <w:keepNext/>
       <w:keepLines/>
@@ -11288,17 +11442,18 @@
       <w:outlineLvl w:val="7"/>
     </w:pPr>
     <w:rPr>
-      <w:rFonts w:ascii="Arial" w:eastAsia="黑体" w:hAnsi="Arial"/>
+      <w:rFonts w:ascii="Arial" w:hAnsi="Arial" w:eastAsia="黑体"/>
       <w:sz w:val="24"/>
     </w:rPr>
   </w:style>
-  <w:style w:type="paragraph" w:styleId="Heading9">
+  <w:style w:type="paragraph" w:styleId="10">
     <w:name w:val="heading 9"/>
-    <w:basedOn w:val="Normal"/>
-    <w:next w:val="Normal"/>
+    <w:basedOn w:val="1"/>
+    <w:next w:val="1"/>
     <w:semiHidden/>
     <w:unhideWhenUsed/>
     <w:qFormat/>
+    <w:uiPriority w:val="0"/>
     <w:pPr>
       <w:keepNext/>
       <w:keepLines/>
@@ -11311,19 +11466,21 @@
       <w:outlineLvl w:val="8"/>
     </w:pPr>
     <w:rPr>
-      <w:rFonts w:ascii="Arial" w:eastAsia="黑体" w:hAnsi="Arial"/>
+      <w:rFonts w:ascii="Arial" w:hAnsi="Arial" w:eastAsia="黑体"/>
       <w:sz w:val="21"/>
     </w:rPr>
   </w:style>
-  <w:style w:type="character" w:default="1" w:styleId="DefaultParagraphFont">
+  <w:style w:type="character" w:default="1" w:styleId="22">
     <w:name w:val="Default Paragraph Font"/>
     <w:semiHidden/>
     <w:qFormat/>
+    <w:uiPriority w:val="0"/>
   </w:style>
-  <w:style w:type="table" w:default="1" w:styleId="TableNormal">
+  <w:style w:type="table" w:default="1" w:styleId="20">
     <w:name w:val="Normal Table"/>
     <w:semiHidden/>
     <w:qFormat/>
+    <w:uiPriority w:val="0"/>
     <w:tblPr>
       <w:tblCellMar>
         <w:top w:w="0" w:type="dxa"/>
@@ -11333,39 +11490,43 @@
       </w:tblCellMar>
     </w:tblPr>
   </w:style>
-  <w:style w:type="paragraph" w:styleId="CommentText">
+  <w:style w:type="paragraph" w:styleId="11">
     <w:name w:val="annotation text"/>
-    <w:basedOn w:val="Normal"/>
+    <w:basedOn w:val="1"/>
     <w:qFormat/>
+    <w:uiPriority w:val="0"/>
     <w:pPr>
       <w:jc w:val="left"/>
     </w:pPr>
   </w:style>
-  <w:style w:type="paragraph" w:styleId="BodyText">
+  <w:style w:type="paragraph" w:styleId="12">
     <w:name w:val="Body Text"/>
-    <w:basedOn w:val="Normal"/>
+    <w:basedOn w:val="1"/>
     <w:semiHidden/>
     <w:qFormat/>
+    <w:uiPriority w:val="0"/>
     <w:rPr>
-      <w:rFonts w:ascii="Arial" w:eastAsia="Arial" w:hAnsi="Arial" w:cs="Arial"/>
+      <w:rFonts w:ascii="Arial" w:hAnsi="Arial" w:eastAsia="Arial" w:cs="Arial"/>
       <w:sz w:val="21"/>
       <w:szCs w:val="21"/>
       <w:lang w:val="en-US" w:eastAsia="en-US" w:bidi="ar-SA"/>
     </w:rPr>
   </w:style>
-  <w:style w:type="paragraph" w:styleId="TOC3">
+  <w:style w:type="paragraph" w:styleId="13">
     <w:name w:val="toc 3"/>
-    <w:basedOn w:val="Normal"/>
-    <w:next w:val="Normal"/>
+    <w:basedOn w:val="1"/>
+    <w:next w:val="1"/>
     <w:qFormat/>
+    <w:uiPriority w:val="0"/>
     <w:pPr>
       <w:ind w:left="840" w:leftChars="400"/>
     </w:pPr>
   </w:style>
-  <w:style w:type="paragraph" w:styleId="Footer">
+  <w:style w:type="paragraph" w:styleId="14">
     <w:name w:val="footer"/>
-    <w:basedOn w:val="Normal"/>
+    <w:basedOn w:val="1"/>
     <w:qFormat/>
+    <w:uiPriority w:val="0"/>
     <w:pPr>
       <w:tabs>
         <w:tab w:val="center" w:pos="4153"/>
@@ -11378,16 +11539,17 @@
       <w:sz w:val="18"/>
     </w:rPr>
   </w:style>
-  <w:style w:type="paragraph" w:styleId="Header">
+  <w:style w:type="paragraph" w:styleId="15">
     <w:name w:val="header"/>
-    <w:basedOn w:val="Normal"/>
+    <w:basedOn w:val="1"/>
     <w:qFormat/>
+    <w:uiPriority w:val="0"/>
     <w:pPr>
       <w:pBdr>
-        <w:top w:val="nil"/>
-        <w:left w:val="nil"/>
-        <w:bottom w:val="nil"/>
-        <w:right w:val="nil"/>
+        <w:top w:val="none" w:color="auto" w:sz="0" w:space="0"/>
+        <w:left w:val="none" w:color="auto" w:sz="0" w:space="0"/>
+        <w:bottom w:val="none" w:color="auto" w:sz="0" w:space="0"/>
+        <w:right w:val="none" w:color="auto" w:sz="0" w:space="0"/>
       </w:pBdr>
       <w:tabs>
         <w:tab w:val="center" w:pos="4153"/>
@@ -11402,37 +11564,41 @@
       <w:sz w:val="18"/>
     </w:rPr>
   </w:style>
-  <w:style w:type="paragraph" w:styleId="TOC1">
+  <w:style w:type="paragraph" w:styleId="16">
     <w:name w:val="toc 1"/>
-    <w:basedOn w:val="Normal"/>
-    <w:next w:val="Normal"/>
+    <w:basedOn w:val="1"/>
+    <w:next w:val="1"/>
     <w:qFormat/>
+    <w:uiPriority w:val="0"/>
     <w:rPr>
-      <w:rFonts w:ascii="Arial" w:eastAsia="Microsoft JhengHei" w:hAnsi="Arial"/>
+      <w:rFonts w:ascii="Arial" w:hAnsi="Arial" w:eastAsia="Microsoft JhengHei"/>
       <w:sz w:val="24"/>
     </w:rPr>
   </w:style>
-  <w:style w:type="paragraph" w:styleId="TOC2">
+  <w:style w:type="paragraph" w:styleId="17">
     <w:name w:val="toc 2"/>
-    <w:basedOn w:val="Normal"/>
-    <w:next w:val="Normal"/>
+    <w:basedOn w:val="1"/>
+    <w:next w:val="1"/>
     <w:qFormat/>
+    <w:uiPriority w:val="0"/>
     <w:pPr>
       <w:ind w:left="420" w:leftChars="200"/>
     </w:pPr>
   </w:style>
-  <w:style w:type="paragraph" w:styleId="NormalWeb">
+  <w:style w:type="paragraph" w:styleId="18">
     <w:name w:val="Normal (Web)"/>
-    <w:basedOn w:val="Normal"/>
+    <w:basedOn w:val="1"/>
     <w:qFormat/>
+    <w:uiPriority w:val="0"/>
     <w:rPr>
       <w:sz w:val="24"/>
     </w:rPr>
   </w:style>
-  <w:style w:type="paragraph" w:styleId="Title">
+  <w:style w:type="paragraph" w:styleId="19">
     <w:name w:val="Title"/>
-    <w:basedOn w:val="Normal"/>
+    <w:basedOn w:val="1"/>
     <w:qFormat/>
+    <w:uiPriority w:val="0"/>
     <w:pPr>
       <w:spacing w:before="240" w:beforeLines="0" w:beforeAutospacing="0" w:after="60" w:afterLines="0" w:afterAutospacing="0"/>
       <w:jc w:val="center"/>
@@ -11444,68 +11610,73 @@
       <w:sz w:val="32"/>
     </w:rPr>
   </w:style>
-  <w:style w:type="table" w:styleId="TableGrid">
+  <w:style w:type="table" w:styleId="21">
     <w:name w:val="Table Grid"/>
-    <w:basedOn w:val="TableNormal"/>
+    <w:basedOn w:val="20"/>
     <w:qFormat/>
+    <w:uiPriority w:val="0"/>
     <w:pPr>
       <w:widowControl w:val="0"/>
       <w:jc w:val="both"/>
     </w:pPr>
     <w:tblPr>
       <w:tblBorders>
-        <w:top w:val="single" w:sz="4" w:space="0" w:color="auto"/>
-        <w:left w:val="single" w:sz="4" w:space="0" w:color="auto"/>
-        <w:bottom w:val="single" w:sz="4" w:space="0" w:color="auto"/>
-        <w:right w:val="single" w:sz="4" w:space="0" w:color="auto"/>
-        <w:insideH w:val="single" w:sz="4" w:space="0" w:color="auto"/>
-        <w:insideV w:val="single" w:sz="4" w:space="0" w:color="auto"/>
+        <w:top w:val="single" w:color="auto" w:sz="4" w:space="0"/>
+        <w:left w:val="single" w:color="auto" w:sz="4" w:space="0"/>
+        <w:bottom w:val="single" w:color="auto" w:sz="4" w:space="0"/>
+        <w:right w:val="single" w:color="auto" w:sz="4" w:space="0"/>
+        <w:insideH w:val="single" w:color="auto" w:sz="4" w:space="0"/>
+        <w:insideV w:val="single" w:color="auto" w:sz="4" w:space="0"/>
       </w:tblBorders>
     </w:tblPr>
   </w:style>
-  <w:style w:type="character" w:styleId="Strong">
+  <w:style w:type="character" w:styleId="23">
     <w:name w:val="Strong"/>
-    <w:basedOn w:val="DefaultParagraphFont"/>
+    <w:basedOn w:val="22"/>
     <w:qFormat/>
+    <w:uiPriority w:val="0"/>
     <w:rPr>
       <w:b/>
     </w:rPr>
   </w:style>
-  <w:style w:type="paragraph" w:customStyle="1" w:styleId="a">
+  <w:style w:type="paragraph" w:customStyle="1" w:styleId="24">
     <w:name w:val="柴_公司名"/>
-    <w:basedOn w:val="Title"/>
+    <w:basedOn w:val="19"/>
     <w:qFormat/>
+    <w:uiPriority w:val="0"/>
     <w:pPr>
       <w:spacing w:after="600" w:afterLines="600"/>
     </w:pPr>
     <w:rPr>
-      <w:rFonts w:ascii="宋体" w:eastAsia="宋体" w:hAnsi="宋体" w:cs="宋体" w:hint="eastAsia"/>
+      <w:rFonts w:hint="eastAsia" w:ascii="宋体" w:hAnsi="宋体" w:eastAsia="宋体" w:cs="宋体"/>
       <w:bCs/>
       <w:spacing w:val="-6"/>
       <w:sz w:val="52"/>
       <w:szCs w:val="52"/>
     </w:rPr>
   </w:style>
-  <w:style w:type="paragraph" w:customStyle="1" w:styleId="a0">
+  <w:style w:type="paragraph" w:customStyle="1" w:styleId="25">
     <w:name w:val="柴_文档名"/>
-    <w:basedOn w:val="Title"/>
+    <w:basedOn w:val="19"/>
     <w:qFormat/>
+    <w:uiPriority w:val="0"/>
     <w:pPr>
       <w:spacing w:after="900" w:afterLines="900"/>
     </w:pPr>
     <w:rPr>
-      <w:rFonts w:ascii="黑体" w:eastAsia="黑体" w:hAnsi="黑体" w:cs="黑体"/>
+      <w:rFonts w:ascii="黑体" w:hAnsi="黑体" w:eastAsia="黑体" w:cs="黑体"/>
       <w:bCs/>
       <w:spacing w:val="-7"/>
       <w:sz w:val="52"/>
       <w:szCs w:val="52"/>
     </w:rPr>
   </w:style>
-  <w:style w:type="table" w:customStyle="1" w:styleId="TableNormal0">
+  <w:style w:type="table" w:customStyle="1" w:styleId="26">
     <w:name w:val="Table Normal_0"/>
     <w:semiHidden/>
     <w:unhideWhenUsed/>
     <w:qFormat/>
+    <w:uiPriority w:val="0"/>
     <w:tblPr>
       <w:tblCellMar>
         <w:top w:w="0" w:type="dxa"/>
@@ -11515,81 +11686,87 @@
       </w:tblCellMar>
     </w:tblPr>
   </w:style>
-  <w:style w:type="paragraph" w:customStyle="1" w:styleId="TableText">
+  <w:style w:type="paragraph" w:customStyle="1" w:styleId="27">
     <w:name w:val="Table Text"/>
-    <w:basedOn w:val="Normal"/>
+    <w:basedOn w:val="1"/>
     <w:semiHidden/>
     <w:qFormat/>
+    <w:uiPriority w:val="0"/>
     <w:rPr>
-      <w:rFonts w:ascii="宋体" w:eastAsia="宋体" w:hAnsi="宋体" w:cs="宋体"/>
+      <w:rFonts w:ascii="宋体" w:hAnsi="宋体" w:eastAsia="宋体" w:cs="宋体"/>
       <w:sz w:val="21"/>
       <w:szCs w:val="21"/>
       <w:lang w:val="en-US" w:eastAsia="en-US" w:bidi="ar-SA"/>
     </w:rPr>
   </w:style>
-  <w:style w:type="paragraph" w:customStyle="1" w:styleId="1">
+  <w:style w:type="paragraph" w:customStyle="1" w:styleId="28">
     <w:name w:val="柴_标题1"/>
-    <w:basedOn w:val="Heading1"/>
-    <w:next w:val="a1"/>
-    <w:link w:val="1Char"/>
+    <w:basedOn w:val="2"/>
+    <w:next w:val="29"/>
+    <w:link w:val="38"/>
     <w:qFormat/>
+    <w:uiPriority w:val="0"/>
     <w:pPr>
       <w:spacing w:before="100" w:after="90" w:line="360" w:lineRule="auto"/>
     </w:pPr>
     <w:rPr>
-      <w:rFonts w:ascii="Arial" w:eastAsia="宋体" w:hAnsi="Arial"/>
+      <w:rFonts w:ascii="Arial" w:hAnsi="Arial" w:eastAsia="宋体"/>
       <w:sz w:val="32"/>
     </w:rPr>
   </w:style>
-  <w:style w:type="paragraph" w:customStyle="1" w:styleId="a1">
+  <w:style w:type="paragraph" w:customStyle="1" w:styleId="29">
     <w:name w:val="柴_正文"/>
-    <w:basedOn w:val="BodyText"/>
-    <w:link w:val="Char"/>
+    <w:basedOn w:val="12"/>
+    <w:link w:val="42"/>
     <w:qFormat/>
+    <w:uiPriority w:val="0"/>
     <w:pPr>
       <w:spacing w:line="360" w:lineRule="auto"/>
       <w:ind w:firstLine="470" w:firstLineChars="200"/>
     </w:pPr>
     <w:rPr>
-      <w:rFonts w:ascii="Arial" w:eastAsia="宋体" w:hAnsi="Arial"/>
+      <w:rFonts w:ascii="Arial" w:hAnsi="Arial" w:eastAsia="宋体"/>
       <w:sz w:val="24"/>
       <w:lang w:eastAsia="zh-CN"/>
     </w:rPr>
   </w:style>
-  <w:style w:type="paragraph" w:customStyle="1" w:styleId="2">
+  <w:style w:type="paragraph" w:customStyle="1" w:styleId="30">
     <w:name w:val="柴_标题2"/>
-    <w:basedOn w:val="Heading2"/>
-    <w:next w:val="a1"/>
+    <w:basedOn w:val="3"/>
+    <w:next w:val="29"/>
     <w:qFormat/>
+    <w:uiPriority w:val="0"/>
     <w:pPr>
       <w:spacing w:line="360" w:lineRule="auto"/>
     </w:pPr>
     <w:rPr>
-      <w:rFonts w:ascii="Arial" w:eastAsia="宋体" w:hAnsi="Arial"/>
+      <w:rFonts w:ascii="Arial" w:hAnsi="Arial" w:eastAsia="宋体"/>
       <w:sz w:val="28"/>
     </w:rPr>
   </w:style>
-  <w:style w:type="paragraph" w:customStyle="1" w:styleId="3">
+  <w:style w:type="paragraph" w:customStyle="1" w:styleId="31">
     <w:name w:val="柴_标题3"/>
-    <w:basedOn w:val="Heading3"/>
-    <w:next w:val="a1"/>
+    <w:basedOn w:val="4"/>
+    <w:next w:val="29"/>
     <w:qFormat/>
+    <w:uiPriority w:val="0"/>
     <w:pPr>
       <w:spacing w:line="360" w:lineRule="auto"/>
       <w:ind w:left="0" w:firstLine="472" w:firstLineChars="200"/>
     </w:pPr>
     <w:rPr>
-      <w:rFonts w:ascii="宋体" w:eastAsia="宋体" w:hAnsi="宋体" w:cs="宋体"/>
+      <w:rFonts w:ascii="宋体" w:hAnsi="宋体" w:eastAsia="宋体" w:cs="宋体"/>
       <w:spacing w:val="-2"/>
       <w:sz w:val="24"/>
       <w:szCs w:val="24"/>
     </w:rPr>
   </w:style>
-  <w:style w:type="paragraph" w:customStyle="1" w:styleId="a2">
+  <w:style w:type="paragraph" w:customStyle="1" w:styleId="32">
     <w:name w:val="柴_目录"/>
-    <w:basedOn w:val="Normal"/>
-    <w:next w:val="BodyText"/>
+    <w:basedOn w:val="1"/>
+    <w:next w:val="12"/>
     <w:qFormat/>
+    <w:uiPriority w:val="0"/>
     <w:pPr>
       <w:tabs>
         <w:tab w:val="right" w:leader="dot" w:pos="8442"/>
@@ -11597,59 +11774,64 @@
       <w:ind w:left="0" w:leftChars="0"/>
     </w:pPr>
     <w:rPr>
-      <w:rFonts w:ascii="Arial" w:eastAsia="Microsoft JhengHei" w:hAnsi="Arial"/>
+      <w:rFonts w:ascii="Arial" w:hAnsi="Arial" w:eastAsia="Microsoft JhengHei"/>
       <w:sz w:val="24"/>
     </w:rPr>
   </w:style>
-  <w:style w:type="paragraph" w:customStyle="1" w:styleId="WPSOffice1">
+  <w:style w:type="paragraph" w:customStyle="1" w:styleId="33">
     <w:name w:val="WPSOffice手动目录 1"/>
     <w:qFormat/>
+    <w:uiPriority w:val="0"/>
     <w:pPr>
       <w:ind w:leftChars="0"/>
     </w:pPr>
     <w:rPr>
-      <w:rFonts w:ascii="Times New Roman" w:eastAsia="宋体" w:hAnsi="Times New Roman" w:cs="Times New Roman"/>
+      <w:rFonts w:ascii="Times New Roman" w:hAnsi="Times New Roman" w:eastAsia="宋体" w:cs="Times New Roman"/>
       <w:sz w:val="20"/>
       <w:szCs w:val="20"/>
     </w:rPr>
   </w:style>
-  <w:style w:type="paragraph" w:customStyle="1" w:styleId="WPSOffice2">
+  <w:style w:type="paragraph" w:customStyle="1" w:styleId="34">
     <w:name w:val="WPSOffice手动目录 2"/>
     <w:qFormat/>
+    <w:uiPriority w:val="0"/>
     <w:pPr>
       <w:ind w:leftChars="200"/>
     </w:pPr>
     <w:rPr>
-      <w:rFonts w:ascii="Times New Roman" w:eastAsia="宋体" w:hAnsi="Times New Roman" w:cs="Times New Roman"/>
+      <w:rFonts w:ascii="Times New Roman" w:hAnsi="Times New Roman" w:eastAsia="宋体" w:cs="Times New Roman"/>
       <w:sz w:val="20"/>
       <w:szCs w:val="20"/>
     </w:rPr>
   </w:style>
-  <w:style w:type="paragraph" w:customStyle="1" w:styleId="WPSOffice3">
+  <w:style w:type="paragraph" w:customStyle="1" w:styleId="35">
     <w:name w:val="WPSOffice手动目录 3"/>
     <w:qFormat/>
+    <w:uiPriority w:val="0"/>
     <w:pPr>
       <w:ind w:leftChars="400"/>
     </w:pPr>
     <w:rPr>
-      <w:rFonts w:ascii="Times New Roman" w:eastAsia="宋体" w:hAnsi="Times New Roman" w:cs="Times New Roman"/>
+      <w:rFonts w:ascii="Times New Roman" w:hAnsi="Times New Roman" w:eastAsia="宋体" w:cs="Times New Roman"/>
       <w:sz w:val="20"/>
       <w:szCs w:val="20"/>
     </w:rPr>
   </w:style>
-  <w:style w:type="paragraph" w:customStyle="1" w:styleId="Compact">
+  <w:style w:type="paragraph" w:customStyle="1" w:styleId="36">
     <w:name w:val="Compact"/>
-    <w:basedOn w:val="BodyText"/>
+    <w:basedOn w:val="12"/>
     <w:qFormat/>
+    <w:uiPriority w:val="0"/>
     <w:pPr>
       <w:spacing w:before="36" w:after="36"/>
     </w:pPr>
   </w:style>
-  <w:style w:type="table" w:customStyle="1" w:styleId="Table">
+  <w:style w:type="table" w:customStyle="1" w:styleId="37">
     <w:name w:val="Table"/>
     <w:semiHidden/>
     <w:unhideWhenUsed/>
     <w:qFormat/>
+    <w:uiPriority w:val="0"/>
     <w:tblPr>
       <w:tblCellMar>
         <w:top w:w="0" w:type="dxa"/>
@@ -11661,26 +11843,28 @@
     <w:tblStylePr w:type="firstRow">
       <w:tcPr>
         <w:tcBorders>
-          <w:bottom w:val="single" w:sz="0" w:space="0" w:color="auto"/>
+          <w:bottom w:val="single" w:color="auto" w:sz="0" w:space="0"/>
         </w:tcBorders>
         <w:vAlign w:val="bottom"/>
       </w:tcPr>
     </w:tblStylePr>
   </w:style>
-  <w:style w:type="character" w:customStyle="1" w:styleId="1Char">
+  <w:style w:type="character" w:customStyle="1" w:styleId="38">
     <w:name w:val="柴_标题1 Char"/>
-    <w:link w:val="1"/>
+    <w:link w:val="28"/>
     <w:qFormat/>
+    <w:uiPriority w:val="0"/>
     <w:rPr>
-      <w:rFonts w:ascii="Arial" w:eastAsia="宋体" w:hAnsi="Arial"/>
+      <w:rFonts w:ascii="Arial" w:hAnsi="Arial" w:eastAsia="宋体"/>
       <w:sz w:val="32"/>
     </w:rPr>
   </w:style>
-  <w:style w:type="table" w:customStyle="1" w:styleId="TableNormal1">
+  <w:style w:type="table" w:customStyle="1" w:styleId="39">
     <w:name w:val="Table Normal_1"/>
     <w:semiHidden/>
     <w:unhideWhenUsed/>
     <w:qFormat/>
+    <w:uiPriority w:val="0"/>
     <w:tblPr>
       <w:tblCellMar>
         <w:top w:w="0" w:type="dxa"/>
@@ -11690,10 +11874,11 @@
       </w:tblCellMar>
     </w:tblPr>
   </w:style>
-  <w:style w:type="paragraph" w:customStyle="1" w:styleId="a3">
+  <w:style w:type="paragraph" w:customStyle="1" w:styleId="40">
     <w:name w:val="柴_正文_无缩进"/>
-    <w:basedOn w:val="Normal"/>
+    <w:basedOn w:val="1"/>
     <w:qFormat/>
+    <w:uiPriority w:val="0"/>
     <w:pPr>
       <w:ind w:firstLine="0" w:firstLineChars="0"/>
     </w:pPr>
@@ -11703,29 +11888,31 @@
       <w:lang w:eastAsia="zh-CN"/>
     </w:rPr>
   </w:style>
-  <w:style w:type="paragraph" w:customStyle="1" w:styleId="4">
+  <w:style w:type="paragraph" w:customStyle="1" w:styleId="41">
     <w:name w:val="柴_标题4"/>
-    <w:basedOn w:val="Heading4"/>
-    <w:next w:val="Normal"/>
+    <w:basedOn w:val="5"/>
+    <w:next w:val="1"/>
     <w:qFormat/>
+    <w:uiPriority w:val="0"/>
     <w:pPr>
       <w:widowControl w:val="0"/>
       <w:spacing w:before="160" w:line="360" w:lineRule="auto"/>
-      <w:ind w:left="981" w:hanging="862" w:leftChars="300"/>
+      <w:ind w:left="981" w:leftChars="300" w:hanging="862"/>
     </w:pPr>
     <w:rPr>
-      <w:rFonts w:ascii="Calibri" w:eastAsia="宋体" w:hAnsi="Calibri" w:cs="宋体" w:hint="eastAsia"/>
+      <w:rFonts w:hint="eastAsia" w:ascii="Calibri" w:hAnsi="Calibri" w:eastAsia="宋体" w:cs="宋体"/>
       <w:sz w:val="24"/>
       <w:szCs w:val="24"/>
       <w:lang w:eastAsia="zh-CN" w:bidi="zh-CN"/>
     </w:rPr>
   </w:style>
-  <w:style w:type="character" w:customStyle="1" w:styleId="Char">
+  <w:style w:type="character" w:customStyle="1" w:styleId="42">
     <w:name w:val="柴_正文 Char"/>
-    <w:link w:val="a1"/>
+    <w:link w:val="29"/>
     <w:qFormat/>
+    <w:uiPriority w:val="0"/>
     <w:rPr>
-      <w:rFonts w:ascii="Arial" w:eastAsia="宋体" w:hAnsi="Arial"/>
+      <w:rFonts w:ascii="Arial" w:hAnsi="Arial" w:eastAsia="宋体"/>
       <w:sz w:val="24"/>
       <w:lang w:eastAsia="zh-CN"/>
     </w:rPr>
